--- a/Presentacion_Nueva_Aplicacion_Gestion_Middle_Office.docx
+++ b/Presentacion_Nueva_Aplicacion_Gestion_Middle_Office.docx
@@ -1545,66 +1545,73 @@
     </w:p>
     <w:p>
       <w:pPr>
-        <w:spacing w:after="100" w:before="0"/>
+        <w:spacing w:after="80" w:before="0"/>
       </w:pPr>
       <w:r>
         <w:rPr>
           <w:rFonts w:ascii="Calibri" w:cs="Calibri" w:eastAsia="Calibri" w:hAnsi="Calibri"/>
           <w:b/>
           <w:bCs/>
-          <w:sz w:val="22"/>
-          <w:szCs w:val="22"/>
+          <w:color w:val="1F3A5F"/>
+          <w:sz w:val="24"/>
+          <w:szCs w:val="24"/>
         </w:rPr>
-        <w:t xml:space="preserve">Situación. </w:t>
+        <w:t xml:space="preserve">Situación actual</w:t>
       </w:r>
+    </w:p>
+    <w:p>
+      <w:pPr>
+        <w:spacing w:after="100" w:before="0"/>
+      </w:pPr>
       <w:r>
         <w:rPr>
           <w:rFonts w:ascii="Calibri" w:cs="Calibri" w:eastAsia="Calibri" w:hAnsi="Calibri"/>
           <w:sz w:val="22"/>
           <w:szCs w:val="22"/>
         </w:rPr>
-        <w:t xml:space="preserve">Hoy las líneas de crédito y las operaciones de descubierto se tramitan por </w:t>
+        <w:t xml:space="preserve">La aprobación y la carga de las líneas de crédito dependen hoy de tareas manuales. La minuta que se presenta en comité se arma a mano y, una vez aprobada, Middle Office vuelve a cargar la línea en COBIS Trámites. Esa carga recorre después cuatro instancias más de verificación y aprobación (Riesgo de Crédito, gerente comercial, gerente de Riesgos y CEO), que confirman una decisión que el comité ya tomó.</w:t>
       </w:r>
-      <w:r>
-        <w:rPr>
-          <w:rFonts w:ascii="Calibri" w:cs="Calibri" w:eastAsia="Calibri" w:hAnsi="Calibri"/>
-          <w:b/>
-          <w:bCs/>
-          <w:sz w:val="22"/>
-          <w:szCs w:val="22"/>
-        </w:rPr>
-        <w:t xml:space="preserve">COBIS Trámites</w:t>
-      </w:r>
+    </w:p>
+    <w:p>
+      <w:pPr>
+        <w:spacing w:after="100" w:before="0"/>
+      </w:pPr>
       <w:r>
         <w:rPr>
           <w:rFonts w:ascii="Calibri" w:cs="Calibri" w:eastAsia="Calibri" w:hAnsi="Calibri"/>
           <w:sz w:val="22"/>
           <w:szCs w:val="22"/>
         </w:rPr>
-        <w:t xml:space="preserve">. La minuta de comité se arma a mano y vuelve a tipearse en COBIS; la línea pasa por cinco pasos de carga y aprobación; y el control de fraccionamiento por grupo económico lo hace un analista de Riesgos, porque COBIS no lo controla.</w:t>
+        <w:t xml:space="preserve">El resultado es una doble carga de la misma información, demoras entre la decisión del comité y la línea disponible, garantías y excepciones gestionadas fuera del sistema y ninguna vista consolidada de las líneas vigentes.</w:t>
       </w:r>
     </w:p>
     <w:p>
       <w:pPr>
-        <w:spacing w:after="160" w:before="0"/>
+        <w:spacing w:after="80" w:before="180"/>
       </w:pPr>
       <w:r>
         <w:rPr>
           <w:rFonts w:ascii="Calibri" w:cs="Calibri" w:eastAsia="Calibri" w:hAnsi="Calibri"/>
           <w:b/>
           <w:bCs/>
-          <w:sz w:val="22"/>
-          <w:szCs w:val="22"/>
+          <w:color w:val="1F3A5F"/>
+          <w:sz w:val="24"/>
+          <w:szCs w:val="24"/>
         </w:rPr>
-        <w:t xml:space="preserve">Propuesta. </w:t>
+        <w:t xml:space="preserve">Qué proponemos</w:t>
       </w:r>
+    </w:p>
+    <w:p>
+      <w:pPr>
+        <w:spacing w:after="100" w:before="0"/>
+      </w:pPr>
       <w:r>
         <w:rPr>
           <w:rFonts w:ascii="Calibri" w:cs="Calibri" w:eastAsia="Calibri" w:hAnsi="Calibri"/>
           <w:sz w:val="22"/>
           <w:szCs w:val="22"/>
         </w:rPr>
-        <w:t xml:space="preserve">Construir una </w:t>
+        <w:t xml:space="preserve">Desarrollar una </w:t>
       </w:r>
       <w:r>
         <w:rPr>
@@ -1640,7 +1647,7 @@
           <w:sz w:val="22"/>
           <w:szCs w:val="22"/>
         </w:rPr>
-        <w:t xml:space="preserve"> (desarrollo de </w:t>
+        <w:t xml:space="preserve">, a cargo de </w:t>
       </w:r>
       <w:r>
         <w:rPr>
@@ -1658,8 +1665,18 @@
           <w:sz w:val="22"/>
           <w:szCs w:val="22"/>
         </w:rPr>
-        <w:t xml:space="preserve">) empezando por una </w:t>
+        <w:t xml:space="preserve">, organizada alrededor de la línea de crédito:</w:t>
       </w:r>
+    </w:p>
+    <w:p>
+      <w:pPr>
+        <w:pStyle w:val="ListParagraph"/>
+        <w:numPr>
+          <w:ilvl w:val="0"/>
+          <w:numId w:val="2"/>
+        </w:numPr>
+        <w:spacing w:after="60"/>
+      </w:pPr>
       <w:r>
         <w:rPr>
           <w:rFonts w:ascii="Calibri" w:cs="Calibri" w:eastAsia="Calibri" w:hAnsi="Calibri"/>
@@ -1668,7 +1685,7 @@
           <w:sz w:val="22"/>
           <w:szCs w:val="22"/>
         </w:rPr>
-        <w:t xml:space="preserve">pantalla de minutas</w:t>
+        <w:t xml:space="preserve">Minuta en el sistema. </w:t>
       </w:r>
       <w:r>
         <w:rPr>
@@ -1676,8 +1693,18 @@
           <w:sz w:val="22"/>
           <w:szCs w:val="22"/>
         </w:rPr>
-        <w:t xml:space="preserve">: la minuta se registra en el sistema, se aprueba allí y </w:t>
+        <w:t xml:space="preserve">La minuta se registra, se versiona durante el comité y se aprueba en la aplicación.</w:t>
       </w:r>
+    </w:p>
+    <w:p>
+      <w:pPr>
+        <w:pStyle w:val="ListParagraph"/>
+        <w:numPr>
+          <w:ilvl w:val="0"/>
+          <w:numId w:val="2"/>
+        </w:numPr>
+        <w:spacing w:after="60"/>
+      </w:pPr>
       <w:r>
         <w:rPr>
           <w:rFonts w:ascii="Calibri" w:cs="Calibri" w:eastAsia="Calibri" w:hAnsi="Calibri"/>
@@ -1686,7 +1713,7 @@
           <w:sz w:val="22"/>
           <w:szCs w:val="22"/>
         </w:rPr>
-        <w:t xml:space="preserve">esa aprobación dispara automáticamente todas las acciones pertinentes</w:t>
+        <w:t xml:space="preserve">Una sola aprobación que pone todo en marcha. </w:t>
       </w:r>
       <w:r>
         <w:rPr>
@@ -1694,8 +1721,18 @@
           <w:sz w:val="22"/>
           <w:szCs w:val="22"/>
         </w:rPr>
-        <w:t xml:space="preserve"> (alta o modificación de la línea, pedido de OK de garantías a Activas, alta simplificada de clientes, notificaciones, firma y archivo). Una </w:t>
+        <w:t xml:space="preserve">La aprobación de la minuta dispara automáticamente todas las acciones pertinentes: alta o modificación de la línea, pedido de OK de garantías a Activas, alta simplificada del cliente, notificaciones, firma y archivo.</w:t>
       </w:r>
+    </w:p>
+    <w:p>
+      <w:pPr>
+        <w:pStyle w:val="ListParagraph"/>
+        <w:numPr>
+          <w:ilvl w:val="0"/>
+          <w:numId w:val="2"/>
+        </w:numPr>
+        <w:spacing w:after="60"/>
+      </w:pPr>
       <w:r>
         <w:rPr>
           <w:rFonts w:ascii="Calibri" w:cs="Calibri" w:eastAsia="Calibri" w:hAnsi="Calibri"/>
@@ -1704,7 +1741,7 @@
           <w:sz w:val="22"/>
           <w:szCs w:val="22"/>
         </w:rPr>
-        <w:t xml:space="preserve">pantalla de líneas</w:t>
+        <w:t xml:space="preserve">Pantalla de líneas. </w:t>
       </w:r>
       <w:r>
         <w:rPr>
@@ -1712,7 +1749,58 @@
           <w:sz w:val="22"/>
           <w:szCs w:val="22"/>
         </w:rPr>
-        <w:t xml:space="preserve"> reúne todas las líneas aprobadas con su consumo y desde ella se cargan todas las operaciones (descubiertos, renovaciones y cheques), con controles automáticos.</w:t>
+        <w:t xml:space="preserve">Concentra todas las líneas con lo aprobado, lo consumido y lo disponible, su estado y sus vencimientos.</w:t>
+      </w:r>
+    </w:p>
+    <w:p>
+      <w:pPr>
+        <w:pStyle w:val="ListParagraph"/>
+        <w:numPr>
+          <w:ilvl w:val="0"/>
+          <w:numId w:val="2"/>
+        </w:numPr>
+        <w:spacing w:after="60"/>
+      </w:pPr>
+      <w:r>
+        <w:rPr>
+          <w:rFonts w:ascii="Calibri" w:cs="Calibri" w:eastAsia="Calibri" w:hAnsi="Calibri"/>
+          <w:b/>
+          <w:bCs/>
+          <w:sz w:val="22"/>
+          <w:szCs w:val="22"/>
+        </w:rPr>
+        <w:t xml:space="preserve">Base para operar. </w:t>
+      </w:r>
+      <w:r>
+        <w:rPr>
+          <w:rFonts w:ascii="Calibri" w:cs="Calibri" w:eastAsia="Calibri" w:hAnsi="Calibri"/>
+          <w:sz w:val="22"/>
+          <w:szCs w:val="22"/>
+        </w:rPr>
+        <w:t xml:space="preserve">Con la línea activa, desde esa misma pantalla se cargan las operaciones (descubiertos, renovaciones y cheques), que el sistema valida automáticamente contra la línea.</w:t>
+      </w:r>
+    </w:p>
+    <w:p>
+      <w:pPr>
+        <w:spacing w:after="160" w:before="120"/>
+      </w:pPr>
+      <w:r>
+        <w:rPr>
+          <w:rFonts w:ascii="Calibri" w:cs="Calibri" w:eastAsia="Calibri" w:hAnsi="Calibri"/>
+          <w:b/>
+          <w:bCs/>
+          <w:sz w:val="22"/>
+          <w:szCs w:val="22"/>
+        </w:rPr>
+        <w:t xml:space="preserve">Resultado esperado: </w:t>
+      </w:r>
+      <w:r>
+        <w:rPr>
+          <w:rFonts w:ascii="Calibri" w:cs="Calibri" w:eastAsia="Calibri" w:hAnsi="Calibri"/>
+          <w:sz w:val="22"/>
+          <w:szCs w:val="22"/>
+        </w:rPr>
+        <w:t xml:space="preserve">lo que aprueba el comité es exactamente lo que queda cargado, sin retipeo ni re-aprobaciones, con trazabilidad completa de cada decisión.</w:t>
       </w:r>
     </w:p>
     <w:tbl>
@@ -1979,7 +2067,7 @@
                 <w:sz w:val="20"/>
                 <w:szCs w:val="20"/>
               </w:rPr>
-              <w:t xml:space="preserve">Líneas cargadas manualmente / mes</w:t>
+              <w:t xml:space="preserve">Líneas cargadas manualmente por mes</w:t>
             </w:r>
           </w:p>
         </w:tc>
@@ -2007,7 +2095,7 @@
                 <w:sz w:val="20"/>
                 <w:szCs w:val="20"/>
               </w:rPr>
-              <w:t xml:space="preserve">Controles automáticos</w:t>
+              <w:t xml:space="preserve">Alta de líneas más rápida</w:t>
             </w:r>
           </w:p>
         </w:tc>
@@ -2033,7 +2121,7 @@
                 <w:sz w:val="20"/>
                 <w:szCs w:val="20"/>
               </w:rPr>
-              <w:t xml:space="preserve">Validación de línea por grupo económico, 15% de la RPC y tasa mínima de Mesa en cada operación</w:t>
+              <w:t xml:space="preserve">La línea queda activa al aprobarse la minuta, salvo que espere el OK de garantía</w:t>
             </w:r>
           </w:p>
         </w:tc>
@@ -2059,7 +2147,7 @@
                 <w:sz w:val="20"/>
                 <w:szCs w:val="20"/>
               </w:rPr>
-              <w:t xml:space="preserve">Excepciones detectadas por el sistema vs. manuales</w:t>
+              <w:t xml:space="preserve">Horas entre la aprobación del comité y la línea activa</w:t>
             </w:r>
           </w:p>
         </w:tc>
@@ -2088,7 +2176,7 @@
                 <w:sz w:val="20"/>
                 <w:szCs w:val="20"/>
               </w:rPr>
-              <w:t xml:space="preserve">Agilidad operativa</w:t>
+              <w:t xml:space="preserve">Visión consolidada</w:t>
             </w:r>
           </w:p>
         </w:tc>
@@ -2115,7 +2203,7 @@
                 <w:sz w:val="20"/>
                 <w:szCs w:val="20"/>
               </w:rPr>
-              <w:t xml:space="preserve">Carga guiada de descubiertos y renovaciones sin nueva intervención de Riesgos</w:t>
+              <w:t xml:space="preserve">Todas las líneas con aprobado, consumido, disponible y estado en una sola pantalla</w:t>
             </w:r>
           </w:p>
         </w:tc>
@@ -2142,7 +2230,7 @@
                 <w:sz w:val="20"/>
                 <w:szCs w:val="20"/>
               </w:rPr>
-              <w:t xml:space="preserve">Tiempo desde pedido hasta alta del acuerdo</w:t>
+              <w:t xml:space="preserve">Consultas resueltas sin pedir información por mail</w:t>
             </w:r>
           </w:p>
         </w:tc>
@@ -2196,7 +2284,7 @@
                 <w:sz w:val="20"/>
                 <w:szCs w:val="20"/>
               </w:rPr>
-              <w:t xml:space="preserve">Historial de minutas y aprobaciones, acuerdos ruteados por día y visor de vencimientos</w:t>
+              <w:t xml:space="preserve">Historial de minutas, versiones, aprobaciones y forzados</w:t>
             </w:r>
           </w:p>
         </w:tc>
@@ -2222,7 +2310,7 @@
                 <w:sz w:val="20"/>
                 <w:szCs w:val="20"/>
               </w:rPr>
-              <w:t xml:space="preserve">Consultas resueltas sin pedir información por mail</w:t>
+              <w:t xml:space="preserve">Consultas de auditoría resueltas desde el sistema</w:t>
             </w:r>
           </w:p>
         </w:tc>
@@ -2885,7 +2973,7 @@
           <w:sz w:val="22"/>
           <w:szCs w:val="22"/>
         </w:rPr>
-        <w:t xml:space="preserve">Carga de líneas y de operaciones de descubierto</w:t>
+        <w:t xml:space="preserve">Cómo se aprueba y se carga hoy una línea de crédito</w:t>
       </w:r>
     </w:p>
     <w:p>
@@ -2901,7 +2989,7 @@
           <w:sz w:val="24"/>
           <w:szCs w:val="24"/>
         </w:rPr>
-        <w:t xml:space="preserve">Carga de la línea en COBIS después del comité</w:t>
+        <w:t xml:space="preserve">Aprobación en comité</w:t>
       </w:r>
     </w:p>
     <w:tbl>
@@ -2958,7 +3046,7 @@
                 <w:sz w:val="20"/>
                 <w:szCs w:val="20"/>
               </w:rPr>
-              <w:t xml:space="preserve">1 · Middle Office</w:t>
+              <w:t xml:space="preserve">1 · Minuta</w:t>
             </w:r>
           </w:p>
           <w:p>
@@ -2972,7 +3060,7 @@
                 <w:sz w:val="18"/>
                 <w:szCs w:val="18"/>
               </w:rPr>
-              <w:t xml:space="preserve">Recibe la minuta y carga la línea a mano en COBIS Trámites</w:t>
+              <w:t xml:space="preserve">Se arma a mano (hoy la prepara Abril Vázquez)</w:t>
             </w:r>
           </w:p>
         </w:tc>
@@ -3032,7 +3120,7 @@
                 <w:sz w:val="20"/>
                 <w:szCs w:val="20"/>
               </w:rPr>
-              <w:t xml:space="preserve">2 · Riesgo de Crédito</w:t>
+              <w:t xml:space="preserve">2 · Comité / Subcomité</w:t>
             </w:r>
           </w:p>
           <w:p>
@@ -3045,7 +3133,7 @@
                 <w:sz w:val="18"/>
                 <w:szCs w:val="18"/>
               </w:rPr>
-              <w:t xml:space="preserve">Verifica que la carga coincida con la línea aprobada</w:t>
+              <w:t xml:space="preserve">Se presenta la propuesta; puede aprobarse, modificarse o rechazarse</w:t>
             </w:r>
           </w:p>
         </w:tc>
@@ -3105,7 +3193,7 @@
                 <w:sz w:val="20"/>
                 <w:szCs w:val="20"/>
               </w:rPr>
-              <w:t xml:space="preserve">3 · Gerente comercial</w:t>
+              <w:t xml:space="preserve">3 · Ajuste de la minuta</w:t>
             </w:r>
           </w:p>
           <w:p>
@@ -3118,7 +3206,7 @@
                 <w:sz w:val="18"/>
                 <w:szCs w:val="18"/>
               </w:rPr>
-              <w:t xml:space="preserve">Aprueba (Raúl Lynch o Rudecindo Roca, según el caso)</w:t>
+              <w:t xml:space="preserve">Si el comité modifica la propuesta, la minuta se corrige a mano</w:t>
             </w:r>
           </w:p>
         </w:tc>
@@ -3178,7 +3266,7 @@
                 <w:sz w:val="20"/>
                 <w:szCs w:val="20"/>
               </w:rPr>
-              <w:t xml:space="preserve">4 · Gerente de Riesgos</w:t>
+              <w:t xml:space="preserve">4 · Formalización</w:t>
             </w:r>
           </w:p>
           <w:p>
@@ -3191,7 +3279,7 @@
                 <w:sz w:val="18"/>
                 <w:szCs w:val="18"/>
               </w:rPr>
-              <w:t xml:space="preserve">Aprueba</w:t>
+              <w:t xml:space="preserve">Comité: sesión grabada · Subcomité: firma del CEO por DocuSign</w:t>
             </w:r>
           </w:p>
         </w:tc>
@@ -3251,7 +3339,7 @@
                 <w:sz w:val="20"/>
                 <w:szCs w:val="20"/>
               </w:rPr>
-              <w:t xml:space="preserve">5 · CEO</w:t>
+              <w:t xml:space="preserve">5 · Envío</w:t>
             </w:r>
           </w:p>
           <w:p>
@@ -3264,7 +3352,389 @@
                 <w:sz w:val="18"/>
                 <w:szCs w:val="18"/>
               </w:rPr>
-              <w:t xml:space="preserve">Aprobación final</w:t>
+              <w:t xml:space="preserve">La minuta aprobada se envía a Middle Office</w:t>
+            </w:r>
+          </w:p>
+        </w:tc>
+      </w:tr>
+    </w:tbl>
+    <w:p>
+      <w:pPr>
+        <w:spacing w:after="80" w:before="180"/>
+      </w:pPr>
+      <w:r>
+        <w:rPr>
+          <w:rFonts w:ascii="Calibri" w:cs="Calibri" w:eastAsia="Calibri" w:hAnsi="Calibri"/>
+          <w:b/>
+          <w:bCs/>
+          <w:color w:val="1F3A5F"/>
+          <w:sz w:val="24"/>
+          <w:szCs w:val="24"/>
+        </w:rPr>
+        <w:t xml:space="preserve">Carga de la línea en COBIS Trámites</w:t>
+      </w:r>
+    </w:p>
+    <w:tbl>
+      <w:tblPr>
+        <w:tblW w:type="dxa" w:w="14400"/>
+        <w:tblBorders>
+          <w:top w:val="single" w:color="auto" w:sz="4"/>
+          <w:left w:val="single" w:color="auto" w:sz="4"/>
+          <w:bottom w:val="single" w:color="auto" w:sz="4"/>
+          <w:right w:val="single" w:color="auto" w:sz="4"/>
+          <w:insideH w:val="single" w:color="auto" w:sz="4"/>
+          <w:insideV w:val="single" w:color="auto" w:sz="4"/>
+        </w:tblBorders>
+      </w:tblPr>
+      <w:tblGrid>
+        <w:gridCol w:w="2592"/>
+        <w:gridCol w:w="360"/>
+        <w:gridCol w:w="2592"/>
+        <w:gridCol w:w="360"/>
+        <w:gridCol w:w="2592"/>
+        <w:gridCol w:w="360"/>
+        <w:gridCol w:w="2592"/>
+        <w:gridCol w:w="360"/>
+        <w:gridCol w:w="2592"/>
+      </w:tblGrid>
+      <w:tr>
+        <w:tc>
+          <w:tcPr>
+            <w:tcW w:type="dxa" w:w="2592"/>
+            <w:tcBorders>
+              <w:top w:val="single" w:color="2E7D8C" w:sz="6"/>
+              <w:left w:val="single" w:color="2E7D8C" w:sz="6"/>
+              <w:bottom w:val="single" w:color="2E7D8C" w:sz="6"/>
+              <w:right w:val="single" w:color="2E7D8C" w:sz="6"/>
+            </w:tcBorders>
+            <w:shd w:fill="1F3A5F" w:color="auto" w:val="clear"/>
+            <w:tcMar>
+              <w:top w:type="dxa" w:w="100"/>
+              <w:left w:type="dxa" w:w="110"/>
+              <w:bottom w:type="dxa" w:w="100"/>
+              <w:right w:type="dxa" w:w="110"/>
+            </w:tcMar>
+          </w:tcPr>
+          <w:p>
+            <w:pPr>
+              <w:spacing w:after="60"/>
+            </w:pPr>
+            <w:r>
+              <w:rPr>
+                <w:rFonts w:ascii="Calibri" w:cs="Calibri" w:eastAsia="Calibri" w:hAnsi="Calibri"/>
+                <w:b/>
+                <w:bCs/>
+                <w:color w:val="FFFFFF"/>
+                <w:sz w:val="20"/>
+                <w:szCs w:val="20"/>
+              </w:rPr>
+              <w:t xml:space="preserve">1 · Middle Office</w:t>
+            </w:r>
+          </w:p>
+          <w:p>
+            <w:pPr>
+              <w:spacing w:after="0"/>
+            </w:pPr>
+            <w:r>
+              <w:rPr>
+                <w:rFonts w:ascii="Calibri" w:cs="Calibri" w:eastAsia="Calibri" w:hAnsi="Calibri"/>
+                <w:color w:val="FFFFFF"/>
+                <w:sz w:val="18"/>
+                <w:szCs w:val="18"/>
+              </w:rPr>
+              <w:t xml:space="preserve">Carga la línea a mano a partir de la minuta</w:t>
+            </w:r>
+          </w:p>
+        </w:tc>
+        <w:tc>
+          <w:tcPr>
+            <w:tcW w:type="dxa" w:w="360"/>
+            <w:tcBorders>
+              <w:top w:val="none" w:color="FFFFFF" w:sz="0"/>
+              <w:left w:val="none" w:color="FFFFFF" w:sz="0"/>
+              <w:bottom w:val="none" w:color="FFFFFF" w:sz="0"/>
+              <w:right w:val="none" w:color="FFFFFF" w:sz="0"/>
+            </w:tcBorders>
+            <w:vAlign w:val="center"/>
+          </w:tcPr>
+          <w:p>
+            <w:pPr>
+              <w:jc w:val="center"/>
+            </w:pPr>
+            <w:r>
+              <w:rPr>
+                <w:rFonts w:ascii="Calibri" w:cs="Calibri" w:eastAsia="Calibri" w:hAnsi="Calibri"/>
+                <w:color w:val="2E7D8C"/>
+                <w:sz w:val="22"/>
+                <w:szCs w:val="22"/>
+              </w:rPr>
+              <w:t xml:space="preserve">►</w:t>
+            </w:r>
+          </w:p>
+        </w:tc>
+        <w:tc>
+          <w:tcPr>
+            <w:tcW w:type="dxa" w:w="2592"/>
+            <w:tcBorders>
+              <w:top w:val="single" w:color="2E7D8C" w:sz="6"/>
+              <w:left w:val="single" w:color="2E7D8C" w:sz="6"/>
+              <w:bottom w:val="single" w:color="2E7D8C" w:sz="6"/>
+              <w:right w:val="single" w:color="2E7D8C" w:sz="6"/>
+            </w:tcBorders>
+            <w:shd w:fill="EAF2F5" w:color="auto" w:val="clear"/>
+            <w:tcMar>
+              <w:top w:type="dxa" w:w="100"/>
+              <w:left w:type="dxa" w:w="110"/>
+              <w:bottom w:type="dxa" w:w="100"/>
+              <w:right w:type="dxa" w:w="110"/>
+            </w:tcMar>
+          </w:tcPr>
+          <w:p>
+            <w:pPr>
+              <w:spacing w:after="60"/>
+            </w:pPr>
+            <w:r>
+              <w:rPr>
+                <w:rFonts w:ascii="Calibri" w:cs="Calibri" w:eastAsia="Calibri" w:hAnsi="Calibri"/>
+                <w:b/>
+                <w:bCs/>
+                <w:color w:val="1F3A5F"/>
+                <w:sz w:val="20"/>
+                <w:szCs w:val="20"/>
+              </w:rPr>
+              <w:t xml:space="preserve">2 · Riesgo de Crédito</w:t>
+            </w:r>
+          </w:p>
+          <w:p>
+            <w:pPr>
+              <w:spacing w:after="0"/>
+            </w:pPr>
+            <w:r>
+              <w:rPr>
+                <w:rFonts w:ascii="Calibri" w:cs="Calibri" w:eastAsia="Calibri" w:hAnsi="Calibri"/>
+                <w:sz w:val="18"/>
+                <w:szCs w:val="18"/>
+              </w:rPr>
+              <w:t xml:space="preserve">Verifica que la carga coincida con la línea aprobada</w:t>
+            </w:r>
+          </w:p>
+        </w:tc>
+        <w:tc>
+          <w:tcPr>
+            <w:tcW w:type="dxa" w:w="360"/>
+            <w:tcBorders>
+              <w:top w:val="none" w:color="FFFFFF" w:sz="0"/>
+              <w:left w:val="none" w:color="FFFFFF" w:sz="0"/>
+              <w:bottom w:val="none" w:color="FFFFFF" w:sz="0"/>
+              <w:right w:val="none" w:color="FFFFFF" w:sz="0"/>
+            </w:tcBorders>
+            <w:vAlign w:val="center"/>
+          </w:tcPr>
+          <w:p>
+            <w:pPr>
+              <w:jc w:val="center"/>
+            </w:pPr>
+            <w:r>
+              <w:rPr>
+                <w:rFonts w:ascii="Calibri" w:cs="Calibri" w:eastAsia="Calibri" w:hAnsi="Calibri"/>
+                <w:color w:val="2E7D8C"/>
+                <w:sz w:val="22"/>
+                <w:szCs w:val="22"/>
+              </w:rPr>
+              <w:t xml:space="preserve">►</w:t>
+            </w:r>
+          </w:p>
+        </w:tc>
+        <w:tc>
+          <w:tcPr>
+            <w:tcW w:type="dxa" w:w="2592"/>
+            <w:tcBorders>
+              <w:top w:val="single" w:color="2E7D8C" w:sz="6"/>
+              <w:left w:val="single" w:color="2E7D8C" w:sz="6"/>
+              <w:bottom w:val="single" w:color="2E7D8C" w:sz="6"/>
+              <w:right w:val="single" w:color="2E7D8C" w:sz="6"/>
+            </w:tcBorders>
+            <w:shd w:fill="EAF2F5" w:color="auto" w:val="clear"/>
+            <w:tcMar>
+              <w:top w:type="dxa" w:w="100"/>
+              <w:left w:type="dxa" w:w="110"/>
+              <w:bottom w:type="dxa" w:w="100"/>
+              <w:right w:type="dxa" w:w="110"/>
+            </w:tcMar>
+          </w:tcPr>
+          <w:p>
+            <w:pPr>
+              <w:spacing w:after="60"/>
+            </w:pPr>
+            <w:r>
+              <w:rPr>
+                <w:rFonts w:ascii="Calibri" w:cs="Calibri" w:eastAsia="Calibri" w:hAnsi="Calibri"/>
+                <w:b/>
+                <w:bCs/>
+                <w:color w:val="1F3A5F"/>
+                <w:sz w:val="20"/>
+                <w:szCs w:val="20"/>
+              </w:rPr>
+              <w:t xml:space="preserve">3 · Gerente comercial</w:t>
+            </w:r>
+          </w:p>
+          <w:p>
+            <w:pPr>
+              <w:spacing w:after="0"/>
+            </w:pPr>
+            <w:r>
+              <w:rPr>
+                <w:rFonts w:ascii="Calibri" w:cs="Calibri" w:eastAsia="Calibri" w:hAnsi="Calibri"/>
+                <w:sz w:val="18"/>
+                <w:szCs w:val="18"/>
+              </w:rPr>
+              <w:t xml:space="preserve">Aprueba (Raúl Lynch o Rudecindo Roca, según el caso)</w:t>
+            </w:r>
+          </w:p>
+        </w:tc>
+        <w:tc>
+          <w:tcPr>
+            <w:tcW w:type="dxa" w:w="360"/>
+            <w:tcBorders>
+              <w:top w:val="none" w:color="FFFFFF" w:sz="0"/>
+              <w:left w:val="none" w:color="FFFFFF" w:sz="0"/>
+              <w:bottom w:val="none" w:color="FFFFFF" w:sz="0"/>
+              <w:right w:val="none" w:color="FFFFFF" w:sz="0"/>
+            </w:tcBorders>
+            <w:vAlign w:val="center"/>
+          </w:tcPr>
+          <w:p>
+            <w:pPr>
+              <w:jc w:val="center"/>
+            </w:pPr>
+            <w:r>
+              <w:rPr>
+                <w:rFonts w:ascii="Calibri" w:cs="Calibri" w:eastAsia="Calibri" w:hAnsi="Calibri"/>
+                <w:color w:val="2E7D8C"/>
+                <w:sz w:val="22"/>
+                <w:szCs w:val="22"/>
+              </w:rPr>
+              <w:t xml:space="preserve">►</w:t>
+            </w:r>
+          </w:p>
+        </w:tc>
+        <w:tc>
+          <w:tcPr>
+            <w:tcW w:type="dxa" w:w="2592"/>
+            <w:tcBorders>
+              <w:top w:val="single" w:color="2E7D8C" w:sz="6"/>
+              <w:left w:val="single" w:color="2E7D8C" w:sz="6"/>
+              <w:bottom w:val="single" w:color="2E7D8C" w:sz="6"/>
+              <w:right w:val="single" w:color="2E7D8C" w:sz="6"/>
+            </w:tcBorders>
+            <w:shd w:fill="EAF2F5" w:color="auto" w:val="clear"/>
+            <w:tcMar>
+              <w:top w:type="dxa" w:w="100"/>
+              <w:left w:type="dxa" w:w="110"/>
+              <w:bottom w:type="dxa" w:w="100"/>
+              <w:right w:type="dxa" w:w="110"/>
+            </w:tcMar>
+          </w:tcPr>
+          <w:p>
+            <w:pPr>
+              <w:spacing w:after="60"/>
+            </w:pPr>
+            <w:r>
+              <w:rPr>
+                <w:rFonts w:ascii="Calibri" w:cs="Calibri" w:eastAsia="Calibri" w:hAnsi="Calibri"/>
+                <w:b/>
+                <w:bCs/>
+                <w:color w:val="1F3A5F"/>
+                <w:sz w:val="20"/>
+                <w:szCs w:val="20"/>
+              </w:rPr>
+              <w:t xml:space="preserve">4 · Gerente de Riesgos</w:t>
+            </w:r>
+          </w:p>
+          <w:p>
+            <w:pPr>
+              <w:spacing w:after="0"/>
+            </w:pPr>
+            <w:r>
+              <w:rPr>
+                <w:rFonts w:ascii="Calibri" w:cs="Calibri" w:eastAsia="Calibri" w:hAnsi="Calibri"/>
+                <w:sz w:val="18"/>
+                <w:szCs w:val="18"/>
+              </w:rPr>
+              <w:t xml:space="preserve">Aprueba</w:t>
+            </w:r>
+          </w:p>
+        </w:tc>
+        <w:tc>
+          <w:tcPr>
+            <w:tcW w:type="dxa" w:w="360"/>
+            <w:tcBorders>
+              <w:top w:val="none" w:color="FFFFFF" w:sz="0"/>
+              <w:left w:val="none" w:color="FFFFFF" w:sz="0"/>
+              <w:bottom w:val="none" w:color="FFFFFF" w:sz="0"/>
+              <w:right w:val="none" w:color="FFFFFF" w:sz="0"/>
+            </w:tcBorders>
+            <w:vAlign w:val="center"/>
+          </w:tcPr>
+          <w:p>
+            <w:pPr>
+              <w:jc w:val="center"/>
+            </w:pPr>
+            <w:r>
+              <w:rPr>
+                <w:rFonts w:ascii="Calibri" w:cs="Calibri" w:eastAsia="Calibri" w:hAnsi="Calibri"/>
+                <w:color w:val="2E7D8C"/>
+                <w:sz w:val="22"/>
+                <w:szCs w:val="22"/>
+              </w:rPr>
+              <w:t xml:space="preserve">►</w:t>
+            </w:r>
+          </w:p>
+        </w:tc>
+        <w:tc>
+          <w:tcPr>
+            <w:tcW w:type="dxa" w:w="2592"/>
+            <w:tcBorders>
+              <w:top w:val="single" w:color="2E7D8C" w:sz="6"/>
+              <w:left w:val="single" w:color="2E7D8C" w:sz="6"/>
+              <w:bottom w:val="single" w:color="2E7D8C" w:sz="6"/>
+              <w:right w:val="single" w:color="2E7D8C" w:sz="6"/>
+            </w:tcBorders>
+            <w:shd w:fill="EAF2F5" w:color="auto" w:val="clear"/>
+            <w:tcMar>
+              <w:top w:type="dxa" w:w="100"/>
+              <w:left w:type="dxa" w:w="110"/>
+              <w:bottom w:type="dxa" w:w="100"/>
+              <w:right w:type="dxa" w:w="110"/>
+            </w:tcMar>
+          </w:tcPr>
+          <w:p>
+            <w:pPr>
+              <w:spacing w:after="60"/>
+            </w:pPr>
+            <w:r>
+              <w:rPr>
+                <w:rFonts w:ascii="Calibri" w:cs="Calibri" w:eastAsia="Calibri" w:hAnsi="Calibri"/>
+                <w:b/>
+                <w:bCs/>
+                <w:color w:val="1F3A5F"/>
+                <w:sz w:val="20"/>
+                <w:szCs w:val="20"/>
+              </w:rPr>
+              <w:t xml:space="preserve">5 · CEO</w:t>
+            </w:r>
+          </w:p>
+          <w:p>
+            <w:pPr>
+              <w:spacing w:after="0"/>
+            </w:pPr>
+            <w:r>
+              <w:rPr>
+                <w:rFonts w:ascii="Calibri" w:cs="Calibri" w:eastAsia="Calibri" w:hAnsi="Calibri"/>
+                <w:sz w:val="18"/>
+                <w:szCs w:val="18"/>
+              </w:rPr>
+              <w:t xml:space="preserve">Aprobación final; la línea queda disponible</w:t>
             </w:r>
           </w:p>
         </w:tc>
@@ -3283,7 +3753,7 @@
           <w:sz w:val="19"/>
           <w:szCs w:val="19"/>
         </w:rPr>
-        <w:t xml:space="preserve">Del lado de Riesgos, el ruteo de líneas y operaciones lo realiza Agustín Sotz.</w:t>
+        <w:t xml:space="preserve">Del lado de Riesgos, el ruteo de las líneas lo realiza Agustín Sotz.</w:t>
       </w:r>
     </w:p>
     <w:p>
@@ -3299,326 +3769,91 @@
           <w:sz w:val="24"/>
           <w:szCs w:val="24"/>
         </w:rPr>
-        <w:t xml:space="preserve">Carga de una operación de descubierto</w:t>
+        <w:t xml:space="preserve">Puntos críticos</w:t>
       </w:r>
     </w:p>
-    <w:tbl>
-      <w:tblPr>
-        <w:tblW w:type="dxa" w:w="14400"/>
-        <w:tblBorders>
-          <w:top w:val="single" w:color="auto" w:sz="4"/>
-          <w:left w:val="single" w:color="auto" w:sz="4"/>
-          <w:bottom w:val="single" w:color="auto" w:sz="4"/>
-          <w:right w:val="single" w:color="auto" w:sz="4"/>
-          <w:insideH w:val="single" w:color="auto" w:sz="4"/>
-          <w:insideV w:val="single" w:color="auto" w:sz="4"/>
-        </w:tblBorders>
-      </w:tblPr>
-      <w:tblGrid>
-        <w:gridCol w:w="3330"/>
-        <w:gridCol w:w="360"/>
-        <w:gridCol w:w="3330"/>
-        <w:gridCol w:w="360"/>
-        <w:gridCol w:w="3330"/>
-        <w:gridCol w:w="360"/>
-        <w:gridCol w:w="3330"/>
-      </w:tblGrid>
-      <w:tr>
-        <w:tc>
-          <w:tcPr>
-            <w:tcW w:type="dxa" w:w="3330"/>
-            <w:tcBorders>
-              <w:top w:val="single" w:color="2E7D8C" w:sz="6"/>
-              <w:left w:val="single" w:color="2E7D8C" w:sz="6"/>
-              <w:bottom w:val="single" w:color="2E7D8C" w:sz="6"/>
-              <w:right w:val="single" w:color="2E7D8C" w:sz="6"/>
-            </w:tcBorders>
-            <w:shd w:fill="1F3A5F" w:color="auto" w:val="clear"/>
-            <w:tcMar>
-              <w:top w:type="dxa" w:w="100"/>
-              <w:left w:type="dxa" w:w="110"/>
-              <w:bottom w:type="dxa" w:w="100"/>
-              <w:right w:type="dxa" w:w="110"/>
-            </w:tcMar>
-          </w:tcPr>
-          <w:p>
-            <w:pPr>
-              <w:spacing w:after="60"/>
-            </w:pPr>
-            <w:r>
-              <w:rPr>
-                <w:rFonts w:ascii="Calibri" w:cs="Calibri" w:eastAsia="Calibri" w:hAnsi="Calibri"/>
-                <w:b/>
-                <w:bCs/>
-                <w:color w:val="FFFFFF"/>
-                <w:sz w:val="20"/>
-                <w:szCs w:val="20"/>
-              </w:rPr>
-              <w:t xml:space="preserve">1 · Middle Office</w:t>
-            </w:r>
-          </w:p>
-          <w:p>
-            <w:pPr>
-              <w:spacing w:after="0"/>
-            </w:pPr>
-            <w:r>
-              <w:rPr>
-                <w:rFonts w:ascii="Calibri" w:cs="Calibri" w:eastAsia="Calibri" w:hAnsi="Calibri"/>
-                <w:color w:val="FFFFFF"/>
-                <w:sz w:val="18"/>
-                <w:szCs w:val="18"/>
-              </w:rPr>
-              <w:t xml:space="preserve">Carga la operación en COBIS Trámites ingresando vencimiento, monto y tasa</w:t>
-            </w:r>
-          </w:p>
-        </w:tc>
-        <w:tc>
-          <w:tcPr>
-            <w:tcW w:type="dxa" w:w="360"/>
-            <w:tcBorders>
-              <w:top w:val="none" w:color="FFFFFF" w:sz="0"/>
-              <w:left w:val="none" w:color="FFFFFF" w:sz="0"/>
-              <w:bottom w:val="none" w:color="FFFFFF" w:sz="0"/>
-              <w:right w:val="none" w:color="FFFFFF" w:sz="0"/>
-            </w:tcBorders>
-            <w:vAlign w:val="center"/>
-          </w:tcPr>
-          <w:p>
-            <w:pPr>
-              <w:jc w:val="center"/>
-            </w:pPr>
-            <w:r>
-              <w:rPr>
-                <w:rFonts w:ascii="Calibri" w:cs="Calibri" w:eastAsia="Calibri" w:hAnsi="Calibri"/>
-                <w:color w:val="2E7D8C"/>
-                <w:sz w:val="22"/>
-                <w:szCs w:val="22"/>
-              </w:rPr>
-              <w:t xml:space="preserve">►</w:t>
-            </w:r>
-          </w:p>
-        </w:tc>
-        <w:tc>
-          <w:tcPr>
-            <w:tcW w:type="dxa" w:w="3330"/>
-            <w:tcBorders>
-              <w:top w:val="single" w:color="2E7D8C" w:sz="6"/>
-              <w:left w:val="single" w:color="2E7D8C" w:sz="6"/>
-              <w:bottom w:val="single" w:color="2E7D8C" w:sz="6"/>
-              <w:right w:val="single" w:color="2E7D8C" w:sz="6"/>
-            </w:tcBorders>
-            <w:shd w:fill="EAF2F5" w:color="auto" w:val="clear"/>
-            <w:tcMar>
-              <w:top w:type="dxa" w:w="100"/>
-              <w:left w:type="dxa" w:w="110"/>
-              <w:bottom w:type="dxa" w:w="100"/>
-              <w:right w:type="dxa" w:w="110"/>
-            </w:tcMar>
-          </w:tcPr>
-          <w:p>
-            <w:pPr>
-              <w:spacing w:after="60"/>
-            </w:pPr>
-            <w:r>
-              <w:rPr>
-                <w:rFonts w:ascii="Calibri" w:cs="Calibri" w:eastAsia="Calibri" w:hAnsi="Calibri"/>
-                <w:b/>
-                <w:bCs/>
-                <w:color w:val="1F3A5F"/>
-                <w:sz w:val="20"/>
-                <w:szCs w:val="20"/>
-              </w:rPr>
-              <w:t xml:space="preserve">2 · Riesgos</w:t>
-            </w:r>
-          </w:p>
-          <w:p>
-            <w:pPr>
-              <w:spacing w:after="0"/>
-            </w:pPr>
-            <w:r>
-              <w:rPr>
-                <w:rFonts w:ascii="Calibri" w:cs="Calibri" w:eastAsia="Calibri" w:hAnsi="Calibri"/>
-                <w:sz w:val="18"/>
-                <w:szCs w:val="18"/>
-              </w:rPr>
-              <w:t xml:space="preserve">El analista verifica a mano el fraccionamiento</w:t>
-            </w:r>
-          </w:p>
-        </w:tc>
-        <w:tc>
-          <w:tcPr>
-            <w:tcW w:type="dxa" w:w="360"/>
-            <w:tcBorders>
-              <w:top w:val="none" w:color="FFFFFF" w:sz="0"/>
-              <w:left w:val="none" w:color="FFFFFF" w:sz="0"/>
-              <w:bottom w:val="none" w:color="FFFFFF" w:sz="0"/>
-              <w:right w:val="none" w:color="FFFFFF" w:sz="0"/>
-            </w:tcBorders>
-            <w:vAlign w:val="center"/>
-          </w:tcPr>
-          <w:p>
-            <w:pPr>
-              <w:jc w:val="center"/>
-            </w:pPr>
-            <w:r>
-              <w:rPr>
-                <w:rFonts w:ascii="Calibri" w:cs="Calibri" w:eastAsia="Calibri" w:hAnsi="Calibri"/>
-                <w:color w:val="2E7D8C"/>
-                <w:sz w:val="22"/>
-                <w:szCs w:val="22"/>
-              </w:rPr>
-              <w:t xml:space="preserve">►</w:t>
-            </w:r>
-          </w:p>
-        </w:tc>
-        <w:tc>
-          <w:tcPr>
-            <w:tcW w:type="dxa" w:w="3330"/>
-            <w:tcBorders>
-              <w:top w:val="single" w:color="2E7D8C" w:sz="6"/>
-              <w:left w:val="single" w:color="2E7D8C" w:sz="6"/>
-              <w:bottom w:val="single" w:color="2E7D8C" w:sz="6"/>
-              <w:right w:val="single" w:color="2E7D8C" w:sz="6"/>
-            </w:tcBorders>
-            <w:shd w:fill="EAF2F5" w:color="auto" w:val="clear"/>
-            <w:tcMar>
-              <w:top w:type="dxa" w:w="100"/>
-              <w:left w:type="dxa" w:w="110"/>
-              <w:bottom w:type="dxa" w:w="100"/>
-              <w:right w:type="dxa" w:w="110"/>
-            </w:tcMar>
-          </w:tcPr>
-          <w:p>
-            <w:pPr>
-              <w:spacing w:after="60"/>
-            </w:pPr>
-            <w:r>
-              <w:rPr>
-                <w:rFonts w:ascii="Calibri" w:cs="Calibri" w:eastAsia="Calibri" w:hAnsi="Calibri"/>
-                <w:b/>
-                <w:bCs/>
-                <w:color w:val="1F3A5F"/>
-                <w:sz w:val="20"/>
-                <w:szCs w:val="20"/>
-              </w:rPr>
-              <w:t xml:space="preserve">3 · Control manual</w:t>
-            </w:r>
-          </w:p>
-          <w:p>
-            <w:pPr>
-              <w:spacing w:after="0"/>
-            </w:pPr>
-            <w:r>
-              <w:rPr>
-                <w:rFonts w:ascii="Calibri" w:cs="Calibri" w:eastAsia="Calibri" w:hAnsi="Calibri"/>
-                <w:sz w:val="18"/>
-                <w:szCs w:val="18"/>
-              </w:rPr>
-              <w:t xml:space="preserve">Que el grupo no supere el 15% de la RPC y que la suma de operaciones no supere la línea</w:t>
-            </w:r>
-          </w:p>
-        </w:tc>
-        <w:tc>
-          <w:tcPr>
-            <w:tcW w:type="dxa" w:w="360"/>
-            <w:tcBorders>
-              <w:top w:val="none" w:color="FFFFFF" w:sz="0"/>
-              <w:left w:val="none" w:color="FFFFFF" w:sz="0"/>
-              <w:bottom w:val="none" w:color="FFFFFF" w:sz="0"/>
-              <w:right w:val="none" w:color="FFFFFF" w:sz="0"/>
-            </w:tcBorders>
-            <w:vAlign w:val="center"/>
-          </w:tcPr>
-          <w:p>
-            <w:pPr>
-              <w:jc w:val="center"/>
-            </w:pPr>
-            <w:r>
-              <w:rPr>
-                <w:rFonts w:ascii="Calibri" w:cs="Calibri" w:eastAsia="Calibri" w:hAnsi="Calibri"/>
-                <w:color w:val="2E7D8C"/>
-                <w:sz w:val="22"/>
-                <w:szCs w:val="22"/>
-              </w:rPr>
-              <w:t xml:space="preserve">►</w:t>
-            </w:r>
-          </w:p>
-        </w:tc>
-        <w:tc>
-          <w:tcPr>
-            <w:tcW w:type="dxa" w:w="3330"/>
-            <w:tcBorders>
-              <w:top w:val="single" w:color="2E7D8C" w:sz="6"/>
-              <w:left w:val="single" w:color="2E7D8C" w:sz="6"/>
-              <w:bottom w:val="single" w:color="2E7D8C" w:sz="6"/>
-              <w:right w:val="single" w:color="2E7D8C" w:sz="6"/>
-            </w:tcBorders>
-            <w:shd w:fill="EAF2F5" w:color="auto" w:val="clear"/>
-            <w:tcMar>
-              <w:top w:type="dxa" w:w="100"/>
-              <w:left w:type="dxa" w:w="110"/>
-              <w:bottom w:type="dxa" w:w="100"/>
-              <w:right w:type="dxa" w:w="110"/>
-            </w:tcMar>
-          </w:tcPr>
-          <w:p>
-            <w:pPr>
-              <w:spacing w:after="60"/>
-            </w:pPr>
-            <w:r>
-              <w:rPr>
-                <w:rFonts w:ascii="Calibri" w:cs="Calibri" w:eastAsia="Calibri" w:hAnsi="Calibri"/>
-                <w:b/>
-                <w:bCs/>
-                <w:color w:val="1F3A5F"/>
-                <w:sz w:val="20"/>
-                <w:szCs w:val="20"/>
-              </w:rPr>
-              <w:t xml:space="preserve">4 · Alta</w:t>
-            </w:r>
-          </w:p>
-          <w:p>
-            <w:pPr>
-              <w:spacing w:after="0"/>
-            </w:pPr>
-            <w:r>
-              <w:rPr>
-                <w:rFonts w:ascii="Calibri" w:cs="Calibri" w:eastAsia="Calibri" w:hAnsi="Calibri"/>
-                <w:sz w:val="18"/>
-                <w:szCs w:val="18"/>
-              </w:rPr>
-              <w:t xml:space="preserve">Se da de alta el acuerdo</w:t>
-            </w:r>
-          </w:p>
-        </w:tc>
-      </w:tr>
-    </w:tbl>
     <w:p>
       <w:pPr>
-        <w:pBdr>
-          <w:left w:val="single" w:color="2E7D8C" w:sz="24" w:space="8"/>
-        </w:pBdr>
-        <w:shd w:fill="EAF2F5" w:color="auto" w:val="clear"/>
-        <w:spacing w:after="120" w:before="160"/>
-        <w:ind w:left="120"/>
+        <w:pStyle w:val="ListParagraph"/>
+        <w:numPr>
+          <w:ilvl w:val="0"/>
+          <w:numId w:val="2"/>
+        </w:numPr>
+        <w:spacing w:after="60"/>
       </w:pPr>
       <w:r>
         <w:rPr>
           <w:rFonts w:ascii="Calibri" w:cs="Calibri" w:eastAsia="Calibri" w:hAnsi="Calibri"/>
           <w:b/>
           <w:bCs/>
-          <w:sz w:val="20"/>
-          <w:szCs w:val="20"/>
+          <w:sz w:val="22"/>
+          <w:szCs w:val="22"/>
         </w:rPr>
-        <w:t xml:space="preserve">Clave: </w:t>
+        <w:t xml:space="preserve">Doble trabajo: </w:t>
       </w:r>
       <w:r>
         <w:rPr>
           <w:rFonts w:ascii="Calibri" w:cs="Calibri" w:eastAsia="Calibri" w:hAnsi="Calibri"/>
-          <w:sz w:val="20"/>
-          <w:szCs w:val="20"/>
+          <w:sz w:val="22"/>
+          <w:szCs w:val="22"/>
         </w:rPr>
-        <w:t xml:space="preserve">COBIS no controla por grupo económico; todo el control de fraccionamiento depende de una revisión manual.</w:t>
+        <w:t xml:space="preserve">la información de la línea se escribe dos veces, primero en la minuta y después en COBIS.</w:t>
+      </w:r>
+    </w:p>
+    <w:p>
+      <w:pPr>
+        <w:pStyle w:val="ListParagraph"/>
+        <w:numPr>
+          <w:ilvl w:val="0"/>
+          <w:numId w:val="2"/>
+        </w:numPr>
+        <w:spacing w:after="60"/>
+      </w:pPr>
+      <w:r>
+        <w:rPr>
+          <w:rFonts w:ascii="Calibri" w:cs="Calibri" w:eastAsia="Calibri" w:hAnsi="Calibri"/>
+          <w:b/>
+          <w:bCs/>
+          <w:sz w:val="22"/>
+          <w:szCs w:val="22"/>
+        </w:rPr>
+        <w:t xml:space="preserve">Doble aprobación: </w:t>
+      </w:r>
+      <w:r>
+        <w:rPr>
+          <w:rFonts w:ascii="Calibri" w:cs="Calibri" w:eastAsia="Calibri" w:hAnsi="Calibri"/>
+          <w:sz w:val="22"/>
+          <w:szCs w:val="22"/>
+        </w:rPr>
+        <w:t xml:space="preserve">una línea ya aprobada en comité vuelve a pasar por tres aprobaciones sobre la carga.</w:t>
+      </w:r>
+    </w:p>
+    <w:p>
+      <w:pPr>
+        <w:pStyle w:val="ListParagraph"/>
+        <w:numPr>
+          <w:ilvl w:val="0"/>
+          <w:numId w:val="2"/>
+        </w:numPr>
+        <w:spacing w:after="60"/>
+      </w:pPr>
+      <w:r>
+        <w:rPr>
+          <w:rFonts w:ascii="Calibri" w:cs="Calibri" w:eastAsia="Calibri" w:hAnsi="Calibri"/>
+          <w:b/>
+          <w:bCs/>
+          <w:sz w:val="22"/>
+          <w:szCs w:val="22"/>
+        </w:rPr>
+        <w:t xml:space="preserve">Garantías fuera del sistema: </w:t>
+      </w:r>
+      <w:r>
+        <w:rPr>
+          <w:rFonts w:ascii="Calibri" w:cs="Calibri" w:eastAsia="Calibri" w:hAnsi="Calibri"/>
+          <w:sz w:val="22"/>
+          <w:szCs w:val="22"/>
+        </w:rPr>
+        <w:t xml:space="preserve">si la línea requiere garantía, el OK de Activas y las excepciones se gestionan por fuera.</w:t>
       </w:r>
     </w:p>
     <w:p>
@@ -3667,7 +3902,7 @@
           <w:sz w:val="22"/>
           <w:szCs w:val="22"/>
         </w:rPr>
-        <w:t xml:space="preserve">Puntos de dolor detectados en el relevamiento y cómo los resuelve el proyecto</w:t>
+        <w:t xml:space="preserve">Puntos de dolor en la aprobación y carga de líneas, y cómo los resuelve el proyecto</w:t>
       </w:r>
     </w:p>
     <w:tbl>
@@ -3825,7 +4060,7 @@
                 <w:sz w:val="20"/>
                 <w:szCs w:val="20"/>
               </w:rPr>
-              <w:t xml:space="preserve">Dependencia de una persona; si el comité cambia la propuesta hay que rehacerla; no hay historial</w:t>
+              <w:t xml:space="preserve">Dependencia de una persona y ningún historial de lo propuesto y lo aprobado</w:t>
             </w:r>
           </w:p>
         </w:tc>
@@ -3851,7 +4086,7 @@
                 <w:sz w:val="20"/>
                 <w:szCs w:val="20"/>
               </w:rPr>
-              <w:t xml:space="preserve">Módulo A: pantalla de minutas con versiones y aprobación en sistema</w:t>
+              <w:t xml:space="preserve">Módulo A: pantalla de minutas con aprobación en el sistema</w:t>
             </w:r>
           </w:p>
         </w:tc>
@@ -3880,7 +4115,7 @@
                 <w:sz w:val="20"/>
                 <w:szCs w:val="20"/>
               </w:rPr>
-              <w:t xml:space="preserve">La línea se vuelve a tipear en COBIS</w:t>
+              <w:t xml:space="preserve">Cambios del comité corregidos a mano</w:t>
             </w:r>
           </w:p>
         </w:tc>
@@ -3907,7 +4142,7 @@
                 <w:sz w:val="20"/>
                 <w:szCs w:val="20"/>
               </w:rPr>
-              <w:t xml:space="preserve">Doble carga y riesgo de error entre lo aprobado y lo cargado</w:t>
+              <w:t xml:space="preserve">Riesgo de que la minuta final no refleje lo que se decidió</w:t>
             </w:r>
           </w:p>
         </w:tc>
@@ -3934,7 +4169,7 @@
                 <w:sz w:val="20"/>
                 <w:szCs w:val="20"/>
               </w:rPr>
-              <w:t xml:space="preserve">Módulo A/B: la aprobación crea la línea automáticamente</w:t>
+              <w:t xml:space="preserve">Módulo A: cada cambio queda guardado como una nueva versión</w:t>
             </w:r>
           </w:p>
         </w:tc>
@@ -3962,7 +4197,7 @@
                 <w:sz w:val="20"/>
                 <w:szCs w:val="20"/>
               </w:rPr>
-              <w:t xml:space="preserve">Cinco pasos secuenciales de carga y aprobación</w:t>
+              <w:t xml:space="preserve">La línea se vuelve a tipear en COBIS</w:t>
             </w:r>
           </w:p>
         </w:tc>
@@ -3988,7 +4223,7 @@
                 <w:sz w:val="20"/>
                 <w:szCs w:val="20"/>
               </w:rPr>
-              <w:t xml:space="preserve">Demora entre la decisión del comité y la línea disponible</w:t>
+              <w:t xml:space="preserve">Doble carga y riesgo de error entre lo aprobado y lo cargado</w:t>
             </w:r>
           </w:p>
         </w:tc>
@@ -4014,7 +4249,7 @@
                 <w:sz w:val="20"/>
                 <w:szCs w:val="20"/>
               </w:rPr>
-              <w:t xml:space="preserve">La aprobación del comité es la aprobación; se elimina la re-aprobación de la carga</w:t>
+              <w:t xml:space="preserve">Módulos A y B: la aprobación crea la línea automáticamente</w:t>
             </w:r>
           </w:p>
         </w:tc>
@@ -4043,7 +4278,7 @@
                 <w:sz w:val="20"/>
                 <w:szCs w:val="20"/>
               </w:rPr>
-              <w:t xml:space="preserve">Sin control por grupo económico</w:t>
+              <w:t xml:space="preserve">Cinco pasos secuenciales de carga y aprobación</w:t>
             </w:r>
           </w:p>
         </w:tc>
@@ -4070,7 +4305,7 @@
                 <w:sz w:val="20"/>
                 <w:szCs w:val="20"/>
               </w:rPr>
-              <w:t xml:space="preserve">Riesgo regulatorio (15% de la RPC) y de exceso de línea; carga operativa en Riesgos</w:t>
+              <w:t xml:space="preserve">Demora entre la decisión del comité y la línea disponible</w:t>
             </w:r>
           </w:p>
         </w:tc>
@@ -4097,7 +4332,7 @@
                 <w:sz w:val="20"/>
                 <w:szCs w:val="20"/>
               </w:rPr>
-              <w:t xml:space="preserve">Módulo E: control automático en cada operación</w:t>
+              <w:t xml:space="preserve">La aprobación del comité es la única aprobación; se elimina la re-aprobación de la carga</w:t>
             </w:r>
           </w:p>
         </w:tc>
@@ -4125,7 +4360,7 @@
                 <w:sz w:val="20"/>
                 <w:szCs w:val="20"/>
               </w:rPr>
-              <w:t xml:space="preserve">Descubiertos sin valores por defecto ni validación de tasa</w:t>
+              <w:t xml:space="preserve">Garantías dependen del OK de Activas sin excepción formal</w:t>
             </w:r>
           </w:p>
         </w:tc>
@@ -4151,7 +4386,7 @@
                 <w:sz w:val="20"/>
                 <w:szCs w:val="20"/>
               </w:rPr>
-              <w:t xml:space="preserve">Errores de carga y tasas por debajo del costo de dinero</w:t>
+              <w:t xml:space="preserve">Líneas frenadas o excepciones informales</w:t>
             </w:r>
           </w:p>
         </w:tc>
@@ -4177,7 +4412,7 @@
                 <w:sz w:val="20"/>
                 <w:szCs w:val="20"/>
               </w:rPr>
-              <w:t xml:space="preserve">Módulos E y H: valores por defecto y tasa mínima de Mesa</w:t>
+              <w:t xml:space="preserve">Módulo B: estado "pendiente de garantía" y forzado por gerente de Riesgos o CEO, con regularización</w:t>
             </w:r>
           </w:p>
         </w:tc>
@@ -4206,7 +4441,7 @@
                 <w:sz w:val="20"/>
                 <w:szCs w:val="20"/>
               </w:rPr>
-              <w:t xml:space="preserve">Renovaciones sin camino propio</w:t>
+              <w:t xml:space="preserve">Clientes que no están en COBIS MIS</w:t>
             </w:r>
           </w:p>
         </w:tc>
@@ -4233,7 +4468,7 @@
                 <w:sz w:val="20"/>
                 <w:szCs w:val="20"/>
               </w:rPr>
-              <w:t xml:space="preserve">No se puede cursar la nueva operación con la anterior vigente</w:t>
+              <w:t xml:space="preserve">Hay que dar de alta al cliente antes de poder cargar la línea</w:t>
             </w:r>
           </w:p>
         </w:tc>
@@ -4260,7 +4495,7 @@
                 <w:sz w:val="20"/>
                 <w:szCs w:val="20"/>
               </w:rPr>
-              <w:t xml:space="preserve">Módulo F: flujo de renovación con baja y alta automática</w:t>
+              <w:t xml:space="preserve">Módulo B: alta simplificada con CUIT, razón social y rating</w:t>
             </w:r>
           </w:p>
         </w:tc>
@@ -4288,7 +4523,7 @@
                 <w:sz w:val="20"/>
                 <w:szCs w:val="20"/>
               </w:rPr>
-              <w:t xml:space="preserve">Garantías dependen del OK de Activas sin excepción formal</w:t>
+              <w:t xml:space="preserve">Líneas en USD sin ajuste por tipo de cambio</w:t>
             </w:r>
           </w:p>
         </w:tc>
@@ -4314,7 +4549,7 @@
                 <w:sz w:val="20"/>
                 <w:szCs w:val="20"/>
               </w:rPr>
-              <w:t xml:space="preserve">Líneas frenadas o excepciones informales</w:t>
+              <w:t xml:space="preserve">El valor en pesos de la línea queda desactualizado</w:t>
             </w:r>
           </w:p>
         </w:tc>
@@ -4340,7 +4575,7 @@
                 <w:sz w:val="20"/>
                 <w:szCs w:val="20"/>
               </w:rPr>
-              <w:t xml:space="preserve">Forzado controlado por gerente de Riesgos o CEO, con regularización</w:t>
+              <w:t xml:space="preserve">Módulo D: actualización automática según el tipo de cambio</w:t>
             </w:r>
           </w:p>
         </w:tc>
@@ -4396,7 +4631,7 @@
                 <w:sz w:val="20"/>
                 <w:szCs w:val="20"/>
               </w:rPr>
-              <w:t xml:space="preserve">Para operar hay que buscar la línea, su consumo y su vencimiento en distintos lugares</w:t>
+              <w:t xml:space="preserve">Para saber el consumo, el disponible o el vencimiento de una línea hay que buscar en distintos lugares</w:t>
             </w:r>
           </w:p>
         </w:tc>
@@ -4423,92 +4658,28 @@
                 <w:sz w:val="20"/>
                 <w:szCs w:val="20"/>
               </w:rPr>
-              <w:t xml:space="preserve">Módulo C: pantalla de líneas desde la que se cargan todas las operaciones</w:t>
-            </w:r>
-          </w:p>
-        </w:tc>
-      </w:tr>
-      <w:tr>
-        <w:tc>
-          <w:tcPr>
-            <w:tcW w:type="dxa" w:w="4000"/>
-            <w:tcMar>
-              <w:top w:type="dxa" w:w="80"/>
-              <w:left w:type="dxa" w:w="120"/>
-              <w:bottom w:type="dxa" w:w="80"/>
-              <w:right w:type="dxa" w:w="120"/>
-            </w:tcMar>
-          </w:tcPr>
-          <w:p>
-            <w:pPr>
-              <w:spacing w:after="40"/>
-            </w:pPr>
-            <w:r>
-              <w:rPr>
-                <w:rFonts w:ascii="Calibri" w:cs="Calibri" w:eastAsia="Calibri" w:hAnsi="Calibri"/>
-                <w:b/>
-                <w:bCs/>
-                <w:sz w:val="20"/>
-                <w:szCs w:val="20"/>
-              </w:rPr>
-              <w:t xml:space="preserve">Sin visibilidad del circuito</w:t>
-            </w:r>
-          </w:p>
-        </w:tc>
-        <w:tc>
-          <w:tcPr>
-            <w:tcW w:type="dxa" w:w="5200"/>
-            <w:tcMar>
-              <w:top w:type="dxa" w:w="80"/>
-              <w:left w:type="dxa" w:w="120"/>
-              <w:bottom w:type="dxa" w:w="80"/>
-              <w:right w:type="dxa" w:w="120"/>
-            </w:tcMar>
-          </w:tcPr>
-          <w:p>
-            <w:pPr>
-              <w:spacing w:after="40"/>
-            </w:pPr>
-            <w:r>
-              <w:rPr>
-                <w:rFonts w:ascii="Calibri" w:cs="Calibri" w:eastAsia="Calibri" w:hAnsi="Calibri"/>
-                <w:b w:val="false"/>
-                <w:bCs w:val="false"/>
-                <w:sz w:val="20"/>
-                <w:szCs w:val="20"/>
-              </w:rPr>
-              <w:t xml:space="preserve">Se pregunta por mail en qué estado está cada acuerdo</w:t>
-            </w:r>
-          </w:p>
-        </w:tc>
-        <w:tc>
-          <w:tcPr>
-            <w:tcW w:type="dxa" w:w="5200"/>
-            <w:tcMar>
-              <w:top w:type="dxa" w:w="80"/>
-              <w:left w:type="dxa" w:w="120"/>
-              <w:bottom w:type="dxa" w:w="80"/>
-              <w:right w:type="dxa" w:w="120"/>
-            </w:tcMar>
-          </w:tcPr>
-          <w:p>
-            <w:pPr>
-              <w:spacing w:after="40"/>
-            </w:pPr>
-            <w:r>
-              <w:rPr>
-                <w:rFonts w:ascii="Calibri" w:cs="Calibri" w:eastAsia="Calibri" w:hAnsi="Calibri"/>
-                <w:b w:val="false"/>
-                <w:bCs w:val="false"/>
-                <w:sz w:val="20"/>
-                <w:szCs w:val="20"/>
-              </w:rPr>
-              <w:t xml:space="preserve">Módulos G y J: pantalla de seguimiento y visor de vencimientos</w:t>
+              <w:t xml:space="preserve">Módulo C: pantalla de líneas con aprobado, consumido, disponible y estado</w:t>
             </w:r>
           </w:p>
         </w:tc>
       </w:tr>
     </w:tbl>
+    <w:p>
+      <w:pPr>
+        <w:spacing w:after="100" w:before="80"/>
+      </w:pPr>
+      <w:r>
+        <w:rPr>
+          <w:rFonts w:ascii="Calibri" w:cs="Calibri" w:eastAsia="Calibri" w:hAnsi="Calibri"/>
+          <w:i/>
+          <w:iCs/>
+          <w:color w:val="5F6B76"/>
+          <w:sz w:val="19"/>
+          <w:szCs w:val="19"/>
+        </w:rPr>
+        <w:t xml:space="preserve">Los problemas propios de la operatoria (descubiertos, renovaciones y cheques) se tratan en los módulos E a J.</w:t>
+      </w:r>
+    </w:p>
     <w:p>
       <w:pPr>
         <w:pStyle w:val="Heading1"/>
@@ -4555,7 +4726,7 @@
           <w:sz w:val="22"/>
           <w:szCs w:val="22"/>
         </w:rPr>
-        <w:t xml:space="preserve">Todo lo que hoy está en COBIS Trámites y Gestión pasa a COBIS Web</w:t>
+        <w:t xml:space="preserve">El eje del proyecto es la línea de crédito</w:t>
       </w:r>
     </w:p>
     <w:tbl>
@@ -4612,7 +4783,7 @@
                 <w:sz w:val="20"/>
                 <w:szCs w:val="20"/>
               </w:rPr>
-              <w:t xml:space="preserve">Minuta</w:t>
+              <w:t xml:space="preserve">1 · Minuta</w:t>
             </w:r>
           </w:p>
           <w:p>
@@ -4626,7 +4797,7 @@
                 <w:sz w:val="18"/>
                 <w:szCs w:val="18"/>
               </w:rPr>
-              <w:t xml:space="preserve">Se registra y aprueba en la pantalla de minutas</w:t>
+              <w:t xml:space="preserve">Se registra en la pantalla de minutas</w:t>
             </w:r>
           </w:p>
         </w:tc>
@@ -4686,7 +4857,7 @@
                 <w:sz w:val="20"/>
                 <w:szCs w:val="20"/>
               </w:rPr>
-              <w:t xml:space="preserve">Acciones automáticas</w:t>
+              <w:t xml:space="preserve">2 · Aprobación</w:t>
             </w:r>
           </w:p>
           <w:p>
@@ -4699,7 +4870,7 @@
                 <w:sz w:val="18"/>
                 <w:szCs w:val="18"/>
               </w:rPr>
-              <w:t xml:space="preserve">La aprobación crea la línea, pide garantías y notifica</w:t>
+              <w:t xml:space="preserve">El comité aprueba en el sistema</w:t>
             </w:r>
           </w:p>
         </w:tc>
@@ -4759,7 +4930,7 @@
                 <w:sz w:val="20"/>
                 <w:szCs w:val="20"/>
               </w:rPr>
-              <w:t xml:space="preserve">Pantalla de líneas</w:t>
+              <w:t xml:space="preserve">3 · Acciones automáticas</w:t>
             </w:r>
           </w:p>
           <w:p>
@@ -4772,7 +4943,7 @@
                 <w:sz w:val="18"/>
                 <w:szCs w:val="18"/>
               </w:rPr>
-              <w:t xml:space="preserve">Todas las líneas con su consumo; desde acá se opera</w:t>
+              <w:t xml:space="preserve">Alta de la línea, OK de garantías, alta del cliente, firma y avisos</w:t>
             </w:r>
           </w:p>
         </w:tc>
@@ -4832,7 +5003,7 @@
                 <w:sz w:val="20"/>
                 <w:szCs w:val="20"/>
               </w:rPr>
-              <w:t xml:space="preserve">Operaciones</w:t>
+              <w:t xml:space="preserve">4 · Línea activa</w:t>
             </w:r>
           </w:p>
           <w:p>
@@ -4845,7 +5016,7 @@
                 <w:sz w:val="18"/>
                 <w:szCs w:val="18"/>
               </w:rPr>
-              <w:t xml:space="preserve">Descubiertos, renovaciones y cheques con controles</w:t>
+              <w:t xml:space="preserve">Disponible en COBIS, por grupo económico</w:t>
             </w:r>
           </w:p>
         </w:tc>
@@ -4905,7 +5076,7 @@
                 <w:sz w:val="20"/>
                 <w:szCs w:val="20"/>
               </w:rPr>
-              <w:t xml:space="preserve">Seguimiento</w:t>
+              <w:t xml:space="preserve">5 · Pantalla de líneas</w:t>
             </w:r>
           </w:p>
           <w:p>
@@ -4918,7 +5089,7 @@
                 <w:sz w:val="18"/>
                 <w:szCs w:val="18"/>
               </w:rPr>
-              <w:t xml:space="preserve">Pantalla de acuerdos, reportes y vencimientos</w:t>
+              <w:t xml:space="preserve">Aprobado, consumido, disponible, estado y vencimientos</w:t>
             </w:r>
           </w:p>
         </w:tc>
@@ -4926,15 +5097,18 @@
     </w:tbl>
     <w:p>
       <w:pPr>
-        <w:spacing w:after="60" w:before="0"/>
+        <w:spacing w:after="80" w:before="180"/>
       </w:pPr>
       <w:r>
         <w:rPr>
           <w:rFonts w:ascii="Calibri" w:cs="Calibri" w:eastAsia="Calibri" w:hAnsi="Calibri"/>
-          <w:sz w:val="22"/>
-          <w:szCs w:val="22"/>
+          <w:b/>
+          <w:bCs/>
+          <w:color w:val="1F3A5F"/>
+          <w:sz w:val="24"/>
+          <w:szCs w:val="24"/>
         </w:rPr>
-        <w:t xml:space="preserve"> </w:t>
+        <w:t xml:space="preserve">Módulos del núcleo: la línea de crédito</w:t>
       </w:r>
     </w:p>
     <w:tbl>
@@ -5147,7 +5321,7 @@
                 <w:sz w:val="20"/>
                 <w:szCs w:val="20"/>
               </w:rPr>
-              <w:t xml:space="preserve">Registro de la minuta, versiones durante el comité, aprobación en sistema y disparo automático de acciones</w:t>
+              <w:t xml:space="preserve">Registro de la minuta, versiones durante el comité, aprobación en el sistema y disparo automático de acciones</w:t>
             </w:r>
           </w:p>
         </w:tc>
@@ -5363,7 +5537,7 @@
                 <w:sz w:val="20"/>
                 <w:szCs w:val="20"/>
               </w:rPr>
-              <w:t xml:space="preserve">Vista de todas las líneas con aprobado, consumido y disponible; punto de partida para cargar todas las operaciones</w:t>
+              <w:t xml:space="preserve">Vista de todas las líneas con aprobado, consumido, disponible, estado y vencimientos</w:t>
             </w:r>
           </w:p>
         </w:tc>
@@ -5504,108 +5678,153 @@
           </w:p>
         </w:tc>
       </w:tr>
+    </w:tbl>
+    <w:p>
+      <w:pPr>
+        <w:pBdr>
+          <w:left w:val="single" w:color="2E7D8C" w:sz="24" w:space="8"/>
+        </w:pBdr>
+        <w:shd w:fill="EAF2F5" w:color="auto" w:val="clear"/>
+        <w:spacing w:after="120" w:before="160"/>
+        <w:ind w:left="120"/>
+      </w:pPr>
+      <w:r>
+        <w:rPr>
+          <w:rFonts w:ascii="Calibri" w:cs="Calibri" w:eastAsia="Calibri" w:hAnsi="Calibri"/>
+          <w:b/>
+          <w:bCs/>
+          <w:sz w:val="20"/>
+          <w:szCs w:val="20"/>
+        </w:rPr>
+        <w:t xml:space="preserve">Dependencia: </w:t>
+      </w:r>
+      <w:r>
+        <w:rPr>
+          <w:rFonts w:ascii="Calibri" w:cs="Calibri" w:eastAsia="Calibri" w:hAnsi="Calibri"/>
+          <w:sz w:val="20"/>
+          <w:szCs w:val="20"/>
+        </w:rPr>
+        <w:t xml:space="preserve">una línea cargada y activa es la condición para operar. Recién con la línea dada de alta se pueden cargar operaciones desde la pantalla de líneas, y esas operaciones se validan contra ella.</w:t>
+      </w:r>
+    </w:p>
+    <w:p>
+      <w:pPr>
+        <w:spacing w:after="80" w:before="180"/>
+      </w:pPr>
+      <w:r>
+        <w:rPr>
+          <w:rFonts w:ascii="Calibri" w:cs="Calibri" w:eastAsia="Calibri" w:hAnsi="Calibri"/>
+          <w:b/>
+          <w:bCs/>
+          <w:color w:val="1F3A5F"/>
+          <w:sz w:val="24"/>
+          <w:szCs w:val="24"/>
+        </w:rPr>
+        <w:t xml:space="preserve">Módulos que se apoyan en la línea activa</w:t>
+      </w:r>
+    </w:p>
+    <w:tbl>
+      <w:tblPr>
+        <w:tblW w:type="dxa" w:w="14400"/>
+        <w:tblBorders>
+          <w:top w:val="single" w:color="auto" w:sz="4"/>
+          <w:left w:val="single" w:color="auto" w:sz="4"/>
+          <w:bottom w:val="single" w:color="auto" w:sz="4"/>
+          <w:right w:val="single" w:color="auto" w:sz="4"/>
+          <w:insideH w:val="single" w:color="auto" w:sz="4"/>
+          <w:insideV w:val="single" w:color="auto" w:sz="4"/>
+        </w:tblBorders>
+      </w:tblPr>
+      <w:tblGrid>
+        <w:gridCol w:w="600"/>
+        <w:gridCol w:w="3500"/>
+        <w:gridCol w:w="10300"/>
+      </w:tblGrid>
       <w:tr>
+        <w:trPr>
+          <w:tblHeader/>
+        </w:trPr>
         <w:tc>
           <w:tcPr>
             <w:tcW w:type="dxa" w:w="600"/>
-            <w:tcMar>
-              <w:top w:type="dxa" w:w="80"/>
-              <w:left w:type="dxa" w:w="120"/>
-              <w:bottom w:type="dxa" w:w="80"/>
-              <w:right w:type="dxa" w:w="120"/>
-            </w:tcMar>
-          </w:tcPr>
-          <w:p>
-            <w:pPr>
-              <w:spacing w:after="40"/>
-            </w:pPr>
-            <w:r>
-              <w:rPr>
-                <w:rFonts w:ascii="Calibri" w:cs="Calibri" w:eastAsia="Calibri" w:hAnsi="Calibri"/>
-                <w:b/>
-                <w:bCs/>
-                <w:sz w:val="20"/>
-                <w:szCs w:val="20"/>
-              </w:rPr>
-              <w:t xml:space="preserve">E</w:t>
+            <w:shd w:fill="2E7D8C" w:color="auto" w:val="clear"/>
+            <w:tcMar>
+              <w:top w:type="dxa" w:w="80"/>
+              <w:left w:type="dxa" w:w="120"/>
+              <w:bottom w:type="dxa" w:w="80"/>
+              <w:right w:type="dxa" w:w="120"/>
+            </w:tcMar>
+          </w:tcPr>
+          <w:p>
+            <w:pPr>
+              <w:spacing w:after="40"/>
+            </w:pPr>
+            <w:r>
+              <w:rPr>
+                <w:rFonts w:ascii="Calibri" w:cs="Calibri" w:eastAsia="Calibri" w:hAnsi="Calibri"/>
+                <w:b/>
+                <w:bCs/>
+                <w:color w:val="FFFFFF"/>
+                <w:sz w:val="20"/>
+                <w:szCs w:val="20"/>
+              </w:rPr>
+              <w:t xml:space="preserve">#</w:t>
             </w:r>
           </w:p>
         </w:tc>
         <w:tc>
           <w:tcPr>
             <w:tcW w:type="dxa" w:w="3500"/>
-            <w:tcMar>
-              <w:top w:type="dxa" w:w="80"/>
-              <w:left w:type="dxa" w:w="120"/>
-              <w:bottom w:type="dxa" w:w="80"/>
-              <w:right w:type="dxa" w:w="120"/>
-            </w:tcMar>
-          </w:tcPr>
-          <w:p>
-            <w:pPr>
-              <w:spacing w:after="40"/>
-            </w:pPr>
-            <w:r>
-              <w:rPr>
-                <w:rFonts w:ascii="Calibri" w:cs="Calibri" w:eastAsia="Calibri" w:hAnsi="Calibri"/>
-                <w:b w:val="false"/>
-                <w:bCs w:val="false"/>
-                <w:sz w:val="20"/>
-                <w:szCs w:val="20"/>
-              </w:rPr>
-              <w:t xml:space="preserve">Operaciones de descubierto</w:t>
-            </w:r>
-          </w:p>
-        </w:tc>
-        <w:tc>
-          <w:tcPr>
-            <w:tcW w:type="dxa" w:w="7700"/>
-            <w:tcMar>
-              <w:top w:type="dxa" w:w="80"/>
-              <w:left w:type="dxa" w:w="120"/>
-              <w:bottom w:type="dxa" w:w="80"/>
-              <w:right w:type="dxa" w:w="120"/>
-            </w:tcMar>
-          </w:tcPr>
-          <w:p>
-            <w:pPr>
-              <w:spacing w:after="40"/>
-            </w:pPr>
-            <w:r>
-              <w:rPr>
-                <w:rFonts w:ascii="Calibri" w:cs="Calibri" w:eastAsia="Calibri" w:hAnsi="Calibri"/>
-                <w:b w:val="false"/>
-                <w:bCs w:val="false"/>
-                <w:sz w:val="20"/>
-                <w:szCs w:val="20"/>
-              </w:rPr>
-              <w:t xml:space="preserve">Carga guiada, valores por defecto, tasa mínima, fraccionamiento, full numerales y garantías</w:t>
-            </w:r>
-          </w:p>
-        </w:tc>
-        <w:tc>
-          <w:tcPr>
-            <w:tcW w:type="dxa" w:w="2600"/>
-            <w:tcMar>
-              <w:top w:type="dxa" w:w="80"/>
-              <w:left w:type="dxa" w:w="120"/>
-              <w:bottom w:type="dxa" w:w="80"/>
-              <w:right w:type="dxa" w:w="120"/>
-            </w:tcMar>
-          </w:tcPr>
-          <w:p>
-            <w:pPr>
-              <w:spacing w:after="40"/>
-            </w:pPr>
-            <w:r>
-              <w:rPr>
-                <w:rFonts w:ascii="Calibri" w:cs="Calibri" w:eastAsia="Calibri" w:hAnsi="Calibri"/>
-                <w:b w:val="false"/>
-                <w:bCs w:val="false"/>
-                <w:sz w:val="20"/>
-                <w:szCs w:val="20"/>
-              </w:rPr>
-              <w:t xml:space="preserve">Relevamiento 07/10</w:t>
+            <w:shd w:fill="2E7D8C" w:color="auto" w:val="clear"/>
+            <w:tcMar>
+              <w:top w:type="dxa" w:w="80"/>
+              <w:left w:type="dxa" w:w="120"/>
+              <w:bottom w:type="dxa" w:w="80"/>
+              <w:right w:type="dxa" w:w="120"/>
+            </w:tcMar>
+          </w:tcPr>
+          <w:p>
+            <w:pPr>
+              <w:spacing w:after="40"/>
+            </w:pPr>
+            <w:r>
+              <w:rPr>
+                <w:rFonts w:ascii="Calibri" w:cs="Calibri" w:eastAsia="Calibri" w:hAnsi="Calibri"/>
+                <w:b/>
+                <w:bCs/>
+                <w:color w:val="FFFFFF"/>
+                <w:sz w:val="20"/>
+                <w:szCs w:val="20"/>
+              </w:rPr>
+              <w:t xml:space="preserve">Módulo</w:t>
+            </w:r>
+          </w:p>
+        </w:tc>
+        <w:tc>
+          <w:tcPr>
+            <w:tcW w:type="dxa" w:w="10300"/>
+            <w:shd w:fill="2E7D8C" w:color="auto" w:val="clear"/>
+            <w:tcMar>
+              <w:top w:type="dxa" w:w="80"/>
+              <w:left w:type="dxa" w:w="120"/>
+              <w:bottom w:type="dxa" w:w="80"/>
+              <w:right w:type="dxa" w:w="120"/>
+            </w:tcMar>
+          </w:tcPr>
+          <w:p>
+            <w:pPr>
+              <w:spacing w:after="40"/>
+            </w:pPr>
+            <w:r>
+              <w:rPr>
+                <w:rFonts w:ascii="Calibri" w:cs="Calibri" w:eastAsia="Calibri" w:hAnsi="Calibri"/>
+                <w:b/>
+                <w:bCs/>
+                <w:color w:val="FFFFFF"/>
+                <w:sz w:val="20"/>
+                <w:szCs w:val="20"/>
+              </w:rPr>
+              <w:t xml:space="preserve">Qué incluye</w:t>
             </w:r>
           </w:p>
         </w:tc>
@@ -5614,108 +5833,78 @@
         <w:tc>
           <w:tcPr>
             <w:tcW w:type="dxa" w:w="600"/>
-            <w:shd w:fill="EAF2F5" w:color="auto" w:val="clear"/>
-            <w:tcMar>
-              <w:top w:type="dxa" w:w="80"/>
-              <w:left w:type="dxa" w:w="120"/>
-              <w:bottom w:type="dxa" w:w="80"/>
-              <w:right w:type="dxa" w:w="120"/>
-            </w:tcMar>
-          </w:tcPr>
-          <w:p>
-            <w:pPr>
-              <w:spacing w:after="40"/>
-            </w:pPr>
-            <w:r>
-              <w:rPr>
-                <w:rFonts w:ascii="Calibri" w:cs="Calibri" w:eastAsia="Calibri" w:hAnsi="Calibri"/>
-                <w:b/>
-                <w:bCs/>
-                <w:sz w:val="20"/>
-                <w:szCs w:val="20"/>
-              </w:rPr>
-              <w:t xml:space="preserve">F</w:t>
+            <w:tcMar>
+              <w:top w:type="dxa" w:w="80"/>
+              <w:left w:type="dxa" w:w="120"/>
+              <w:bottom w:type="dxa" w:w="80"/>
+              <w:right w:type="dxa" w:w="120"/>
+            </w:tcMar>
+          </w:tcPr>
+          <w:p>
+            <w:pPr>
+              <w:spacing w:after="40"/>
+            </w:pPr>
+            <w:r>
+              <w:rPr>
+                <w:rFonts w:ascii="Calibri" w:cs="Calibri" w:eastAsia="Calibri" w:hAnsi="Calibri"/>
+                <w:b/>
+                <w:bCs/>
+                <w:sz w:val="20"/>
+                <w:szCs w:val="20"/>
+              </w:rPr>
+              <w:t xml:space="preserve">E</w:t>
             </w:r>
           </w:p>
         </w:tc>
         <w:tc>
           <w:tcPr>
             <w:tcW w:type="dxa" w:w="3500"/>
-            <w:shd w:fill="EAF2F5" w:color="auto" w:val="clear"/>
-            <w:tcMar>
-              <w:top w:type="dxa" w:w="80"/>
-              <w:left w:type="dxa" w:w="120"/>
-              <w:bottom w:type="dxa" w:w="80"/>
-              <w:right w:type="dxa" w:w="120"/>
-            </w:tcMar>
-          </w:tcPr>
-          <w:p>
-            <w:pPr>
-              <w:spacing w:after="40"/>
-            </w:pPr>
-            <w:r>
-              <w:rPr>
-                <w:rFonts w:ascii="Calibri" w:cs="Calibri" w:eastAsia="Calibri" w:hAnsi="Calibri"/>
-                <w:b w:val="false"/>
-                <w:bCs w:val="false"/>
-                <w:sz w:val="20"/>
-                <w:szCs w:val="20"/>
-              </w:rPr>
-              <w:t xml:space="preserve">Renovaciones</w:t>
-            </w:r>
-          </w:p>
-        </w:tc>
-        <w:tc>
-          <w:tcPr>
-            <w:tcW w:type="dxa" w:w="7700"/>
-            <w:shd w:fill="EAF2F5" w:color="auto" w:val="clear"/>
-            <w:tcMar>
-              <w:top w:type="dxa" w:w="80"/>
-              <w:left w:type="dxa" w:w="120"/>
-              <w:bottom w:type="dxa" w:w="80"/>
-              <w:right w:type="dxa" w:w="120"/>
-            </w:tcMar>
-          </w:tcPr>
-          <w:p>
-            <w:pPr>
-              <w:spacing w:after="40"/>
-            </w:pPr>
-            <w:r>
-              <w:rPr>
-                <w:rFonts w:ascii="Calibri" w:cs="Calibri" w:eastAsia="Calibri" w:hAnsi="Calibri"/>
-                <w:b w:val="false"/>
-                <w:bCs w:val="false"/>
-                <w:sz w:val="20"/>
-                <w:szCs w:val="20"/>
-              </w:rPr>
-              <w:t xml:space="preserve">Renovación con operación vigente vs. operación nueva</w:t>
-            </w:r>
-          </w:p>
-        </w:tc>
-        <w:tc>
-          <w:tcPr>
-            <w:tcW w:type="dxa" w:w="2600"/>
-            <w:shd w:fill="EAF2F5" w:color="auto" w:val="clear"/>
-            <w:tcMar>
-              <w:top w:type="dxa" w:w="80"/>
-              <w:left w:type="dxa" w:w="120"/>
-              <w:bottom w:type="dxa" w:w="80"/>
-              <w:right w:type="dxa" w:w="120"/>
-            </w:tcMar>
-          </w:tcPr>
-          <w:p>
-            <w:pPr>
-              <w:spacing w:after="40"/>
-            </w:pPr>
-            <w:r>
-              <w:rPr>
-                <w:rFonts w:ascii="Calibri" w:cs="Calibri" w:eastAsia="Calibri" w:hAnsi="Calibri"/>
-                <w:b w:val="false"/>
-                <w:bCs w:val="false"/>
-                <w:sz w:val="20"/>
-                <w:szCs w:val="20"/>
-              </w:rPr>
-              <w:t xml:space="preserve">Relevamiento 07/10</w:t>
+            <w:tcMar>
+              <w:top w:type="dxa" w:w="80"/>
+              <w:left w:type="dxa" w:w="120"/>
+              <w:bottom w:type="dxa" w:w="80"/>
+              <w:right w:type="dxa" w:w="120"/>
+            </w:tcMar>
+          </w:tcPr>
+          <w:p>
+            <w:pPr>
+              <w:spacing w:after="40"/>
+            </w:pPr>
+            <w:r>
+              <w:rPr>
+                <w:rFonts w:ascii="Calibri" w:cs="Calibri" w:eastAsia="Calibri" w:hAnsi="Calibri"/>
+                <w:b w:val="false"/>
+                <w:bCs w:val="false"/>
+                <w:sz w:val="20"/>
+                <w:szCs w:val="20"/>
+              </w:rPr>
+              <w:t xml:space="preserve">Operaciones de descubierto</w:t>
+            </w:r>
+          </w:p>
+        </w:tc>
+        <w:tc>
+          <w:tcPr>
+            <w:tcW w:type="dxa" w:w="10300"/>
+            <w:tcMar>
+              <w:top w:type="dxa" w:w="80"/>
+              <w:left w:type="dxa" w:w="120"/>
+              <w:bottom w:type="dxa" w:w="80"/>
+              <w:right w:type="dxa" w:w="120"/>
+            </w:tcMar>
+          </w:tcPr>
+          <w:p>
+            <w:pPr>
+              <w:spacing w:after="40"/>
+            </w:pPr>
+            <w:r>
+              <w:rPr>
+                <w:rFonts w:ascii="Calibri" w:cs="Calibri" w:eastAsia="Calibri" w:hAnsi="Calibri"/>
+                <w:b w:val="false"/>
+                <w:bCs w:val="false"/>
+                <w:sz w:val="20"/>
+                <w:szCs w:val="20"/>
+              </w:rPr>
+              <w:t xml:space="preserve">Carga guiada, valores por defecto, tasa mínima, fraccionamiento, full numerales y garantías</w:t>
             </w:r>
           </w:p>
         </w:tc>
@@ -5724,104 +5913,81 @@
         <w:tc>
           <w:tcPr>
             <w:tcW w:type="dxa" w:w="600"/>
-            <w:tcMar>
-              <w:top w:type="dxa" w:w="80"/>
-              <w:left w:type="dxa" w:w="120"/>
-              <w:bottom w:type="dxa" w:w="80"/>
-              <w:right w:type="dxa" w:w="120"/>
-            </w:tcMar>
-          </w:tcPr>
-          <w:p>
-            <w:pPr>
-              <w:spacing w:after="40"/>
-            </w:pPr>
-            <w:r>
-              <w:rPr>
-                <w:rFonts w:ascii="Calibri" w:cs="Calibri" w:eastAsia="Calibri" w:hAnsi="Calibri"/>
-                <w:b/>
-                <w:bCs/>
-                <w:sz w:val="20"/>
-                <w:szCs w:val="20"/>
-              </w:rPr>
-              <w:t xml:space="preserve">G</w:t>
+            <w:shd w:fill="EAF2F5" w:color="auto" w:val="clear"/>
+            <w:tcMar>
+              <w:top w:type="dxa" w:w="80"/>
+              <w:left w:type="dxa" w:w="120"/>
+              <w:bottom w:type="dxa" w:w="80"/>
+              <w:right w:type="dxa" w:w="120"/>
+            </w:tcMar>
+          </w:tcPr>
+          <w:p>
+            <w:pPr>
+              <w:spacing w:after="40"/>
+            </w:pPr>
+            <w:r>
+              <w:rPr>
+                <w:rFonts w:ascii="Calibri" w:cs="Calibri" w:eastAsia="Calibri" w:hAnsi="Calibri"/>
+                <w:b/>
+                <w:bCs/>
+                <w:sz w:val="20"/>
+                <w:szCs w:val="20"/>
+              </w:rPr>
+              <w:t xml:space="preserve">F</w:t>
             </w:r>
           </w:p>
         </w:tc>
         <w:tc>
           <w:tcPr>
             <w:tcW w:type="dxa" w:w="3500"/>
-            <w:tcMar>
-              <w:top w:type="dxa" w:w="80"/>
-              <w:left w:type="dxa" w:w="120"/>
-              <w:bottom w:type="dxa" w:w="80"/>
-              <w:right w:type="dxa" w:w="120"/>
-            </w:tcMar>
-          </w:tcPr>
-          <w:p>
-            <w:pPr>
-              <w:spacing w:after="40"/>
-            </w:pPr>
-            <w:r>
-              <w:rPr>
-                <w:rFonts w:ascii="Calibri" w:cs="Calibri" w:eastAsia="Calibri" w:hAnsi="Calibri"/>
-                <w:b w:val="false"/>
-                <w:bCs w:val="false"/>
-                <w:sz w:val="20"/>
-                <w:szCs w:val="20"/>
-              </w:rPr>
-              <w:t xml:space="preserve">Pantalla de seguimiento</w:t>
-            </w:r>
-          </w:p>
-        </w:tc>
-        <w:tc>
-          <w:tcPr>
-            <w:tcW w:type="dxa" w:w="7700"/>
-            <w:tcMar>
-              <w:top w:type="dxa" w:w="80"/>
-              <w:left w:type="dxa" w:w="120"/>
-              <w:bottom w:type="dxa" w:w="80"/>
-              <w:right w:type="dxa" w:w="120"/>
-            </w:tcMar>
-          </w:tcPr>
-          <w:p>
-            <w:pPr>
-              <w:spacing w:after="40"/>
-            </w:pPr>
-            <w:r>
-              <w:rPr>
-                <w:rFonts w:ascii="Calibri" w:cs="Calibri" w:eastAsia="Calibri" w:hAnsi="Calibri"/>
-                <w:b w:val="false"/>
-                <w:bCs w:val="false"/>
-                <w:sz w:val="20"/>
-                <w:szCs w:val="20"/>
-              </w:rPr>
-              <w:t xml:space="preserve">Acuerdos ruteados por día y estado, filtro por cliente, exportación</w:t>
-            </w:r>
-          </w:p>
-        </w:tc>
-        <w:tc>
-          <w:tcPr>
-            <w:tcW w:type="dxa" w:w="2600"/>
-            <w:tcMar>
-              <w:top w:type="dxa" w:w="80"/>
-              <w:left w:type="dxa" w:w="120"/>
-              <w:bottom w:type="dxa" w:w="80"/>
-              <w:right w:type="dxa" w:w="120"/>
-            </w:tcMar>
-          </w:tcPr>
-          <w:p>
-            <w:pPr>
-              <w:spacing w:after="40"/>
-            </w:pPr>
-            <w:r>
-              <w:rPr>
-                <w:rFonts w:ascii="Calibri" w:cs="Calibri" w:eastAsia="Calibri" w:hAnsi="Calibri"/>
-                <w:b w:val="false"/>
-                <w:bCs w:val="false"/>
-                <w:sz w:val="20"/>
-                <w:szCs w:val="20"/>
-              </w:rPr>
-              <w:t xml:space="preserve">Relevamiento 07/10</w:t>
+            <w:shd w:fill="EAF2F5" w:color="auto" w:val="clear"/>
+            <w:tcMar>
+              <w:top w:type="dxa" w:w="80"/>
+              <w:left w:type="dxa" w:w="120"/>
+              <w:bottom w:type="dxa" w:w="80"/>
+              <w:right w:type="dxa" w:w="120"/>
+            </w:tcMar>
+          </w:tcPr>
+          <w:p>
+            <w:pPr>
+              <w:spacing w:after="40"/>
+            </w:pPr>
+            <w:r>
+              <w:rPr>
+                <w:rFonts w:ascii="Calibri" w:cs="Calibri" w:eastAsia="Calibri" w:hAnsi="Calibri"/>
+                <w:b w:val="false"/>
+                <w:bCs w:val="false"/>
+                <w:sz w:val="20"/>
+                <w:szCs w:val="20"/>
+              </w:rPr>
+              <w:t xml:space="preserve">Renovaciones</w:t>
+            </w:r>
+          </w:p>
+        </w:tc>
+        <w:tc>
+          <w:tcPr>
+            <w:tcW w:type="dxa" w:w="10300"/>
+            <w:shd w:fill="EAF2F5" w:color="auto" w:val="clear"/>
+            <w:tcMar>
+              <w:top w:type="dxa" w:w="80"/>
+              <w:left w:type="dxa" w:w="120"/>
+              <w:bottom w:type="dxa" w:w="80"/>
+              <w:right w:type="dxa" w:w="120"/>
+            </w:tcMar>
+          </w:tcPr>
+          <w:p>
+            <w:pPr>
+              <w:spacing w:after="40"/>
+            </w:pPr>
+            <w:r>
+              <w:rPr>
+                <w:rFonts w:ascii="Calibri" w:cs="Calibri" w:eastAsia="Calibri" w:hAnsi="Calibri"/>
+                <w:b w:val="false"/>
+                <w:bCs w:val="false"/>
+                <w:sz w:val="20"/>
+                <w:szCs w:val="20"/>
+              </w:rPr>
+              <w:t xml:space="preserve">Renovación total o con cambio de importe, y operación nueva</w:t>
             </w:r>
           </w:p>
         </w:tc>
@@ -5830,108 +5996,78 @@
         <w:tc>
           <w:tcPr>
             <w:tcW w:type="dxa" w:w="600"/>
-            <w:shd w:fill="EAF2F5" w:color="auto" w:val="clear"/>
-            <w:tcMar>
-              <w:top w:type="dxa" w:w="80"/>
-              <w:left w:type="dxa" w:w="120"/>
-              <w:bottom w:type="dxa" w:w="80"/>
-              <w:right w:type="dxa" w:w="120"/>
-            </w:tcMar>
-          </w:tcPr>
-          <w:p>
-            <w:pPr>
-              <w:spacing w:after="40"/>
-            </w:pPr>
-            <w:r>
-              <w:rPr>
-                <w:rFonts w:ascii="Calibri" w:cs="Calibri" w:eastAsia="Calibri" w:hAnsi="Calibri"/>
-                <w:b/>
-                <w:bCs/>
-                <w:sz w:val="20"/>
-                <w:szCs w:val="20"/>
-              </w:rPr>
-              <w:t xml:space="preserve">H</w:t>
+            <w:tcMar>
+              <w:top w:type="dxa" w:w="80"/>
+              <w:left w:type="dxa" w:w="120"/>
+              <w:bottom w:type="dxa" w:w="80"/>
+              <w:right w:type="dxa" w:w="120"/>
+            </w:tcMar>
+          </w:tcPr>
+          <w:p>
+            <w:pPr>
+              <w:spacing w:after="40"/>
+            </w:pPr>
+            <w:r>
+              <w:rPr>
+                <w:rFonts w:ascii="Calibri" w:cs="Calibri" w:eastAsia="Calibri" w:hAnsi="Calibri"/>
+                <w:b/>
+                <w:bCs/>
+                <w:sz w:val="20"/>
+                <w:szCs w:val="20"/>
+              </w:rPr>
+              <w:t xml:space="preserve">G</w:t>
             </w:r>
           </w:p>
         </w:tc>
         <w:tc>
           <w:tcPr>
             <w:tcW w:type="dxa" w:w="3500"/>
-            <w:shd w:fill="EAF2F5" w:color="auto" w:val="clear"/>
-            <w:tcMar>
-              <w:top w:type="dxa" w:w="80"/>
-              <w:left w:type="dxa" w:w="120"/>
-              <w:bottom w:type="dxa" w:w="80"/>
-              <w:right w:type="dxa" w:w="120"/>
-            </w:tcMar>
-          </w:tcPr>
-          <w:p>
-            <w:pPr>
-              <w:spacing w:after="40"/>
-            </w:pPr>
-            <w:r>
-              <w:rPr>
-                <w:rFonts w:ascii="Calibri" w:cs="Calibri" w:eastAsia="Calibri" w:hAnsi="Calibri"/>
-                <w:b w:val="false"/>
-                <w:bCs w:val="false"/>
-                <w:sz w:val="20"/>
-                <w:szCs w:val="20"/>
-              </w:rPr>
-              <w:t xml:space="preserve">Costo de dinero</w:t>
-            </w:r>
-          </w:p>
-        </w:tc>
-        <w:tc>
-          <w:tcPr>
-            <w:tcW w:type="dxa" w:w="7700"/>
-            <w:shd w:fill="EAF2F5" w:color="auto" w:val="clear"/>
-            <w:tcMar>
-              <w:top w:type="dxa" w:w="80"/>
-              <w:left w:type="dxa" w:w="120"/>
-              <w:bottom w:type="dxa" w:w="80"/>
-              <w:right w:type="dxa" w:w="120"/>
-            </w:tcMar>
-          </w:tcPr>
-          <w:p>
-            <w:pPr>
-              <w:spacing w:after="40"/>
-            </w:pPr>
-            <w:r>
-              <w:rPr>
-                <w:rFonts w:ascii="Calibri" w:cs="Calibri" w:eastAsia="Calibri" w:hAnsi="Calibri"/>
-                <w:b w:val="false"/>
-                <w:bCs w:val="false"/>
-                <w:sz w:val="20"/>
-                <w:szCs w:val="20"/>
-              </w:rPr>
-              <w:t xml:space="preserve">Mesa carga y actualiza las tasas mínimas</w:t>
-            </w:r>
-          </w:p>
-        </w:tc>
-        <w:tc>
-          <w:tcPr>
-            <w:tcW w:type="dxa" w:w="2600"/>
-            <w:shd w:fill="EAF2F5" w:color="auto" w:val="clear"/>
-            <w:tcMar>
-              <w:top w:type="dxa" w:w="80"/>
-              <w:left w:type="dxa" w:w="120"/>
-              <w:bottom w:type="dxa" w:w="80"/>
-              <w:right w:type="dxa" w:w="120"/>
-            </w:tcMar>
-          </w:tcPr>
-          <w:p>
-            <w:pPr>
-              <w:spacing w:after="40"/>
-            </w:pPr>
-            <w:r>
-              <w:rPr>
-                <w:rFonts w:ascii="Calibri" w:cs="Calibri" w:eastAsia="Calibri" w:hAnsi="Calibri"/>
-                <w:b w:val="false"/>
-                <w:bCs w:val="false"/>
-                <w:sz w:val="20"/>
-                <w:szCs w:val="20"/>
-              </w:rPr>
-              <w:t xml:space="preserve">Relevamiento 07/10</w:t>
+            <w:tcMar>
+              <w:top w:type="dxa" w:w="80"/>
+              <w:left w:type="dxa" w:w="120"/>
+              <w:bottom w:type="dxa" w:w="80"/>
+              <w:right w:type="dxa" w:w="120"/>
+            </w:tcMar>
+          </w:tcPr>
+          <w:p>
+            <w:pPr>
+              <w:spacing w:after="40"/>
+            </w:pPr>
+            <w:r>
+              <w:rPr>
+                <w:rFonts w:ascii="Calibri" w:cs="Calibri" w:eastAsia="Calibri" w:hAnsi="Calibri"/>
+                <w:b w:val="false"/>
+                <w:bCs w:val="false"/>
+                <w:sz w:val="20"/>
+                <w:szCs w:val="20"/>
+              </w:rPr>
+              <w:t xml:space="preserve">Pantalla de seguimiento</w:t>
+            </w:r>
+          </w:p>
+        </w:tc>
+        <w:tc>
+          <w:tcPr>
+            <w:tcW w:type="dxa" w:w="10300"/>
+            <w:tcMar>
+              <w:top w:type="dxa" w:w="80"/>
+              <w:left w:type="dxa" w:w="120"/>
+              <w:bottom w:type="dxa" w:w="80"/>
+              <w:right w:type="dxa" w:w="120"/>
+            </w:tcMar>
+          </w:tcPr>
+          <w:p>
+            <w:pPr>
+              <w:spacing w:after="40"/>
+            </w:pPr>
+            <w:r>
+              <w:rPr>
+                <w:rFonts w:ascii="Calibri" w:cs="Calibri" w:eastAsia="Calibri" w:hAnsi="Calibri"/>
+                <w:b w:val="false"/>
+                <w:bCs w:val="false"/>
+                <w:sz w:val="20"/>
+                <w:szCs w:val="20"/>
+              </w:rPr>
+              <w:t xml:space="preserve">Acuerdos ruteados por día y estado, filtro por cliente, exportación</w:t>
             </w:r>
           </w:p>
         </w:tc>
@@ -5940,104 +6076,81 @@
         <w:tc>
           <w:tcPr>
             <w:tcW w:type="dxa" w:w="600"/>
-            <w:tcMar>
-              <w:top w:type="dxa" w:w="80"/>
-              <w:left w:type="dxa" w:w="120"/>
-              <w:bottom w:type="dxa" w:w="80"/>
-              <w:right w:type="dxa" w:w="120"/>
-            </w:tcMar>
-          </w:tcPr>
-          <w:p>
-            <w:pPr>
-              <w:spacing w:after="40"/>
-            </w:pPr>
-            <w:r>
-              <w:rPr>
-                <w:rFonts w:ascii="Calibri" w:cs="Calibri" w:eastAsia="Calibri" w:hAnsi="Calibri"/>
-                <w:b/>
-                <w:bCs/>
-                <w:sz w:val="20"/>
-                <w:szCs w:val="20"/>
-              </w:rPr>
-              <w:t xml:space="preserve">I</w:t>
+            <w:shd w:fill="EAF2F5" w:color="auto" w:val="clear"/>
+            <w:tcMar>
+              <w:top w:type="dxa" w:w="80"/>
+              <w:left w:type="dxa" w:w="120"/>
+              <w:bottom w:type="dxa" w:w="80"/>
+              <w:right w:type="dxa" w:w="120"/>
+            </w:tcMar>
+          </w:tcPr>
+          <w:p>
+            <w:pPr>
+              <w:spacing w:after="40"/>
+            </w:pPr>
+            <w:r>
+              <w:rPr>
+                <w:rFonts w:ascii="Calibri" w:cs="Calibri" w:eastAsia="Calibri" w:hAnsi="Calibri"/>
+                <w:b/>
+                <w:bCs/>
+                <w:sz w:val="20"/>
+                <w:szCs w:val="20"/>
+              </w:rPr>
+              <w:t xml:space="preserve">H</w:t>
             </w:r>
           </w:p>
         </w:tc>
         <w:tc>
           <w:tcPr>
             <w:tcW w:type="dxa" w:w="3500"/>
-            <w:tcMar>
-              <w:top w:type="dxa" w:w="80"/>
-              <w:left w:type="dxa" w:w="120"/>
-              <w:bottom w:type="dxa" w:w="80"/>
-              <w:right w:type="dxa" w:w="120"/>
-            </w:tcMar>
-          </w:tcPr>
-          <w:p>
-            <w:pPr>
-              <w:spacing w:after="40"/>
-            </w:pPr>
-            <w:r>
-              <w:rPr>
-                <w:rFonts w:ascii="Calibri" w:cs="Calibri" w:eastAsia="Calibri" w:hAnsi="Calibri"/>
-                <w:b w:val="false"/>
-                <w:bCs w:val="false"/>
-                <w:sz w:val="20"/>
-                <w:szCs w:val="20"/>
-              </w:rPr>
-              <w:t xml:space="preserve">Cheques</w:t>
-            </w:r>
-          </w:p>
-        </w:tc>
-        <w:tc>
-          <w:tcPr>
-            <w:tcW w:type="dxa" w:w="7700"/>
-            <w:tcMar>
-              <w:top w:type="dxa" w:w="80"/>
-              <w:left w:type="dxa" w:w="120"/>
-              <w:bottom w:type="dxa" w:w="80"/>
-              <w:right w:type="dxa" w:w="120"/>
-            </w:tcMar>
-          </w:tcPr>
-          <w:p>
-            <w:pPr>
-              <w:spacing w:after="40"/>
-            </w:pPr>
-            <w:r>
-              <w:rPr>
-                <w:rFonts w:ascii="Calibri" w:cs="Calibri" w:eastAsia="Calibri" w:hAnsi="Calibri"/>
-                <w:b w:val="false"/>
-                <w:bCs w:val="false"/>
-                <w:sz w:val="20"/>
-                <w:szCs w:val="20"/>
-              </w:rPr>
-              <w:t xml:space="preserve">Endoso, verificación, liquidación, revisión de pendientes y preliquidación</w:t>
-            </w:r>
-          </w:p>
-        </w:tc>
-        <w:tc>
-          <w:tcPr>
-            <w:tcW w:type="dxa" w:w="2600"/>
-            <w:tcMar>
-              <w:top w:type="dxa" w:w="80"/>
-              <w:left w:type="dxa" w:w="120"/>
-              <w:bottom w:type="dxa" w:w="80"/>
-              <w:right w:type="dxa" w:w="120"/>
-            </w:tcMar>
-          </w:tcPr>
-          <w:p>
-            <w:pPr>
-              <w:spacing w:after="40"/>
-            </w:pPr>
-            <w:r>
-              <w:rPr>
-                <w:rFonts w:ascii="Calibri" w:cs="Calibri" w:eastAsia="Calibri" w:hAnsi="Calibri"/>
-                <w:b w:val="false"/>
-                <w:bCs w:val="false"/>
-                <w:sz w:val="20"/>
-                <w:szCs w:val="20"/>
-              </w:rPr>
-              <w:t xml:space="preserve">Relevamiento 07/10</w:t>
+            <w:shd w:fill="EAF2F5" w:color="auto" w:val="clear"/>
+            <w:tcMar>
+              <w:top w:type="dxa" w:w="80"/>
+              <w:left w:type="dxa" w:w="120"/>
+              <w:bottom w:type="dxa" w:w="80"/>
+              <w:right w:type="dxa" w:w="120"/>
+            </w:tcMar>
+          </w:tcPr>
+          <w:p>
+            <w:pPr>
+              <w:spacing w:after="40"/>
+            </w:pPr>
+            <w:r>
+              <w:rPr>
+                <w:rFonts w:ascii="Calibri" w:cs="Calibri" w:eastAsia="Calibri" w:hAnsi="Calibri"/>
+                <w:b w:val="false"/>
+                <w:bCs w:val="false"/>
+                <w:sz w:val="20"/>
+                <w:szCs w:val="20"/>
+              </w:rPr>
+              <w:t xml:space="preserve">Costo de dinero</w:t>
+            </w:r>
+          </w:p>
+        </w:tc>
+        <w:tc>
+          <w:tcPr>
+            <w:tcW w:type="dxa" w:w="10300"/>
+            <w:shd w:fill="EAF2F5" w:color="auto" w:val="clear"/>
+            <w:tcMar>
+              <w:top w:type="dxa" w:w="80"/>
+              <w:left w:type="dxa" w:w="120"/>
+              <w:bottom w:type="dxa" w:w="80"/>
+              <w:right w:type="dxa" w:w="120"/>
+            </w:tcMar>
+          </w:tcPr>
+          <w:p>
+            <w:pPr>
+              <w:spacing w:after="40"/>
+            </w:pPr>
+            <w:r>
+              <w:rPr>
+                <w:rFonts w:ascii="Calibri" w:cs="Calibri" w:eastAsia="Calibri" w:hAnsi="Calibri"/>
+                <w:b w:val="false"/>
+                <w:bCs w:val="false"/>
+                <w:sz w:val="20"/>
+                <w:szCs w:val="20"/>
+              </w:rPr>
+              <w:t xml:space="preserve">Mesa carga y actualiza las tasas mínimas</w:t>
             </w:r>
           </w:p>
         </w:tc>
@@ -6046,6 +6159,86 @@
         <w:tc>
           <w:tcPr>
             <w:tcW w:type="dxa" w:w="600"/>
+            <w:tcMar>
+              <w:top w:type="dxa" w:w="80"/>
+              <w:left w:type="dxa" w:w="120"/>
+              <w:bottom w:type="dxa" w:w="80"/>
+              <w:right w:type="dxa" w:w="120"/>
+            </w:tcMar>
+          </w:tcPr>
+          <w:p>
+            <w:pPr>
+              <w:spacing w:after="40"/>
+            </w:pPr>
+            <w:r>
+              <w:rPr>
+                <w:rFonts w:ascii="Calibri" w:cs="Calibri" w:eastAsia="Calibri" w:hAnsi="Calibri"/>
+                <w:b/>
+                <w:bCs/>
+                <w:sz w:val="20"/>
+                <w:szCs w:val="20"/>
+              </w:rPr>
+              <w:t xml:space="preserve">I</w:t>
+            </w:r>
+          </w:p>
+        </w:tc>
+        <w:tc>
+          <w:tcPr>
+            <w:tcW w:type="dxa" w:w="3500"/>
+            <w:tcMar>
+              <w:top w:type="dxa" w:w="80"/>
+              <w:left w:type="dxa" w:w="120"/>
+              <w:bottom w:type="dxa" w:w="80"/>
+              <w:right w:type="dxa" w:w="120"/>
+            </w:tcMar>
+          </w:tcPr>
+          <w:p>
+            <w:pPr>
+              <w:spacing w:after="40"/>
+            </w:pPr>
+            <w:r>
+              <w:rPr>
+                <w:rFonts w:ascii="Calibri" w:cs="Calibri" w:eastAsia="Calibri" w:hAnsi="Calibri"/>
+                <w:b w:val="false"/>
+                <w:bCs w:val="false"/>
+                <w:sz w:val="20"/>
+                <w:szCs w:val="20"/>
+              </w:rPr>
+              <w:t xml:space="preserve">Cheques</w:t>
+            </w:r>
+          </w:p>
+        </w:tc>
+        <w:tc>
+          <w:tcPr>
+            <w:tcW w:type="dxa" w:w="10300"/>
+            <w:tcMar>
+              <w:top w:type="dxa" w:w="80"/>
+              <w:left w:type="dxa" w:w="120"/>
+              <w:bottom w:type="dxa" w:w="80"/>
+              <w:right w:type="dxa" w:w="120"/>
+            </w:tcMar>
+          </w:tcPr>
+          <w:p>
+            <w:pPr>
+              <w:spacing w:after="40"/>
+            </w:pPr>
+            <w:r>
+              <w:rPr>
+                <w:rFonts w:ascii="Calibri" w:cs="Calibri" w:eastAsia="Calibri" w:hAnsi="Calibri"/>
+                <w:b w:val="false"/>
+                <w:bCs w:val="false"/>
+                <w:sz w:val="20"/>
+                <w:szCs w:val="20"/>
+              </w:rPr>
+              <w:t xml:space="preserve">Endoso, verificación, liquidación, revisión de pendientes y preliquidación</w:t>
+            </w:r>
+          </w:p>
+        </w:tc>
+      </w:tr>
+      <w:tr>
+        <w:tc>
+          <w:tcPr>
+            <w:tcW w:type="dxa" w:w="600"/>
             <w:shd w:fill="EAF2F5" w:color="auto" w:val="clear"/>
             <w:tcMar>
               <w:top w:type="dxa" w:w="80"/>
@@ -6099,7 +6292,7 @@
         </w:tc>
         <w:tc>
           <w:tcPr>
-            <w:tcW w:type="dxa" w:w="7700"/>
+            <w:tcW w:type="dxa" w:w="10300"/>
             <w:shd w:fill="EAF2F5" w:color="auto" w:val="clear"/>
             <w:tcMar>
               <w:top w:type="dxa" w:w="80"/>
@@ -6121,33 +6314,6 @@
                 <w:szCs w:val="20"/>
               </w:rPr>
               <w:t xml:space="preserve">Visor de vencimientos de préstamos y acuerdos con estado de cuota y comprobante</w:t>
-            </w:r>
-          </w:p>
-        </w:tc>
-        <w:tc>
-          <w:tcPr>
-            <w:tcW w:type="dxa" w:w="2600"/>
-            <w:shd w:fill="EAF2F5" w:color="auto" w:val="clear"/>
-            <w:tcMar>
-              <w:top w:type="dxa" w:w="80"/>
-              <w:left w:type="dxa" w:w="120"/>
-              <w:bottom w:type="dxa" w:w="80"/>
-              <w:right w:type="dxa" w:w="120"/>
-            </w:tcMar>
-          </w:tcPr>
-          <w:p>
-            <w:pPr>
-              <w:spacing w:after="40"/>
-            </w:pPr>
-            <w:r>
-              <w:rPr>
-                <w:rFonts w:ascii="Calibri" w:cs="Calibri" w:eastAsia="Calibri" w:hAnsi="Calibri"/>
-                <w:b w:val="false"/>
-                <w:bCs w:val="false"/>
-                <w:sz w:val="20"/>
-                <w:szCs w:val="20"/>
-              </w:rPr>
-              <w:t xml:space="preserve">Relevamiento 07/10</w:t>
             </w:r>
           </w:p>
         </w:tc>

--- a/Presentacion_Nueva_Aplicacion_Gestion_Middle_Office.docx
+++ b/Presentacion_Nueva_Aplicacion_Gestion_Middle_Office.docx
@@ -1220,7 +1220,7 @@
                 <w:sz w:val="20"/>
                 <w:szCs w:val="20"/>
               </w:rPr>
-              <w:t xml:space="preserve">Módulo C · Pantalla de líneas</w:t>
+              <w:t xml:space="preserve">Módulo C · Línea USD ajustable en pesos</w:t>
             </w:r>
           </w:p>
         </w:tc>
@@ -1328,7 +1328,7 @@
                 <w:sz w:val="20"/>
                 <w:szCs w:val="20"/>
               </w:rPr>
-              <w:t xml:space="preserve">Módulo D · Línea USD ajustable en pesos</w:t>
+              <w:t xml:space="preserve">Módulo D · Pantalla de líneas</w:t>
             </w:r>
           </w:p>
         </w:tc>
@@ -1569,7 +1569,7 @@
           <w:sz w:val="22"/>
           <w:szCs w:val="22"/>
         </w:rPr>
-        <w:t xml:space="preserve">La aprobación y la carga de las líneas de crédito dependen hoy de tareas manuales. La minuta que se presenta en comité se arma a mano y, una vez aprobada, Middle Office vuelve a cargar la línea en COBIS Trámites. Esa carga recorre después cuatro instancias más de verificación y aprobación (Riesgo de Crédito, gerente comercial, gerente de Riesgos y CEO), que confirman una decisión que el comité ya tomó.</w:t>
+        <w:t xml:space="preserve">La aprobación y la carga de las líneas de crédito dependen hoy de tareas manuales. La minuta que se presenta en comité se arma a mano y, una vez aprobada, Riesgo de Crédito vuelve a cargar la línea en COBIS Trámites. Esa carga recorre después cuatro instancias más de control y aprobación (verificación de la carga, gerente comercial, gerente de Riesgos y CEO), que confirman una decisión que el comité ya tomó.</w:t>
       </w:r>
     </w:p>
     <w:p>
@@ -1777,7 +1777,7 @@
           <w:sz w:val="22"/>
           <w:szCs w:val="22"/>
         </w:rPr>
-        <w:t xml:space="preserve">Con la línea activa, desde esa misma pantalla se cargan las operaciones (descubiertos, renovaciones y cheques), que el sistema valida automáticamente contra la línea.</w:t>
+        <w:t xml:space="preserve">Con la línea activa, desde esa misma pantalla se cargan las operaciones (préstamos, descubiertos, renovaciones, prefinanciaciones de exportaciones e importaciones y cheques), que el sistema valida automáticamente contra la línea.</w:t>
       </w:r>
     </w:p>
     <w:p>
@@ -2040,7 +2040,7 @@
                 <w:sz w:val="20"/>
                 <w:szCs w:val="20"/>
               </w:rPr>
-              <w:t xml:space="preserve">La aprobación de la minuta crea o actualiza la línea sin que Middle Office la vuelva a tipear</w:t>
+              <w:t xml:space="preserve">La aprobación de la minuta crea o actualiza la línea sin que haya que volver a tipearla</w:t>
             </w:r>
           </w:p>
         </w:tc>
@@ -2121,7 +2121,7 @@
                 <w:sz w:val="20"/>
                 <w:szCs w:val="20"/>
               </w:rPr>
-              <w:t xml:space="preserve">La línea queda activa al aprobarse la minuta, salvo que espere el OK de garantía</w:t>
+              <w:t xml:space="preserve">La línea queda activa al aprobarse la minuta; solo los subproductos con garantía esperan el OK de Activas</w:t>
             </w:r>
           </w:p>
         </w:tc>
@@ -3060,7 +3060,7 @@
                 <w:sz w:val="18"/>
                 <w:szCs w:val="18"/>
               </w:rPr>
-              <w:t xml:space="preserve">Se arma a mano (hoy la prepara Abril Vázquez)</w:t>
+              <w:t xml:space="preserve">Riesgos la arma a mano (hoy la prepara Abril Vázquez)</w:t>
             </w:r>
           </w:p>
         </w:tc>
@@ -3352,7 +3352,7 @@
                 <w:sz w:val="18"/>
                 <w:szCs w:val="18"/>
               </w:rPr>
-              <w:t xml:space="preserve">La minuta aprobada se envía a Middle Office</w:t>
+              <w:t xml:space="preserve">La minuta aprobada queda en Riesgo de Crédito para su carga</w:t>
             </w:r>
           </w:p>
         </w:tc>
@@ -3428,7 +3428,7 @@
                 <w:sz w:val="20"/>
                 <w:szCs w:val="20"/>
               </w:rPr>
-              <w:t xml:space="preserve">1 · Middle Office</w:t>
+              <w:t xml:space="preserve">1 · Riesgo de Crédito</w:t>
             </w:r>
           </w:p>
           <w:p>
@@ -3502,7 +3502,7 @@
                 <w:sz w:val="20"/>
                 <w:szCs w:val="20"/>
               </w:rPr>
-              <w:t xml:space="preserve">2 · Riesgo de Crédito</w:t>
+              <w:t xml:space="preserve">2 · Control de la carga</w:t>
             </w:r>
           </w:p>
           <w:p>
@@ -3515,7 +3515,7 @@
                 <w:sz w:val="18"/>
                 <w:szCs w:val="18"/>
               </w:rPr>
-              <w:t xml:space="preserve">Verifica que la carga coincida con la línea aprobada</w:t>
+              <w:t xml:space="preserve">Riesgo de Crédito verifica que la carga coincida con la línea aprobada</w:t>
             </w:r>
           </w:p>
         </w:tc>
@@ -4386,7 +4386,7 @@
                 <w:sz w:val="20"/>
                 <w:szCs w:val="20"/>
               </w:rPr>
-              <w:t xml:space="preserve">Líneas frenadas o excepciones informales</w:t>
+              <w:t xml:space="preserve">Líneas completas frenadas por un solo subproducto, o excepciones informales</w:t>
             </w:r>
           </w:p>
         </w:tc>
@@ -4412,7 +4412,7 @@
                 <w:sz w:val="20"/>
                 <w:szCs w:val="20"/>
               </w:rPr>
-              <w:t xml:space="preserve">Módulo B: estado "pendiente de garantía" y forzado por gerente de Riesgos o CEO, con regularización</w:t>
+              <w:t xml:space="preserve">Módulo B: solo quedan pendientes los subproductos con garantía; el resto se activa con la aprobación. Forzado por gerente de Riesgos o CEO, con regularización</w:t>
             </w:r>
           </w:p>
         </w:tc>
@@ -4575,7 +4575,7 @@
                 <w:sz w:val="20"/>
                 <w:szCs w:val="20"/>
               </w:rPr>
-              <w:t xml:space="preserve">Módulo D: actualización automática según el tipo de cambio</w:t>
+              <w:t xml:space="preserve">Módulo C: actualización automática según el tipo de cambio</w:t>
             </w:r>
           </w:p>
         </w:tc>
@@ -4658,7 +4658,7 @@
                 <w:sz w:val="20"/>
                 <w:szCs w:val="20"/>
               </w:rPr>
-              <w:t xml:space="preserve">Módulo C: pantalla de líneas con aprobado, consumido, disponible y estado</w:t>
+              <w:t xml:space="preserve">Módulo D: pantalla de líneas con aprobado, consumido, disponible y estado</w:t>
             </w:r>
           </w:p>
         </w:tc>
@@ -5511,7 +5511,7 @@
                 <w:sz w:val="20"/>
                 <w:szCs w:val="20"/>
               </w:rPr>
-              <w:t xml:space="preserve">Pantalla de líneas</w:t>
+              <w:t xml:space="preserve">Línea en USD ajustable en pesos</w:t>
             </w:r>
           </w:p>
         </w:tc>
@@ -5537,7 +5537,7 @@
                 <w:sz w:val="20"/>
                 <w:szCs w:val="20"/>
               </w:rPr>
-              <w:t xml:space="preserve">Vista de todas las líneas con aprobado, consumido, disponible, estado y vencimientos</w:t>
+              <w:t xml:space="preserve">Actualización de la línea general según el tipo de cambio</w:t>
             </w:r>
           </w:p>
         </w:tc>
@@ -5563,7 +5563,7 @@
                 <w:sz w:val="20"/>
                 <w:szCs w:val="20"/>
               </w:rPr>
-              <w:t xml:space="preserve">Nuevo requerimiento</w:t>
+              <w:t xml:space="preserve">Relevamiento 07/10</w:t>
             </w:r>
           </w:p>
         </w:tc>
@@ -5619,7 +5619,7 @@
                 <w:sz w:val="20"/>
                 <w:szCs w:val="20"/>
               </w:rPr>
-              <w:t xml:space="preserve">Línea en USD ajustable en pesos</w:t>
+              <w:t xml:space="preserve">Pantalla de líneas</w:t>
             </w:r>
           </w:p>
         </w:tc>
@@ -5646,7 +5646,7 @@
                 <w:sz w:val="20"/>
                 <w:szCs w:val="20"/>
               </w:rPr>
-              <w:t xml:space="preserve">Actualización de la línea general según el tipo de cambio</w:t>
+              <w:t xml:space="preserve">Vista de todas las líneas con aprobado, consumido, disponible, estado y vencimientos</w:t>
             </w:r>
           </w:p>
         </w:tc>
@@ -5673,7 +5673,7 @@
                 <w:sz w:val="20"/>
                 <w:szCs w:val="20"/>
               </w:rPr>
-              <w:t xml:space="preserve">Relevamiento 07/10</w:t>
+              <w:t xml:space="preserve">Nuevo requerimiento</w:t>
             </w:r>
           </w:p>
         </w:tc>
@@ -7250,7 +7250,7 @@
                 <w:sz w:val="18"/>
                 <w:szCs w:val="18"/>
               </w:rPr>
-              <w:t xml:space="preserve">La arma Riesgos o el oficial; se puede editar libremente</w:t>
+              <w:t xml:space="preserve">Lo carga Riesgos; se puede editar libremente</w:t>
             </w:r>
           </w:p>
         </w:tc>
@@ -7849,7 +7849,7 @@
                 <w:sz w:val="20"/>
                 <w:szCs w:val="20"/>
               </w:rPr>
-              <w:t xml:space="preserve">Línea creada con el monto, moneda, subproductos y fecha de revisión aprobados; sin carga manual de Middle Office</w:t>
+              <w:t xml:space="preserve">Línea creada con el monto, moneda, subproductos y fecha de revisión aprobados; sin carga manual</w:t>
             </w:r>
           </w:p>
         </w:tc>
@@ -8039,7 +8039,7 @@
                 <w:sz w:val="20"/>
                 <w:szCs w:val="20"/>
               </w:rPr>
-              <w:t xml:space="preserve">La línea tiene garantía asociada</w:t>
+              <w:t xml:space="preserve">Algún subproducto de la línea requiere garantía</w:t>
             </w:r>
           </w:p>
         </w:tc>
@@ -8065,7 +8065,7 @@
                 <w:sz w:val="20"/>
                 <w:szCs w:val="20"/>
               </w:rPr>
-              <w:t xml:space="preserve">La línea queda "pendiente de garantía" hasta el OK; Activas recibe la tarea</w:t>
+              <w:t xml:space="preserve">Solo los subproductos que requieren garantía quedan "pendientes de garantía" hasta que Activas la regularice; el resto se impacta con la aprobación del comité</w:t>
             </w:r>
           </w:p>
         </w:tc>
@@ -8175,7 +8175,7 @@
                 <w:sz w:val="20"/>
                 <w:szCs w:val="20"/>
               </w:rPr>
-              <w:t xml:space="preserve">El gerente de Riesgos o el CEO pueden forzar el alta; queda una tarea de regularización para Activas</w:t>
+              <w:t xml:space="preserve">El gerente de Riesgos o el CEO pueden forzar el alta del subproducto pendiente; queda una tarea de regularización para Activas</w:t>
             </w:r>
           </w:p>
         </w:tc>
@@ -8497,7 +8497,7 @@
                 <w:sz w:val="20"/>
                 <w:szCs w:val="20"/>
               </w:rPr>
-              <w:t xml:space="preserve">Se activa la actualización por tipo de cambio (Módulo D)</w:t>
+              <w:t xml:space="preserve">Se activa la actualización por tipo de cambio (Módulo C)</w:t>
             </w:r>
           </w:p>
         </w:tc>
@@ -8713,7 +8713,7 @@
                 <w:sz w:val="20"/>
                 <w:szCs w:val="20"/>
               </w:rPr>
-              <w:t xml:space="preserve">La línea aparece en la pantalla de líneas (Módulo C) y ya se pueden cargar operaciones</w:t>
+              <w:t xml:space="preserve">La línea aparece en la pantalla de líneas (Módulo D) y ya se pueden cargar operaciones</w:t>
             </w:r>
           </w:p>
         </w:tc>
@@ -9120,7 +9120,7 @@
                 <w:sz w:val="18"/>
                 <w:szCs w:val="18"/>
               </w:rPr>
-              <w:t xml:space="preserve">Carga automática; ajustes del oficial o de Riesgos</w:t>
+              <w:t xml:space="preserve">Carga automática; ajustes de Riesgos si hace falta</w:t>
             </w:r>
           </w:p>
         </w:tc>
@@ -9193,7 +9193,7 @@
                 <w:sz w:val="18"/>
                 <w:szCs w:val="18"/>
               </w:rPr>
-              <w:t xml:space="preserve">¿Requiere garantía? Se espera el OK de Activas</w:t>
+              <w:t xml:space="preserve">Los subproductos con garantía esperan el OK de Activas</w:t>
             </w:r>
           </w:p>
         </w:tc>
@@ -9266,7 +9266,7 @@
                 <w:sz w:val="18"/>
                 <w:szCs w:val="18"/>
               </w:rPr>
-              <w:t xml:space="preserve">Línea activa en COBIS</w:t>
+              <w:t xml:space="preserve">Sin garantía: activos con la aprobación · Con garantía: al regularizarse</w:t>
             </w:r>
           </w:p>
         </w:tc>
@@ -9498,7 +9498,7 @@
                 <w:sz w:val="20"/>
                 <w:szCs w:val="20"/>
               </w:rPr>
-              <w:t xml:space="preserve">Cliente en COBIS MIS, con garantía</w:t>
+              <w:t xml:space="preserve">Cliente en COBIS MIS, con subproductos que requieren garantía</w:t>
             </w:r>
           </w:p>
         </w:tc>
@@ -9525,7 +9525,7 @@
                 <w:sz w:val="20"/>
                 <w:szCs w:val="20"/>
               </w:rPr>
-              <w:t xml:space="preserve">Carga la línea en estado pendiente y espera el OK de Activas; con el OK se da de alta</w:t>
+              <w:t xml:space="preserve">Los subproductos que no requieren garantía se impactan con la aprobación del comité. Solo los que requieren garantía quedan pendientes hasta que Activas la regularice; con el OK se dan de alta</w:t>
             </w:r>
           </w:p>
         </w:tc>
@@ -9606,7 +9606,7 @@
                 <w:sz w:val="20"/>
                 <w:szCs w:val="20"/>
               </w:rPr>
-              <w:t xml:space="preserve">Pantalla para forzar el alta; queda registrada la excepción y la tarea de regularización</w:t>
+              <w:t xml:space="preserve">Pantalla para forzar el alta del subproducto pendiente; queda registrada la excepción y la tarea de regularización</w:t>
             </w:r>
           </w:p>
         </w:tc>
@@ -9837,7 +9837,7 @@
                 <w:sz w:val="20"/>
                 <w:szCs w:val="20"/>
               </w:rPr>
-              <w:t xml:space="preserve">Middle Office tipea la línea a partir de la minuta</w:t>
+              <w:t xml:space="preserve">Riesgo de Crédito tipea la línea a partir de la minuta</w:t>
             </w:r>
           </w:p>
         </w:tc>
@@ -9892,7 +9892,7 @@
                 <w:sz w:val="20"/>
                 <w:szCs w:val="20"/>
               </w:rPr>
-              <w:t xml:space="preserve">Riesgo de Crédito verifica que la carga coincida</w:t>
+              <w:t xml:space="preserve">Se verifica que la carga coincida con lo aprobado</w:t>
             </w:r>
           </w:p>
         </w:tc>
@@ -10029,7 +10029,7 @@
                 <w:sz w:val="20"/>
                 <w:szCs w:val="20"/>
               </w:rPr>
-              <w:t xml:space="preserve">Estado "pendiente de garantía" y forzado con auditoría</w:t>
+              <w:t xml:space="preserve">Solo quedan pendientes los subproductos con garantía; forzado con auditoría</w:t>
             </w:r>
           </w:p>
         </w:tc>
@@ -10062,941 +10062,7 @@
           <w:sz w:val="34"/>
           <w:szCs w:val="34"/>
         </w:rPr>
-        <w:t xml:space="preserve">Módulo C · Pantalla de líneas</w:t>
-      </w:r>
-    </w:p>
-    <w:p>
-      <w:pPr>
-        <w:pBdr>
-          <w:bottom w:val="single" w:color="2E7D8C" w:sz="18" w:space="1"/>
-        </w:pBdr>
-        <w:spacing w:after="220"/>
-      </w:pPr>
-      <w:r>
-        <w:rPr>
-          <w:rFonts w:ascii="Calibri" w:cs="Calibri" w:eastAsia="Calibri" w:hAnsi="Calibri"/>
-          <w:i/>
-          <w:iCs/>
-          <w:color w:val="5F6B76"/>
-          <w:sz w:val="22"/>
-          <w:szCs w:val="22"/>
-        </w:rPr>
-        <w:t xml:space="preserve">Una sola pantalla para revisar todas las líneas y cargar desde ahí todas las operaciones</w:t>
-      </w:r>
-    </w:p>
-    <w:p>
-      <w:pPr>
-        <w:spacing w:after="100" w:before="0"/>
-      </w:pPr>
-      <w:r>
-        <w:rPr>
-          <w:rFonts w:ascii="Calibri" w:cs="Calibri" w:eastAsia="Calibri" w:hAnsi="Calibri"/>
-          <w:b/>
-          <w:bCs/>
-          <w:sz w:val="22"/>
-          <w:szCs w:val="22"/>
-        </w:rPr>
-        <w:t xml:space="preserve">Objetivo. </w:t>
-      </w:r>
-      <w:r>
-        <w:rPr>
-          <w:rFonts w:ascii="Calibri" w:cs="Calibri" w:eastAsia="Calibri" w:hAnsi="Calibri"/>
-          <w:sz w:val="22"/>
-          <w:szCs w:val="22"/>
-        </w:rPr>
-        <w:t xml:space="preserve">Que Middle Office, Riesgos y Comercial tengan en un solo lugar todas las líneas vigentes, con su consumo y su estado, y que todas las operaciones se inicien desde esa pantalla. Así cada operación nace asociada a su línea y los controles se aplican desde el primer momento.</w:t>
-      </w:r>
-    </w:p>
-    <w:p>
-      <w:pPr>
-        <w:spacing w:after="80" w:before="180"/>
-      </w:pPr>
-      <w:r>
-        <w:rPr>
-          <w:rFonts w:ascii="Calibri" w:cs="Calibri" w:eastAsia="Calibri" w:hAnsi="Calibri"/>
-          <w:b/>
-          <w:bCs/>
-          <w:color w:val="1F3A5F"/>
-          <w:sz w:val="24"/>
-          <w:szCs w:val="24"/>
-        </w:rPr>
-        <w:t xml:space="preserve">Qué muestra</w:t>
-      </w:r>
-    </w:p>
-    <w:tbl>
-      <w:tblPr>
-        <w:tblW w:type="dxa" w:w="14400"/>
-        <w:tblBorders>
-          <w:top w:val="single" w:color="auto" w:sz="4"/>
-          <w:left w:val="single" w:color="auto" w:sz="4"/>
-          <w:bottom w:val="single" w:color="auto" w:sz="4"/>
-          <w:right w:val="single" w:color="auto" w:sz="4"/>
-          <w:insideH w:val="single" w:color="auto" w:sz="4"/>
-          <w:insideV w:val="single" w:color="auto" w:sz="4"/>
-        </w:tblBorders>
-      </w:tblPr>
-      <w:tblGrid>
-        <w:gridCol w:w="4200"/>
-        <w:gridCol w:w="10200"/>
-      </w:tblGrid>
-      <w:tr>
-        <w:trPr>
-          <w:tblHeader/>
-        </w:trPr>
-        <w:tc>
-          <w:tcPr>
-            <w:tcW w:type="dxa" w:w="4200"/>
-            <w:shd w:fill="2E7D8C" w:color="auto" w:val="clear"/>
-            <w:tcMar>
-              <w:top w:type="dxa" w:w="80"/>
-              <w:left w:type="dxa" w:w="120"/>
-              <w:bottom w:type="dxa" w:w="80"/>
-              <w:right w:type="dxa" w:w="120"/>
-            </w:tcMar>
-          </w:tcPr>
-          <w:p>
-            <w:pPr>
-              <w:spacing w:after="40"/>
-            </w:pPr>
-            <w:r>
-              <w:rPr>
-                <w:rFonts w:ascii="Calibri" w:cs="Calibri" w:eastAsia="Calibri" w:hAnsi="Calibri"/>
-                <w:b/>
-                <w:bCs/>
-                <w:color w:val="FFFFFF"/>
-                <w:sz w:val="20"/>
-                <w:szCs w:val="20"/>
-              </w:rPr>
-              <w:t xml:space="preserve">Dato</w:t>
-            </w:r>
-          </w:p>
-        </w:tc>
-        <w:tc>
-          <w:tcPr>
-            <w:tcW w:type="dxa" w:w="10200"/>
-            <w:shd w:fill="2E7D8C" w:color="auto" w:val="clear"/>
-            <w:tcMar>
-              <w:top w:type="dxa" w:w="80"/>
-              <w:left w:type="dxa" w:w="120"/>
-              <w:bottom w:type="dxa" w:w="80"/>
-              <w:right w:type="dxa" w:w="120"/>
-            </w:tcMar>
-          </w:tcPr>
-          <w:p>
-            <w:pPr>
-              <w:spacing w:after="40"/>
-            </w:pPr>
-            <w:r>
-              <w:rPr>
-                <w:rFonts w:ascii="Calibri" w:cs="Calibri" w:eastAsia="Calibri" w:hAnsi="Calibri"/>
-                <w:b/>
-                <w:bCs/>
-                <w:color w:val="FFFFFF"/>
-                <w:sz w:val="20"/>
-                <w:szCs w:val="20"/>
-              </w:rPr>
-              <w:t xml:space="preserve">Detalle</w:t>
-            </w:r>
-          </w:p>
-        </w:tc>
-      </w:tr>
-      <w:tr>
-        <w:tc>
-          <w:tcPr>
-            <w:tcW w:type="dxa" w:w="4200"/>
-            <w:tcMar>
-              <w:top w:type="dxa" w:w="80"/>
-              <w:left w:type="dxa" w:w="120"/>
-              <w:bottom w:type="dxa" w:w="80"/>
-              <w:right w:type="dxa" w:w="120"/>
-            </w:tcMar>
-          </w:tcPr>
-          <w:p>
-            <w:pPr>
-              <w:spacing w:after="40"/>
-            </w:pPr>
-            <w:r>
-              <w:rPr>
-                <w:rFonts w:ascii="Calibri" w:cs="Calibri" w:eastAsia="Calibri" w:hAnsi="Calibri"/>
-                <w:b w:val="false"/>
-                <w:bCs w:val="false"/>
-                <w:sz w:val="20"/>
-                <w:szCs w:val="20"/>
-              </w:rPr>
-              <w:t xml:space="preserve">Cliente y grupo económico</w:t>
-            </w:r>
-          </w:p>
-        </w:tc>
-        <w:tc>
-          <w:tcPr>
-            <w:tcW w:type="dxa" w:w="10200"/>
-            <w:tcMar>
-              <w:top w:type="dxa" w:w="80"/>
-              <w:left w:type="dxa" w:w="120"/>
-              <w:bottom w:type="dxa" w:w="80"/>
-              <w:right w:type="dxa" w:w="120"/>
-            </w:tcMar>
-          </w:tcPr>
-          <w:p>
-            <w:pPr>
-              <w:spacing w:after="40"/>
-            </w:pPr>
-            <w:r>
-              <w:rPr>
-                <w:rFonts w:ascii="Calibri" w:cs="Calibri" w:eastAsia="Calibri" w:hAnsi="Calibri"/>
-                <w:b w:val="false"/>
-                <w:bCs w:val="false"/>
-                <w:sz w:val="20"/>
-                <w:szCs w:val="20"/>
-              </w:rPr>
-              <w:t xml:space="preserve">Razón social, CUIT y grupo económico (COBIS MIS)</w:t>
-            </w:r>
-          </w:p>
-        </w:tc>
-      </w:tr>
-      <w:tr>
-        <w:tc>
-          <w:tcPr>
-            <w:tcW w:type="dxa" w:w="4200"/>
-            <w:shd w:fill="EAF2F5" w:color="auto" w:val="clear"/>
-            <w:tcMar>
-              <w:top w:type="dxa" w:w="80"/>
-              <w:left w:type="dxa" w:w="120"/>
-              <w:bottom w:type="dxa" w:w="80"/>
-              <w:right w:type="dxa" w:w="120"/>
-            </w:tcMar>
-          </w:tcPr>
-          <w:p>
-            <w:pPr>
-              <w:spacing w:after="40"/>
-            </w:pPr>
-            <w:r>
-              <w:rPr>
-                <w:rFonts w:ascii="Calibri" w:cs="Calibri" w:eastAsia="Calibri" w:hAnsi="Calibri"/>
-                <w:b w:val="false"/>
-                <w:bCs w:val="false"/>
-                <w:sz w:val="20"/>
-                <w:szCs w:val="20"/>
-              </w:rPr>
-              <w:t xml:space="preserve">Línea</w:t>
-            </w:r>
-          </w:p>
-        </w:tc>
-        <w:tc>
-          <w:tcPr>
-            <w:tcW w:type="dxa" w:w="10200"/>
-            <w:shd w:fill="EAF2F5" w:color="auto" w:val="clear"/>
-            <w:tcMar>
-              <w:top w:type="dxa" w:w="80"/>
-              <w:left w:type="dxa" w:w="120"/>
-              <w:bottom w:type="dxa" w:w="80"/>
-              <w:right w:type="dxa" w:w="120"/>
-            </w:tcMar>
-          </w:tcPr>
-          <w:p>
-            <w:pPr>
-              <w:spacing w:after="40"/>
-            </w:pPr>
-            <w:r>
-              <w:rPr>
-                <w:rFonts w:ascii="Calibri" w:cs="Calibri" w:eastAsia="Calibri" w:hAnsi="Calibri"/>
-                <w:b w:val="false"/>
-                <w:bCs w:val="false"/>
-                <w:sz w:val="20"/>
-                <w:szCs w:val="20"/>
-              </w:rPr>
-              <w:t xml:space="preserve">Producto y subproductos, moneda (incluida USD ajustable en pesos), minuta que la aprobó y fecha de revisión</w:t>
-            </w:r>
-          </w:p>
-        </w:tc>
-      </w:tr>
-      <w:tr>
-        <w:tc>
-          <w:tcPr>
-            <w:tcW w:type="dxa" w:w="4200"/>
-            <w:tcMar>
-              <w:top w:type="dxa" w:w="80"/>
-              <w:left w:type="dxa" w:w="120"/>
-              <w:bottom w:type="dxa" w:w="80"/>
-              <w:right w:type="dxa" w:w="120"/>
-            </w:tcMar>
-          </w:tcPr>
-          <w:p>
-            <w:pPr>
-              <w:spacing w:after="40"/>
-            </w:pPr>
-            <w:r>
-              <w:rPr>
-                <w:rFonts w:ascii="Calibri" w:cs="Calibri" w:eastAsia="Calibri" w:hAnsi="Calibri"/>
-                <w:b w:val="false"/>
-                <w:bCs w:val="false"/>
-                <w:sz w:val="20"/>
-                <w:szCs w:val="20"/>
-              </w:rPr>
-              <w:t xml:space="preserve">Aprobado / consumido / disponible</w:t>
-            </w:r>
-          </w:p>
-        </w:tc>
-        <w:tc>
-          <w:tcPr>
-            <w:tcW w:type="dxa" w:w="10200"/>
-            <w:tcMar>
-              <w:top w:type="dxa" w:w="80"/>
-              <w:left w:type="dxa" w:w="120"/>
-              <w:bottom w:type="dxa" w:w="80"/>
-              <w:right w:type="dxa" w:w="120"/>
-            </w:tcMar>
-          </w:tcPr>
-          <w:p>
-            <w:pPr>
-              <w:spacing w:after="40"/>
-            </w:pPr>
-            <w:r>
-              <w:rPr>
-                <w:rFonts w:ascii="Calibri" w:cs="Calibri" w:eastAsia="Calibri" w:hAnsi="Calibri"/>
-                <w:b w:val="false"/>
-                <w:bCs w:val="false"/>
-                <w:sz w:val="20"/>
-                <w:szCs w:val="20"/>
-              </w:rPr>
-              <w:t xml:space="preserve">Monto de la línea, lo usado por las operaciones vigentes y lo que queda disponible</w:t>
-            </w:r>
-          </w:p>
-        </w:tc>
-      </w:tr>
-      <w:tr>
-        <w:tc>
-          <w:tcPr>
-            <w:tcW w:type="dxa" w:w="4200"/>
-            <w:shd w:fill="EAF2F5" w:color="auto" w:val="clear"/>
-            <w:tcMar>
-              <w:top w:type="dxa" w:w="80"/>
-              <w:left w:type="dxa" w:w="120"/>
-              <w:bottom w:type="dxa" w:w="80"/>
-              <w:right w:type="dxa" w:w="120"/>
-            </w:tcMar>
-          </w:tcPr>
-          <w:p>
-            <w:pPr>
-              <w:spacing w:after="40"/>
-            </w:pPr>
-            <w:r>
-              <w:rPr>
-                <w:rFonts w:ascii="Calibri" w:cs="Calibri" w:eastAsia="Calibri" w:hAnsi="Calibri"/>
-                <w:b w:val="false"/>
-                <w:bCs w:val="false"/>
-                <w:sz w:val="20"/>
-                <w:szCs w:val="20"/>
-              </w:rPr>
-              <w:t xml:space="preserve">Fraccionamiento</w:t>
-            </w:r>
-          </w:p>
-        </w:tc>
-        <w:tc>
-          <w:tcPr>
-            <w:tcW w:type="dxa" w:w="10200"/>
-            <w:shd w:fill="EAF2F5" w:color="auto" w:val="clear"/>
-            <w:tcMar>
-              <w:top w:type="dxa" w:w="80"/>
-              <w:left w:type="dxa" w:w="120"/>
-              <w:bottom w:type="dxa" w:w="80"/>
-              <w:right w:type="dxa" w:w="120"/>
-            </w:tcMar>
-          </w:tcPr>
-          <w:p>
-            <w:pPr>
-              <w:spacing w:after="40"/>
-            </w:pPr>
-            <w:r>
-              <w:rPr>
-                <w:rFonts w:ascii="Calibri" w:cs="Calibri" w:eastAsia="Calibri" w:hAnsi="Calibri"/>
-                <w:b w:val="false"/>
-                <w:bCs w:val="false"/>
-                <w:sz w:val="20"/>
-                <w:szCs w:val="20"/>
-              </w:rPr>
-              <w:t xml:space="preserve">Uso del grupo económico respecto del 15% de la RPC del banco, con alerta al acercarse al límite</w:t>
-            </w:r>
-          </w:p>
-        </w:tc>
-      </w:tr>
-      <w:tr>
-        <w:tc>
-          <w:tcPr>
-            <w:tcW w:type="dxa" w:w="4200"/>
-            <w:tcMar>
-              <w:top w:type="dxa" w:w="80"/>
-              <w:left w:type="dxa" w:w="120"/>
-              <w:bottom w:type="dxa" w:w="80"/>
-              <w:right w:type="dxa" w:w="120"/>
-            </w:tcMar>
-          </w:tcPr>
-          <w:p>
-            <w:pPr>
-              <w:spacing w:after="40"/>
-            </w:pPr>
-            <w:r>
-              <w:rPr>
-                <w:rFonts w:ascii="Calibri" w:cs="Calibri" w:eastAsia="Calibri" w:hAnsi="Calibri"/>
-                <w:b w:val="false"/>
-                <w:bCs w:val="false"/>
-                <w:sz w:val="20"/>
-                <w:szCs w:val="20"/>
-              </w:rPr>
-              <w:t xml:space="preserve">Vencimientos</w:t>
-            </w:r>
-          </w:p>
-        </w:tc>
-        <w:tc>
-          <w:tcPr>
-            <w:tcW w:type="dxa" w:w="10200"/>
-            <w:tcMar>
-              <w:top w:type="dxa" w:w="80"/>
-              <w:left w:type="dxa" w:w="120"/>
-              <w:bottom w:type="dxa" w:w="80"/>
-              <w:right w:type="dxa" w:w="120"/>
-            </w:tcMar>
-          </w:tcPr>
-          <w:p>
-            <w:pPr>
-              <w:spacing w:after="40"/>
-            </w:pPr>
-            <w:r>
-              <w:rPr>
-                <w:rFonts w:ascii="Calibri" w:cs="Calibri" w:eastAsia="Calibri" w:hAnsi="Calibri"/>
-                <w:b w:val="false"/>
-                <w:bCs w:val="false"/>
-                <w:sz w:val="20"/>
-                <w:szCs w:val="20"/>
-              </w:rPr>
-              <w:t xml:space="preserve">Vencimiento de la línea y de las operaciones asociadas</w:t>
-            </w:r>
-          </w:p>
-        </w:tc>
-      </w:tr>
-      <w:tr>
-        <w:tc>
-          <w:tcPr>
-            <w:tcW w:type="dxa" w:w="4200"/>
-            <w:shd w:fill="EAF2F5" w:color="auto" w:val="clear"/>
-            <w:tcMar>
-              <w:top w:type="dxa" w:w="80"/>
-              <w:left w:type="dxa" w:w="120"/>
-              <w:bottom w:type="dxa" w:w="80"/>
-              <w:right w:type="dxa" w:w="120"/>
-            </w:tcMar>
-          </w:tcPr>
-          <w:p>
-            <w:pPr>
-              <w:spacing w:after="40"/>
-            </w:pPr>
-            <w:r>
-              <w:rPr>
-                <w:rFonts w:ascii="Calibri" w:cs="Calibri" w:eastAsia="Calibri" w:hAnsi="Calibri"/>
-                <w:b w:val="false"/>
-                <w:bCs w:val="false"/>
-                <w:sz w:val="20"/>
-                <w:szCs w:val="20"/>
-              </w:rPr>
-              <w:t xml:space="preserve">Estado</w:t>
-            </w:r>
-          </w:p>
-        </w:tc>
-        <w:tc>
-          <w:tcPr>
-            <w:tcW w:type="dxa" w:w="10200"/>
-            <w:shd w:fill="EAF2F5" w:color="auto" w:val="clear"/>
-            <w:tcMar>
-              <w:top w:type="dxa" w:w="80"/>
-              <w:left w:type="dxa" w:w="120"/>
-              <w:bottom w:type="dxa" w:w="80"/>
-              <w:right w:type="dxa" w:w="120"/>
-            </w:tcMar>
-          </w:tcPr>
-          <w:p>
-            <w:pPr>
-              <w:spacing w:after="40"/>
-            </w:pPr>
-            <w:r>
-              <w:rPr>
-                <w:rFonts w:ascii="Calibri" w:cs="Calibri" w:eastAsia="Calibri" w:hAnsi="Calibri"/>
-                <w:b w:val="false"/>
-                <w:bCs w:val="false"/>
-                <w:sz w:val="20"/>
-                <w:szCs w:val="20"/>
-              </w:rPr>
-              <w:t xml:space="preserve">Activa, pendiente de garantía, forzada pendiente de regularizar, vencida o por revisar</w:t>
-            </w:r>
-          </w:p>
-        </w:tc>
-      </w:tr>
-      <w:tr>
-        <w:tc>
-          <w:tcPr>
-            <w:tcW w:type="dxa" w:w="4200"/>
-            <w:tcMar>
-              <w:top w:type="dxa" w:w="80"/>
-              <w:left w:type="dxa" w:w="120"/>
-              <w:bottom w:type="dxa" w:w="80"/>
-              <w:right w:type="dxa" w:w="120"/>
-            </w:tcMar>
-          </w:tcPr>
-          <w:p>
-            <w:pPr>
-              <w:spacing w:after="40"/>
-            </w:pPr>
-            <w:r>
-              <w:rPr>
-                <w:rFonts w:ascii="Calibri" w:cs="Calibri" w:eastAsia="Calibri" w:hAnsi="Calibri"/>
-                <w:b w:val="false"/>
-                <w:bCs w:val="false"/>
-                <w:sz w:val="20"/>
-                <w:szCs w:val="20"/>
-              </w:rPr>
-              <w:t xml:space="preserve">Operaciones vigentes</w:t>
-            </w:r>
-          </w:p>
-        </w:tc>
-        <w:tc>
-          <w:tcPr>
-            <w:tcW w:type="dxa" w:w="10200"/>
-            <w:tcMar>
-              <w:top w:type="dxa" w:w="80"/>
-              <w:left w:type="dxa" w:w="120"/>
-              <w:bottom w:type="dxa" w:w="80"/>
-              <w:right w:type="dxa" w:w="120"/>
-            </w:tcMar>
-          </w:tcPr>
-          <w:p>
-            <w:pPr>
-              <w:spacing w:after="40"/>
-            </w:pPr>
-            <w:r>
-              <w:rPr>
-                <w:rFonts w:ascii="Calibri" w:cs="Calibri" w:eastAsia="Calibri" w:hAnsi="Calibri"/>
-                <w:b w:val="false"/>
-                <w:bCs w:val="false"/>
-                <w:sz w:val="20"/>
-                <w:szCs w:val="20"/>
-              </w:rPr>
-              <w:t xml:space="preserve">Detalle de los acuerdos, descubiertos y cheques que consumen la línea</w:t>
-            </w:r>
-          </w:p>
-        </w:tc>
-      </w:tr>
-    </w:tbl>
-    <w:p>
-      <w:pPr>
-        <w:spacing w:after="80" w:before="180"/>
-      </w:pPr>
-      <w:r>
-        <w:rPr>
-          <w:rFonts w:ascii="Calibri" w:cs="Calibri" w:eastAsia="Calibri" w:hAnsi="Calibri"/>
-          <w:b/>
-          <w:bCs/>
-          <w:color w:val="1F3A5F"/>
-          <w:sz w:val="24"/>
-          <w:szCs w:val="24"/>
-        </w:rPr>
-        <w:t xml:space="preserve">Qué se puede hacer desde la pantalla</w:t>
-      </w:r>
-    </w:p>
-    <w:tbl>
-      <w:tblPr>
-        <w:tblW w:type="dxa" w:w="14400"/>
-        <w:tblBorders>
-          <w:top w:val="single" w:color="auto" w:sz="4"/>
-          <w:left w:val="single" w:color="auto" w:sz="4"/>
-          <w:bottom w:val="single" w:color="auto" w:sz="4"/>
-          <w:right w:val="single" w:color="auto" w:sz="4"/>
-          <w:insideH w:val="single" w:color="auto" w:sz="4"/>
-          <w:insideV w:val="single" w:color="auto" w:sz="4"/>
-        </w:tblBorders>
-      </w:tblPr>
-      <w:tblGrid>
-        <w:gridCol w:w="4200"/>
-        <w:gridCol w:w="10200"/>
-      </w:tblGrid>
-      <w:tr>
-        <w:trPr>
-          <w:tblHeader/>
-        </w:trPr>
-        <w:tc>
-          <w:tcPr>
-            <w:tcW w:type="dxa" w:w="4200"/>
-            <w:shd w:fill="2E7D8C" w:color="auto" w:val="clear"/>
-            <w:tcMar>
-              <w:top w:type="dxa" w:w="80"/>
-              <w:left w:type="dxa" w:w="120"/>
-              <w:bottom w:type="dxa" w:w="80"/>
-              <w:right w:type="dxa" w:w="120"/>
-            </w:tcMar>
-          </w:tcPr>
-          <w:p>
-            <w:pPr>
-              <w:spacing w:after="40"/>
-            </w:pPr>
-            <w:r>
-              <w:rPr>
-                <w:rFonts w:ascii="Calibri" w:cs="Calibri" w:eastAsia="Calibri" w:hAnsi="Calibri"/>
-                <w:b/>
-                <w:bCs/>
-                <w:color w:val="FFFFFF"/>
-                <w:sz w:val="20"/>
-                <w:szCs w:val="20"/>
-              </w:rPr>
-              <w:t xml:space="preserve">Acción</w:t>
-            </w:r>
-          </w:p>
-        </w:tc>
-        <w:tc>
-          <w:tcPr>
-            <w:tcW w:type="dxa" w:w="10200"/>
-            <w:shd w:fill="2E7D8C" w:color="auto" w:val="clear"/>
-            <w:tcMar>
-              <w:top w:type="dxa" w:w="80"/>
-              <w:left w:type="dxa" w:w="120"/>
-              <w:bottom w:type="dxa" w:w="80"/>
-              <w:right w:type="dxa" w:w="120"/>
-            </w:tcMar>
-          </w:tcPr>
-          <w:p>
-            <w:pPr>
-              <w:spacing w:after="40"/>
-            </w:pPr>
-            <w:r>
-              <w:rPr>
-                <w:rFonts w:ascii="Calibri" w:cs="Calibri" w:eastAsia="Calibri" w:hAnsi="Calibri"/>
-                <w:b/>
-                <w:bCs/>
-                <w:color w:val="FFFFFF"/>
-                <w:sz w:val="20"/>
-                <w:szCs w:val="20"/>
-              </w:rPr>
-              <w:t xml:space="preserve">Resultado</w:t>
-            </w:r>
-          </w:p>
-        </w:tc>
-      </w:tr>
-      <w:tr>
-        <w:tc>
-          <w:tcPr>
-            <w:tcW w:type="dxa" w:w="4200"/>
-            <w:tcMar>
-              <w:top w:type="dxa" w:w="80"/>
-              <w:left w:type="dxa" w:w="120"/>
-              <w:bottom w:type="dxa" w:w="80"/>
-              <w:right w:type="dxa" w:w="120"/>
-            </w:tcMar>
-          </w:tcPr>
-          <w:p>
-            <w:pPr>
-              <w:spacing w:after="40"/>
-            </w:pPr>
-            <w:r>
-              <w:rPr>
-                <w:rFonts w:ascii="Calibri" w:cs="Calibri" w:eastAsia="Calibri" w:hAnsi="Calibri"/>
-                <w:b w:val="false"/>
-                <w:bCs w:val="false"/>
-                <w:sz w:val="20"/>
-                <w:szCs w:val="20"/>
-              </w:rPr>
-              <w:t xml:space="preserve">Cargar operación de descubierto</w:t>
-            </w:r>
-          </w:p>
-        </w:tc>
-        <w:tc>
-          <w:tcPr>
-            <w:tcW w:type="dxa" w:w="10200"/>
-            <w:tcMar>
-              <w:top w:type="dxa" w:w="80"/>
-              <w:left w:type="dxa" w:w="120"/>
-              <w:bottom w:type="dxa" w:w="80"/>
-              <w:right w:type="dxa" w:w="120"/>
-            </w:tcMar>
-          </w:tcPr>
-          <w:p>
-            <w:pPr>
-              <w:spacing w:after="40"/>
-            </w:pPr>
-            <w:r>
-              <w:rPr>
-                <w:rFonts w:ascii="Calibri" w:cs="Calibri" w:eastAsia="Calibri" w:hAnsi="Calibri"/>
-                <w:b w:val="false"/>
-                <w:bCs w:val="false"/>
-                <w:sz w:val="20"/>
-                <w:szCs w:val="20"/>
-              </w:rPr>
-              <w:t xml:space="preserve">Abre la carga (Módulo E) con el cliente, la línea, el vencimiento y el disponible ya completos</w:t>
-            </w:r>
-          </w:p>
-        </w:tc>
-      </w:tr>
-      <w:tr>
-        <w:tc>
-          <w:tcPr>
-            <w:tcW w:type="dxa" w:w="4200"/>
-            <w:shd w:fill="EAF2F5" w:color="auto" w:val="clear"/>
-            <w:tcMar>
-              <w:top w:type="dxa" w:w="80"/>
-              <w:left w:type="dxa" w:w="120"/>
-              <w:bottom w:type="dxa" w:w="80"/>
-              <w:right w:type="dxa" w:w="120"/>
-            </w:tcMar>
-          </w:tcPr>
-          <w:p>
-            <w:pPr>
-              <w:spacing w:after="40"/>
-            </w:pPr>
-            <w:r>
-              <w:rPr>
-                <w:rFonts w:ascii="Calibri" w:cs="Calibri" w:eastAsia="Calibri" w:hAnsi="Calibri"/>
-                <w:b w:val="false"/>
-                <w:bCs w:val="false"/>
-                <w:sz w:val="20"/>
-                <w:szCs w:val="20"/>
-              </w:rPr>
-              <w:t xml:space="preserve">Renovar una operación</w:t>
-            </w:r>
-          </w:p>
-        </w:tc>
-        <w:tc>
-          <w:tcPr>
-            <w:tcW w:type="dxa" w:w="10200"/>
-            <w:shd w:fill="EAF2F5" w:color="auto" w:val="clear"/>
-            <w:tcMar>
-              <w:top w:type="dxa" w:w="80"/>
-              <w:left w:type="dxa" w:w="120"/>
-              <w:bottom w:type="dxa" w:w="80"/>
-              <w:right w:type="dxa" w:w="120"/>
-            </w:tcMar>
-          </w:tcPr>
-          <w:p>
-            <w:pPr>
-              <w:spacing w:after="40"/>
-            </w:pPr>
-            <w:r>
-              <w:rPr>
-                <w:rFonts w:ascii="Calibri" w:cs="Calibri" w:eastAsia="Calibri" w:hAnsi="Calibri"/>
-                <w:b w:val="false"/>
-                <w:bCs w:val="false"/>
-                <w:sz w:val="20"/>
-                <w:szCs w:val="20"/>
-              </w:rPr>
-              <w:t xml:space="preserve">Abre la renovación (Módulo F) sobre la operación vigente elegida</w:t>
-            </w:r>
-          </w:p>
-        </w:tc>
-      </w:tr>
-      <w:tr>
-        <w:tc>
-          <w:tcPr>
-            <w:tcW w:type="dxa" w:w="4200"/>
-            <w:tcMar>
-              <w:top w:type="dxa" w:w="80"/>
-              <w:left w:type="dxa" w:w="120"/>
-              <w:bottom w:type="dxa" w:w="80"/>
-              <w:right w:type="dxa" w:w="120"/>
-            </w:tcMar>
-          </w:tcPr>
-          <w:p>
-            <w:pPr>
-              <w:spacing w:after="40"/>
-            </w:pPr>
-            <w:r>
-              <w:rPr>
-                <w:rFonts w:ascii="Calibri" w:cs="Calibri" w:eastAsia="Calibri" w:hAnsi="Calibri"/>
-                <w:b w:val="false"/>
-                <w:bCs w:val="false"/>
-                <w:sz w:val="20"/>
-                <w:szCs w:val="20"/>
-              </w:rPr>
-              <w:t xml:space="preserve">Descontar cheques</w:t>
-            </w:r>
-          </w:p>
-        </w:tc>
-        <w:tc>
-          <w:tcPr>
-            <w:tcW w:type="dxa" w:w="10200"/>
-            <w:tcMar>
-              <w:top w:type="dxa" w:w="80"/>
-              <w:left w:type="dxa" w:w="120"/>
-              <w:bottom w:type="dxa" w:w="80"/>
-              <w:right w:type="dxa" w:w="120"/>
-            </w:tcMar>
-          </w:tcPr>
-          <w:p>
-            <w:pPr>
-              <w:spacing w:after="40"/>
-            </w:pPr>
-            <w:r>
-              <w:rPr>
-                <w:rFonts w:ascii="Calibri" w:cs="Calibri" w:eastAsia="Calibri" w:hAnsi="Calibri"/>
-                <w:b w:val="false"/>
-                <w:bCs w:val="false"/>
-                <w:sz w:val="20"/>
-                <w:szCs w:val="20"/>
-              </w:rPr>
-              <w:t xml:space="preserve">Abre el circuito de cheques (Módulo I) sobre la línea</w:t>
-            </w:r>
-          </w:p>
-        </w:tc>
-      </w:tr>
-      <w:tr>
-        <w:tc>
-          <w:tcPr>
-            <w:tcW w:type="dxa" w:w="4200"/>
-            <w:shd w:fill="EAF2F5" w:color="auto" w:val="clear"/>
-            <w:tcMar>
-              <w:top w:type="dxa" w:w="80"/>
-              <w:left w:type="dxa" w:w="120"/>
-              <w:bottom w:type="dxa" w:w="80"/>
-              <w:right w:type="dxa" w:w="120"/>
-            </w:tcMar>
-          </w:tcPr>
-          <w:p>
-            <w:pPr>
-              <w:spacing w:after="40"/>
-            </w:pPr>
-            <w:r>
-              <w:rPr>
-                <w:rFonts w:ascii="Calibri" w:cs="Calibri" w:eastAsia="Calibri" w:hAnsi="Calibri"/>
-                <w:b w:val="false"/>
-                <w:bCs w:val="false"/>
-                <w:sz w:val="20"/>
-                <w:szCs w:val="20"/>
-              </w:rPr>
-              <w:t xml:space="preserve">Ver la minuta y el historial</w:t>
-            </w:r>
-          </w:p>
-        </w:tc>
-        <w:tc>
-          <w:tcPr>
-            <w:tcW w:type="dxa" w:w="10200"/>
-            <w:shd w:fill="EAF2F5" w:color="auto" w:val="clear"/>
-            <w:tcMar>
-              <w:top w:type="dxa" w:w="80"/>
-              <w:left w:type="dxa" w:w="120"/>
-              <w:bottom w:type="dxa" w:w="80"/>
-              <w:right w:type="dxa" w:w="120"/>
-            </w:tcMar>
-          </w:tcPr>
-          <w:p>
-            <w:pPr>
-              <w:spacing w:after="40"/>
-            </w:pPr>
-            <w:r>
-              <w:rPr>
-                <w:rFonts w:ascii="Calibri" w:cs="Calibri" w:eastAsia="Calibri" w:hAnsi="Calibri"/>
-                <w:b w:val="false"/>
-                <w:bCs w:val="false"/>
-                <w:sz w:val="20"/>
-                <w:szCs w:val="20"/>
-              </w:rPr>
-              <w:t xml:space="preserve">Acceso a la minuta aprobada, sus versiones y las acciones ejecutadas</w:t>
-            </w:r>
-          </w:p>
-        </w:tc>
-      </w:tr>
-      <w:tr>
-        <w:tc>
-          <w:tcPr>
-            <w:tcW w:type="dxa" w:w="4200"/>
-            <w:tcMar>
-              <w:top w:type="dxa" w:w="80"/>
-              <w:left w:type="dxa" w:w="120"/>
-              <w:bottom w:type="dxa" w:w="80"/>
-              <w:right w:type="dxa" w:w="120"/>
-            </w:tcMar>
-          </w:tcPr>
-          <w:p>
-            <w:pPr>
-              <w:spacing w:after="40"/>
-            </w:pPr>
-            <w:r>
-              <w:rPr>
-                <w:rFonts w:ascii="Calibri" w:cs="Calibri" w:eastAsia="Calibri" w:hAnsi="Calibri"/>
-                <w:b w:val="false"/>
-                <w:bCs w:val="false"/>
-                <w:sz w:val="20"/>
-                <w:szCs w:val="20"/>
-              </w:rPr>
-              <w:t xml:space="preserve">Filtrar y exportar</w:t>
-            </w:r>
-          </w:p>
-        </w:tc>
-        <w:tc>
-          <w:tcPr>
-            <w:tcW w:type="dxa" w:w="10200"/>
-            <w:tcMar>
-              <w:top w:type="dxa" w:w="80"/>
-              <w:left w:type="dxa" w:w="120"/>
-              <w:bottom w:type="dxa" w:w="80"/>
-              <w:right w:type="dxa" w:w="120"/>
-            </w:tcMar>
-          </w:tcPr>
-          <w:p>
-            <w:pPr>
-              <w:spacing w:after="40"/>
-            </w:pPr>
-            <w:r>
-              <w:rPr>
-                <w:rFonts w:ascii="Calibri" w:cs="Calibri" w:eastAsia="Calibri" w:hAnsi="Calibri"/>
-                <w:b w:val="false"/>
-                <w:bCs w:val="false"/>
-                <w:sz w:val="20"/>
-                <w:szCs w:val="20"/>
-              </w:rPr>
-              <w:t xml:space="preserve">Por cliente, CUIT, grupo, oficial, producto, estado o vencimiento; exportar a Excel</w:t>
-            </w:r>
-          </w:p>
-        </w:tc>
-      </w:tr>
-    </w:tbl>
-    <w:p>
-      <w:pPr>
-        <w:spacing w:after="100" w:before="80"/>
-      </w:pPr>
-      <w:r>
-        <w:rPr>
-          <w:rFonts w:ascii="Calibri" w:cs="Calibri" w:eastAsia="Calibri" w:hAnsi="Calibri"/>
-          <w:i/>
-          <w:iCs/>
-          <w:color w:val="5F6B76"/>
-          <w:sz w:val="19"/>
-          <w:szCs w:val="19"/>
-        </w:rPr>
-        <w:t xml:space="preserve">Reemplaza la pantalla de consumido de línea actual: deja de ser solo de consulta y pasa a ser el punto de entrada de toda la operatoria.</w:t>
-      </w:r>
-    </w:p>
-    <w:p>
-      <w:pPr>
-        <w:pStyle w:val="Heading1"/>
-        <w:pageBreakBefore/>
-        <w:shd w:fill="1F3A5F" w:color="auto" w:val="clear"/>
-        <w:spacing w:after="0"/>
-      </w:pPr>
-      <w:r>
-        <w:rPr>
-          <w:rFonts w:ascii="Calibri" w:cs="Calibri" w:eastAsia="Calibri" w:hAnsi="Calibri"/>
-          <w:b/>
-          <w:bCs/>
-          <w:color w:val="9FD3DE"/>
-          <w:sz w:val="30"/>
-          <w:szCs w:val="30"/>
-        </w:rPr>
-        <w:t xml:space="preserve">  10  </w:t>
-      </w:r>
-      <w:r>
-        <w:rPr>
-          <w:rFonts w:ascii="Calibri" w:cs="Calibri" w:eastAsia="Calibri" w:hAnsi="Calibri"/>
-          <w:b/>
-          <w:bCs/>
-          <w:color w:val="FFFFFF"/>
-          <w:sz w:val="34"/>
-          <w:szCs w:val="34"/>
-        </w:rPr>
-        <w:t xml:space="preserve">Módulo D · Línea en USD ajustable en pesos</w:t>
+        <w:t xml:space="preserve">Módulo C · Línea en USD ajustable en pesos</w:t>
       </w:r>
     </w:p>
     <w:p>
@@ -11251,6 +10317,1155 @@
           <w:sz w:val="30"/>
           <w:szCs w:val="30"/>
         </w:rPr>
+        <w:t xml:space="preserve">  10  </w:t>
+      </w:r>
+      <w:r>
+        <w:rPr>
+          <w:rFonts w:ascii="Calibri" w:cs="Calibri" w:eastAsia="Calibri" w:hAnsi="Calibri"/>
+          <w:b/>
+          <w:bCs/>
+          <w:color w:val="FFFFFF"/>
+          <w:sz w:val="34"/>
+          <w:szCs w:val="34"/>
+        </w:rPr>
+        <w:t xml:space="preserve">Módulo D · Pantalla de líneas</w:t>
+      </w:r>
+    </w:p>
+    <w:p>
+      <w:pPr>
+        <w:pBdr>
+          <w:bottom w:val="single" w:color="2E7D8C" w:sz="18" w:space="1"/>
+        </w:pBdr>
+        <w:spacing w:after="220"/>
+      </w:pPr>
+      <w:r>
+        <w:rPr>
+          <w:rFonts w:ascii="Calibri" w:cs="Calibri" w:eastAsia="Calibri" w:hAnsi="Calibri"/>
+          <w:i/>
+          <w:iCs/>
+          <w:color w:val="5F6B76"/>
+          <w:sz w:val="22"/>
+          <w:szCs w:val="22"/>
+        </w:rPr>
+        <w:t xml:space="preserve">Punto de consulta de todas las líneas y punto de inicio de todas las operaciones</w:t>
+      </w:r>
+    </w:p>
+    <w:p>
+      <w:pPr>
+        <w:spacing w:after="100" w:before="0"/>
+      </w:pPr>
+      <w:r>
+        <w:rPr>
+          <w:rFonts w:ascii="Calibri" w:cs="Calibri" w:eastAsia="Calibri" w:hAnsi="Calibri"/>
+          <w:b/>
+          <w:bCs/>
+          <w:sz w:val="22"/>
+          <w:szCs w:val="22"/>
+        </w:rPr>
+        <w:t xml:space="preserve">Objetivo. </w:t>
+      </w:r>
+      <w:r>
+        <w:rPr>
+          <w:rFonts w:ascii="Calibri" w:cs="Calibri" w:eastAsia="Calibri" w:hAnsi="Calibri"/>
+          <w:sz w:val="22"/>
+          <w:szCs w:val="22"/>
+        </w:rPr>
+        <w:t xml:space="preserve">Reunir en una sola pantalla todas las líneas de crédito vigentes, con lo aprobado, lo consumido, lo disponible, su estado y sus vencimientos. La pantalla cumple dos funciones:</w:t>
+      </w:r>
+    </w:p>
+    <w:p>
+      <w:pPr>
+        <w:pStyle w:val="ListParagraph"/>
+        <w:numPr>
+          <w:ilvl w:val="0"/>
+          <w:numId w:val="2"/>
+        </w:numPr>
+        <w:spacing w:after="60"/>
+      </w:pPr>
+      <w:r>
+        <w:rPr>
+          <w:rFonts w:ascii="Calibri" w:cs="Calibri" w:eastAsia="Calibri" w:hAnsi="Calibri"/>
+          <w:b/>
+          <w:bCs/>
+          <w:sz w:val="22"/>
+          <w:szCs w:val="22"/>
+        </w:rPr>
+        <w:t xml:space="preserve">Visualización: </w:t>
+      </w:r>
+      <w:r>
+        <w:rPr>
+          <w:rFonts w:ascii="Calibri" w:cs="Calibri" w:eastAsia="Calibri" w:hAnsi="Calibri"/>
+          <w:sz w:val="22"/>
+          <w:szCs w:val="22"/>
+        </w:rPr>
+        <w:t xml:space="preserve">Middle Office, Riesgos y Comercial consultan en un solo lugar la situación de cada línea y de cada grupo económico.</w:t>
+      </w:r>
+    </w:p>
+    <w:p>
+      <w:pPr>
+        <w:pStyle w:val="ListParagraph"/>
+        <w:numPr>
+          <w:ilvl w:val="0"/>
+          <w:numId w:val="2"/>
+        </w:numPr>
+        <w:spacing w:after="60"/>
+      </w:pPr>
+      <w:r>
+        <w:rPr>
+          <w:rFonts w:ascii="Calibri" w:cs="Calibri" w:eastAsia="Calibri" w:hAnsi="Calibri"/>
+          <w:b/>
+          <w:bCs/>
+          <w:sz w:val="22"/>
+          <w:szCs w:val="22"/>
+        </w:rPr>
+        <w:t xml:space="preserve">Inicio de la carga de operaciones: </w:t>
+      </w:r>
+      <w:r>
+        <w:rPr>
+          <w:rFonts w:ascii="Calibri" w:cs="Calibri" w:eastAsia="Calibri" w:hAnsi="Calibri"/>
+          <w:sz w:val="22"/>
+          <w:szCs w:val="22"/>
+        </w:rPr>
+        <w:t xml:space="preserve">toda operación se inicia desde aquí, sobre la línea elegida. Así cada operación nace asociada a su línea y los controles de disponible, fraccionamiento y tasa se aplican desde el primer momento.</w:t>
+      </w:r>
+    </w:p>
+    <w:p>
+      <w:pPr>
+        <w:spacing w:after="80" w:before="180"/>
+      </w:pPr>
+      <w:r>
+        <w:rPr>
+          <w:rFonts w:ascii="Calibri" w:cs="Calibri" w:eastAsia="Calibri" w:hAnsi="Calibri"/>
+          <w:b/>
+          <w:bCs/>
+          <w:color w:val="1F3A5F"/>
+          <w:sz w:val="24"/>
+          <w:szCs w:val="24"/>
+        </w:rPr>
+        <w:t xml:space="preserve">Qué muestra</w:t>
+      </w:r>
+    </w:p>
+    <w:tbl>
+      <w:tblPr>
+        <w:tblW w:type="dxa" w:w="14400"/>
+        <w:tblBorders>
+          <w:top w:val="single" w:color="auto" w:sz="4"/>
+          <w:left w:val="single" w:color="auto" w:sz="4"/>
+          <w:bottom w:val="single" w:color="auto" w:sz="4"/>
+          <w:right w:val="single" w:color="auto" w:sz="4"/>
+          <w:insideH w:val="single" w:color="auto" w:sz="4"/>
+          <w:insideV w:val="single" w:color="auto" w:sz="4"/>
+        </w:tblBorders>
+      </w:tblPr>
+      <w:tblGrid>
+        <w:gridCol w:w="4200"/>
+        <w:gridCol w:w="10200"/>
+      </w:tblGrid>
+      <w:tr>
+        <w:trPr>
+          <w:tblHeader/>
+        </w:trPr>
+        <w:tc>
+          <w:tcPr>
+            <w:tcW w:type="dxa" w:w="4200"/>
+            <w:shd w:fill="2E7D8C" w:color="auto" w:val="clear"/>
+            <w:tcMar>
+              <w:top w:type="dxa" w:w="80"/>
+              <w:left w:type="dxa" w:w="120"/>
+              <w:bottom w:type="dxa" w:w="80"/>
+              <w:right w:type="dxa" w:w="120"/>
+            </w:tcMar>
+          </w:tcPr>
+          <w:p>
+            <w:pPr>
+              <w:spacing w:after="40"/>
+            </w:pPr>
+            <w:r>
+              <w:rPr>
+                <w:rFonts w:ascii="Calibri" w:cs="Calibri" w:eastAsia="Calibri" w:hAnsi="Calibri"/>
+                <w:b/>
+                <w:bCs/>
+                <w:color w:val="FFFFFF"/>
+                <w:sz w:val="20"/>
+                <w:szCs w:val="20"/>
+              </w:rPr>
+              <w:t xml:space="preserve">Dato</w:t>
+            </w:r>
+          </w:p>
+        </w:tc>
+        <w:tc>
+          <w:tcPr>
+            <w:tcW w:type="dxa" w:w="10200"/>
+            <w:shd w:fill="2E7D8C" w:color="auto" w:val="clear"/>
+            <w:tcMar>
+              <w:top w:type="dxa" w:w="80"/>
+              <w:left w:type="dxa" w:w="120"/>
+              <w:bottom w:type="dxa" w:w="80"/>
+              <w:right w:type="dxa" w:w="120"/>
+            </w:tcMar>
+          </w:tcPr>
+          <w:p>
+            <w:pPr>
+              <w:spacing w:after="40"/>
+            </w:pPr>
+            <w:r>
+              <w:rPr>
+                <w:rFonts w:ascii="Calibri" w:cs="Calibri" w:eastAsia="Calibri" w:hAnsi="Calibri"/>
+                <w:b/>
+                <w:bCs/>
+                <w:color w:val="FFFFFF"/>
+                <w:sz w:val="20"/>
+                <w:szCs w:val="20"/>
+              </w:rPr>
+              <w:t xml:space="preserve">Detalle</w:t>
+            </w:r>
+          </w:p>
+        </w:tc>
+      </w:tr>
+      <w:tr>
+        <w:tc>
+          <w:tcPr>
+            <w:tcW w:type="dxa" w:w="4200"/>
+            <w:tcMar>
+              <w:top w:type="dxa" w:w="80"/>
+              <w:left w:type="dxa" w:w="120"/>
+              <w:bottom w:type="dxa" w:w="80"/>
+              <w:right w:type="dxa" w:w="120"/>
+            </w:tcMar>
+          </w:tcPr>
+          <w:p>
+            <w:pPr>
+              <w:spacing w:after="40"/>
+            </w:pPr>
+            <w:r>
+              <w:rPr>
+                <w:rFonts w:ascii="Calibri" w:cs="Calibri" w:eastAsia="Calibri" w:hAnsi="Calibri"/>
+                <w:b w:val="false"/>
+                <w:bCs w:val="false"/>
+                <w:sz w:val="20"/>
+                <w:szCs w:val="20"/>
+              </w:rPr>
+              <w:t xml:space="preserve">Cliente y grupo económico</w:t>
+            </w:r>
+          </w:p>
+        </w:tc>
+        <w:tc>
+          <w:tcPr>
+            <w:tcW w:type="dxa" w:w="10200"/>
+            <w:tcMar>
+              <w:top w:type="dxa" w:w="80"/>
+              <w:left w:type="dxa" w:w="120"/>
+              <w:bottom w:type="dxa" w:w="80"/>
+              <w:right w:type="dxa" w:w="120"/>
+            </w:tcMar>
+          </w:tcPr>
+          <w:p>
+            <w:pPr>
+              <w:spacing w:after="40"/>
+            </w:pPr>
+            <w:r>
+              <w:rPr>
+                <w:rFonts w:ascii="Calibri" w:cs="Calibri" w:eastAsia="Calibri" w:hAnsi="Calibri"/>
+                <w:b w:val="false"/>
+                <w:bCs w:val="false"/>
+                <w:sz w:val="20"/>
+                <w:szCs w:val="20"/>
+              </w:rPr>
+              <w:t xml:space="preserve">Razón social, CUIT y grupo económico (COBIS MIS)</w:t>
+            </w:r>
+          </w:p>
+        </w:tc>
+      </w:tr>
+      <w:tr>
+        <w:tc>
+          <w:tcPr>
+            <w:tcW w:type="dxa" w:w="4200"/>
+            <w:shd w:fill="EAF2F5" w:color="auto" w:val="clear"/>
+            <w:tcMar>
+              <w:top w:type="dxa" w:w="80"/>
+              <w:left w:type="dxa" w:w="120"/>
+              <w:bottom w:type="dxa" w:w="80"/>
+              <w:right w:type="dxa" w:w="120"/>
+            </w:tcMar>
+          </w:tcPr>
+          <w:p>
+            <w:pPr>
+              <w:spacing w:after="40"/>
+            </w:pPr>
+            <w:r>
+              <w:rPr>
+                <w:rFonts w:ascii="Calibri" w:cs="Calibri" w:eastAsia="Calibri" w:hAnsi="Calibri"/>
+                <w:b w:val="false"/>
+                <w:bCs w:val="false"/>
+                <w:sz w:val="20"/>
+                <w:szCs w:val="20"/>
+              </w:rPr>
+              <w:t xml:space="preserve">Línea</w:t>
+            </w:r>
+          </w:p>
+        </w:tc>
+        <w:tc>
+          <w:tcPr>
+            <w:tcW w:type="dxa" w:w="10200"/>
+            <w:shd w:fill="EAF2F5" w:color="auto" w:val="clear"/>
+            <w:tcMar>
+              <w:top w:type="dxa" w:w="80"/>
+              <w:left w:type="dxa" w:w="120"/>
+              <w:bottom w:type="dxa" w:w="80"/>
+              <w:right w:type="dxa" w:w="120"/>
+            </w:tcMar>
+          </w:tcPr>
+          <w:p>
+            <w:pPr>
+              <w:spacing w:after="40"/>
+            </w:pPr>
+            <w:r>
+              <w:rPr>
+                <w:rFonts w:ascii="Calibri" w:cs="Calibri" w:eastAsia="Calibri" w:hAnsi="Calibri"/>
+                <w:b w:val="false"/>
+                <w:bCs w:val="false"/>
+                <w:sz w:val="20"/>
+                <w:szCs w:val="20"/>
+              </w:rPr>
+              <w:t xml:space="preserve">Producto y subproductos, moneda (incluida USD ajustable en pesos), minuta que la aprobó y fecha de revisión</w:t>
+            </w:r>
+          </w:p>
+        </w:tc>
+      </w:tr>
+      <w:tr>
+        <w:tc>
+          <w:tcPr>
+            <w:tcW w:type="dxa" w:w="4200"/>
+            <w:tcMar>
+              <w:top w:type="dxa" w:w="80"/>
+              <w:left w:type="dxa" w:w="120"/>
+              <w:bottom w:type="dxa" w:w="80"/>
+              <w:right w:type="dxa" w:w="120"/>
+            </w:tcMar>
+          </w:tcPr>
+          <w:p>
+            <w:pPr>
+              <w:spacing w:after="40"/>
+            </w:pPr>
+            <w:r>
+              <w:rPr>
+                <w:rFonts w:ascii="Calibri" w:cs="Calibri" w:eastAsia="Calibri" w:hAnsi="Calibri"/>
+                <w:b w:val="false"/>
+                <w:bCs w:val="false"/>
+                <w:sz w:val="20"/>
+                <w:szCs w:val="20"/>
+              </w:rPr>
+              <w:t xml:space="preserve">Aprobado / consumido / disponible</w:t>
+            </w:r>
+          </w:p>
+        </w:tc>
+        <w:tc>
+          <w:tcPr>
+            <w:tcW w:type="dxa" w:w="10200"/>
+            <w:tcMar>
+              <w:top w:type="dxa" w:w="80"/>
+              <w:left w:type="dxa" w:w="120"/>
+              <w:bottom w:type="dxa" w:w="80"/>
+              <w:right w:type="dxa" w:w="120"/>
+            </w:tcMar>
+          </w:tcPr>
+          <w:p>
+            <w:pPr>
+              <w:spacing w:after="40"/>
+            </w:pPr>
+            <w:r>
+              <w:rPr>
+                <w:rFonts w:ascii="Calibri" w:cs="Calibri" w:eastAsia="Calibri" w:hAnsi="Calibri"/>
+                <w:b w:val="false"/>
+                <w:bCs w:val="false"/>
+                <w:sz w:val="20"/>
+                <w:szCs w:val="20"/>
+              </w:rPr>
+              <w:t xml:space="preserve">Monto de la línea, lo usado por las operaciones vigentes y lo que queda disponible</w:t>
+            </w:r>
+          </w:p>
+        </w:tc>
+      </w:tr>
+      <w:tr>
+        <w:tc>
+          <w:tcPr>
+            <w:tcW w:type="dxa" w:w="4200"/>
+            <w:shd w:fill="EAF2F5" w:color="auto" w:val="clear"/>
+            <w:tcMar>
+              <w:top w:type="dxa" w:w="80"/>
+              <w:left w:type="dxa" w:w="120"/>
+              <w:bottom w:type="dxa" w:w="80"/>
+              <w:right w:type="dxa" w:w="120"/>
+            </w:tcMar>
+          </w:tcPr>
+          <w:p>
+            <w:pPr>
+              <w:spacing w:after="40"/>
+            </w:pPr>
+            <w:r>
+              <w:rPr>
+                <w:rFonts w:ascii="Calibri" w:cs="Calibri" w:eastAsia="Calibri" w:hAnsi="Calibri"/>
+                <w:b w:val="false"/>
+                <w:bCs w:val="false"/>
+                <w:sz w:val="20"/>
+                <w:szCs w:val="20"/>
+              </w:rPr>
+              <w:t xml:space="preserve">Fraccionamiento</w:t>
+            </w:r>
+          </w:p>
+        </w:tc>
+        <w:tc>
+          <w:tcPr>
+            <w:tcW w:type="dxa" w:w="10200"/>
+            <w:shd w:fill="EAF2F5" w:color="auto" w:val="clear"/>
+            <w:tcMar>
+              <w:top w:type="dxa" w:w="80"/>
+              <w:left w:type="dxa" w:w="120"/>
+              <w:bottom w:type="dxa" w:w="80"/>
+              <w:right w:type="dxa" w:w="120"/>
+            </w:tcMar>
+          </w:tcPr>
+          <w:p>
+            <w:pPr>
+              <w:spacing w:after="40"/>
+            </w:pPr>
+            <w:r>
+              <w:rPr>
+                <w:rFonts w:ascii="Calibri" w:cs="Calibri" w:eastAsia="Calibri" w:hAnsi="Calibri"/>
+                <w:b w:val="false"/>
+                <w:bCs w:val="false"/>
+                <w:sz w:val="20"/>
+                <w:szCs w:val="20"/>
+              </w:rPr>
+              <w:t xml:space="preserve">Uso del grupo económico respecto del 15% de la RPC del banco, con alerta al acercarse al límite</w:t>
+            </w:r>
+          </w:p>
+        </w:tc>
+      </w:tr>
+      <w:tr>
+        <w:tc>
+          <w:tcPr>
+            <w:tcW w:type="dxa" w:w="4200"/>
+            <w:tcMar>
+              <w:top w:type="dxa" w:w="80"/>
+              <w:left w:type="dxa" w:w="120"/>
+              <w:bottom w:type="dxa" w:w="80"/>
+              <w:right w:type="dxa" w:w="120"/>
+            </w:tcMar>
+          </w:tcPr>
+          <w:p>
+            <w:pPr>
+              <w:spacing w:after="40"/>
+            </w:pPr>
+            <w:r>
+              <w:rPr>
+                <w:rFonts w:ascii="Calibri" w:cs="Calibri" w:eastAsia="Calibri" w:hAnsi="Calibri"/>
+                <w:b w:val="false"/>
+                <w:bCs w:val="false"/>
+                <w:sz w:val="20"/>
+                <w:szCs w:val="20"/>
+              </w:rPr>
+              <w:t xml:space="preserve">Vencimientos</w:t>
+            </w:r>
+          </w:p>
+        </w:tc>
+        <w:tc>
+          <w:tcPr>
+            <w:tcW w:type="dxa" w:w="10200"/>
+            <w:tcMar>
+              <w:top w:type="dxa" w:w="80"/>
+              <w:left w:type="dxa" w:w="120"/>
+              <w:bottom w:type="dxa" w:w="80"/>
+              <w:right w:type="dxa" w:w="120"/>
+            </w:tcMar>
+          </w:tcPr>
+          <w:p>
+            <w:pPr>
+              <w:spacing w:after="40"/>
+            </w:pPr>
+            <w:r>
+              <w:rPr>
+                <w:rFonts w:ascii="Calibri" w:cs="Calibri" w:eastAsia="Calibri" w:hAnsi="Calibri"/>
+                <w:b w:val="false"/>
+                <w:bCs w:val="false"/>
+                <w:sz w:val="20"/>
+                <w:szCs w:val="20"/>
+              </w:rPr>
+              <w:t xml:space="preserve">Vencimiento de la línea y de las operaciones asociadas</w:t>
+            </w:r>
+          </w:p>
+        </w:tc>
+      </w:tr>
+      <w:tr>
+        <w:tc>
+          <w:tcPr>
+            <w:tcW w:type="dxa" w:w="4200"/>
+            <w:shd w:fill="EAF2F5" w:color="auto" w:val="clear"/>
+            <w:tcMar>
+              <w:top w:type="dxa" w:w="80"/>
+              <w:left w:type="dxa" w:w="120"/>
+              <w:bottom w:type="dxa" w:w="80"/>
+              <w:right w:type="dxa" w:w="120"/>
+            </w:tcMar>
+          </w:tcPr>
+          <w:p>
+            <w:pPr>
+              <w:spacing w:after="40"/>
+            </w:pPr>
+            <w:r>
+              <w:rPr>
+                <w:rFonts w:ascii="Calibri" w:cs="Calibri" w:eastAsia="Calibri" w:hAnsi="Calibri"/>
+                <w:b w:val="false"/>
+                <w:bCs w:val="false"/>
+                <w:sz w:val="20"/>
+                <w:szCs w:val="20"/>
+              </w:rPr>
+              <w:t xml:space="preserve">Estado</w:t>
+            </w:r>
+          </w:p>
+        </w:tc>
+        <w:tc>
+          <w:tcPr>
+            <w:tcW w:type="dxa" w:w="10200"/>
+            <w:shd w:fill="EAF2F5" w:color="auto" w:val="clear"/>
+            <w:tcMar>
+              <w:top w:type="dxa" w:w="80"/>
+              <w:left w:type="dxa" w:w="120"/>
+              <w:bottom w:type="dxa" w:w="80"/>
+              <w:right w:type="dxa" w:w="120"/>
+            </w:tcMar>
+          </w:tcPr>
+          <w:p>
+            <w:pPr>
+              <w:spacing w:after="40"/>
+            </w:pPr>
+            <w:r>
+              <w:rPr>
+                <w:rFonts w:ascii="Calibri" w:cs="Calibri" w:eastAsia="Calibri" w:hAnsi="Calibri"/>
+                <w:b w:val="false"/>
+                <w:bCs w:val="false"/>
+                <w:sz w:val="20"/>
+                <w:szCs w:val="20"/>
+              </w:rPr>
+              <w:t xml:space="preserve">Por subproducto: activo, pendiente de garantía, forzado pendiente de regularizar, vencido o por revisar</w:t>
+            </w:r>
+          </w:p>
+        </w:tc>
+      </w:tr>
+      <w:tr>
+        <w:tc>
+          <w:tcPr>
+            <w:tcW w:type="dxa" w:w="4200"/>
+            <w:tcMar>
+              <w:top w:type="dxa" w:w="80"/>
+              <w:left w:type="dxa" w:w="120"/>
+              <w:bottom w:type="dxa" w:w="80"/>
+              <w:right w:type="dxa" w:w="120"/>
+            </w:tcMar>
+          </w:tcPr>
+          <w:p>
+            <w:pPr>
+              <w:spacing w:after="40"/>
+            </w:pPr>
+            <w:r>
+              <w:rPr>
+                <w:rFonts w:ascii="Calibri" w:cs="Calibri" w:eastAsia="Calibri" w:hAnsi="Calibri"/>
+                <w:b w:val="false"/>
+                <w:bCs w:val="false"/>
+                <w:sz w:val="20"/>
+                <w:szCs w:val="20"/>
+              </w:rPr>
+              <w:t xml:space="preserve">Operaciones vigentes</w:t>
+            </w:r>
+          </w:p>
+        </w:tc>
+        <w:tc>
+          <w:tcPr>
+            <w:tcW w:type="dxa" w:w="10200"/>
+            <w:tcMar>
+              <w:top w:type="dxa" w:w="80"/>
+              <w:left w:type="dxa" w:w="120"/>
+              <w:bottom w:type="dxa" w:w="80"/>
+              <w:right w:type="dxa" w:w="120"/>
+            </w:tcMar>
+          </w:tcPr>
+          <w:p>
+            <w:pPr>
+              <w:spacing w:after="40"/>
+            </w:pPr>
+            <w:r>
+              <w:rPr>
+                <w:rFonts w:ascii="Calibri" w:cs="Calibri" w:eastAsia="Calibri" w:hAnsi="Calibri"/>
+                <w:b w:val="false"/>
+                <w:bCs w:val="false"/>
+                <w:sz w:val="20"/>
+                <w:szCs w:val="20"/>
+              </w:rPr>
+              <w:t xml:space="preserve">Detalle de los préstamos, descubiertos, prefinanciaciones y cheques que consumen la línea</w:t>
+            </w:r>
+          </w:p>
+        </w:tc>
+      </w:tr>
+    </w:tbl>
+    <w:p>
+      <w:pPr>
+        <w:pStyle w:val="Heading1"/>
+        <w:pageBreakBefore/>
+        <w:shd w:fill="1F3A5F" w:color="auto" w:val="clear"/>
+        <w:spacing w:after="0"/>
+      </w:pPr>
+      <w:r>
+        <w:rPr>
+          <w:rFonts w:ascii="Calibri" w:cs="Calibri" w:eastAsia="Calibri" w:hAnsi="Calibri"/>
+          <w:b/>
+          <w:bCs/>
+          <w:color w:val="9FD3DE"/>
+          <w:sz w:val="30"/>
+          <w:szCs w:val="30"/>
+        </w:rPr>
+        <w:t xml:space="preserve">  10  </w:t>
+      </w:r>
+      <w:r>
+        <w:rPr>
+          <w:rFonts w:ascii="Calibri" w:cs="Calibri" w:eastAsia="Calibri" w:hAnsi="Calibri"/>
+          <w:b/>
+          <w:bCs/>
+          <w:color w:val="FFFFFF"/>
+          <w:sz w:val="34"/>
+          <w:szCs w:val="34"/>
+        </w:rPr>
+        <w:t xml:space="preserve">Módulo D · Carga de operaciones desde la pantalla de líneas</w:t>
+      </w:r>
+    </w:p>
+    <w:p>
+      <w:pPr>
+        <w:pBdr>
+          <w:bottom w:val="single" w:color="2E7D8C" w:sz="18" w:space="1"/>
+        </w:pBdr>
+        <w:spacing w:after="220"/>
+      </w:pPr>
+      <w:r>
+        <w:rPr>
+          <w:rFonts w:ascii="Calibri" w:cs="Calibri" w:eastAsia="Calibri" w:hAnsi="Calibri"/>
+          <w:i/>
+          <w:iCs/>
+          <w:color w:val="5F6B76"/>
+          <w:sz w:val="22"/>
+          <w:szCs w:val="22"/>
+        </w:rPr>
+        <w:t xml:space="preserve">La pantalla de líneas no es solo de consulta: es el punto de inicio de toda la operatoria</w:t>
+      </w:r>
+    </w:p>
+    <w:p>
+      <w:pPr>
+        <w:spacing w:after="80" w:before="0"/>
+      </w:pPr>
+      <w:r>
+        <w:rPr>
+          <w:rFonts w:ascii="Calibri" w:cs="Calibri" w:eastAsia="Calibri" w:hAnsi="Calibri"/>
+          <w:b/>
+          <w:bCs/>
+          <w:color w:val="1F3A5F"/>
+          <w:sz w:val="24"/>
+          <w:szCs w:val="24"/>
+        </w:rPr>
+        <w:t xml:space="preserve">Qué se puede hacer desde la pantalla</w:t>
+      </w:r>
+    </w:p>
+    <w:tbl>
+      <w:tblPr>
+        <w:tblW w:type="dxa" w:w="14400"/>
+        <w:tblBorders>
+          <w:top w:val="single" w:color="auto" w:sz="4"/>
+          <w:left w:val="single" w:color="auto" w:sz="4"/>
+          <w:bottom w:val="single" w:color="auto" w:sz="4"/>
+          <w:right w:val="single" w:color="auto" w:sz="4"/>
+          <w:insideH w:val="single" w:color="auto" w:sz="4"/>
+          <w:insideV w:val="single" w:color="auto" w:sz="4"/>
+        </w:tblBorders>
+      </w:tblPr>
+      <w:tblGrid>
+        <w:gridCol w:w="4200"/>
+        <w:gridCol w:w="10200"/>
+      </w:tblGrid>
+      <w:tr>
+        <w:trPr>
+          <w:tblHeader/>
+        </w:trPr>
+        <w:tc>
+          <w:tcPr>
+            <w:tcW w:type="dxa" w:w="4200"/>
+            <w:shd w:fill="2E7D8C" w:color="auto" w:val="clear"/>
+            <w:tcMar>
+              <w:top w:type="dxa" w:w="80"/>
+              <w:left w:type="dxa" w:w="120"/>
+              <w:bottom w:type="dxa" w:w="80"/>
+              <w:right w:type="dxa" w:w="120"/>
+            </w:tcMar>
+          </w:tcPr>
+          <w:p>
+            <w:pPr>
+              <w:spacing w:after="40"/>
+            </w:pPr>
+            <w:r>
+              <w:rPr>
+                <w:rFonts w:ascii="Calibri" w:cs="Calibri" w:eastAsia="Calibri" w:hAnsi="Calibri"/>
+                <w:b/>
+                <w:bCs/>
+                <w:color w:val="FFFFFF"/>
+                <w:sz w:val="20"/>
+                <w:szCs w:val="20"/>
+              </w:rPr>
+              <w:t xml:space="preserve">Acción</w:t>
+            </w:r>
+          </w:p>
+        </w:tc>
+        <w:tc>
+          <w:tcPr>
+            <w:tcW w:type="dxa" w:w="10200"/>
+            <w:shd w:fill="2E7D8C" w:color="auto" w:val="clear"/>
+            <w:tcMar>
+              <w:top w:type="dxa" w:w="80"/>
+              <w:left w:type="dxa" w:w="120"/>
+              <w:bottom w:type="dxa" w:w="80"/>
+              <w:right w:type="dxa" w:w="120"/>
+            </w:tcMar>
+          </w:tcPr>
+          <w:p>
+            <w:pPr>
+              <w:spacing w:after="40"/>
+            </w:pPr>
+            <w:r>
+              <w:rPr>
+                <w:rFonts w:ascii="Calibri" w:cs="Calibri" w:eastAsia="Calibri" w:hAnsi="Calibri"/>
+                <w:b/>
+                <w:bCs/>
+                <w:color w:val="FFFFFF"/>
+                <w:sz w:val="20"/>
+                <w:szCs w:val="20"/>
+              </w:rPr>
+              <w:t xml:space="preserve">Resultado</w:t>
+            </w:r>
+          </w:p>
+        </w:tc>
+      </w:tr>
+      <w:tr>
+        <w:tc>
+          <w:tcPr>
+            <w:tcW w:type="dxa" w:w="4200"/>
+            <w:tcMar>
+              <w:top w:type="dxa" w:w="80"/>
+              <w:left w:type="dxa" w:w="120"/>
+              <w:bottom w:type="dxa" w:w="80"/>
+              <w:right w:type="dxa" w:w="120"/>
+            </w:tcMar>
+          </w:tcPr>
+          <w:p>
+            <w:pPr>
+              <w:spacing w:after="40"/>
+            </w:pPr>
+            <w:r>
+              <w:rPr>
+                <w:rFonts w:ascii="Calibri" w:cs="Calibri" w:eastAsia="Calibri" w:hAnsi="Calibri"/>
+                <w:b w:val="false"/>
+                <w:bCs w:val="false"/>
+                <w:sz w:val="20"/>
+                <w:szCs w:val="20"/>
+              </w:rPr>
+              <w:t xml:space="preserve">Cargar operación de préstamo</w:t>
+            </w:r>
+          </w:p>
+        </w:tc>
+        <w:tc>
+          <w:tcPr>
+            <w:tcW w:type="dxa" w:w="10200"/>
+            <w:tcMar>
+              <w:top w:type="dxa" w:w="80"/>
+              <w:left w:type="dxa" w:w="120"/>
+              <w:bottom w:type="dxa" w:w="80"/>
+              <w:right w:type="dxa" w:w="120"/>
+            </w:tcMar>
+          </w:tcPr>
+          <w:p>
+            <w:pPr>
+              <w:spacing w:after="40"/>
+            </w:pPr>
+            <w:r>
+              <w:rPr>
+                <w:rFonts w:ascii="Calibri" w:cs="Calibri" w:eastAsia="Calibri" w:hAnsi="Calibri"/>
+                <w:b w:val="false"/>
+                <w:bCs w:val="false"/>
+                <w:sz w:val="20"/>
+                <w:szCs w:val="20"/>
+              </w:rPr>
+              <w:t xml:space="preserve">Abre la carga del préstamo con el cliente, la línea y el disponible ya completos</w:t>
+            </w:r>
+          </w:p>
+        </w:tc>
+      </w:tr>
+      <w:tr>
+        <w:tc>
+          <w:tcPr>
+            <w:tcW w:type="dxa" w:w="4200"/>
+            <w:shd w:fill="EAF2F5" w:color="auto" w:val="clear"/>
+            <w:tcMar>
+              <w:top w:type="dxa" w:w="80"/>
+              <w:left w:type="dxa" w:w="120"/>
+              <w:bottom w:type="dxa" w:w="80"/>
+              <w:right w:type="dxa" w:w="120"/>
+            </w:tcMar>
+          </w:tcPr>
+          <w:p>
+            <w:pPr>
+              <w:spacing w:after="40"/>
+            </w:pPr>
+            <w:r>
+              <w:rPr>
+                <w:rFonts w:ascii="Calibri" w:cs="Calibri" w:eastAsia="Calibri" w:hAnsi="Calibri"/>
+                <w:b w:val="false"/>
+                <w:bCs w:val="false"/>
+                <w:sz w:val="20"/>
+                <w:szCs w:val="20"/>
+              </w:rPr>
+              <w:t xml:space="preserve">Cargar prefinanciación de exportaciones e importaciones</w:t>
+            </w:r>
+          </w:p>
+        </w:tc>
+        <w:tc>
+          <w:tcPr>
+            <w:tcW w:type="dxa" w:w="10200"/>
+            <w:shd w:fill="EAF2F5" w:color="auto" w:val="clear"/>
+            <w:tcMar>
+              <w:top w:type="dxa" w:w="80"/>
+              <w:left w:type="dxa" w:w="120"/>
+              <w:bottom w:type="dxa" w:w="80"/>
+              <w:right w:type="dxa" w:w="120"/>
+            </w:tcMar>
+          </w:tcPr>
+          <w:p>
+            <w:pPr>
+              <w:spacing w:after="40"/>
+            </w:pPr>
+            <w:r>
+              <w:rPr>
+                <w:rFonts w:ascii="Calibri" w:cs="Calibri" w:eastAsia="Calibri" w:hAnsi="Calibri"/>
+                <w:b w:val="false"/>
+                <w:bCs w:val="false"/>
+                <w:sz w:val="20"/>
+                <w:szCs w:val="20"/>
+              </w:rPr>
+              <w:t xml:space="preserve">Abre la carga de la operación de comercio exterior sobre la línea elegida</w:t>
+            </w:r>
+          </w:p>
+        </w:tc>
+      </w:tr>
+      <w:tr>
+        <w:tc>
+          <w:tcPr>
+            <w:tcW w:type="dxa" w:w="4200"/>
+            <w:tcMar>
+              <w:top w:type="dxa" w:w="80"/>
+              <w:left w:type="dxa" w:w="120"/>
+              <w:bottom w:type="dxa" w:w="80"/>
+              <w:right w:type="dxa" w:w="120"/>
+            </w:tcMar>
+          </w:tcPr>
+          <w:p>
+            <w:pPr>
+              <w:spacing w:after="40"/>
+            </w:pPr>
+            <w:r>
+              <w:rPr>
+                <w:rFonts w:ascii="Calibri" w:cs="Calibri" w:eastAsia="Calibri" w:hAnsi="Calibri"/>
+                <w:b w:val="false"/>
+                <w:bCs w:val="false"/>
+                <w:sz w:val="20"/>
+                <w:szCs w:val="20"/>
+              </w:rPr>
+              <w:t xml:space="preserve">Cargar operación de descubierto</w:t>
+            </w:r>
+          </w:p>
+        </w:tc>
+        <w:tc>
+          <w:tcPr>
+            <w:tcW w:type="dxa" w:w="10200"/>
+            <w:tcMar>
+              <w:top w:type="dxa" w:w="80"/>
+              <w:left w:type="dxa" w:w="120"/>
+              <w:bottom w:type="dxa" w:w="80"/>
+              <w:right w:type="dxa" w:w="120"/>
+            </w:tcMar>
+          </w:tcPr>
+          <w:p>
+            <w:pPr>
+              <w:spacing w:after="40"/>
+            </w:pPr>
+            <w:r>
+              <w:rPr>
+                <w:rFonts w:ascii="Calibri" w:cs="Calibri" w:eastAsia="Calibri" w:hAnsi="Calibri"/>
+                <w:b w:val="false"/>
+                <w:bCs w:val="false"/>
+                <w:sz w:val="20"/>
+                <w:szCs w:val="20"/>
+              </w:rPr>
+              <w:t xml:space="preserve">Abre la carga (Módulo E) con el cliente, la línea, el vencimiento y el disponible ya completos</w:t>
+            </w:r>
+          </w:p>
+        </w:tc>
+      </w:tr>
+      <w:tr>
+        <w:tc>
+          <w:tcPr>
+            <w:tcW w:type="dxa" w:w="4200"/>
+            <w:shd w:fill="EAF2F5" w:color="auto" w:val="clear"/>
+            <w:tcMar>
+              <w:top w:type="dxa" w:w="80"/>
+              <w:left w:type="dxa" w:w="120"/>
+              <w:bottom w:type="dxa" w:w="80"/>
+              <w:right w:type="dxa" w:w="120"/>
+            </w:tcMar>
+          </w:tcPr>
+          <w:p>
+            <w:pPr>
+              <w:spacing w:after="40"/>
+            </w:pPr>
+            <w:r>
+              <w:rPr>
+                <w:rFonts w:ascii="Calibri" w:cs="Calibri" w:eastAsia="Calibri" w:hAnsi="Calibri"/>
+                <w:b w:val="false"/>
+                <w:bCs w:val="false"/>
+                <w:sz w:val="20"/>
+                <w:szCs w:val="20"/>
+              </w:rPr>
+              <w:t xml:space="preserve">Renovar una operación</w:t>
+            </w:r>
+          </w:p>
+        </w:tc>
+        <w:tc>
+          <w:tcPr>
+            <w:tcW w:type="dxa" w:w="10200"/>
+            <w:shd w:fill="EAF2F5" w:color="auto" w:val="clear"/>
+            <w:tcMar>
+              <w:top w:type="dxa" w:w="80"/>
+              <w:left w:type="dxa" w:w="120"/>
+              <w:bottom w:type="dxa" w:w="80"/>
+              <w:right w:type="dxa" w:w="120"/>
+            </w:tcMar>
+          </w:tcPr>
+          <w:p>
+            <w:pPr>
+              <w:spacing w:after="40"/>
+            </w:pPr>
+            <w:r>
+              <w:rPr>
+                <w:rFonts w:ascii="Calibri" w:cs="Calibri" w:eastAsia="Calibri" w:hAnsi="Calibri"/>
+                <w:b w:val="false"/>
+                <w:bCs w:val="false"/>
+                <w:sz w:val="20"/>
+                <w:szCs w:val="20"/>
+              </w:rPr>
+              <w:t xml:space="preserve">Abre la renovación (Módulo F) sobre la operación vigente elegida</w:t>
+            </w:r>
+          </w:p>
+        </w:tc>
+      </w:tr>
+      <w:tr>
+        <w:tc>
+          <w:tcPr>
+            <w:tcW w:type="dxa" w:w="4200"/>
+            <w:tcMar>
+              <w:top w:type="dxa" w:w="80"/>
+              <w:left w:type="dxa" w:w="120"/>
+              <w:bottom w:type="dxa" w:w="80"/>
+              <w:right w:type="dxa" w:w="120"/>
+            </w:tcMar>
+          </w:tcPr>
+          <w:p>
+            <w:pPr>
+              <w:spacing w:after="40"/>
+            </w:pPr>
+            <w:r>
+              <w:rPr>
+                <w:rFonts w:ascii="Calibri" w:cs="Calibri" w:eastAsia="Calibri" w:hAnsi="Calibri"/>
+                <w:b w:val="false"/>
+                <w:bCs w:val="false"/>
+                <w:sz w:val="20"/>
+                <w:szCs w:val="20"/>
+              </w:rPr>
+              <w:t xml:space="preserve">Descontar cheques</w:t>
+            </w:r>
+          </w:p>
+        </w:tc>
+        <w:tc>
+          <w:tcPr>
+            <w:tcW w:type="dxa" w:w="10200"/>
+            <w:tcMar>
+              <w:top w:type="dxa" w:w="80"/>
+              <w:left w:type="dxa" w:w="120"/>
+              <w:bottom w:type="dxa" w:w="80"/>
+              <w:right w:type="dxa" w:w="120"/>
+            </w:tcMar>
+          </w:tcPr>
+          <w:p>
+            <w:pPr>
+              <w:spacing w:after="40"/>
+            </w:pPr>
+            <w:r>
+              <w:rPr>
+                <w:rFonts w:ascii="Calibri" w:cs="Calibri" w:eastAsia="Calibri" w:hAnsi="Calibri"/>
+                <w:b w:val="false"/>
+                <w:bCs w:val="false"/>
+                <w:sz w:val="20"/>
+                <w:szCs w:val="20"/>
+              </w:rPr>
+              <w:t xml:space="preserve">Abre el circuito de cheques (Módulo I) sobre la línea</w:t>
+            </w:r>
+          </w:p>
+        </w:tc>
+      </w:tr>
+      <w:tr>
+        <w:tc>
+          <w:tcPr>
+            <w:tcW w:type="dxa" w:w="4200"/>
+            <w:shd w:fill="EAF2F5" w:color="auto" w:val="clear"/>
+            <w:tcMar>
+              <w:top w:type="dxa" w:w="80"/>
+              <w:left w:type="dxa" w:w="120"/>
+              <w:bottom w:type="dxa" w:w="80"/>
+              <w:right w:type="dxa" w:w="120"/>
+            </w:tcMar>
+          </w:tcPr>
+          <w:p>
+            <w:pPr>
+              <w:spacing w:after="40"/>
+            </w:pPr>
+            <w:r>
+              <w:rPr>
+                <w:rFonts w:ascii="Calibri" w:cs="Calibri" w:eastAsia="Calibri" w:hAnsi="Calibri"/>
+                <w:b w:val="false"/>
+                <w:bCs w:val="false"/>
+                <w:sz w:val="20"/>
+                <w:szCs w:val="20"/>
+              </w:rPr>
+              <w:t xml:space="preserve">Ver la minuta y el historial</w:t>
+            </w:r>
+          </w:p>
+        </w:tc>
+        <w:tc>
+          <w:tcPr>
+            <w:tcW w:type="dxa" w:w="10200"/>
+            <w:shd w:fill="EAF2F5" w:color="auto" w:val="clear"/>
+            <w:tcMar>
+              <w:top w:type="dxa" w:w="80"/>
+              <w:left w:type="dxa" w:w="120"/>
+              <w:bottom w:type="dxa" w:w="80"/>
+              <w:right w:type="dxa" w:w="120"/>
+            </w:tcMar>
+          </w:tcPr>
+          <w:p>
+            <w:pPr>
+              <w:spacing w:after="40"/>
+            </w:pPr>
+            <w:r>
+              <w:rPr>
+                <w:rFonts w:ascii="Calibri" w:cs="Calibri" w:eastAsia="Calibri" w:hAnsi="Calibri"/>
+                <w:b w:val="false"/>
+                <w:bCs w:val="false"/>
+                <w:sz w:val="20"/>
+                <w:szCs w:val="20"/>
+              </w:rPr>
+              <w:t xml:space="preserve">Acceso a la minuta aprobada, sus versiones y las acciones ejecutadas</w:t>
+            </w:r>
+          </w:p>
+        </w:tc>
+      </w:tr>
+      <w:tr>
+        <w:tc>
+          <w:tcPr>
+            <w:tcW w:type="dxa" w:w="4200"/>
+            <w:tcMar>
+              <w:top w:type="dxa" w:w="80"/>
+              <w:left w:type="dxa" w:w="120"/>
+              <w:bottom w:type="dxa" w:w="80"/>
+              <w:right w:type="dxa" w:w="120"/>
+            </w:tcMar>
+          </w:tcPr>
+          <w:p>
+            <w:pPr>
+              <w:spacing w:after="40"/>
+            </w:pPr>
+            <w:r>
+              <w:rPr>
+                <w:rFonts w:ascii="Calibri" w:cs="Calibri" w:eastAsia="Calibri" w:hAnsi="Calibri"/>
+                <w:b w:val="false"/>
+                <w:bCs w:val="false"/>
+                <w:sz w:val="20"/>
+                <w:szCs w:val="20"/>
+              </w:rPr>
+              <w:t xml:space="preserve">Filtrar y exportar</w:t>
+            </w:r>
+          </w:p>
+        </w:tc>
+        <w:tc>
+          <w:tcPr>
+            <w:tcW w:type="dxa" w:w="10200"/>
+            <w:tcMar>
+              <w:top w:type="dxa" w:w="80"/>
+              <w:left w:type="dxa" w:w="120"/>
+              <w:bottom w:type="dxa" w:w="80"/>
+              <w:right w:type="dxa" w:w="120"/>
+            </w:tcMar>
+          </w:tcPr>
+          <w:p>
+            <w:pPr>
+              <w:spacing w:after="40"/>
+            </w:pPr>
+            <w:r>
+              <w:rPr>
+                <w:rFonts w:ascii="Calibri" w:cs="Calibri" w:eastAsia="Calibri" w:hAnsi="Calibri"/>
+                <w:b w:val="false"/>
+                <w:bCs w:val="false"/>
+                <w:sz w:val="20"/>
+                <w:szCs w:val="20"/>
+              </w:rPr>
+              <w:t xml:space="preserve">Por cliente, CUIT, grupo, oficial, producto, estado o vencimiento; exportar a Excel</w:t>
+            </w:r>
+          </w:p>
+        </w:tc>
+      </w:tr>
+    </w:tbl>
+    <w:p>
+      <w:pPr>
+        <w:spacing w:after="100" w:before="80"/>
+      </w:pPr>
+      <w:r>
+        <w:rPr>
+          <w:rFonts w:ascii="Calibri" w:cs="Calibri" w:eastAsia="Calibri" w:hAnsi="Calibri"/>
+          <w:i/>
+          <w:iCs/>
+          <w:color w:val="5F6B76"/>
+          <w:sz w:val="19"/>
+          <w:szCs w:val="19"/>
+        </w:rPr>
+        <w:t xml:space="preserve">Reemplaza la pantalla de consumido de línea actual: deja de ser solo de consulta y pasa a ser el punto de entrada de toda la operatoria. El circuito de préstamos y de prefinanciaciones queda por relevar.</w:t>
+      </w:r>
+    </w:p>
+    <w:p>
+      <w:pPr>
+        <w:pStyle w:val="Heading1"/>
+        <w:pageBreakBefore/>
+        <w:shd w:fill="1F3A5F" w:color="auto" w:val="clear"/>
+        <w:spacing w:after="0"/>
+      </w:pPr>
+      <w:r>
+        <w:rPr>
+          <w:rFonts w:ascii="Calibri" w:cs="Calibri" w:eastAsia="Calibri" w:hAnsi="Calibri"/>
+          <w:b/>
+          <w:bCs/>
+          <w:color w:val="9FD3DE"/>
+          <w:sz w:val="30"/>
+          <w:szCs w:val="30"/>
+        </w:rPr>
         <w:t xml:space="preserve">  11  </w:t>
       </w:r>
       <w:r>
@@ -11354,7 +11569,7 @@
                 <w:sz w:val="18"/>
                 <w:szCs w:val="18"/>
               </w:rPr>
-              <w:t xml:space="preserve">Desde la pantalla de líneas (Módulo C), sobre la línea elegida</w:t>
+              <w:t xml:space="preserve">Desde la pantalla de líneas (Módulo D), sobre la línea elegida</w:t>
             </w:r>
           </w:p>
         </w:tc>
@@ -11922,7 +12137,7 @@
                 <w:sz w:val="20"/>
                 <w:szCs w:val="20"/>
               </w:rPr>
-              <w:t xml:space="preserve">Desde la pantalla de líneas (Módulo C): se elige la línea y se abre la carga con el cliente, la línea y el disponible ya completos</w:t>
+              <w:t xml:space="preserve">Desde la pantalla de líneas (Módulo D): se elige la línea y se abre la carga con el cliente, la línea y el disponible ya completos</w:t>
             </w:r>
           </w:p>
         </w:tc>
@@ -16398,7 +16613,7 @@
                 <w:sz w:val="20"/>
                 <w:szCs w:val="20"/>
               </w:rPr>
-              <w:t xml:space="preserve">Garantía</w:t>
+              <w:t xml:space="preserve">Garantía en la línea</w:t>
             </w:r>
           </w:p>
         </w:tc>
@@ -16425,7 +16640,7 @@
                 <w:sz w:val="20"/>
                 <w:szCs w:val="20"/>
               </w:rPr>
-              <w:t xml:space="preserve">Línea / operación</w:t>
+              <w:t xml:space="preserve">Subproductos de la línea</w:t>
             </w:r>
           </w:p>
         </w:tc>
@@ -16452,7 +16667,7 @@
                 <w:sz w:val="20"/>
                 <w:szCs w:val="20"/>
               </w:rPr>
-              <w:t xml:space="preserve">Alta condicionada al OK de Activas, salvo forzado por gerente de Riesgos o CEO con regularización</w:t>
+              <w:t xml:space="preserve">Solo los subproductos que requieren garantía quedan pendientes hasta el OK de Activas (salvo forzado por gerente de Riesgos o CEO, con regularización); los demás se impactan con la aprobación del comité</w:t>
             </w:r>
           </w:p>
         </w:tc>
@@ -16480,6 +16695,87 @@
                 <w:sz w:val="20"/>
                 <w:szCs w:val="20"/>
               </w:rPr>
+              <w:t xml:space="preserve">Garantía en la operación</w:t>
+            </w:r>
+          </w:p>
+        </w:tc>
+        <w:tc>
+          <w:tcPr>
+            <w:tcW w:type="dxa" w:w="3000"/>
+            <w:tcMar>
+              <w:top w:type="dxa" w:w="80"/>
+              <w:left w:type="dxa" w:w="120"/>
+              <w:bottom w:type="dxa" w:w="80"/>
+              <w:right w:type="dxa" w:w="120"/>
+            </w:tcMar>
+          </w:tcPr>
+          <w:p>
+            <w:pPr>
+              <w:spacing w:after="40"/>
+            </w:pPr>
+            <w:r>
+              <w:rPr>
+                <w:rFonts w:ascii="Calibri" w:cs="Calibri" w:eastAsia="Calibri" w:hAnsi="Calibri"/>
+                <w:b w:val="false"/>
+                <w:bCs w:val="false"/>
+                <w:sz w:val="20"/>
+                <w:szCs w:val="20"/>
+              </w:rPr>
+              <w:t xml:space="preserve">Operación</w:t>
+            </w:r>
+          </w:p>
+        </w:tc>
+        <w:tc>
+          <w:tcPr>
+            <w:tcW w:type="dxa" w:w="7800"/>
+            <w:tcMar>
+              <w:top w:type="dxa" w:w="80"/>
+              <w:left w:type="dxa" w:w="120"/>
+              <w:bottom w:type="dxa" w:w="80"/>
+              <w:right w:type="dxa" w:w="120"/>
+            </w:tcMar>
+          </w:tcPr>
+          <w:p>
+            <w:pPr>
+              <w:spacing w:after="40"/>
+            </w:pPr>
+            <w:r>
+              <w:rPr>
+                <w:rFonts w:ascii="Calibri" w:cs="Calibri" w:eastAsia="Calibri" w:hAnsi="Calibri"/>
+                <w:b w:val="false"/>
+                <w:bCs w:val="false"/>
+                <w:sz w:val="20"/>
+                <w:szCs w:val="20"/>
+              </w:rPr>
+              <w:t xml:space="preserve">Alta del acuerdo condicionada al OK de Activas sobre la garantía cargada</w:t>
+            </w:r>
+          </w:p>
+        </w:tc>
+      </w:tr>
+      <w:tr>
+        <w:tc>
+          <w:tcPr>
+            <w:tcW w:type="dxa" w:w="3600"/>
+            <w:shd w:fill="EAF2F5" w:color="auto" w:val="clear"/>
+            <w:tcMar>
+              <w:top w:type="dxa" w:w="80"/>
+              <w:left w:type="dxa" w:w="120"/>
+              <w:bottom w:type="dxa" w:w="80"/>
+              <w:right w:type="dxa" w:w="120"/>
+            </w:tcMar>
+          </w:tcPr>
+          <w:p>
+            <w:pPr>
+              <w:spacing w:after="40"/>
+            </w:pPr>
+            <w:r>
+              <w:rPr>
+                <w:rFonts w:ascii="Calibri" w:cs="Calibri" w:eastAsia="Calibri" w:hAnsi="Calibri"/>
+                <w:b/>
+                <w:bCs/>
+                <w:sz w:val="20"/>
+                <w:szCs w:val="20"/>
+              </w:rPr>
               <w:t xml:space="preserve">Auditoría</w:t>
             </w:r>
           </w:p>
@@ -16487,6 +16783,7 @@
         <w:tc>
           <w:tcPr>
             <w:tcW w:type="dxa" w:w="3000"/>
+            <w:shd w:fill="EAF2F5" w:color="auto" w:val="clear"/>
             <w:tcMar>
               <w:top w:type="dxa" w:w="80"/>
               <w:left w:type="dxa" w:w="120"/>
@@ -16513,6 +16810,7 @@
         <w:tc>
           <w:tcPr>
             <w:tcW w:type="dxa" w:w="7800"/>
+            <w:shd w:fill="EAF2F5" w:color="auto" w:val="clear"/>
             <w:tcMar>
               <w:top w:type="dxa" w:w="80"/>
               <w:left w:type="dxa" w:w="120"/>
@@ -16861,7 +17159,7 @@
                 <w:sz w:val="20"/>
                 <w:szCs w:val="20"/>
               </w:rPr>
-              <w:t xml:space="preserve">Crear / editar minuta</w:t>
+              <w:t xml:space="preserve">Crear / editar minuta (borrador)</w:t>
             </w:r>
           </w:p>
         </w:tc>
@@ -16939,7 +17237,7 @@
                 <w:sz w:val="20"/>
                 <w:szCs w:val="20"/>
               </w:rPr>
-              <w:t xml:space="preserve">●</w:t>
+              <w:t xml:space="preserve">○</w:t>
             </w:r>
           </w:p>
         </w:tc>
@@ -16991,7 +17289,7 @@
                 <w:sz w:val="20"/>
                 <w:szCs w:val="20"/>
               </w:rPr>
-              <w:t xml:space="preserve">○</w:t>
+              <w:t xml:space="preserve"/>
             </w:r>
           </w:p>
         </w:tc>
@@ -17874,6 +18172,434 @@
                 <w:szCs w:val="20"/>
               </w:rPr>
               <w:t xml:space="preserve">●</w:t>
+            </w:r>
+          </w:p>
+        </w:tc>
+        <w:tc>
+          <w:tcPr>
+            <w:tcW w:type="dxa" w:w="1400"/>
+            <w:tcMar>
+              <w:top w:type="dxa" w:w="80"/>
+              <w:left w:type="dxa" w:w="120"/>
+              <w:bottom w:type="dxa" w:w="80"/>
+              <w:right w:type="dxa" w:w="120"/>
+            </w:tcMar>
+          </w:tcPr>
+          <w:p>
+            <w:pPr>
+              <w:spacing w:after="40"/>
+            </w:pPr>
+            <w:r>
+              <w:rPr>
+                <w:rFonts w:ascii="Calibri" w:cs="Calibri" w:eastAsia="Calibri" w:hAnsi="Calibri"/>
+                <w:b w:val="false"/>
+                <w:bCs w:val="false"/>
+                <w:sz w:val="20"/>
+                <w:szCs w:val="20"/>
+              </w:rPr>
+              <w:t xml:space="preserve"/>
+            </w:r>
+          </w:p>
+        </w:tc>
+      </w:tr>
+      <w:tr>
+        <w:tc>
+          <w:tcPr>
+            <w:tcW w:type="dxa" w:w="4000"/>
+            <w:shd w:fill="EAF2F5" w:color="auto" w:val="clear"/>
+            <w:tcMar>
+              <w:top w:type="dxa" w:w="80"/>
+              <w:left w:type="dxa" w:w="120"/>
+              <w:bottom w:type="dxa" w:w="80"/>
+              <w:right w:type="dxa" w:w="120"/>
+            </w:tcMar>
+          </w:tcPr>
+          <w:p>
+            <w:pPr>
+              <w:spacing w:after="40"/>
+            </w:pPr>
+            <w:r>
+              <w:rPr>
+                <w:rFonts w:ascii="Calibri" w:cs="Calibri" w:eastAsia="Calibri" w:hAnsi="Calibri"/>
+                <w:b/>
+                <w:bCs/>
+                <w:sz w:val="20"/>
+                <w:szCs w:val="20"/>
+              </w:rPr>
+              <w:t xml:space="preserve">Cargar operación de préstamo</w:t>
+            </w:r>
+          </w:p>
+        </w:tc>
+        <w:tc>
+          <w:tcPr>
+            <w:tcW w:type="dxa" w:w="1500"/>
+            <w:shd w:fill="EAF2F5" w:color="auto" w:val="clear"/>
+            <w:tcMar>
+              <w:top w:type="dxa" w:w="80"/>
+              <w:left w:type="dxa" w:w="120"/>
+              <w:bottom w:type="dxa" w:w="80"/>
+              <w:right w:type="dxa" w:w="120"/>
+            </w:tcMar>
+          </w:tcPr>
+          <w:p>
+            <w:pPr>
+              <w:spacing w:after="40"/>
+            </w:pPr>
+            <w:r>
+              <w:rPr>
+                <w:rFonts w:ascii="Calibri" w:cs="Calibri" w:eastAsia="Calibri" w:hAnsi="Calibri"/>
+                <w:b w:val="false"/>
+                <w:bCs w:val="false"/>
+                <w:sz w:val="20"/>
+                <w:szCs w:val="20"/>
+              </w:rPr>
+              <w:t xml:space="preserve">●</w:t>
+            </w:r>
+          </w:p>
+        </w:tc>
+        <w:tc>
+          <w:tcPr>
+            <w:tcW w:type="dxa" w:w="1600"/>
+            <w:shd w:fill="EAF2F5" w:color="auto" w:val="clear"/>
+            <w:tcMar>
+              <w:top w:type="dxa" w:w="80"/>
+              <w:left w:type="dxa" w:w="120"/>
+              <w:bottom w:type="dxa" w:w="80"/>
+              <w:right w:type="dxa" w:w="120"/>
+            </w:tcMar>
+          </w:tcPr>
+          <w:p>
+            <w:pPr>
+              <w:spacing w:after="40"/>
+            </w:pPr>
+            <w:r>
+              <w:rPr>
+                <w:rFonts w:ascii="Calibri" w:cs="Calibri" w:eastAsia="Calibri" w:hAnsi="Calibri"/>
+                <w:b w:val="false"/>
+                <w:bCs w:val="false"/>
+                <w:sz w:val="20"/>
+                <w:szCs w:val="20"/>
+              </w:rPr>
+              <w:t xml:space="preserve"/>
+            </w:r>
+          </w:p>
+        </w:tc>
+        <w:tc>
+          <w:tcPr>
+            <w:tcW w:type="dxa" w:w="1400"/>
+            <w:shd w:fill="EAF2F5" w:color="auto" w:val="clear"/>
+            <w:tcMar>
+              <w:top w:type="dxa" w:w="80"/>
+              <w:left w:type="dxa" w:w="120"/>
+              <w:bottom w:type="dxa" w:w="80"/>
+              <w:right w:type="dxa" w:w="120"/>
+            </w:tcMar>
+          </w:tcPr>
+          <w:p>
+            <w:pPr>
+              <w:spacing w:after="40"/>
+            </w:pPr>
+            <w:r>
+              <w:rPr>
+                <w:rFonts w:ascii="Calibri" w:cs="Calibri" w:eastAsia="Calibri" w:hAnsi="Calibri"/>
+                <w:b w:val="false"/>
+                <w:bCs w:val="false"/>
+                <w:sz w:val="20"/>
+                <w:szCs w:val="20"/>
+              </w:rPr>
+              <w:t xml:space="preserve"/>
+            </w:r>
+          </w:p>
+        </w:tc>
+        <w:tc>
+          <w:tcPr>
+            <w:tcW w:type="dxa" w:w="1100"/>
+            <w:shd w:fill="EAF2F5" w:color="auto" w:val="clear"/>
+            <w:tcMar>
+              <w:top w:type="dxa" w:w="80"/>
+              <w:left w:type="dxa" w:w="120"/>
+              <w:bottom w:type="dxa" w:w="80"/>
+              <w:right w:type="dxa" w:w="120"/>
+            </w:tcMar>
+          </w:tcPr>
+          <w:p>
+            <w:pPr>
+              <w:spacing w:after="40"/>
+            </w:pPr>
+            <w:r>
+              <w:rPr>
+                <w:rFonts w:ascii="Calibri" w:cs="Calibri" w:eastAsia="Calibri" w:hAnsi="Calibri"/>
+                <w:b w:val="false"/>
+                <w:bCs w:val="false"/>
+                <w:sz w:val="20"/>
+                <w:szCs w:val="20"/>
+              </w:rPr>
+              <w:t xml:space="preserve"/>
+            </w:r>
+          </w:p>
+        </w:tc>
+        <w:tc>
+          <w:tcPr>
+            <w:tcW w:type="dxa" w:w="2000"/>
+            <w:shd w:fill="EAF2F5" w:color="auto" w:val="clear"/>
+            <w:tcMar>
+              <w:top w:type="dxa" w:w="80"/>
+              <w:left w:type="dxa" w:w="120"/>
+              <w:bottom w:type="dxa" w:w="80"/>
+              <w:right w:type="dxa" w:w="120"/>
+            </w:tcMar>
+          </w:tcPr>
+          <w:p>
+            <w:pPr>
+              <w:spacing w:after="40"/>
+            </w:pPr>
+            <w:r>
+              <w:rPr>
+                <w:rFonts w:ascii="Calibri" w:cs="Calibri" w:eastAsia="Calibri" w:hAnsi="Calibri"/>
+                <w:b w:val="false"/>
+                <w:bCs w:val="false"/>
+                <w:sz w:val="20"/>
+                <w:szCs w:val="20"/>
+              </w:rPr>
+              <w:t xml:space="preserve"/>
+            </w:r>
+          </w:p>
+        </w:tc>
+        <w:tc>
+          <w:tcPr>
+            <w:tcW w:type="dxa" w:w="1400"/>
+            <w:shd w:fill="EAF2F5" w:color="auto" w:val="clear"/>
+            <w:tcMar>
+              <w:top w:type="dxa" w:w="80"/>
+              <w:left w:type="dxa" w:w="120"/>
+              <w:bottom w:type="dxa" w:w="80"/>
+              <w:right w:type="dxa" w:w="120"/>
+            </w:tcMar>
+          </w:tcPr>
+          <w:p>
+            <w:pPr>
+              <w:spacing w:after="40"/>
+            </w:pPr>
+            <w:r>
+              <w:rPr>
+                <w:rFonts w:ascii="Calibri" w:cs="Calibri" w:eastAsia="Calibri" w:hAnsi="Calibri"/>
+                <w:b w:val="false"/>
+                <w:bCs w:val="false"/>
+                <w:sz w:val="20"/>
+                <w:szCs w:val="20"/>
+              </w:rPr>
+              <w:t xml:space="preserve"/>
+            </w:r>
+          </w:p>
+        </w:tc>
+        <w:tc>
+          <w:tcPr>
+            <w:tcW w:type="dxa" w:w="1400"/>
+            <w:shd w:fill="EAF2F5" w:color="auto" w:val="clear"/>
+            <w:tcMar>
+              <w:top w:type="dxa" w:w="80"/>
+              <w:left w:type="dxa" w:w="120"/>
+              <w:bottom w:type="dxa" w:w="80"/>
+              <w:right w:type="dxa" w:w="120"/>
+            </w:tcMar>
+          </w:tcPr>
+          <w:p>
+            <w:pPr>
+              <w:spacing w:after="40"/>
+            </w:pPr>
+            <w:r>
+              <w:rPr>
+                <w:rFonts w:ascii="Calibri" w:cs="Calibri" w:eastAsia="Calibri" w:hAnsi="Calibri"/>
+                <w:b w:val="false"/>
+                <w:bCs w:val="false"/>
+                <w:sz w:val="20"/>
+                <w:szCs w:val="20"/>
+              </w:rPr>
+              <w:t xml:space="preserve"/>
+            </w:r>
+          </w:p>
+        </w:tc>
+      </w:tr>
+      <w:tr>
+        <w:tc>
+          <w:tcPr>
+            <w:tcW w:type="dxa" w:w="4000"/>
+            <w:tcMar>
+              <w:top w:type="dxa" w:w="80"/>
+              <w:left w:type="dxa" w:w="120"/>
+              <w:bottom w:type="dxa" w:w="80"/>
+              <w:right w:type="dxa" w:w="120"/>
+            </w:tcMar>
+          </w:tcPr>
+          <w:p>
+            <w:pPr>
+              <w:spacing w:after="40"/>
+            </w:pPr>
+            <w:r>
+              <w:rPr>
+                <w:rFonts w:ascii="Calibri" w:cs="Calibri" w:eastAsia="Calibri" w:hAnsi="Calibri"/>
+                <w:b/>
+                <w:bCs/>
+                <w:sz w:val="20"/>
+                <w:szCs w:val="20"/>
+              </w:rPr>
+              <w:t xml:space="preserve">Cargar prefinanciación de expo / impo</w:t>
+            </w:r>
+          </w:p>
+        </w:tc>
+        <w:tc>
+          <w:tcPr>
+            <w:tcW w:type="dxa" w:w="1500"/>
+            <w:tcMar>
+              <w:top w:type="dxa" w:w="80"/>
+              <w:left w:type="dxa" w:w="120"/>
+              <w:bottom w:type="dxa" w:w="80"/>
+              <w:right w:type="dxa" w:w="120"/>
+            </w:tcMar>
+          </w:tcPr>
+          <w:p>
+            <w:pPr>
+              <w:spacing w:after="40"/>
+            </w:pPr>
+            <w:r>
+              <w:rPr>
+                <w:rFonts w:ascii="Calibri" w:cs="Calibri" w:eastAsia="Calibri" w:hAnsi="Calibri"/>
+                <w:b w:val="false"/>
+                <w:bCs w:val="false"/>
+                <w:sz w:val="20"/>
+                <w:szCs w:val="20"/>
+              </w:rPr>
+              <w:t xml:space="preserve">●</w:t>
+            </w:r>
+          </w:p>
+        </w:tc>
+        <w:tc>
+          <w:tcPr>
+            <w:tcW w:type="dxa" w:w="1600"/>
+            <w:tcMar>
+              <w:top w:type="dxa" w:w="80"/>
+              <w:left w:type="dxa" w:w="120"/>
+              <w:bottom w:type="dxa" w:w="80"/>
+              <w:right w:type="dxa" w:w="120"/>
+            </w:tcMar>
+          </w:tcPr>
+          <w:p>
+            <w:pPr>
+              <w:spacing w:after="40"/>
+            </w:pPr>
+            <w:r>
+              <w:rPr>
+                <w:rFonts w:ascii="Calibri" w:cs="Calibri" w:eastAsia="Calibri" w:hAnsi="Calibri"/>
+                <w:b w:val="false"/>
+                <w:bCs w:val="false"/>
+                <w:sz w:val="20"/>
+                <w:szCs w:val="20"/>
+              </w:rPr>
+              <w:t xml:space="preserve"/>
+            </w:r>
+          </w:p>
+        </w:tc>
+        <w:tc>
+          <w:tcPr>
+            <w:tcW w:type="dxa" w:w="1400"/>
+            <w:tcMar>
+              <w:top w:type="dxa" w:w="80"/>
+              <w:left w:type="dxa" w:w="120"/>
+              <w:bottom w:type="dxa" w:w="80"/>
+              <w:right w:type="dxa" w:w="120"/>
+            </w:tcMar>
+          </w:tcPr>
+          <w:p>
+            <w:pPr>
+              <w:spacing w:after="40"/>
+            </w:pPr>
+            <w:r>
+              <w:rPr>
+                <w:rFonts w:ascii="Calibri" w:cs="Calibri" w:eastAsia="Calibri" w:hAnsi="Calibri"/>
+                <w:b w:val="false"/>
+                <w:bCs w:val="false"/>
+                <w:sz w:val="20"/>
+                <w:szCs w:val="20"/>
+              </w:rPr>
+              <w:t xml:space="preserve"/>
+            </w:r>
+          </w:p>
+        </w:tc>
+        <w:tc>
+          <w:tcPr>
+            <w:tcW w:type="dxa" w:w="1100"/>
+            <w:tcMar>
+              <w:top w:type="dxa" w:w="80"/>
+              <w:left w:type="dxa" w:w="120"/>
+              <w:bottom w:type="dxa" w:w="80"/>
+              <w:right w:type="dxa" w:w="120"/>
+            </w:tcMar>
+          </w:tcPr>
+          <w:p>
+            <w:pPr>
+              <w:spacing w:after="40"/>
+            </w:pPr>
+            <w:r>
+              <w:rPr>
+                <w:rFonts w:ascii="Calibri" w:cs="Calibri" w:eastAsia="Calibri" w:hAnsi="Calibri"/>
+                <w:b w:val="false"/>
+                <w:bCs w:val="false"/>
+                <w:sz w:val="20"/>
+                <w:szCs w:val="20"/>
+              </w:rPr>
+              <w:t xml:space="preserve"/>
+            </w:r>
+          </w:p>
+        </w:tc>
+        <w:tc>
+          <w:tcPr>
+            <w:tcW w:type="dxa" w:w="2000"/>
+            <w:tcMar>
+              <w:top w:type="dxa" w:w="80"/>
+              <w:left w:type="dxa" w:w="120"/>
+              <w:bottom w:type="dxa" w:w="80"/>
+              <w:right w:type="dxa" w:w="120"/>
+            </w:tcMar>
+          </w:tcPr>
+          <w:p>
+            <w:pPr>
+              <w:spacing w:after="40"/>
+            </w:pPr>
+            <w:r>
+              <w:rPr>
+                <w:rFonts w:ascii="Calibri" w:cs="Calibri" w:eastAsia="Calibri" w:hAnsi="Calibri"/>
+                <w:b w:val="false"/>
+                <w:bCs w:val="false"/>
+                <w:sz w:val="20"/>
+                <w:szCs w:val="20"/>
+              </w:rPr>
+              <w:t xml:space="preserve"/>
+            </w:r>
+          </w:p>
+        </w:tc>
+        <w:tc>
+          <w:tcPr>
+            <w:tcW w:type="dxa" w:w="1400"/>
+            <w:tcMar>
+              <w:top w:type="dxa" w:w="80"/>
+              <w:left w:type="dxa" w:w="120"/>
+              <w:bottom w:type="dxa" w:w="80"/>
+              <w:right w:type="dxa" w:w="120"/>
+            </w:tcMar>
+          </w:tcPr>
+          <w:p>
+            <w:pPr>
+              <w:spacing w:after="40"/>
+            </w:pPr>
+            <w:r>
+              <w:rPr>
+                <w:rFonts w:ascii="Calibri" w:cs="Calibri" w:eastAsia="Calibri" w:hAnsi="Calibri"/>
+                <w:b w:val="false"/>
+                <w:bCs w:val="false"/>
+                <w:sz w:val="20"/>
+                <w:szCs w:val="20"/>
+              </w:rPr>
+              <w:t xml:space="preserve"/>
             </w:r>
           </w:p>
         </w:tc>
@@ -19425,102 +20151,25 @@
     </w:p>
     <w:p>
       <w:pPr>
-        <w:spacing w:after="80" w:before="180"/>
+        <w:spacing w:after="100" w:before="120"/>
       </w:pPr>
       <w:r>
         <w:rPr>
           <w:rFonts w:ascii="Calibri" w:cs="Calibri" w:eastAsia="Calibri" w:hAnsi="Calibri"/>
           <w:b/>
           <w:bCs/>
-          <w:color w:val="1F3A5F"/>
-          <w:sz w:val="24"/>
-          <w:szCs w:val="24"/>
+          <w:sz w:val="20"/>
+          <w:szCs w:val="20"/>
         </w:rPr>
-        <w:t xml:space="preserve">Otros actores</w:t>
-      </w:r>
-    </w:p>
-    <w:p>
-      <w:pPr>
-        <w:pStyle w:val="ListParagraph"/>
-        <w:numPr>
-          <w:ilvl w:val="0"/>
-          <w:numId w:val="2"/>
-        </w:numPr>
-        <w:spacing w:after="60"/>
-      </w:pPr>
-      <w:r>
-        <w:rPr>
-          <w:rFonts w:ascii="Calibri" w:cs="Calibri" w:eastAsia="Calibri" w:hAnsi="Calibri"/>
-          <w:b/>
-          <w:bCs/>
-          <w:sz w:val="22"/>
-          <w:szCs w:val="22"/>
-        </w:rPr>
-        <w:t xml:space="preserve">Red BI: </w:t>
+        <w:t xml:space="preserve">Otros actores: </w:t>
       </w:r>
       <w:r>
         <w:rPr>
           <w:rFonts w:ascii="Calibri" w:cs="Calibri" w:eastAsia="Calibri" w:hAnsi="Calibri"/>
-          <w:sz w:val="22"/>
-          <w:szCs w:val="22"/>
+          <w:sz w:val="20"/>
+          <w:szCs w:val="20"/>
         </w:rPr>
-        <w:t xml:space="preserve">desarrollo de las funcionalidades en COBIS Web.</w:t>
-      </w:r>
-    </w:p>
-    <w:p>
-      <w:pPr>
-        <w:pStyle w:val="ListParagraph"/>
-        <w:numPr>
-          <w:ilvl w:val="0"/>
-          <w:numId w:val="2"/>
-        </w:numPr>
-        <w:spacing w:after="60"/>
-      </w:pPr>
-      <w:r>
-        <w:rPr>
-          <w:rFonts w:ascii="Calibri" w:cs="Calibri" w:eastAsia="Calibri" w:hAnsi="Calibri"/>
-          <w:b/>
-          <w:bCs/>
-          <w:sz w:val="22"/>
-          <w:szCs w:val="22"/>
-        </w:rPr>
-        <w:t xml:space="preserve">Accusys: </w:t>
-      </w:r>
-      <w:r>
-        <w:rPr>
-          <w:rFonts w:ascii="Calibri" w:cs="Calibri" w:eastAsia="Calibri" w:hAnsi="Calibri"/>
-          <w:sz w:val="22"/>
-          <w:szCs w:val="22"/>
-        </w:rPr>
-        <w:t xml:space="preserve">definición de la línea en USD ajustable en pesos.</w:t>
-      </w:r>
-    </w:p>
-    <w:p>
-      <w:pPr>
-        <w:pStyle w:val="ListParagraph"/>
-        <w:numPr>
-          <w:ilvl w:val="0"/>
-          <w:numId w:val="2"/>
-        </w:numPr>
-        <w:spacing w:after="60"/>
-      </w:pPr>
-      <w:r>
-        <w:rPr>
-          <w:rFonts w:ascii="Calibri" w:cs="Calibri" w:eastAsia="Calibri" w:hAnsi="Calibri"/>
-          <w:b/>
-          <w:bCs/>
-          <w:sz w:val="22"/>
-          <w:szCs w:val="22"/>
-        </w:rPr>
-        <w:t xml:space="preserve">Sistemas / Operaciones (Daniel Semino, Jonathan Domínguez): </w:t>
-      </w:r>
-      <w:r>
-        <w:rPr>
-          <w:rFonts w:ascii="Calibri" w:cs="Calibri" w:eastAsia="Calibri" w:hAnsi="Calibri"/>
-          <w:sz w:val="22"/>
-          <w:szCs w:val="22"/>
-        </w:rPr>
-        <w:t xml:space="preserve">relevamiento, coordinación y seguimiento del proyecto.</w:t>
+        <w:t xml:space="preserve">Red BI (desarrollo en COBIS Web) · Accusys (línea en USD ajustable en pesos) · Sistemas / Operaciones, Daniel Semino y Jonathan Domínguez (relevamiento, coordinación y seguimiento).</w:t>
       </w:r>
     </w:p>
     <w:p>
@@ -20509,7 +21158,7 @@
                 <w:sz w:val="20"/>
                 <w:szCs w:val="20"/>
               </w:rPr>
-              <w:t xml:space="preserve">C (pantalla de líneas) · E (descubiertos) · F (renovaciones) · G (seguimiento)</w:t>
+              <w:t xml:space="preserve">D (pantalla de líneas) · E (descubiertos) · F (renovaciones) · G (seguimiento)</w:t>
             </w:r>
           </w:p>
         </w:tc>
@@ -20617,7 +21266,7 @@
                 <w:sz w:val="20"/>
                 <w:szCs w:val="20"/>
               </w:rPr>
-              <w:t xml:space="preserve">I (cheques) · J (reportes) · D (USD ajustable)</w:t>
+              <w:t xml:space="preserve">I (cheques) · J (reportes) · C (USD ajustable)</w:t>
             </w:r>
           </w:p>
         </w:tc>
@@ -20989,7 +21638,7 @@
                 <w:sz w:val="20"/>
                 <w:szCs w:val="20"/>
               </w:rPr>
-              <w:t xml:space="preserve">Bloquea el Módulo D</w:t>
+              <w:t xml:space="preserve">Bloquea el Módulo C</w:t>
             </w:r>
           </w:p>
         </w:tc>
@@ -21152,7 +21801,7 @@
                 <w:sz w:val="20"/>
                 <w:szCs w:val="20"/>
               </w:rPr>
-              <w:t xml:space="preserve">Líneas pendientes de garantía</w:t>
+              <w:t xml:space="preserve">Subproductos pendientes de garantía</w:t>
             </w:r>
           </w:p>
         </w:tc>
@@ -21296,7 +21945,7 @@
           <w:sz w:val="22"/>
           <w:szCs w:val="22"/>
         </w:rPr>
-        <w:t xml:space="preserve">Quién carga la minuta en la nueva pantalla (Riesgos, el oficial o ambos) y quién la aprueba en el sistema durante el comité.</w:t>
+        <w:t xml:space="preserve">Quién registra en el sistema la aprobación durante el comité (el borrador lo carga Riesgos).</w:t>
       </w:r>
     </w:p>
     <w:p>
@@ -21315,6 +21964,24 @@
           <w:szCs w:val="22"/>
         </w:rPr>
         <w:t xml:space="preserve">Lista definitiva de acciones automáticas de la aprobación y qué pasa si una falla.</w:t>
+      </w:r>
+    </w:p>
+    <w:p>
+      <w:pPr>
+        <w:pStyle w:val="ListParagraph"/>
+        <w:numPr>
+          <w:ilvl w:val="0"/>
+          <w:numId w:val="2"/>
+        </w:numPr>
+        <w:spacing w:after="60"/>
+      </w:pPr>
+      <w:r>
+        <w:rPr>
+          <w:rFonts w:ascii="Calibri" w:cs="Calibri" w:eastAsia="Calibri" w:hAnsi="Calibri"/>
+          <w:sz w:val="22"/>
+          <w:szCs w:val="22"/>
+        </w:rPr>
+        <w:t xml:space="preserve">Relevar el circuito de carga de préstamos y de prefinanciaciones de exportaciones e importaciones desde la pantalla de líneas.</w:t>
       </w:r>
     </w:p>
     <w:p>

--- a/Presentacion_Nueva_Aplicacion_Gestion_Middle_Office.docx
+++ b/Presentacion_Nueva_Aplicacion_Gestion_Middle_Office.docx
@@ -408,7 +408,7 @@
                 <w:sz w:val="20"/>
                 <w:szCs w:val="20"/>
               </w:rPr>
-              <w:t xml:space="preserve">Módulo F · Renovaciones</w:t>
+              <w:t xml:space="preserve">Módulo F · Operaciones de descubierto</w:t>
             </w:r>
           </w:p>
         </w:tc>
@@ -518,7 +518,7 @@
                 <w:sz w:val="20"/>
                 <w:szCs w:val="20"/>
               </w:rPr>
-              <w:t xml:space="preserve">Módulos G y H · Seguimiento y costo de dinero</w:t>
+              <w:t xml:space="preserve">Módulo G · Carga de préstamos</w:t>
             </w:r>
           </w:p>
         </w:tc>
@@ -624,7 +624,7 @@
                 <w:sz w:val="20"/>
                 <w:szCs w:val="20"/>
               </w:rPr>
-              <w:t xml:space="preserve">Módulo I · Cheques</w:t>
+              <w:t xml:space="preserve">Módulo H · Cheques</w:t>
             </w:r>
           </w:p>
         </w:tc>
@@ -734,7 +734,7 @@
                 <w:sz w:val="20"/>
                 <w:szCs w:val="20"/>
               </w:rPr>
-              <w:t xml:space="preserve">Módulo J · Reportes y vencimientos</w:t>
+              <w:t xml:space="preserve">Módulo I · Vencimientos y renovación de descubiertos</w:t>
             </w:r>
           </w:p>
         </w:tc>
@@ -840,7 +840,7 @@
                 <w:sz w:val="20"/>
                 <w:szCs w:val="20"/>
               </w:rPr>
-              <w:t xml:space="preserve">Reglas de negocio y controles</w:t>
+              <w:t xml:space="preserve">Módulo J · Seguimiento y reportes</w:t>
             </w:r>
           </w:p>
         </w:tc>
@@ -950,7 +950,7 @@
                 <w:sz w:val="20"/>
                 <w:szCs w:val="20"/>
               </w:rPr>
-              <w:t xml:space="preserve">Roles y permisos</w:t>
+              <w:t xml:space="preserve">Reglas de negocio y controles</w:t>
             </w:r>
           </w:p>
         </w:tc>
@@ -1056,7 +1056,7 @@
                 <w:sz w:val="20"/>
                 <w:szCs w:val="20"/>
               </w:rPr>
-              <w:t xml:space="preserve">Beneficios e indicadores</w:t>
+              <w:t xml:space="preserve">Roles y permisos</w:t>
             </w:r>
           </w:p>
         </w:tc>
@@ -1166,7 +1166,7 @@
                 <w:sz w:val="20"/>
                 <w:szCs w:val="20"/>
               </w:rPr>
-              <w:t xml:space="preserve">Plan por fases</w:t>
+              <w:t xml:space="preserve">Beneficios e indicadores</w:t>
             </w:r>
           </w:p>
         </w:tc>
@@ -1272,7 +1272,7 @@
                 <w:sz w:val="20"/>
                 <w:szCs w:val="20"/>
               </w:rPr>
-              <w:t xml:space="preserve">Dependencias, riesgos y puntos abiertos</w:t>
+              <w:t xml:space="preserve">Plan por fases</w:t>
             </w:r>
           </w:p>
         </w:tc>
@@ -1382,7 +1382,7 @@
                 <w:sz w:val="20"/>
                 <w:szCs w:val="20"/>
               </w:rPr>
-              <w:t xml:space="preserve">Próximos pasos</w:t>
+              <w:t xml:space="preserve">Dependencias, riesgos y puntos abiertos</w:t>
             </w:r>
           </w:p>
         </w:tc>
@@ -1436,7 +1436,7 @@
                 <w:sz w:val="20"/>
                 <w:szCs w:val="20"/>
               </w:rPr>
-              <w:t xml:space="preserve">Módulo E · Operaciones de descubierto</w:t>
+              <w:t xml:space="preserve">Módulo E · Costeo de las operaciones</w:t>
             </w:r>
           </w:p>
         </w:tc>
@@ -1462,7 +1462,7 @@
                 <w:sz w:val="20"/>
                 <w:szCs w:val="20"/>
               </w:rPr>
-              <w:t xml:space="preserve"/>
+              <w:t xml:space="preserve">22</w:t>
             </w:r>
           </w:p>
         </w:tc>
@@ -1488,7 +1488,7 @@
                 <w:sz w:val="20"/>
                 <w:szCs w:val="20"/>
               </w:rPr>
-              <w:t xml:space="preserve"/>
+              <w:t xml:space="preserve">Próximos pasos</w:t>
             </w:r>
           </w:p>
         </w:tc>
@@ -1777,7 +1777,7 @@
           <w:sz w:val="22"/>
           <w:szCs w:val="22"/>
         </w:rPr>
-        <w:t xml:space="preserve">Con la línea activa, desde esa misma pantalla se cargan las operaciones (préstamos, descubiertos, renovaciones, prefinanciaciones de exportaciones e importaciones y cheques), que el sistema valida automáticamente contra la línea.</w:t>
+        <w:t xml:space="preserve">Con la línea activa, desde esa misma pantalla se cargan las operaciones (préstamos, descubiertos, renovaciones, prefinanciaciones de exportaciones e importaciones y cheques), cada una con su costo de fondeo asociado y validada automáticamente contra la línea.</w:t>
       </w:r>
     </w:p>
     <w:p>
@@ -4677,7 +4677,7 @@
           <w:sz w:val="19"/>
           <w:szCs w:val="19"/>
         </w:rPr>
-        <w:t xml:space="preserve">Los problemas propios de la operatoria (descubiertos, renovaciones y cheques) se tratan en los módulos E a J.</w:t>
+        <w:t xml:space="preserve">Los problemas propios de la operatoria (costeo, descubiertos, préstamos, cheques y vencimientos) se tratan en los módulos E a J.</w:t>
       </w:r>
     </w:p>
     <w:p>
@@ -5878,7 +5878,7 @@
                 <w:sz w:val="20"/>
                 <w:szCs w:val="20"/>
               </w:rPr>
-              <w:t xml:space="preserve">Operaciones de descubierto</w:t>
+              <w:t xml:space="preserve">Costeo de las operaciones</w:t>
             </w:r>
           </w:p>
         </w:tc>
@@ -5904,7 +5904,7 @@
                 <w:sz w:val="20"/>
                 <w:szCs w:val="20"/>
               </w:rPr>
-              <w:t xml:space="preserve">Carga guiada, valores por defecto, tasa mínima, fraccionamiento, full numerales y garantías</w:t>
+              <w:t xml:space="preserve">Mesa carga el costo de fondeo por plazo y las tasas mínimas; cada carga o renovación queda asociada a su costo de fondeo</w:t>
             </w:r>
           </w:p>
         </w:tc>
@@ -5960,7 +5960,7 @@
                 <w:sz w:val="20"/>
                 <w:szCs w:val="20"/>
               </w:rPr>
-              <w:t xml:space="preserve">Renovaciones</w:t>
+              <w:t xml:space="preserve">Operaciones de descubierto</w:t>
             </w:r>
           </w:p>
         </w:tc>
@@ -5987,7 +5987,7 @@
                 <w:sz w:val="20"/>
                 <w:szCs w:val="20"/>
               </w:rPr>
-              <w:t xml:space="preserve">Renovación total o con cambio de importe, y operación nueva</w:t>
+              <w:t xml:space="preserve">Carga guiada, valores por defecto, tasa mínima, fraccionamiento, full numerales y garantías</w:t>
             </w:r>
           </w:p>
         </w:tc>
@@ -6041,7 +6041,7 @@
                 <w:sz w:val="20"/>
                 <w:szCs w:val="20"/>
               </w:rPr>
-              <w:t xml:space="preserve">Pantalla de seguimiento</w:t>
+              <w:t xml:space="preserve">Carga de préstamos</w:t>
             </w:r>
           </w:p>
         </w:tc>
@@ -6067,7 +6067,7 @@
                 <w:sz w:val="20"/>
                 <w:szCs w:val="20"/>
               </w:rPr>
-              <w:t xml:space="preserve">Acuerdos ruteados por día y estado, filtro por cliente, exportación</w:t>
+              <w:t xml:space="preserve">Selección de la operación por nombre y carga automática de tablas de amortización</w:t>
             </w:r>
           </w:p>
         </w:tc>
@@ -6123,7 +6123,7 @@
                 <w:sz w:val="20"/>
                 <w:szCs w:val="20"/>
               </w:rPr>
-              <w:t xml:space="preserve">Costo de dinero</w:t>
+              <w:t xml:space="preserve">Cheques</w:t>
             </w:r>
           </w:p>
         </w:tc>
@@ -6150,7 +6150,7 @@
                 <w:sz w:val="20"/>
                 <w:szCs w:val="20"/>
               </w:rPr>
-              <w:t xml:space="preserve">Mesa carga y actualiza las tasas mínimas</w:t>
+              <w:t xml:space="preserve">Endoso, verificación, liquidación, revisión de pendientes y preliquidación</w:t>
             </w:r>
           </w:p>
         </w:tc>
@@ -6204,7 +6204,7 @@
                 <w:sz w:val="20"/>
                 <w:szCs w:val="20"/>
               </w:rPr>
-              <w:t xml:space="preserve">Cheques</w:t>
+              <w:t xml:space="preserve">Vencimientos</w:t>
             </w:r>
           </w:p>
         </w:tc>
@@ -6230,7 +6230,7 @@
                 <w:sz w:val="20"/>
                 <w:szCs w:val="20"/>
               </w:rPr>
-              <w:t xml:space="preserve">Endoso, verificación, liquidación, revisión de pendientes y preliquidación</w:t>
+              <w:t xml:space="preserve">Vencimientos de las operaciones (por defecto, próximas dos semanas) y renovación de descubiertos</w:t>
             </w:r>
           </w:p>
         </w:tc>
@@ -6286,7 +6286,7 @@
                 <w:sz w:val="20"/>
                 <w:szCs w:val="20"/>
               </w:rPr>
-              <w:t xml:space="preserve">Reportes y vencimientos</w:t>
+              <w:t xml:space="preserve">Seguimiento y reportes</w:t>
             </w:r>
           </w:p>
         </w:tc>
@@ -6313,7 +6313,7 @@
                 <w:sz w:val="20"/>
                 <w:szCs w:val="20"/>
               </w:rPr>
-              <w:t xml:space="preserve">Visor de vencimientos de préstamos y acuerdos con estado de cuota y comprobante</w:t>
+              <w:t xml:space="preserve">Acuerdos ruteados por día y estado, filtros, exportación y reportes</w:t>
             </w:r>
           </w:p>
         </w:tc>
@@ -11098,7 +11098,7 @@
                 <w:sz w:val="20"/>
                 <w:szCs w:val="20"/>
               </w:rPr>
-              <w:t xml:space="preserve">Abre la carga del préstamo con el cliente, la línea y el disponible ya completos</w:t>
+              <w:t xml:space="preserve">Abre la carga del préstamo (Módulo G) con el cliente, la línea y el disponible ya completos</w:t>
             </w:r>
           </w:p>
         </w:tc>
@@ -11208,7 +11208,7 @@
                 <w:sz w:val="20"/>
                 <w:szCs w:val="20"/>
               </w:rPr>
-              <w:t xml:space="preserve">Abre la carga (Módulo E) con el cliente, la línea, el vencimiento y el disponible ya completos</w:t>
+              <w:t xml:space="preserve">Abre la carga (Módulo F) con el cliente, la línea, el vencimiento y el disponible ya completos</w:t>
             </w:r>
           </w:p>
         </w:tc>
@@ -11237,7 +11237,7 @@
                 <w:sz w:val="20"/>
                 <w:szCs w:val="20"/>
               </w:rPr>
-              <w:t xml:space="preserve">Renovar una operación</w:t>
+              <w:t xml:space="preserve">Renovar un descubierto</w:t>
             </w:r>
           </w:p>
         </w:tc>
@@ -11264,7 +11264,7 @@
                 <w:sz w:val="20"/>
                 <w:szCs w:val="20"/>
               </w:rPr>
-              <w:t xml:space="preserve">Abre la renovación (Módulo F) sobre la operación vigente elegida</w:t>
+              <w:t xml:space="preserve">Lleva a la pantalla de vencimientos (Módulo I) sobre el descubierto elegido</w:t>
             </w:r>
           </w:p>
         </w:tc>
@@ -11318,7 +11318,7 @@
                 <w:sz w:val="20"/>
                 <w:szCs w:val="20"/>
               </w:rPr>
-              <w:t xml:space="preserve">Abre el circuito de cheques (Módulo I) sobre la línea</w:t>
+              <w:t xml:space="preserve">Abre el circuito de cheques (Módulo H) sobre la línea</w:t>
             </w:r>
           </w:p>
         </w:tc>
@@ -11477,7 +11477,857 @@
           <w:sz w:val="34"/>
           <w:szCs w:val="34"/>
         </w:rPr>
-        <w:t xml:space="preserve">Módulo E · Operaciones de descubierto</w:t>
+        <w:t xml:space="preserve">Módulo E · Costeo de las operaciones</w:t>
+      </w:r>
+    </w:p>
+    <w:p>
+      <w:pPr>
+        <w:pBdr>
+          <w:bottom w:val="single" w:color="2E7D8C" w:sz="18" w:space="1"/>
+        </w:pBdr>
+        <w:spacing w:after="220"/>
+      </w:pPr>
+      <w:r>
+        <w:rPr>
+          <w:rFonts w:ascii="Calibri" w:cs="Calibri" w:eastAsia="Calibri" w:hAnsi="Calibri"/>
+          <w:i/>
+          <w:iCs/>
+          <w:color w:val="5F6B76"/>
+          <w:sz w:val="22"/>
+          <w:szCs w:val="22"/>
+        </w:rPr>
+        <w:t xml:space="preserve">El costo de fondeo se define antes de cargar cualquier operación</w:t>
+      </w:r>
+    </w:p>
+    <w:p>
+      <w:pPr>
+        <w:spacing w:after="100" w:before="0"/>
+      </w:pPr>
+      <w:r>
+        <w:rPr>
+          <w:rFonts w:ascii="Calibri" w:cs="Calibri" w:eastAsia="Calibri" w:hAnsi="Calibri"/>
+          <w:b/>
+          <w:bCs/>
+          <w:sz w:val="22"/>
+          <w:szCs w:val="22"/>
+        </w:rPr>
+        <w:t xml:space="preserve">Objetivo. </w:t>
+      </w:r>
+      <w:r>
+        <w:rPr>
+          <w:rFonts w:ascii="Calibri" w:cs="Calibri" w:eastAsia="Calibri" w:hAnsi="Calibri"/>
+          <w:sz w:val="22"/>
+          <w:szCs w:val="22"/>
+        </w:rPr>
+        <w:t xml:space="preserve">Que Mesa mantenga en el sistema el costo de dinero (costo de fondeo) por plazo y las tasas mínimas, y que toda operación tome de aquí su costo. Por eso esta pantalla va antes de la carga de operaciones: sin costo de fondeo vigente no se puede cargar ni renovar.</w:t>
+      </w:r>
+    </w:p>
+    <w:p>
+      <w:pPr>
+        <w:pBdr>
+          <w:left w:val="single" w:color="2E7D8C" w:sz="24" w:space="8"/>
+        </w:pBdr>
+        <w:shd w:fill="EAF2F5" w:color="auto" w:val="clear"/>
+        <w:spacing w:after="120" w:before="160"/>
+        <w:ind w:left="120"/>
+      </w:pPr>
+      <w:r>
+        <w:rPr>
+          <w:rFonts w:ascii="Calibri" w:cs="Calibri" w:eastAsia="Calibri" w:hAnsi="Calibri"/>
+          <w:b/>
+          <w:bCs/>
+          <w:sz w:val="20"/>
+          <w:szCs w:val="20"/>
+        </w:rPr>
+        <w:t xml:space="preserve">Clave: </w:t>
+      </w:r>
+      <w:r>
+        <w:rPr>
+          <w:rFonts w:ascii="Calibri" w:cs="Calibri" w:eastAsia="Calibri" w:hAnsi="Calibri"/>
+          <w:sz w:val="20"/>
+          <w:szCs w:val="20"/>
+        </w:rPr>
+        <w:t xml:space="preserve">cada carga o renovación queda asociada al costo de fondeo que corresponde al plazo máximo de la operación otorgada.</w:t>
+      </w:r>
+    </w:p>
+    <w:tbl>
+      <w:tblPr>
+        <w:tblW w:type="dxa" w:w="14400"/>
+        <w:tblBorders>
+          <w:top w:val="single" w:color="auto" w:sz="4"/>
+          <w:left w:val="single" w:color="auto" w:sz="4"/>
+          <w:bottom w:val="single" w:color="auto" w:sz="4"/>
+          <w:right w:val="single" w:color="auto" w:sz="4"/>
+          <w:insideH w:val="single" w:color="auto" w:sz="4"/>
+          <w:insideV w:val="single" w:color="auto" w:sz="4"/>
+        </w:tblBorders>
+      </w:tblPr>
+      <w:tblGrid>
+        <w:gridCol w:w="2592"/>
+        <w:gridCol w:w="360"/>
+        <w:gridCol w:w="2592"/>
+        <w:gridCol w:w="360"/>
+        <w:gridCol w:w="2592"/>
+        <w:gridCol w:w="360"/>
+        <w:gridCol w:w="2592"/>
+        <w:gridCol w:w="360"/>
+        <w:gridCol w:w="2592"/>
+      </w:tblGrid>
+      <w:tr>
+        <w:tc>
+          <w:tcPr>
+            <w:tcW w:type="dxa" w:w="2592"/>
+            <w:tcBorders>
+              <w:top w:val="single" w:color="2E7D8C" w:sz="6"/>
+              <w:left w:val="single" w:color="2E7D8C" w:sz="6"/>
+              <w:bottom w:val="single" w:color="2E7D8C" w:sz="6"/>
+              <w:right w:val="single" w:color="2E7D8C" w:sz="6"/>
+            </w:tcBorders>
+            <w:shd w:fill="1F3A5F" w:color="auto" w:val="clear"/>
+            <w:tcMar>
+              <w:top w:type="dxa" w:w="100"/>
+              <w:left w:type="dxa" w:w="110"/>
+              <w:bottom w:type="dxa" w:w="100"/>
+              <w:right w:type="dxa" w:w="110"/>
+            </w:tcMar>
+          </w:tcPr>
+          <w:p>
+            <w:pPr>
+              <w:spacing w:after="60"/>
+            </w:pPr>
+            <w:r>
+              <w:rPr>
+                <w:rFonts w:ascii="Calibri" w:cs="Calibri" w:eastAsia="Calibri" w:hAnsi="Calibri"/>
+                <w:b/>
+                <w:bCs/>
+                <w:color w:val="FFFFFF"/>
+                <w:sz w:val="20"/>
+                <w:szCs w:val="20"/>
+              </w:rPr>
+              <w:t xml:space="preserve">1 · Mesa</w:t>
+            </w:r>
+          </w:p>
+          <w:p>
+            <w:pPr>
+              <w:spacing w:after="0"/>
+            </w:pPr>
+            <w:r>
+              <w:rPr>
+                <w:rFonts w:ascii="Calibri" w:cs="Calibri" w:eastAsia="Calibri" w:hAnsi="Calibri"/>
+                <w:color w:val="FFFFFF"/>
+                <w:sz w:val="18"/>
+                <w:szCs w:val="18"/>
+              </w:rPr>
+              <w:t xml:space="preserve">Carga y actualiza el costo de fondeo por plazo y las tasas mínimas</w:t>
+            </w:r>
+          </w:p>
+        </w:tc>
+        <w:tc>
+          <w:tcPr>
+            <w:tcW w:type="dxa" w:w="360"/>
+            <w:tcBorders>
+              <w:top w:val="none" w:color="FFFFFF" w:sz="0"/>
+              <w:left w:val="none" w:color="FFFFFF" w:sz="0"/>
+              <w:bottom w:val="none" w:color="FFFFFF" w:sz="0"/>
+              <w:right w:val="none" w:color="FFFFFF" w:sz="0"/>
+            </w:tcBorders>
+            <w:vAlign w:val="center"/>
+          </w:tcPr>
+          <w:p>
+            <w:pPr>
+              <w:jc w:val="center"/>
+            </w:pPr>
+            <w:r>
+              <w:rPr>
+                <w:rFonts w:ascii="Calibri" w:cs="Calibri" w:eastAsia="Calibri" w:hAnsi="Calibri"/>
+                <w:color w:val="2E7D8C"/>
+                <w:sz w:val="22"/>
+                <w:szCs w:val="22"/>
+              </w:rPr>
+              <w:t xml:space="preserve">►</w:t>
+            </w:r>
+          </w:p>
+        </w:tc>
+        <w:tc>
+          <w:tcPr>
+            <w:tcW w:type="dxa" w:w="2592"/>
+            <w:tcBorders>
+              <w:top w:val="single" w:color="2E7D8C" w:sz="6"/>
+              <w:left w:val="single" w:color="2E7D8C" w:sz="6"/>
+              <w:bottom w:val="single" w:color="2E7D8C" w:sz="6"/>
+              <w:right w:val="single" w:color="2E7D8C" w:sz="6"/>
+            </w:tcBorders>
+            <w:shd w:fill="EAF2F5" w:color="auto" w:val="clear"/>
+            <w:tcMar>
+              <w:top w:type="dxa" w:w="100"/>
+              <w:left w:type="dxa" w:w="110"/>
+              <w:bottom w:type="dxa" w:w="100"/>
+              <w:right w:type="dxa" w:w="110"/>
+            </w:tcMar>
+          </w:tcPr>
+          <w:p>
+            <w:pPr>
+              <w:spacing w:after="60"/>
+            </w:pPr>
+            <w:r>
+              <w:rPr>
+                <w:rFonts w:ascii="Calibri" w:cs="Calibri" w:eastAsia="Calibri" w:hAnsi="Calibri"/>
+                <w:b/>
+                <w:bCs/>
+                <w:color w:val="1F3A5F"/>
+                <w:sz w:val="20"/>
+                <w:szCs w:val="20"/>
+              </w:rPr>
+              <w:t xml:space="preserve">2 · Operación</w:t>
+            </w:r>
+          </w:p>
+          <w:p>
+            <w:pPr>
+              <w:spacing w:after="0"/>
+            </w:pPr>
+            <w:r>
+              <w:rPr>
+                <w:rFonts w:ascii="Calibri" w:cs="Calibri" w:eastAsia="Calibri" w:hAnsi="Calibri"/>
+                <w:sz w:val="18"/>
+                <w:szCs w:val="18"/>
+              </w:rPr>
+              <w:t xml:space="preserve">Se carga o se renueva desde la pantalla de líneas o de vencimientos</w:t>
+            </w:r>
+          </w:p>
+        </w:tc>
+        <w:tc>
+          <w:tcPr>
+            <w:tcW w:type="dxa" w:w="360"/>
+            <w:tcBorders>
+              <w:top w:val="none" w:color="FFFFFF" w:sz="0"/>
+              <w:left w:val="none" w:color="FFFFFF" w:sz="0"/>
+              <w:bottom w:val="none" w:color="FFFFFF" w:sz="0"/>
+              <w:right w:val="none" w:color="FFFFFF" w:sz="0"/>
+            </w:tcBorders>
+            <w:vAlign w:val="center"/>
+          </w:tcPr>
+          <w:p>
+            <w:pPr>
+              <w:jc w:val="center"/>
+            </w:pPr>
+            <w:r>
+              <w:rPr>
+                <w:rFonts w:ascii="Calibri" w:cs="Calibri" w:eastAsia="Calibri" w:hAnsi="Calibri"/>
+                <w:color w:val="2E7D8C"/>
+                <w:sz w:val="22"/>
+                <w:szCs w:val="22"/>
+              </w:rPr>
+              <w:t xml:space="preserve">►</w:t>
+            </w:r>
+          </w:p>
+        </w:tc>
+        <w:tc>
+          <w:tcPr>
+            <w:tcW w:type="dxa" w:w="2592"/>
+            <w:tcBorders>
+              <w:top w:val="single" w:color="2E7D8C" w:sz="6"/>
+              <w:left w:val="single" w:color="2E7D8C" w:sz="6"/>
+              <w:bottom w:val="single" w:color="2E7D8C" w:sz="6"/>
+              <w:right w:val="single" w:color="2E7D8C" w:sz="6"/>
+            </w:tcBorders>
+            <w:shd w:fill="EAF2F5" w:color="auto" w:val="clear"/>
+            <w:tcMar>
+              <w:top w:type="dxa" w:w="100"/>
+              <w:left w:type="dxa" w:w="110"/>
+              <w:bottom w:type="dxa" w:w="100"/>
+              <w:right w:type="dxa" w:w="110"/>
+            </w:tcMar>
+          </w:tcPr>
+          <w:p>
+            <w:pPr>
+              <w:spacing w:after="60"/>
+            </w:pPr>
+            <w:r>
+              <w:rPr>
+                <w:rFonts w:ascii="Calibri" w:cs="Calibri" w:eastAsia="Calibri" w:hAnsi="Calibri"/>
+                <w:b/>
+                <w:bCs/>
+                <w:color w:val="1F3A5F"/>
+                <w:sz w:val="20"/>
+                <w:szCs w:val="20"/>
+              </w:rPr>
+              <w:t xml:space="preserve">3 · Plazo</w:t>
+            </w:r>
+          </w:p>
+          <w:p>
+            <w:pPr>
+              <w:spacing w:after="0"/>
+            </w:pPr>
+            <w:r>
+              <w:rPr>
+                <w:rFonts w:ascii="Calibri" w:cs="Calibri" w:eastAsia="Calibri" w:hAnsi="Calibri"/>
+                <w:sz w:val="18"/>
+                <w:szCs w:val="18"/>
+              </w:rPr>
+              <w:t xml:space="preserve">El sistema toma el plazo máximo de la operación otorgada</w:t>
+            </w:r>
+          </w:p>
+        </w:tc>
+        <w:tc>
+          <w:tcPr>
+            <w:tcW w:type="dxa" w:w="360"/>
+            <w:tcBorders>
+              <w:top w:val="none" w:color="FFFFFF" w:sz="0"/>
+              <w:left w:val="none" w:color="FFFFFF" w:sz="0"/>
+              <w:bottom w:val="none" w:color="FFFFFF" w:sz="0"/>
+              <w:right w:val="none" w:color="FFFFFF" w:sz="0"/>
+            </w:tcBorders>
+            <w:vAlign w:val="center"/>
+          </w:tcPr>
+          <w:p>
+            <w:pPr>
+              <w:jc w:val="center"/>
+            </w:pPr>
+            <w:r>
+              <w:rPr>
+                <w:rFonts w:ascii="Calibri" w:cs="Calibri" w:eastAsia="Calibri" w:hAnsi="Calibri"/>
+                <w:color w:val="2E7D8C"/>
+                <w:sz w:val="22"/>
+                <w:szCs w:val="22"/>
+              </w:rPr>
+              <w:t xml:space="preserve">►</w:t>
+            </w:r>
+          </w:p>
+        </w:tc>
+        <w:tc>
+          <w:tcPr>
+            <w:tcW w:type="dxa" w:w="2592"/>
+            <w:tcBorders>
+              <w:top w:val="single" w:color="2E7D8C" w:sz="6"/>
+              <w:left w:val="single" w:color="2E7D8C" w:sz="6"/>
+              <w:bottom w:val="single" w:color="2E7D8C" w:sz="6"/>
+              <w:right w:val="single" w:color="2E7D8C" w:sz="6"/>
+            </w:tcBorders>
+            <w:shd w:fill="EAF2F5" w:color="auto" w:val="clear"/>
+            <w:tcMar>
+              <w:top w:type="dxa" w:w="100"/>
+              <w:left w:type="dxa" w:w="110"/>
+              <w:bottom w:type="dxa" w:w="100"/>
+              <w:right w:type="dxa" w:w="110"/>
+            </w:tcMar>
+          </w:tcPr>
+          <w:p>
+            <w:pPr>
+              <w:spacing w:after="60"/>
+            </w:pPr>
+            <w:r>
+              <w:rPr>
+                <w:rFonts w:ascii="Calibri" w:cs="Calibri" w:eastAsia="Calibri" w:hAnsi="Calibri"/>
+                <w:b/>
+                <w:bCs/>
+                <w:color w:val="1F3A5F"/>
+                <w:sz w:val="20"/>
+                <w:szCs w:val="20"/>
+              </w:rPr>
+              <w:t xml:space="preserve">4 · Costo</w:t>
+            </w:r>
+          </w:p>
+          <w:p>
+            <w:pPr>
+              <w:spacing w:after="0"/>
+            </w:pPr>
+            <w:r>
+              <w:rPr>
+                <w:rFonts w:ascii="Calibri" w:cs="Calibri" w:eastAsia="Calibri" w:hAnsi="Calibri"/>
+                <w:sz w:val="18"/>
+                <w:szCs w:val="18"/>
+              </w:rPr>
+              <w:t xml:space="preserve">Asocia el costo de fondeo de ese plazo y lo deja registrado en la operación</w:t>
+            </w:r>
+          </w:p>
+        </w:tc>
+        <w:tc>
+          <w:tcPr>
+            <w:tcW w:type="dxa" w:w="360"/>
+            <w:tcBorders>
+              <w:top w:val="none" w:color="FFFFFF" w:sz="0"/>
+              <w:left w:val="none" w:color="FFFFFF" w:sz="0"/>
+              <w:bottom w:val="none" w:color="FFFFFF" w:sz="0"/>
+              <w:right w:val="none" w:color="FFFFFF" w:sz="0"/>
+            </w:tcBorders>
+            <w:vAlign w:val="center"/>
+          </w:tcPr>
+          <w:p>
+            <w:pPr>
+              <w:jc w:val="center"/>
+            </w:pPr>
+            <w:r>
+              <w:rPr>
+                <w:rFonts w:ascii="Calibri" w:cs="Calibri" w:eastAsia="Calibri" w:hAnsi="Calibri"/>
+                <w:color w:val="2E7D8C"/>
+                <w:sz w:val="22"/>
+                <w:szCs w:val="22"/>
+              </w:rPr>
+              <w:t xml:space="preserve">►</w:t>
+            </w:r>
+          </w:p>
+        </w:tc>
+        <w:tc>
+          <w:tcPr>
+            <w:tcW w:type="dxa" w:w="2592"/>
+            <w:tcBorders>
+              <w:top w:val="single" w:color="2E7D8C" w:sz="6"/>
+              <w:left w:val="single" w:color="2E7D8C" w:sz="6"/>
+              <w:bottom w:val="single" w:color="2E7D8C" w:sz="6"/>
+              <w:right w:val="single" w:color="2E7D8C" w:sz="6"/>
+            </w:tcBorders>
+            <w:shd w:fill="EAF2F5" w:color="auto" w:val="clear"/>
+            <w:tcMar>
+              <w:top w:type="dxa" w:w="100"/>
+              <w:left w:type="dxa" w:w="110"/>
+              <w:bottom w:type="dxa" w:w="100"/>
+              <w:right w:type="dxa" w:w="110"/>
+            </w:tcMar>
+          </w:tcPr>
+          <w:p>
+            <w:pPr>
+              <w:spacing w:after="60"/>
+            </w:pPr>
+            <w:r>
+              <w:rPr>
+                <w:rFonts w:ascii="Calibri" w:cs="Calibri" w:eastAsia="Calibri" w:hAnsi="Calibri"/>
+                <w:b/>
+                <w:bCs/>
+                <w:color w:val="1F3A5F"/>
+                <w:sz w:val="20"/>
+                <w:szCs w:val="20"/>
+              </w:rPr>
+              <w:t xml:space="preserve">5 · Tasa</w:t>
+            </w:r>
+          </w:p>
+          <w:p>
+            <w:pPr>
+              <w:spacing w:after="0"/>
+            </w:pPr>
+            <w:r>
+              <w:rPr>
+                <w:rFonts w:ascii="Calibri" w:cs="Calibri" w:eastAsia="Calibri" w:hAnsi="Calibri"/>
+                <w:sz w:val="18"/>
+                <w:szCs w:val="18"/>
+              </w:rPr>
+              <w:t xml:space="preserve">Valida que la tasa sea superior a la tasa mínima vigente</w:t>
+            </w:r>
+          </w:p>
+        </w:tc>
+      </w:tr>
+    </w:tbl>
+    <w:p>
+      <w:pPr>
+        <w:spacing w:after="80" w:before="180"/>
+      </w:pPr>
+      <w:r>
+        <w:rPr>
+          <w:rFonts w:ascii="Calibri" w:cs="Calibri" w:eastAsia="Calibri" w:hAnsi="Calibri"/>
+          <w:b/>
+          <w:bCs/>
+          <w:color w:val="1F3A5F"/>
+          <w:sz w:val="24"/>
+          <w:szCs w:val="24"/>
+        </w:rPr>
+        <w:t xml:space="preserve">Funcionalidades</w:t>
+      </w:r>
+    </w:p>
+    <w:tbl>
+      <w:tblPr>
+        <w:tblW w:type="dxa" w:w="14400"/>
+        <w:tblBorders>
+          <w:top w:val="single" w:color="auto" w:sz="4"/>
+          <w:left w:val="single" w:color="auto" w:sz="4"/>
+          <w:bottom w:val="single" w:color="auto" w:sz="4"/>
+          <w:right w:val="single" w:color="auto" w:sz="4"/>
+          <w:insideH w:val="single" w:color="auto" w:sz="4"/>
+          <w:insideV w:val="single" w:color="auto" w:sz="4"/>
+        </w:tblBorders>
+      </w:tblPr>
+      <w:tblGrid>
+        <w:gridCol w:w="4000"/>
+        <w:gridCol w:w="10400"/>
+      </w:tblGrid>
+      <w:tr>
+        <w:trPr>
+          <w:tblHeader/>
+        </w:trPr>
+        <w:tc>
+          <w:tcPr>
+            <w:tcW w:type="dxa" w:w="4000"/>
+            <w:shd w:fill="2E7D8C" w:color="auto" w:val="clear"/>
+            <w:tcMar>
+              <w:top w:type="dxa" w:w="80"/>
+              <w:left w:type="dxa" w:w="120"/>
+              <w:bottom w:type="dxa" w:w="80"/>
+              <w:right w:type="dxa" w:w="120"/>
+            </w:tcMar>
+          </w:tcPr>
+          <w:p>
+            <w:pPr>
+              <w:spacing w:after="40"/>
+            </w:pPr>
+            <w:r>
+              <w:rPr>
+                <w:rFonts w:ascii="Calibri" w:cs="Calibri" w:eastAsia="Calibri" w:hAnsi="Calibri"/>
+                <w:b/>
+                <w:bCs/>
+                <w:color w:val="FFFFFF"/>
+                <w:sz w:val="20"/>
+                <w:szCs w:val="20"/>
+              </w:rPr>
+              <w:t xml:space="preserve">Funcionalidad</w:t>
+            </w:r>
+          </w:p>
+        </w:tc>
+        <w:tc>
+          <w:tcPr>
+            <w:tcW w:type="dxa" w:w="10400"/>
+            <w:shd w:fill="2E7D8C" w:color="auto" w:val="clear"/>
+            <w:tcMar>
+              <w:top w:type="dxa" w:w="80"/>
+              <w:left w:type="dxa" w:w="120"/>
+              <w:bottom w:type="dxa" w:w="80"/>
+              <w:right w:type="dxa" w:w="120"/>
+            </w:tcMar>
+          </w:tcPr>
+          <w:p>
+            <w:pPr>
+              <w:spacing w:after="40"/>
+            </w:pPr>
+            <w:r>
+              <w:rPr>
+                <w:rFonts w:ascii="Calibri" w:cs="Calibri" w:eastAsia="Calibri" w:hAnsi="Calibri"/>
+                <w:b/>
+                <w:bCs/>
+                <w:color w:val="FFFFFF"/>
+                <w:sz w:val="20"/>
+                <w:szCs w:val="20"/>
+              </w:rPr>
+              <w:t xml:space="preserve">Detalle</w:t>
+            </w:r>
+          </w:p>
+        </w:tc>
+      </w:tr>
+      <w:tr>
+        <w:tc>
+          <w:tcPr>
+            <w:tcW w:type="dxa" w:w="4000"/>
+            <w:tcMar>
+              <w:top w:type="dxa" w:w="80"/>
+              <w:left w:type="dxa" w:w="120"/>
+              <w:bottom w:type="dxa" w:w="80"/>
+              <w:right w:type="dxa" w:w="120"/>
+            </w:tcMar>
+          </w:tcPr>
+          <w:p>
+            <w:pPr>
+              <w:spacing w:after="40"/>
+            </w:pPr>
+            <w:r>
+              <w:rPr>
+                <w:rFonts w:ascii="Calibri" w:cs="Calibri" w:eastAsia="Calibri" w:hAnsi="Calibri"/>
+                <w:b w:val="false"/>
+                <w:bCs w:val="false"/>
+                <w:sz w:val="20"/>
+                <w:szCs w:val="20"/>
+              </w:rPr>
+              <w:t xml:space="preserve">Costo de fondeo por plazo</w:t>
+            </w:r>
+          </w:p>
+        </w:tc>
+        <w:tc>
+          <w:tcPr>
+            <w:tcW w:type="dxa" w:w="10400"/>
+            <w:tcMar>
+              <w:top w:type="dxa" w:w="80"/>
+              <w:left w:type="dxa" w:w="120"/>
+              <w:bottom w:type="dxa" w:w="80"/>
+              <w:right w:type="dxa" w:w="120"/>
+            </w:tcMar>
+          </w:tcPr>
+          <w:p>
+            <w:pPr>
+              <w:spacing w:after="40"/>
+            </w:pPr>
+            <w:r>
+              <w:rPr>
+                <w:rFonts w:ascii="Calibri" w:cs="Calibri" w:eastAsia="Calibri" w:hAnsi="Calibri"/>
+                <w:b w:val="false"/>
+                <w:bCs w:val="false"/>
+                <w:sz w:val="20"/>
+                <w:szCs w:val="20"/>
+              </w:rPr>
+              <w:t xml:space="preserve">Mesa carga y actualiza el costo de dinero por tramo de plazo (por moneda, a confirmar)</w:t>
+            </w:r>
+          </w:p>
+        </w:tc>
+      </w:tr>
+      <w:tr>
+        <w:tc>
+          <w:tcPr>
+            <w:tcW w:type="dxa" w:w="4000"/>
+            <w:shd w:fill="EAF2F5" w:color="auto" w:val="clear"/>
+            <w:tcMar>
+              <w:top w:type="dxa" w:w="80"/>
+              <w:left w:type="dxa" w:w="120"/>
+              <w:bottom w:type="dxa" w:w="80"/>
+              <w:right w:type="dxa" w:w="120"/>
+            </w:tcMar>
+          </w:tcPr>
+          <w:p>
+            <w:pPr>
+              <w:spacing w:after="40"/>
+            </w:pPr>
+            <w:r>
+              <w:rPr>
+                <w:rFonts w:ascii="Calibri" w:cs="Calibri" w:eastAsia="Calibri" w:hAnsi="Calibri"/>
+                <w:b w:val="false"/>
+                <w:bCs w:val="false"/>
+                <w:sz w:val="20"/>
+                <w:szCs w:val="20"/>
+              </w:rPr>
+              <w:t xml:space="preserve">Tasas mínimas</w:t>
+            </w:r>
+          </w:p>
+        </w:tc>
+        <w:tc>
+          <w:tcPr>
+            <w:tcW w:type="dxa" w:w="10400"/>
+            <w:shd w:fill="EAF2F5" w:color="auto" w:val="clear"/>
+            <w:tcMar>
+              <w:top w:type="dxa" w:w="80"/>
+              <w:left w:type="dxa" w:w="120"/>
+              <w:bottom w:type="dxa" w:w="80"/>
+              <w:right w:type="dxa" w:w="120"/>
+            </w:tcMar>
+          </w:tcPr>
+          <w:p>
+            <w:pPr>
+              <w:spacing w:after="40"/>
+            </w:pPr>
+            <w:r>
+              <w:rPr>
+                <w:rFonts w:ascii="Calibri" w:cs="Calibri" w:eastAsia="Calibri" w:hAnsi="Calibri"/>
+                <w:b w:val="false"/>
+                <w:bCs w:val="false"/>
+                <w:sz w:val="20"/>
+                <w:szCs w:val="20"/>
+              </w:rPr>
+              <w:t xml:space="preserve">Mesa carga y actualiza las tasas mínimas que se usan para validar cada operación</w:t>
+            </w:r>
+          </w:p>
+        </w:tc>
+      </w:tr>
+      <w:tr>
+        <w:tc>
+          <w:tcPr>
+            <w:tcW w:type="dxa" w:w="4000"/>
+            <w:tcMar>
+              <w:top w:type="dxa" w:w="80"/>
+              <w:left w:type="dxa" w:w="120"/>
+              <w:bottom w:type="dxa" w:w="80"/>
+              <w:right w:type="dxa" w:w="120"/>
+            </w:tcMar>
+          </w:tcPr>
+          <w:p>
+            <w:pPr>
+              <w:spacing w:after="40"/>
+            </w:pPr>
+            <w:r>
+              <w:rPr>
+                <w:rFonts w:ascii="Calibri" w:cs="Calibri" w:eastAsia="Calibri" w:hAnsi="Calibri"/>
+                <w:b w:val="false"/>
+                <w:bCs w:val="false"/>
+                <w:sz w:val="20"/>
+                <w:szCs w:val="20"/>
+              </w:rPr>
+              <w:t xml:space="preserve">Asociación a cada operación</w:t>
+            </w:r>
+          </w:p>
+        </w:tc>
+        <w:tc>
+          <w:tcPr>
+            <w:tcW w:type="dxa" w:w="10400"/>
+            <w:tcMar>
+              <w:top w:type="dxa" w:w="80"/>
+              <w:left w:type="dxa" w:w="120"/>
+              <w:bottom w:type="dxa" w:w="80"/>
+              <w:right w:type="dxa" w:w="120"/>
+            </w:tcMar>
+          </w:tcPr>
+          <w:p>
+            <w:pPr>
+              <w:spacing w:after="40"/>
+            </w:pPr>
+            <w:r>
+              <w:rPr>
+                <w:rFonts w:ascii="Calibri" w:cs="Calibri" w:eastAsia="Calibri" w:hAnsi="Calibri"/>
+                <w:b w:val="false"/>
+                <w:bCs w:val="false"/>
+                <w:sz w:val="20"/>
+                <w:szCs w:val="20"/>
+              </w:rPr>
+              <w:t xml:space="preserve">Al cargar o renovar, el costo de fondeo según el plazo máximo otorgado queda guardado en la operación; no cambia aunque después Mesa actualice los valores</w:t>
+            </w:r>
+          </w:p>
+        </w:tc>
+      </w:tr>
+      <w:tr>
+        <w:tc>
+          <w:tcPr>
+            <w:tcW w:type="dxa" w:w="4000"/>
+            <w:shd w:fill="EAF2F5" w:color="auto" w:val="clear"/>
+            <w:tcMar>
+              <w:top w:type="dxa" w:w="80"/>
+              <w:left w:type="dxa" w:w="120"/>
+              <w:bottom w:type="dxa" w:w="80"/>
+              <w:right w:type="dxa" w:w="120"/>
+            </w:tcMar>
+          </w:tcPr>
+          <w:p>
+            <w:pPr>
+              <w:spacing w:after="40"/>
+            </w:pPr>
+            <w:r>
+              <w:rPr>
+                <w:rFonts w:ascii="Calibri" w:cs="Calibri" w:eastAsia="Calibri" w:hAnsi="Calibri"/>
+                <w:b w:val="false"/>
+                <w:bCs w:val="false"/>
+                <w:sz w:val="20"/>
+                <w:szCs w:val="20"/>
+              </w:rPr>
+              <w:t xml:space="preserve">Aplica a</w:t>
+            </w:r>
+          </w:p>
+        </w:tc>
+        <w:tc>
+          <w:tcPr>
+            <w:tcW w:type="dxa" w:w="10400"/>
+            <w:shd w:fill="EAF2F5" w:color="auto" w:val="clear"/>
+            <w:tcMar>
+              <w:top w:type="dxa" w:w="80"/>
+              <w:left w:type="dxa" w:w="120"/>
+              <w:bottom w:type="dxa" w:w="80"/>
+              <w:right w:type="dxa" w:w="120"/>
+            </w:tcMar>
+          </w:tcPr>
+          <w:p>
+            <w:pPr>
+              <w:spacing w:after="40"/>
+            </w:pPr>
+            <w:r>
+              <w:rPr>
+                <w:rFonts w:ascii="Calibri" w:cs="Calibri" w:eastAsia="Calibri" w:hAnsi="Calibri"/>
+                <w:b w:val="false"/>
+                <w:bCs w:val="false"/>
+                <w:sz w:val="20"/>
+                <w:szCs w:val="20"/>
+              </w:rPr>
+              <w:t xml:space="preserve">Descubiertos, préstamos, cheques, prefinanciaciones y renovaciones</w:t>
+            </w:r>
+          </w:p>
+        </w:tc>
+      </w:tr>
+      <w:tr>
+        <w:tc>
+          <w:tcPr>
+            <w:tcW w:type="dxa" w:w="4000"/>
+            <w:tcMar>
+              <w:top w:type="dxa" w:w="80"/>
+              <w:left w:type="dxa" w:w="120"/>
+              <w:bottom w:type="dxa" w:w="80"/>
+              <w:right w:type="dxa" w:w="120"/>
+            </w:tcMar>
+          </w:tcPr>
+          <w:p>
+            <w:pPr>
+              <w:spacing w:after="40"/>
+            </w:pPr>
+            <w:r>
+              <w:rPr>
+                <w:rFonts w:ascii="Calibri" w:cs="Calibri" w:eastAsia="Calibri" w:hAnsi="Calibri"/>
+                <w:b w:val="false"/>
+                <w:bCs w:val="false"/>
+                <w:sz w:val="20"/>
+                <w:szCs w:val="20"/>
+              </w:rPr>
+              <w:t xml:space="preserve">Historial (propuesto)</w:t>
+            </w:r>
+          </w:p>
+        </w:tc>
+        <w:tc>
+          <w:tcPr>
+            <w:tcW w:type="dxa" w:w="10400"/>
+            <w:tcMar>
+              <w:top w:type="dxa" w:w="80"/>
+              <w:left w:type="dxa" w:w="120"/>
+              <w:bottom w:type="dxa" w:w="80"/>
+              <w:right w:type="dxa" w:w="120"/>
+            </w:tcMar>
+          </w:tcPr>
+          <w:p>
+            <w:pPr>
+              <w:spacing w:after="40"/>
+            </w:pPr>
+            <w:r>
+              <w:rPr>
+                <w:rFonts w:ascii="Calibri" w:cs="Calibri" w:eastAsia="Calibri" w:hAnsi="Calibri"/>
+                <w:b w:val="false"/>
+                <w:bCs w:val="false"/>
+                <w:sz w:val="20"/>
+                <w:szCs w:val="20"/>
+              </w:rPr>
+              <w:t xml:space="preserve">Quién cambió cada valor y desde cuándo rige, para auditar operaciones pasadas</w:t>
+            </w:r>
+          </w:p>
+        </w:tc>
+      </w:tr>
+    </w:tbl>
+    <w:p>
+      <w:pPr>
+        <w:spacing w:after="100" w:before="80"/>
+      </w:pPr>
+      <w:r>
+        <w:rPr>
+          <w:rFonts w:ascii="Calibri" w:cs="Calibri" w:eastAsia="Calibri" w:hAnsi="Calibri"/>
+          <w:i/>
+          <w:iCs/>
+          <w:color w:val="5F6B76"/>
+          <w:sz w:val="19"/>
+          <w:szCs w:val="19"/>
+        </w:rPr>
+        <w:t xml:space="preserve">Ejemplo ilustrativo: un descubierto a 30 días toma el costo de fondeo del tramo de 30 días; un préstamo a 12 meses, el del tramo de 12 meses.</w:t>
+      </w:r>
+    </w:p>
+    <w:p>
+      <w:pPr>
+        <w:pStyle w:val="Heading1"/>
+        <w:pageBreakBefore/>
+        <w:shd w:fill="1F3A5F" w:color="auto" w:val="clear"/>
+        <w:spacing w:after="0"/>
+      </w:pPr>
+      <w:r>
+        <w:rPr>
+          <w:rFonts w:ascii="Calibri" w:cs="Calibri" w:eastAsia="Calibri" w:hAnsi="Calibri"/>
+          <w:b/>
+          <w:bCs/>
+          <w:color w:val="9FD3DE"/>
+          <w:sz w:val="30"/>
+          <w:szCs w:val="30"/>
+        </w:rPr>
+        <w:t xml:space="preserve">  12  </w:t>
+      </w:r>
+      <w:r>
+        <w:rPr>
+          <w:rFonts w:ascii="Calibri" w:cs="Calibri" w:eastAsia="Calibri" w:hAnsi="Calibri"/>
+          <w:b/>
+          <w:bCs/>
+          <w:color w:val="FFFFFF"/>
+          <w:sz w:val="34"/>
+          <w:szCs w:val="34"/>
+        </w:rPr>
+        <w:t xml:space="preserve">Módulo F · Operaciones de descubierto</w:t>
       </w:r>
     </w:p>
     <w:p>
@@ -11715,7 +12565,7 @@
                 <w:sz w:val="18"/>
                 <w:szCs w:val="18"/>
               </w:rPr>
-              <w:t xml:space="preserve">Renovación u operación nueva; full numerales o no</w:t>
+              <w:t xml:space="preserve">Operación nueva; full numerales o no</w:t>
             </w:r>
           </w:p>
         </w:tc>
@@ -11775,7 +12625,7 @@
                 <w:sz w:val="20"/>
                 <w:szCs w:val="20"/>
               </w:rPr>
-              <w:t xml:space="preserve">4 · Validaciones</w:t>
+              <w:t xml:space="preserve">4 · Costo y tasa</w:t>
             </w:r>
           </w:p>
           <w:p>
@@ -11788,7 +12638,7 @@
                 <w:sz w:val="18"/>
                 <w:szCs w:val="18"/>
               </w:rPr>
-              <w:t xml:space="preserve">Línea, 15% de la RPC y tasa mínima de Mesa</w:t>
+              <w:t xml:space="preserve">Costo de fondeo según plazo máximo y tasa mínima (Módulo E)</w:t>
             </w:r>
           </w:p>
         </w:tc>
@@ -11848,7 +12698,7 @@
                 <w:sz w:val="20"/>
                 <w:szCs w:val="20"/>
               </w:rPr>
-              <w:t xml:space="preserve">5 · Garantía</w:t>
+              <w:t xml:space="preserve">5 · Validaciones</w:t>
             </w:r>
           </w:p>
           <w:p>
@@ -11861,7 +12711,7 @@
                 <w:sz w:val="18"/>
                 <w:szCs w:val="18"/>
               </w:rPr>
-              <w:t xml:space="preserve">Si lleva, OK de Activas</w:t>
+              <w:t xml:space="preserve">Línea y 15% de la RPC; garantía con OK de Activas</w:t>
             </w:r>
           </w:p>
         </w:tc>
@@ -12248,7 +13098,7 @@
                 <w:sz w:val="20"/>
                 <w:szCs w:val="20"/>
               </w:rPr>
-              <w:t xml:space="preserve">Tasa</w:t>
+              <w:t xml:space="preserve">Costo de fondeo</w:t>
             </w:r>
           </w:p>
         </w:tc>
@@ -12274,7 +13124,7 @@
                 <w:sz w:val="20"/>
                 <w:szCs w:val="20"/>
               </w:rPr>
-              <w:t xml:space="preserve">Sin validación</w:t>
+              <w:t xml:space="preserve">No queda asociado</w:t>
             </w:r>
           </w:p>
         </w:tc>
@@ -12300,7 +13150,7 @@
                 <w:sz w:val="20"/>
                 <w:szCs w:val="20"/>
               </w:rPr>
-              <w:t xml:space="preserve">Valida que la tasa sea superior a la tasa mínima cargada por Mesa (Módulo H)</w:t>
+              <w:t xml:space="preserve">Se asocia automáticamente según el plazo máximo del acuerdo (Módulo E)</w:t>
             </w:r>
           </w:p>
         </w:tc>
@@ -12329,7 +13179,7 @@
                 <w:sz w:val="20"/>
                 <w:szCs w:val="20"/>
               </w:rPr>
-              <w:t xml:space="preserve">Fraccionamiento</w:t>
+              <w:t xml:space="preserve">Tasa</w:t>
             </w:r>
           </w:p>
         </w:tc>
@@ -12356,7 +13206,7 @@
                 <w:sz w:val="20"/>
                 <w:szCs w:val="20"/>
               </w:rPr>
-              <w:t xml:space="preserve">Lo controla un analista de Riesgos</w:t>
+              <w:t xml:space="preserve">Sin validación</w:t>
             </w:r>
           </w:p>
         </w:tc>
@@ -12383,7 +13233,7 @@
                 <w:sz w:val="20"/>
                 <w:szCs w:val="20"/>
               </w:rPr>
-              <w:t xml:space="preserve">Control automático: la suma de operaciones no supera la línea del grupo y el grupo no supera el 15% de la RPC del banco</w:t>
+              <w:t xml:space="preserve">Valida que la tasa sea superior a la tasa mínima cargada por Mesa (Módulo E)</w:t>
             </w:r>
           </w:p>
         </w:tc>
@@ -12411,7 +13261,7 @@
                 <w:sz w:val="20"/>
                 <w:szCs w:val="20"/>
               </w:rPr>
-              <w:t xml:space="preserve">Full numerales</w:t>
+              <w:t xml:space="preserve">Fraccionamiento</w:t>
             </w:r>
           </w:p>
         </w:tc>
@@ -12437,7 +13287,7 @@
                 <w:sz w:val="20"/>
                 <w:szCs w:val="20"/>
               </w:rPr>
-              <w:t xml:space="preserve">Sin distinción</w:t>
+              <w:t xml:space="preserve">Lo controla un analista de Riesgos</w:t>
             </w:r>
           </w:p>
         </w:tc>
@@ -12463,7 +13313,7 @@
                 <w:sz w:val="20"/>
                 <w:szCs w:val="20"/>
               </w:rPr>
-              <w:t xml:space="preserve">Se elige si es full numerales; se consumen primero esos acuerdos (p. ej. C1 a C5) y después los sin full numerales (C6 a C9)</w:t>
+              <w:t xml:space="preserve">Control automático: la suma de operaciones no supera la línea del grupo y el grupo no supera el 15% de la RPC del banco</w:t>
             </w:r>
           </w:p>
         </w:tc>
@@ -12492,7 +13342,7 @@
                 <w:sz w:val="20"/>
                 <w:szCs w:val="20"/>
               </w:rPr>
-              <w:t xml:space="preserve">Garantías</w:t>
+              <w:t xml:space="preserve">Full numerales</w:t>
             </w:r>
           </w:p>
         </w:tc>
@@ -12519,7 +13369,7 @@
                 <w:sz w:val="20"/>
                 <w:szCs w:val="20"/>
               </w:rPr>
-              <w:t xml:space="preserve">Fuera del circuito</w:t>
+              <w:t xml:space="preserve">Sin distinción</w:t>
             </w:r>
           </w:p>
         </w:tc>
@@ -12546,7 +13396,7 @@
                 <w:sz w:val="20"/>
                 <w:szCs w:val="20"/>
               </w:rPr>
-              <w:t xml:space="preserve">Se carga la garantía, va al OK de Activas y, aprobada, se rutea dando de alta la garantía y el acuerdo</w:t>
+              <w:t xml:space="preserve">Se elige si es full numerales; se consumen primero esos acuerdos (p. ej. C1 a C5) y después los sin full numerales (C6 a C9)</w:t>
             </w:r>
           </w:p>
         </w:tc>
@@ -12574,6 +13424,87 @@
                 <w:sz w:val="20"/>
                 <w:szCs w:val="20"/>
               </w:rPr>
+              <w:t xml:space="preserve">Garantías</w:t>
+            </w:r>
+          </w:p>
+        </w:tc>
+        <w:tc>
+          <w:tcPr>
+            <w:tcW w:type="dxa" w:w="4400"/>
+            <w:tcMar>
+              <w:top w:type="dxa" w:w="80"/>
+              <w:left w:type="dxa" w:w="120"/>
+              <w:bottom w:type="dxa" w:w="80"/>
+              <w:right w:type="dxa" w:w="120"/>
+            </w:tcMar>
+          </w:tcPr>
+          <w:p>
+            <w:pPr>
+              <w:spacing w:after="40"/>
+            </w:pPr>
+            <w:r>
+              <w:rPr>
+                <w:rFonts w:ascii="Calibri" w:cs="Calibri" w:eastAsia="Calibri" w:hAnsi="Calibri"/>
+                <w:b w:val="false"/>
+                <w:bCs w:val="false"/>
+                <w:sz w:val="20"/>
+                <w:szCs w:val="20"/>
+              </w:rPr>
+              <w:t xml:space="preserve">Fuera del circuito</w:t>
+            </w:r>
+          </w:p>
+        </w:tc>
+        <w:tc>
+          <w:tcPr>
+            <w:tcW w:type="dxa" w:w="7400"/>
+            <w:tcMar>
+              <w:top w:type="dxa" w:w="80"/>
+              <w:left w:type="dxa" w:w="120"/>
+              <w:bottom w:type="dxa" w:w="80"/>
+              <w:right w:type="dxa" w:w="120"/>
+            </w:tcMar>
+          </w:tcPr>
+          <w:p>
+            <w:pPr>
+              <w:spacing w:after="40"/>
+            </w:pPr>
+            <w:r>
+              <w:rPr>
+                <w:rFonts w:ascii="Calibri" w:cs="Calibri" w:eastAsia="Calibri" w:hAnsi="Calibri"/>
+                <w:b w:val="false"/>
+                <w:bCs w:val="false"/>
+                <w:sz w:val="20"/>
+                <w:szCs w:val="20"/>
+              </w:rPr>
+              <w:t xml:space="preserve">Se carga la garantía, va al OK de Activas y, aprobada, se rutea dando de alta la garantía y el acuerdo</w:t>
+            </w:r>
+          </w:p>
+        </w:tc>
+      </w:tr>
+      <w:tr>
+        <w:tc>
+          <w:tcPr>
+            <w:tcW w:type="dxa" w:w="2600"/>
+            <w:shd w:fill="EAF2F5" w:color="auto" w:val="clear"/>
+            <w:tcMar>
+              <w:top w:type="dxa" w:w="80"/>
+              <w:left w:type="dxa" w:w="120"/>
+              <w:bottom w:type="dxa" w:w="80"/>
+              <w:right w:type="dxa" w:w="120"/>
+            </w:tcMar>
+          </w:tcPr>
+          <w:p>
+            <w:pPr>
+              <w:spacing w:after="40"/>
+            </w:pPr>
+            <w:r>
+              <w:rPr>
+                <w:rFonts w:ascii="Calibri" w:cs="Calibri" w:eastAsia="Calibri" w:hAnsi="Calibri"/>
+                <w:b/>
+                <w:bCs/>
+                <w:sz w:val="20"/>
+                <w:szCs w:val="20"/>
+              </w:rPr>
               <w:t xml:space="preserve">Ruteo a Riesgos</w:t>
             </w:r>
           </w:p>
@@ -12581,6 +13512,7 @@
         <w:tc>
           <w:tcPr>
             <w:tcW w:type="dxa" w:w="4400"/>
+            <w:shd w:fill="EAF2F5" w:color="auto" w:val="clear"/>
             <w:tcMar>
               <w:top w:type="dxa" w:w="80"/>
               <w:left w:type="dxa" w:w="120"/>
@@ -12607,6 +13539,7 @@
         <w:tc>
           <w:tcPr>
             <w:tcW w:type="dxa" w:w="7400"/>
+            <w:shd w:fill="EAF2F5" w:color="auto" w:val="clear"/>
             <w:tcMar>
               <w:top w:type="dxa" w:w="80"/>
               <w:left w:type="dxa" w:w="120"/>
@@ -12645,928 +13578,7 @@
           <w:sz w:val="19"/>
           <w:szCs w:val="19"/>
         </w:rPr>
-        <w:t xml:space="preserve">Si una validación falla, la operación no se rechaza en silencio: el sistema muestra el motivo y permite enviarla a Riesgos como excepción (a confirmar).</w:t>
-      </w:r>
-    </w:p>
-    <w:p>
-      <w:pPr>
-        <w:pStyle w:val="Heading1"/>
-        <w:pageBreakBefore/>
-        <w:shd w:fill="1F3A5F" w:color="auto" w:val="clear"/>
-        <w:spacing w:after="0"/>
-      </w:pPr>
-      <w:r>
-        <w:rPr>
-          <w:rFonts w:ascii="Calibri" w:cs="Calibri" w:eastAsia="Calibri" w:hAnsi="Calibri"/>
-          <w:b/>
-          <w:bCs/>
-          <w:color w:val="9FD3DE"/>
-          <w:sz w:val="30"/>
-          <w:szCs w:val="30"/>
-        </w:rPr>
-        <w:t xml:space="preserve">  12  </w:t>
-      </w:r>
-      <w:r>
-        <w:rPr>
-          <w:rFonts w:ascii="Calibri" w:cs="Calibri" w:eastAsia="Calibri" w:hAnsi="Calibri"/>
-          <w:b/>
-          <w:bCs/>
-          <w:color w:val="FFFFFF"/>
-          <w:sz w:val="34"/>
-          <w:szCs w:val="34"/>
-        </w:rPr>
-        <w:t xml:space="preserve">Módulo F · Renovaciones</w:t>
-      </w:r>
-    </w:p>
-    <w:p>
-      <w:pPr>
-        <w:pBdr>
-          <w:bottom w:val="single" w:color="2E7D8C" w:sz="18" w:space="1"/>
-        </w:pBdr>
-        <w:spacing w:after="220"/>
-      </w:pPr>
-      <w:r>
-        <w:rPr>
-          <w:rFonts w:ascii="Calibri" w:cs="Calibri" w:eastAsia="Calibri" w:hAnsi="Calibri"/>
-          <w:i/>
-          <w:iCs/>
-          <w:color w:val="5F6B76"/>
-          <w:sz w:val="22"/>
-          <w:szCs w:val="22"/>
-        </w:rPr>
-        <w:t xml:space="preserve">Dos universos: renovación u operación nueva · dos tipos de renovación</w:t>
-      </w:r>
-    </w:p>
-    <w:tbl>
-      <w:tblPr>
-        <w:tblW w:type="dxa" w:w="14400"/>
-        <w:tblBorders>
-          <w:top w:val="single" w:color="auto" w:sz="4"/>
-          <w:left w:val="single" w:color="auto" w:sz="4"/>
-          <w:bottom w:val="single" w:color="auto" w:sz="4"/>
-          <w:right w:val="single" w:color="auto" w:sz="4"/>
-          <w:insideH w:val="single" w:color="auto" w:sz="4"/>
-          <w:insideV w:val="single" w:color="auto" w:sz="4"/>
-        </w:tblBorders>
-      </w:tblPr>
-      <w:tblGrid>
-        <w:gridCol w:w="3400"/>
-        <w:gridCol w:w="5500"/>
-        <w:gridCol w:w="5500"/>
-      </w:tblGrid>
-      <w:tr>
-        <w:trPr>
-          <w:tblHeader/>
-        </w:trPr>
-        <w:tc>
-          <w:tcPr>
-            <w:tcW w:type="dxa" w:w="3400"/>
-            <w:shd w:fill="2E7D8C" w:color="auto" w:val="clear"/>
-            <w:tcMar>
-              <w:top w:type="dxa" w:w="80"/>
-              <w:left w:type="dxa" w:w="120"/>
-              <w:bottom w:type="dxa" w:w="80"/>
-              <w:right w:type="dxa" w:w="120"/>
-            </w:tcMar>
-          </w:tcPr>
-          <w:p>
-            <w:pPr>
-              <w:spacing w:after="40"/>
-            </w:pPr>
-            <w:r>
-              <w:rPr>
-                <w:rFonts w:ascii="Calibri" w:cs="Calibri" w:eastAsia="Calibri" w:hAnsi="Calibri"/>
-                <w:b/>
-                <w:bCs/>
-                <w:color w:val="FFFFFF"/>
-                <w:sz w:val="20"/>
-                <w:szCs w:val="20"/>
-              </w:rPr>
-              <w:t xml:space="preserve"/>
-            </w:r>
-          </w:p>
-        </w:tc>
-        <w:tc>
-          <w:tcPr>
-            <w:tcW w:type="dxa" w:w="5500"/>
-            <w:shd w:fill="2E7D8C" w:color="auto" w:val="clear"/>
-            <w:tcMar>
-              <w:top w:type="dxa" w:w="80"/>
-              <w:left w:type="dxa" w:w="120"/>
-              <w:bottom w:type="dxa" w:w="80"/>
-              <w:right w:type="dxa" w:w="120"/>
-            </w:tcMar>
-          </w:tcPr>
-          <w:p>
-            <w:pPr>
-              <w:spacing w:after="40"/>
-            </w:pPr>
-            <w:r>
-              <w:rPr>
-                <w:rFonts w:ascii="Calibri" w:cs="Calibri" w:eastAsia="Calibri" w:hAnsi="Calibri"/>
-                <w:b/>
-                <w:bCs/>
-                <w:color w:val="FFFFFF"/>
-                <w:sz w:val="20"/>
-                <w:szCs w:val="20"/>
-              </w:rPr>
-              <w:t xml:space="preserve">Renovación</w:t>
-            </w:r>
-          </w:p>
-        </w:tc>
-        <w:tc>
-          <w:tcPr>
-            <w:tcW w:type="dxa" w:w="5500"/>
-            <w:shd w:fill="2E7D8C" w:color="auto" w:val="clear"/>
-            <w:tcMar>
-              <w:top w:type="dxa" w:w="80"/>
-              <w:left w:type="dxa" w:w="120"/>
-              <w:bottom w:type="dxa" w:w="80"/>
-              <w:right w:type="dxa" w:w="120"/>
-            </w:tcMar>
-          </w:tcPr>
-          <w:p>
-            <w:pPr>
-              <w:spacing w:after="40"/>
-            </w:pPr>
-            <w:r>
-              <w:rPr>
-                <w:rFonts w:ascii="Calibri" w:cs="Calibri" w:eastAsia="Calibri" w:hAnsi="Calibri"/>
-                <w:b/>
-                <w:bCs/>
-                <w:color w:val="FFFFFF"/>
-                <w:sz w:val="20"/>
-                <w:szCs w:val="20"/>
-              </w:rPr>
-              <w:t xml:space="preserve">Operación nueva</w:t>
-            </w:r>
-          </w:p>
-        </w:tc>
-      </w:tr>
-      <w:tr>
-        <w:tc>
-          <w:tcPr>
-            <w:tcW w:type="dxa" w:w="3400"/>
-            <w:tcMar>
-              <w:top w:type="dxa" w:w="80"/>
-              <w:left w:type="dxa" w:w="120"/>
-              <w:bottom w:type="dxa" w:w="80"/>
-              <w:right w:type="dxa" w:w="120"/>
-            </w:tcMar>
-          </w:tcPr>
-          <w:p>
-            <w:pPr>
-              <w:spacing w:after="40"/>
-            </w:pPr>
-            <w:r>
-              <w:rPr>
-                <w:rFonts w:ascii="Calibri" w:cs="Calibri" w:eastAsia="Calibri" w:hAnsi="Calibri"/>
-                <w:b/>
-                <w:bCs/>
-                <w:sz w:val="20"/>
-                <w:szCs w:val="20"/>
-              </w:rPr>
-              <w:t xml:space="preserve">¿Se puede cursar con otra vigente?</w:t>
-            </w:r>
-          </w:p>
-        </w:tc>
-        <w:tc>
-          <w:tcPr>
-            <w:tcW w:type="dxa" w:w="5500"/>
-            <w:tcMar>
-              <w:top w:type="dxa" w:w="80"/>
-              <w:left w:type="dxa" w:w="120"/>
-              <w:bottom w:type="dxa" w:w="80"/>
-              <w:right w:type="dxa" w:w="120"/>
-            </w:tcMar>
-          </w:tcPr>
-          <w:p>
-            <w:pPr>
-              <w:spacing w:after="40"/>
-            </w:pPr>
-            <w:r>
-              <w:rPr>
-                <w:rFonts w:ascii="Calibri" w:cs="Calibri" w:eastAsia="Calibri" w:hAnsi="Calibri"/>
-                <w:b w:val="false"/>
-                <w:bCs w:val="false"/>
-                <w:sz w:val="20"/>
-                <w:szCs w:val="20"/>
-              </w:rPr>
-              <w:t xml:space="preserve">Sí: se permite cursar la nueva operación estando la anterior vigente</w:t>
-            </w:r>
-          </w:p>
-        </w:tc>
-        <w:tc>
-          <w:tcPr>
-            <w:tcW w:type="dxa" w:w="5500"/>
-            <w:tcMar>
-              <w:top w:type="dxa" w:w="80"/>
-              <w:left w:type="dxa" w:w="120"/>
-              <w:bottom w:type="dxa" w:w="80"/>
-              <w:right w:type="dxa" w:w="120"/>
-            </w:tcMar>
-          </w:tcPr>
-          <w:p>
-            <w:pPr>
-              <w:spacing w:after="40"/>
-            </w:pPr>
-            <w:r>
-              <w:rPr>
-                <w:rFonts w:ascii="Calibri" w:cs="Calibri" w:eastAsia="Calibri" w:hAnsi="Calibri"/>
-                <w:b w:val="false"/>
-                <w:bCs w:val="false"/>
-                <w:sz w:val="20"/>
-                <w:szCs w:val="20"/>
-              </w:rPr>
-              <w:t xml:space="preserve">No: no se permite si hay otra vigente del mismo tipo de descubierto</w:t>
-            </w:r>
-          </w:p>
-        </w:tc>
-      </w:tr>
-      <w:tr>
-        <w:tc>
-          <w:tcPr>
-            <w:tcW w:type="dxa" w:w="3400"/>
-            <w:shd w:fill="EAF2F5" w:color="auto" w:val="clear"/>
-            <w:tcMar>
-              <w:top w:type="dxa" w:w="80"/>
-              <w:left w:type="dxa" w:w="120"/>
-              <w:bottom w:type="dxa" w:w="80"/>
-              <w:right w:type="dxa" w:w="120"/>
-            </w:tcMar>
-          </w:tcPr>
-          <w:p>
-            <w:pPr>
-              <w:spacing w:after="40"/>
-            </w:pPr>
-            <w:r>
-              <w:rPr>
-                <w:rFonts w:ascii="Calibri" w:cs="Calibri" w:eastAsia="Calibri" w:hAnsi="Calibri"/>
-                <w:b/>
-                <w:bCs/>
-                <w:sz w:val="20"/>
-                <w:szCs w:val="20"/>
-              </w:rPr>
-              <w:t xml:space="preserve">Qué hace el sistema</w:t>
-            </w:r>
-          </w:p>
-        </w:tc>
-        <w:tc>
-          <w:tcPr>
-            <w:tcW w:type="dxa" w:w="5500"/>
-            <w:shd w:fill="EAF2F5" w:color="auto" w:val="clear"/>
-            <w:tcMar>
-              <w:top w:type="dxa" w:w="80"/>
-              <w:left w:type="dxa" w:w="120"/>
-              <w:bottom w:type="dxa" w:w="80"/>
-              <w:right w:type="dxa" w:w="120"/>
-            </w:tcMar>
-          </w:tcPr>
-          <w:p>
-            <w:pPr>
-              <w:spacing w:after="40"/>
-            </w:pPr>
-            <w:r>
-              <w:rPr>
-                <w:rFonts w:ascii="Calibri" w:cs="Calibri" w:eastAsia="Calibri" w:hAnsi="Calibri"/>
-                <w:b w:val="false"/>
-                <w:bCs w:val="false"/>
-                <w:sz w:val="20"/>
-                <w:szCs w:val="20"/>
-              </w:rPr>
-              <w:t xml:space="preserve">Considera el vencimiento y la forma de liquidación de intereses de la anterior; da de baja la anterior y activa la nueva</w:t>
-            </w:r>
-          </w:p>
-        </w:tc>
-        <w:tc>
-          <w:tcPr>
-            <w:tcW w:type="dxa" w:w="5500"/>
-            <w:shd w:fill="EAF2F5" w:color="auto" w:val="clear"/>
-            <w:tcMar>
-              <w:top w:type="dxa" w:w="80"/>
-              <w:left w:type="dxa" w:w="120"/>
-              <w:bottom w:type="dxa" w:w="80"/>
-              <w:right w:type="dxa" w:w="120"/>
-            </w:tcMar>
-          </w:tcPr>
-          <w:p>
-            <w:pPr>
-              <w:spacing w:after="40"/>
-            </w:pPr>
-            <w:r>
-              <w:rPr>
-                <w:rFonts w:ascii="Calibri" w:cs="Calibri" w:eastAsia="Calibri" w:hAnsi="Calibri"/>
-                <w:b w:val="false"/>
-                <w:bCs w:val="false"/>
-                <w:sz w:val="20"/>
-                <w:szCs w:val="20"/>
-              </w:rPr>
-              <w:t xml:space="preserve">Alta normal con todas las validaciones del Módulo E</w:t>
-            </w:r>
-          </w:p>
-        </w:tc>
-      </w:tr>
-      <w:tr>
-        <w:tc>
-          <w:tcPr>
-            <w:tcW w:type="dxa" w:w="3400"/>
-            <w:tcMar>
-              <w:top w:type="dxa" w:w="80"/>
-              <w:left w:type="dxa" w:w="120"/>
-              <w:bottom w:type="dxa" w:w="80"/>
-              <w:right w:type="dxa" w:w="120"/>
-            </w:tcMar>
-          </w:tcPr>
-          <w:p>
-            <w:pPr>
-              <w:spacing w:after="40"/>
-            </w:pPr>
-            <w:r>
-              <w:rPr>
-                <w:rFonts w:ascii="Calibri" w:cs="Calibri" w:eastAsia="Calibri" w:hAnsi="Calibri"/>
-                <w:b/>
-                <w:bCs/>
-                <w:sz w:val="20"/>
-                <w:szCs w:val="20"/>
-              </w:rPr>
-              <w:t xml:space="preserve">¿Pasa por Riesgos?</w:t>
-            </w:r>
-          </w:p>
-        </w:tc>
-        <w:tc>
-          <w:tcPr>
-            <w:tcW w:type="dxa" w:w="5500"/>
-            <w:tcMar>
-              <w:top w:type="dxa" w:w="80"/>
-              <w:left w:type="dxa" w:w="120"/>
-              <w:bottom w:type="dxa" w:w="80"/>
-              <w:right w:type="dxa" w:w="120"/>
-            </w:tcMar>
-          </w:tcPr>
-          <w:p>
-            <w:pPr>
-              <w:spacing w:after="40"/>
-            </w:pPr>
-            <w:r>
-              <w:rPr>
-                <w:rFonts w:ascii="Calibri" w:cs="Calibri" w:eastAsia="Calibri" w:hAnsi="Calibri"/>
-                <w:b w:val="false"/>
-                <w:bCs w:val="false"/>
-                <w:sz w:val="20"/>
-                <w:szCs w:val="20"/>
-              </w:rPr>
-              <w:t xml:space="preserve">No, ya está aprobada con la línea</w:t>
-            </w:r>
-          </w:p>
-        </w:tc>
-        <w:tc>
-          <w:tcPr>
-            <w:tcW w:type="dxa" w:w="5500"/>
-            <w:tcMar>
-              <w:top w:type="dxa" w:w="80"/>
-              <w:left w:type="dxa" w:w="120"/>
-              <w:bottom w:type="dxa" w:w="80"/>
-              <w:right w:type="dxa" w:w="120"/>
-            </w:tcMar>
-          </w:tcPr>
-          <w:p>
-            <w:pPr>
-              <w:spacing w:after="40"/>
-            </w:pPr>
-            <w:r>
-              <w:rPr>
-                <w:rFonts w:ascii="Calibri" w:cs="Calibri" w:eastAsia="Calibri" w:hAnsi="Calibri"/>
-                <w:b w:val="false"/>
-                <w:bCs w:val="false"/>
-                <w:sz w:val="20"/>
-                <w:szCs w:val="20"/>
-              </w:rPr>
-              <w:t xml:space="preserve">Solo si falla alguna validación</w:t>
-            </w:r>
-          </w:p>
-        </w:tc>
-      </w:tr>
-    </w:tbl>
-    <w:p>
-      <w:pPr>
-        <w:spacing w:after="80" w:before="180"/>
-      </w:pPr>
-      <w:r>
-        <w:rPr>
-          <w:rFonts w:ascii="Calibri" w:cs="Calibri" w:eastAsia="Calibri" w:hAnsi="Calibri"/>
-          <w:b/>
-          <w:bCs/>
-          <w:color w:val="1F3A5F"/>
-          <w:sz w:val="24"/>
-          <w:szCs w:val="24"/>
-        </w:rPr>
-        <w:t xml:space="preserve">Tipo de renovación: el usuario elige cuál está realizando</w:t>
-      </w:r>
-    </w:p>
-    <w:tbl>
-      <w:tblPr>
-        <w:tblW w:type="dxa" w:w="14400"/>
-        <w:tblBorders>
-          <w:top w:val="single" w:color="auto" w:sz="4"/>
-          <w:left w:val="single" w:color="auto" w:sz="4"/>
-          <w:bottom w:val="single" w:color="auto" w:sz="4"/>
-          <w:right w:val="single" w:color="auto" w:sz="4"/>
-          <w:insideH w:val="single" w:color="auto" w:sz="4"/>
-          <w:insideV w:val="single" w:color="auto" w:sz="4"/>
-        </w:tblBorders>
-      </w:tblPr>
-      <w:tblGrid>
-        <w:gridCol w:w="2600"/>
-        <w:gridCol w:w="5000"/>
-        <w:gridCol w:w="6800"/>
-      </w:tblGrid>
-      <w:tr>
-        <w:trPr>
-          <w:tblHeader/>
-        </w:trPr>
-        <w:tc>
-          <w:tcPr>
-            <w:tcW w:type="dxa" w:w="2600"/>
-            <w:shd w:fill="2E7D8C" w:color="auto" w:val="clear"/>
-            <w:tcMar>
-              <w:top w:type="dxa" w:w="80"/>
-              <w:left w:type="dxa" w:w="120"/>
-              <w:bottom w:type="dxa" w:w="80"/>
-              <w:right w:type="dxa" w:w="120"/>
-            </w:tcMar>
-          </w:tcPr>
-          <w:p>
-            <w:pPr>
-              <w:spacing w:after="40"/>
-            </w:pPr>
-            <w:r>
-              <w:rPr>
-                <w:rFonts w:ascii="Calibri" w:cs="Calibri" w:eastAsia="Calibri" w:hAnsi="Calibri"/>
-                <w:b/>
-                <w:bCs/>
-                <w:color w:val="FFFFFF"/>
-                <w:sz w:val="20"/>
-                <w:szCs w:val="20"/>
-              </w:rPr>
-              <w:t xml:space="preserve"/>
-            </w:r>
-          </w:p>
-        </w:tc>
-        <w:tc>
-          <w:tcPr>
-            <w:tcW w:type="dxa" w:w="5000"/>
-            <w:shd w:fill="2E7D8C" w:color="auto" w:val="clear"/>
-            <w:tcMar>
-              <w:top w:type="dxa" w:w="80"/>
-              <w:left w:type="dxa" w:w="120"/>
-              <w:bottom w:type="dxa" w:w="80"/>
-              <w:right w:type="dxa" w:w="120"/>
-            </w:tcMar>
-          </w:tcPr>
-          <w:p>
-            <w:pPr>
-              <w:spacing w:after="40"/>
-            </w:pPr>
-            <w:r>
-              <w:rPr>
-                <w:rFonts w:ascii="Calibri" w:cs="Calibri" w:eastAsia="Calibri" w:hAnsi="Calibri"/>
-                <w:b/>
-                <w:bCs/>
-                <w:color w:val="FFFFFF"/>
-                <w:sz w:val="20"/>
-                <w:szCs w:val="20"/>
-              </w:rPr>
-              <w:t xml:space="preserve">Renovación total</w:t>
-            </w:r>
-          </w:p>
-        </w:tc>
-        <w:tc>
-          <w:tcPr>
-            <w:tcW w:type="dxa" w:w="6800"/>
-            <w:shd w:fill="2E7D8C" w:color="auto" w:val="clear"/>
-            <w:tcMar>
-              <w:top w:type="dxa" w:w="80"/>
-              <w:left w:type="dxa" w:w="120"/>
-              <w:bottom w:type="dxa" w:w="80"/>
-              <w:right w:type="dxa" w:w="120"/>
-            </w:tcMar>
-          </w:tcPr>
-          <w:p>
-            <w:pPr>
-              <w:spacing w:after="40"/>
-            </w:pPr>
-            <w:r>
-              <w:rPr>
-                <w:rFonts w:ascii="Calibri" w:cs="Calibri" w:eastAsia="Calibri" w:hAnsi="Calibri"/>
-                <w:b/>
-                <w:bCs/>
-                <w:color w:val="FFFFFF"/>
-                <w:sz w:val="20"/>
-                <w:szCs w:val="20"/>
-              </w:rPr>
-              <w:t xml:space="preserve">Renovación con cambio de importe</w:t>
-            </w:r>
-          </w:p>
-        </w:tc>
-      </w:tr>
-      <w:tr>
-        <w:tc>
-          <w:tcPr>
-            <w:tcW w:type="dxa" w:w="2600"/>
-            <w:tcMar>
-              <w:top w:type="dxa" w:w="80"/>
-              <w:left w:type="dxa" w:w="120"/>
-              <w:bottom w:type="dxa" w:w="80"/>
-              <w:right w:type="dxa" w:w="120"/>
-            </w:tcMar>
-          </w:tcPr>
-          <w:p>
-            <w:pPr>
-              <w:spacing w:after="40"/>
-            </w:pPr>
-            <w:r>
-              <w:rPr>
-                <w:rFonts w:ascii="Calibri" w:cs="Calibri" w:eastAsia="Calibri" w:hAnsi="Calibri"/>
-                <w:b/>
-                <w:bCs/>
-                <w:sz w:val="20"/>
-                <w:szCs w:val="20"/>
-              </w:rPr>
-              <w:t xml:space="preserve">Qué es</w:t>
-            </w:r>
-          </w:p>
-        </w:tc>
-        <w:tc>
-          <w:tcPr>
-            <w:tcW w:type="dxa" w:w="5000"/>
-            <w:tcMar>
-              <w:top w:type="dxa" w:w="80"/>
-              <w:left w:type="dxa" w:w="120"/>
-              <w:bottom w:type="dxa" w:w="80"/>
-              <w:right w:type="dxa" w:w="120"/>
-            </w:tcMar>
-          </w:tcPr>
-          <w:p>
-            <w:pPr>
-              <w:spacing w:after="40"/>
-            </w:pPr>
-            <w:r>
-              <w:rPr>
-                <w:rFonts w:ascii="Calibri" w:cs="Calibri" w:eastAsia="Calibri" w:hAnsi="Calibri"/>
-                <w:b w:val="false"/>
-                <w:bCs w:val="false"/>
-                <w:sz w:val="20"/>
-                <w:szCs w:val="20"/>
-              </w:rPr>
-              <w:t xml:space="preserve">Se renueva la operación por el mismo importe</w:t>
-            </w:r>
-          </w:p>
-        </w:tc>
-        <w:tc>
-          <w:tcPr>
-            <w:tcW w:type="dxa" w:w="6800"/>
-            <w:tcMar>
-              <w:top w:type="dxa" w:w="80"/>
-              <w:left w:type="dxa" w:w="120"/>
-              <w:bottom w:type="dxa" w:w="80"/>
-              <w:right w:type="dxa" w:w="120"/>
-            </w:tcMar>
-          </w:tcPr>
-          <w:p>
-            <w:pPr>
-              <w:spacing w:after="40"/>
-            </w:pPr>
-            <w:r>
-              <w:rPr>
-                <w:rFonts w:ascii="Calibri" w:cs="Calibri" w:eastAsia="Calibri" w:hAnsi="Calibri"/>
-                <w:b w:val="false"/>
-                <w:bCs w:val="false"/>
-                <w:sz w:val="20"/>
-                <w:szCs w:val="20"/>
-              </w:rPr>
-              <w:t xml:space="preserve">Se renueva la operación por un importe distinto al de la anterior</w:t>
-            </w:r>
-          </w:p>
-        </w:tc>
-      </w:tr>
-      <w:tr>
-        <w:tc>
-          <w:tcPr>
-            <w:tcW w:type="dxa" w:w="2600"/>
-            <w:shd w:fill="EAF2F5" w:color="auto" w:val="clear"/>
-            <w:tcMar>
-              <w:top w:type="dxa" w:w="80"/>
-              <w:left w:type="dxa" w:w="120"/>
-              <w:bottom w:type="dxa" w:w="80"/>
-              <w:right w:type="dxa" w:w="120"/>
-            </w:tcMar>
-          </w:tcPr>
-          <w:p>
-            <w:pPr>
-              <w:spacing w:after="40"/>
-            </w:pPr>
-            <w:r>
-              <w:rPr>
-                <w:rFonts w:ascii="Calibri" w:cs="Calibri" w:eastAsia="Calibri" w:hAnsi="Calibri"/>
-                <w:b/>
-                <w:bCs/>
-                <w:sz w:val="20"/>
-                <w:szCs w:val="20"/>
-              </w:rPr>
-              <w:t xml:space="preserve">Importe menor</w:t>
-            </w:r>
-          </w:p>
-        </w:tc>
-        <w:tc>
-          <w:tcPr>
-            <w:tcW w:type="dxa" w:w="5000"/>
-            <w:shd w:fill="EAF2F5" w:color="auto" w:val="clear"/>
-            <w:tcMar>
-              <w:top w:type="dxa" w:w="80"/>
-              <w:left w:type="dxa" w:w="120"/>
-              <w:bottom w:type="dxa" w:w="80"/>
-              <w:right w:type="dxa" w:w="120"/>
-            </w:tcMar>
-          </w:tcPr>
-          <w:p>
-            <w:pPr>
-              <w:spacing w:after="40"/>
-            </w:pPr>
-            <w:r>
-              <w:rPr>
-                <w:rFonts w:ascii="Calibri" w:cs="Calibri" w:eastAsia="Calibri" w:hAnsi="Calibri"/>
-                <w:b w:val="false"/>
-                <w:bCs w:val="false"/>
-                <w:sz w:val="20"/>
-                <w:szCs w:val="20"/>
-              </w:rPr>
-              <w:t xml:space="preserve">—</w:t>
-            </w:r>
-          </w:p>
-        </w:tc>
-        <w:tc>
-          <w:tcPr>
-            <w:tcW w:type="dxa" w:w="6800"/>
-            <w:shd w:fill="EAF2F5" w:color="auto" w:val="clear"/>
-            <w:tcMar>
-              <w:top w:type="dxa" w:w="80"/>
-              <w:left w:type="dxa" w:w="120"/>
-              <w:bottom w:type="dxa" w:w="80"/>
-              <w:right w:type="dxa" w:w="120"/>
-            </w:tcMar>
-          </w:tcPr>
-          <w:p>
-            <w:pPr>
-              <w:spacing w:after="40"/>
-            </w:pPr>
-            <w:r>
-              <w:rPr>
-                <w:rFonts w:ascii="Calibri" w:cs="Calibri" w:eastAsia="Calibri" w:hAnsi="Calibri"/>
-                <w:b w:val="false"/>
-                <w:bCs w:val="false"/>
-                <w:sz w:val="20"/>
-                <w:szCs w:val="20"/>
-              </w:rPr>
-              <w:t xml:space="preserve">Se renueva por el nuevo importe; no requiere control adicional de línea</w:t>
-            </w:r>
-          </w:p>
-        </w:tc>
-      </w:tr>
-      <w:tr>
-        <w:tc>
-          <w:tcPr>
-            <w:tcW w:type="dxa" w:w="2600"/>
-            <w:tcMar>
-              <w:top w:type="dxa" w:w="80"/>
-              <w:left w:type="dxa" w:w="120"/>
-              <w:bottom w:type="dxa" w:w="80"/>
-              <w:right w:type="dxa" w:w="120"/>
-            </w:tcMar>
-          </w:tcPr>
-          <w:p>
-            <w:pPr>
-              <w:spacing w:after="40"/>
-            </w:pPr>
-            <w:r>
-              <w:rPr>
-                <w:rFonts w:ascii="Calibri" w:cs="Calibri" w:eastAsia="Calibri" w:hAnsi="Calibri"/>
-                <w:b/>
-                <w:bCs/>
-                <w:sz w:val="20"/>
-                <w:szCs w:val="20"/>
-              </w:rPr>
-              <w:t xml:space="preserve">Importe superior</w:t>
-            </w:r>
-          </w:p>
-        </w:tc>
-        <w:tc>
-          <w:tcPr>
-            <w:tcW w:type="dxa" w:w="5000"/>
-            <w:tcMar>
-              <w:top w:type="dxa" w:w="80"/>
-              <w:left w:type="dxa" w:w="120"/>
-              <w:bottom w:type="dxa" w:w="80"/>
-              <w:right w:type="dxa" w:w="120"/>
-            </w:tcMar>
-          </w:tcPr>
-          <w:p>
-            <w:pPr>
-              <w:spacing w:after="40"/>
-            </w:pPr>
-            <w:r>
-              <w:rPr>
-                <w:rFonts w:ascii="Calibri" w:cs="Calibri" w:eastAsia="Calibri" w:hAnsi="Calibri"/>
-                <w:b w:val="false"/>
-                <w:bCs w:val="false"/>
-                <w:sz w:val="20"/>
-                <w:szCs w:val="20"/>
-              </w:rPr>
-              <w:t xml:space="preserve">—</w:t>
-            </w:r>
-          </w:p>
-        </w:tc>
-        <w:tc>
-          <w:tcPr>
-            <w:tcW w:type="dxa" w:w="6800"/>
-            <w:tcMar>
-              <w:top w:type="dxa" w:w="80"/>
-              <w:left w:type="dxa" w:w="120"/>
-              <w:bottom w:type="dxa" w:w="80"/>
-              <w:right w:type="dxa" w:w="120"/>
-            </w:tcMar>
-          </w:tcPr>
-          <w:p>
-            <w:pPr>
-              <w:spacing w:after="40"/>
-            </w:pPr>
-            <w:r>
-              <w:rPr>
-                <w:rFonts w:ascii="Calibri" w:cs="Calibri" w:eastAsia="Calibri" w:hAnsi="Calibri"/>
-                <w:b w:val="false"/>
-                <w:bCs w:val="false"/>
-                <w:sz w:val="20"/>
-                <w:szCs w:val="20"/>
-              </w:rPr>
-              <w:t xml:space="preserve">El sistema controla que haya línea disponible para la diferencia en dos momentos: al cargar la renovación y al momento de la adjudicación</w:t>
-            </w:r>
-          </w:p>
-        </w:tc>
-      </w:tr>
-      <w:tr>
-        <w:tc>
-          <w:tcPr>
-            <w:tcW w:type="dxa" w:w="2600"/>
-            <w:shd w:fill="EAF2F5" w:color="auto" w:val="clear"/>
-            <w:tcMar>
-              <w:top w:type="dxa" w:w="80"/>
-              <w:left w:type="dxa" w:w="120"/>
-              <w:bottom w:type="dxa" w:w="80"/>
-              <w:right w:type="dxa" w:w="120"/>
-            </w:tcMar>
-          </w:tcPr>
-          <w:p>
-            <w:pPr>
-              <w:spacing w:after="40"/>
-            </w:pPr>
-            <w:r>
-              <w:rPr>
-                <w:rFonts w:ascii="Calibri" w:cs="Calibri" w:eastAsia="Calibri" w:hAnsi="Calibri"/>
-                <w:b/>
-                <w:bCs/>
-                <w:sz w:val="20"/>
-                <w:szCs w:val="20"/>
-              </w:rPr>
-              <w:t xml:space="preserve">Controles</w:t>
-            </w:r>
-          </w:p>
-        </w:tc>
-        <w:tc>
-          <w:tcPr>
-            <w:tcW w:type="dxa" w:w="5000"/>
-            <w:shd w:fill="EAF2F5" w:color="auto" w:val="clear"/>
-            <w:tcMar>
-              <w:top w:type="dxa" w:w="80"/>
-              <w:left w:type="dxa" w:w="120"/>
-              <w:bottom w:type="dxa" w:w="80"/>
-              <w:right w:type="dxa" w:w="120"/>
-            </w:tcMar>
-          </w:tcPr>
-          <w:p>
-            <w:pPr>
-              <w:spacing w:after="40"/>
-            </w:pPr>
-            <w:r>
-              <w:rPr>
-                <w:rFonts w:ascii="Calibri" w:cs="Calibri" w:eastAsia="Calibri" w:hAnsi="Calibri"/>
-                <w:b w:val="false"/>
-                <w:bCs w:val="false"/>
-                <w:sz w:val="20"/>
-                <w:szCs w:val="20"/>
-              </w:rPr>
-              <w:t xml:space="preserve">Línea vigente y tasa mínima</w:t>
-            </w:r>
-          </w:p>
-        </w:tc>
-        <w:tc>
-          <w:tcPr>
-            <w:tcW w:type="dxa" w:w="6800"/>
-            <w:shd w:fill="EAF2F5" w:color="auto" w:val="clear"/>
-            <w:tcMar>
-              <w:top w:type="dxa" w:w="80"/>
-              <w:left w:type="dxa" w:w="120"/>
-              <w:bottom w:type="dxa" w:w="80"/>
-              <w:right w:type="dxa" w:w="120"/>
-            </w:tcMar>
-          </w:tcPr>
-          <w:p>
-            <w:pPr>
-              <w:spacing w:after="40"/>
-            </w:pPr>
-            <w:r>
-              <w:rPr>
-                <w:rFonts w:ascii="Calibri" w:cs="Calibri" w:eastAsia="Calibri" w:hAnsi="Calibri"/>
-                <w:b w:val="false"/>
-                <w:bCs w:val="false"/>
-                <w:sz w:val="20"/>
-                <w:szCs w:val="20"/>
-              </w:rPr>
-              <w:t xml:space="preserve">Línea vigente, tasa mínima y, si el importe es superior, línea disponible en la carga y en la adjudicación</w:t>
-            </w:r>
-          </w:p>
-        </w:tc>
-      </w:tr>
-    </w:tbl>
-    <w:p>
-      <w:pPr>
-        <w:pBdr>
-          <w:left w:val="single" w:color="2E7D8C" w:sz="24" w:space="8"/>
-        </w:pBdr>
-        <w:shd w:fill="EAF2F5" w:color="auto" w:val="clear"/>
-        <w:spacing w:after="120" w:before="160"/>
-        <w:ind w:left="120"/>
-      </w:pPr>
-      <w:r>
-        <w:rPr>
-          <w:rFonts w:ascii="Calibri" w:cs="Calibri" w:eastAsia="Calibri" w:hAnsi="Calibri"/>
-          <w:b/>
-          <w:bCs/>
-          <w:sz w:val="20"/>
-          <w:szCs w:val="20"/>
-        </w:rPr>
-        <w:t xml:space="preserve">Por qué dos controles: </w:t>
-      </w:r>
-      <w:r>
-        <w:rPr>
-          <w:rFonts w:ascii="Calibri" w:cs="Calibri" w:eastAsia="Calibri" w:hAnsi="Calibri"/>
-          <w:sz w:val="20"/>
-          <w:szCs w:val="20"/>
-        </w:rPr>
-        <w:t xml:space="preserve">entre la carga y la adjudicación pueden cursarse otras operaciones del mismo grupo económico que consuman la línea. Volver a controlar al adjudicar evita que la renovación termine excediendo la línea.</w:t>
-      </w:r>
-    </w:p>
-    <w:p>
-      <w:pPr>
-        <w:spacing w:after="80" w:before="180"/>
-      </w:pPr>
-      <w:r>
-        <w:rPr>
-          <w:rFonts w:ascii="Calibri" w:cs="Calibri" w:eastAsia="Calibri" w:hAnsi="Calibri"/>
-          <w:b/>
-          <w:bCs/>
-          <w:color w:val="1F3A5F"/>
-          <w:sz w:val="24"/>
-          <w:szCs w:val="24"/>
-        </w:rPr>
-        <w:t xml:space="preserve">Ejemplo</w:t>
-      </w:r>
-    </w:p>
-    <w:p>
-      <w:pPr>
-        <w:spacing w:after="100" w:before="0"/>
-      </w:pPr>
-      <w:r>
-        <w:rPr>
-          <w:rFonts w:ascii="Calibri" w:cs="Calibri" w:eastAsia="Calibri" w:hAnsi="Calibri"/>
-          <w:sz w:val="21"/>
-          <w:szCs w:val="21"/>
-        </w:rPr>
-        <w:t xml:space="preserve">Un cliente tiene un acuerdo de $100 millones que vence el viernes y una línea con $30 millones disponibles. El miércoles, Middle Office carga desde la pantalla de líneas una renovación con cambio de importe por $120 millones: el sistema verifica que la diferencia de $20 millones entre en el disponible. El viernes, al adjudicar, vuelve a verificar el disponible; si mientras tanto otra operación consumió la línea y ya no alcanza, la renovación no se adjudica por ese importe.</w:t>
-      </w:r>
-    </w:p>
-    <w:p>
-      <w:pPr>
-        <w:spacing w:after="100" w:before="80"/>
-      </w:pPr>
-      <w:r>
-        <w:rPr>
-          <w:rFonts w:ascii="Calibri" w:cs="Calibri" w:eastAsia="Calibri" w:hAnsi="Calibri"/>
-          <w:i/>
-          <w:iCs/>
-          <w:color w:val="5F6B76"/>
-          <w:sz w:val="19"/>
-          <w:szCs w:val="19"/>
-        </w:rPr>
-        <w:t xml:space="preserve">Ejemplo ilustrativo con montos ficticios.</w:t>
+        <w:t xml:space="preserve">No se permite una operación nueva si hay otra vigente del mismo tipo de descubierto; la renovación se hace desde la pantalla de vencimientos (Módulo I).</w:t>
       </w:r>
     </w:p>
     <w:p>
@@ -13596,7 +13608,7 @@
           <w:sz w:val="34"/>
           <w:szCs w:val="34"/>
         </w:rPr>
-        <w:t xml:space="preserve">Módulos G y H · Seguimiento y costo de dinero</w:t>
+        <w:t xml:space="preserve">Módulo G · Carga de préstamos</w:t>
       </w:r>
     </w:p>
     <w:p>
@@ -13615,23 +13627,7 @@
           <w:sz w:val="22"/>
           <w:szCs w:val="22"/>
         </w:rPr>
-        <w:t xml:space="preserve">Visibilidad del circuito y tasas mínimas</w:t>
-      </w:r>
-    </w:p>
-    <w:p>
-      <w:pPr>
-        <w:spacing w:after="80" w:before="0"/>
-      </w:pPr>
-      <w:r>
-        <w:rPr>
-          <w:rFonts w:ascii="Calibri" w:cs="Calibri" w:eastAsia="Calibri" w:hAnsi="Calibri"/>
-          <w:b/>
-          <w:bCs/>
-          <w:color w:val="1F3A5F"/>
-          <w:sz w:val="24"/>
-          <w:szCs w:val="24"/>
-        </w:rPr>
-        <w:t xml:space="preserve">Módulo G · Pantalla de seguimiento de acuerdos</w:t>
+        <w:t xml:space="preserve">Carga guiada desde la pantalla de líneas</w:t>
       </w:r>
     </w:p>
     <w:tbl>
@@ -13647,27 +13643,39 @@
         </w:tblBorders>
       </w:tblPr>
       <w:tblGrid>
-        <w:gridCol w:w="4000"/>
-        <w:gridCol w:w="10400"/>
+        <w:gridCol w:w="2100"/>
+        <w:gridCol w:w="360"/>
+        <w:gridCol w:w="2100"/>
+        <w:gridCol w:w="360"/>
+        <w:gridCol w:w="2100"/>
+        <w:gridCol w:w="360"/>
+        <w:gridCol w:w="2100"/>
+        <w:gridCol w:w="360"/>
+        <w:gridCol w:w="2100"/>
+        <w:gridCol w:w="360"/>
+        <w:gridCol w:w="2100"/>
       </w:tblGrid>
       <w:tr>
-        <w:trPr>
-          <w:tblHeader/>
-        </w:trPr>
-        <w:tc>
-          <w:tcPr>
-            <w:tcW w:type="dxa" w:w="4000"/>
-            <w:shd w:fill="2E7D8C" w:color="auto" w:val="clear"/>
-            <w:tcMar>
-              <w:top w:type="dxa" w:w="80"/>
-              <w:left w:type="dxa" w:w="120"/>
-              <w:bottom w:type="dxa" w:w="80"/>
-              <w:right w:type="dxa" w:w="120"/>
-            </w:tcMar>
-          </w:tcPr>
-          <w:p>
-            <w:pPr>
-              <w:spacing w:after="40"/>
+        <w:tc>
+          <w:tcPr>
+            <w:tcW w:type="dxa" w:w="2100"/>
+            <w:tcBorders>
+              <w:top w:val="single" w:color="2E7D8C" w:sz="6"/>
+              <w:left w:val="single" w:color="2E7D8C" w:sz="6"/>
+              <w:bottom w:val="single" w:color="2E7D8C" w:sz="6"/>
+              <w:right w:val="single" w:color="2E7D8C" w:sz="6"/>
+            </w:tcBorders>
+            <w:shd w:fill="1F3A5F" w:color="auto" w:val="clear"/>
+            <w:tcMar>
+              <w:top w:type="dxa" w:w="100"/>
+              <w:left w:type="dxa" w:w="110"/>
+              <w:bottom w:type="dxa" w:w="100"/>
+              <w:right w:type="dxa" w:w="110"/>
+            </w:tcMar>
+          </w:tcPr>
+          <w:p>
+            <w:pPr>
+              <w:spacing w:after="60"/>
             </w:pPr>
             <w:r>
               <w:rPr>
@@ -13678,255 +13686,386 @@
                 <w:sz w:val="20"/>
                 <w:szCs w:val="20"/>
               </w:rPr>
-              <w:t xml:space="preserve">Funcionalidad</w:t>
-            </w:r>
-          </w:p>
-        </w:tc>
-        <w:tc>
-          <w:tcPr>
-            <w:tcW w:type="dxa" w:w="10400"/>
-            <w:shd w:fill="2E7D8C" w:color="auto" w:val="clear"/>
-            <w:tcMar>
-              <w:top w:type="dxa" w:w="80"/>
-              <w:left w:type="dxa" w:w="120"/>
-              <w:bottom w:type="dxa" w:w="80"/>
-              <w:right w:type="dxa" w:w="120"/>
-            </w:tcMar>
-          </w:tcPr>
-          <w:p>
-            <w:pPr>
-              <w:spacing w:after="40"/>
-            </w:pPr>
-            <w:r>
-              <w:rPr>
-                <w:rFonts w:ascii="Calibri" w:cs="Calibri" w:eastAsia="Calibri" w:hAnsi="Calibri"/>
-                <w:b/>
-                <w:bCs/>
+              <w:t xml:space="preserve">1 · Inicio</w:t>
+            </w:r>
+          </w:p>
+          <w:p>
+            <w:pPr>
+              <w:spacing w:after="0"/>
+            </w:pPr>
+            <w:r>
+              <w:rPr>
+                <w:rFonts w:ascii="Calibri" w:cs="Calibri" w:eastAsia="Calibri" w:hAnsi="Calibri"/>
                 <w:color w:val="FFFFFF"/>
-                <w:sz w:val="20"/>
-                <w:szCs w:val="20"/>
-              </w:rPr>
-              <w:t xml:space="preserve">Detalle</w:t>
-            </w:r>
-          </w:p>
-        </w:tc>
-      </w:tr>
-      <w:tr>
-        <w:tc>
-          <w:tcPr>
-            <w:tcW w:type="dxa" w:w="4000"/>
-            <w:tcMar>
-              <w:top w:type="dxa" w:w="80"/>
-              <w:left w:type="dxa" w:w="120"/>
-              <w:bottom w:type="dxa" w:w="80"/>
-              <w:right w:type="dxa" w:w="120"/>
-            </w:tcMar>
-          </w:tcPr>
-          <w:p>
-            <w:pPr>
-              <w:spacing w:after="40"/>
-            </w:pPr>
-            <w:r>
-              <w:rPr>
-                <w:rFonts w:ascii="Calibri" w:cs="Calibri" w:eastAsia="Calibri" w:hAnsi="Calibri"/>
-                <w:b w:val="false"/>
-                <w:bCs w:val="false"/>
-                <w:sz w:val="20"/>
-                <w:szCs w:val="20"/>
-              </w:rPr>
-              <w:t xml:space="preserve">Acuerdos ruteados por día</w:t>
-            </w:r>
-          </w:p>
-        </w:tc>
-        <w:tc>
-          <w:tcPr>
-            <w:tcW w:type="dxa" w:w="10400"/>
-            <w:tcMar>
-              <w:top w:type="dxa" w:w="80"/>
-              <w:left w:type="dxa" w:w="120"/>
-              <w:bottom w:type="dxa" w:w="80"/>
-              <w:right w:type="dxa" w:w="120"/>
-            </w:tcMar>
-          </w:tcPr>
-          <w:p>
-            <w:pPr>
-              <w:spacing w:after="40"/>
-            </w:pPr>
-            <w:r>
-              <w:rPr>
-                <w:rFonts w:ascii="Calibri" w:cs="Calibri" w:eastAsia="Calibri" w:hAnsi="Calibri"/>
-                <w:b w:val="false"/>
-                <w:bCs w:val="false"/>
-                <w:sz w:val="20"/>
-                <w:szCs w:val="20"/>
-              </w:rPr>
-              <w:t xml:space="preserve">Lista de los acuerdos cargados en el día con su estado: cargado, en Riesgos, pendiente de garantía, aprobado, dado de alta, rechazado</w:t>
-            </w:r>
-          </w:p>
-        </w:tc>
-      </w:tr>
-      <w:tr>
-        <w:tc>
-          <w:tcPr>
-            <w:tcW w:type="dxa" w:w="4000"/>
-            <w:shd w:fill="EAF2F5" w:color="auto" w:val="clear"/>
-            <w:tcMar>
-              <w:top w:type="dxa" w:w="80"/>
-              <w:left w:type="dxa" w:w="120"/>
-              <w:bottom w:type="dxa" w:w="80"/>
-              <w:right w:type="dxa" w:w="120"/>
-            </w:tcMar>
-          </w:tcPr>
-          <w:p>
-            <w:pPr>
-              <w:spacing w:after="40"/>
-            </w:pPr>
-            <w:r>
-              <w:rPr>
-                <w:rFonts w:ascii="Calibri" w:cs="Calibri" w:eastAsia="Calibri" w:hAnsi="Calibri"/>
-                <w:b w:val="false"/>
-                <w:bCs w:val="false"/>
-                <w:sz w:val="20"/>
-                <w:szCs w:val="20"/>
-              </w:rPr>
-              <w:t xml:space="preserve">Filtro por cliente</w:t>
-            </w:r>
-          </w:p>
-        </w:tc>
-        <w:tc>
-          <w:tcPr>
-            <w:tcW w:type="dxa" w:w="10400"/>
-            <w:shd w:fill="EAF2F5" w:color="auto" w:val="clear"/>
-            <w:tcMar>
-              <w:top w:type="dxa" w:w="80"/>
-              <w:left w:type="dxa" w:w="120"/>
-              <w:bottom w:type="dxa" w:w="80"/>
-              <w:right w:type="dxa" w:w="120"/>
-            </w:tcMar>
-          </w:tcPr>
-          <w:p>
-            <w:pPr>
-              <w:spacing w:after="40"/>
-            </w:pPr>
-            <w:r>
-              <w:rPr>
-                <w:rFonts w:ascii="Calibri" w:cs="Calibri" w:eastAsia="Calibri" w:hAnsi="Calibri"/>
-                <w:b w:val="false"/>
-                <w:bCs w:val="false"/>
-                <w:sz w:val="20"/>
-                <w:szCs w:val="20"/>
-              </w:rPr>
-              <w:t xml:space="preserve">Búsqueda por cliente, CUIT o grupo económico (y por fecha y estado, propuesto)</w:t>
-            </w:r>
-          </w:p>
-        </w:tc>
-      </w:tr>
-      <w:tr>
-        <w:tc>
-          <w:tcPr>
-            <w:tcW w:type="dxa" w:w="4000"/>
-            <w:tcMar>
-              <w:top w:type="dxa" w:w="80"/>
-              <w:left w:type="dxa" w:w="120"/>
-              <w:bottom w:type="dxa" w:w="80"/>
-              <w:right w:type="dxa" w:w="120"/>
-            </w:tcMar>
-          </w:tcPr>
-          <w:p>
-            <w:pPr>
-              <w:spacing w:after="40"/>
-            </w:pPr>
-            <w:r>
-              <w:rPr>
-                <w:rFonts w:ascii="Calibri" w:cs="Calibri" w:eastAsia="Calibri" w:hAnsi="Calibri"/>
-                <w:b w:val="false"/>
-                <w:bCs w:val="false"/>
-                <w:sz w:val="20"/>
-                <w:szCs w:val="20"/>
-              </w:rPr>
-              <w:t xml:space="preserve">Exportar</w:t>
-            </w:r>
-          </w:p>
-        </w:tc>
-        <w:tc>
-          <w:tcPr>
-            <w:tcW w:type="dxa" w:w="10400"/>
-            <w:tcMar>
-              <w:top w:type="dxa" w:w="80"/>
-              <w:left w:type="dxa" w:w="120"/>
-              <w:bottom w:type="dxa" w:w="80"/>
-              <w:right w:type="dxa" w:w="120"/>
-            </w:tcMar>
-          </w:tcPr>
-          <w:p>
-            <w:pPr>
-              <w:spacing w:after="40"/>
-            </w:pPr>
-            <w:r>
-              <w:rPr>
-                <w:rFonts w:ascii="Calibri" w:cs="Calibri" w:eastAsia="Calibri" w:hAnsi="Calibri"/>
-                <w:b w:val="false"/>
-                <w:bCs w:val="false"/>
-                <w:sz w:val="20"/>
-                <w:szCs w:val="20"/>
-              </w:rPr>
-              <w:t xml:space="preserve">Extraer la vista como reporte (Excel)</w:t>
-            </w:r>
-          </w:p>
-        </w:tc>
-      </w:tr>
-      <w:tr>
-        <w:tc>
-          <w:tcPr>
-            <w:tcW w:type="dxa" w:w="4000"/>
-            <w:shd w:fill="EAF2F5" w:color="auto" w:val="clear"/>
-            <w:tcMar>
-              <w:top w:type="dxa" w:w="80"/>
-              <w:left w:type="dxa" w:w="120"/>
-              <w:bottom w:type="dxa" w:w="80"/>
-              <w:right w:type="dxa" w:w="120"/>
-            </w:tcMar>
-          </w:tcPr>
-          <w:p>
-            <w:pPr>
-              <w:spacing w:after="40"/>
-            </w:pPr>
-            <w:r>
-              <w:rPr>
-                <w:rFonts w:ascii="Calibri" w:cs="Calibri" w:eastAsia="Calibri" w:hAnsi="Calibri"/>
-                <w:b w:val="false"/>
-                <w:bCs w:val="false"/>
-                <w:sz w:val="20"/>
-                <w:szCs w:val="20"/>
-              </w:rPr>
-              <w:t xml:space="preserve">Minutas (propuesto)</w:t>
-            </w:r>
-          </w:p>
-        </w:tc>
-        <w:tc>
-          <w:tcPr>
-            <w:tcW w:type="dxa" w:w="10400"/>
-            <w:shd w:fill="EAF2F5" w:color="auto" w:val="clear"/>
-            <w:tcMar>
-              <w:top w:type="dxa" w:w="80"/>
-              <w:left w:type="dxa" w:w="120"/>
-              <w:bottom w:type="dxa" w:w="80"/>
-              <w:right w:type="dxa" w:w="120"/>
-            </w:tcMar>
-          </w:tcPr>
-          <w:p>
-            <w:pPr>
-              <w:spacing w:after="40"/>
-            </w:pPr>
-            <w:r>
-              <w:rPr>
-                <w:rFonts w:ascii="Calibri" w:cs="Calibri" w:eastAsia="Calibri" w:hAnsi="Calibri"/>
-                <w:b w:val="false"/>
-                <w:bCs w:val="false"/>
-                <w:sz w:val="20"/>
-                <w:szCs w:val="20"/>
-              </w:rPr>
-              <w:t xml:space="preserve">Vista de minutas por estado y de las acciones automáticas pendientes o con error</w:t>
+                <w:sz w:val="18"/>
+                <w:szCs w:val="18"/>
+              </w:rPr>
+              <w:t xml:space="preserve">Desde la pantalla de líneas (Módulo D), sobre la línea elegida</w:t>
+            </w:r>
+          </w:p>
+        </w:tc>
+        <w:tc>
+          <w:tcPr>
+            <w:tcW w:type="dxa" w:w="360"/>
+            <w:tcBorders>
+              <w:top w:val="none" w:color="FFFFFF" w:sz="0"/>
+              <w:left w:val="none" w:color="FFFFFF" w:sz="0"/>
+              <w:bottom w:val="none" w:color="FFFFFF" w:sz="0"/>
+              <w:right w:val="none" w:color="FFFFFF" w:sz="0"/>
+            </w:tcBorders>
+            <w:vAlign w:val="center"/>
+          </w:tcPr>
+          <w:p>
+            <w:pPr>
+              <w:jc w:val="center"/>
+            </w:pPr>
+            <w:r>
+              <w:rPr>
+                <w:rFonts w:ascii="Calibri" w:cs="Calibri" w:eastAsia="Calibri" w:hAnsi="Calibri"/>
+                <w:color w:val="2E7D8C"/>
+                <w:sz w:val="22"/>
+                <w:szCs w:val="22"/>
+              </w:rPr>
+              <w:t xml:space="preserve">►</w:t>
+            </w:r>
+          </w:p>
+        </w:tc>
+        <w:tc>
+          <w:tcPr>
+            <w:tcW w:type="dxa" w:w="2100"/>
+            <w:tcBorders>
+              <w:top w:val="single" w:color="2E7D8C" w:sz="6"/>
+              <w:left w:val="single" w:color="2E7D8C" w:sz="6"/>
+              <w:bottom w:val="single" w:color="2E7D8C" w:sz="6"/>
+              <w:right w:val="single" w:color="2E7D8C" w:sz="6"/>
+            </w:tcBorders>
+            <w:shd w:fill="EAF2F5" w:color="auto" w:val="clear"/>
+            <w:tcMar>
+              <w:top w:type="dxa" w:w="100"/>
+              <w:left w:type="dxa" w:w="110"/>
+              <w:bottom w:type="dxa" w:w="100"/>
+              <w:right w:type="dxa" w:w="110"/>
+            </w:tcMar>
+          </w:tcPr>
+          <w:p>
+            <w:pPr>
+              <w:spacing w:after="60"/>
+            </w:pPr>
+            <w:r>
+              <w:rPr>
+                <w:rFonts w:ascii="Calibri" w:cs="Calibri" w:eastAsia="Calibri" w:hAnsi="Calibri"/>
+                <w:b/>
+                <w:bCs/>
+                <w:color w:val="1F3A5F"/>
+                <w:sz w:val="20"/>
+                <w:szCs w:val="20"/>
+              </w:rPr>
+              <w:t xml:space="preserve">2 · Operación</w:t>
+            </w:r>
+          </w:p>
+          <w:p>
+            <w:pPr>
+              <w:spacing w:after="0"/>
+            </w:pPr>
+            <w:r>
+              <w:rPr>
+                <w:rFonts w:ascii="Calibri" w:cs="Calibri" w:eastAsia="Calibri" w:hAnsi="Calibri"/>
+                <w:sz w:val="18"/>
+                <w:szCs w:val="18"/>
+              </w:rPr>
+              <w:t xml:space="preserve">Se elige el tipo de préstamo por su nombre, no por código</w:t>
+            </w:r>
+          </w:p>
+        </w:tc>
+        <w:tc>
+          <w:tcPr>
+            <w:tcW w:type="dxa" w:w="360"/>
+            <w:tcBorders>
+              <w:top w:val="none" w:color="FFFFFF" w:sz="0"/>
+              <w:left w:val="none" w:color="FFFFFF" w:sz="0"/>
+              <w:bottom w:val="none" w:color="FFFFFF" w:sz="0"/>
+              <w:right w:val="none" w:color="FFFFFF" w:sz="0"/>
+            </w:tcBorders>
+            <w:vAlign w:val="center"/>
+          </w:tcPr>
+          <w:p>
+            <w:pPr>
+              <w:jc w:val="center"/>
+            </w:pPr>
+            <w:r>
+              <w:rPr>
+                <w:rFonts w:ascii="Calibri" w:cs="Calibri" w:eastAsia="Calibri" w:hAnsi="Calibri"/>
+                <w:color w:val="2E7D8C"/>
+                <w:sz w:val="22"/>
+                <w:szCs w:val="22"/>
+              </w:rPr>
+              <w:t xml:space="preserve">►</w:t>
+            </w:r>
+          </w:p>
+        </w:tc>
+        <w:tc>
+          <w:tcPr>
+            <w:tcW w:type="dxa" w:w="2100"/>
+            <w:tcBorders>
+              <w:top w:val="single" w:color="2E7D8C" w:sz="6"/>
+              <w:left w:val="single" w:color="2E7D8C" w:sz="6"/>
+              <w:bottom w:val="single" w:color="2E7D8C" w:sz="6"/>
+              <w:right w:val="single" w:color="2E7D8C" w:sz="6"/>
+            </w:tcBorders>
+            <w:shd w:fill="EAF2F5" w:color="auto" w:val="clear"/>
+            <w:tcMar>
+              <w:top w:type="dxa" w:w="100"/>
+              <w:left w:type="dxa" w:w="110"/>
+              <w:bottom w:type="dxa" w:w="100"/>
+              <w:right w:type="dxa" w:w="110"/>
+            </w:tcMar>
+          </w:tcPr>
+          <w:p>
+            <w:pPr>
+              <w:spacing w:after="60"/>
+            </w:pPr>
+            <w:r>
+              <w:rPr>
+                <w:rFonts w:ascii="Calibri" w:cs="Calibri" w:eastAsia="Calibri" w:hAnsi="Calibri"/>
+                <w:b/>
+                <w:bCs/>
+                <w:color w:val="1F3A5F"/>
+                <w:sz w:val="20"/>
+                <w:szCs w:val="20"/>
+              </w:rPr>
+              <w:t xml:space="preserve">3 · Condiciones</w:t>
+            </w:r>
+          </w:p>
+          <w:p>
+            <w:pPr>
+              <w:spacing w:after="0"/>
+            </w:pPr>
+            <w:r>
+              <w:rPr>
+                <w:rFonts w:ascii="Calibri" w:cs="Calibri" w:eastAsia="Calibri" w:hAnsi="Calibri"/>
+                <w:sz w:val="18"/>
+                <w:szCs w:val="18"/>
+              </w:rPr>
+              <w:t xml:space="preserve">Monto, plazo, tasa, moneda y sistema de amortización</w:t>
+            </w:r>
+          </w:p>
+        </w:tc>
+        <w:tc>
+          <w:tcPr>
+            <w:tcW w:type="dxa" w:w="360"/>
+            <w:tcBorders>
+              <w:top w:val="none" w:color="FFFFFF" w:sz="0"/>
+              <w:left w:val="none" w:color="FFFFFF" w:sz="0"/>
+              <w:bottom w:val="none" w:color="FFFFFF" w:sz="0"/>
+              <w:right w:val="none" w:color="FFFFFF" w:sz="0"/>
+            </w:tcBorders>
+            <w:vAlign w:val="center"/>
+          </w:tcPr>
+          <w:p>
+            <w:pPr>
+              <w:jc w:val="center"/>
+            </w:pPr>
+            <w:r>
+              <w:rPr>
+                <w:rFonts w:ascii="Calibri" w:cs="Calibri" w:eastAsia="Calibri" w:hAnsi="Calibri"/>
+                <w:color w:val="2E7D8C"/>
+                <w:sz w:val="22"/>
+                <w:szCs w:val="22"/>
+              </w:rPr>
+              <w:t xml:space="preserve">►</w:t>
+            </w:r>
+          </w:p>
+        </w:tc>
+        <w:tc>
+          <w:tcPr>
+            <w:tcW w:type="dxa" w:w="2100"/>
+            <w:tcBorders>
+              <w:top w:val="single" w:color="2E7D8C" w:sz="6"/>
+              <w:left w:val="single" w:color="2E7D8C" w:sz="6"/>
+              <w:bottom w:val="single" w:color="2E7D8C" w:sz="6"/>
+              <w:right w:val="single" w:color="2E7D8C" w:sz="6"/>
+            </w:tcBorders>
+            <w:shd w:fill="EAF2F5" w:color="auto" w:val="clear"/>
+            <w:tcMar>
+              <w:top w:type="dxa" w:w="100"/>
+              <w:left w:type="dxa" w:w="110"/>
+              <w:bottom w:type="dxa" w:w="100"/>
+              <w:right w:type="dxa" w:w="110"/>
+            </w:tcMar>
+          </w:tcPr>
+          <w:p>
+            <w:pPr>
+              <w:spacing w:after="60"/>
+            </w:pPr>
+            <w:r>
+              <w:rPr>
+                <w:rFonts w:ascii="Calibri" w:cs="Calibri" w:eastAsia="Calibri" w:hAnsi="Calibri"/>
+                <w:b/>
+                <w:bCs/>
+                <w:color w:val="1F3A5F"/>
+                <w:sz w:val="20"/>
+                <w:szCs w:val="20"/>
+              </w:rPr>
+              <w:t xml:space="preserve">4 · Amortización</w:t>
+            </w:r>
+          </w:p>
+          <w:p>
+            <w:pPr>
+              <w:spacing w:after="0"/>
+            </w:pPr>
+            <w:r>
+              <w:rPr>
+                <w:rFonts w:ascii="Calibri" w:cs="Calibri" w:eastAsia="Calibri" w:hAnsi="Calibri"/>
+                <w:sz w:val="18"/>
+                <w:szCs w:val="18"/>
+              </w:rPr>
+              <w:t xml:space="preserve">La tabla de amortización se carga automáticamente</w:t>
+            </w:r>
+          </w:p>
+        </w:tc>
+        <w:tc>
+          <w:tcPr>
+            <w:tcW w:type="dxa" w:w="360"/>
+            <w:tcBorders>
+              <w:top w:val="none" w:color="FFFFFF" w:sz="0"/>
+              <w:left w:val="none" w:color="FFFFFF" w:sz="0"/>
+              <w:bottom w:val="none" w:color="FFFFFF" w:sz="0"/>
+              <w:right w:val="none" w:color="FFFFFF" w:sz="0"/>
+            </w:tcBorders>
+            <w:vAlign w:val="center"/>
+          </w:tcPr>
+          <w:p>
+            <w:pPr>
+              <w:jc w:val="center"/>
+            </w:pPr>
+            <w:r>
+              <w:rPr>
+                <w:rFonts w:ascii="Calibri" w:cs="Calibri" w:eastAsia="Calibri" w:hAnsi="Calibri"/>
+                <w:color w:val="2E7D8C"/>
+                <w:sz w:val="22"/>
+                <w:szCs w:val="22"/>
+              </w:rPr>
+              <w:t xml:space="preserve">►</w:t>
+            </w:r>
+          </w:p>
+        </w:tc>
+        <w:tc>
+          <w:tcPr>
+            <w:tcW w:type="dxa" w:w="2100"/>
+            <w:tcBorders>
+              <w:top w:val="single" w:color="2E7D8C" w:sz="6"/>
+              <w:left w:val="single" w:color="2E7D8C" w:sz="6"/>
+              <w:bottom w:val="single" w:color="2E7D8C" w:sz="6"/>
+              <w:right w:val="single" w:color="2E7D8C" w:sz="6"/>
+            </w:tcBorders>
+            <w:shd w:fill="EAF2F5" w:color="auto" w:val="clear"/>
+            <w:tcMar>
+              <w:top w:type="dxa" w:w="100"/>
+              <w:left w:type="dxa" w:w="110"/>
+              <w:bottom w:type="dxa" w:w="100"/>
+              <w:right w:type="dxa" w:w="110"/>
+            </w:tcMar>
+          </w:tcPr>
+          <w:p>
+            <w:pPr>
+              <w:spacing w:after="60"/>
+            </w:pPr>
+            <w:r>
+              <w:rPr>
+                <w:rFonts w:ascii="Calibri" w:cs="Calibri" w:eastAsia="Calibri" w:hAnsi="Calibri"/>
+                <w:b/>
+                <w:bCs/>
+                <w:color w:val="1F3A5F"/>
+                <w:sz w:val="20"/>
+                <w:szCs w:val="20"/>
+              </w:rPr>
+              <w:t xml:space="preserve">5 · Costo y controles</w:t>
+            </w:r>
+          </w:p>
+          <w:p>
+            <w:pPr>
+              <w:spacing w:after="0"/>
+            </w:pPr>
+            <w:r>
+              <w:rPr>
+                <w:rFonts w:ascii="Calibri" w:cs="Calibri" w:eastAsia="Calibri" w:hAnsi="Calibri"/>
+                <w:sz w:val="18"/>
+                <w:szCs w:val="18"/>
+              </w:rPr>
+              <w:t xml:space="preserve">Costo de fondeo, tasa mínima, línea y 15% de la RPC</w:t>
+            </w:r>
+          </w:p>
+        </w:tc>
+        <w:tc>
+          <w:tcPr>
+            <w:tcW w:type="dxa" w:w="360"/>
+            <w:tcBorders>
+              <w:top w:val="none" w:color="FFFFFF" w:sz="0"/>
+              <w:left w:val="none" w:color="FFFFFF" w:sz="0"/>
+              <w:bottom w:val="none" w:color="FFFFFF" w:sz="0"/>
+              <w:right w:val="none" w:color="FFFFFF" w:sz="0"/>
+            </w:tcBorders>
+            <w:vAlign w:val="center"/>
+          </w:tcPr>
+          <w:p>
+            <w:pPr>
+              <w:jc w:val="center"/>
+            </w:pPr>
+            <w:r>
+              <w:rPr>
+                <w:rFonts w:ascii="Calibri" w:cs="Calibri" w:eastAsia="Calibri" w:hAnsi="Calibri"/>
+                <w:color w:val="2E7D8C"/>
+                <w:sz w:val="22"/>
+                <w:szCs w:val="22"/>
+              </w:rPr>
+              <w:t xml:space="preserve">►</w:t>
+            </w:r>
+          </w:p>
+        </w:tc>
+        <w:tc>
+          <w:tcPr>
+            <w:tcW w:type="dxa" w:w="2100"/>
+            <w:tcBorders>
+              <w:top w:val="single" w:color="2E7D8C" w:sz="6"/>
+              <w:left w:val="single" w:color="2E7D8C" w:sz="6"/>
+              <w:bottom w:val="single" w:color="2E7D8C" w:sz="6"/>
+              <w:right w:val="single" w:color="2E7D8C" w:sz="6"/>
+            </w:tcBorders>
+            <w:shd w:fill="EAF2F5" w:color="auto" w:val="clear"/>
+            <w:tcMar>
+              <w:top w:type="dxa" w:w="100"/>
+              <w:left w:type="dxa" w:w="110"/>
+              <w:bottom w:type="dxa" w:w="100"/>
+              <w:right w:type="dxa" w:w="110"/>
+            </w:tcMar>
+          </w:tcPr>
+          <w:p>
+            <w:pPr>
+              <w:spacing w:after="60"/>
+            </w:pPr>
+            <w:r>
+              <w:rPr>
+                <w:rFonts w:ascii="Calibri" w:cs="Calibri" w:eastAsia="Calibri" w:hAnsi="Calibri"/>
+                <w:b/>
+                <w:bCs/>
+                <w:color w:val="1F3A5F"/>
+                <w:sz w:val="20"/>
+                <w:szCs w:val="20"/>
+              </w:rPr>
+              <w:t xml:space="preserve">6 · Alta</w:t>
+            </w:r>
+          </w:p>
+          <w:p>
+            <w:pPr>
+              <w:spacing w:after="0"/>
+            </w:pPr>
+            <w:r>
+              <w:rPr>
+                <w:rFonts w:ascii="Calibri" w:cs="Calibri" w:eastAsia="Calibri" w:hAnsi="Calibri"/>
+                <w:sz w:val="18"/>
+                <w:szCs w:val="18"/>
+              </w:rPr>
+              <w:t xml:space="preserve">Alta del préstamo; las cuotas quedan en Vencimientos</w:t>
             </w:r>
           </w:p>
         </w:tc>
@@ -13945,7 +14084,7 @@
           <w:sz w:val="24"/>
           <w:szCs w:val="24"/>
         </w:rPr>
-        <w:t xml:space="preserve">Módulo H · Costo de dinero</w:t>
+        <w:t xml:space="preserve">Detalle funcional</w:t>
       </w:r>
     </w:p>
     <w:tbl>
@@ -13961,8 +14100,8 @@
         </w:tblBorders>
       </w:tblPr>
       <w:tblGrid>
-        <w:gridCol w:w="4000"/>
-        <w:gridCol w:w="10400"/>
+        <w:gridCol w:w="4600"/>
+        <w:gridCol w:w="9800"/>
       </w:tblGrid>
       <w:tr>
         <w:trPr>
@@ -13970,7 +14109,7 @@
         </w:trPr>
         <w:tc>
           <w:tcPr>
-            <w:tcW w:type="dxa" w:w="4000"/>
+            <w:tcW w:type="dxa" w:w="4600"/>
             <w:shd w:fill="2E7D8C" w:color="auto" w:val="clear"/>
             <w:tcMar>
               <w:top w:type="dxa" w:w="80"/>
@@ -13998,7 +14137,7 @@
         </w:tc>
         <w:tc>
           <w:tcPr>
-            <w:tcW w:type="dxa" w:w="10400"/>
+            <w:tcW w:type="dxa" w:w="9800"/>
             <w:shd w:fill="2E7D8C" w:color="auto" w:val="clear"/>
             <w:tcMar>
               <w:top w:type="dxa" w:w="80"/>
@@ -14028,53 +14167,53 @@
       <w:tr>
         <w:tc>
           <w:tcPr>
-            <w:tcW w:type="dxa" w:w="4000"/>
-            <w:tcMar>
-              <w:top w:type="dxa" w:w="80"/>
-              <w:left w:type="dxa" w:w="120"/>
-              <w:bottom w:type="dxa" w:w="80"/>
-              <w:right w:type="dxa" w:w="120"/>
-            </w:tcMar>
-          </w:tcPr>
-          <w:p>
-            <w:pPr>
-              <w:spacing w:after="40"/>
-            </w:pPr>
-            <w:r>
-              <w:rPr>
-                <w:rFonts w:ascii="Calibri" w:cs="Calibri" w:eastAsia="Calibri" w:hAnsi="Calibri"/>
-                <w:b w:val="false"/>
-                <w:bCs w:val="false"/>
-                <w:sz w:val="20"/>
-                <w:szCs w:val="20"/>
-              </w:rPr>
-              <w:t xml:space="preserve">Carga de tasas mínimas</w:t>
-            </w:r>
-          </w:p>
-        </w:tc>
-        <w:tc>
-          <w:tcPr>
-            <w:tcW w:type="dxa" w:w="10400"/>
-            <w:tcMar>
-              <w:top w:type="dxa" w:w="80"/>
-              <w:left w:type="dxa" w:w="120"/>
-              <w:bottom w:type="dxa" w:w="80"/>
-              <w:right w:type="dxa" w:w="120"/>
-            </w:tcMar>
-          </w:tcPr>
-          <w:p>
-            <w:pPr>
-              <w:spacing w:after="40"/>
-            </w:pPr>
-            <w:r>
-              <w:rPr>
-                <w:rFonts w:ascii="Calibri" w:cs="Calibri" w:eastAsia="Calibri" w:hAnsi="Calibri"/>
-                <w:b w:val="false"/>
-                <w:bCs w:val="false"/>
-                <w:sz w:val="20"/>
-                <w:szCs w:val="20"/>
-              </w:rPr>
-              <w:t xml:space="preserve">Mesa carga y actualiza en el sistema las tasas mínimas</w:t>
+            <w:tcW w:type="dxa" w:w="4600"/>
+            <w:tcMar>
+              <w:top w:type="dxa" w:w="80"/>
+              <w:left w:type="dxa" w:w="120"/>
+              <w:bottom w:type="dxa" w:w="80"/>
+              <w:right w:type="dxa" w:w="120"/>
+            </w:tcMar>
+          </w:tcPr>
+          <w:p>
+            <w:pPr>
+              <w:spacing w:after="40"/>
+            </w:pPr>
+            <w:r>
+              <w:rPr>
+                <w:rFonts w:ascii="Calibri" w:cs="Calibri" w:eastAsia="Calibri" w:hAnsi="Calibri"/>
+                <w:b w:val="false"/>
+                <w:bCs w:val="false"/>
+                <w:sz w:val="20"/>
+                <w:szCs w:val="20"/>
+              </w:rPr>
+              <w:t xml:space="preserve">Selección de la operación por nombre</w:t>
+            </w:r>
+          </w:p>
+        </w:tc>
+        <w:tc>
+          <w:tcPr>
+            <w:tcW w:type="dxa" w:w="9800"/>
+            <w:tcMar>
+              <w:top w:type="dxa" w:w="80"/>
+              <w:left w:type="dxa" w:w="120"/>
+              <w:bottom w:type="dxa" w:w="80"/>
+              <w:right w:type="dxa" w:w="120"/>
+            </w:tcMar>
+          </w:tcPr>
+          <w:p>
+            <w:pPr>
+              <w:spacing w:after="40"/>
+            </w:pPr>
+            <w:r>
+              <w:rPr>
+                <w:rFonts w:ascii="Calibri" w:cs="Calibri" w:eastAsia="Calibri" w:hAnsi="Calibri"/>
+                <w:b w:val="false"/>
+                <w:bCs w:val="false"/>
+                <w:sz w:val="20"/>
+                <w:szCs w:val="20"/>
+              </w:rPr>
+              <w:t xml:space="preserve">El usuario busca y elige el tipo de préstamo por su nombre descriptivo; el código de COBIS lo resuelve el sistema</w:t>
             </w:r>
           </w:p>
         </w:tc>
@@ -14082,55 +14221,55 @@
       <w:tr>
         <w:tc>
           <w:tcPr>
-            <w:tcW w:type="dxa" w:w="4000"/>
-            <w:shd w:fill="EAF2F5" w:color="auto" w:val="clear"/>
-            <w:tcMar>
-              <w:top w:type="dxa" w:w="80"/>
-              <w:left w:type="dxa" w:w="120"/>
-              <w:bottom w:type="dxa" w:w="80"/>
-              <w:right w:type="dxa" w:w="120"/>
-            </w:tcMar>
-          </w:tcPr>
-          <w:p>
-            <w:pPr>
-              <w:spacing w:after="40"/>
-            </w:pPr>
-            <w:r>
-              <w:rPr>
-                <w:rFonts w:ascii="Calibri" w:cs="Calibri" w:eastAsia="Calibri" w:hAnsi="Calibri"/>
-                <w:b w:val="false"/>
-                <w:bCs w:val="false"/>
-                <w:sz w:val="20"/>
-                <w:szCs w:val="20"/>
-              </w:rPr>
-              <w:t xml:space="preserve">Uso</w:t>
-            </w:r>
-          </w:p>
-        </w:tc>
-        <w:tc>
-          <w:tcPr>
-            <w:tcW w:type="dxa" w:w="10400"/>
-            <w:shd w:fill="EAF2F5" w:color="auto" w:val="clear"/>
-            <w:tcMar>
-              <w:top w:type="dxa" w:w="80"/>
-              <w:left w:type="dxa" w:w="120"/>
-              <w:bottom w:type="dxa" w:w="80"/>
-              <w:right w:type="dxa" w:w="120"/>
-            </w:tcMar>
-          </w:tcPr>
-          <w:p>
-            <w:pPr>
-              <w:spacing w:after="40"/>
-            </w:pPr>
-            <w:r>
-              <w:rPr>
-                <w:rFonts w:ascii="Calibri" w:cs="Calibri" w:eastAsia="Calibri" w:hAnsi="Calibri"/>
-                <w:b w:val="false"/>
-                <w:bCs w:val="false"/>
-                <w:sz w:val="20"/>
-                <w:szCs w:val="20"/>
-              </w:rPr>
-              <w:t xml:space="preserve">La carga de operaciones (Módulo E) valida que la tasa sea superior a la tasa mínima vigente</w:t>
+            <w:tcW w:type="dxa" w:w="4600"/>
+            <w:shd w:fill="EAF2F5" w:color="auto" w:val="clear"/>
+            <w:tcMar>
+              <w:top w:type="dxa" w:w="80"/>
+              <w:left w:type="dxa" w:w="120"/>
+              <w:bottom w:type="dxa" w:w="80"/>
+              <w:right w:type="dxa" w:w="120"/>
+            </w:tcMar>
+          </w:tcPr>
+          <w:p>
+            <w:pPr>
+              <w:spacing w:after="40"/>
+            </w:pPr>
+            <w:r>
+              <w:rPr>
+                <w:rFonts w:ascii="Calibri" w:cs="Calibri" w:eastAsia="Calibri" w:hAnsi="Calibri"/>
+                <w:b w:val="false"/>
+                <w:bCs w:val="false"/>
+                <w:sz w:val="20"/>
+                <w:szCs w:val="20"/>
+              </w:rPr>
+              <w:t xml:space="preserve">Carga automática de tablas de amortización</w:t>
+            </w:r>
+          </w:p>
+        </w:tc>
+        <w:tc>
+          <w:tcPr>
+            <w:tcW w:type="dxa" w:w="9800"/>
+            <w:shd w:fill="EAF2F5" w:color="auto" w:val="clear"/>
+            <w:tcMar>
+              <w:top w:type="dxa" w:w="80"/>
+              <w:left w:type="dxa" w:w="120"/>
+              <w:bottom w:type="dxa" w:w="80"/>
+              <w:right w:type="dxa" w:w="120"/>
+            </w:tcMar>
+          </w:tcPr>
+          <w:p>
+            <w:pPr>
+              <w:spacing w:after="40"/>
+            </w:pPr>
+            <w:r>
+              <w:rPr>
+                <w:rFonts w:ascii="Calibri" w:cs="Calibri" w:eastAsia="Calibri" w:hAnsi="Calibri"/>
+                <w:b w:val="false"/>
+                <w:bCs w:val="false"/>
+                <w:sz w:val="20"/>
+                <w:szCs w:val="20"/>
+              </w:rPr>
+              <w:t xml:space="preserve">La tabla de cuotas (capital, intereses y vencimientos) se genera o se importa automáticamente, sin cargarla cuota por cuota</w:t>
             </w:r>
           </w:p>
         </w:tc>
@@ -14138,58 +14277,252 @@
       <w:tr>
         <w:tc>
           <w:tcPr>
-            <w:tcW w:type="dxa" w:w="4000"/>
-            <w:tcMar>
-              <w:top w:type="dxa" w:w="80"/>
-              <w:left w:type="dxa" w:w="120"/>
-              <w:bottom w:type="dxa" w:w="80"/>
-              <w:right w:type="dxa" w:w="120"/>
-            </w:tcMar>
-          </w:tcPr>
-          <w:p>
-            <w:pPr>
-              <w:spacing w:after="40"/>
-            </w:pPr>
-            <w:r>
-              <w:rPr>
-                <w:rFonts w:ascii="Calibri" w:cs="Calibri" w:eastAsia="Calibri" w:hAnsi="Calibri"/>
-                <w:b w:val="false"/>
-                <w:bCs w:val="false"/>
-                <w:sz w:val="20"/>
-                <w:szCs w:val="20"/>
-              </w:rPr>
-              <w:t xml:space="preserve">Historial (propuesto)</w:t>
-            </w:r>
-          </w:p>
-        </w:tc>
-        <w:tc>
-          <w:tcPr>
-            <w:tcW w:type="dxa" w:w="10400"/>
-            <w:tcMar>
-              <w:top w:type="dxa" w:w="80"/>
-              <w:left w:type="dxa" w:w="120"/>
-              <w:bottom w:type="dxa" w:w="80"/>
-              <w:right w:type="dxa" w:w="120"/>
-            </w:tcMar>
-          </w:tcPr>
-          <w:p>
-            <w:pPr>
-              <w:spacing w:after="40"/>
-            </w:pPr>
-            <w:r>
-              <w:rPr>
-                <w:rFonts w:ascii="Calibri" w:cs="Calibri" w:eastAsia="Calibri" w:hAnsi="Calibri"/>
-                <w:b w:val="false"/>
-                <w:bCs w:val="false"/>
-                <w:sz w:val="20"/>
-                <w:szCs w:val="20"/>
-              </w:rPr>
-              <w:t xml:space="preserve">Se guarda quién cambió la tasa y desde cuándo rige, para auditar operaciones pasadas</w:t>
+            <w:tcW w:type="dxa" w:w="4600"/>
+            <w:tcMar>
+              <w:top w:type="dxa" w:w="80"/>
+              <w:left w:type="dxa" w:w="120"/>
+              <w:bottom w:type="dxa" w:w="80"/>
+              <w:right w:type="dxa" w:w="120"/>
+            </w:tcMar>
+          </w:tcPr>
+          <w:p>
+            <w:pPr>
+              <w:spacing w:after="40"/>
+            </w:pPr>
+            <w:r>
+              <w:rPr>
+                <w:rFonts w:ascii="Calibri" w:cs="Calibri" w:eastAsia="Calibri" w:hAnsi="Calibri"/>
+                <w:b w:val="false"/>
+                <w:bCs w:val="false"/>
+                <w:sz w:val="20"/>
+                <w:szCs w:val="20"/>
+              </w:rPr>
+              <w:t xml:space="preserve">Datos por defecto</w:t>
+            </w:r>
+          </w:p>
+        </w:tc>
+        <w:tc>
+          <w:tcPr>
+            <w:tcW w:type="dxa" w:w="9800"/>
+            <w:tcMar>
+              <w:top w:type="dxa" w:w="80"/>
+              <w:left w:type="dxa" w:w="120"/>
+              <w:bottom w:type="dxa" w:w="80"/>
+              <w:right w:type="dxa" w:w="120"/>
+            </w:tcMar>
+          </w:tcPr>
+          <w:p>
+            <w:pPr>
+              <w:spacing w:after="40"/>
+            </w:pPr>
+            <w:r>
+              <w:rPr>
+                <w:rFonts w:ascii="Calibri" w:cs="Calibri" w:eastAsia="Calibri" w:hAnsi="Calibri"/>
+                <w:b w:val="false"/>
+                <w:bCs w:val="false"/>
+                <w:sz w:val="20"/>
+                <w:szCs w:val="20"/>
+              </w:rPr>
+              <w:t xml:space="preserve">Cliente, línea y disponible ya completos desde la pantalla de líneas</w:t>
+            </w:r>
+          </w:p>
+        </w:tc>
+      </w:tr>
+      <w:tr>
+        <w:tc>
+          <w:tcPr>
+            <w:tcW w:type="dxa" w:w="4600"/>
+            <w:shd w:fill="EAF2F5" w:color="auto" w:val="clear"/>
+            <w:tcMar>
+              <w:top w:type="dxa" w:w="80"/>
+              <w:left w:type="dxa" w:w="120"/>
+              <w:bottom w:type="dxa" w:w="80"/>
+              <w:right w:type="dxa" w:w="120"/>
+            </w:tcMar>
+          </w:tcPr>
+          <w:p>
+            <w:pPr>
+              <w:spacing w:after="40"/>
+            </w:pPr>
+            <w:r>
+              <w:rPr>
+                <w:rFonts w:ascii="Calibri" w:cs="Calibri" w:eastAsia="Calibri" w:hAnsi="Calibri"/>
+                <w:b w:val="false"/>
+                <w:bCs w:val="false"/>
+                <w:sz w:val="20"/>
+                <w:szCs w:val="20"/>
+              </w:rPr>
+              <w:t xml:space="preserve">Costo de fondeo</w:t>
+            </w:r>
+          </w:p>
+        </w:tc>
+        <w:tc>
+          <w:tcPr>
+            <w:tcW w:type="dxa" w:w="9800"/>
+            <w:shd w:fill="EAF2F5" w:color="auto" w:val="clear"/>
+            <w:tcMar>
+              <w:top w:type="dxa" w:w="80"/>
+              <w:left w:type="dxa" w:w="120"/>
+              <w:bottom w:type="dxa" w:w="80"/>
+              <w:right w:type="dxa" w:w="120"/>
+            </w:tcMar>
+          </w:tcPr>
+          <w:p>
+            <w:pPr>
+              <w:spacing w:after="40"/>
+            </w:pPr>
+            <w:r>
+              <w:rPr>
+                <w:rFonts w:ascii="Calibri" w:cs="Calibri" w:eastAsia="Calibri" w:hAnsi="Calibri"/>
+                <w:b w:val="false"/>
+                <w:bCs w:val="false"/>
+                <w:sz w:val="20"/>
+                <w:szCs w:val="20"/>
+              </w:rPr>
+              <w:t xml:space="preserve">Se asocia según el plazo máximo del préstamo (Módulo E)</w:t>
+            </w:r>
+          </w:p>
+        </w:tc>
+      </w:tr>
+      <w:tr>
+        <w:tc>
+          <w:tcPr>
+            <w:tcW w:type="dxa" w:w="4600"/>
+            <w:tcMar>
+              <w:top w:type="dxa" w:w="80"/>
+              <w:left w:type="dxa" w:w="120"/>
+              <w:bottom w:type="dxa" w:w="80"/>
+              <w:right w:type="dxa" w:w="120"/>
+            </w:tcMar>
+          </w:tcPr>
+          <w:p>
+            <w:pPr>
+              <w:spacing w:after="40"/>
+            </w:pPr>
+            <w:r>
+              <w:rPr>
+                <w:rFonts w:ascii="Calibri" w:cs="Calibri" w:eastAsia="Calibri" w:hAnsi="Calibri"/>
+                <w:b w:val="false"/>
+                <w:bCs w:val="false"/>
+                <w:sz w:val="20"/>
+                <w:szCs w:val="20"/>
+              </w:rPr>
+              <w:t xml:space="preserve">Validaciones</w:t>
+            </w:r>
+          </w:p>
+        </w:tc>
+        <w:tc>
+          <w:tcPr>
+            <w:tcW w:type="dxa" w:w="9800"/>
+            <w:tcMar>
+              <w:top w:type="dxa" w:w="80"/>
+              <w:left w:type="dxa" w:w="120"/>
+              <w:bottom w:type="dxa" w:w="80"/>
+              <w:right w:type="dxa" w:w="120"/>
+            </w:tcMar>
+          </w:tcPr>
+          <w:p>
+            <w:pPr>
+              <w:spacing w:after="40"/>
+            </w:pPr>
+            <w:r>
+              <w:rPr>
+                <w:rFonts w:ascii="Calibri" w:cs="Calibri" w:eastAsia="Calibri" w:hAnsi="Calibri"/>
+                <w:b w:val="false"/>
+                <w:bCs w:val="false"/>
+                <w:sz w:val="20"/>
+                <w:szCs w:val="20"/>
+              </w:rPr>
+              <w:t xml:space="preserve">Tasa superior a la mínima de Mesa, línea disponible y límite del 15% de la RPC del grupo económico</w:t>
+            </w:r>
+          </w:p>
+        </w:tc>
+      </w:tr>
+      <w:tr>
+        <w:tc>
+          <w:tcPr>
+            <w:tcW w:type="dxa" w:w="4600"/>
+            <w:shd w:fill="EAF2F5" w:color="auto" w:val="clear"/>
+            <w:tcMar>
+              <w:top w:type="dxa" w:w="80"/>
+              <w:left w:type="dxa" w:w="120"/>
+              <w:bottom w:type="dxa" w:w="80"/>
+              <w:right w:type="dxa" w:w="120"/>
+            </w:tcMar>
+          </w:tcPr>
+          <w:p>
+            <w:pPr>
+              <w:spacing w:after="40"/>
+            </w:pPr>
+            <w:r>
+              <w:rPr>
+                <w:rFonts w:ascii="Calibri" w:cs="Calibri" w:eastAsia="Calibri" w:hAnsi="Calibri"/>
+                <w:b w:val="false"/>
+                <w:bCs w:val="false"/>
+                <w:sz w:val="20"/>
+                <w:szCs w:val="20"/>
+              </w:rPr>
+              <w:t xml:space="preserve">Vencimientos</w:t>
+            </w:r>
+          </w:p>
+        </w:tc>
+        <w:tc>
+          <w:tcPr>
+            <w:tcW w:type="dxa" w:w="9800"/>
+            <w:shd w:fill="EAF2F5" w:color="auto" w:val="clear"/>
+            <w:tcMar>
+              <w:top w:type="dxa" w:w="80"/>
+              <w:left w:type="dxa" w:w="120"/>
+              <w:bottom w:type="dxa" w:w="80"/>
+              <w:right w:type="dxa" w:w="120"/>
+            </w:tcMar>
+          </w:tcPr>
+          <w:p>
+            <w:pPr>
+              <w:spacing w:after="40"/>
+            </w:pPr>
+            <w:r>
+              <w:rPr>
+                <w:rFonts w:ascii="Calibri" w:cs="Calibri" w:eastAsia="Calibri" w:hAnsi="Calibri"/>
+                <w:b w:val="false"/>
+                <w:bCs w:val="false"/>
+                <w:sz w:val="20"/>
+                <w:szCs w:val="20"/>
+              </w:rPr>
+              <w:t xml:space="preserve">Las cuotas del préstamo aparecen en la pantalla de vencimientos (Módulo I) con su estado</w:t>
             </w:r>
           </w:p>
         </w:tc>
       </w:tr>
     </w:tbl>
+    <w:p>
+      <w:pPr>
+        <w:pBdr>
+          <w:left w:val="single" w:color="2E7D8C" w:sz="24" w:space="8"/>
+        </w:pBdr>
+        <w:shd w:fill="EAF2F5" w:color="auto" w:val="clear"/>
+        <w:spacing w:after="120" w:before="160"/>
+        <w:ind w:left="120"/>
+      </w:pPr>
+      <w:r>
+        <w:rPr>
+          <w:rFonts w:ascii="Calibri" w:cs="Calibri" w:eastAsia="Calibri" w:hAnsi="Calibri"/>
+          <w:b/>
+          <w:bCs/>
+          <w:sz w:val="20"/>
+          <w:szCs w:val="20"/>
+        </w:rPr>
+        <w:t xml:space="preserve">A relevar: </w:t>
+      </w:r>
+      <w:r>
+        <w:rPr>
+          <w:rFonts w:ascii="Calibri" w:cs="Calibri" w:eastAsia="Calibri" w:hAnsi="Calibri"/>
+          <w:sz w:val="20"/>
+          <w:szCs w:val="20"/>
+        </w:rPr>
+        <w:t xml:space="preserve">el circuito actual de carga de préstamos con Middle Office, y si las tablas de amortización se generan a partir de las condiciones o se importan desde un archivo.</w:t>
+      </w:r>
+    </w:p>
     <w:p>
       <w:pPr>
         <w:pStyle w:val="Heading1"/>
@@ -14217,7 +14550,7 @@
           <w:sz w:val="34"/>
           <w:szCs w:val="34"/>
         </w:rPr>
-        <w:t xml:space="preserve">Módulo I · Cheques</w:t>
+        <w:t xml:space="preserve">Módulo H · Cheques</w:t>
       </w:r>
     </w:p>
     <w:p>
@@ -14711,7 +15044,7 @@
           <w:sz w:val="22"/>
           <w:szCs w:val="22"/>
         </w:rPr>
-        <w:t xml:space="preserve">Solo se pueden descontar cheques de clientes con línea vigente.</w:t>
+        <w:t xml:space="preserve">Solo se pueden descontar cheques de clientes con línea vigente; el circuito se inicia desde la pantalla de líneas.</w:t>
       </w:r>
     </w:p>
     <w:p>
@@ -14765,7 +15098,7 @@
           <w:sz w:val="22"/>
           <w:szCs w:val="22"/>
         </w:rPr>
-        <w:t xml:space="preserve">La tasa cargada debe respetar la tasa mínima de Mesa (Módulo H).</w:t>
+        <w:t xml:space="preserve">La operación toma el costo de fondeo según su plazo máximo y la tasa debe respetar la tasa mínima de Mesa (Módulo E).</w:t>
       </w:r>
     </w:p>
     <w:p>
@@ -14841,7 +15174,7 @@
           <w:sz w:val="34"/>
           <w:szCs w:val="34"/>
         </w:rPr>
-        <w:t xml:space="preserve">Módulo J · Reportes y vencimientos</w:t>
+        <w:t xml:space="preserve">Módulo I · Vencimientos</w:t>
       </w:r>
     </w:p>
     <w:p>
@@ -14860,7 +15193,30 @@
           <w:sz w:val="22"/>
           <w:szCs w:val="22"/>
         </w:rPr>
-        <w:t xml:space="preserve">Visor para el seguimiento diario</w:t>
+        <w:t xml:space="preserve">Vencimientos de las operaciones y renovación de descubiertos</w:t>
+      </w:r>
+    </w:p>
+    <w:p>
+      <w:pPr>
+        <w:spacing w:after="100" w:before="0"/>
+      </w:pPr>
+      <w:r>
+        <w:rPr>
+          <w:rFonts w:ascii="Calibri" w:cs="Calibri" w:eastAsia="Calibri" w:hAnsi="Calibri"/>
+          <w:b/>
+          <w:bCs/>
+          <w:sz w:val="22"/>
+          <w:szCs w:val="22"/>
+        </w:rPr>
+        <w:t xml:space="preserve">Objetivo. </w:t>
+      </w:r>
+      <w:r>
+        <w:rPr>
+          <w:rFonts w:ascii="Calibri" w:cs="Calibri" w:eastAsia="Calibri" w:hAnsi="Calibri"/>
+          <w:sz w:val="22"/>
+          <w:szCs w:val="22"/>
+        </w:rPr>
+        <w:t xml:space="preserve">Una pantalla que trae los vencimientos de las operaciones para anticiparse a ellos y, en el caso de los descubiertos, renovarlos desde el mismo lugar.</w:t>
       </w:r>
     </w:p>
     <w:tbl>
@@ -14876,9 +15232,390 @@
         </w:tblBorders>
       </w:tblPr>
       <w:tblGrid>
-        <w:gridCol w:w="4200"/>
-        <w:gridCol w:w="7000"/>
-        <w:gridCol w:w="3200"/>
+        <w:gridCol w:w="2592"/>
+        <w:gridCol w:w="360"/>
+        <w:gridCol w:w="2592"/>
+        <w:gridCol w:w="360"/>
+        <w:gridCol w:w="2592"/>
+        <w:gridCol w:w="360"/>
+        <w:gridCol w:w="2592"/>
+        <w:gridCol w:w="360"/>
+        <w:gridCol w:w="2592"/>
+      </w:tblGrid>
+      <w:tr>
+        <w:tc>
+          <w:tcPr>
+            <w:tcW w:type="dxa" w:w="2592"/>
+            <w:tcBorders>
+              <w:top w:val="single" w:color="2E7D8C" w:sz="6"/>
+              <w:left w:val="single" w:color="2E7D8C" w:sz="6"/>
+              <w:bottom w:val="single" w:color="2E7D8C" w:sz="6"/>
+              <w:right w:val="single" w:color="2E7D8C" w:sz="6"/>
+            </w:tcBorders>
+            <w:shd w:fill="1F3A5F" w:color="auto" w:val="clear"/>
+            <w:tcMar>
+              <w:top w:type="dxa" w:w="100"/>
+              <w:left w:type="dxa" w:w="110"/>
+              <w:bottom w:type="dxa" w:w="100"/>
+              <w:right w:type="dxa" w:w="110"/>
+            </w:tcMar>
+          </w:tcPr>
+          <w:p>
+            <w:pPr>
+              <w:spacing w:after="60"/>
+            </w:pPr>
+            <w:r>
+              <w:rPr>
+                <w:rFonts w:ascii="Calibri" w:cs="Calibri" w:eastAsia="Calibri" w:hAnsi="Calibri"/>
+                <w:b/>
+                <w:bCs/>
+                <w:color w:val="FFFFFF"/>
+                <w:sz w:val="20"/>
+                <w:szCs w:val="20"/>
+              </w:rPr>
+              <w:t xml:space="preserve">1 · Plazo</w:t>
+            </w:r>
+          </w:p>
+          <w:p>
+            <w:pPr>
+              <w:spacing w:after="0"/>
+            </w:pPr>
+            <w:r>
+              <w:rPr>
+                <w:rFonts w:ascii="Calibri" w:cs="Calibri" w:eastAsia="Calibri" w:hAnsi="Calibri"/>
+                <w:color w:val="FFFFFF"/>
+                <w:sz w:val="18"/>
+                <w:szCs w:val="18"/>
+              </w:rPr>
+              <w:t xml:space="preserve">El usuario define el plazo de vencimientos a traer; por defecto, las próximas dos semanas</w:t>
+            </w:r>
+          </w:p>
+        </w:tc>
+        <w:tc>
+          <w:tcPr>
+            <w:tcW w:type="dxa" w:w="360"/>
+            <w:tcBorders>
+              <w:top w:val="none" w:color="FFFFFF" w:sz="0"/>
+              <w:left w:val="none" w:color="FFFFFF" w:sz="0"/>
+              <w:bottom w:val="none" w:color="FFFFFF" w:sz="0"/>
+              <w:right w:val="none" w:color="FFFFFF" w:sz="0"/>
+            </w:tcBorders>
+            <w:vAlign w:val="center"/>
+          </w:tcPr>
+          <w:p>
+            <w:pPr>
+              <w:jc w:val="center"/>
+            </w:pPr>
+            <w:r>
+              <w:rPr>
+                <w:rFonts w:ascii="Calibri" w:cs="Calibri" w:eastAsia="Calibri" w:hAnsi="Calibri"/>
+                <w:color w:val="2E7D8C"/>
+                <w:sz w:val="22"/>
+                <w:szCs w:val="22"/>
+              </w:rPr>
+              <w:t xml:space="preserve">►</w:t>
+            </w:r>
+          </w:p>
+        </w:tc>
+        <w:tc>
+          <w:tcPr>
+            <w:tcW w:type="dxa" w:w="2592"/>
+            <w:tcBorders>
+              <w:top w:val="single" w:color="2E7D8C" w:sz="6"/>
+              <w:left w:val="single" w:color="2E7D8C" w:sz="6"/>
+              <w:bottom w:val="single" w:color="2E7D8C" w:sz="6"/>
+              <w:right w:val="single" w:color="2E7D8C" w:sz="6"/>
+            </w:tcBorders>
+            <w:shd w:fill="EAF2F5" w:color="auto" w:val="clear"/>
+            <w:tcMar>
+              <w:top w:type="dxa" w:w="100"/>
+              <w:left w:type="dxa" w:w="110"/>
+              <w:bottom w:type="dxa" w:w="100"/>
+              <w:right w:type="dxa" w:w="110"/>
+            </w:tcMar>
+          </w:tcPr>
+          <w:p>
+            <w:pPr>
+              <w:spacing w:after="60"/>
+            </w:pPr>
+            <w:r>
+              <w:rPr>
+                <w:rFonts w:ascii="Calibri" w:cs="Calibri" w:eastAsia="Calibri" w:hAnsi="Calibri"/>
+                <w:b/>
+                <w:bCs/>
+                <w:color w:val="1F3A5F"/>
+                <w:sz w:val="20"/>
+                <w:szCs w:val="20"/>
+              </w:rPr>
+              <w:t xml:space="preserve">2 · Vencimientos</w:t>
+            </w:r>
+          </w:p>
+          <w:p>
+            <w:pPr>
+              <w:spacing w:after="0"/>
+            </w:pPr>
+            <w:r>
+              <w:rPr>
+                <w:rFonts w:ascii="Calibri" w:cs="Calibri" w:eastAsia="Calibri" w:hAnsi="Calibri"/>
+                <w:sz w:val="18"/>
+                <w:szCs w:val="18"/>
+              </w:rPr>
+              <w:t xml:space="preserve">Lista de las operaciones que vencen en ese plazo, con su estado</w:t>
+            </w:r>
+          </w:p>
+        </w:tc>
+        <w:tc>
+          <w:tcPr>
+            <w:tcW w:type="dxa" w:w="360"/>
+            <w:tcBorders>
+              <w:top w:val="none" w:color="FFFFFF" w:sz="0"/>
+              <w:left w:val="none" w:color="FFFFFF" w:sz="0"/>
+              <w:bottom w:val="none" w:color="FFFFFF" w:sz="0"/>
+              <w:right w:val="none" w:color="FFFFFF" w:sz="0"/>
+            </w:tcBorders>
+            <w:vAlign w:val="center"/>
+          </w:tcPr>
+          <w:p>
+            <w:pPr>
+              <w:jc w:val="center"/>
+            </w:pPr>
+            <w:r>
+              <w:rPr>
+                <w:rFonts w:ascii="Calibri" w:cs="Calibri" w:eastAsia="Calibri" w:hAnsi="Calibri"/>
+                <w:color w:val="2E7D8C"/>
+                <w:sz w:val="22"/>
+                <w:szCs w:val="22"/>
+              </w:rPr>
+              <w:t xml:space="preserve">►</w:t>
+            </w:r>
+          </w:p>
+        </w:tc>
+        <w:tc>
+          <w:tcPr>
+            <w:tcW w:type="dxa" w:w="2592"/>
+            <w:tcBorders>
+              <w:top w:val="single" w:color="2E7D8C" w:sz="6"/>
+              <w:left w:val="single" w:color="2E7D8C" w:sz="6"/>
+              <w:bottom w:val="single" w:color="2E7D8C" w:sz="6"/>
+              <w:right w:val="single" w:color="2E7D8C" w:sz="6"/>
+            </w:tcBorders>
+            <w:shd w:fill="EAF2F5" w:color="auto" w:val="clear"/>
+            <w:tcMar>
+              <w:top w:type="dxa" w:w="100"/>
+              <w:left w:type="dxa" w:w="110"/>
+              <w:bottom w:type="dxa" w:w="100"/>
+              <w:right w:type="dxa" w:w="110"/>
+            </w:tcMar>
+          </w:tcPr>
+          <w:p>
+            <w:pPr>
+              <w:spacing w:after="60"/>
+            </w:pPr>
+            <w:r>
+              <w:rPr>
+                <w:rFonts w:ascii="Calibri" w:cs="Calibri" w:eastAsia="Calibri" w:hAnsi="Calibri"/>
+                <w:b/>
+                <w:bCs/>
+                <w:color w:val="1F3A5F"/>
+                <w:sz w:val="20"/>
+                <w:szCs w:val="20"/>
+              </w:rPr>
+              <w:t xml:space="preserve">3 · Descubierto</w:t>
+            </w:r>
+          </w:p>
+          <w:p>
+            <w:pPr>
+              <w:spacing w:after="0"/>
+            </w:pPr>
+            <w:r>
+              <w:rPr>
+                <w:rFonts w:ascii="Calibri" w:cs="Calibri" w:eastAsia="Calibri" w:hAnsi="Calibri"/>
+                <w:sz w:val="18"/>
+                <w:szCs w:val="18"/>
+              </w:rPr>
+              <w:t xml:space="preserve">Sobre un descubierto que vence se elige renovar</w:t>
+            </w:r>
+          </w:p>
+        </w:tc>
+        <w:tc>
+          <w:tcPr>
+            <w:tcW w:type="dxa" w:w="360"/>
+            <w:tcBorders>
+              <w:top w:val="none" w:color="FFFFFF" w:sz="0"/>
+              <w:left w:val="none" w:color="FFFFFF" w:sz="0"/>
+              <w:bottom w:val="none" w:color="FFFFFF" w:sz="0"/>
+              <w:right w:val="none" w:color="FFFFFF" w:sz="0"/>
+            </w:tcBorders>
+            <w:vAlign w:val="center"/>
+          </w:tcPr>
+          <w:p>
+            <w:pPr>
+              <w:jc w:val="center"/>
+            </w:pPr>
+            <w:r>
+              <w:rPr>
+                <w:rFonts w:ascii="Calibri" w:cs="Calibri" w:eastAsia="Calibri" w:hAnsi="Calibri"/>
+                <w:color w:val="2E7D8C"/>
+                <w:sz w:val="22"/>
+                <w:szCs w:val="22"/>
+              </w:rPr>
+              <w:t xml:space="preserve">►</w:t>
+            </w:r>
+          </w:p>
+        </w:tc>
+        <w:tc>
+          <w:tcPr>
+            <w:tcW w:type="dxa" w:w="2592"/>
+            <w:tcBorders>
+              <w:top w:val="single" w:color="2E7D8C" w:sz="6"/>
+              <w:left w:val="single" w:color="2E7D8C" w:sz="6"/>
+              <w:bottom w:val="single" w:color="2E7D8C" w:sz="6"/>
+              <w:right w:val="single" w:color="2E7D8C" w:sz="6"/>
+            </w:tcBorders>
+            <w:shd w:fill="EAF2F5" w:color="auto" w:val="clear"/>
+            <w:tcMar>
+              <w:top w:type="dxa" w:w="100"/>
+              <w:left w:type="dxa" w:w="110"/>
+              <w:bottom w:type="dxa" w:w="100"/>
+              <w:right w:type="dxa" w:w="110"/>
+            </w:tcMar>
+          </w:tcPr>
+          <w:p>
+            <w:pPr>
+              <w:spacing w:after="60"/>
+            </w:pPr>
+            <w:r>
+              <w:rPr>
+                <w:rFonts w:ascii="Calibri" w:cs="Calibri" w:eastAsia="Calibri" w:hAnsi="Calibri"/>
+                <w:b/>
+                <w:bCs/>
+                <w:color w:val="1F3A5F"/>
+                <w:sz w:val="20"/>
+                <w:szCs w:val="20"/>
+              </w:rPr>
+              <w:t xml:space="preserve">4 · Renovación</w:t>
+            </w:r>
+          </w:p>
+          <w:p>
+            <w:pPr>
+              <w:spacing w:after="0"/>
+            </w:pPr>
+            <w:r>
+              <w:rPr>
+                <w:rFonts w:ascii="Calibri" w:cs="Calibri" w:eastAsia="Calibri" w:hAnsi="Calibri"/>
+                <w:sz w:val="18"/>
+                <w:szCs w:val="18"/>
+              </w:rPr>
+              <w:t xml:space="preserve">Total o con cambio de importe</w:t>
+            </w:r>
+          </w:p>
+        </w:tc>
+        <w:tc>
+          <w:tcPr>
+            <w:tcW w:type="dxa" w:w="360"/>
+            <w:tcBorders>
+              <w:top w:val="none" w:color="FFFFFF" w:sz="0"/>
+              <w:left w:val="none" w:color="FFFFFF" w:sz="0"/>
+              <w:bottom w:val="none" w:color="FFFFFF" w:sz="0"/>
+              <w:right w:val="none" w:color="FFFFFF" w:sz="0"/>
+            </w:tcBorders>
+            <w:vAlign w:val="center"/>
+          </w:tcPr>
+          <w:p>
+            <w:pPr>
+              <w:jc w:val="center"/>
+            </w:pPr>
+            <w:r>
+              <w:rPr>
+                <w:rFonts w:ascii="Calibri" w:cs="Calibri" w:eastAsia="Calibri" w:hAnsi="Calibri"/>
+                <w:color w:val="2E7D8C"/>
+                <w:sz w:val="22"/>
+                <w:szCs w:val="22"/>
+              </w:rPr>
+              <w:t xml:space="preserve">►</w:t>
+            </w:r>
+          </w:p>
+        </w:tc>
+        <w:tc>
+          <w:tcPr>
+            <w:tcW w:type="dxa" w:w="2592"/>
+            <w:tcBorders>
+              <w:top w:val="single" w:color="2E7D8C" w:sz="6"/>
+              <w:left w:val="single" w:color="2E7D8C" w:sz="6"/>
+              <w:bottom w:val="single" w:color="2E7D8C" w:sz="6"/>
+              <w:right w:val="single" w:color="2E7D8C" w:sz="6"/>
+            </w:tcBorders>
+            <w:shd w:fill="EAF2F5" w:color="auto" w:val="clear"/>
+            <w:tcMar>
+              <w:top w:type="dxa" w:w="100"/>
+              <w:left w:type="dxa" w:w="110"/>
+              <w:bottom w:type="dxa" w:w="100"/>
+              <w:right w:type="dxa" w:w="110"/>
+            </w:tcMar>
+          </w:tcPr>
+          <w:p>
+            <w:pPr>
+              <w:spacing w:after="60"/>
+            </w:pPr>
+            <w:r>
+              <w:rPr>
+                <w:rFonts w:ascii="Calibri" w:cs="Calibri" w:eastAsia="Calibri" w:hAnsi="Calibri"/>
+                <w:b/>
+                <w:bCs/>
+                <w:color w:val="1F3A5F"/>
+                <w:sz w:val="20"/>
+                <w:szCs w:val="20"/>
+              </w:rPr>
+              <w:t xml:space="preserve">5 · Controles y alta</w:t>
+            </w:r>
+          </w:p>
+          <w:p>
+            <w:pPr>
+              <w:spacing w:after="0"/>
+            </w:pPr>
+            <w:r>
+              <w:rPr>
+                <w:rFonts w:ascii="Calibri" w:cs="Calibri" w:eastAsia="Calibri" w:hAnsi="Calibri"/>
+                <w:sz w:val="18"/>
+                <w:szCs w:val="18"/>
+              </w:rPr>
+              <w:t xml:space="preserve">Costo de fondeo, tasa, línea; baja de la anterior y alta de la nueva</w:t>
+            </w:r>
+          </w:p>
+        </w:tc>
+      </w:tr>
+    </w:tbl>
+    <w:p>
+      <w:pPr>
+        <w:spacing w:after="80" w:before="180"/>
+      </w:pPr>
+      <w:r>
+        <w:rPr>
+          <w:rFonts w:ascii="Calibri" w:cs="Calibri" w:eastAsia="Calibri" w:hAnsi="Calibri"/>
+          <w:b/>
+          <w:bCs/>
+          <w:color w:val="1F3A5F"/>
+          <w:sz w:val="24"/>
+          <w:szCs w:val="24"/>
+        </w:rPr>
+        <w:t xml:space="preserve">Funcionalidades</w:t>
+      </w:r>
+    </w:p>
+    <w:tbl>
+      <w:tblPr>
+        <w:tblW w:type="dxa" w:w="14400"/>
+        <w:tblBorders>
+          <w:top w:val="single" w:color="auto" w:sz="4"/>
+          <w:left w:val="single" w:color="auto" w:sz="4"/>
+          <w:bottom w:val="single" w:color="auto" w:sz="4"/>
+          <w:right w:val="single" w:color="auto" w:sz="4"/>
+          <w:insideH w:val="single" w:color="auto" w:sz="4"/>
+          <w:insideV w:val="single" w:color="auto" w:sz="4"/>
+        </w:tblBorders>
+      </w:tblPr>
+      <w:tblGrid>
+        <w:gridCol w:w="4000"/>
+        <w:gridCol w:w="10400"/>
       </w:tblGrid>
       <w:tr>
         <w:trPr>
@@ -14886,7 +15623,7 @@
         </w:trPr>
         <w:tc>
           <w:tcPr>
-            <w:tcW w:type="dxa" w:w="4200"/>
+            <w:tcW w:type="dxa" w:w="4000"/>
             <w:shd w:fill="2E7D8C" w:color="auto" w:val="clear"/>
             <w:tcMar>
               <w:top w:type="dxa" w:w="80"/>
@@ -14914,7 +15651,7 @@
         </w:tc>
         <w:tc>
           <w:tcPr>
-            <w:tcW w:type="dxa" w:w="7000"/>
+            <w:tcW w:type="dxa" w:w="10400"/>
             <w:shd w:fill="2E7D8C" w:color="auto" w:val="clear"/>
             <w:tcMar>
               <w:top w:type="dxa" w:w="80"/>
@@ -14937,34 +15674,6 @@
                 <w:szCs w:val="20"/>
               </w:rPr>
               <w:t xml:space="preserve">Detalle</w:t>
-            </w:r>
-          </w:p>
-        </w:tc>
-        <w:tc>
-          <w:tcPr>
-            <w:tcW w:type="dxa" w:w="3200"/>
-            <w:shd w:fill="2E7D8C" w:color="auto" w:val="clear"/>
-            <w:tcMar>
-              <w:top w:type="dxa" w:w="80"/>
-              <w:left w:type="dxa" w:w="120"/>
-              <w:bottom w:type="dxa" w:w="80"/>
-              <w:right w:type="dxa" w:w="120"/>
-            </w:tcMar>
-          </w:tcPr>
-          <w:p>
-            <w:pPr>
-              <w:spacing w:after="40"/>
-            </w:pPr>
-            <w:r>
-              <w:rPr>
-                <w:rFonts w:ascii="Calibri" w:cs="Calibri" w:eastAsia="Calibri" w:hAnsi="Calibri"/>
-                <w:b/>
-                <w:bCs/>
-                <w:color w:val="FFFFFF"/>
-                <w:sz w:val="20"/>
-                <w:szCs w:val="20"/>
-              </w:rPr>
-              <w:t xml:space="preserve">Usuario</w:t>
             </w:r>
           </w:p>
         </w:tc>
@@ -14972,79 +15681,53 @@
       <w:tr>
         <w:tc>
           <w:tcPr>
-            <w:tcW w:type="dxa" w:w="4200"/>
-            <w:tcMar>
-              <w:top w:type="dxa" w:w="80"/>
-              <w:left w:type="dxa" w:w="120"/>
-              <w:bottom w:type="dxa" w:w="80"/>
-              <w:right w:type="dxa" w:w="120"/>
-            </w:tcMar>
-          </w:tcPr>
-          <w:p>
-            <w:pPr>
-              <w:spacing w:after="40"/>
-            </w:pPr>
-            <w:r>
-              <w:rPr>
-                <w:rFonts w:ascii="Calibri" w:cs="Calibri" w:eastAsia="Calibri" w:hAnsi="Calibri"/>
-                <w:b/>
-                <w:bCs/>
-                <w:sz w:val="20"/>
-                <w:szCs w:val="20"/>
-              </w:rPr>
-              <w:t xml:space="preserve">Visor de vencimientos de préstamos</w:t>
-            </w:r>
-          </w:p>
-        </w:tc>
-        <w:tc>
-          <w:tcPr>
-            <w:tcW w:type="dxa" w:w="7000"/>
-            <w:tcMar>
-              <w:top w:type="dxa" w:w="80"/>
-              <w:left w:type="dxa" w:w="120"/>
-              <w:bottom w:type="dxa" w:w="80"/>
-              <w:right w:type="dxa" w:w="120"/>
-            </w:tcMar>
-          </w:tcPr>
-          <w:p>
-            <w:pPr>
-              <w:spacing w:after="40"/>
-            </w:pPr>
-            <w:r>
-              <w:rPr>
-                <w:rFonts w:ascii="Calibri" w:cs="Calibri" w:eastAsia="Calibri" w:hAnsi="Calibri"/>
-                <w:b w:val="false"/>
-                <w:bCs w:val="false"/>
-                <w:sz w:val="20"/>
-                <w:szCs w:val="20"/>
-              </w:rPr>
-              <w:t xml:space="preserve">Préstamos que vencen, por fecha, con el estado de la cuota que vence</w:t>
-            </w:r>
-          </w:p>
-        </w:tc>
-        <w:tc>
-          <w:tcPr>
-            <w:tcW w:type="dxa" w:w="3200"/>
-            <w:tcMar>
-              <w:top w:type="dxa" w:w="80"/>
-              <w:left w:type="dxa" w:w="120"/>
-              <w:bottom w:type="dxa" w:w="80"/>
-              <w:right w:type="dxa" w:w="120"/>
-            </w:tcMar>
-          </w:tcPr>
-          <w:p>
-            <w:pPr>
-              <w:spacing w:after="40"/>
-            </w:pPr>
-            <w:r>
-              <w:rPr>
-                <w:rFonts w:ascii="Calibri" w:cs="Calibri" w:eastAsia="Calibri" w:hAnsi="Calibri"/>
-                <w:b w:val="false"/>
-                <w:bCs w:val="false"/>
-                <w:sz w:val="20"/>
-                <w:szCs w:val="20"/>
-              </w:rPr>
-              <w:t xml:space="preserve">Middle Office / Comercial</w:t>
+            <w:tcW w:type="dxa" w:w="4000"/>
+            <w:tcMar>
+              <w:top w:type="dxa" w:w="80"/>
+              <w:left w:type="dxa" w:w="120"/>
+              <w:bottom w:type="dxa" w:w="80"/>
+              <w:right w:type="dxa" w:w="120"/>
+            </w:tcMar>
+          </w:tcPr>
+          <w:p>
+            <w:pPr>
+              <w:spacing w:after="40"/>
+            </w:pPr>
+            <w:r>
+              <w:rPr>
+                <w:rFonts w:ascii="Calibri" w:cs="Calibri" w:eastAsia="Calibri" w:hAnsi="Calibri"/>
+                <w:b w:val="false"/>
+                <w:bCs w:val="false"/>
+                <w:sz w:val="20"/>
+                <w:szCs w:val="20"/>
+              </w:rPr>
+              <w:t xml:space="preserve">Plazo a traer</w:t>
+            </w:r>
+          </w:p>
+        </w:tc>
+        <w:tc>
+          <w:tcPr>
+            <w:tcW w:type="dxa" w:w="10400"/>
+            <w:tcMar>
+              <w:top w:type="dxa" w:w="80"/>
+              <w:left w:type="dxa" w:w="120"/>
+              <w:bottom w:type="dxa" w:w="80"/>
+              <w:right w:type="dxa" w:w="120"/>
+            </w:tcMar>
+          </w:tcPr>
+          <w:p>
+            <w:pPr>
+              <w:spacing w:after="40"/>
+            </w:pPr>
+            <w:r>
+              <w:rPr>
+                <w:rFonts w:ascii="Calibri" w:cs="Calibri" w:eastAsia="Calibri" w:hAnsi="Calibri"/>
+                <w:b w:val="false"/>
+                <w:bCs w:val="false"/>
+                <w:sz w:val="20"/>
+                <w:szCs w:val="20"/>
+              </w:rPr>
+              <w:t xml:space="preserve">Configurable por el usuario (desde / hasta); por defecto, los vencimientos de las próximas dos semanas</w:t>
             </w:r>
           </w:p>
         </w:tc>
@@ -15052,82 +15735,55 @@
       <w:tr>
         <w:tc>
           <w:tcPr>
-            <w:tcW w:type="dxa" w:w="4200"/>
-            <w:shd w:fill="EAF2F5" w:color="auto" w:val="clear"/>
-            <w:tcMar>
-              <w:top w:type="dxa" w:w="80"/>
-              <w:left w:type="dxa" w:w="120"/>
-              <w:bottom w:type="dxa" w:w="80"/>
-              <w:right w:type="dxa" w:w="120"/>
-            </w:tcMar>
-          </w:tcPr>
-          <w:p>
-            <w:pPr>
-              <w:spacing w:after="40"/>
-            </w:pPr>
-            <w:r>
-              <w:rPr>
-                <w:rFonts w:ascii="Calibri" w:cs="Calibri" w:eastAsia="Calibri" w:hAnsi="Calibri"/>
-                <w:b/>
-                <w:bCs/>
-                <w:sz w:val="20"/>
-                <w:szCs w:val="20"/>
-              </w:rPr>
-              <w:t xml:space="preserve">Visor de vencimientos de acuerdos</w:t>
-            </w:r>
-          </w:p>
-        </w:tc>
-        <w:tc>
-          <w:tcPr>
-            <w:tcW w:type="dxa" w:w="7000"/>
-            <w:shd w:fill="EAF2F5" w:color="auto" w:val="clear"/>
-            <w:tcMar>
-              <w:top w:type="dxa" w:w="80"/>
-              <w:left w:type="dxa" w:w="120"/>
-              <w:bottom w:type="dxa" w:w="80"/>
-              <w:right w:type="dxa" w:w="120"/>
-            </w:tcMar>
-          </w:tcPr>
-          <w:p>
-            <w:pPr>
-              <w:spacing w:after="40"/>
-            </w:pPr>
-            <w:r>
-              <w:rPr>
-                <w:rFonts w:ascii="Calibri" w:cs="Calibri" w:eastAsia="Calibri" w:hAnsi="Calibri"/>
-                <w:b w:val="false"/>
-                <w:bCs w:val="false"/>
-                <w:sz w:val="20"/>
-                <w:szCs w:val="20"/>
-              </w:rPr>
-              <w:t xml:space="preserve">Acuerdos de descubierto próximos a vencer, para anticipar renovaciones</w:t>
-            </w:r>
-          </w:p>
-        </w:tc>
-        <w:tc>
-          <w:tcPr>
-            <w:tcW w:type="dxa" w:w="3200"/>
-            <w:shd w:fill="EAF2F5" w:color="auto" w:val="clear"/>
-            <w:tcMar>
-              <w:top w:type="dxa" w:w="80"/>
-              <w:left w:type="dxa" w:w="120"/>
-              <w:bottom w:type="dxa" w:w="80"/>
-              <w:right w:type="dxa" w:w="120"/>
-            </w:tcMar>
-          </w:tcPr>
-          <w:p>
-            <w:pPr>
-              <w:spacing w:after="40"/>
-            </w:pPr>
-            <w:r>
-              <w:rPr>
-                <w:rFonts w:ascii="Calibri" w:cs="Calibri" w:eastAsia="Calibri" w:hAnsi="Calibri"/>
-                <w:b w:val="false"/>
-                <w:bCs w:val="false"/>
-                <w:sz w:val="20"/>
-                <w:szCs w:val="20"/>
-              </w:rPr>
-              <w:t xml:space="preserve">Middle Office / Comercial</w:t>
+            <w:tcW w:type="dxa" w:w="4000"/>
+            <w:shd w:fill="EAF2F5" w:color="auto" w:val="clear"/>
+            <w:tcMar>
+              <w:top w:type="dxa" w:w="80"/>
+              <w:left w:type="dxa" w:w="120"/>
+              <w:bottom w:type="dxa" w:w="80"/>
+              <w:right w:type="dxa" w:w="120"/>
+            </w:tcMar>
+          </w:tcPr>
+          <w:p>
+            <w:pPr>
+              <w:spacing w:after="40"/>
+            </w:pPr>
+            <w:r>
+              <w:rPr>
+                <w:rFonts w:ascii="Calibri" w:cs="Calibri" w:eastAsia="Calibri" w:hAnsi="Calibri"/>
+                <w:b w:val="false"/>
+                <w:bCs w:val="false"/>
+                <w:sz w:val="20"/>
+                <w:szCs w:val="20"/>
+              </w:rPr>
+              <w:t xml:space="preserve">Operaciones incluidas</w:t>
+            </w:r>
+          </w:p>
+        </w:tc>
+        <w:tc>
+          <w:tcPr>
+            <w:tcW w:type="dxa" w:w="10400"/>
+            <w:shd w:fill="EAF2F5" w:color="auto" w:val="clear"/>
+            <w:tcMar>
+              <w:top w:type="dxa" w:w="80"/>
+              <w:left w:type="dxa" w:w="120"/>
+              <w:bottom w:type="dxa" w:w="80"/>
+              <w:right w:type="dxa" w:w="120"/>
+            </w:tcMar>
+          </w:tcPr>
+          <w:p>
+            <w:pPr>
+              <w:spacing w:after="40"/>
+            </w:pPr>
+            <w:r>
+              <w:rPr>
+                <w:rFonts w:ascii="Calibri" w:cs="Calibri" w:eastAsia="Calibri" w:hAnsi="Calibri"/>
+                <w:b w:val="false"/>
+                <w:bCs w:val="false"/>
+                <w:sz w:val="20"/>
+                <w:szCs w:val="20"/>
+              </w:rPr>
+              <w:t xml:space="preserve">Vencimientos de préstamos (cuotas), descubiertos, cheques y prefinanciaciones</w:t>
             </w:r>
           </w:p>
         </w:tc>
@@ -15135,23 +15791,23 @@
       <w:tr>
         <w:tc>
           <w:tcPr>
-            <w:tcW w:type="dxa" w:w="4200"/>
-            <w:tcMar>
-              <w:top w:type="dxa" w:w="80"/>
-              <w:left w:type="dxa" w:w="120"/>
-              <w:bottom w:type="dxa" w:w="80"/>
-              <w:right w:type="dxa" w:w="120"/>
-            </w:tcMar>
-          </w:tcPr>
-          <w:p>
-            <w:pPr>
-              <w:spacing w:after="40"/>
-            </w:pPr>
-            <w:r>
-              <w:rPr>
-                <w:rFonts w:ascii="Calibri" w:cs="Calibri" w:eastAsia="Calibri" w:hAnsi="Calibri"/>
-                <w:b/>
-                <w:bCs/>
+            <w:tcW w:type="dxa" w:w="4000"/>
+            <w:tcMar>
+              <w:top w:type="dxa" w:w="80"/>
+              <w:left w:type="dxa" w:w="120"/>
+              <w:bottom w:type="dxa" w:w="80"/>
+              <w:right w:type="dxa" w:w="120"/>
+            </w:tcMar>
+          </w:tcPr>
+          <w:p>
+            <w:pPr>
+              <w:spacing w:after="40"/>
+            </w:pPr>
+            <w:r>
+              <w:rPr>
+                <w:rFonts w:ascii="Calibri" w:cs="Calibri" w:eastAsia="Calibri" w:hAnsi="Calibri"/>
+                <w:b w:val="false"/>
+                <w:bCs w:val="false"/>
                 <w:sz w:val="20"/>
                 <w:szCs w:val="20"/>
               </w:rPr>
@@ -15161,7 +15817,7 @@
         </w:tc>
         <w:tc>
           <w:tcPr>
-            <w:tcW w:type="dxa" w:w="7000"/>
+            <w:tcW w:type="dxa" w:w="10400"/>
             <w:tcMar>
               <w:top w:type="dxa" w:w="80"/>
               <w:left w:type="dxa" w:w="120"/>
@@ -15182,32 +15838,6 @@
                 <w:szCs w:val="20"/>
               </w:rPr>
               <w:t xml:space="preserve">Pagada, pendiente o vencida</w:t>
-            </w:r>
-          </w:p>
-        </w:tc>
-        <w:tc>
-          <w:tcPr>
-            <w:tcW w:type="dxa" w:w="3200"/>
-            <w:tcMar>
-              <w:top w:type="dxa" w:w="80"/>
-              <w:left w:type="dxa" w:w="120"/>
-              <w:bottom w:type="dxa" w:w="80"/>
-              <w:right w:type="dxa" w:w="120"/>
-            </w:tcMar>
-          </w:tcPr>
-          <w:p>
-            <w:pPr>
-              <w:spacing w:after="40"/>
-            </w:pPr>
-            <w:r>
-              <w:rPr>
-                <w:rFonts w:ascii="Calibri" w:cs="Calibri" w:eastAsia="Calibri" w:hAnsi="Calibri"/>
-                <w:b w:val="false"/>
-                <w:bCs w:val="false"/>
-                <w:sz w:val="20"/>
-                <w:szCs w:val="20"/>
-              </w:rPr>
-              <w:t xml:space="preserve">Middle Office</w:t>
             </w:r>
           </w:p>
         </w:tc>
@@ -15215,24 +15845,24 @@
       <w:tr>
         <w:tc>
           <w:tcPr>
-            <w:tcW w:type="dxa" w:w="4200"/>
-            <w:shd w:fill="EAF2F5" w:color="auto" w:val="clear"/>
-            <w:tcMar>
-              <w:top w:type="dxa" w:w="80"/>
-              <w:left w:type="dxa" w:w="120"/>
-              <w:bottom w:type="dxa" w:w="80"/>
-              <w:right w:type="dxa" w:w="120"/>
-            </w:tcMar>
-          </w:tcPr>
-          <w:p>
-            <w:pPr>
-              <w:spacing w:after="40"/>
-            </w:pPr>
-            <w:r>
-              <w:rPr>
-                <w:rFonts w:ascii="Calibri" w:cs="Calibri" w:eastAsia="Calibri" w:hAnsi="Calibri"/>
-                <w:b/>
-                <w:bCs/>
+            <w:tcW w:type="dxa" w:w="4000"/>
+            <w:shd w:fill="EAF2F5" w:color="auto" w:val="clear"/>
+            <w:tcMar>
+              <w:top w:type="dxa" w:w="80"/>
+              <w:left w:type="dxa" w:w="120"/>
+              <w:bottom w:type="dxa" w:w="80"/>
+              <w:right w:type="dxa" w:w="120"/>
+            </w:tcMar>
+          </w:tcPr>
+          <w:p>
+            <w:pPr>
+              <w:spacing w:after="40"/>
+            </w:pPr>
+            <w:r>
+              <w:rPr>
+                <w:rFonts w:ascii="Calibri" w:cs="Calibri" w:eastAsia="Calibri" w:hAnsi="Calibri"/>
+                <w:b w:val="false"/>
+                <w:bCs w:val="false"/>
                 <w:sz w:val="20"/>
                 <w:szCs w:val="20"/>
               </w:rPr>
@@ -15242,55 +15872,28 @@
         </w:tc>
         <w:tc>
           <w:tcPr>
-            <w:tcW w:type="dxa" w:w="7000"/>
-            <w:shd w:fill="EAF2F5" w:color="auto" w:val="clear"/>
-            <w:tcMar>
-              <w:top w:type="dxa" w:w="80"/>
-              <w:left w:type="dxa" w:w="120"/>
-              <w:bottom w:type="dxa" w:w="80"/>
-              <w:right w:type="dxa" w:w="120"/>
-            </w:tcMar>
-          </w:tcPr>
-          <w:p>
-            <w:pPr>
-              <w:spacing w:after="40"/>
-            </w:pPr>
-            <w:r>
-              <w:rPr>
-                <w:rFonts w:ascii="Calibri" w:cs="Calibri" w:eastAsia="Calibri" w:hAnsi="Calibri"/>
-                <w:b w:val="false"/>
-                <w:bCs w:val="false"/>
-                <w:sz w:val="20"/>
-                <w:szCs w:val="20"/>
-              </w:rPr>
-              <w:t xml:space="preserve">Imprimir el comprobante desde el visor</w:t>
-            </w:r>
-          </w:p>
-        </w:tc>
-        <w:tc>
-          <w:tcPr>
-            <w:tcW w:type="dxa" w:w="3200"/>
-            <w:shd w:fill="EAF2F5" w:color="auto" w:val="clear"/>
-            <w:tcMar>
-              <w:top w:type="dxa" w:w="80"/>
-              <w:left w:type="dxa" w:w="120"/>
-              <w:bottom w:type="dxa" w:w="80"/>
-              <w:right w:type="dxa" w:w="120"/>
-            </w:tcMar>
-          </w:tcPr>
-          <w:p>
-            <w:pPr>
-              <w:spacing w:after="40"/>
-            </w:pPr>
-            <w:r>
-              <w:rPr>
-                <w:rFonts w:ascii="Calibri" w:cs="Calibri" w:eastAsia="Calibri" w:hAnsi="Calibri"/>
-                <w:b w:val="false"/>
-                <w:bCs w:val="false"/>
-                <w:sz w:val="20"/>
-                <w:szCs w:val="20"/>
-              </w:rPr>
-              <w:t xml:space="preserve">Middle Office</w:t>
+            <w:tcW w:type="dxa" w:w="10400"/>
+            <w:shd w:fill="EAF2F5" w:color="auto" w:val="clear"/>
+            <w:tcMar>
+              <w:top w:type="dxa" w:w="80"/>
+              <w:left w:type="dxa" w:w="120"/>
+              <w:bottom w:type="dxa" w:w="80"/>
+              <w:right w:type="dxa" w:w="120"/>
+            </w:tcMar>
+          </w:tcPr>
+          <w:p>
+            <w:pPr>
+              <w:spacing w:after="40"/>
+            </w:pPr>
+            <w:r>
+              <w:rPr>
+                <w:rFonts w:ascii="Calibri" w:cs="Calibri" w:eastAsia="Calibri" w:hAnsi="Calibri"/>
+                <w:b w:val="false"/>
+                <w:bCs w:val="false"/>
+                <w:sz w:val="20"/>
+                <w:szCs w:val="20"/>
+              </w:rPr>
+              <w:t xml:space="preserve">Imprimir el comprobante desde la pantalla</w:t>
             </w:r>
           </w:p>
         </w:tc>
@@ -15298,79 +15901,109 @@
       <w:tr>
         <w:tc>
           <w:tcPr>
-            <w:tcW w:type="dxa" w:w="4200"/>
-            <w:tcMar>
-              <w:top w:type="dxa" w:w="80"/>
-              <w:left w:type="dxa" w:w="120"/>
-              <w:bottom w:type="dxa" w:w="80"/>
-              <w:right w:type="dxa" w:w="120"/>
-            </w:tcMar>
-          </w:tcPr>
-          <w:p>
-            <w:pPr>
-              <w:spacing w:after="40"/>
-            </w:pPr>
-            <w:r>
-              <w:rPr>
-                <w:rFonts w:ascii="Calibri" w:cs="Calibri" w:eastAsia="Calibri" w:hAnsi="Calibri"/>
-                <w:b/>
-                <w:bCs/>
-                <w:sz w:val="20"/>
-                <w:szCs w:val="20"/>
-              </w:rPr>
-              <w:t xml:space="preserve">Consumo de línea (propuesto)</w:t>
-            </w:r>
-          </w:p>
-        </w:tc>
-        <w:tc>
-          <w:tcPr>
-            <w:tcW w:type="dxa" w:w="7000"/>
-            <w:tcMar>
-              <w:top w:type="dxa" w:w="80"/>
-              <w:left w:type="dxa" w:w="120"/>
-              <w:bottom w:type="dxa" w:w="80"/>
-              <w:right w:type="dxa" w:w="120"/>
-            </w:tcMar>
-          </w:tcPr>
-          <w:p>
-            <w:pPr>
-              <w:spacing w:after="40"/>
-            </w:pPr>
-            <w:r>
-              <w:rPr>
-                <w:rFonts w:ascii="Calibri" w:cs="Calibri" w:eastAsia="Calibri" w:hAnsi="Calibri"/>
-                <w:b w:val="false"/>
-                <w:bCs w:val="false"/>
-                <w:sz w:val="20"/>
-                <w:szCs w:val="20"/>
-              </w:rPr>
-              <w:t xml:space="preserve">Línea aprobada, consumida y disponible por grupo económico</w:t>
-            </w:r>
-          </w:p>
-        </w:tc>
-        <w:tc>
-          <w:tcPr>
-            <w:tcW w:type="dxa" w:w="3200"/>
-            <w:tcMar>
-              <w:top w:type="dxa" w:w="80"/>
-              <w:left w:type="dxa" w:w="120"/>
-              <w:bottom w:type="dxa" w:w="80"/>
-              <w:right w:type="dxa" w:w="120"/>
-            </w:tcMar>
-          </w:tcPr>
-          <w:p>
-            <w:pPr>
-              <w:spacing w:after="40"/>
-            </w:pPr>
-            <w:r>
-              <w:rPr>
-                <w:rFonts w:ascii="Calibri" w:cs="Calibri" w:eastAsia="Calibri" w:hAnsi="Calibri"/>
-                <w:b w:val="false"/>
-                <w:bCs w:val="false"/>
-                <w:sz w:val="20"/>
-                <w:szCs w:val="20"/>
-              </w:rPr>
-              <w:t xml:space="preserve">Riesgos / Comercial</w:t>
+            <w:tcW w:type="dxa" w:w="4000"/>
+            <w:tcMar>
+              <w:top w:type="dxa" w:w="80"/>
+              <w:left w:type="dxa" w:w="120"/>
+              <w:bottom w:type="dxa" w:w="80"/>
+              <w:right w:type="dxa" w:w="120"/>
+            </w:tcMar>
+          </w:tcPr>
+          <w:p>
+            <w:pPr>
+              <w:spacing w:after="40"/>
+            </w:pPr>
+            <w:r>
+              <w:rPr>
+                <w:rFonts w:ascii="Calibri" w:cs="Calibri" w:eastAsia="Calibri" w:hAnsi="Calibri"/>
+                <w:b w:val="false"/>
+                <w:bCs w:val="false"/>
+                <w:sz w:val="20"/>
+                <w:szCs w:val="20"/>
+              </w:rPr>
+              <w:t xml:space="preserve">Filtros y exportación</w:t>
+            </w:r>
+          </w:p>
+        </w:tc>
+        <w:tc>
+          <w:tcPr>
+            <w:tcW w:type="dxa" w:w="10400"/>
+            <w:tcMar>
+              <w:top w:type="dxa" w:w="80"/>
+              <w:left w:type="dxa" w:w="120"/>
+              <w:bottom w:type="dxa" w:w="80"/>
+              <w:right w:type="dxa" w:w="120"/>
+            </w:tcMar>
+          </w:tcPr>
+          <w:p>
+            <w:pPr>
+              <w:spacing w:after="40"/>
+            </w:pPr>
+            <w:r>
+              <w:rPr>
+                <w:rFonts w:ascii="Calibri" w:cs="Calibri" w:eastAsia="Calibri" w:hAnsi="Calibri"/>
+                <w:b w:val="false"/>
+                <w:bCs w:val="false"/>
+                <w:sz w:val="20"/>
+                <w:szCs w:val="20"/>
+              </w:rPr>
+              <w:t xml:space="preserve">Por cliente, CUIT, grupo económico, oficial y tipo de operación; exportar a Excel</w:t>
+            </w:r>
+          </w:p>
+        </w:tc>
+      </w:tr>
+      <w:tr>
+        <w:tc>
+          <w:tcPr>
+            <w:tcW w:type="dxa" w:w="4000"/>
+            <w:shd w:fill="EAF2F5" w:color="auto" w:val="clear"/>
+            <w:tcMar>
+              <w:top w:type="dxa" w:w="80"/>
+              <w:left w:type="dxa" w:w="120"/>
+              <w:bottom w:type="dxa" w:w="80"/>
+              <w:right w:type="dxa" w:w="120"/>
+            </w:tcMar>
+          </w:tcPr>
+          <w:p>
+            <w:pPr>
+              <w:spacing w:after="40"/>
+            </w:pPr>
+            <w:r>
+              <w:rPr>
+                <w:rFonts w:ascii="Calibri" w:cs="Calibri" w:eastAsia="Calibri" w:hAnsi="Calibri"/>
+                <w:b w:val="false"/>
+                <w:bCs w:val="false"/>
+                <w:sz w:val="20"/>
+                <w:szCs w:val="20"/>
+              </w:rPr>
+              <w:t xml:space="preserve">Renovación de descubiertos</w:t>
+            </w:r>
+          </w:p>
+        </w:tc>
+        <w:tc>
+          <w:tcPr>
+            <w:tcW w:type="dxa" w:w="10400"/>
+            <w:shd w:fill="EAF2F5" w:color="auto" w:val="clear"/>
+            <w:tcMar>
+              <w:top w:type="dxa" w:w="80"/>
+              <w:left w:type="dxa" w:w="120"/>
+              <w:bottom w:type="dxa" w:w="80"/>
+              <w:right w:type="dxa" w:w="120"/>
+            </w:tcMar>
+          </w:tcPr>
+          <w:p>
+            <w:pPr>
+              <w:spacing w:after="40"/>
+            </w:pPr>
+            <w:r>
+              <w:rPr>
+                <w:rFonts w:ascii="Calibri" w:cs="Calibri" w:eastAsia="Calibri" w:hAnsi="Calibri"/>
+                <w:b w:val="false"/>
+                <w:bCs w:val="false"/>
+                <w:sz w:val="20"/>
+                <w:szCs w:val="20"/>
+              </w:rPr>
+              <w:t xml:space="preserve">Desde esta pantalla se puede renovar un descubierto, respetando las definiciones de la página siguiente</w:t>
             </w:r>
           </w:p>
         </w:tc>
@@ -15392,7 +16025,1631 @@
           <w:sz w:val="30"/>
           <w:szCs w:val="30"/>
         </w:rPr>
+        <w:t xml:space="preserve">  15  </w:t>
+      </w:r>
+      <w:r>
+        <w:rPr>
+          <w:rFonts w:ascii="Calibri" w:cs="Calibri" w:eastAsia="Calibri" w:hAnsi="Calibri"/>
+          <w:b/>
+          <w:bCs/>
+          <w:color w:val="FFFFFF"/>
+          <w:sz w:val="34"/>
+          <w:szCs w:val="34"/>
+        </w:rPr>
+        <w:t xml:space="preserve">Módulo I · Renovación de descubiertos</w:t>
+      </w:r>
+    </w:p>
+    <w:p>
+      <w:pPr>
+        <w:pBdr>
+          <w:bottom w:val="single" w:color="2E7D8C" w:sz="18" w:space="1"/>
+        </w:pBdr>
+        <w:spacing w:after="220"/>
+      </w:pPr>
+      <w:r>
+        <w:rPr>
+          <w:rFonts w:ascii="Calibri" w:cs="Calibri" w:eastAsia="Calibri" w:hAnsi="Calibri"/>
+          <w:i/>
+          <w:iCs/>
+          <w:color w:val="5F6B76"/>
+          <w:sz w:val="22"/>
+          <w:szCs w:val="22"/>
+        </w:rPr>
+        <w:t xml:space="preserve">Se inicia desde la pantalla de vencimientos · dos tipos de renovación</w:t>
+      </w:r>
+    </w:p>
+    <w:tbl>
+      <w:tblPr>
+        <w:tblW w:type="dxa" w:w="14400"/>
+        <w:tblBorders>
+          <w:top w:val="single" w:color="auto" w:sz="4"/>
+          <w:left w:val="single" w:color="auto" w:sz="4"/>
+          <w:bottom w:val="single" w:color="auto" w:sz="4"/>
+          <w:right w:val="single" w:color="auto" w:sz="4"/>
+          <w:insideH w:val="single" w:color="auto" w:sz="4"/>
+          <w:insideV w:val="single" w:color="auto" w:sz="4"/>
+        </w:tblBorders>
+      </w:tblPr>
+      <w:tblGrid>
+        <w:gridCol w:w="3400"/>
+        <w:gridCol w:w="5500"/>
+        <w:gridCol w:w="5500"/>
+      </w:tblGrid>
+      <w:tr>
+        <w:trPr>
+          <w:tblHeader/>
+        </w:trPr>
+        <w:tc>
+          <w:tcPr>
+            <w:tcW w:type="dxa" w:w="3400"/>
+            <w:shd w:fill="2E7D8C" w:color="auto" w:val="clear"/>
+            <w:tcMar>
+              <w:top w:type="dxa" w:w="80"/>
+              <w:left w:type="dxa" w:w="120"/>
+              <w:bottom w:type="dxa" w:w="80"/>
+              <w:right w:type="dxa" w:w="120"/>
+            </w:tcMar>
+          </w:tcPr>
+          <w:p>
+            <w:pPr>
+              <w:spacing w:after="40"/>
+            </w:pPr>
+            <w:r>
+              <w:rPr>
+                <w:rFonts w:ascii="Calibri" w:cs="Calibri" w:eastAsia="Calibri" w:hAnsi="Calibri"/>
+                <w:b/>
+                <w:bCs/>
+                <w:color w:val="FFFFFF"/>
+                <w:sz w:val="20"/>
+                <w:szCs w:val="20"/>
+              </w:rPr>
+              <w:t xml:space="preserve"/>
+            </w:r>
+          </w:p>
+        </w:tc>
+        <w:tc>
+          <w:tcPr>
+            <w:tcW w:type="dxa" w:w="5500"/>
+            <w:shd w:fill="2E7D8C" w:color="auto" w:val="clear"/>
+            <w:tcMar>
+              <w:top w:type="dxa" w:w="80"/>
+              <w:left w:type="dxa" w:w="120"/>
+              <w:bottom w:type="dxa" w:w="80"/>
+              <w:right w:type="dxa" w:w="120"/>
+            </w:tcMar>
+          </w:tcPr>
+          <w:p>
+            <w:pPr>
+              <w:spacing w:after="40"/>
+            </w:pPr>
+            <w:r>
+              <w:rPr>
+                <w:rFonts w:ascii="Calibri" w:cs="Calibri" w:eastAsia="Calibri" w:hAnsi="Calibri"/>
+                <w:b/>
+                <w:bCs/>
+                <w:color w:val="FFFFFF"/>
+                <w:sz w:val="20"/>
+                <w:szCs w:val="20"/>
+              </w:rPr>
+              <w:t xml:space="preserve">Renovación</w:t>
+            </w:r>
+          </w:p>
+        </w:tc>
+        <w:tc>
+          <w:tcPr>
+            <w:tcW w:type="dxa" w:w="5500"/>
+            <w:shd w:fill="2E7D8C" w:color="auto" w:val="clear"/>
+            <w:tcMar>
+              <w:top w:type="dxa" w:w="80"/>
+              <w:left w:type="dxa" w:w="120"/>
+              <w:bottom w:type="dxa" w:w="80"/>
+              <w:right w:type="dxa" w:w="120"/>
+            </w:tcMar>
+          </w:tcPr>
+          <w:p>
+            <w:pPr>
+              <w:spacing w:after="40"/>
+            </w:pPr>
+            <w:r>
+              <w:rPr>
+                <w:rFonts w:ascii="Calibri" w:cs="Calibri" w:eastAsia="Calibri" w:hAnsi="Calibri"/>
+                <w:b/>
+                <w:bCs/>
+                <w:color w:val="FFFFFF"/>
+                <w:sz w:val="20"/>
+                <w:szCs w:val="20"/>
+              </w:rPr>
+              <w:t xml:space="preserve">Operación nueva</w:t>
+            </w:r>
+          </w:p>
+        </w:tc>
+      </w:tr>
+      <w:tr>
+        <w:tc>
+          <w:tcPr>
+            <w:tcW w:type="dxa" w:w="3400"/>
+            <w:tcMar>
+              <w:top w:type="dxa" w:w="80"/>
+              <w:left w:type="dxa" w:w="120"/>
+              <w:bottom w:type="dxa" w:w="80"/>
+              <w:right w:type="dxa" w:w="120"/>
+            </w:tcMar>
+          </w:tcPr>
+          <w:p>
+            <w:pPr>
+              <w:spacing w:after="40"/>
+            </w:pPr>
+            <w:r>
+              <w:rPr>
+                <w:rFonts w:ascii="Calibri" w:cs="Calibri" w:eastAsia="Calibri" w:hAnsi="Calibri"/>
+                <w:b/>
+                <w:bCs/>
+                <w:sz w:val="20"/>
+                <w:szCs w:val="20"/>
+              </w:rPr>
+              <w:t xml:space="preserve">¿Se puede cursar con otra vigente?</w:t>
+            </w:r>
+          </w:p>
+        </w:tc>
+        <w:tc>
+          <w:tcPr>
+            <w:tcW w:type="dxa" w:w="5500"/>
+            <w:tcMar>
+              <w:top w:type="dxa" w:w="80"/>
+              <w:left w:type="dxa" w:w="120"/>
+              <w:bottom w:type="dxa" w:w="80"/>
+              <w:right w:type="dxa" w:w="120"/>
+            </w:tcMar>
+          </w:tcPr>
+          <w:p>
+            <w:pPr>
+              <w:spacing w:after="40"/>
+            </w:pPr>
+            <w:r>
+              <w:rPr>
+                <w:rFonts w:ascii="Calibri" w:cs="Calibri" w:eastAsia="Calibri" w:hAnsi="Calibri"/>
+                <w:b w:val="false"/>
+                <w:bCs w:val="false"/>
+                <w:sz w:val="20"/>
+                <w:szCs w:val="20"/>
+              </w:rPr>
+              <w:t xml:space="preserve">Sí: se permite cursar la nueva operación estando la anterior vigente</w:t>
+            </w:r>
+          </w:p>
+        </w:tc>
+        <w:tc>
+          <w:tcPr>
+            <w:tcW w:type="dxa" w:w="5500"/>
+            <w:tcMar>
+              <w:top w:type="dxa" w:w="80"/>
+              <w:left w:type="dxa" w:w="120"/>
+              <w:bottom w:type="dxa" w:w="80"/>
+              <w:right w:type="dxa" w:w="120"/>
+            </w:tcMar>
+          </w:tcPr>
+          <w:p>
+            <w:pPr>
+              <w:spacing w:after="40"/>
+            </w:pPr>
+            <w:r>
+              <w:rPr>
+                <w:rFonts w:ascii="Calibri" w:cs="Calibri" w:eastAsia="Calibri" w:hAnsi="Calibri"/>
+                <w:b w:val="false"/>
+                <w:bCs w:val="false"/>
+                <w:sz w:val="20"/>
+                <w:szCs w:val="20"/>
+              </w:rPr>
+              <w:t xml:space="preserve">No: no se permite si hay otra vigente del mismo tipo de descubierto</w:t>
+            </w:r>
+          </w:p>
+        </w:tc>
+      </w:tr>
+      <w:tr>
+        <w:tc>
+          <w:tcPr>
+            <w:tcW w:type="dxa" w:w="3400"/>
+            <w:shd w:fill="EAF2F5" w:color="auto" w:val="clear"/>
+            <w:tcMar>
+              <w:top w:type="dxa" w:w="80"/>
+              <w:left w:type="dxa" w:w="120"/>
+              <w:bottom w:type="dxa" w:w="80"/>
+              <w:right w:type="dxa" w:w="120"/>
+            </w:tcMar>
+          </w:tcPr>
+          <w:p>
+            <w:pPr>
+              <w:spacing w:after="40"/>
+            </w:pPr>
+            <w:r>
+              <w:rPr>
+                <w:rFonts w:ascii="Calibri" w:cs="Calibri" w:eastAsia="Calibri" w:hAnsi="Calibri"/>
+                <w:b/>
+                <w:bCs/>
+                <w:sz w:val="20"/>
+                <w:szCs w:val="20"/>
+              </w:rPr>
+              <w:t xml:space="preserve">Qué hace el sistema</w:t>
+            </w:r>
+          </w:p>
+        </w:tc>
+        <w:tc>
+          <w:tcPr>
+            <w:tcW w:type="dxa" w:w="5500"/>
+            <w:shd w:fill="EAF2F5" w:color="auto" w:val="clear"/>
+            <w:tcMar>
+              <w:top w:type="dxa" w:w="80"/>
+              <w:left w:type="dxa" w:w="120"/>
+              <w:bottom w:type="dxa" w:w="80"/>
+              <w:right w:type="dxa" w:w="120"/>
+            </w:tcMar>
+          </w:tcPr>
+          <w:p>
+            <w:pPr>
+              <w:spacing w:after="40"/>
+            </w:pPr>
+            <w:r>
+              <w:rPr>
+                <w:rFonts w:ascii="Calibri" w:cs="Calibri" w:eastAsia="Calibri" w:hAnsi="Calibri"/>
+                <w:b w:val="false"/>
+                <w:bCs w:val="false"/>
+                <w:sz w:val="20"/>
+                <w:szCs w:val="20"/>
+              </w:rPr>
+              <w:t xml:space="preserve">Considera el vencimiento y la forma de liquidación de intereses de la anterior; da de baja la anterior y activa la nueva</w:t>
+            </w:r>
+          </w:p>
+        </w:tc>
+        <w:tc>
+          <w:tcPr>
+            <w:tcW w:type="dxa" w:w="5500"/>
+            <w:shd w:fill="EAF2F5" w:color="auto" w:val="clear"/>
+            <w:tcMar>
+              <w:top w:type="dxa" w:w="80"/>
+              <w:left w:type="dxa" w:w="120"/>
+              <w:bottom w:type="dxa" w:w="80"/>
+              <w:right w:type="dxa" w:w="120"/>
+            </w:tcMar>
+          </w:tcPr>
+          <w:p>
+            <w:pPr>
+              <w:spacing w:after="40"/>
+            </w:pPr>
+            <w:r>
+              <w:rPr>
+                <w:rFonts w:ascii="Calibri" w:cs="Calibri" w:eastAsia="Calibri" w:hAnsi="Calibri"/>
+                <w:b w:val="false"/>
+                <w:bCs w:val="false"/>
+                <w:sz w:val="20"/>
+                <w:szCs w:val="20"/>
+              </w:rPr>
+              <w:t xml:space="preserve">Alta normal con todas las validaciones del Módulo F</w:t>
+            </w:r>
+          </w:p>
+        </w:tc>
+      </w:tr>
+      <w:tr>
+        <w:tc>
+          <w:tcPr>
+            <w:tcW w:type="dxa" w:w="3400"/>
+            <w:tcMar>
+              <w:top w:type="dxa" w:w="80"/>
+              <w:left w:type="dxa" w:w="120"/>
+              <w:bottom w:type="dxa" w:w="80"/>
+              <w:right w:type="dxa" w:w="120"/>
+            </w:tcMar>
+          </w:tcPr>
+          <w:p>
+            <w:pPr>
+              <w:spacing w:after="40"/>
+            </w:pPr>
+            <w:r>
+              <w:rPr>
+                <w:rFonts w:ascii="Calibri" w:cs="Calibri" w:eastAsia="Calibri" w:hAnsi="Calibri"/>
+                <w:b/>
+                <w:bCs/>
+                <w:sz w:val="20"/>
+                <w:szCs w:val="20"/>
+              </w:rPr>
+              <w:t xml:space="preserve">¿Pasa por Riesgos?</w:t>
+            </w:r>
+          </w:p>
+        </w:tc>
+        <w:tc>
+          <w:tcPr>
+            <w:tcW w:type="dxa" w:w="5500"/>
+            <w:tcMar>
+              <w:top w:type="dxa" w:w="80"/>
+              <w:left w:type="dxa" w:w="120"/>
+              <w:bottom w:type="dxa" w:w="80"/>
+              <w:right w:type="dxa" w:w="120"/>
+            </w:tcMar>
+          </w:tcPr>
+          <w:p>
+            <w:pPr>
+              <w:spacing w:after="40"/>
+            </w:pPr>
+            <w:r>
+              <w:rPr>
+                <w:rFonts w:ascii="Calibri" w:cs="Calibri" w:eastAsia="Calibri" w:hAnsi="Calibri"/>
+                <w:b w:val="false"/>
+                <w:bCs w:val="false"/>
+                <w:sz w:val="20"/>
+                <w:szCs w:val="20"/>
+              </w:rPr>
+              <w:t xml:space="preserve">No, ya está aprobada con la línea</w:t>
+            </w:r>
+          </w:p>
+        </w:tc>
+        <w:tc>
+          <w:tcPr>
+            <w:tcW w:type="dxa" w:w="5500"/>
+            <w:tcMar>
+              <w:top w:type="dxa" w:w="80"/>
+              <w:left w:type="dxa" w:w="120"/>
+              <w:bottom w:type="dxa" w:w="80"/>
+              <w:right w:type="dxa" w:w="120"/>
+            </w:tcMar>
+          </w:tcPr>
+          <w:p>
+            <w:pPr>
+              <w:spacing w:after="40"/>
+            </w:pPr>
+            <w:r>
+              <w:rPr>
+                <w:rFonts w:ascii="Calibri" w:cs="Calibri" w:eastAsia="Calibri" w:hAnsi="Calibri"/>
+                <w:b w:val="false"/>
+                <w:bCs w:val="false"/>
+                <w:sz w:val="20"/>
+                <w:szCs w:val="20"/>
+              </w:rPr>
+              <w:t xml:space="preserve">Solo si falla alguna validación</w:t>
+            </w:r>
+          </w:p>
+        </w:tc>
+      </w:tr>
+    </w:tbl>
+    <w:p>
+      <w:pPr>
+        <w:spacing w:after="80" w:before="180"/>
+      </w:pPr>
+      <w:r>
+        <w:rPr>
+          <w:rFonts w:ascii="Calibri" w:cs="Calibri" w:eastAsia="Calibri" w:hAnsi="Calibri"/>
+          <w:b/>
+          <w:bCs/>
+          <w:color w:val="1F3A5F"/>
+          <w:sz w:val="24"/>
+          <w:szCs w:val="24"/>
+        </w:rPr>
+        <w:t xml:space="preserve">Tipo de renovación: el usuario elige cuál está realizando</w:t>
+      </w:r>
+    </w:p>
+    <w:tbl>
+      <w:tblPr>
+        <w:tblW w:type="dxa" w:w="14400"/>
+        <w:tblBorders>
+          <w:top w:val="single" w:color="auto" w:sz="4"/>
+          <w:left w:val="single" w:color="auto" w:sz="4"/>
+          <w:bottom w:val="single" w:color="auto" w:sz="4"/>
+          <w:right w:val="single" w:color="auto" w:sz="4"/>
+          <w:insideH w:val="single" w:color="auto" w:sz="4"/>
+          <w:insideV w:val="single" w:color="auto" w:sz="4"/>
+        </w:tblBorders>
+      </w:tblPr>
+      <w:tblGrid>
+        <w:gridCol w:w="2600"/>
+        <w:gridCol w:w="5000"/>
+        <w:gridCol w:w="6800"/>
+      </w:tblGrid>
+      <w:tr>
+        <w:trPr>
+          <w:tblHeader/>
+        </w:trPr>
+        <w:tc>
+          <w:tcPr>
+            <w:tcW w:type="dxa" w:w="2600"/>
+            <w:shd w:fill="2E7D8C" w:color="auto" w:val="clear"/>
+            <w:tcMar>
+              <w:top w:type="dxa" w:w="80"/>
+              <w:left w:type="dxa" w:w="120"/>
+              <w:bottom w:type="dxa" w:w="80"/>
+              <w:right w:type="dxa" w:w="120"/>
+            </w:tcMar>
+          </w:tcPr>
+          <w:p>
+            <w:pPr>
+              <w:spacing w:after="40"/>
+            </w:pPr>
+            <w:r>
+              <w:rPr>
+                <w:rFonts w:ascii="Calibri" w:cs="Calibri" w:eastAsia="Calibri" w:hAnsi="Calibri"/>
+                <w:b/>
+                <w:bCs/>
+                <w:color w:val="FFFFFF"/>
+                <w:sz w:val="20"/>
+                <w:szCs w:val="20"/>
+              </w:rPr>
+              <w:t xml:space="preserve"/>
+            </w:r>
+          </w:p>
+        </w:tc>
+        <w:tc>
+          <w:tcPr>
+            <w:tcW w:type="dxa" w:w="5000"/>
+            <w:shd w:fill="2E7D8C" w:color="auto" w:val="clear"/>
+            <w:tcMar>
+              <w:top w:type="dxa" w:w="80"/>
+              <w:left w:type="dxa" w:w="120"/>
+              <w:bottom w:type="dxa" w:w="80"/>
+              <w:right w:type="dxa" w:w="120"/>
+            </w:tcMar>
+          </w:tcPr>
+          <w:p>
+            <w:pPr>
+              <w:spacing w:after="40"/>
+            </w:pPr>
+            <w:r>
+              <w:rPr>
+                <w:rFonts w:ascii="Calibri" w:cs="Calibri" w:eastAsia="Calibri" w:hAnsi="Calibri"/>
+                <w:b/>
+                <w:bCs/>
+                <w:color w:val="FFFFFF"/>
+                <w:sz w:val="20"/>
+                <w:szCs w:val="20"/>
+              </w:rPr>
+              <w:t xml:space="preserve">Renovación total</w:t>
+            </w:r>
+          </w:p>
+        </w:tc>
+        <w:tc>
+          <w:tcPr>
+            <w:tcW w:type="dxa" w:w="6800"/>
+            <w:shd w:fill="2E7D8C" w:color="auto" w:val="clear"/>
+            <w:tcMar>
+              <w:top w:type="dxa" w:w="80"/>
+              <w:left w:type="dxa" w:w="120"/>
+              <w:bottom w:type="dxa" w:w="80"/>
+              <w:right w:type="dxa" w:w="120"/>
+            </w:tcMar>
+          </w:tcPr>
+          <w:p>
+            <w:pPr>
+              <w:spacing w:after="40"/>
+            </w:pPr>
+            <w:r>
+              <w:rPr>
+                <w:rFonts w:ascii="Calibri" w:cs="Calibri" w:eastAsia="Calibri" w:hAnsi="Calibri"/>
+                <w:b/>
+                <w:bCs/>
+                <w:color w:val="FFFFFF"/>
+                <w:sz w:val="20"/>
+                <w:szCs w:val="20"/>
+              </w:rPr>
+              <w:t xml:space="preserve">Renovación con cambio de importe</w:t>
+            </w:r>
+          </w:p>
+        </w:tc>
+      </w:tr>
+      <w:tr>
+        <w:tc>
+          <w:tcPr>
+            <w:tcW w:type="dxa" w:w="2600"/>
+            <w:tcMar>
+              <w:top w:type="dxa" w:w="80"/>
+              <w:left w:type="dxa" w:w="120"/>
+              <w:bottom w:type="dxa" w:w="80"/>
+              <w:right w:type="dxa" w:w="120"/>
+            </w:tcMar>
+          </w:tcPr>
+          <w:p>
+            <w:pPr>
+              <w:spacing w:after="40"/>
+            </w:pPr>
+            <w:r>
+              <w:rPr>
+                <w:rFonts w:ascii="Calibri" w:cs="Calibri" w:eastAsia="Calibri" w:hAnsi="Calibri"/>
+                <w:b/>
+                <w:bCs/>
+                <w:sz w:val="20"/>
+                <w:szCs w:val="20"/>
+              </w:rPr>
+              <w:t xml:space="preserve">Qué es</w:t>
+            </w:r>
+          </w:p>
+        </w:tc>
+        <w:tc>
+          <w:tcPr>
+            <w:tcW w:type="dxa" w:w="5000"/>
+            <w:tcMar>
+              <w:top w:type="dxa" w:w="80"/>
+              <w:left w:type="dxa" w:w="120"/>
+              <w:bottom w:type="dxa" w:w="80"/>
+              <w:right w:type="dxa" w:w="120"/>
+            </w:tcMar>
+          </w:tcPr>
+          <w:p>
+            <w:pPr>
+              <w:spacing w:after="40"/>
+            </w:pPr>
+            <w:r>
+              <w:rPr>
+                <w:rFonts w:ascii="Calibri" w:cs="Calibri" w:eastAsia="Calibri" w:hAnsi="Calibri"/>
+                <w:b w:val="false"/>
+                <w:bCs w:val="false"/>
+                <w:sz w:val="20"/>
+                <w:szCs w:val="20"/>
+              </w:rPr>
+              <w:t xml:space="preserve">Se renueva la operación por el mismo importe</w:t>
+            </w:r>
+          </w:p>
+        </w:tc>
+        <w:tc>
+          <w:tcPr>
+            <w:tcW w:type="dxa" w:w="6800"/>
+            <w:tcMar>
+              <w:top w:type="dxa" w:w="80"/>
+              <w:left w:type="dxa" w:w="120"/>
+              <w:bottom w:type="dxa" w:w="80"/>
+              <w:right w:type="dxa" w:w="120"/>
+            </w:tcMar>
+          </w:tcPr>
+          <w:p>
+            <w:pPr>
+              <w:spacing w:after="40"/>
+            </w:pPr>
+            <w:r>
+              <w:rPr>
+                <w:rFonts w:ascii="Calibri" w:cs="Calibri" w:eastAsia="Calibri" w:hAnsi="Calibri"/>
+                <w:b w:val="false"/>
+                <w:bCs w:val="false"/>
+                <w:sz w:val="20"/>
+                <w:szCs w:val="20"/>
+              </w:rPr>
+              <w:t xml:space="preserve">Se renueva la operación por un importe distinto al de la anterior</w:t>
+            </w:r>
+          </w:p>
+        </w:tc>
+      </w:tr>
+      <w:tr>
+        <w:tc>
+          <w:tcPr>
+            <w:tcW w:type="dxa" w:w="2600"/>
+            <w:shd w:fill="EAF2F5" w:color="auto" w:val="clear"/>
+            <w:tcMar>
+              <w:top w:type="dxa" w:w="80"/>
+              <w:left w:type="dxa" w:w="120"/>
+              <w:bottom w:type="dxa" w:w="80"/>
+              <w:right w:type="dxa" w:w="120"/>
+            </w:tcMar>
+          </w:tcPr>
+          <w:p>
+            <w:pPr>
+              <w:spacing w:after="40"/>
+            </w:pPr>
+            <w:r>
+              <w:rPr>
+                <w:rFonts w:ascii="Calibri" w:cs="Calibri" w:eastAsia="Calibri" w:hAnsi="Calibri"/>
+                <w:b/>
+                <w:bCs/>
+                <w:sz w:val="20"/>
+                <w:szCs w:val="20"/>
+              </w:rPr>
+              <w:t xml:space="preserve">Importe menor</w:t>
+            </w:r>
+          </w:p>
+        </w:tc>
+        <w:tc>
+          <w:tcPr>
+            <w:tcW w:type="dxa" w:w="5000"/>
+            <w:shd w:fill="EAF2F5" w:color="auto" w:val="clear"/>
+            <w:tcMar>
+              <w:top w:type="dxa" w:w="80"/>
+              <w:left w:type="dxa" w:w="120"/>
+              <w:bottom w:type="dxa" w:w="80"/>
+              <w:right w:type="dxa" w:w="120"/>
+            </w:tcMar>
+          </w:tcPr>
+          <w:p>
+            <w:pPr>
+              <w:spacing w:after="40"/>
+            </w:pPr>
+            <w:r>
+              <w:rPr>
+                <w:rFonts w:ascii="Calibri" w:cs="Calibri" w:eastAsia="Calibri" w:hAnsi="Calibri"/>
+                <w:b w:val="false"/>
+                <w:bCs w:val="false"/>
+                <w:sz w:val="20"/>
+                <w:szCs w:val="20"/>
+              </w:rPr>
+              <w:t xml:space="preserve">—</w:t>
+            </w:r>
+          </w:p>
+        </w:tc>
+        <w:tc>
+          <w:tcPr>
+            <w:tcW w:type="dxa" w:w="6800"/>
+            <w:shd w:fill="EAF2F5" w:color="auto" w:val="clear"/>
+            <w:tcMar>
+              <w:top w:type="dxa" w:w="80"/>
+              <w:left w:type="dxa" w:w="120"/>
+              <w:bottom w:type="dxa" w:w="80"/>
+              <w:right w:type="dxa" w:w="120"/>
+            </w:tcMar>
+          </w:tcPr>
+          <w:p>
+            <w:pPr>
+              <w:spacing w:after="40"/>
+            </w:pPr>
+            <w:r>
+              <w:rPr>
+                <w:rFonts w:ascii="Calibri" w:cs="Calibri" w:eastAsia="Calibri" w:hAnsi="Calibri"/>
+                <w:b w:val="false"/>
+                <w:bCs w:val="false"/>
+                <w:sz w:val="20"/>
+                <w:szCs w:val="20"/>
+              </w:rPr>
+              <w:t xml:space="preserve">Se renueva por el nuevo importe; no requiere control adicional de línea</w:t>
+            </w:r>
+          </w:p>
+        </w:tc>
+      </w:tr>
+      <w:tr>
+        <w:tc>
+          <w:tcPr>
+            <w:tcW w:type="dxa" w:w="2600"/>
+            <w:tcMar>
+              <w:top w:type="dxa" w:w="80"/>
+              <w:left w:type="dxa" w:w="120"/>
+              <w:bottom w:type="dxa" w:w="80"/>
+              <w:right w:type="dxa" w:w="120"/>
+            </w:tcMar>
+          </w:tcPr>
+          <w:p>
+            <w:pPr>
+              <w:spacing w:after="40"/>
+            </w:pPr>
+            <w:r>
+              <w:rPr>
+                <w:rFonts w:ascii="Calibri" w:cs="Calibri" w:eastAsia="Calibri" w:hAnsi="Calibri"/>
+                <w:b/>
+                <w:bCs/>
+                <w:sz w:val="20"/>
+                <w:szCs w:val="20"/>
+              </w:rPr>
+              <w:t xml:space="preserve">Importe superior</w:t>
+            </w:r>
+          </w:p>
+        </w:tc>
+        <w:tc>
+          <w:tcPr>
+            <w:tcW w:type="dxa" w:w="5000"/>
+            <w:tcMar>
+              <w:top w:type="dxa" w:w="80"/>
+              <w:left w:type="dxa" w:w="120"/>
+              <w:bottom w:type="dxa" w:w="80"/>
+              <w:right w:type="dxa" w:w="120"/>
+            </w:tcMar>
+          </w:tcPr>
+          <w:p>
+            <w:pPr>
+              <w:spacing w:after="40"/>
+            </w:pPr>
+            <w:r>
+              <w:rPr>
+                <w:rFonts w:ascii="Calibri" w:cs="Calibri" w:eastAsia="Calibri" w:hAnsi="Calibri"/>
+                <w:b w:val="false"/>
+                <w:bCs w:val="false"/>
+                <w:sz w:val="20"/>
+                <w:szCs w:val="20"/>
+              </w:rPr>
+              <w:t xml:space="preserve">—</w:t>
+            </w:r>
+          </w:p>
+        </w:tc>
+        <w:tc>
+          <w:tcPr>
+            <w:tcW w:type="dxa" w:w="6800"/>
+            <w:tcMar>
+              <w:top w:type="dxa" w:w="80"/>
+              <w:left w:type="dxa" w:w="120"/>
+              <w:bottom w:type="dxa" w:w="80"/>
+              <w:right w:type="dxa" w:w="120"/>
+            </w:tcMar>
+          </w:tcPr>
+          <w:p>
+            <w:pPr>
+              <w:spacing w:after="40"/>
+            </w:pPr>
+            <w:r>
+              <w:rPr>
+                <w:rFonts w:ascii="Calibri" w:cs="Calibri" w:eastAsia="Calibri" w:hAnsi="Calibri"/>
+                <w:b w:val="false"/>
+                <w:bCs w:val="false"/>
+                <w:sz w:val="20"/>
+                <w:szCs w:val="20"/>
+              </w:rPr>
+              <w:t xml:space="preserve">El sistema controla que haya línea disponible para la diferencia en dos momentos: al cargar la renovación y al momento de la adjudicación</w:t>
+            </w:r>
+          </w:p>
+        </w:tc>
+      </w:tr>
+      <w:tr>
+        <w:tc>
+          <w:tcPr>
+            <w:tcW w:type="dxa" w:w="2600"/>
+            <w:shd w:fill="EAF2F5" w:color="auto" w:val="clear"/>
+            <w:tcMar>
+              <w:top w:type="dxa" w:w="80"/>
+              <w:left w:type="dxa" w:w="120"/>
+              <w:bottom w:type="dxa" w:w="80"/>
+              <w:right w:type="dxa" w:w="120"/>
+            </w:tcMar>
+          </w:tcPr>
+          <w:p>
+            <w:pPr>
+              <w:spacing w:after="40"/>
+            </w:pPr>
+            <w:r>
+              <w:rPr>
+                <w:rFonts w:ascii="Calibri" w:cs="Calibri" w:eastAsia="Calibri" w:hAnsi="Calibri"/>
+                <w:b/>
+                <w:bCs/>
+                <w:sz w:val="20"/>
+                <w:szCs w:val="20"/>
+              </w:rPr>
+              <w:t xml:space="preserve">Costo de fondeo</w:t>
+            </w:r>
+          </w:p>
+        </w:tc>
+        <w:tc>
+          <w:tcPr>
+            <w:tcW w:type="dxa" w:w="5000"/>
+            <w:shd w:fill="EAF2F5" w:color="auto" w:val="clear"/>
+            <w:tcMar>
+              <w:top w:type="dxa" w:w="80"/>
+              <w:left w:type="dxa" w:w="120"/>
+              <w:bottom w:type="dxa" w:w="80"/>
+              <w:right w:type="dxa" w:w="120"/>
+            </w:tcMar>
+          </w:tcPr>
+          <w:p>
+            <w:pPr>
+              <w:spacing w:after="40"/>
+            </w:pPr>
+            <w:r>
+              <w:rPr>
+                <w:rFonts w:ascii="Calibri" w:cs="Calibri" w:eastAsia="Calibri" w:hAnsi="Calibri"/>
+                <w:b w:val="false"/>
+                <w:bCs w:val="false"/>
+                <w:sz w:val="20"/>
+                <w:szCs w:val="20"/>
+              </w:rPr>
+              <w:t xml:space="preserve">Se asocia el costo de fondeo según el plazo máximo de la operación renovada (Módulo E)</w:t>
+            </w:r>
+          </w:p>
+        </w:tc>
+        <w:tc>
+          <w:tcPr>
+            <w:tcW w:type="dxa" w:w="6800"/>
+            <w:shd w:fill="EAF2F5" w:color="auto" w:val="clear"/>
+            <w:tcMar>
+              <w:top w:type="dxa" w:w="80"/>
+              <w:left w:type="dxa" w:w="120"/>
+              <w:bottom w:type="dxa" w:w="80"/>
+              <w:right w:type="dxa" w:w="120"/>
+            </w:tcMar>
+          </w:tcPr>
+          <w:p>
+            <w:pPr>
+              <w:spacing w:after="40"/>
+            </w:pPr>
+            <w:r>
+              <w:rPr>
+                <w:rFonts w:ascii="Calibri" w:cs="Calibri" w:eastAsia="Calibri" w:hAnsi="Calibri"/>
+                <w:b w:val="false"/>
+                <w:bCs w:val="false"/>
+                <w:sz w:val="20"/>
+                <w:szCs w:val="20"/>
+              </w:rPr>
+              <w:t xml:space="preserve">Ídem</w:t>
+            </w:r>
+          </w:p>
+        </w:tc>
+      </w:tr>
+      <w:tr>
+        <w:tc>
+          <w:tcPr>
+            <w:tcW w:type="dxa" w:w="2600"/>
+            <w:tcMar>
+              <w:top w:type="dxa" w:w="80"/>
+              <w:left w:type="dxa" w:w="120"/>
+              <w:bottom w:type="dxa" w:w="80"/>
+              <w:right w:type="dxa" w:w="120"/>
+            </w:tcMar>
+          </w:tcPr>
+          <w:p>
+            <w:pPr>
+              <w:spacing w:after="40"/>
+            </w:pPr>
+            <w:r>
+              <w:rPr>
+                <w:rFonts w:ascii="Calibri" w:cs="Calibri" w:eastAsia="Calibri" w:hAnsi="Calibri"/>
+                <w:b/>
+                <w:bCs/>
+                <w:sz w:val="20"/>
+                <w:szCs w:val="20"/>
+              </w:rPr>
+              <w:t xml:space="preserve">Controles</w:t>
+            </w:r>
+          </w:p>
+        </w:tc>
+        <w:tc>
+          <w:tcPr>
+            <w:tcW w:type="dxa" w:w="5000"/>
+            <w:tcMar>
+              <w:top w:type="dxa" w:w="80"/>
+              <w:left w:type="dxa" w:w="120"/>
+              <w:bottom w:type="dxa" w:w="80"/>
+              <w:right w:type="dxa" w:w="120"/>
+            </w:tcMar>
+          </w:tcPr>
+          <w:p>
+            <w:pPr>
+              <w:spacing w:after="40"/>
+            </w:pPr>
+            <w:r>
+              <w:rPr>
+                <w:rFonts w:ascii="Calibri" w:cs="Calibri" w:eastAsia="Calibri" w:hAnsi="Calibri"/>
+                <w:b w:val="false"/>
+                <w:bCs w:val="false"/>
+                <w:sz w:val="20"/>
+                <w:szCs w:val="20"/>
+              </w:rPr>
+              <w:t xml:space="preserve">Línea vigente y tasa mínima</w:t>
+            </w:r>
+          </w:p>
+        </w:tc>
+        <w:tc>
+          <w:tcPr>
+            <w:tcW w:type="dxa" w:w="6800"/>
+            <w:tcMar>
+              <w:top w:type="dxa" w:w="80"/>
+              <w:left w:type="dxa" w:w="120"/>
+              <w:bottom w:type="dxa" w:w="80"/>
+              <w:right w:type="dxa" w:w="120"/>
+            </w:tcMar>
+          </w:tcPr>
+          <w:p>
+            <w:pPr>
+              <w:spacing w:after="40"/>
+            </w:pPr>
+            <w:r>
+              <w:rPr>
+                <w:rFonts w:ascii="Calibri" w:cs="Calibri" w:eastAsia="Calibri" w:hAnsi="Calibri"/>
+                <w:b w:val="false"/>
+                <w:bCs w:val="false"/>
+                <w:sz w:val="20"/>
+                <w:szCs w:val="20"/>
+              </w:rPr>
+              <w:t xml:space="preserve">Línea vigente, tasa mínima y, si el importe es superior, línea disponible en la carga y en la adjudicación</w:t>
+            </w:r>
+          </w:p>
+        </w:tc>
+      </w:tr>
+    </w:tbl>
+    <w:p>
+      <w:pPr>
+        <w:pBdr>
+          <w:left w:val="single" w:color="2E7D8C" w:sz="24" w:space="8"/>
+        </w:pBdr>
+        <w:shd w:fill="EAF2F5" w:color="auto" w:val="clear"/>
+        <w:spacing w:after="120" w:before="160"/>
+        <w:ind w:left="120"/>
+      </w:pPr>
+      <w:r>
+        <w:rPr>
+          <w:rFonts w:ascii="Calibri" w:cs="Calibri" w:eastAsia="Calibri" w:hAnsi="Calibri"/>
+          <w:b/>
+          <w:bCs/>
+          <w:sz w:val="20"/>
+          <w:szCs w:val="20"/>
+        </w:rPr>
+        <w:t xml:space="preserve">Por qué dos controles: </w:t>
+      </w:r>
+      <w:r>
+        <w:rPr>
+          <w:rFonts w:ascii="Calibri" w:cs="Calibri" w:eastAsia="Calibri" w:hAnsi="Calibri"/>
+          <w:sz w:val="20"/>
+          <w:szCs w:val="20"/>
+        </w:rPr>
+        <w:t xml:space="preserve">entre la carga y la adjudicación pueden cursarse otras operaciones del mismo grupo económico que consuman la línea. Volver a controlar al adjudicar evita que la renovación termine excediendo la línea.</w:t>
+      </w:r>
+    </w:p>
+    <w:p>
+      <w:pPr>
+        <w:spacing w:after="100" w:before="80"/>
+      </w:pPr>
+      <w:r>
+        <w:rPr>
+          <w:rFonts w:ascii="Calibri" w:cs="Calibri" w:eastAsia="Calibri" w:hAnsi="Calibri"/>
+          <w:b/>
+          <w:bCs/>
+          <w:sz w:val="20"/>
+          <w:szCs w:val="20"/>
+        </w:rPr>
+        <w:t xml:space="preserve">Ejemplo (montos ficticios). </w:t>
+      </w:r>
+      <w:r>
+        <w:rPr>
+          <w:rFonts w:ascii="Calibri" w:cs="Calibri" w:eastAsia="Calibri" w:hAnsi="Calibri"/>
+          <w:sz w:val="20"/>
+          <w:szCs w:val="20"/>
+        </w:rPr>
+        <w:t xml:space="preserve">Un cliente tiene un acuerdo de $100 millones que vence el viernes y una línea con $30 millones disponibles. El miércoles, en la pantalla de vencimientos, Middle Office elige ese acuerdo y carga una renovación con cambio de importe por $120 millones: el sistema verifica que la diferencia de $20 millones entre en el disponible. El viernes, al adjudicar, vuelve a verificarlo; si mientras tanto otra operación consumió la línea y ya no alcanza, la renovación no se adjudica por ese importe.</w:t>
+      </w:r>
+    </w:p>
+    <w:p>
+      <w:pPr>
+        <w:pStyle w:val="Heading1"/>
+        <w:pageBreakBefore/>
+        <w:shd w:fill="1F3A5F" w:color="auto" w:val="clear"/>
+        <w:spacing w:after="0"/>
+      </w:pPr>
+      <w:r>
+        <w:rPr>
+          <w:rFonts w:ascii="Calibri" w:cs="Calibri" w:eastAsia="Calibri" w:hAnsi="Calibri"/>
+          <w:b/>
+          <w:bCs/>
+          <w:color w:val="9FD3DE"/>
+          <w:sz w:val="30"/>
+          <w:szCs w:val="30"/>
+        </w:rPr>
         <w:t xml:space="preserve">  16  </w:t>
+      </w:r>
+      <w:r>
+        <w:rPr>
+          <w:rFonts w:ascii="Calibri" w:cs="Calibri" w:eastAsia="Calibri" w:hAnsi="Calibri"/>
+          <w:b/>
+          <w:bCs/>
+          <w:color w:val="FFFFFF"/>
+          <w:sz w:val="34"/>
+          <w:szCs w:val="34"/>
+        </w:rPr>
+        <w:t xml:space="preserve">Módulo J · Seguimiento y reportes</w:t>
+      </w:r>
+    </w:p>
+    <w:p>
+      <w:pPr>
+        <w:pBdr>
+          <w:bottom w:val="single" w:color="2E7D8C" w:sz="18" w:space="1"/>
+        </w:pBdr>
+        <w:spacing w:after="220"/>
+      </w:pPr>
+      <w:r>
+        <w:rPr>
+          <w:rFonts w:ascii="Calibri" w:cs="Calibri" w:eastAsia="Calibri" w:hAnsi="Calibri"/>
+          <w:i/>
+          <w:iCs/>
+          <w:color w:val="5F6B76"/>
+          <w:sz w:val="22"/>
+          <w:szCs w:val="22"/>
+        </w:rPr>
+        <w:t xml:space="preserve">Visibilidad del circuito</w:t>
+      </w:r>
+    </w:p>
+    <w:tbl>
+      <w:tblPr>
+        <w:tblW w:type="dxa" w:w="14400"/>
+        <w:tblBorders>
+          <w:top w:val="single" w:color="auto" w:sz="4"/>
+          <w:left w:val="single" w:color="auto" w:sz="4"/>
+          <w:bottom w:val="single" w:color="auto" w:sz="4"/>
+          <w:right w:val="single" w:color="auto" w:sz="4"/>
+          <w:insideH w:val="single" w:color="auto" w:sz="4"/>
+          <w:insideV w:val="single" w:color="auto" w:sz="4"/>
+        </w:tblBorders>
+      </w:tblPr>
+      <w:tblGrid>
+        <w:gridCol w:w="4000"/>
+        <w:gridCol w:w="7200"/>
+        <w:gridCol w:w="3200"/>
+      </w:tblGrid>
+      <w:tr>
+        <w:trPr>
+          <w:tblHeader/>
+        </w:trPr>
+        <w:tc>
+          <w:tcPr>
+            <w:tcW w:type="dxa" w:w="4000"/>
+            <w:shd w:fill="2E7D8C" w:color="auto" w:val="clear"/>
+            <w:tcMar>
+              <w:top w:type="dxa" w:w="80"/>
+              <w:left w:type="dxa" w:w="120"/>
+              <w:bottom w:type="dxa" w:w="80"/>
+              <w:right w:type="dxa" w:w="120"/>
+            </w:tcMar>
+          </w:tcPr>
+          <w:p>
+            <w:pPr>
+              <w:spacing w:after="40"/>
+            </w:pPr>
+            <w:r>
+              <w:rPr>
+                <w:rFonts w:ascii="Calibri" w:cs="Calibri" w:eastAsia="Calibri" w:hAnsi="Calibri"/>
+                <w:b/>
+                <w:bCs/>
+                <w:color w:val="FFFFFF"/>
+                <w:sz w:val="20"/>
+                <w:szCs w:val="20"/>
+              </w:rPr>
+              <w:t xml:space="preserve">Funcionalidad</w:t>
+            </w:r>
+          </w:p>
+        </w:tc>
+        <w:tc>
+          <w:tcPr>
+            <w:tcW w:type="dxa" w:w="7200"/>
+            <w:shd w:fill="2E7D8C" w:color="auto" w:val="clear"/>
+            <w:tcMar>
+              <w:top w:type="dxa" w:w="80"/>
+              <w:left w:type="dxa" w:w="120"/>
+              <w:bottom w:type="dxa" w:w="80"/>
+              <w:right w:type="dxa" w:w="120"/>
+            </w:tcMar>
+          </w:tcPr>
+          <w:p>
+            <w:pPr>
+              <w:spacing w:after="40"/>
+            </w:pPr>
+            <w:r>
+              <w:rPr>
+                <w:rFonts w:ascii="Calibri" w:cs="Calibri" w:eastAsia="Calibri" w:hAnsi="Calibri"/>
+                <w:b/>
+                <w:bCs/>
+                <w:color w:val="FFFFFF"/>
+                <w:sz w:val="20"/>
+                <w:szCs w:val="20"/>
+              </w:rPr>
+              <w:t xml:space="preserve">Detalle</w:t>
+            </w:r>
+          </w:p>
+        </w:tc>
+        <w:tc>
+          <w:tcPr>
+            <w:tcW w:type="dxa" w:w="3200"/>
+            <w:shd w:fill="2E7D8C" w:color="auto" w:val="clear"/>
+            <w:tcMar>
+              <w:top w:type="dxa" w:w="80"/>
+              <w:left w:type="dxa" w:w="120"/>
+              <w:bottom w:type="dxa" w:w="80"/>
+              <w:right w:type="dxa" w:w="120"/>
+            </w:tcMar>
+          </w:tcPr>
+          <w:p>
+            <w:pPr>
+              <w:spacing w:after="40"/>
+            </w:pPr>
+            <w:r>
+              <w:rPr>
+                <w:rFonts w:ascii="Calibri" w:cs="Calibri" w:eastAsia="Calibri" w:hAnsi="Calibri"/>
+                <w:b/>
+                <w:bCs/>
+                <w:color w:val="FFFFFF"/>
+                <w:sz w:val="20"/>
+                <w:szCs w:val="20"/>
+              </w:rPr>
+              <w:t xml:space="preserve">Usuario</w:t>
+            </w:r>
+          </w:p>
+        </w:tc>
+      </w:tr>
+      <w:tr>
+        <w:tc>
+          <w:tcPr>
+            <w:tcW w:type="dxa" w:w="4000"/>
+            <w:tcMar>
+              <w:top w:type="dxa" w:w="80"/>
+              <w:left w:type="dxa" w:w="120"/>
+              <w:bottom w:type="dxa" w:w="80"/>
+              <w:right w:type="dxa" w:w="120"/>
+            </w:tcMar>
+          </w:tcPr>
+          <w:p>
+            <w:pPr>
+              <w:spacing w:after="40"/>
+            </w:pPr>
+            <w:r>
+              <w:rPr>
+                <w:rFonts w:ascii="Calibri" w:cs="Calibri" w:eastAsia="Calibri" w:hAnsi="Calibri"/>
+                <w:b/>
+                <w:bCs/>
+                <w:sz w:val="20"/>
+                <w:szCs w:val="20"/>
+              </w:rPr>
+              <w:t xml:space="preserve">Acuerdos ruteados por día</w:t>
+            </w:r>
+          </w:p>
+        </w:tc>
+        <w:tc>
+          <w:tcPr>
+            <w:tcW w:type="dxa" w:w="7200"/>
+            <w:tcMar>
+              <w:top w:type="dxa" w:w="80"/>
+              <w:left w:type="dxa" w:w="120"/>
+              <w:bottom w:type="dxa" w:w="80"/>
+              <w:right w:type="dxa" w:w="120"/>
+            </w:tcMar>
+          </w:tcPr>
+          <w:p>
+            <w:pPr>
+              <w:spacing w:after="40"/>
+            </w:pPr>
+            <w:r>
+              <w:rPr>
+                <w:rFonts w:ascii="Calibri" w:cs="Calibri" w:eastAsia="Calibri" w:hAnsi="Calibri"/>
+                <w:b w:val="false"/>
+                <w:bCs w:val="false"/>
+                <w:sz w:val="20"/>
+                <w:szCs w:val="20"/>
+              </w:rPr>
+              <w:t xml:space="preserve">Lista de los acuerdos cargados en el día con su estado: cargado, en Riesgos, pendiente de garantía, aprobado, dado de alta, rechazado</w:t>
+            </w:r>
+          </w:p>
+        </w:tc>
+        <w:tc>
+          <w:tcPr>
+            <w:tcW w:type="dxa" w:w="3200"/>
+            <w:tcMar>
+              <w:top w:type="dxa" w:w="80"/>
+              <w:left w:type="dxa" w:w="120"/>
+              <w:bottom w:type="dxa" w:w="80"/>
+              <w:right w:type="dxa" w:w="120"/>
+            </w:tcMar>
+          </w:tcPr>
+          <w:p>
+            <w:pPr>
+              <w:spacing w:after="40"/>
+            </w:pPr>
+            <w:r>
+              <w:rPr>
+                <w:rFonts w:ascii="Calibri" w:cs="Calibri" w:eastAsia="Calibri" w:hAnsi="Calibri"/>
+                <w:b w:val="false"/>
+                <w:bCs w:val="false"/>
+                <w:sz w:val="20"/>
+                <w:szCs w:val="20"/>
+              </w:rPr>
+              <w:t xml:space="preserve">Middle Office / Riesgos</w:t>
+            </w:r>
+          </w:p>
+        </w:tc>
+      </w:tr>
+      <w:tr>
+        <w:tc>
+          <w:tcPr>
+            <w:tcW w:type="dxa" w:w="4000"/>
+            <w:shd w:fill="EAF2F5" w:color="auto" w:val="clear"/>
+            <w:tcMar>
+              <w:top w:type="dxa" w:w="80"/>
+              <w:left w:type="dxa" w:w="120"/>
+              <w:bottom w:type="dxa" w:w="80"/>
+              <w:right w:type="dxa" w:w="120"/>
+            </w:tcMar>
+          </w:tcPr>
+          <w:p>
+            <w:pPr>
+              <w:spacing w:after="40"/>
+            </w:pPr>
+            <w:r>
+              <w:rPr>
+                <w:rFonts w:ascii="Calibri" w:cs="Calibri" w:eastAsia="Calibri" w:hAnsi="Calibri"/>
+                <w:b/>
+                <w:bCs/>
+                <w:sz w:val="20"/>
+                <w:szCs w:val="20"/>
+              </w:rPr>
+              <w:t xml:space="preserve">Filtro por cliente</w:t>
+            </w:r>
+          </w:p>
+        </w:tc>
+        <w:tc>
+          <w:tcPr>
+            <w:tcW w:type="dxa" w:w="7200"/>
+            <w:shd w:fill="EAF2F5" w:color="auto" w:val="clear"/>
+            <w:tcMar>
+              <w:top w:type="dxa" w:w="80"/>
+              <w:left w:type="dxa" w:w="120"/>
+              <w:bottom w:type="dxa" w:w="80"/>
+              <w:right w:type="dxa" w:w="120"/>
+            </w:tcMar>
+          </w:tcPr>
+          <w:p>
+            <w:pPr>
+              <w:spacing w:after="40"/>
+            </w:pPr>
+            <w:r>
+              <w:rPr>
+                <w:rFonts w:ascii="Calibri" w:cs="Calibri" w:eastAsia="Calibri" w:hAnsi="Calibri"/>
+                <w:b w:val="false"/>
+                <w:bCs w:val="false"/>
+                <w:sz w:val="20"/>
+                <w:szCs w:val="20"/>
+              </w:rPr>
+              <w:t xml:space="preserve">Búsqueda por cliente, CUIT o grupo económico (y por fecha y estado, propuesto)</w:t>
+            </w:r>
+          </w:p>
+        </w:tc>
+        <w:tc>
+          <w:tcPr>
+            <w:tcW w:type="dxa" w:w="3200"/>
+            <w:shd w:fill="EAF2F5" w:color="auto" w:val="clear"/>
+            <w:tcMar>
+              <w:top w:type="dxa" w:w="80"/>
+              <w:left w:type="dxa" w:w="120"/>
+              <w:bottom w:type="dxa" w:w="80"/>
+              <w:right w:type="dxa" w:w="120"/>
+            </w:tcMar>
+          </w:tcPr>
+          <w:p>
+            <w:pPr>
+              <w:spacing w:after="40"/>
+            </w:pPr>
+            <w:r>
+              <w:rPr>
+                <w:rFonts w:ascii="Calibri" w:cs="Calibri" w:eastAsia="Calibri" w:hAnsi="Calibri"/>
+                <w:b w:val="false"/>
+                <w:bCs w:val="false"/>
+                <w:sz w:val="20"/>
+                <w:szCs w:val="20"/>
+              </w:rPr>
+              <w:t xml:space="preserve">Todos</w:t>
+            </w:r>
+          </w:p>
+        </w:tc>
+      </w:tr>
+      <w:tr>
+        <w:tc>
+          <w:tcPr>
+            <w:tcW w:type="dxa" w:w="4000"/>
+            <w:tcMar>
+              <w:top w:type="dxa" w:w="80"/>
+              <w:left w:type="dxa" w:w="120"/>
+              <w:bottom w:type="dxa" w:w="80"/>
+              <w:right w:type="dxa" w:w="120"/>
+            </w:tcMar>
+          </w:tcPr>
+          <w:p>
+            <w:pPr>
+              <w:spacing w:after="40"/>
+            </w:pPr>
+            <w:r>
+              <w:rPr>
+                <w:rFonts w:ascii="Calibri" w:cs="Calibri" w:eastAsia="Calibri" w:hAnsi="Calibri"/>
+                <w:b/>
+                <w:bCs/>
+                <w:sz w:val="20"/>
+                <w:szCs w:val="20"/>
+              </w:rPr>
+              <w:t xml:space="preserve">Exportar</w:t>
+            </w:r>
+          </w:p>
+        </w:tc>
+        <w:tc>
+          <w:tcPr>
+            <w:tcW w:type="dxa" w:w="7200"/>
+            <w:tcMar>
+              <w:top w:type="dxa" w:w="80"/>
+              <w:left w:type="dxa" w:w="120"/>
+              <w:bottom w:type="dxa" w:w="80"/>
+              <w:right w:type="dxa" w:w="120"/>
+            </w:tcMar>
+          </w:tcPr>
+          <w:p>
+            <w:pPr>
+              <w:spacing w:after="40"/>
+            </w:pPr>
+            <w:r>
+              <w:rPr>
+                <w:rFonts w:ascii="Calibri" w:cs="Calibri" w:eastAsia="Calibri" w:hAnsi="Calibri"/>
+                <w:b w:val="false"/>
+                <w:bCs w:val="false"/>
+                <w:sz w:val="20"/>
+                <w:szCs w:val="20"/>
+              </w:rPr>
+              <w:t xml:space="preserve">Extraer la vista como reporte (Excel)</w:t>
+            </w:r>
+          </w:p>
+        </w:tc>
+        <w:tc>
+          <w:tcPr>
+            <w:tcW w:type="dxa" w:w="3200"/>
+            <w:tcMar>
+              <w:top w:type="dxa" w:w="80"/>
+              <w:left w:type="dxa" w:w="120"/>
+              <w:bottom w:type="dxa" w:w="80"/>
+              <w:right w:type="dxa" w:w="120"/>
+            </w:tcMar>
+          </w:tcPr>
+          <w:p>
+            <w:pPr>
+              <w:spacing w:after="40"/>
+            </w:pPr>
+            <w:r>
+              <w:rPr>
+                <w:rFonts w:ascii="Calibri" w:cs="Calibri" w:eastAsia="Calibri" w:hAnsi="Calibri"/>
+                <w:b w:val="false"/>
+                <w:bCs w:val="false"/>
+                <w:sz w:val="20"/>
+                <w:szCs w:val="20"/>
+              </w:rPr>
+              <w:t xml:space="preserve">Todos</w:t>
+            </w:r>
+          </w:p>
+        </w:tc>
+      </w:tr>
+      <w:tr>
+        <w:tc>
+          <w:tcPr>
+            <w:tcW w:type="dxa" w:w="4000"/>
+            <w:shd w:fill="EAF2F5" w:color="auto" w:val="clear"/>
+            <w:tcMar>
+              <w:top w:type="dxa" w:w="80"/>
+              <w:left w:type="dxa" w:w="120"/>
+              <w:bottom w:type="dxa" w:w="80"/>
+              <w:right w:type="dxa" w:w="120"/>
+            </w:tcMar>
+          </w:tcPr>
+          <w:p>
+            <w:pPr>
+              <w:spacing w:after="40"/>
+            </w:pPr>
+            <w:r>
+              <w:rPr>
+                <w:rFonts w:ascii="Calibri" w:cs="Calibri" w:eastAsia="Calibri" w:hAnsi="Calibri"/>
+                <w:b/>
+                <w:bCs/>
+                <w:sz w:val="20"/>
+                <w:szCs w:val="20"/>
+              </w:rPr>
+              <w:t xml:space="preserve">Minutas (propuesto)</w:t>
+            </w:r>
+          </w:p>
+        </w:tc>
+        <w:tc>
+          <w:tcPr>
+            <w:tcW w:type="dxa" w:w="7200"/>
+            <w:shd w:fill="EAF2F5" w:color="auto" w:val="clear"/>
+            <w:tcMar>
+              <w:top w:type="dxa" w:w="80"/>
+              <w:left w:type="dxa" w:w="120"/>
+              <w:bottom w:type="dxa" w:w="80"/>
+              <w:right w:type="dxa" w:w="120"/>
+            </w:tcMar>
+          </w:tcPr>
+          <w:p>
+            <w:pPr>
+              <w:spacing w:after="40"/>
+            </w:pPr>
+            <w:r>
+              <w:rPr>
+                <w:rFonts w:ascii="Calibri" w:cs="Calibri" w:eastAsia="Calibri" w:hAnsi="Calibri"/>
+                <w:b w:val="false"/>
+                <w:bCs w:val="false"/>
+                <w:sz w:val="20"/>
+                <w:szCs w:val="20"/>
+              </w:rPr>
+              <w:t xml:space="preserve">Minutas por estado y acciones automáticas pendientes o con error</w:t>
+            </w:r>
+          </w:p>
+        </w:tc>
+        <w:tc>
+          <w:tcPr>
+            <w:tcW w:type="dxa" w:w="3200"/>
+            <w:shd w:fill="EAF2F5" w:color="auto" w:val="clear"/>
+            <w:tcMar>
+              <w:top w:type="dxa" w:w="80"/>
+              <w:left w:type="dxa" w:w="120"/>
+              <w:bottom w:type="dxa" w:w="80"/>
+              <w:right w:type="dxa" w:w="120"/>
+            </w:tcMar>
+          </w:tcPr>
+          <w:p>
+            <w:pPr>
+              <w:spacing w:after="40"/>
+            </w:pPr>
+            <w:r>
+              <w:rPr>
+                <w:rFonts w:ascii="Calibri" w:cs="Calibri" w:eastAsia="Calibri" w:hAnsi="Calibri"/>
+                <w:b w:val="false"/>
+                <w:bCs w:val="false"/>
+                <w:sz w:val="20"/>
+                <w:szCs w:val="20"/>
+              </w:rPr>
+              <w:t xml:space="preserve">Riesgos</w:t>
+            </w:r>
+          </w:p>
+        </w:tc>
+      </w:tr>
+      <w:tr>
+        <w:tc>
+          <w:tcPr>
+            <w:tcW w:type="dxa" w:w="4000"/>
+            <w:tcMar>
+              <w:top w:type="dxa" w:w="80"/>
+              <w:left w:type="dxa" w:w="120"/>
+              <w:bottom w:type="dxa" w:w="80"/>
+              <w:right w:type="dxa" w:w="120"/>
+            </w:tcMar>
+          </w:tcPr>
+          <w:p>
+            <w:pPr>
+              <w:spacing w:after="40"/>
+            </w:pPr>
+            <w:r>
+              <w:rPr>
+                <w:rFonts w:ascii="Calibri" w:cs="Calibri" w:eastAsia="Calibri" w:hAnsi="Calibri"/>
+                <w:b/>
+                <w:bCs/>
+                <w:sz w:val="20"/>
+                <w:szCs w:val="20"/>
+              </w:rPr>
+              <w:t xml:space="preserve">Consumo de línea (propuesto)</w:t>
+            </w:r>
+          </w:p>
+        </w:tc>
+        <w:tc>
+          <w:tcPr>
+            <w:tcW w:type="dxa" w:w="7200"/>
+            <w:tcMar>
+              <w:top w:type="dxa" w:w="80"/>
+              <w:left w:type="dxa" w:w="120"/>
+              <w:bottom w:type="dxa" w:w="80"/>
+              <w:right w:type="dxa" w:w="120"/>
+            </w:tcMar>
+          </w:tcPr>
+          <w:p>
+            <w:pPr>
+              <w:spacing w:after="40"/>
+            </w:pPr>
+            <w:r>
+              <w:rPr>
+                <w:rFonts w:ascii="Calibri" w:cs="Calibri" w:eastAsia="Calibri" w:hAnsi="Calibri"/>
+                <w:b w:val="false"/>
+                <w:bCs w:val="false"/>
+                <w:sz w:val="20"/>
+                <w:szCs w:val="20"/>
+              </w:rPr>
+              <w:t xml:space="preserve">Línea aprobada, consumida y disponible por grupo económico</w:t>
+            </w:r>
+          </w:p>
+        </w:tc>
+        <w:tc>
+          <w:tcPr>
+            <w:tcW w:type="dxa" w:w="3200"/>
+            <w:tcMar>
+              <w:top w:type="dxa" w:w="80"/>
+              <w:left w:type="dxa" w:w="120"/>
+              <w:bottom w:type="dxa" w:w="80"/>
+              <w:right w:type="dxa" w:w="120"/>
+            </w:tcMar>
+          </w:tcPr>
+          <w:p>
+            <w:pPr>
+              <w:spacing w:after="40"/>
+            </w:pPr>
+            <w:r>
+              <w:rPr>
+                <w:rFonts w:ascii="Calibri" w:cs="Calibri" w:eastAsia="Calibri" w:hAnsi="Calibri"/>
+                <w:b w:val="false"/>
+                <w:bCs w:val="false"/>
+                <w:sz w:val="20"/>
+                <w:szCs w:val="20"/>
+              </w:rPr>
+              <w:t xml:space="preserve">Riesgos / Comercial</w:t>
+            </w:r>
+          </w:p>
+        </w:tc>
+      </w:tr>
+      <w:tr>
+        <w:tc>
+          <w:tcPr>
+            <w:tcW w:type="dxa" w:w="4000"/>
+            <w:shd w:fill="EAF2F5" w:color="auto" w:val="clear"/>
+            <w:tcMar>
+              <w:top w:type="dxa" w:w="80"/>
+              <w:left w:type="dxa" w:w="120"/>
+              <w:bottom w:type="dxa" w:w="80"/>
+              <w:right w:type="dxa" w:w="120"/>
+            </w:tcMar>
+          </w:tcPr>
+          <w:p>
+            <w:pPr>
+              <w:spacing w:after="40"/>
+            </w:pPr>
+            <w:r>
+              <w:rPr>
+                <w:rFonts w:ascii="Calibri" w:cs="Calibri" w:eastAsia="Calibri" w:hAnsi="Calibri"/>
+                <w:b/>
+                <w:bCs/>
+                <w:sz w:val="20"/>
+                <w:szCs w:val="20"/>
+              </w:rPr>
+              <w:t xml:space="preserve">Costo de fondeo (propuesto)</w:t>
+            </w:r>
+          </w:p>
+        </w:tc>
+        <w:tc>
+          <w:tcPr>
+            <w:tcW w:type="dxa" w:w="7200"/>
+            <w:shd w:fill="EAF2F5" w:color="auto" w:val="clear"/>
+            <w:tcMar>
+              <w:top w:type="dxa" w:w="80"/>
+              <w:left w:type="dxa" w:w="120"/>
+              <w:bottom w:type="dxa" w:w="80"/>
+              <w:right w:type="dxa" w:w="120"/>
+            </w:tcMar>
+          </w:tcPr>
+          <w:p>
+            <w:pPr>
+              <w:spacing w:after="40"/>
+            </w:pPr>
+            <w:r>
+              <w:rPr>
+                <w:rFonts w:ascii="Calibri" w:cs="Calibri" w:eastAsia="Calibri" w:hAnsi="Calibri"/>
+                <w:b w:val="false"/>
+                <w:bCs w:val="false"/>
+                <w:sz w:val="20"/>
+                <w:szCs w:val="20"/>
+              </w:rPr>
+              <w:t xml:space="preserve">Operaciones con su costo de fondeo asociado y su tasa</w:t>
+            </w:r>
+          </w:p>
+        </w:tc>
+        <w:tc>
+          <w:tcPr>
+            <w:tcW w:type="dxa" w:w="3200"/>
+            <w:shd w:fill="EAF2F5" w:color="auto" w:val="clear"/>
+            <w:tcMar>
+              <w:top w:type="dxa" w:w="80"/>
+              <w:left w:type="dxa" w:w="120"/>
+              <w:bottom w:type="dxa" w:w="80"/>
+              <w:right w:type="dxa" w:w="120"/>
+            </w:tcMar>
+          </w:tcPr>
+          <w:p>
+            <w:pPr>
+              <w:spacing w:after="40"/>
+            </w:pPr>
+            <w:r>
+              <w:rPr>
+                <w:rFonts w:ascii="Calibri" w:cs="Calibri" w:eastAsia="Calibri" w:hAnsi="Calibri"/>
+                <w:b w:val="false"/>
+                <w:bCs w:val="false"/>
+                <w:sz w:val="20"/>
+                <w:szCs w:val="20"/>
+              </w:rPr>
+              <w:t xml:space="preserve">Mesa / Gerencia</w:t>
+            </w:r>
+          </w:p>
+        </w:tc>
+      </w:tr>
+    </w:tbl>
+    <w:p>
+      <w:pPr>
+        <w:pStyle w:val="Heading1"/>
+        <w:pageBreakBefore/>
+        <w:shd w:fill="1F3A5F" w:color="auto" w:val="clear"/>
+        <w:spacing w:after="0"/>
+      </w:pPr>
+      <w:r>
+        <w:rPr>
+          <w:rFonts w:ascii="Calibri" w:cs="Calibri" w:eastAsia="Calibri" w:hAnsi="Calibri"/>
+          <w:b/>
+          <w:bCs/>
+          <w:color w:val="9FD3DE"/>
+          <w:sz w:val="30"/>
+          <w:szCs w:val="30"/>
+        </w:rPr>
+        <w:t xml:space="preserve">  17  </w:t>
       </w:r>
       <w:r>
         <w:rPr>
@@ -15880,7 +18137,7 @@
                 <w:sz w:val="20"/>
                 <w:szCs w:val="20"/>
               </w:rPr>
-              <w:t xml:space="preserve">Límite por grupo económico</w:t>
+              <w:t xml:space="preserve">Línea y fraccionamiento</w:t>
             </w:r>
           </w:p>
         </w:tc>
@@ -15932,7 +18189,7 @@
                 <w:sz w:val="20"/>
                 <w:szCs w:val="20"/>
               </w:rPr>
-              <w:t xml:space="preserve">Ningún grupo supera el 15% de la RPC del banco</w:t>
+              <w:t xml:space="preserve">La suma de operaciones del grupo no supera la línea aprobada y ningún grupo supera el 15% de la RPC del banco</w:t>
             </w:r>
           </w:p>
         </w:tc>
@@ -15961,7 +18218,7 @@
                 <w:sz w:val="20"/>
                 <w:szCs w:val="20"/>
               </w:rPr>
-              <w:t xml:space="preserve">Consumo de línea</w:t>
+              <w:t xml:space="preserve">Costo de fondeo</w:t>
             </w:r>
           </w:p>
         </w:tc>
@@ -15988,7 +18245,7 @@
                 <w:sz w:val="20"/>
                 <w:szCs w:val="20"/>
               </w:rPr>
-              <w:t xml:space="preserve">Operación</w:t>
+              <w:t xml:space="preserve">Carga y renovación</w:t>
             </w:r>
           </w:p>
         </w:tc>
@@ -16015,7 +18272,7 @@
                 <w:sz w:val="20"/>
                 <w:szCs w:val="20"/>
               </w:rPr>
-              <w:t xml:space="preserve">La suma de operaciones del grupo no supera la línea aprobada</w:t>
+              <w:t xml:space="preserve">Cada operación queda asociada al costo de fondeo del plazo máximo otorgado</w:t>
             </w:r>
           </w:p>
         </w:tc>
@@ -16069,7 +18326,7 @@
                 <w:sz w:val="20"/>
                 <w:szCs w:val="20"/>
               </w:rPr>
-              <w:t xml:space="preserve">Operación / cheques</w:t>
+              <w:t xml:space="preserve">Todas las operaciones</w:t>
             </w:r>
           </w:p>
         </w:tc>
@@ -16124,7 +18381,7 @@
                 <w:sz w:val="20"/>
                 <w:szCs w:val="20"/>
               </w:rPr>
-              <w:t xml:space="preserve">Orden de consumo</w:t>
+              <w:t xml:space="preserve">Selección por nombre</w:t>
             </w:r>
           </w:p>
         </w:tc>
@@ -16151,7 +18408,7 @@
                 <w:sz w:val="20"/>
                 <w:szCs w:val="20"/>
               </w:rPr>
-              <w:t xml:space="preserve">Acuerdos</w:t>
+              <w:t xml:space="preserve">Carga de préstamos</w:t>
             </w:r>
           </w:p>
         </w:tc>
@@ -16178,7 +18435,7 @@
                 <w:sz w:val="20"/>
                 <w:szCs w:val="20"/>
               </w:rPr>
-              <w:t xml:space="preserve">Primero full numerales (C1–C5), luego sin full numerales (C6–C9) · rango a confirmar</w:t>
+              <w:t xml:space="preserve">La operación se elige por su nombre, no por código</w:t>
             </w:r>
           </w:p>
         </w:tc>
@@ -16206,7 +18463,7 @@
                 <w:sz w:val="20"/>
                 <w:szCs w:val="20"/>
               </w:rPr>
-              <w:t xml:space="preserve">Unicidad</w:t>
+              <w:t xml:space="preserve">Vencimientos</w:t>
             </w:r>
           </w:p>
         </w:tc>
@@ -16232,7 +18489,7 @@
                 <w:sz w:val="20"/>
                 <w:szCs w:val="20"/>
               </w:rPr>
-              <w:t xml:space="preserve">Operación nueva</w:t>
+              <w:t xml:space="preserve">Pantalla de vencimientos</w:t>
             </w:r>
           </w:p>
         </w:tc>
@@ -16258,7 +18515,7 @@
                 <w:sz w:val="20"/>
                 <w:szCs w:val="20"/>
               </w:rPr>
-              <w:t xml:space="preserve">No puede haber otra vigente del mismo tipo de descubierto</w:t>
+              <w:t xml:space="preserve">Por defecto trae las próximas dos semanas; el plazo es configurable</w:t>
             </w:r>
           </w:p>
         </w:tc>
@@ -16287,7 +18544,7 @@
                 <w:sz w:val="20"/>
                 <w:szCs w:val="20"/>
               </w:rPr>
-              <w:t xml:space="preserve">Renovación</w:t>
+              <w:t xml:space="preserve">Orden de consumo</w:t>
             </w:r>
           </w:p>
         </w:tc>
@@ -16314,7 +18571,7 @@
                 <w:sz w:val="20"/>
                 <w:szCs w:val="20"/>
               </w:rPr>
-              <w:t xml:space="preserve">Operación renovada</w:t>
+              <w:t xml:space="preserve">Acuerdos</w:t>
             </w:r>
           </w:p>
         </w:tc>
@@ -16341,7 +18598,7 @@
                 <w:sz w:val="20"/>
                 <w:szCs w:val="20"/>
               </w:rPr>
-              <w:t xml:space="preserve">Baja de la anterior y alta de la nueva sin pasar por Riesgos</w:t>
+              <w:t xml:space="preserve">Primero full numerales (C1–C5), luego sin full numerales (C6–C9) · rango a confirmar</w:t>
             </w:r>
           </w:p>
         </w:tc>
@@ -16369,7 +18626,7 @@
                 <w:sz w:val="20"/>
                 <w:szCs w:val="20"/>
               </w:rPr>
-              <w:t xml:space="preserve">Tipo de renovación</w:t>
+              <w:t xml:space="preserve">Unicidad</w:t>
             </w:r>
           </w:p>
         </w:tc>
@@ -16395,7 +18652,7 @@
                 <w:sz w:val="20"/>
                 <w:szCs w:val="20"/>
               </w:rPr>
-              <w:t xml:space="preserve">Operación renovada</w:t>
+              <w:t xml:space="preserve">Operación nueva</w:t>
             </w:r>
           </w:p>
         </w:tc>
@@ -16421,7 +18678,7 @@
                 <w:sz w:val="20"/>
                 <w:szCs w:val="20"/>
               </w:rPr>
-              <w:t xml:space="preserve">Se elige si es total o con cambio de importe</w:t>
+              <w:t xml:space="preserve">No puede haber otra vigente del mismo tipo de descubierto</w:t>
             </w:r>
           </w:p>
         </w:tc>
@@ -16450,7 +18707,7 @@
                 <w:sz w:val="20"/>
                 <w:szCs w:val="20"/>
               </w:rPr>
-              <w:t xml:space="preserve">Renovación con aumento</w:t>
+              <w:t xml:space="preserve">Renovación</w:t>
             </w:r>
           </w:p>
         </w:tc>
@@ -16504,7 +18761,7 @@
                 <w:sz w:val="20"/>
                 <w:szCs w:val="20"/>
               </w:rPr>
-              <w:t xml:space="preserve">Si el importe es superior, controla línea disponible al cargar y al adjudicar</w:t>
+              <w:t xml:space="preserve">Baja de la anterior y alta de la nueva sin pasar por Riesgos</w:t>
             </w:r>
           </w:p>
         </w:tc>
@@ -16532,7 +18789,7 @@
                 <w:sz w:val="20"/>
                 <w:szCs w:val="20"/>
               </w:rPr>
-              <w:t xml:space="preserve">Origen de la operación</w:t>
+              <w:t xml:space="preserve">Tipo de renovación</w:t>
             </w:r>
           </w:p>
         </w:tc>
@@ -16558,7 +18815,7 @@
                 <w:sz w:val="20"/>
                 <w:szCs w:val="20"/>
               </w:rPr>
-              <w:t xml:space="preserve">Pantalla de líneas</w:t>
+              <w:t xml:space="preserve">Operación renovada</w:t>
             </w:r>
           </w:p>
         </w:tc>
@@ -16584,7 +18841,7 @@
                 <w:sz w:val="20"/>
                 <w:szCs w:val="20"/>
               </w:rPr>
-              <w:t xml:space="preserve">Toda operación se inicia desde una línea vigente</w:t>
+              <w:t xml:space="preserve">Total o con cambio de importe; si el importe es superior, controla línea disponible al cargar y al adjudicar</w:t>
             </w:r>
           </w:p>
         </w:tc>
@@ -16613,7 +18870,7 @@
                 <w:sz w:val="20"/>
                 <w:szCs w:val="20"/>
               </w:rPr>
-              <w:t xml:space="preserve">Garantía en la línea</w:t>
+              <w:t xml:space="preserve">Origen de la operación</w:t>
             </w:r>
           </w:p>
         </w:tc>
@@ -16640,7 +18897,7 @@
                 <w:sz w:val="20"/>
                 <w:szCs w:val="20"/>
               </w:rPr>
-              <w:t xml:space="preserve">Subproductos de la línea</w:t>
+              <w:t xml:space="preserve">Pantalla de líneas</w:t>
             </w:r>
           </w:p>
         </w:tc>
@@ -16667,7 +18924,7 @@
                 <w:sz w:val="20"/>
                 <w:szCs w:val="20"/>
               </w:rPr>
-              <w:t xml:space="preserve">Solo los subproductos que requieren garantía quedan pendientes hasta el OK de Activas (salvo forzado por gerente de Riesgos o CEO, con regularización); los demás se impactan con la aprobación del comité</w:t>
+              <w:t xml:space="preserve">Toda operación se inicia desde una línea vigente; las renovaciones, desde vencimientos</w:t>
             </w:r>
           </w:p>
         </w:tc>
@@ -16695,7 +18952,7 @@
                 <w:sz w:val="20"/>
                 <w:szCs w:val="20"/>
               </w:rPr>
-              <w:t xml:space="preserve">Garantía en la operación</w:t>
+              <w:t xml:space="preserve">Garantías</w:t>
             </w:r>
           </w:p>
         </w:tc>
@@ -16721,7 +18978,7 @@
                 <w:sz w:val="20"/>
                 <w:szCs w:val="20"/>
               </w:rPr>
-              <w:t xml:space="preserve">Operación</w:t>
+              <w:t xml:space="preserve">Línea / operación</w:t>
             </w:r>
           </w:p>
         </w:tc>
@@ -16747,7 +19004,7 @@
                 <w:sz w:val="20"/>
                 <w:szCs w:val="20"/>
               </w:rPr>
-              <w:t xml:space="preserve">Alta del acuerdo condicionada al OK de Activas sobre la garantía cargada</w:t>
+              <w:t xml:space="preserve">Línea: solo los subproductos que requieren garantía quedan pendientes hasta el OK de Activas (salvo forzado por gerente de Riesgos o CEO); los demás se impactan con la aprobación del comité. Operación: alta condicionada al OK de Activas</w:t>
             </w:r>
           </w:p>
         </w:tc>
@@ -16852,7 +19109,7 @@
           <w:sz w:val="30"/>
           <w:szCs w:val="30"/>
         </w:rPr>
-        <w:t xml:space="preserve">  17  </w:t>
+        <w:t xml:space="preserve">  18  </w:t>
       </w:r>
       <w:r>
         <w:rPr>
@@ -19510,7 +21767,7 @@
                 <w:sz w:val="20"/>
                 <w:szCs w:val="20"/>
               </w:rPr>
-              <w:t xml:space="preserve">Cargar tasas mínimas</w:t>
+              <w:t xml:space="preserve">Cargar costo de fondeo y tasas mínimas</w:t>
             </w:r>
           </w:p>
         </w:tc>
@@ -19727,7 +21984,7 @@
                 <w:sz w:val="20"/>
                 <w:szCs w:val="20"/>
               </w:rPr>
-              <w:t xml:space="preserve">Consultar pantalla de líneas</w:t>
+              <w:t xml:space="preserve">Consultar vencimientos y renovar descubiertos</w:t>
             </w:r>
           </w:p>
         </w:tc>
@@ -19779,7 +22036,7 @@
                 <w:sz w:val="20"/>
                 <w:szCs w:val="20"/>
               </w:rPr>
-              <w:t xml:space="preserve">●</w:t>
+              <w:t xml:space="preserve"/>
             </w:r>
           </w:p>
         </w:tc>
@@ -19805,7 +22062,7 @@
                 <w:sz w:val="20"/>
                 <w:szCs w:val="20"/>
               </w:rPr>
-              <w:t xml:space="preserve">●</w:t>
+              <w:t xml:space="preserve"/>
             </w:r>
           </w:p>
         </w:tc>
@@ -19831,7 +22088,7 @@
                 <w:sz w:val="20"/>
                 <w:szCs w:val="20"/>
               </w:rPr>
-              <w:t xml:space="preserve">●</w:t>
+              <w:t xml:space="preserve"/>
             </w:r>
           </w:p>
         </w:tc>
@@ -19857,7 +22114,7 @@
                 <w:sz w:val="20"/>
                 <w:szCs w:val="20"/>
               </w:rPr>
-              <w:t xml:space="preserve">●</w:t>
+              <w:t xml:space="preserve"/>
             </w:r>
           </w:p>
         </w:tc>
@@ -19883,7 +22140,7 @@
                 <w:sz w:val="20"/>
                 <w:szCs w:val="20"/>
               </w:rPr>
-              <w:t xml:space="preserve">○</w:t>
+              <w:t xml:space="preserve"/>
             </w:r>
           </w:p>
         </w:tc>
@@ -19909,7 +22166,7 @@
                 <w:sz w:val="20"/>
                 <w:szCs w:val="20"/>
               </w:rPr>
-              <w:t xml:space="preserve">○</w:t>
+              <w:t xml:space="preserve"/>
             </w:r>
           </w:p>
         </w:tc>
@@ -19938,6 +22195,223 @@
                 <w:sz w:val="20"/>
                 <w:szCs w:val="20"/>
               </w:rPr>
+              <w:t xml:space="preserve">Consultar pantalla de líneas</w:t>
+            </w:r>
+          </w:p>
+        </w:tc>
+        <w:tc>
+          <w:tcPr>
+            <w:tcW w:type="dxa" w:w="1500"/>
+            <w:shd w:fill="EAF2F5" w:color="auto" w:val="clear"/>
+            <w:tcMar>
+              <w:top w:type="dxa" w:w="80"/>
+              <w:left w:type="dxa" w:w="120"/>
+              <w:bottom w:type="dxa" w:w="80"/>
+              <w:right w:type="dxa" w:w="120"/>
+            </w:tcMar>
+          </w:tcPr>
+          <w:p>
+            <w:pPr>
+              <w:spacing w:after="40"/>
+            </w:pPr>
+            <w:r>
+              <w:rPr>
+                <w:rFonts w:ascii="Calibri" w:cs="Calibri" w:eastAsia="Calibri" w:hAnsi="Calibri"/>
+                <w:b w:val="false"/>
+                <w:bCs w:val="false"/>
+                <w:sz w:val="20"/>
+                <w:szCs w:val="20"/>
+              </w:rPr>
+              <w:t xml:space="preserve">●</w:t>
+            </w:r>
+          </w:p>
+        </w:tc>
+        <w:tc>
+          <w:tcPr>
+            <w:tcW w:type="dxa" w:w="1600"/>
+            <w:shd w:fill="EAF2F5" w:color="auto" w:val="clear"/>
+            <w:tcMar>
+              <w:top w:type="dxa" w:w="80"/>
+              <w:left w:type="dxa" w:w="120"/>
+              <w:bottom w:type="dxa" w:w="80"/>
+              <w:right w:type="dxa" w:w="120"/>
+            </w:tcMar>
+          </w:tcPr>
+          <w:p>
+            <w:pPr>
+              <w:spacing w:after="40"/>
+            </w:pPr>
+            <w:r>
+              <w:rPr>
+                <w:rFonts w:ascii="Calibri" w:cs="Calibri" w:eastAsia="Calibri" w:hAnsi="Calibri"/>
+                <w:b w:val="false"/>
+                <w:bCs w:val="false"/>
+                <w:sz w:val="20"/>
+                <w:szCs w:val="20"/>
+              </w:rPr>
+              <w:t xml:space="preserve">●</w:t>
+            </w:r>
+          </w:p>
+        </w:tc>
+        <w:tc>
+          <w:tcPr>
+            <w:tcW w:type="dxa" w:w="1400"/>
+            <w:shd w:fill="EAF2F5" w:color="auto" w:val="clear"/>
+            <w:tcMar>
+              <w:top w:type="dxa" w:w="80"/>
+              <w:left w:type="dxa" w:w="120"/>
+              <w:bottom w:type="dxa" w:w="80"/>
+              <w:right w:type="dxa" w:w="120"/>
+            </w:tcMar>
+          </w:tcPr>
+          <w:p>
+            <w:pPr>
+              <w:spacing w:after="40"/>
+            </w:pPr>
+            <w:r>
+              <w:rPr>
+                <w:rFonts w:ascii="Calibri" w:cs="Calibri" w:eastAsia="Calibri" w:hAnsi="Calibri"/>
+                <w:b w:val="false"/>
+                <w:bCs w:val="false"/>
+                <w:sz w:val="20"/>
+                <w:szCs w:val="20"/>
+              </w:rPr>
+              <w:t xml:space="preserve">●</w:t>
+            </w:r>
+          </w:p>
+        </w:tc>
+        <w:tc>
+          <w:tcPr>
+            <w:tcW w:type="dxa" w:w="1100"/>
+            <w:shd w:fill="EAF2F5" w:color="auto" w:val="clear"/>
+            <w:tcMar>
+              <w:top w:type="dxa" w:w="80"/>
+              <w:left w:type="dxa" w:w="120"/>
+              <w:bottom w:type="dxa" w:w="80"/>
+              <w:right w:type="dxa" w:w="120"/>
+            </w:tcMar>
+          </w:tcPr>
+          <w:p>
+            <w:pPr>
+              <w:spacing w:after="40"/>
+            </w:pPr>
+            <w:r>
+              <w:rPr>
+                <w:rFonts w:ascii="Calibri" w:cs="Calibri" w:eastAsia="Calibri" w:hAnsi="Calibri"/>
+                <w:b w:val="false"/>
+                <w:bCs w:val="false"/>
+                <w:sz w:val="20"/>
+                <w:szCs w:val="20"/>
+              </w:rPr>
+              <w:t xml:space="preserve">●</w:t>
+            </w:r>
+          </w:p>
+        </w:tc>
+        <w:tc>
+          <w:tcPr>
+            <w:tcW w:type="dxa" w:w="2000"/>
+            <w:shd w:fill="EAF2F5" w:color="auto" w:val="clear"/>
+            <w:tcMar>
+              <w:top w:type="dxa" w:w="80"/>
+              <w:left w:type="dxa" w:w="120"/>
+              <w:bottom w:type="dxa" w:w="80"/>
+              <w:right w:type="dxa" w:w="120"/>
+            </w:tcMar>
+          </w:tcPr>
+          <w:p>
+            <w:pPr>
+              <w:spacing w:after="40"/>
+            </w:pPr>
+            <w:r>
+              <w:rPr>
+                <w:rFonts w:ascii="Calibri" w:cs="Calibri" w:eastAsia="Calibri" w:hAnsi="Calibri"/>
+                <w:b w:val="false"/>
+                <w:bCs w:val="false"/>
+                <w:sz w:val="20"/>
+                <w:szCs w:val="20"/>
+              </w:rPr>
+              <w:t xml:space="preserve">●</w:t>
+            </w:r>
+          </w:p>
+        </w:tc>
+        <w:tc>
+          <w:tcPr>
+            <w:tcW w:type="dxa" w:w="1400"/>
+            <w:shd w:fill="EAF2F5" w:color="auto" w:val="clear"/>
+            <w:tcMar>
+              <w:top w:type="dxa" w:w="80"/>
+              <w:left w:type="dxa" w:w="120"/>
+              <w:bottom w:type="dxa" w:w="80"/>
+              <w:right w:type="dxa" w:w="120"/>
+            </w:tcMar>
+          </w:tcPr>
+          <w:p>
+            <w:pPr>
+              <w:spacing w:after="40"/>
+            </w:pPr>
+            <w:r>
+              <w:rPr>
+                <w:rFonts w:ascii="Calibri" w:cs="Calibri" w:eastAsia="Calibri" w:hAnsi="Calibri"/>
+                <w:b w:val="false"/>
+                <w:bCs w:val="false"/>
+                <w:sz w:val="20"/>
+                <w:szCs w:val="20"/>
+              </w:rPr>
+              <w:t xml:space="preserve">○</w:t>
+            </w:r>
+          </w:p>
+        </w:tc>
+        <w:tc>
+          <w:tcPr>
+            <w:tcW w:type="dxa" w:w="1400"/>
+            <w:shd w:fill="EAF2F5" w:color="auto" w:val="clear"/>
+            <w:tcMar>
+              <w:top w:type="dxa" w:w="80"/>
+              <w:left w:type="dxa" w:w="120"/>
+              <w:bottom w:type="dxa" w:w="80"/>
+              <w:right w:type="dxa" w:w="120"/>
+            </w:tcMar>
+          </w:tcPr>
+          <w:p>
+            <w:pPr>
+              <w:spacing w:after="40"/>
+            </w:pPr>
+            <w:r>
+              <w:rPr>
+                <w:rFonts w:ascii="Calibri" w:cs="Calibri" w:eastAsia="Calibri" w:hAnsi="Calibri"/>
+                <w:b w:val="false"/>
+                <w:bCs w:val="false"/>
+                <w:sz w:val="20"/>
+                <w:szCs w:val="20"/>
+              </w:rPr>
+              <w:t xml:space="preserve">○</w:t>
+            </w:r>
+          </w:p>
+        </w:tc>
+      </w:tr>
+      <w:tr>
+        <w:tc>
+          <w:tcPr>
+            <w:tcW w:type="dxa" w:w="4000"/>
+            <w:tcMar>
+              <w:top w:type="dxa" w:w="80"/>
+              <w:left w:type="dxa" w:w="120"/>
+              <w:bottom w:type="dxa" w:w="80"/>
+              <w:right w:type="dxa" w:w="120"/>
+            </w:tcMar>
+          </w:tcPr>
+          <w:p>
+            <w:pPr>
+              <w:spacing w:after="40"/>
+            </w:pPr>
+            <w:r>
+              <w:rPr>
+                <w:rFonts w:ascii="Calibri" w:cs="Calibri" w:eastAsia="Calibri" w:hAnsi="Calibri"/>
+                <w:b/>
+                <w:bCs/>
+                <w:sz w:val="20"/>
+                <w:szCs w:val="20"/>
+              </w:rPr>
               <w:t xml:space="preserve">Consultar seguimiento y reportes</w:t>
             </w:r>
           </w:p>
@@ -19945,7 +22419,6 @@
         <w:tc>
           <w:tcPr>
             <w:tcW w:type="dxa" w:w="1500"/>
-            <w:shd w:fill="EAF2F5" w:color="auto" w:val="clear"/>
             <w:tcMar>
               <w:top w:type="dxa" w:w="80"/>
               <w:left w:type="dxa" w:w="120"/>
@@ -19972,7 +22445,6 @@
         <w:tc>
           <w:tcPr>
             <w:tcW w:type="dxa" w:w="1600"/>
-            <w:shd w:fill="EAF2F5" w:color="auto" w:val="clear"/>
             <w:tcMar>
               <w:top w:type="dxa" w:w="80"/>
               <w:left w:type="dxa" w:w="120"/>
@@ -19999,7 +22471,6 @@
         <w:tc>
           <w:tcPr>
             <w:tcW w:type="dxa" w:w="1400"/>
-            <w:shd w:fill="EAF2F5" w:color="auto" w:val="clear"/>
             <w:tcMar>
               <w:top w:type="dxa" w:w="80"/>
               <w:left w:type="dxa" w:w="120"/>
@@ -20026,7 +22497,6 @@
         <w:tc>
           <w:tcPr>
             <w:tcW w:type="dxa" w:w="1100"/>
-            <w:shd w:fill="EAF2F5" w:color="auto" w:val="clear"/>
             <w:tcMar>
               <w:top w:type="dxa" w:w="80"/>
               <w:left w:type="dxa" w:w="120"/>
@@ -20053,7 +22523,6 @@
         <w:tc>
           <w:tcPr>
             <w:tcW w:type="dxa" w:w="2000"/>
-            <w:shd w:fill="EAF2F5" w:color="auto" w:val="clear"/>
             <w:tcMar>
               <w:top w:type="dxa" w:w="80"/>
               <w:left w:type="dxa" w:w="120"/>
@@ -20080,7 +22549,6 @@
         <w:tc>
           <w:tcPr>
             <w:tcW w:type="dxa" w:w="1400"/>
-            <w:shd w:fill="EAF2F5" w:color="auto" w:val="clear"/>
             <w:tcMar>
               <w:top w:type="dxa" w:w="80"/>
               <w:left w:type="dxa" w:w="120"/>
@@ -20107,7 +22575,6 @@
         <w:tc>
           <w:tcPr>
             <w:tcW w:type="dxa" w:w="1400"/>
-            <w:shd w:fill="EAF2F5" w:color="auto" w:val="clear"/>
             <w:tcMar>
               <w:top w:type="dxa" w:w="80"/>
               <w:left w:type="dxa" w:w="120"/>
@@ -20188,7 +22655,7 @@
           <w:sz w:val="30"/>
           <w:szCs w:val="30"/>
         </w:rPr>
-        <w:t xml:space="preserve">  18  </w:t>
+        <w:t xml:space="preserve">  19  </w:t>
       </w:r>
       <w:r>
         <w:rPr>
@@ -20621,7 +23088,7 @@
                 <w:sz w:val="20"/>
                 <w:szCs w:val="20"/>
               </w:rPr>
-              <w:t xml:space="preserve">Ninguna operación por debajo del costo de dinero</w:t>
+              <w:t xml:space="preserve">Cada operación con su costo de fondeo y ninguna por debajo de la tasa mínima</w:t>
             </w:r>
           </w:p>
         </w:tc>
@@ -20833,7 +23300,7 @@
           <w:sz w:val="30"/>
           <w:szCs w:val="30"/>
         </w:rPr>
-        <w:t xml:space="preserve">  19  </w:t>
+        <w:t xml:space="preserve">  20  </w:t>
       </w:r>
       <w:r>
         <w:rPr>
@@ -21024,7 +23491,7 @@
                 <w:sz w:val="20"/>
                 <w:szCs w:val="20"/>
               </w:rPr>
-              <w:t xml:space="preserve">Fase 1 · Minutas y líneas</w:t>
+              <w:t xml:space="preserve">Fase 1 · Minutas, líneas y costeo</w:t>
             </w:r>
           </w:p>
         </w:tc>
@@ -21050,7 +23517,7 @@
                 <w:sz w:val="20"/>
                 <w:szCs w:val="20"/>
               </w:rPr>
-              <w:t xml:space="preserve">A (minutas) · B (alta de líneas) · H (costo de dinero)</w:t>
+              <w:t xml:space="preserve">A (minutas) · B (alta de líneas) · E (costeo)</w:t>
             </w:r>
           </w:p>
         </w:tc>
@@ -21076,7 +23543,7 @@
                 <w:sz w:val="20"/>
                 <w:szCs w:val="20"/>
               </w:rPr>
-              <w:t xml:space="preserve">Pantalla de minutas, aprobación con acciones automáticas, alta de líneas con garantías y forzado, carga de tasas mínimas</w:t>
+              <w:t xml:space="preserve">Pantalla de minutas, aprobación con acciones automáticas, alta de líneas con garantías y forzado, costo de fondeo y tasas mínimas</w:t>
             </w:r>
           </w:p>
         </w:tc>
@@ -21102,7 +23569,7 @@
                 <w:sz w:val="20"/>
                 <w:szCs w:val="20"/>
               </w:rPr>
-              <w:t xml:space="preserve">Es la base: sin minuta digital y sin línea cargada no se pueden automatizar los controles de operaciones</w:t>
+              <w:t xml:space="preserve">Es la base: sin línea cargada y sin costo de fondeo no se pueden cargar operaciones</w:t>
             </w:r>
           </w:p>
         </w:tc>
@@ -21158,7 +23625,7 @@
                 <w:sz w:val="20"/>
                 <w:szCs w:val="20"/>
               </w:rPr>
-              <w:t xml:space="preserve">D (pantalla de líneas) · E (descubiertos) · F (renovaciones) · G (seguimiento)</w:t>
+              <w:t xml:space="preserve">D (pantalla de líneas) · F (descubiertos) · I (vencimientos) · J (seguimiento)</w:t>
             </w:r>
           </w:p>
         </w:tc>
@@ -21185,7 +23652,7 @@
                 <w:sz w:val="20"/>
                 <w:szCs w:val="20"/>
               </w:rPr>
-              <w:t xml:space="preserve">Pantalla de líneas como punto de entrada, carga guiada con validaciones, renovaciones total y con cambio de importe, pantalla de acuerdos ruteados</w:t>
+              <w:t xml:space="preserve">Pantalla de líneas como punto de entrada, carga guiada de descubiertos, vencimientos con renovación, seguimiento y reportes</w:t>
             </w:r>
           </w:p>
         </w:tc>
@@ -21266,7 +23733,7 @@
                 <w:sz w:val="20"/>
                 <w:szCs w:val="20"/>
               </w:rPr>
-              <w:t xml:space="preserve">I (cheques) · J (reportes) · C (USD ajustable)</w:t>
+              <w:t xml:space="preserve">G (préstamos) · H (cheques) · C (USD ajustable)</w:t>
             </w:r>
           </w:p>
         </w:tc>
@@ -21292,7 +23759,7 @@
                 <w:sz w:val="20"/>
                 <w:szCs w:val="20"/>
               </w:rPr>
-              <w:t xml:space="preserve">Circuito de cheques, visor de vencimientos, línea USD ajustable</w:t>
+              <w:t xml:space="preserve">Carga de préstamos con tablas de amortización, circuito de cheques, línea USD ajustable</w:t>
             </w:r>
           </w:p>
         </w:tc>
@@ -21318,7 +23785,7 @@
                 <w:sz w:val="20"/>
                 <w:szCs w:val="20"/>
               </w:rPr>
-              <w:t xml:space="preserve">Dependen de definiciones externas (Accusys) o reutilizan procesos existentes</w:t>
+              <w:t xml:space="preserve">Requieren relevamiento adicional o definiciones externas (Accusys)</w:t>
             </w:r>
           </w:p>
         </w:tc>
@@ -21368,7 +23835,7 @@
           <w:sz w:val="30"/>
           <w:szCs w:val="30"/>
         </w:rPr>
-        <w:t xml:space="preserve">  20  </w:t>
+        <w:t xml:space="preserve">  21  </w:t>
       </w:r>
       <w:r>
         <w:rPr>
@@ -21982,6 +24449,42 @@
           <w:szCs w:val="22"/>
         </w:rPr>
         <w:t xml:space="preserve">Relevar el circuito de carga de préstamos y de prefinanciaciones de exportaciones e importaciones desde la pantalla de líneas.</w:t>
+      </w:r>
+    </w:p>
+    <w:p>
+      <w:pPr>
+        <w:pStyle w:val="ListParagraph"/>
+        <w:numPr>
+          <w:ilvl w:val="0"/>
+          <w:numId w:val="2"/>
+        </w:numPr>
+        <w:spacing w:after="60"/>
+      </w:pPr>
+      <w:r>
+        <w:rPr>
+          <w:rFonts w:ascii="Calibri" w:cs="Calibri" w:eastAsia="Calibri" w:hAnsi="Calibri"/>
+          <w:sz w:val="22"/>
+          <w:szCs w:val="22"/>
+        </w:rPr>
+        <w:t xml:space="preserve">Tramos de plazo del costo de fondeo y si varía por moneda.</w:t>
+      </w:r>
+    </w:p>
+    <w:p>
+      <w:pPr>
+        <w:pStyle w:val="ListParagraph"/>
+        <w:numPr>
+          <w:ilvl w:val="0"/>
+          <w:numId w:val="2"/>
+        </w:numPr>
+        <w:spacing w:after="60"/>
+      </w:pPr>
+      <w:r>
+        <w:rPr>
+          <w:rFonts w:ascii="Calibri" w:cs="Calibri" w:eastAsia="Calibri" w:hAnsi="Calibri"/>
+          <w:sz w:val="22"/>
+          <w:szCs w:val="22"/>
+        </w:rPr>
+        <w:t xml:space="preserve">Si las tablas de amortización se generan desde las condiciones o se importan desde archivo.</w:t>
       </w:r>
     </w:p>
     <w:p>
@@ -22100,7 +24603,7 @@
           <w:sz w:val="30"/>
           <w:szCs w:val="30"/>
         </w:rPr>
-        <w:t xml:space="preserve">  21  </w:t>
+        <w:t xml:space="preserve">  22  </w:t>
       </w:r>
       <w:r>
         <w:rPr>
@@ -22451,7 +24954,7 @@
                 <w:sz w:val="20"/>
                 <w:szCs w:val="20"/>
               </w:rPr>
-              <w:t xml:space="preserve">Cerrar los puntos abiertos de la sección 20</w:t>
+              <w:t xml:space="preserve">Cerrar los puntos abiertos de la sección 21</w:t>
             </w:r>
           </w:p>
         </w:tc>

--- a/Presentacion_Nueva_Aplicacion_Gestion_Middle_Office.docx
+++ b/Presentacion_Nueva_Aplicacion_Gestion_Middle_Office.docx
@@ -624,7 +624,7 @@
                 <w:sz w:val="20"/>
                 <w:szCs w:val="20"/>
               </w:rPr>
-              <w:t xml:space="preserve">Módulo H · Cheques</w:t>
+              <w:t xml:space="preserve">Módulo H · Descuento de cheques</w:t>
             </w:r>
           </w:p>
         </w:tc>
@@ -6123,7 +6123,7 @@
                 <w:sz w:val="20"/>
                 <w:szCs w:val="20"/>
               </w:rPr>
-              <w:t xml:space="preserve">Cheques</w:t>
+              <w:t xml:space="preserve">Descuento de cheques</w:t>
             </w:r>
           </w:p>
         </w:tc>
@@ -6150,7 +6150,7 @@
                 <w:sz w:val="20"/>
                 <w:szCs w:val="20"/>
               </w:rPr>
-              <w:t xml:space="preserve">Endoso, verificación, liquidación, revisión de pendientes y preliquidación</w:t>
+              <w:t xml:space="preserve">Cheques endosados, selección con scoring, control de línea, simulación, excepciones por Riesgos, acuerdo marco y desembolso</w:t>
             </w:r>
           </w:p>
         </w:tc>
@@ -11318,7 +11318,7 @@
                 <w:sz w:val="20"/>
                 <w:szCs w:val="20"/>
               </w:rPr>
-              <w:t xml:space="preserve">Abre el circuito de cheques (Módulo H) sobre la línea</w:t>
+              <w:t xml:space="preserve">Abre la operación de descuento (Módulo H) con los cheques endosados por el cliente</w:t>
             </w:r>
           </w:p>
         </w:tc>
@@ -14550,7 +14550,7 @@
           <w:sz w:val="34"/>
           <w:szCs w:val="34"/>
         </w:rPr>
-        <w:t xml:space="preserve">Módulo H · Cheques</w:t>
+        <w:t xml:space="preserve">Módulo H · Descuento de cheques</w:t>
       </w:r>
     </w:p>
     <w:p>
@@ -14569,7 +14569,23 @@
           <w:sz w:val="22"/>
           <w:szCs w:val="22"/>
         </w:rPr>
-        <w:t xml:space="preserve">Descuento de cheques sobre una línea aprobada</w:t>
+        <w:t xml:space="preserve">Circuito propuesto: de los cheques endosados a la operación desembolsada</w:t>
+      </w:r>
+    </w:p>
+    <w:p>
+      <w:pPr>
+        <w:spacing w:after="80" w:before="0"/>
+      </w:pPr>
+      <w:r>
+        <w:rPr>
+          <w:rFonts w:ascii="Calibri" w:cs="Calibri" w:eastAsia="Calibri" w:hAnsi="Calibri"/>
+          <w:b/>
+          <w:bCs/>
+          <w:color w:val="1F3A5F"/>
+          <w:sz w:val="24"/>
+          <w:szCs w:val="24"/>
+        </w:rPr>
+        <w:t xml:space="preserve">Selección y aprobación de los cheques</w:t>
       </w:r>
     </w:p>
     <w:tbl>
@@ -14585,22 +14601,18 @@
         </w:tblBorders>
       </w:tblPr>
       <w:tblGrid>
-        <w:gridCol w:w="2100"/>
+        <w:gridCol w:w="3330"/>
         <w:gridCol w:w="360"/>
-        <w:gridCol w:w="2100"/>
+        <w:gridCol w:w="3330"/>
         <w:gridCol w:w="360"/>
-        <w:gridCol w:w="2100"/>
+        <w:gridCol w:w="3330"/>
         <w:gridCol w:w="360"/>
-        <w:gridCol w:w="2100"/>
-        <w:gridCol w:w="360"/>
-        <w:gridCol w:w="2100"/>
-        <w:gridCol w:w="360"/>
-        <w:gridCol w:w="2100"/>
+        <w:gridCol w:w="3330"/>
       </w:tblGrid>
       <w:tr>
         <w:tc>
           <w:tcPr>
-            <w:tcW w:type="dxa" w:w="2100"/>
+            <w:tcW w:type="dxa" w:w="3330"/>
             <w:tcBorders>
               <w:top w:val="single" w:color="2E7D8C" w:sz="6"/>
               <w:left w:val="single" w:color="2E7D8C" w:sz="6"/>
@@ -14628,7 +14640,7 @@
                 <w:sz w:val="20"/>
                 <w:szCs w:val="20"/>
               </w:rPr>
-              <w:t xml:space="preserve">1 · Línea</w:t>
+              <w:t xml:space="preserve">1 · Endoso</w:t>
             </w:r>
           </w:p>
           <w:p>
@@ -14642,7 +14654,7 @@
                 <w:sz w:val="18"/>
                 <w:szCs w:val="18"/>
               </w:rPr>
-              <w:t xml:space="preserve">El cliente tiene línea vigente</w:t>
+              <w:t xml:space="preserve">El cliente endosa a favor de VALO los cheques a descontar</w:t>
             </w:r>
           </w:p>
         </w:tc>
@@ -14674,7 +14686,7 @@
         </w:tc>
         <w:tc>
           <w:tcPr>
-            <w:tcW w:type="dxa" w:w="2100"/>
+            <w:tcW w:type="dxa" w:w="3330"/>
             <w:tcBorders>
               <w:top w:val="single" w:color="2E7D8C" w:sz="6"/>
               <w:left w:val="single" w:color="2E7D8C" w:sz="6"/>
@@ -14702,7 +14714,7 @@
                 <w:sz w:val="20"/>
                 <w:szCs w:val="20"/>
               </w:rPr>
-              <w:t xml:space="preserve">2 · Endoso</w:t>
+              <w:t xml:space="preserve">2 · Carga</w:t>
             </w:r>
           </w:p>
           <w:p>
@@ -14715,7 +14727,7 @@
                 <w:sz w:val="18"/>
                 <w:szCs w:val="18"/>
               </w:rPr>
-              <w:t xml:space="preserve">El cliente endosa todos los cheques a favor de VALO</w:t>
+              <w:t xml:space="preserve">Middle Office carga la operación de descuento desde la pantalla de líneas; el sistema trae todos los cheques endosados</w:t>
             </w:r>
           </w:p>
         </w:tc>
@@ -14747,7 +14759,7 @@
         </w:tc>
         <w:tc>
           <w:tcPr>
-            <w:tcW w:type="dxa" w:w="2100"/>
+            <w:tcW w:type="dxa" w:w="3330"/>
             <w:tcBorders>
               <w:top w:val="single" w:color="2E7D8C" w:sz="6"/>
               <w:left w:val="single" w:color="2E7D8C" w:sz="6"/>
@@ -14775,7 +14787,7 @@
                 <w:sz w:val="20"/>
                 <w:szCs w:val="20"/>
               </w:rPr>
-              <w:t xml:space="preserve">3 · Verificación</w:t>
+              <w:t xml:space="preserve">3 · Selección y scoring</w:t>
             </w:r>
           </w:p>
           <w:p>
@@ -14788,7 +14800,7 @@
                 <w:sz w:val="18"/>
                 <w:szCs w:val="18"/>
               </w:rPr>
-              <w:t xml:space="preserve">Corre el proceso de verificación de aceptación (desarrollado por Martín)</w:t>
+              <w:t xml:space="preserve">Middle selecciona los cheques, que pasan por la validación de scoring (desarrollo de modernización)</w:t>
             </w:r>
           </w:p>
         </w:tc>
@@ -14820,7 +14832,7 @@
         </w:tc>
         <w:tc>
           <w:tcPr>
-            <w:tcW w:type="dxa" w:w="2100"/>
+            <w:tcW w:type="dxa" w:w="3330"/>
             <w:tcBorders>
               <w:top w:val="single" w:color="2E7D8C" w:sz="6"/>
               <w:left w:val="single" w:color="2E7D8C" w:sz="6"/>
@@ -14848,7 +14860,7 @@
                 <w:sz w:val="20"/>
                 <w:szCs w:val="20"/>
               </w:rPr>
-              <w:t xml:space="preserve">4 · Liquidación</w:t>
+              <w:t xml:space="preserve">4 · Línea</w:t>
             </w:r>
           </w:p>
           <w:p>
@@ -14861,153 +14873,7 @@
                 <w:sz w:val="18"/>
                 <w:szCs w:val="18"/>
               </w:rPr>
-              <w:t xml:space="preserve">Con OK, Middle selecciona los cheques y los liquida</w:t>
-            </w:r>
-          </w:p>
-        </w:tc>
-        <w:tc>
-          <w:tcPr>
-            <w:tcW w:type="dxa" w:w="360"/>
-            <w:tcBorders>
-              <w:top w:val="none" w:color="FFFFFF" w:sz="0"/>
-              <w:left w:val="none" w:color="FFFFFF" w:sz="0"/>
-              <w:bottom w:val="none" w:color="FFFFFF" w:sz="0"/>
-              <w:right w:val="none" w:color="FFFFFF" w:sz="0"/>
-            </w:tcBorders>
-            <w:vAlign w:val="center"/>
-          </w:tcPr>
-          <w:p>
-            <w:pPr>
-              <w:jc w:val="center"/>
-            </w:pPr>
-            <w:r>
-              <w:rPr>
-                <w:rFonts w:ascii="Calibri" w:cs="Calibri" w:eastAsia="Calibri" w:hAnsi="Calibri"/>
-                <w:color w:val="2E7D8C"/>
-                <w:sz w:val="22"/>
-                <w:szCs w:val="22"/>
-              </w:rPr>
-              <w:t xml:space="preserve">►</w:t>
-            </w:r>
-          </w:p>
-        </w:tc>
-        <w:tc>
-          <w:tcPr>
-            <w:tcW w:type="dxa" w:w="2100"/>
-            <w:tcBorders>
-              <w:top w:val="single" w:color="2E7D8C" w:sz="6"/>
-              <w:left w:val="single" w:color="2E7D8C" w:sz="6"/>
-              <w:bottom w:val="single" w:color="2E7D8C" w:sz="6"/>
-              <w:right w:val="single" w:color="2E7D8C" w:sz="6"/>
-            </w:tcBorders>
-            <w:shd w:fill="EAF2F5" w:color="auto" w:val="clear"/>
-            <w:tcMar>
-              <w:top w:type="dxa" w:w="100"/>
-              <w:left w:type="dxa" w:w="110"/>
-              <w:bottom w:type="dxa" w:w="100"/>
-              <w:right w:type="dxa" w:w="110"/>
-            </w:tcMar>
-          </w:tcPr>
-          <w:p>
-            <w:pPr>
-              <w:spacing w:after="60"/>
-            </w:pPr>
-            <w:r>
-              <w:rPr>
-                <w:rFonts w:ascii="Calibri" w:cs="Calibri" w:eastAsia="Calibri" w:hAnsi="Calibri"/>
-                <w:b/>
-                <w:bCs/>
-                <w:color w:val="1F3A5F"/>
-                <w:sz w:val="20"/>
-                <w:szCs w:val="20"/>
-              </w:rPr>
-              <w:t xml:space="preserve">5 · Pendientes</w:t>
-            </w:r>
-          </w:p>
-          <w:p>
-            <w:pPr>
-              <w:spacing w:after="0"/>
-            </w:pPr>
-            <w:r>
-              <w:rPr>
-                <w:rFonts w:ascii="Calibri" w:cs="Calibri" w:eastAsia="Calibri" w:hAnsi="Calibri"/>
-                <w:sz w:val="18"/>
-                <w:szCs w:val="18"/>
-              </w:rPr>
-              <w:t xml:space="preserve">Riesgos revisa; si no da el OK se rechaza el endoso</w:t>
-            </w:r>
-          </w:p>
-        </w:tc>
-        <w:tc>
-          <w:tcPr>
-            <w:tcW w:type="dxa" w:w="360"/>
-            <w:tcBorders>
-              <w:top w:val="none" w:color="FFFFFF" w:sz="0"/>
-              <w:left w:val="none" w:color="FFFFFF" w:sz="0"/>
-              <w:bottom w:val="none" w:color="FFFFFF" w:sz="0"/>
-              <w:right w:val="none" w:color="FFFFFF" w:sz="0"/>
-            </w:tcBorders>
-            <w:vAlign w:val="center"/>
-          </w:tcPr>
-          <w:p>
-            <w:pPr>
-              <w:jc w:val="center"/>
-            </w:pPr>
-            <w:r>
-              <w:rPr>
-                <w:rFonts w:ascii="Calibri" w:cs="Calibri" w:eastAsia="Calibri" w:hAnsi="Calibri"/>
-                <w:color w:val="2E7D8C"/>
-                <w:sz w:val="22"/>
-                <w:szCs w:val="22"/>
-              </w:rPr>
-              <w:t xml:space="preserve">►</w:t>
-            </w:r>
-          </w:p>
-        </w:tc>
-        <w:tc>
-          <w:tcPr>
-            <w:tcW w:type="dxa" w:w="2100"/>
-            <w:tcBorders>
-              <w:top w:val="single" w:color="2E7D8C" w:sz="6"/>
-              <w:left w:val="single" w:color="2E7D8C" w:sz="6"/>
-              <w:bottom w:val="single" w:color="2E7D8C" w:sz="6"/>
-              <w:right w:val="single" w:color="2E7D8C" w:sz="6"/>
-            </w:tcBorders>
-            <w:shd w:fill="EAF2F5" w:color="auto" w:val="clear"/>
-            <w:tcMar>
-              <w:top w:type="dxa" w:w="100"/>
-              <w:left w:type="dxa" w:w="110"/>
-              <w:bottom w:type="dxa" w:w="100"/>
-              <w:right w:type="dxa" w:w="110"/>
-            </w:tcMar>
-          </w:tcPr>
-          <w:p>
-            <w:pPr>
-              <w:spacing w:after="60"/>
-            </w:pPr>
-            <w:r>
-              <w:rPr>
-                <w:rFonts w:ascii="Calibri" w:cs="Calibri" w:eastAsia="Calibri" w:hAnsi="Calibri"/>
-                <w:b/>
-                <w:bCs/>
-                <w:color w:val="1F3A5F"/>
-                <w:sz w:val="20"/>
-                <w:szCs w:val="20"/>
-              </w:rPr>
-              <w:t xml:space="preserve">6 · Preliquidación</w:t>
-            </w:r>
-          </w:p>
-          <w:p>
-            <w:pPr>
-              <w:spacing w:after="0"/>
-            </w:pPr>
-            <w:r>
-              <w:rPr>
-                <w:rFonts w:ascii="Calibri" w:cs="Calibri" w:eastAsia="Calibri" w:hAnsi="Calibri"/>
-                <w:sz w:val="18"/>
-                <w:szCs w:val="18"/>
-              </w:rPr>
-              <w:t xml:space="preserve">Se carga la tasa y el cliente da el OK</w:t>
+              <w:t xml:space="preserve">Al seleccionar, el sistema controla que haya línea disponible para la compra</w:t>
             </w:r>
           </w:p>
         </w:tc>
@@ -15026,105 +14892,1928 @@
           <w:sz w:val="24"/>
           <w:szCs w:val="24"/>
         </w:rPr>
-        <w:t xml:space="preserve">Reglas</w:t>
+        <w:t xml:space="preserve">Simulación, excepciones y cierre</w:t>
       </w:r>
     </w:p>
+    <w:tbl>
+      <w:tblPr>
+        <w:tblW w:type="dxa" w:w="14400"/>
+        <w:tblBorders>
+          <w:top w:val="single" w:color="auto" w:sz="4"/>
+          <w:left w:val="single" w:color="auto" w:sz="4"/>
+          <w:bottom w:val="single" w:color="auto" w:sz="4"/>
+          <w:right w:val="single" w:color="auto" w:sz="4"/>
+          <w:insideH w:val="single" w:color="auto" w:sz="4"/>
+          <w:insideV w:val="single" w:color="auto" w:sz="4"/>
+        </w:tblBorders>
+      </w:tblPr>
+      <w:tblGrid>
+        <w:gridCol w:w="3330"/>
+        <w:gridCol w:w="360"/>
+        <w:gridCol w:w="3330"/>
+        <w:gridCol w:w="360"/>
+        <w:gridCol w:w="3330"/>
+        <w:gridCol w:w="360"/>
+        <w:gridCol w:w="3330"/>
+      </w:tblGrid>
+      <w:tr>
+        <w:tc>
+          <w:tcPr>
+            <w:tcW w:type="dxa" w:w="3330"/>
+            <w:tcBorders>
+              <w:top w:val="single" w:color="2E7D8C" w:sz="6"/>
+              <w:left w:val="single" w:color="2E7D8C" w:sz="6"/>
+              <w:bottom w:val="single" w:color="2E7D8C" w:sz="6"/>
+              <w:right w:val="single" w:color="2E7D8C" w:sz="6"/>
+            </w:tcBorders>
+            <w:shd w:fill="1F3A5F" w:color="auto" w:val="clear"/>
+            <w:tcMar>
+              <w:top w:type="dxa" w:w="100"/>
+              <w:left w:type="dxa" w:w="110"/>
+              <w:bottom w:type="dxa" w:w="100"/>
+              <w:right w:type="dxa" w:w="110"/>
+            </w:tcMar>
+          </w:tcPr>
+          <w:p>
+            <w:pPr>
+              <w:spacing w:after="60"/>
+            </w:pPr>
+            <w:r>
+              <w:rPr>
+                <w:rFonts w:ascii="Calibri" w:cs="Calibri" w:eastAsia="Calibri" w:hAnsi="Calibri"/>
+                <w:b/>
+                <w:bCs/>
+                <w:color w:val="FFFFFF"/>
+                <w:sz w:val="20"/>
+                <w:szCs w:val="20"/>
+              </w:rPr>
+              <w:t xml:space="preserve">5 · Simulación</w:t>
+            </w:r>
+          </w:p>
+          <w:p>
+            <w:pPr>
+              <w:spacing w:after="0"/>
+            </w:pPr>
+            <w:r>
+              <w:rPr>
+                <w:rFonts w:ascii="Calibri" w:cs="Calibri" w:eastAsia="Calibri" w:hAnsi="Calibri"/>
+                <w:color w:val="FFFFFF"/>
+                <w:sz w:val="18"/>
+                <w:szCs w:val="18"/>
+              </w:rPr>
+              <w:t xml:space="preserve">Con los cheques aprobados, simulación con la tasa de descuento precargada, para compartir con el cliente</w:t>
+            </w:r>
+          </w:p>
+        </w:tc>
+        <w:tc>
+          <w:tcPr>
+            <w:tcW w:type="dxa" w:w="360"/>
+            <w:tcBorders>
+              <w:top w:val="none" w:color="FFFFFF" w:sz="0"/>
+              <w:left w:val="none" w:color="FFFFFF" w:sz="0"/>
+              <w:bottom w:val="none" w:color="FFFFFF" w:sz="0"/>
+              <w:right w:val="none" w:color="FFFFFF" w:sz="0"/>
+            </w:tcBorders>
+            <w:vAlign w:val="center"/>
+          </w:tcPr>
+          <w:p>
+            <w:pPr>
+              <w:jc w:val="center"/>
+            </w:pPr>
+            <w:r>
+              <w:rPr>
+                <w:rFonts w:ascii="Calibri" w:cs="Calibri" w:eastAsia="Calibri" w:hAnsi="Calibri"/>
+                <w:color w:val="2E7D8C"/>
+                <w:sz w:val="22"/>
+                <w:szCs w:val="22"/>
+              </w:rPr>
+              <w:t xml:space="preserve">►</w:t>
+            </w:r>
+          </w:p>
+        </w:tc>
+        <w:tc>
+          <w:tcPr>
+            <w:tcW w:type="dxa" w:w="3330"/>
+            <w:tcBorders>
+              <w:top w:val="single" w:color="2E7D8C" w:sz="6"/>
+              <w:left w:val="single" w:color="2E7D8C" w:sz="6"/>
+              <w:bottom w:val="single" w:color="2E7D8C" w:sz="6"/>
+              <w:right w:val="single" w:color="2E7D8C" w:sz="6"/>
+            </w:tcBorders>
+            <w:shd w:fill="EAF2F5" w:color="auto" w:val="clear"/>
+            <w:tcMar>
+              <w:top w:type="dxa" w:w="100"/>
+              <w:left w:type="dxa" w:w="110"/>
+              <w:bottom w:type="dxa" w:w="100"/>
+              <w:right w:type="dxa" w:w="110"/>
+            </w:tcMar>
+          </w:tcPr>
+          <w:p>
+            <w:pPr>
+              <w:spacing w:after="60"/>
+            </w:pPr>
+            <w:r>
+              <w:rPr>
+                <w:rFonts w:ascii="Calibri" w:cs="Calibri" w:eastAsia="Calibri" w:hAnsi="Calibri"/>
+                <w:b/>
+                <w:bCs/>
+                <w:color w:val="1F3A5F"/>
+                <w:sz w:val="20"/>
+                <w:szCs w:val="20"/>
+              </w:rPr>
+              <w:t xml:space="preserve">6 · Excepciones</w:t>
+            </w:r>
+          </w:p>
+          <w:p>
+            <w:pPr>
+              <w:spacing w:after="0"/>
+            </w:pPr>
+            <w:r>
+              <w:rPr>
+                <w:rFonts w:ascii="Calibri" w:cs="Calibri" w:eastAsia="Calibri" w:hAnsi="Calibri"/>
+                <w:sz w:val="18"/>
+                <w:szCs w:val="18"/>
+              </w:rPr>
+              <w:t xml:space="preserve">Si se quiere comprar un eCheq no seleccionado por el scoring, pasa a Riesgos para su análisis y OK</w:t>
+            </w:r>
+          </w:p>
+        </w:tc>
+        <w:tc>
+          <w:tcPr>
+            <w:tcW w:type="dxa" w:w="360"/>
+            <w:tcBorders>
+              <w:top w:val="none" w:color="FFFFFF" w:sz="0"/>
+              <w:left w:val="none" w:color="FFFFFF" w:sz="0"/>
+              <w:bottom w:val="none" w:color="FFFFFF" w:sz="0"/>
+              <w:right w:val="none" w:color="FFFFFF" w:sz="0"/>
+            </w:tcBorders>
+            <w:vAlign w:val="center"/>
+          </w:tcPr>
+          <w:p>
+            <w:pPr>
+              <w:jc w:val="center"/>
+            </w:pPr>
+            <w:r>
+              <w:rPr>
+                <w:rFonts w:ascii="Calibri" w:cs="Calibri" w:eastAsia="Calibri" w:hAnsi="Calibri"/>
+                <w:color w:val="2E7D8C"/>
+                <w:sz w:val="22"/>
+                <w:szCs w:val="22"/>
+              </w:rPr>
+              <w:t xml:space="preserve">►</w:t>
+            </w:r>
+          </w:p>
+        </w:tc>
+        <w:tc>
+          <w:tcPr>
+            <w:tcW w:type="dxa" w:w="3330"/>
+            <w:tcBorders>
+              <w:top w:val="single" w:color="2E7D8C" w:sz="6"/>
+              <w:left w:val="single" w:color="2E7D8C" w:sz="6"/>
+              <w:bottom w:val="single" w:color="2E7D8C" w:sz="6"/>
+              <w:right w:val="single" w:color="2E7D8C" w:sz="6"/>
+            </w:tcBorders>
+            <w:shd w:fill="EAF2F5" w:color="auto" w:val="clear"/>
+            <w:tcMar>
+              <w:top w:type="dxa" w:w="100"/>
+              <w:left w:type="dxa" w:w="110"/>
+              <w:bottom w:type="dxa" w:w="100"/>
+              <w:right w:type="dxa" w:w="110"/>
+            </w:tcMar>
+          </w:tcPr>
+          <w:p>
+            <w:pPr>
+              <w:spacing w:after="60"/>
+            </w:pPr>
+            <w:r>
+              <w:rPr>
+                <w:rFonts w:ascii="Calibri" w:cs="Calibri" w:eastAsia="Calibri" w:hAnsi="Calibri"/>
+                <w:b/>
+                <w:bCs/>
+                <w:color w:val="1F3A5F"/>
+                <w:sz w:val="20"/>
+                <w:szCs w:val="20"/>
+              </w:rPr>
+              <w:t xml:space="preserve">7 · Aceptación</w:t>
+            </w:r>
+          </w:p>
+          <w:p>
+            <w:pPr>
+              <w:spacing w:after="0"/>
+            </w:pPr>
+            <w:r>
+              <w:rPr>
+                <w:rFonts w:ascii="Calibri" w:cs="Calibri" w:eastAsia="Calibri" w:hAnsi="Calibri"/>
+                <w:sz w:val="18"/>
+                <w:szCs w:val="18"/>
+              </w:rPr>
+              <w:t xml:space="preserve">Se aceptan los cheques aprobados por scoring o por Riesgos; se rechazan los no seleccionados</w:t>
+            </w:r>
+          </w:p>
+        </w:tc>
+        <w:tc>
+          <w:tcPr>
+            <w:tcW w:type="dxa" w:w="360"/>
+            <w:tcBorders>
+              <w:top w:val="none" w:color="FFFFFF" w:sz="0"/>
+              <w:left w:val="none" w:color="FFFFFF" w:sz="0"/>
+              <w:bottom w:val="none" w:color="FFFFFF" w:sz="0"/>
+              <w:right w:val="none" w:color="FFFFFF" w:sz="0"/>
+            </w:tcBorders>
+            <w:vAlign w:val="center"/>
+          </w:tcPr>
+          <w:p>
+            <w:pPr>
+              <w:jc w:val="center"/>
+            </w:pPr>
+            <w:r>
+              <w:rPr>
+                <w:rFonts w:ascii="Calibri" w:cs="Calibri" w:eastAsia="Calibri" w:hAnsi="Calibri"/>
+                <w:color w:val="2E7D8C"/>
+                <w:sz w:val="22"/>
+                <w:szCs w:val="22"/>
+              </w:rPr>
+              <w:t xml:space="preserve">►</w:t>
+            </w:r>
+          </w:p>
+        </w:tc>
+        <w:tc>
+          <w:tcPr>
+            <w:tcW w:type="dxa" w:w="3330"/>
+            <w:tcBorders>
+              <w:top w:val="single" w:color="2E7D8C" w:sz="6"/>
+              <w:left w:val="single" w:color="2E7D8C" w:sz="6"/>
+              <w:bottom w:val="single" w:color="2E7D8C" w:sz="6"/>
+              <w:right w:val="single" w:color="2E7D8C" w:sz="6"/>
+            </w:tcBorders>
+            <w:shd w:fill="EAF2F5" w:color="auto" w:val="clear"/>
+            <w:tcMar>
+              <w:top w:type="dxa" w:w="100"/>
+              <w:left w:type="dxa" w:w="110"/>
+              <w:bottom w:type="dxa" w:w="100"/>
+              <w:right w:type="dxa" w:w="110"/>
+            </w:tcMar>
+          </w:tcPr>
+          <w:p>
+            <w:pPr>
+              <w:spacing w:after="60"/>
+            </w:pPr>
+            <w:r>
+              <w:rPr>
+                <w:rFonts w:ascii="Calibri" w:cs="Calibri" w:eastAsia="Calibri" w:hAnsi="Calibri"/>
+                <w:b/>
+                <w:bCs/>
+                <w:color w:val="1F3A5F"/>
+                <w:sz w:val="20"/>
+                <w:szCs w:val="20"/>
+              </w:rPr>
+              <w:t xml:space="preserve">8 · Desembolso</w:t>
+            </w:r>
+          </w:p>
+          <w:p>
+            <w:pPr>
+              <w:spacing w:after="0"/>
+            </w:pPr>
+            <w:r>
+              <w:rPr>
+                <w:rFonts w:ascii="Calibri" w:cs="Calibri" w:eastAsia="Calibri" w:hAnsi="Calibri"/>
+                <w:sz w:val="18"/>
+                <w:szCs w:val="18"/>
+              </w:rPr>
+              <w:t xml:space="preserve">Activas aprueba el acuerdo marco y parametriza la cuenta (solo la primera vez); luego, desembolso directo</w:t>
+            </w:r>
+          </w:p>
+        </w:tc>
+      </w:tr>
+    </w:tbl>
     <w:p>
       <w:pPr>
-        <w:pStyle w:val="ListParagraph"/>
-        <w:numPr>
-          <w:ilvl w:val="0"/>
-          <w:numId w:val="2"/>
-        </w:numPr>
-        <w:spacing w:after="60"/>
+        <w:spacing w:after="100" w:before="160"/>
       </w:pPr>
+      <w:r>
+        <w:rPr>
+          <w:rFonts w:ascii="Calibri" w:cs="Calibri" w:eastAsia="Calibri" w:hAnsi="Calibri"/>
+          <w:b/>
+          <w:bCs/>
+          <w:sz w:val="22"/>
+          <w:szCs w:val="22"/>
+        </w:rPr>
+        <w:t xml:space="preserve">Cierre: </w:t>
+      </w:r>
       <w:r>
         <w:rPr>
           <w:rFonts w:ascii="Calibri" w:cs="Calibri" w:eastAsia="Calibri" w:hAnsi="Calibri"/>
           <w:sz w:val="22"/>
           <w:szCs w:val="22"/>
         </w:rPr>
-        <w:t xml:space="preserve">Solo se pueden descontar cheques de clientes con línea vigente; el circuito se inicia desde la pantalla de líneas.</w:t>
+        <w:t xml:space="preserve">si la operación se completa con éxito, el sistema muestra una pantalla de operación finalizada y Middle Office puede descargar los recibos.</w:t>
       </w:r>
     </w:p>
     <w:p>
       <w:pPr>
-        <w:pStyle w:val="ListParagraph"/>
-        <w:numPr>
-          <w:ilvl w:val="0"/>
-          <w:numId w:val="2"/>
-        </w:numPr>
-        <w:spacing w:after="60"/>
+        <w:spacing w:after="80" w:before="180"/>
       </w:pPr>
       <w:r>
         <w:rPr>
           <w:rFonts w:ascii="Calibri" w:cs="Calibri" w:eastAsia="Calibri" w:hAnsi="Calibri"/>
-          <w:sz w:val="22"/>
-          <w:szCs w:val="22"/>
+          <w:b/>
+          <w:bCs/>
+          <w:color w:val="1F3A5F"/>
+          <w:sz w:val="24"/>
+          <w:szCs w:val="24"/>
         </w:rPr>
-        <w:t xml:space="preserve">Los cheques con OK del proceso de verificación los liquida directamente Middle Office.</w:t>
+        <w:t xml:space="preserve">Qué cambia respecto del circuito relevado el 07/10</w:t>
       </w:r>
     </w:p>
+    <w:tbl>
+      <w:tblPr>
+        <w:tblW w:type="dxa" w:w="14400"/>
+        <w:tblBorders>
+          <w:top w:val="single" w:color="auto" w:sz="4"/>
+          <w:left w:val="single" w:color="auto" w:sz="4"/>
+          <w:bottom w:val="single" w:color="auto" w:sz="4"/>
+          <w:right w:val="single" w:color="auto" w:sz="4"/>
+          <w:insideH w:val="single" w:color="auto" w:sz="4"/>
+          <w:insideV w:val="single" w:color="auto" w:sz="4"/>
+        </w:tblBorders>
+      </w:tblPr>
+      <w:tblGrid>
+        <w:gridCol w:w="3200"/>
+        <w:gridCol w:w="5200"/>
+        <w:gridCol w:w="6000"/>
+      </w:tblGrid>
+      <w:tr>
+        <w:trPr>
+          <w:tblHeader/>
+        </w:trPr>
+        <w:tc>
+          <w:tcPr>
+            <w:tcW w:type="dxa" w:w="3200"/>
+            <w:shd w:fill="2E7D8C" w:color="auto" w:val="clear"/>
+            <w:tcMar>
+              <w:top w:type="dxa" w:w="80"/>
+              <w:left w:type="dxa" w:w="120"/>
+              <w:bottom w:type="dxa" w:w="80"/>
+              <w:right w:type="dxa" w:w="120"/>
+            </w:tcMar>
+          </w:tcPr>
+          <w:p>
+            <w:pPr>
+              <w:spacing w:after="40"/>
+            </w:pPr>
+            <w:r>
+              <w:rPr>
+                <w:rFonts w:ascii="Calibri" w:cs="Calibri" w:eastAsia="Calibri" w:hAnsi="Calibri"/>
+                <w:b/>
+                <w:bCs/>
+                <w:color w:val="FFFFFF"/>
+                <w:sz w:val="20"/>
+                <w:szCs w:val="20"/>
+              </w:rPr>
+              <w:t xml:space="preserve">Tema</w:t>
+            </w:r>
+          </w:p>
+        </w:tc>
+        <w:tc>
+          <w:tcPr>
+            <w:tcW w:type="dxa" w:w="5200"/>
+            <w:shd w:fill="2E7D8C" w:color="auto" w:val="clear"/>
+            <w:tcMar>
+              <w:top w:type="dxa" w:w="80"/>
+              <w:left w:type="dxa" w:w="120"/>
+              <w:bottom w:type="dxa" w:w="80"/>
+              <w:right w:type="dxa" w:w="120"/>
+            </w:tcMar>
+          </w:tcPr>
+          <w:p>
+            <w:pPr>
+              <w:spacing w:after="40"/>
+            </w:pPr>
+            <w:r>
+              <w:rPr>
+                <w:rFonts w:ascii="Calibri" w:cs="Calibri" w:eastAsia="Calibri" w:hAnsi="Calibri"/>
+                <w:b/>
+                <w:bCs/>
+                <w:color w:val="FFFFFF"/>
+                <w:sz w:val="20"/>
+                <w:szCs w:val="20"/>
+              </w:rPr>
+              <w:t xml:space="preserve">Circuito relevado</w:t>
+            </w:r>
+          </w:p>
+        </w:tc>
+        <w:tc>
+          <w:tcPr>
+            <w:tcW w:type="dxa" w:w="6000"/>
+            <w:shd w:fill="2E7D8C" w:color="auto" w:val="clear"/>
+            <w:tcMar>
+              <w:top w:type="dxa" w:w="80"/>
+              <w:left w:type="dxa" w:w="120"/>
+              <w:bottom w:type="dxa" w:w="80"/>
+              <w:right w:type="dxa" w:w="120"/>
+            </w:tcMar>
+          </w:tcPr>
+          <w:p>
+            <w:pPr>
+              <w:spacing w:after="40"/>
+            </w:pPr>
+            <w:r>
+              <w:rPr>
+                <w:rFonts w:ascii="Calibri" w:cs="Calibri" w:eastAsia="Calibri" w:hAnsi="Calibri"/>
+                <w:b/>
+                <w:bCs/>
+                <w:color w:val="FFFFFF"/>
+                <w:sz w:val="20"/>
+                <w:szCs w:val="20"/>
+              </w:rPr>
+              <w:t xml:space="preserve">Circuito propuesto</w:t>
+            </w:r>
+          </w:p>
+        </w:tc>
+      </w:tr>
+      <w:tr>
+        <w:tc>
+          <w:tcPr>
+            <w:tcW w:type="dxa" w:w="3200"/>
+            <w:tcMar>
+              <w:top w:type="dxa" w:w="80"/>
+              <w:left w:type="dxa" w:w="120"/>
+              <w:bottom w:type="dxa" w:w="80"/>
+              <w:right w:type="dxa" w:w="120"/>
+            </w:tcMar>
+          </w:tcPr>
+          <w:p>
+            <w:pPr>
+              <w:spacing w:after="40"/>
+            </w:pPr>
+            <w:r>
+              <w:rPr>
+                <w:rFonts w:ascii="Calibri" w:cs="Calibri" w:eastAsia="Calibri" w:hAnsi="Calibri"/>
+                <w:b/>
+                <w:bCs/>
+                <w:sz w:val="20"/>
+                <w:szCs w:val="20"/>
+              </w:rPr>
+              <w:t xml:space="preserve">Selección de cheques</w:t>
+            </w:r>
+          </w:p>
+        </w:tc>
+        <w:tc>
+          <w:tcPr>
+            <w:tcW w:type="dxa" w:w="5200"/>
+            <w:tcMar>
+              <w:top w:type="dxa" w:w="80"/>
+              <w:left w:type="dxa" w:w="120"/>
+              <w:bottom w:type="dxa" w:w="80"/>
+              <w:right w:type="dxa" w:w="120"/>
+            </w:tcMar>
+          </w:tcPr>
+          <w:p>
+            <w:pPr>
+              <w:spacing w:after="40"/>
+            </w:pPr>
+            <w:r>
+              <w:rPr>
+                <w:rFonts w:ascii="Calibri" w:cs="Calibri" w:eastAsia="Calibri" w:hAnsi="Calibri"/>
+                <w:b w:val="false"/>
+                <w:bCs w:val="false"/>
+                <w:sz w:val="20"/>
+                <w:szCs w:val="20"/>
+              </w:rPr>
+              <w:t xml:space="preserve">Proceso de verificación de aceptación (desarrollado por Martín)</w:t>
+            </w:r>
+          </w:p>
+        </w:tc>
+        <w:tc>
+          <w:tcPr>
+            <w:tcW w:type="dxa" w:w="6000"/>
+            <w:tcMar>
+              <w:top w:type="dxa" w:w="80"/>
+              <w:left w:type="dxa" w:w="120"/>
+              <w:bottom w:type="dxa" w:w="80"/>
+              <w:right w:type="dxa" w:w="120"/>
+            </w:tcMar>
+          </w:tcPr>
+          <w:p>
+            <w:pPr>
+              <w:spacing w:after="40"/>
+            </w:pPr>
+            <w:r>
+              <w:rPr>
+                <w:rFonts w:ascii="Calibri" w:cs="Calibri" w:eastAsia="Calibri" w:hAnsi="Calibri"/>
+                <w:b w:val="false"/>
+                <w:bCs w:val="false"/>
+                <w:sz w:val="20"/>
+                <w:szCs w:val="20"/>
+              </w:rPr>
+              <w:t xml:space="preserve">Validación de scoring integrada con el desarrollo de modernización</w:t>
+            </w:r>
+          </w:p>
+        </w:tc>
+      </w:tr>
+      <w:tr>
+        <w:tc>
+          <w:tcPr>
+            <w:tcW w:type="dxa" w:w="3200"/>
+            <w:shd w:fill="EAF2F5" w:color="auto" w:val="clear"/>
+            <w:tcMar>
+              <w:top w:type="dxa" w:w="80"/>
+              <w:left w:type="dxa" w:w="120"/>
+              <w:bottom w:type="dxa" w:w="80"/>
+              <w:right w:type="dxa" w:w="120"/>
+            </w:tcMar>
+          </w:tcPr>
+          <w:p>
+            <w:pPr>
+              <w:spacing w:after="40"/>
+            </w:pPr>
+            <w:r>
+              <w:rPr>
+                <w:rFonts w:ascii="Calibri" w:cs="Calibri" w:eastAsia="Calibri" w:hAnsi="Calibri"/>
+                <w:b/>
+                <w:bCs/>
+                <w:sz w:val="20"/>
+                <w:szCs w:val="20"/>
+              </w:rPr>
+              <w:t xml:space="preserve">Control de línea</w:t>
+            </w:r>
+          </w:p>
+        </w:tc>
+        <w:tc>
+          <w:tcPr>
+            <w:tcW w:type="dxa" w:w="5200"/>
+            <w:shd w:fill="EAF2F5" w:color="auto" w:val="clear"/>
+            <w:tcMar>
+              <w:top w:type="dxa" w:w="80"/>
+              <w:left w:type="dxa" w:w="120"/>
+              <w:bottom w:type="dxa" w:w="80"/>
+              <w:right w:type="dxa" w:w="120"/>
+            </w:tcMar>
+          </w:tcPr>
+          <w:p>
+            <w:pPr>
+              <w:spacing w:after="40"/>
+            </w:pPr>
+            <w:r>
+              <w:rPr>
+                <w:rFonts w:ascii="Calibri" w:cs="Calibri" w:eastAsia="Calibri" w:hAnsi="Calibri"/>
+                <w:b w:val="false"/>
+                <w:bCs w:val="false"/>
+                <w:sz w:val="20"/>
+                <w:szCs w:val="20"/>
+              </w:rPr>
+              <w:t xml:space="preserve">No se controla al seleccionar</w:t>
+            </w:r>
+          </w:p>
+        </w:tc>
+        <w:tc>
+          <w:tcPr>
+            <w:tcW w:type="dxa" w:w="6000"/>
+            <w:shd w:fill="EAF2F5" w:color="auto" w:val="clear"/>
+            <w:tcMar>
+              <w:top w:type="dxa" w:w="80"/>
+              <w:left w:type="dxa" w:w="120"/>
+              <w:bottom w:type="dxa" w:w="80"/>
+              <w:right w:type="dxa" w:w="120"/>
+            </w:tcMar>
+          </w:tcPr>
+          <w:p>
+            <w:pPr>
+              <w:spacing w:after="40"/>
+            </w:pPr>
+            <w:r>
+              <w:rPr>
+                <w:rFonts w:ascii="Calibri" w:cs="Calibri" w:eastAsia="Calibri" w:hAnsi="Calibri"/>
+                <w:b w:val="false"/>
+                <w:bCs w:val="false"/>
+                <w:sz w:val="20"/>
+                <w:szCs w:val="20"/>
+              </w:rPr>
+              <w:t xml:space="preserve">El sistema controla el disponible al seleccionar los cheques</w:t>
+            </w:r>
+          </w:p>
+        </w:tc>
+      </w:tr>
+      <w:tr>
+        <w:tc>
+          <w:tcPr>
+            <w:tcW w:type="dxa" w:w="3200"/>
+            <w:tcMar>
+              <w:top w:type="dxa" w:w="80"/>
+              <w:left w:type="dxa" w:w="120"/>
+              <w:bottom w:type="dxa" w:w="80"/>
+              <w:right w:type="dxa" w:w="120"/>
+            </w:tcMar>
+          </w:tcPr>
+          <w:p>
+            <w:pPr>
+              <w:spacing w:after="40"/>
+            </w:pPr>
+            <w:r>
+              <w:rPr>
+                <w:rFonts w:ascii="Calibri" w:cs="Calibri" w:eastAsia="Calibri" w:hAnsi="Calibri"/>
+                <w:b/>
+                <w:bCs/>
+                <w:sz w:val="20"/>
+                <w:szCs w:val="20"/>
+              </w:rPr>
+              <w:t xml:space="preserve">Propuesta al cliente</w:t>
+            </w:r>
+          </w:p>
+        </w:tc>
+        <w:tc>
+          <w:tcPr>
+            <w:tcW w:type="dxa" w:w="5200"/>
+            <w:tcMar>
+              <w:top w:type="dxa" w:w="80"/>
+              <w:left w:type="dxa" w:w="120"/>
+              <w:bottom w:type="dxa" w:w="80"/>
+              <w:right w:type="dxa" w:w="120"/>
+            </w:tcMar>
+          </w:tcPr>
+          <w:p>
+            <w:pPr>
+              <w:spacing w:after="40"/>
+            </w:pPr>
+            <w:r>
+              <w:rPr>
+                <w:rFonts w:ascii="Calibri" w:cs="Calibri" w:eastAsia="Calibri" w:hAnsi="Calibri"/>
+                <w:b w:val="false"/>
+                <w:bCs w:val="false"/>
+                <w:sz w:val="20"/>
+                <w:szCs w:val="20"/>
+              </w:rPr>
+              <w:t xml:space="preserve">Preliquidación que el cliente aprueba</w:t>
+            </w:r>
+          </w:p>
+        </w:tc>
+        <w:tc>
+          <w:tcPr>
+            <w:tcW w:type="dxa" w:w="6000"/>
+            <w:tcMar>
+              <w:top w:type="dxa" w:w="80"/>
+              <w:left w:type="dxa" w:w="120"/>
+              <w:bottom w:type="dxa" w:w="80"/>
+              <w:right w:type="dxa" w:w="120"/>
+            </w:tcMar>
+          </w:tcPr>
+          <w:p>
+            <w:pPr>
+              <w:spacing w:after="40"/>
+            </w:pPr>
+            <w:r>
+              <w:rPr>
+                <w:rFonts w:ascii="Calibri" w:cs="Calibri" w:eastAsia="Calibri" w:hAnsi="Calibri"/>
+                <w:b w:val="false"/>
+                <w:bCs w:val="false"/>
+                <w:sz w:val="20"/>
+                <w:szCs w:val="20"/>
+              </w:rPr>
+              <w:t xml:space="preserve">Simulación con la tasa de descuento precargada; error si no está cargada</w:t>
+            </w:r>
+          </w:p>
+        </w:tc>
+      </w:tr>
+      <w:tr>
+        <w:tc>
+          <w:tcPr>
+            <w:tcW w:type="dxa" w:w="3200"/>
+            <w:shd w:fill="EAF2F5" w:color="auto" w:val="clear"/>
+            <w:tcMar>
+              <w:top w:type="dxa" w:w="80"/>
+              <w:left w:type="dxa" w:w="120"/>
+              <w:bottom w:type="dxa" w:w="80"/>
+              <w:right w:type="dxa" w:w="120"/>
+            </w:tcMar>
+          </w:tcPr>
+          <w:p>
+            <w:pPr>
+              <w:spacing w:after="40"/>
+            </w:pPr>
+            <w:r>
+              <w:rPr>
+                <w:rFonts w:ascii="Calibri" w:cs="Calibri" w:eastAsia="Calibri" w:hAnsi="Calibri"/>
+                <w:b/>
+                <w:bCs/>
+                <w:sz w:val="20"/>
+                <w:szCs w:val="20"/>
+              </w:rPr>
+              <w:t xml:space="preserve">Intervención de Riesgos</w:t>
+            </w:r>
+          </w:p>
+        </w:tc>
+        <w:tc>
+          <w:tcPr>
+            <w:tcW w:type="dxa" w:w="5200"/>
+            <w:shd w:fill="EAF2F5" w:color="auto" w:val="clear"/>
+            <w:tcMar>
+              <w:top w:type="dxa" w:w="80"/>
+              <w:left w:type="dxa" w:w="120"/>
+              <w:bottom w:type="dxa" w:w="80"/>
+              <w:right w:type="dxa" w:w="120"/>
+            </w:tcMar>
+          </w:tcPr>
+          <w:p>
+            <w:pPr>
+              <w:spacing w:after="40"/>
+            </w:pPr>
+            <w:r>
+              <w:rPr>
+                <w:rFonts w:ascii="Calibri" w:cs="Calibri" w:eastAsia="Calibri" w:hAnsi="Calibri"/>
+                <w:b w:val="false"/>
+                <w:bCs w:val="false"/>
+                <w:sz w:val="20"/>
+                <w:szCs w:val="20"/>
+              </w:rPr>
+              <w:t xml:space="preserve">Revisa todos los cheques pendientes</w:t>
+            </w:r>
+          </w:p>
+        </w:tc>
+        <w:tc>
+          <w:tcPr>
+            <w:tcW w:type="dxa" w:w="6000"/>
+            <w:shd w:fill="EAF2F5" w:color="auto" w:val="clear"/>
+            <w:tcMar>
+              <w:top w:type="dxa" w:w="80"/>
+              <w:left w:type="dxa" w:w="120"/>
+              <w:bottom w:type="dxa" w:w="80"/>
+              <w:right w:type="dxa" w:w="120"/>
+            </w:tcMar>
+          </w:tcPr>
+          <w:p>
+            <w:pPr>
+              <w:spacing w:after="40"/>
+            </w:pPr>
+            <w:r>
+              <w:rPr>
+                <w:rFonts w:ascii="Calibri" w:cs="Calibri" w:eastAsia="Calibri" w:hAnsi="Calibri"/>
+                <w:b w:val="false"/>
+                <w:bCs w:val="false"/>
+                <w:sz w:val="20"/>
+                <w:szCs w:val="20"/>
+              </w:rPr>
+              <w:t xml:space="preserve">Solo los eCheqs que se quieren forzar fuera del scoring</w:t>
+            </w:r>
+          </w:p>
+        </w:tc>
+      </w:tr>
+      <w:tr>
+        <w:tc>
+          <w:tcPr>
+            <w:tcW w:type="dxa" w:w="3200"/>
+            <w:tcMar>
+              <w:top w:type="dxa" w:w="80"/>
+              <w:left w:type="dxa" w:w="120"/>
+              <w:bottom w:type="dxa" w:w="80"/>
+              <w:right w:type="dxa" w:w="120"/>
+            </w:tcMar>
+          </w:tcPr>
+          <w:p>
+            <w:pPr>
+              <w:spacing w:after="40"/>
+            </w:pPr>
+            <w:r>
+              <w:rPr>
+                <w:rFonts w:ascii="Calibri" w:cs="Calibri" w:eastAsia="Calibri" w:hAnsi="Calibri"/>
+                <w:b/>
+                <w:bCs/>
+                <w:sz w:val="20"/>
+                <w:szCs w:val="20"/>
+              </w:rPr>
+              <w:t xml:space="preserve">Desembolso</w:t>
+            </w:r>
+          </w:p>
+        </w:tc>
+        <w:tc>
+          <w:tcPr>
+            <w:tcW w:type="dxa" w:w="5200"/>
+            <w:tcMar>
+              <w:top w:type="dxa" w:w="80"/>
+              <w:left w:type="dxa" w:w="120"/>
+              <w:bottom w:type="dxa" w:w="80"/>
+              <w:right w:type="dxa" w:w="120"/>
+            </w:tcMar>
+          </w:tcPr>
+          <w:p>
+            <w:pPr>
+              <w:spacing w:after="40"/>
+            </w:pPr>
+            <w:r>
+              <w:rPr>
+                <w:rFonts w:ascii="Calibri" w:cs="Calibri" w:eastAsia="Calibri" w:hAnsi="Calibri"/>
+                <w:b w:val="false"/>
+                <w:bCs w:val="false"/>
+                <w:sz w:val="20"/>
+                <w:szCs w:val="20"/>
+              </w:rPr>
+              <w:t xml:space="preserve">Sin definir</w:t>
+            </w:r>
+          </w:p>
+        </w:tc>
+        <w:tc>
+          <w:tcPr>
+            <w:tcW w:type="dxa" w:w="6000"/>
+            <w:tcMar>
+              <w:top w:type="dxa" w:w="80"/>
+              <w:left w:type="dxa" w:w="120"/>
+              <w:bottom w:type="dxa" w:w="80"/>
+              <w:right w:type="dxa" w:w="120"/>
+            </w:tcMar>
+          </w:tcPr>
+          <w:p>
+            <w:pPr>
+              <w:spacing w:after="40"/>
+            </w:pPr>
+            <w:r>
+              <w:rPr>
+                <w:rFonts w:ascii="Calibri" w:cs="Calibri" w:eastAsia="Calibri" w:hAnsi="Calibri"/>
+                <w:b w:val="false"/>
+                <w:bCs w:val="false"/>
+                <w:sz w:val="20"/>
+                <w:szCs w:val="20"/>
+              </w:rPr>
+              <w:t xml:space="preserve">Acuerdo marco y cuenta parametrizada por Activas la primera vez; después, automático</w:t>
+            </w:r>
+          </w:p>
+        </w:tc>
+      </w:tr>
+      <w:tr>
+        <w:tc>
+          <w:tcPr>
+            <w:tcW w:type="dxa" w:w="3200"/>
+            <w:shd w:fill="EAF2F5" w:color="auto" w:val="clear"/>
+            <w:tcMar>
+              <w:top w:type="dxa" w:w="80"/>
+              <w:left w:type="dxa" w:w="120"/>
+              <w:bottom w:type="dxa" w:w="80"/>
+              <w:right w:type="dxa" w:w="120"/>
+            </w:tcMar>
+          </w:tcPr>
+          <w:p>
+            <w:pPr>
+              <w:spacing w:after="40"/>
+            </w:pPr>
+            <w:r>
+              <w:rPr>
+                <w:rFonts w:ascii="Calibri" w:cs="Calibri" w:eastAsia="Calibri" w:hAnsi="Calibri"/>
+                <w:b/>
+                <w:bCs/>
+                <w:sz w:val="20"/>
+                <w:szCs w:val="20"/>
+              </w:rPr>
+              <w:t xml:space="preserve">Recibos</w:t>
+            </w:r>
+          </w:p>
+        </w:tc>
+        <w:tc>
+          <w:tcPr>
+            <w:tcW w:type="dxa" w:w="5200"/>
+            <w:shd w:fill="EAF2F5" w:color="auto" w:val="clear"/>
+            <w:tcMar>
+              <w:top w:type="dxa" w:w="80"/>
+              <w:left w:type="dxa" w:w="120"/>
+              <w:bottom w:type="dxa" w:w="80"/>
+              <w:right w:type="dxa" w:w="120"/>
+            </w:tcMar>
+          </w:tcPr>
+          <w:p>
+            <w:pPr>
+              <w:spacing w:after="40"/>
+            </w:pPr>
+            <w:r>
+              <w:rPr>
+                <w:rFonts w:ascii="Calibri" w:cs="Calibri" w:eastAsia="Calibri" w:hAnsi="Calibri"/>
+                <w:b w:val="false"/>
+                <w:bCs w:val="false"/>
+                <w:sz w:val="20"/>
+                <w:szCs w:val="20"/>
+              </w:rPr>
+              <w:t xml:space="preserve">Sin definir</w:t>
+            </w:r>
+          </w:p>
+        </w:tc>
+        <w:tc>
+          <w:tcPr>
+            <w:tcW w:type="dxa" w:w="6000"/>
+            <w:shd w:fill="EAF2F5" w:color="auto" w:val="clear"/>
+            <w:tcMar>
+              <w:top w:type="dxa" w:w="80"/>
+              <w:left w:type="dxa" w:w="120"/>
+              <w:bottom w:type="dxa" w:w="80"/>
+              <w:right w:type="dxa" w:w="120"/>
+            </w:tcMar>
+          </w:tcPr>
+          <w:p>
+            <w:pPr>
+              <w:spacing w:after="40"/>
+            </w:pPr>
+            <w:r>
+              <w:rPr>
+                <w:rFonts w:ascii="Calibri" w:cs="Calibri" w:eastAsia="Calibri" w:hAnsi="Calibri"/>
+                <w:b w:val="false"/>
+                <w:bCs w:val="false"/>
+                <w:sz w:val="20"/>
+                <w:szCs w:val="20"/>
+              </w:rPr>
+              <w:t xml:space="preserve">Pantalla de operación finalizada con descarga de recibos</w:t>
+            </w:r>
+          </w:p>
+        </w:tc>
+      </w:tr>
+    </w:tbl>
     <w:p>
       <w:pPr>
-        <w:pStyle w:val="ListParagraph"/>
-        <w:numPr>
-          <w:ilvl w:val="0"/>
-          <w:numId w:val="2"/>
-        </w:numPr>
-        <w:spacing w:after="60"/>
+        <w:pStyle w:val="Heading1"/>
+        <w:pageBreakBefore/>
+        <w:shd w:fill="1F3A5F" w:color="auto" w:val="clear"/>
+        <w:spacing w:after="0"/>
       </w:pPr>
       <w:r>
         <w:rPr>
           <w:rFonts w:ascii="Calibri" w:cs="Calibri" w:eastAsia="Calibri" w:hAnsi="Calibri"/>
-          <w:sz w:val="22"/>
-          <w:szCs w:val="22"/>
+          <w:b/>
+          <w:bCs/>
+          <w:color w:val="9FD3DE"/>
+          <w:sz w:val="30"/>
+          <w:szCs w:val="30"/>
         </w:rPr>
-        <w:t xml:space="preserve">Los cheques pendientes van a Riesgos: si los aprueba, siguen el proceso; si no, se rechaza el endoso.</w:t>
+        <w:t xml:space="preserve">  14  </w:t>
       </w:r>
-    </w:p>
-    <w:p>
-      <w:pPr>
-        <w:pStyle w:val="ListParagraph"/>
-        <w:numPr>
-          <w:ilvl w:val="0"/>
-          <w:numId w:val="2"/>
-        </w:numPr>
-        <w:spacing w:after="60"/>
-      </w:pPr>
       <w:r>
         <w:rPr>
           <w:rFonts w:ascii="Calibri" w:cs="Calibri" w:eastAsia="Calibri" w:hAnsi="Calibri"/>
-          <w:sz w:val="22"/>
-          <w:szCs w:val="22"/>
+          <w:b/>
+          <w:bCs/>
+          <w:color w:val="FFFFFF"/>
+          <w:sz w:val="34"/>
+          <w:szCs w:val="34"/>
         </w:rPr>
-        <w:t xml:space="preserve">La operación toma el costo de fondeo según su plazo máximo y la tasa debe respetar la tasa mínima de Mesa (Módulo E).</w:t>
-      </w:r>
-    </w:p>
-    <w:p>
-      <w:pPr>
-        <w:pStyle w:val="ListParagraph"/>
-        <w:numPr>
-          <w:ilvl w:val="0"/>
-          <w:numId w:val="2"/>
-        </w:numPr>
-        <w:spacing w:after="60"/>
-      </w:pPr>
-      <w:r>
-        <w:rPr>
-          <w:rFonts w:ascii="Calibri" w:cs="Calibri" w:eastAsia="Calibri" w:hAnsi="Calibri"/>
-          <w:sz w:val="22"/>
-          <w:szCs w:val="22"/>
-        </w:rPr>
-        <w:t xml:space="preserve">El cliente confirma la preliquidación antes de la liquidación final.</w:t>
+        <w:t xml:space="preserve">Módulo H · Reglas del descuento de cheques</w:t>
       </w:r>
     </w:p>
     <w:p>
       <w:pPr>
         <w:pBdr>
-          <w:left w:val="single" w:color="2E7D8C" w:sz="24" w:space="8"/>
+          <w:bottom w:val="single" w:color="2E7D8C" w:sz="18" w:space="1"/>
         </w:pBdr>
-        <w:shd w:fill="EAF2F5" w:color="auto" w:val="clear"/>
+        <w:spacing w:after="220"/>
+      </w:pPr>
+      <w:r>
+        <w:rPr>
+          <w:rFonts w:ascii="Calibri" w:cs="Calibri" w:eastAsia="Calibri" w:hAnsi="Calibri"/>
+          <w:i/>
+          <w:iCs/>
+          <w:color w:val="5F6B76"/>
+          <w:sz w:val="22"/>
+          <w:szCs w:val="22"/>
+        </w:rPr>
+        <w:t xml:space="preserve">Qué hace el sistema en cada caso</w:t>
+      </w:r>
+    </w:p>
+    <w:tbl>
+      <w:tblPr>
+        <w:tblW w:type="dxa" w:w="14400"/>
+        <w:tblBorders>
+          <w:top w:val="single" w:color="auto" w:sz="4"/>
+          <w:left w:val="single" w:color="auto" w:sz="4"/>
+          <w:bottom w:val="single" w:color="auto" w:sz="4"/>
+          <w:right w:val="single" w:color="auto" w:sz="4"/>
+          <w:insideH w:val="single" w:color="auto" w:sz="4"/>
+          <w:insideV w:val="single" w:color="auto" w:sz="4"/>
+        </w:tblBorders>
+      </w:tblPr>
+      <w:tblGrid>
+        <w:gridCol w:w="4200"/>
+        <w:gridCol w:w="7200"/>
+        <w:gridCol w:w="3000"/>
+      </w:tblGrid>
+      <w:tr>
+        <w:trPr>
+          <w:tblHeader/>
+        </w:trPr>
+        <w:tc>
+          <w:tcPr>
+            <w:tcW w:type="dxa" w:w="4200"/>
+            <w:shd w:fill="2E7D8C" w:color="auto" w:val="clear"/>
+            <w:tcMar>
+              <w:top w:type="dxa" w:w="80"/>
+              <w:left w:type="dxa" w:w="120"/>
+              <w:bottom w:type="dxa" w:w="80"/>
+              <w:right w:type="dxa" w:w="120"/>
+            </w:tcMar>
+          </w:tcPr>
+          <w:p>
+            <w:pPr>
+              <w:spacing w:after="40"/>
+            </w:pPr>
+            <w:r>
+              <w:rPr>
+                <w:rFonts w:ascii="Calibri" w:cs="Calibri" w:eastAsia="Calibri" w:hAnsi="Calibri"/>
+                <w:b/>
+                <w:bCs/>
+                <w:color w:val="FFFFFF"/>
+                <w:sz w:val="20"/>
+                <w:szCs w:val="20"/>
+              </w:rPr>
+              <w:t xml:space="preserve">Situación</w:t>
+            </w:r>
+          </w:p>
+        </w:tc>
+        <w:tc>
+          <w:tcPr>
+            <w:tcW w:type="dxa" w:w="7200"/>
+            <w:shd w:fill="2E7D8C" w:color="auto" w:val="clear"/>
+            <w:tcMar>
+              <w:top w:type="dxa" w:w="80"/>
+              <w:left w:type="dxa" w:w="120"/>
+              <w:bottom w:type="dxa" w:w="80"/>
+              <w:right w:type="dxa" w:w="120"/>
+            </w:tcMar>
+          </w:tcPr>
+          <w:p>
+            <w:pPr>
+              <w:spacing w:after="40"/>
+            </w:pPr>
+            <w:r>
+              <w:rPr>
+                <w:rFonts w:ascii="Calibri" w:cs="Calibri" w:eastAsia="Calibri" w:hAnsi="Calibri"/>
+                <w:b/>
+                <w:bCs/>
+                <w:color w:val="FFFFFF"/>
+                <w:sz w:val="20"/>
+                <w:szCs w:val="20"/>
+              </w:rPr>
+              <w:t xml:space="preserve">Qué hace el sistema</w:t>
+            </w:r>
+          </w:p>
+        </w:tc>
+        <w:tc>
+          <w:tcPr>
+            <w:tcW w:type="dxa" w:w="3000"/>
+            <w:shd w:fill="2E7D8C" w:color="auto" w:val="clear"/>
+            <w:tcMar>
+              <w:top w:type="dxa" w:w="80"/>
+              <w:left w:type="dxa" w:w="120"/>
+              <w:bottom w:type="dxa" w:w="80"/>
+              <w:right w:type="dxa" w:w="120"/>
+            </w:tcMar>
+          </w:tcPr>
+          <w:p>
+            <w:pPr>
+              <w:spacing w:after="40"/>
+            </w:pPr>
+            <w:r>
+              <w:rPr>
+                <w:rFonts w:ascii="Calibri" w:cs="Calibri" w:eastAsia="Calibri" w:hAnsi="Calibri"/>
+                <w:b/>
+                <w:bCs/>
+                <w:color w:val="FFFFFF"/>
+                <w:sz w:val="20"/>
+                <w:szCs w:val="20"/>
+              </w:rPr>
+              <w:t xml:space="preserve">Quién interviene</w:t>
+            </w:r>
+          </w:p>
+        </w:tc>
+      </w:tr>
+      <w:tr>
+        <w:tc>
+          <w:tcPr>
+            <w:tcW w:type="dxa" w:w="4200"/>
+            <w:tcMar>
+              <w:top w:type="dxa" w:w="80"/>
+              <w:left w:type="dxa" w:w="120"/>
+              <w:bottom w:type="dxa" w:w="80"/>
+              <w:right w:type="dxa" w:w="120"/>
+            </w:tcMar>
+          </w:tcPr>
+          <w:p>
+            <w:pPr>
+              <w:spacing w:after="40"/>
+            </w:pPr>
+            <w:r>
+              <w:rPr>
+                <w:rFonts w:ascii="Calibri" w:cs="Calibri" w:eastAsia="Calibri" w:hAnsi="Calibri"/>
+                <w:b/>
+                <w:bCs/>
+                <w:sz w:val="20"/>
+                <w:szCs w:val="20"/>
+              </w:rPr>
+              <w:t xml:space="preserve">Cheques endosados</w:t>
+            </w:r>
+          </w:p>
+        </w:tc>
+        <w:tc>
+          <w:tcPr>
+            <w:tcW w:type="dxa" w:w="7200"/>
+            <w:tcMar>
+              <w:top w:type="dxa" w:w="80"/>
+              <w:left w:type="dxa" w:w="120"/>
+              <w:bottom w:type="dxa" w:w="80"/>
+              <w:right w:type="dxa" w:w="120"/>
+            </w:tcMar>
+          </w:tcPr>
+          <w:p>
+            <w:pPr>
+              <w:spacing w:after="40"/>
+            </w:pPr>
+            <w:r>
+              <w:rPr>
+                <w:rFonts w:ascii="Calibri" w:cs="Calibri" w:eastAsia="Calibri" w:hAnsi="Calibri"/>
+                <w:b w:val="false"/>
+                <w:bCs w:val="false"/>
+                <w:sz w:val="20"/>
+                <w:szCs w:val="20"/>
+              </w:rPr>
+              <w:t xml:space="preserve">Al cargar la operación, trae todos los cheques endosados por el cliente a favor de VALO</w:t>
+            </w:r>
+          </w:p>
+        </w:tc>
+        <w:tc>
+          <w:tcPr>
+            <w:tcW w:type="dxa" w:w="3000"/>
+            <w:tcMar>
+              <w:top w:type="dxa" w:w="80"/>
+              <w:left w:type="dxa" w:w="120"/>
+              <w:bottom w:type="dxa" w:w="80"/>
+              <w:right w:type="dxa" w:w="120"/>
+            </w:tcMar>
+          </w:tcPr>
+          <w:p>
+            <w:pPr>
+              <w:spacing w:after="40"/>
+            </w:pPr>
+            <w:r>
+              <w:rPr>
+                <w:rFonts w:ascii="Calibri" w:cs="Calibri" w:eastAsia="Calibri" w:hAnsi="Calibri"/>
+                <w:b w:val="false"/>
+                <w:bCs w:val="false"/>
+                <w:sz w:val="20"/>
+                <w:szCs w:val="20"/>
+              </w:rPr>
+              <w:t xml:space="preserve">Middle Office</w:t>
+            </w:r>
+          </w:p>
+        </w:tc>
+      </w:tr>
+      <w:tr>
+        <w:tc>
+          <w:tcPr>
+            <w:tcW w:type="dxa" w:w="4200"/>
+            <w:shd w:fill="EAF2F5" w:color="auto" w:val="clear"/>
+            <w:tcMar>
+              <w:top w:type="dxa" w:w="80"/>
+              <w:left w:type="dxa" w:w="120"/>
+              <w:bottom w:type="dxa" w:w="80"/>
+              <w:right w:type="dxa" w:w="120"/>
+            </w:tcMar>
+          </w:tcPr>
+          <w:p>
+            <w:pPr>
+              <w:spacing w:after="40"/>
+            </w:pPr>
+            <w:r>
+              <w:rPr>
+                <w:rFonts w:ascii="Calibri" w:cs="Calibri" w:eastAsia="Calibri" w:hAnsi="Calibri"/>
+                <w:b/>
+                <w:bCs/>
+                <w:sz w:val="20"/>
+                <w:szCs w:val="20"/>
+              </w:rPr>
+              <w:t xml:space="preserve">Cheque aprobado por scoring</w:t>
+            </w:r>
+          </w:p>
+        </w:tc>
+        <w:tc>
+          <w:tcPr>
+            <w:tcW w:type="dxa" w:w="7200"/>
+            <w:shd w:fill="EAF2F5" w:color="auto" w:val="clear"/>
+            <w:tcMar>
+              <w:top w:type="dxa" w:w="80"/>
+              <w:left w:type="dxa" w:w="120"/>
+              <w:bottom w:type="dxa" w:w="80"/>
+              <w:right w:type="dxa" w:w="120"/>
+            </w:tcMar>
+          </w:tcPr>
+          <w:p>
+            <w:pPr>
+              <w:spacing w:after="40"/>
+            </w:pPr>
+            <w:r>
+              <w:rPr>
+                <w:rFonts w:ascii="Calibri" w:cs="Calibri" w:eastAsia="Calibri" w:hAnsi="Calibri"/>
+                <w:b w:val="false"/>
+                <w:bCs w:val="false"/>
+                <w:sz w:val="20"/>
+                <w:szCs w:val="20"/>
+              </w:rPr>
+              <w:t xml:space="preserve">Queda seleccionable para la operación</w:t>
+            </w:r>
+          </w:p>
+        </w:tc>
+        <w:tc>
+          <w:tcPr>
+            <w:tcW w:type="dxa" w:w="3000"/>
+            <w:shd w:fill="EAF2F5" w:color="auto" w:val="clear"/>
+            <w:tcMar>
+              <w:top w:type="dxa" w:w="80"/>
+              <w:left w:type="dxa" w:w="120"/>
+              <w:bottom w:type="dxa" w:w="80"/>
+              <w:right w:type="dxa" w:w="120"/>
+            </w:tcMar>
+          </w:tcPr>
+          <w:p>
+            <w:pPr>
+              <w:spacing w:after="40"/>
+            </w:pPr>
+            <w:r>
+              <w:rPr>
+                <w:rFonts w:ascii="Calibri" w:cs="Calibri" w:eastAsia="Calibri" w:hAnsi="Calibri"/>
+                <w:b w:val="false"/>
+                <w:bCs w:val="false"/>
+                <w:sz w:val="20"/>
+                <w:szCs w:val="20"/>
+              </w:rPr>
+              <w:t xml:space="preserve">Sistema (scoring)</w:t>
+            </w:r>
+          </w:p>
+        </w:tc>
+      </w:tr>
+      <w:tr>
+        <w:tc>
+          <w:tcPr>
+            <w:tcW w:type="dxa" w:w="4200"/>
+            <w:tcMar>
+              <w:top w:type="dxa" w:w="80"/>
+              <w:left w:type="dxa" w:w="120"/>
+              <w:bottom w:type="dxa" w:w="80"/>
+              <w:right w:type="dxa" w:w="120"/>
+            </w:tcMar>
+          </w:tcPr>
+          <w:p>
+            <w:pPr>
+              <w:spacing w:after="40"/>
+            </w:pPr>
+            <w:r>
+              <w:rPr>
+                <w:rFonts w:ascii="Calibri" w:cs="Calibri" w:eastAsia="Calibri" w:hAnsi="Calibri"/>
+                <w:b/>
+                <w:bCs/>
+                <w:sz w:val="20"/>
+                <w:szCs w:val="20"/>
+              </w:rPr>
+              <w:t xml:space="preserve">Sin línea disponible</w:t>
+            </w:r>
+          </w:p>
+        </w:tc>
+        <w:tc>
+          <w:tcPr>
+            <w:tcW w:type="dxa" w:w="7200"/>
+            <w:tcMar>
+              <w:top w:type="dxa" w:w="80"/>
+              <w:left w:type="dxa" w:w="120"/>
+              <w:bottom w:type="dxa" w:w="80"/>
+              <w:right w:type="dxa" w:w="120"/>
+            </w:tcMar>
+          </w:tcPr>
+          <w:p>
+            <w:pPr>
+              <w:spacing w:after="40"/>
+            </w:pPr>
+            <w:r>
+              <w:rPr>
+                <w:rFonts w:ascii="Calibri" w:cs="Calibri" w:eastAsia="Calibri" w:hAnsi="Calibri"/>
+                <w:b w:val="false"/>
+                <w:bCs w:val="false"/>
+                <w:sz w:val="20"/>
+                <w:szCs w:val="20"/>
+              </w:rPr>
+              <w:t xml:space="preserve">Al seleccionar, controla el disponible de la línea y no permite avanzar con una compra que la exceda</w:t>
+            </w:r>
+          </w:p>
+        </w:tc>
+        <w:tc>
+          <w:tcPr>
+            <w:tcW w:type="dxa" w:w="3000"/>
+            <w:tcMar>
+              <w:top w:type="dxa" w:w="80"/>
+              <w:left w:type="dxa" w:w="120"/>
+              <w:bottom w:type="dxa" w:w="80"/>
+              <w:right w:type="dxa" w:w="120"/>
+            </w:tcMar>
+          </w:tcPr>
+          <w:p>
+            <w:pPr>
+              <w:spacing w:after="40"/>
+            </w:pPr>
+            <w:r>
+              <w:rPr>
+                <w:rFonts w:ascii="Calibri" w:cs="Calibri" w:eastAsia="Calibri" w:hAnsi="Calibri"/>
+                <w:b w:val="false"/>
+                <w:bCs w:val="false"/>
+                <w:sz w:val="20"/>
+                <w:szCs w:val="20"/>
+              </w:rPr>
+              <w:t xml:space="preserve">Sistema</w:t>
+            </w:r>
+          </w:p>
+        </w:tc>
+      </w:tr>
+      <w:tr>
+        <w:tc>
+          <w:tcPr>
+            <w:tcW w:type="dxa" w:w="4200"/>
+            <w:shd w:fill="EAF2F5" w:color="auto" w:val="clear"/>
+            <w:tcMar>
+              <w:top w:type="dxa" w:w="80"/>
+              <w:left w:type="dxa" w:w="120"/>
+              <w:bottom w:type="dxa" w:w="80"/>
+              <w:right w:type="dxa" w:w="120"/>
+            </w:tcMar>
+          </w:tcPr>
+          <w:p>
+            <w:pPr>
+              <w:spacing w:after="40"/>
+            </w:pPr>
+            <w:r>
+              <w:rPr>
+                <w:rFonts w:ascii="Calibri" w:cs="Calibri" w:eastAsia="Calibri" w:hAnsi="Calibri"/>
+                <w:b/>
+                <w:bCs/>
+                <w:sz w:val="20"/>
+                <w:szCs w:val="20"/>
+              </w:rPr>
+              <w:t xml:space="preserve">Tasa de descuento no cargada</w:t>
+            </w:r>
+          </w:p>
+        </w:tc>
+        <w:tc>
+          <w:tcPr>
+            <w:tcW w:type="dxa" w:w="7200"/>
+            <w:shd w:fill="EAF2F5" w:color="auto" w:val="clear"/>
+            <w:tcMar>
+              <w:top w:type="dxa" w:w="80"/>
+              <w:left w:type="dxa" w:w="120"/>
+              <w:bottom w:type="dxa" w:w="80"/>
+              <w:right w:type="dxa" w:w="120"/>
+            </w:tcMar>
+          </w:tcPr>
+          <w:p>
+            <w:pPr>
+              <w:spacing w:after="40"/>
+            </w:pPr>
+            <w:r>
+              <w:rPr>
+                <w:rFonts w:ascii="Calibri" w:cs="Calibri" w:eastAsia="Calibri" w:hAnsi="Calibri"/>
+                <w:b w:val="false"/>
+                <w:bCs w:val="false"/>
+                <w:sz w:val="20"/>
+                <w:szCs w:val="20"/>
+              </w:rPr>
+              <w:t xml:space="preserve">Muestra un mensaje de error y no permite simular</w:t>
+            </w:r>
+          </w:p>
+        </w:tc>
+        <w:tc>
+          <w:tcPr>
+            <w:tcW w:type="dxa" w:w="3000"/>
+            <w:shd w:fill="EAF2F5" w:color="auto" w:val="clear"/>
+            <w:tcMar>
+              <w:top w:type="dxa" w:w="80"/>
+              <w:left w:type="dxa" w:w="120"/>
+              <w:bottom w:type="dxa" w:w="80"/>
+              <w:right w:type="dxa" w:w="120"/>
+            </w:tcMar>
+          </w:tcPr>
+          <w:p>
+            <w:pPr>
+              <w:spacing w:after="40"/>
+            </w:pPr>
+            <w:r>
+              <w:rPr>
+                <w:rFonts w:ascii="Calibri" w:cs="Calibri" w:eastAsia="Calibri" w:hAnsi="Calibri"/>
+                <w:b w:val="false"/>
+                <w:bCs w:val="false"/>
+                <w:sz w:val="20"/>
+                <w:szCs w:val="20"/>
+              </w:rPr>
+              <w:t xml:space="preserve">Sistema</w:t>
+            </w:r>
+          </w:p>
+        </w:tc>
+      </w:tr>
+      <w:tr>
+        <w:tc>
+          <w:tcPr>
+            <w:tcW w:type="dxa" w:w="4200"/>
+            <w:tcMar>
+              <w:top w:type="dxa" w:w="80"/>
+              <w:left w:type="dxa" w:w="120"/>
+              <w:bottom w:type="dxa" w:w="80"/>
+              <w:right w:type="dxa" w:w="120"/>
+            </w:tcMar>
+          </w:tcPr>
+          <w:p>
+            <w:pPr>
+              <w:spacing w:after="40"/>
+            </w:pPr>
+            <w:r>
+              <w:rPr>
+                <w:rFonts w:ascii="Calibri" w:cs="Calibri" w:eastAsia="Calibri" w:hAnsi="Calibri"/>
+                <w:b/>
+                <w:bCs/>
+                <w:sz w:val="20"/>
+                <w:szCs w:val="20"/>
+              </w:rPr>
+              <w:t xml:space="preserve">Simulación</w:t>
+            </w:r>
+          </w:p>
+        </w:tc>
+        <w:tc>
+          <w:tcPr>
+            <w:tcW w:type="dxa" w:w="7200"/>
+            <w:tcMar>
+              <w:top w:type="dxa" w:w="80"/>
+              <w:left w:type="dxa" w:w="120"/>
+              <w:bottom w:type="dxa" w:w="80"/>
+              <w:right w:type="dxa" w:w="120"/>
+            </w:tcMar>
+          </w:tcPr>
+          <w:p>
+            <w:pPr>
+              <w:spacing w:after="40"/>
+            </w:pPr>
+            <w:r>
+              <w:rPr>
+                <w:rFonts w:ascii="Calibri" w:cs="Calibri" w:eastAsia="Calibri" w:hAnsi="Calibri"/>
+                <w:b w:val="false"/>
+                <w:bCs w:val="false"/>
+                <w:sz w:val="20"/>
+                <w:szCs w:val="20"/>
+              </w:rPr>
+              <w:t xml:space="preserve">Muestra cómo quedaría la operación cerrada con la tasa precargada, para trasladarla al cliente</w:t>
+            </w:r>
+          </w:p>
+        </w:tc>
+        <w:tc>
+          <w:tcPr>
+            <w:tcW w:type="dxa" w:w="3000"/>
+            <w:tcMar>
+              <w:top w:type="dxa" w:w="80"/>
+              <w:left w:type="dxa" w:w="120"/>
+              <w:bottom w:type="dxa" w:w="80"/>
+              <w:right w:type="dxa" w:w="120"/>
+            </w:tcMar>
+          </w:tcPr>
+          <w:p>
+            <w:pPr>
+              <w:spacing w:after="40"/>
+            </w:pPr>
+            <w:r>
+              <w:rPr>
+                <w:rFonts w:ascii="Calibri" w:cs="Calibri" w:eastAsia="Calibri" w:hAnsi="Calibri"/>
+                <w:b w:val="false"/>
+                <w:bCs w:val="false"/>
+                <w:sz w:val="20"/>
+                <w:szCs w:val="20"/>
+              </w:rPr>
+              <w:t xml:space="preserve">Middle Office</w:t>
+            </w:r>
+          </w:p>
+        </w:tc>
+      </w:tr>
+      <w:tr>
+        <w:tc>
+          <w:tcPr>
+            <w:tcW w:type="dxa" w:w="4200"/>
+            <w:shd w:fill="EAF2F5" w:color="auto" w:val="clear"/>
+            <w:tcMar>
+              <w:top w:type="dxa" w:w="80"/>
+              <w:left w:type="dxa" w:w="120"/>
+              <w:bottom w:type="dxa" w:w="80"/>
+              <w:right w:type="dxa" w:w="120"/>
+            </w:tcMar>
+          </w:tcPr>
+          <w:p>
+            <w:pPr>
+              <w:spacing w:after="40"/>
+            </w:pPr>
+            <w:r>
+              <w:rPr>
+                <w:rFonts w:ascii="Calibri" w:cs="Calibri" w:eastAsia="Calibri" w:hAnsi="Calibri"/>
+                <w:b/>
+                <w:bCs/>
+                <w:sz w:val="20"/>
+                <w:szCs w:val="20"/>
+              </w:rPr>
+              <w:t xml:space="preserve">Forzar un eCheq no seleccionado por scoring</w:t>
+            </w:r>
+          </w:p>
+        </w:tc>
+        <w:tc>
+          <w:tcPr>
+            <w:tcW w:type="dxa" w:w="7200"/>
+            <w:shd w:fill="EAF2F5" w:color="auto" w:val="clear"/>
+            <w:tcMar>
+              <w:top w:type="dxa" w:w="80"/>
+              <w:left w:type="dxa" w:w="120"/>
+              <w:bottom w:type="dxa" w:w="80"/>
+              <w:right w:type="dxa" w:w="120"/>
+            </w:tcMar>
+          </w:tcPr>
+          <w:p>
+            <w:pPr>
+              <w:spacing w:after="40"/>
+            </w:pPr>
+            <w:r>
+              <w:rPr>
+                <w:rFonts w:ascii="Calibri" w:cs="Calibri" w:eastAsia="Calibri" w:hAnsi="Calibri"/>
+                <w:b w:val="false"/>
+                <w:bCs w:val="false"/>
+                <w:sz w:val="20"/>
+                <w:szCs w:val="20"/>
+              </w:rPr>
+              <w:t xml:space="preserve">Lo envía a Riesgos, que analiza el o los cheques; con OK se acepta</w:t>
+            </w:r>
+          </w:p>
+        </w:tc>
+        <w:tc>
+          <w:tcPr>
+            <w:tcW w:type="dxa" w:w="3000"/>
+            <w:shd w:fill="EAF2F5" w:color="auto" w:val="clear"/>
+            <w:tcMar>
+              <w:top w:type="dxa" w:w="80"/>
+              <w:left w:type="dxa" w:w="120"/>
+              <w:bottom w:type="dxa" w:w="80"/>
+              <w:right w:type="dxa" w:w="120"/>
+            </w:tcMar>
+          </w:tcPr>
+          <w:p>
+            <w:pPr>
+              <w:spacing w:after="40"/>
+            </w:pPr>
+            <w:r>
+              <w:rPr>
+                <w:rFonts w:ascii="Calibri" w:cs="Calibri" w:eastAsia="Calibri" w:hAnsi="Calibri"/>
+                <w:b w:val="false"/>
+                <w:bCs w:val="false"/>
+                <w:sz w:val="20"/>
+                <w:szCs w:val="20"/>
+              </w:rPr>
+              <w:t xml:space="preserve">Middle Office / Riesgos</w:t>
+            </w:r>
+          </w:p>
+        </w:tc>
+      </w:tr>
+      <w:tr>
+        <w:tc>
+          <w:tcPr>
+            <w:tcW w:type="dxa" w:w="4200"/>
+            <w:tcMar>
+              <w:top w:type="dxa" w:w="80"/>
+              <w:left w:type="dxa" w:w="120"/>
+              <w:bottom w:type="dxa" w:w="80"/>
+              <w:right w:type="dxa" w:w="120"/>
+            </w:tcMar>
+          </w:tcPr>
+          <w:p>
+            <w:pPr>
+              <w:spacing w:after="40"/>
+            </w:pPr>
+            <w:r>
+              <w:rPr>
+                <w:rFonts w:ascii="Calibri" w:cs="Calibri" w:eastAsia="Calibri" w:hAnsi="Calibri"/>
+                <w:b/>
+                <w:bCs/>
+                <w:sz w:val="20"/>
+                <w:szCs w:val="20"/>
+              </w:rPr>
+              <w:t xml:space="preserve">Cheques no seleccionados</w:t>
+            </w:r>
+          </w:p>
+        </w:tc>
+        <w:tc>
+          <w:tcPr>
+            <w:tcW w:type="dxa" w:w="7200"/>
+            <w:tcMar>
+              <w:top w:type="dxa" w:w="80"/>
+              <w:left w:type="dxa" w:w="120"/>
+              <w:bottom w:type="dxa" w:w="80"/>
+              <w:right w:type="dxa" w:w="120"/>
+            </w:tcMar>
+          </w:tcPr>
+          <w:p>
+            <w:pPr>
+              <w:spacing w:after="40"/>
+            </w:pPr>
+            <w:r>
+              <w:rPr>
+                <w:rFonts w:ascii="Calibri" w:cs="Calibri" w:eastAsia="Calibri" w:hAnsi="Calibri"/>
+                <w:b w:val="false"/>
+                <w:bCs w:val="false"/>
+                <w:sz w:val="20"/>
+                <w:szCs w:val="20"/>
+              </w:rPr>
+              <w:t xml:space="preserve">Se rechazan</w:t>
+            </w:r>
+          </w:p>
+        </w:tc>
+        <w:tc>
+          <w:tcPr>
+            <w:tcW w:type="dxa" w:w="3000"/>
+            <w:tcMar>
+              <w:top w:type="dxa" w:w="80"/>
+              <w:left w:type="dxa" w:w="120"/>
+              <w:bottom w:type="dxa" w:w="80"/>
+              <w:right w:type="dxa" w:w="120"/>
+            </w:tcMar>
+          </w:tcPr>
+          <w:p>
+            <w:pPr>
+              <w:spacing w:after="40"/>
+            </w:pPr>
+            <w:r>
+              <w:rPr>
+                <w:rFonts w:ascii="Calibri" w:cs="Calibri" w:eastAsia="Calibri" w:hAnsi="Calibri"/>
+                <w:b w:val="false"/>
+                <w:bCs w:val="false"/>
+                <w:sz w:val="20"/>
+                <w:szCs w:val="20"/>
+              </w:rPr>
+              <w:t xml:space="preserve">Sistema</w:t>
+            </w:r>
+          </w:p>
+        </w:tc>
+      </w:tr>
+      <w:tr>
+        <w:tc>
+          <w:tcPr>
+            <w:tcW w:type="dxa" w:w="4200"/>
+            <w:shd w:fill="EAF2F5" w:color="auto" w:val="clear"/>
+            <w:tcMar>
+              <w:top w:type="dxa" w:w="80"/>
+              <w:left w:type="dxa" w:w="120"/>
+              <w:bottom w:type="dxa" w:w="80"/>
+              <w:right w:type="dxa" w:w="120"/>
+            </w:tcMar>
+          </w:tcPr>
+          <w:p>
+            <w:pPr>
+              <w:spacing w:after="40"/>
+            </w:pPr>
+            <w:r>
+              <w:rPr>
+                <w:rFonts w:ascii="Calibri" w:cs="Calibri" w:eastAsia="Calibri" w:hAnsi="Calibri"/>
+                <w:b/>
+                <w:bCs/>
+                <w:sz w:val="20"/>
+                <w:szCs w:val="20"/>
+              </w:rPr>
+              <w:t xml:space="preserve">Primer descuento del cliente</w:t>
+            </w:r>
+          </w:p>
+        </w:tc>
+        <w:tc>
+          <w:tcPr>
+            <w:tcW w:type="dxa" w:w="7200"/>
+            <w:shd w:fill="EAF2F5" w:color="auto" w:val="clear"/>
+            <w:tcMar>
+              <w:top w:type="dxa" w:w="80"/>
+              <w:left w:type="dxa" w:w="120"/>
+              <w:bottom w:type="dxa" w:w="80"/>
+              <w:right w:type="dxa" w:w="120"/>
+            </w:tcMar>
+          </w:tcPr>
+          <w:p>
+            <w:pPr>
+              <w:spacing w:after="40"/>
+            </w:pPr>
+            <w:r>
+              <w:rPr>
+                <w:rFonts w:ascii="Calibri" w:cs="Calibri" w:eastAsia="Calibri" w:hAnsi="Calibri"/>
+                <w:b w:val="false"/>
+                <w:bCs w:val="false"/>
+                <w:sz w:val="20"/>
+                <w:szCs w:val="20"/>
+              </w:rPr>
+              <w:t xml:space="preserve">Pasa a Activas para aprobar el acuerdo marco de cheques y parametrizar la cuenta de desembolso</w:t>
+            </w:r>
+          </w:p>
+        </w:tc>
+        <w:tc>
+          <w:tcPr>
+            <w:tcW w:type="dxa" w:w="3000"/>
+            <w:shd w:fill="EAF2F5" w:color="auto" w:val="clear"/>
+            <w:tcMar>
+              <w:top w:type="dxa" w:w="80"/>
+              <w:left w:type="dxa" w:w="120"/>
+              <w:bottom w:type="dxa" w:w="80"/>
+              <w:right w:type="dxa" w:w="120"/>
+            </w:tcMar>
+          </w:tcPr>
+          <w:p>
+            <w:pPr>
+              <w:spacing w:after="40"/>
+            </w:pPr>
+            <w:r>
+              <w:rPr>
+                <w:rFonts w:ascii="Calibri" w:cs="Calibri" w:eastAsia="Calibri" w:hAnsi="Calibri"/>
+                <w:b w:val="false"/>
+                <w:bCs w:val="false"/>
+                <w:sz w:val="20"/>
+                <w:szCs w:val="20"/>
+              </w:rPr>
+              <w:t xml:space="preserve">Activas</w:t>
+            </w:r>
+          </w:p>
+        </w:tc>
+      </w:tr>
+      <w:tr>
+        <w:tc>
+          <w:tcPr>
+            <w:tcW w:type="dxa" w:w="4200"/>
+            <w:tcMar>
+              <w:top w:type="dxa" w:w="80"/>
+              <w:left w:type="dxa" w:w="120"/>
+              <w:bottom w:type="dxa" w:w="80"/>
+              <w:right w:type="dxa" w:w="120"/>
+            </w:tcMar>
+          </w:tcPr>
+          <w:p>
+            <w:pPr>
+              <w:spacing w:after="40"/>
+            </w:pPr>
+            <w:r>
+              <w:rPr>
+                <w:rFonts w:ascii="Calibri" w:cs="Calibri" w:eastAsia="Calibri" w:hAnsi="Calibri"/>
+                <w:b/>
+                <w:bCs/>
+                <w:sz w:val="20"/>
+                <w:szCs w:val="20"/>
+              </w:rPr>
+              <w:t xml:space="preserve">Cliente con acuerdo marco aprobado</w:t>
+            </w:r>
+          </w:p>
+        </w:tc>
+        <w:tc>
+          <w:tcPr>
+            <w:tcW w:type="dxa" w:w="7200"/>
+            <w:tcMar>
+              <w:top w:type="dxa" w:w="80"/>
+              <w:left w:type="dxa" w:w="120"/>
+              <w:bottom w:type="dxa" w:w="80"/>
+              <w:right w:type="dxa" w:w="120"/>
+            </w:tcMar>
+          </w:tcPr>
+          <w:p>
+            <w:pPr>
+              <w:spacing w:after="40"/>
+            </w:pPr>
+            <w:r>
+              <w:rPr>
+                <w:rFonts w:ascii="Calibri" w:cs="Calibri" w:eastAsia="Calibri" w:hAnsi="Calibri"/>
+                <w:b w:val="false"/>
+                <w:bCs w:val="false"/>
+                <w:sz w:val="20"/>
+                <w:szCs w:val="20"/>
+              </w:rPr>
+              <w:t xml:space="preserve">Desembolso automático a la cuenta parametrizada, sin intervención de Activas</w:t>
+            </w:r>
+          </w:p>
+        </w:tc>
+        <w:tc>
+          <w:tcPr>
+            <w:tcW w:type="dxa" w:w="3000"/>
+            <w:tcMar>
+              <w:top w:type="dxa" w:w="80"/>
+              <w:left w:type="dxa" w:w="120"/>
+              <w:bottom w:type="dxa" w:w="80"/>
+              <w:right w:type="dxa" w:w="120"/>
+            </w:tcMar>
+          </w:tcPr>
+          <w:p>
+            <w:pPr>
+              <w:spacing w:after="40"/>
+            </w:pPr>
+            <w:r>
+              <w:rPr>
+                <w:rFonts w:ascii="Calibri" w:cs="Calibri" w:eastAsia="Calibri" w:hAnsi="Calibri"/>
+                <w:b w:val="false"/>
+                <w:bCs w:val="false"/>
+                <w:sz w:val="20"/>
+                <w:szCs w:val="20"/>
+              </w:rPr>
+              <w:t xml:space="preserve">Sistema</w:t>
+            </w:r>
+          </w:p>
+        </w:tc>
+      </w:tr>
+      <w:tr>
+        <w:tc>
+          <w:tcPr>
+            <w:tcW w:type="dxa" w:w="4200"/>
+            <w:shd w:fill="EAF2F5" w:color="auto" w:val="clear"/>
+            <w:tcMar>
+              <w:top w:type="dxa" w:w="80"/>
+              <w:left w:type="dxa" w:w="120"/>
+              <w:bottom w:type="dxa" w:w="80"/>
+              <w:right w:type="dxa" w:w="120"/>
+            </w:tcMar>
+          </w:tcPr>
+          <w:p>
+            <w:pPr>
+              <w:spacing w:after="40"/>
+            </w:pPr>
+            <w:r>
+              <w:rPr>
+                <w:rFonts w:ascii="Calibri" w:cs="Calibri" w:eastAsia="Calibri" w:hAnsi="Calibri"/>
+                <w:b/>
+                <w:bCs/>
+                <w:sz w:val="20"/>
+                <w:szCs w:val="20"/>
+              </w:rPr>
+              <w:t xml:space="preserve">Operación completada</w:t>
+            </w:r>
+          </w:p>
+        </w:tc>
+        <w:tc>
+          <w:tcPr>
+            <w:tcW w:type="dxa" w:w="7200"/>
+            <w:shd w:fill="EAF2F5" w:color="auto" w:val="clear"/>
+            <w:tcMar>
+              <w:top w:type="dxa" w:w="80"/>
+              <w:left w:type="dxa" w:w="120"/>
+              <w:bottom w:type="dxa" w:w="80"/>
+              <w:right w:type="dxa" w:w="120"/>
+            </w:tcMar>
+          </w:tcPr>
+          <w:p>
+            <w:pPr>
+              <w:spacing w:after="40"/>
+            </w:pPr>
+            <w:r>
+              <w:rPr>
+                <w:rFonts w:ascii="Calibri" w:cs="Calibri" w:eastAsia="Calibri" w:hAnsi="Calibri"/>
+                <w:b w:val="false"/>
+                <w:bCs w:val="false"/>
+                <w:sz w:val="20"/>
+                <w:szCs w:val="20"/>
+              </w:rPr>
+              <w:t xml:space="preserve">Pantalla de operación finalizada con descarga de recibos</w:t>
+            </w:r>
+          </w:p>
+        </w:tc>
+        <w:tc>
+          <w:tcPr>
+            <w:tcW w:type="dxa" w:w="3000"/>
+            <w:shd w:fill="EAF2F5" w:color="auto" w:val="clear"/>
+            <w:tcMar>
+              <w:top w:type="dxa" w:w="80"/>
+              <w:left w:type="dxa" w:w="120"/>
+              <w:bottom w:type="dxa" w:w="80"/>
+              <w:right w:type="dxa" w:w="120"/>
+            </w:tcMar>
+          </w:tcPr>
+          <w:p>
+            <w:pPr>
+              <w:spacing w:after="40"/>
+            </w:pPr>
+            <w:r>
+              <w:rPr>
+                <w:rFonts w:ascii="Calibri" w:cs="Calibri" w:eastAsia="Calibri" w:hAnsi="Calibri"/>
+                <w:b w:val="false"/>
+                <w:bCs w:val="false"/>
+                <w:sz w:val="20"/>
+                <w:szCs w:val="20"/>
+              </w:rPr>
+              <w:t xml:space="preserve">Middle Office</w:t>
+            </w:r>
+          </w:p>
+        </w:tc>
+      </w:tr>
+    </w:tbl>
+    <w:p>
+      <w:pPr>
+        <w:spacing w:after="100" w:before="80"/>
+      </w:pPr>
+      <w:r>
+        <w:rPr>
+          <w:rFonts w:ascii="Calibri" w:cs="Calibri" w:eastAsia="Calibri" w:hAnsi="Calibri"/>
+          <w:i/>
+          <w:iCs/>
+          <w:color w:val="5F6B76"/>
+          <w:sz w:val="19"/>
+          <w:szCs w:val="19"/>
+        </w:rPr>
+        <w:t xml:space="preserve">La operación también toma el costo de fondeo según su plazo máximo (Módulo E).</w:t>
+      </w:r>
+    </w:p>
+    <w:p>
+      <w:pPr>
+        <w:pBdr>
+          <w:left w:val="single" w:color="C98A00" w:sz="24" w:space="8"/>
+        </w:pBdr>
+        <w:shd w:fill="FFF4DC" w:color="auto" w:val="clear"/>
         <w:spacing w:after="120" w:before="160"/>
         <w:ind w:left="120"/>
       </w:pPr>
@@ -15136,7 +16825,7 @@
           <w:sz w:val="20"/>
           <w:szCs w:val="20"/>
         </w:rPr>
-        <w:t xml:space="preserve">A confirmar: </w:t>
+        <w:t xml:space="preserve">Dependencia: </w:t>
       </w:r>
       <w:r>
         <w:rPr>
@@ -15144,7 +16833,7 @@
           <w:sz w:val="20"/>
           <w:szCs w:val="20"/>
         </w:rPr>
-        <w:t xml:space="preserve">si el consumo de los cheques descontados se imputa a la misma línea y entra en el control del 15% de la RPC.</w:t>
+        <w:t xml:space="preserve">la validación de scoring se apoya en el desarrollo de modernización; hay que definir con ese equipo cómo se integra.</w:t>
       </w:r>
     </w:p>
     <w:p>
@@ -15866,7 +17555,7 @@
                 <w:sz w:val="20"/>
                 <w:szCs w:val="20"/>
               </w:rPr>
-              <w:t xml:space="preserve">Comprobante</w:t>
+              <w:t xml:space="preserve">Recibos de operaciones cobradas</w:t>
             </w:r>
           </w:p>
         </w:tc>
@@ -15893,7 +17582,7 @@
                 <w:sz w:val="20"/>
                 <w:szCs w:val="20"/>
               </w:rPr>
-              <w:t xml:space="preserve">Imprimir el comprobante desde la pantalla</w:t>
+              <w:t xml:space="preserve">Descarga de los recibos de las operaciones cobradas; se habilita solo cuando la operación (por ejemplo, el préstamo) fue efectivamente cobrada</w:t>
             </w:r>
           </w:p>
         </w:tc>
@@ -21339,7 +23028,7 @@
                 <w:sz w:val="20"/>
                 <w:szCs w:val="20"/>
               </w:rPr>
-              <w:t xml:space="preserve">Liquidar cheques</w:t>
+              <w:t xml:space="preserve">Cargar descuento de cheques y simular</w:t>
             </w:r>
           </w:p>
         </w:tc>
@@ -21556,7 +23245,7 @@
                 <w:sz w:val="20"/>
                 <w:szCs w:val="20"/>
               </w:rPr>
-              <w:t xml:space="preserve">Revisar cheques pendientes</w:t>
+              <w:t xml:space="preserve">Aprobar cheques forzados fuera del scoring</w:t>
             </w:r>
           </w:p>
         </w:tc>
@@ -21767,7 +23456,7 @@
                 <w:sz w:val="20"/>
                 <w:szCs w:val="20"/>
               </w:rPr>
-              <w:t xml:space="preserve">Cargar costo de fondeo y tasas mínimas</w:t>
+              <w:t xml:space="preserve">Aprobar acuerdo marco de cheques</w:t>
             </w:r>
           </w:p>
         </w:tc>
@@ -21929,34 +23618,34 @@
                 <w:sz w:val="20"/>
                 <w:szCs w:val="20"/>
               </w:rPr>
+              <w:t xml:space="preserve">●</w:t>
+            </w:r>
+          </w:p>
+        </w:tc>
+        <w:tc>
+          <w:tcPr>
+            <w:tcW w:type="dxa" w:w="1400"/>
+            <w:shd w:fill="EAF2F5" w:color="auto" w:val="clear"/>
+            <w:tcMar>
+              <w:top w:type="dxa" w:w="80"/>
+              <w:left w:type="dxa" w:w="120"/>
+              <w:bottom w:type="dxa" w:w="80"/>
+              <w:right w:type="dxa" w:w="120"/>
+            </w:tcMar>
+          </w:tcPr>
+          <w:p>
+            <w:pPr>
+              <w:spacing w:after="40"/>
+            </w:pPr>
+            <w:r>
+              <w:rPr>
+                <w:rFonts w:ascii="Calibri" w:cs="Calibri" w:eastAsia="Calibri" w:hAnsi="Calibri"/>
+                <w:b w:val="false"/>
+                <w:bCs w:val="false"/>
+                <w:sz w:val="20"/>
+                <w:szCs w:val="20"/>
+              </w:rPr>
               <w:t xml:space="preserve"/>
-            </w:r>
-          </w:p>
-        </w:tc>
-        <w:tc>
-          <w:tcPr>
-            <w:tcW w:type="dxa" w:w="1400"/>
-            <w:shd w:fill="EAF2F5" w:color="auto" w:val="clear"/>
-            <w:tcMar>
-              <w:top w:type="dxa" w:w="80"/>
-              <w:left w:type="dxa" w:w="120"/>
-              <w:bottom w:type="dxa" w:w="80"/>
-              <w:right w:type="dxa" w:w="120"/>
-            </w:tcMar>
-          </w:tcPr>
-          <w:p>
-            <w:pPr>
-              <w:spacing w:after="40"/>
-            </w:pPr>
-            <w:r>
-              <w:rPr>
-                <w:rFonts w:ascii="Calibri" w:cs="Calibri" w:eastAsia="Calibri" w:hAnsi="Calibri"/>
-                <w:b w:val="false"/>
-                <w:bCs w:val="false"/>
-                <w:sz w:val="20"/>
-                <w:szCs w:val="20"/>
-              </w:rPr>
-              <w:t xml:space="preserve">●</w:t>
             </w:r>
           </w:p>
         </w:tc>
@@ -21984,7 +23673,7 @@
                 <w:sz w:val="20"/>
                 <w:szCs w:val="20"/>
               </w:rPr>
-              <w:t xml:space="preserve">Consultar vencimientos y renovar descubiertos</w:t>
+              <w:t xml:space="preserve">Cargar costo de fondeo y tasas mínimas</w:t>
             </w:r>
           </w:p>
         </w:tc>
@@ -22010,163 +23699,163 @@
                 <w:sz w:val="20"/>
                 <w:szCs w:val="20"/>
               </w:rPr>
+              <w:t xml:space="preserve"/>
+            </w:r>
+          </w:p>
+        </w:tc>
+        <w:tc>
+          <w:tcPr>
+            <w:tcW w:type="dxa" w:w="1600"/>
+            <w:tcMar>
+              <w:top w:type="dxa" w:w="80"/>
+              <w:left w:type="dxa" w:w="120"/>
+              <w:bottom w:type="dxa" w:w="80"/>
+              <w:right w:type="dxa" w:w="120"/>
+            </w:tcMar>
+          </w:tcPr>
+          <w:p>
+            <w:pPr>
+              <w:spacing w:after="40"/>
+            </w:pPr>
+            <w:r>
+              <w:rPr>
+                <w:rFonts w:ascii="Calibri" w:cs="Calibri" w:eastAsia="Calibri" w:hAnsi="Calibri"/>
+                <w:b w:val="false"/>
+                <w:bCs w:val="false"/>
+                <w:sz w:val="20"/>
+                <w:szCs w:val="20"/>
+              </w:rPr>
+              <w:t xml:space="preserve"/>
+            </w:r>
+          </w:p>
+        </w:tc>
+        <w:tc>
+          <w:tcPr>
+            <w:tcW w:type="dxa" w:w="1400"/>
+            <w:tcMar>
+              <w:top w:type="dxa" w:w="80"/>
+              <w:left w:type="dxa" w:w="120"/>
+              <w:bottom w:type="dxa" w:w="80"/>
+              <w:right w:type="dxa" w:w="120"/>
+            </w:tcMar>
+          </w:tcPr>
+          <w:p>
+            <w:pPr>
+              <w:spacing w:after="40"/>
+            </w:pPr>
+            <w:r>
+              <w:rPr>
+                <w:rFonts w:ascii="Calibri" w:cs="Calibri" w:eastAsia="Calibri" w:hAnsi="Calibri"/>
+                <w:b w:val="false"/>
+                <w:bCs w:val="false"/>
+                <w:sz w:val="20"/>
+                <w:szCs w:val="20"/>
+              </w:rPr>
+              <w:t xml:space="preserve"/>
+            </w:r>
+          </w:p>
+        </w:tc>
+        <w:tc>
+          <w:tcPr>
+            <w:tcW w:type="dxa" w:w="1100"/>
+            <w:tcMar>
+              <w:top w:type="dxa" w:w="80"/>
+              <w:left w:type="dxa" w:w="120"/>
+              <w:bottom w:type="dxa" w:w="80"/>
+              <w:right w:type="dxa" w:w="120"/>
+            </w:tcMar>
+          </w:tcPr>
+          <w:p>
+            <w:pPr>
+              <w:spacing w:after="40"/>
+            </w:pPr>
+            <w:r>
+              <w:rPr>
+                <w:rFonts w:ascii="Calibri" w:cs="Calibri" w:eastAsia="Calibri" w:hAnsi="Calibri"/>
+                <w:b w:val="false"/>
+                <w:bCs w:val="false"/>
+                <w:sz w:val="20"/>
+                <w:szCs w:val="20"/>
+              </w:rPr>
+              <w:t xml:space="preserve"/>
+            </w:r>
+          </w:p>
+        </w:tc>
+        <w:tc>
+          <w:tcPr>
+            <w:tcW w:type="dxa" w:w="2000"/>
+            <w:tcMar>
+              <w:top w:type="dxa" w:w="80"/>
+              <w:left w:type="dxa" w:w="120"/>
+              <w:bottom w:type="dxa" w:w="80"/>
+              <w:right w:type="dxa" w:w="120"/>
+            </w:tcMar>
+          </w:tcPr>
+          <w:p>
+            <w:pPr>
+              <w:spacing w:after="40"/>
+            </w:pPr>
+            <w:r>
+              <w:rPr>
+                <w:rFonts w:ascii="Calibri" w:cs="Calibri" w:eastAsia="Calibri" w:hAnsi="Calibri"/>
+                <w:b w:val="false"/>
+                <w:bCs w:val="false"/>
+                <w:sz w:val="20"/>
+                <w:szCs w:val="20"/>
+              </w:rPr>
+              <w:t xml:space="preserve"/>
+            </w:r>
+          </w:p>
+        </w:tc>
+        <w:tc>
+          <w:tcPr>
+            <w:tcW w:type="dxa" w:w="1400"/>
+            <w:tcMar>
+              <w:top w:type="dxa" w:w="80"/>
+              <w:left w:type="dxa" w:w="120"/>
+              <w:bottom w:type="dxa" w:w="80"/>
+              <w:right w:type="dxa" w:w="120"/>
+            </w:tcMar>
+          </w:tcPr>
+          <w:p>
+            <w:pPr>
+              <w:spacing w:after="40"/>
+            </w:pPr>
+            <w:r>
+              <w:rPr>
+                <w:rFonts w:ascii="Calibri" w:cs="Calibri" w:eastAsia="Calibri" w:hAnsi="Calibri"/>
+                <w:b w:val="false"/>
+                <w:bCs w:val="false"/>
+                <w:sz w:val="20"/>
+                <w:szCs w:val="20"/>
+              </w:rPr>
+              <w:t xml:space="preserve"/>
+            </w:r>
+          </w:p>
+        </w:tc>
+        <w:tc>
+          <w:tcPr>
+            <w:tcW w:type="dxa" w:w="1400"/>
+            <w:tcMar>
+              <w:top w:type="dxa" w:w="80"/>
+              <w:left w:type="dxa" w:w="120"/>
+              <w:bottom w:type="dxa" w:w="80"/>
+              <w:right w:type="dxa" w:w="120"/>
+            </w:tcMar>
+          </w:tcPr>
+          <w:p>
+            <w:pPr>
+              <w:spacing w:after="40"/>
+            </w:pPr>
+            <w:r>
+              <w:rPr>
+                <w:rFonts w:ascii="Calibri" w:cs="Calibri" w:eastAsia="Calibri" w:hAnsi="Calibri"/>
+                <w:b w:val="false"/>
+                <w:bCs w:val="false"/>
+                <w:sz w:val="20"/>
+                <w:szCs w:val="20"/>
+              </w:rPr>
               <w:t xml:space="preserve">●</w:t>
-            </w:r>
-          </w:p>
-        </w:tc>
-        <w:tc>
-          <w:tcPr>
-            <w:tcW w:type="dxa" w:w="1600"/>
-            <w:tcMar>
-              <w:top w:type="dxa" w:w="80"/>
-              <w:left w:type="dxa" w:w="120"/>
-              <w:bottom w:type="dxa" w:w="80"/>
-              <w:right w:type="dxa" w:w="120"/>
-            </w:tcMar>
-          </w:tcPr>
-          <w:p>
-            <w:pPr>
-              <w:spacing w:after="40"/>
-            </w:pPr>
-            <w:r>
-              <w:rPr>
-                <w:rFonts w:ascii="Calibri" w:cs="Calibri" w:eastAsia="Calibri" w:hAnsi="Calibri"/>
-                <w:b w:val="false"/>
-                <w:bCs w:val="false"/>
-                <w:sz w:val="20"/>
-                <w:szCs w:val="20"/>
-              </w:rPr>
-              <w:t xml:space="preserve"/>
-            </w:r>
-          </w:p>
-        </w:tc>
-        <w:tc>
-          <w:tcPr>
-            <w:tcW w:type="dxa" w:w="1400"/>
-            <w:tcMar>
-              <w:top w:type="dxa" w:w="80"/>
-              <w:left w:type="dxa" w:w="120"/>
-              <w:bottom w:type="dxa" w:w="80"/>
-              <w:right w:type="dxa" w:w="120"/>
-            </w:tcMar>
-          </w:tcPr>
-          <w:p>
-            <w:pPr>
-              <w:spacing w:after="40"/>
-            </w:pPr>
-            <w:r>
-              <w:rPr>
-                <w:rFonts w:ascii="Calibri" w:cs="Calibri" w:eastAsia="Calibri" w:hAnsi="Calibri"/>
-                <w:b w:val="false"/>
-                <w:bCs w:val="false"/>
-                <w:sz w:val="20"/>
-                <w:szCs w:val="20"/>
-              </w:rPr>
-              <w:t xml:space="preserve"/>
-            </w:r>
-          </w:p>
-        </w:tc>
-        <w:tc>
-          <w:tcPr>
-            <w:tcW w:type="dxa" w:w="1100"/>
-            <w:tcMar>
-              <w:top w:type="dxa" w:w="80"/>
-              <w:left w:type="dxa" w:w="120"/>
-              <w:bottom w:type="dxa" w:w="80"/>
-              <w:right w:type="dxa" w:w="120"/>
-            </w:tcMar>
-          </w:tcPr>
-          <w:p>
-            <w:pPr>
-              <w:spacing w:after="40"/>
-            </w:pPr>
-            <w:r>
-              <w:rPr>
-                <w:rFonts w:ascii="Calibri" w:cs="Calibri" w:eastAsia="Calibri" w:hAnsi="Calibri"/>
-                <w:b w:val="false"/>
-                <w:bCs w:val="false"/>
-                <w:sz w:val="20"/>
-                <w:szCs w:val="20"/>
-              </w:rPr>
-              <w:t xml:space="preserve"/>
-            </w:r>
-          </w:p>
-        </w:tc>
-        <w:tc>
-          <w:tcPr>
-            <w:tcW w:type="dxa" w:w="2000"/>
-            <w:tcMar>
-              <w:top w:type="dxa" w:w="80"/>
-              <w:left w:type="dxa" w:w="120"/>
-              <w:bottom w:type="dxa" w:w="80"/>
-              <w:right w:type="dxa" w:w="120"/>
-            </w:tcMar>
-          </w:tcPr>
-          <w:p>
-            <w:pPr>
-              <w:spacing w:after="40"/>
-            </w:pPr>
-            <w:r>
-              <w:rPr>
-                <w:rFonts w:ascii="Calibri" w:cs="Calibri" w:eastAsia="Calibri" w:hAnsi="Calibri"/>
-                <w:b w:val="false"/>
-                <w:bCs w:val="false"/>
-                <w:sz w:val="20"/>
-                <w:szCs w:val="20"/>
-              </w:rPr>
-              <w:t xml:space="preserve"/>
-            </w:r>
-          </w:p>
-        </w:tc>
-        <w:tc>
-          <w:tcPr>
-            <w:tcW w:type="dxa" w:w="1400"/>
-            <w:tcMar>
-              <w:top w:type="dxa" w:w="80"/>
-              <w:left w:type="dxa" w:w="120"/>
-              <w:bottom w:type="dxa" w:w="80"/>
-              <w:right w:type="dxa" w:w="120"/>
-            </w:tcMar>
-          </w:tcPr>
-          <w:p>
-            <w:pPr>
-              <w:spacing w:after="40"/>
-            </w:pPr>
-            <w:r>
-              <w:rPr>
-                <w:rFonts w:ascii="Calibri" w:cs="Calibri" w:eastAsia="Calibri" w:hAnsi="Calibri"/>
-                <w:b w:val="false"/>
-                <w:bCs w:val="false"/>
-                <w:sz w:val="20"/>
-                <w:szCs w:val="20"/>
-              </w:rPr>
-              <w:t xml:space="preserve"/>
-            </w:r>
-          </w:p>
-        </w:tc>
-        <w:tc>
-          <w:tcPr>
-            <w:tcW w:type="dxa" w:w="1400"/>
-            <w:tcMar>
-              <w:top w:type="dxa" w:w="80"/>
-              <w:left w:type="dxa" w:w="120"/>
-              <w:bottom w:type="dxa" w:w="80"/>
-              <w:right w:type="dxa" w:w="120"/>
-            </w:tcMar>
-          </w:tcPr>
-          <w:p>
-            <w:pPr>
-              <w:spacing w:after="40"/>
-            </w:pPr>
-            <w:r>
-              <w:rPr>
-                <w:rFonts w:ascii="Calibri" w:cs="Calibri" w:eastAsia="Calibri" w:hAnsi="Calibri"/>
-                <w:b w:val="false"/>
-                <w:bCs w:val="false"/>
-                <w:sz w:val="20"/>
-                <w:szCs w:val="20"/>
-              </w:rPr>
-              <w:t xml:space="preserve"/>
             </w:r>
           </w:p>
         </w:tc>
@@ -22195,7 +23884,7 @@
                 <w:sz w:val="20"/>
                 <w:szCs w:val="20"/>
               </w:rPr>
-              <w:t xml:space="preserve">Consultar pantalla de líneas</w:t>
+              <w:t xml:space="preserve">Renovar descubiertos</w:t>
             </w:r>
           </w:p>
         </w:tc>
@@ -22249,7 +23938,7 @@
                 <w:sz w:val="20"/>
                 <w:szCs w:val="20"/>
               </w:rPr>
-              <w:t xml:space="preserve">●</w:t>
+              <w:t xml:space="preserve"/>
             </w:r>
           </w:p>
         </w:tc>
@@ -22276,7 +23965,7 @@
                 <w:sz w:val="20"/>
                 <w:szCs w:val="20"/>
               </w:rPr>
-              <w:t xml:space="preserve">●</w:t>
+              <w:t xml:space="preserve"/>
             </w:r>
           </w:p>
         </w:tc>
@@ -22303,7 +23992,7 @@
                 <w:sz w:val="20"/>
                 <w:szCs w:val="20"/>
               </w:rPr>
-              <w:t xml:space="preserve">●</w:t>
+              <w:t xml:space="preserve"/>
             </w:r>
           </w:p>
         </w:tc>
@@ -22330,7 +24019,7 @@
                 <w:sz w:val="20"/>
                 <w:szCs w:val="20"/>
               </w:rPr>
-              <w:t xml:space="preserve">●</w:t>
+              <w:t xml:space="preserve"/>
             </w:r>
           </w:p>
         </w:tc>
@@ -22357,7 +24046,7 @@
                 <w:sz w:val="20"/>
                 <w:szCs w:val="20"/>
               </w:rPr>
-              <w:t xml:space="preserve">○</w:t>
+              <w:t xml:space="preserve"/>
             </w:r>
           </w:p>
         </w:tc>
@@ -22384,7 +24073,7 @@
                 <w:sz w:val="20"/>
                 <w:szCs w:val="20"/>
               </w:rPr>
-              <w:t xml:space="preserve">○</w:t>
+              <w:t xml:space="preserve"/>
             </w:r>
           </w:p>
         </w:tc>
@@ -22412,7 +24101,7 @@
                 <w:sz w:val="20"/>
                 <w:szCs w:val="20"/>
               </w:rPr>
-              <w:t xml:space="preserve">Consultar seguimiento y reportes</w:t>
+              <w:t xml:space="preserve">Consultar pantallas, seguimiento y reportes</w:t>
             </w:r>
           </w:p>
         </w:tc>
@@ -23759,7 +25448,7 @@
                 <w:sz w:val="20"/>
                 <w:szCs w:val="20"/>
               </w:rPr>
-              <w:t xml:space="preserve">Carga de préstamos con tablas de amortización, circuito de cheques, línea USD ajustable</w:t>
+              <w:t xml:space="preserve">Carga de préstamos con tablas de amortización, descuento de cheques con scoring, línea USD ajustable</w:t>
             </w:r>
           </w:p>
         </w:tc>
@@ -23785,7 +25474,7 @@
                 <w:sz w:val="20"/>
                 <w:szCs w:val="20"/>
               </w:rPr>
-              <w:t xml:space="preserve">Requieren relevamiento adicional o definiciones externas (Accusys)</w:t>
+              <w:t xml:space="preserve">Requieren relevamiento adicional o definiciones externas (Accusys, desarrollo de modernización)</w:t>
             </w:r>
           </w:p>
         </w:tc>
@@ -24241,7 +25930,7 @@
                 <w:sz w:val="20"/>
                 <w:szCs w:val="20"/>
               </w:rPr>
-              <w:t xml:space="preserve">Tiempo de respuesta de Activas</w:t>
+              <w:t xml:space="preserve">Integración con el scoring del desarrollo de modernización</w:t>
             </w:r>
           </w:p>
         </w:tc>
@@ -24268,7 +25957,7 @@
                 <w:sz w:val="20"/>
                 <w:szCs w:val="20"/>
               </w:rPr>
-              <w:t xml:space="preserve">Subproductos pendientes de garantía</w:t>
+              <w:t xml:space="preserve">Bloquea la selección automática de cheques</w:t>
             </w:r>
           </w:p>
         </w:tc>
@@ -24295,7 +25984,7 @@
                 <w:sz w:val="20"/>
                 <w:szCs w:val="20"/>
               </w:rPr>
-              <w:t xml:space="preserve">Forzado con regularización y alerta de pendientes</w:t>
+              <w:t xml:space="preserve">Definir la integración con ese equipo antes de estimar el Módulo H</w:t>
             </w:r>
           </w:p>
         </w:tc>
@@ -24323,6 +26012,87 @@
                 <w:sz w:val="20"/>
                 <w:szCs w:val="20"/>
               </w:rPr>
+              <w:t xml:space="preserve">Tiempo de respuesta de Activas</w:t>
+            </w:r>
+          </w:p>
+        </w:tc>
+        <w:tc>
+          <w:tcPr>
+            <w:tcW w:type="dxa" w:w="4400"/>
+            <w:tcMar>
+              <w:top w:type="dxa" w:w="80"/>
+              <w:left w:type="dxa" w:w="120"/>
+              <w:bottom w:type="dxa" w:w="80"/>
+              <w:right w:type="dxa" w:w="120"/>
+            </w:tcMar>
+          </w:tcPr>
+          <w:p>
+            <w:pPr>
+              <w:spacing w:after="40"/>
+            </w:pPr>
+            <w:r>
+              <w:rPr>
+                <w:rFonts w:ascii="Calibri" w:cs="Calibri" w:eastAsia="Calibri" w:hAnsi="Calibri"/>
+                <w:b w:val="false"/>
+                <w:bCs w:val="false"/>
+                <w:sz w:val="20"/>
+                <w:szCs w:val="20"/>
+              </w:rPr>
+              <w:t xml:space="preserve">Subproductos pendientes de garantía</w:t>
+            </w:r>
+          </w:p>
+        </w:tc>
+        <w:tc>
+          <w:tcPr>
+            <w:tcW w:type="dxa" w:w="5600"/>
+            <w:tcMar>
+              <w:top w:type="dxa" w:w="80"/>
+              <w:left w:type="dxa" w:w="120"/>
+              <w:bottom w:type="dxa" w:w="80"/>
+              <w:right w:type="dxa" w:w="120"/>
+            </w:tcMar>
+          </w:tcPr>
+          <w:p>
+            <w:pPr>
+              <w:spacing w:after="40"/>
+            </w:pPr>
+            <w:r>
+              <w:rPr>
+                <w:rFonts w:ascii="Calibri" w:cs="Calibri" w:eastAsia="Calibri" w:hAnsi="Calibri"/>
+                <w:b w:val="false"/>
+                <w:bCs w:val="false"/>
+                <w:sz w:val="20"/>
+                <w:szCs w:val="20"/>
+              </w:rPr>
+              <w:t xml:space="preserve">Forzado con regularización y alerta de pendientes</w:t>
+            </w:r>
+          </w:p>
+        </w:tc>
+      </w:tr>
+      <w:tr>
+        <w:tc>
+          <w:tcPr>
+            <w:tcW w:type="dxa" w:w="4400"/>
+            <w:shd w:fill="EAF2F5" w:color="auto" w:val="clear"/>
+            <w:tcMar>
+              <w:top w:type="dxa" w:w="80"/>
+              <w:left w:type="dxa" w:w="120"/>
+              <w:bottom w:type="dxa" w:w="80"/>
+              <w:right w:type="dxa" w:w="120"/>
+            </w:tcMar>
+          </w:tcPr>
+          <w:p>
+            <w:pPr>
+              <w:spacing w:after="40"/>
+            </w:pPr>
+            <w:r>
+              <w:rPr>
+                <w:rFonts w:ascii="Calibri" w:cs="Calibri" w:eastAsia="Calibri" w:hAnsi="Calibri"/>
+                <w:b/>
+                <w:bCs/>
+                <w:sz w:val="20"/>
+                <w:szCs w:val="20"/>
+              </w:rPr>
               <w:t xml:space="preserve">Cambio de hábito en comités</w:t>
             </w:r>
           </w:p>
@@ -24330,6 +26100,7 @@
         <w:tc>
           <w:tcPr>
             <w:tcW w:type="dxa" w:w="4400"/>
+            <w:shd w:fill="EAF2F5" w:color="auto" w:val="clear"/>
             <w:tcMar>
               <w:top w:type="dxa" w:w="80"/>
               <w:left w:type="dxa" w:w="120"/>
@@ -24356,6 +26127,7 @@
         <w:tc>
           <w:tcPr>
             <w:tcW w:type="dxa" w:w="5600"/>
+            <w:shd w:fill="EAF2F5" w:color="auto" w:val="clear"/>
             <w:tcMar>
               <w:top w:type="dxa" w:w="80"/>
               <w:left w:type="dxa" w:w="120"/>
@@ -24485,6 +26257,24 @@
           <w:szCs w:val="22"/>
         </w:rPr>
         <w:t xml:space="preserve">Si las tablas de amortización se generan desde las condiciones o se importan desde archivo.</w:t>
+      </w:r>
+    </w:p>
+    <w:p>
+      <w:pPr>
+        <w:pStyle w:val="ListParagraph"/>
+        <w:numPr>
+          <w:ilvl w:val="0"/>
+          <w:numId w:val="2"/>
+        </w:numPr>
+        <w:spacing w:after="60"/>
+      </w:pPr>
+      <w:r>
+        <w:rPr>
+          <w:rFonts w:ascii="Calibri" w:cs="Calibri" w:eastAsia="Calibri" w:hAnsi="Calibri"/>
+          <w:sz w:val="22"/>
+          <w:szCs w:val="22"/>
+        </w:rPr>
+        <w:t xml:space="preserve">Quién carga y mantiene la tasa de descuento precargada de cheques (¿Mesa, en el Módulo E?).</w:t>
       </w:r>
     </w:p>
     <w:p>

--- a/Presentacion_Nueva_Aplicacion_Gestion_Middle_Office.docx
+++ b/Presentacion_Nueva_Aplicacion_Gestion_Middle_Office.docx
@@ -120,7 +120,7 @@
           <w:sz w:val="20"/>
           <w:szCs w:val="20"/>
         </w:rPr>
-        <w:t xml:space="preserve">Versión 3 · borrador para discusión · Octubre 2026</w:t>
+        <w:t xml:space="preserve">Versión 4 · borrador para discusión · Octubre 2026</w:t>
       </w:r>
     </w:p>
     <w:p>
@@ -382,7 +382,7 @@
                 <w:sz w:val="20"/>
                 <w:szCs w:val="20"/>
               </w:rPr>
-              <w:t xml:space="preserve">12</w:t>
+              <w:t xml:space="preserve">13</w:t>
             </w:r>
           </w:p>
         </w:tc>
@@ -408,7 +408,7 @@
                 <w:sz w:val="20"/>
                 <w:szCs w:val="20"/>
               </w:rPr>
-              <w:t xml:space="preserve">Módulo F · Operaciones de descubierto</w:t>
+              <w:t xml:space="preserve">Módulo G · Carga de préstamos</w:t>
             </w:r>
           </w:p>
         </w:tc>
@@ -491,7 +491,7 @@
                 <w:sz w:val="20"/>
                 <w:szCs w:val="20"/>
               </w:rPr>
-              <w:t xml:space="preserve">13</w:t>
+              <w:t xml:space="preserve">14</w:t>
             </w:r>
           </w:p>
         </w:tc>
@@ -518,7 +518,7 @@
                 <w:sz w:val="20"/>
                 <w:szCs w:val="20"/>
               </w:rPr>
-              <w:t xml:space="preserve">Módulo G · Carga de préstamos</w:t>
+              <w:t xml:space="preserve">Módulo H · Descuento de cheques</w:t>
             </w:r>
           </w:p>
         </w:tc>
@@ -598,7 +598,7 @@
                 <w:sz w:val="20"/>
                 <w:szCs w:val="20"/>
               </w:rPr>
-              <w:t xml:space="preserve">14</w:t>
+              <w:t xml:space="preserve">15</w:t>
             </w:r>
           </w:p>
         </w:tc>
@@ -624,7 +624,7 @@
                 <w:sz w:val="20"/>
                 <w:szCs w:val="20"/>
               </w:rPr>
-              <w:t xml:space="preserve">Módulo H · Descuento de cheques</w:t>
+              <w:t xml:space="preserve">Módulo I · Vencimientos y renovación de descubiertos</w:t>
             </w:r>
           </w:p>
         </w:tc>
@@ -707,7 +707,7 @@
                 <w:sz w:val="20"/>
                 <w:szCs w:val="20"/>
               </w:rPr>
-              <w:t xml:space="preserve">15</w:t>
+              <w:t xml:space="preserve">16</w:t>
             </w:r>
           </w:p>
         </w:tc>
@@ -734,7 +734,7 @@
                 <w:sz w:val="20"/>
                 <w:szCs w:val="20"/>
               </w:rPr>
-              <w:t xml:space="preserve">Módulo I · Vencimientos y renovación de descubiertos</w:t>
+              <w:t xml:space="preserve">Módulo J · Seguimiento y reportes</w:t>
             </w:r>
           </w:p>
         </w:tc>
@@ -814,7 +814,7 @@
                 <w:sz w:val="20"/>
                 <w:szCs w:val="20"/>
               </w:rPr>
-              <w:t xml:space="preserve">16</w:t>
+              <w:t xml:space="preserve">17</w:t>
             </w:r>
           </w:p>
         </w:tc>
@@ -840,7 +840,7 @@
                 <w:sz w:val="20"/>
                 <w:szCs w:val="20"/>
               </w:rPr>
-              <w:t xml:space="preserve">Módulo J · Seguimiento y reportes</w:t>
+              <w:t xml:space="preserve">Módulo K · Modificación de tablas de amortización</w:t>
             </w:r>
           </w:p>
         </w:tc>
@@ -923,7 +923,7 @@
                 <w:sz w:val="20"/>
                 <w:szCs w:val="20"/>
               </w:rPr>
-              <w:t xml:space="preserve">17</w:t>
+              <w:t xml:space="preserve">18</w:t>
             </w:r>
           </w:p>
         </w:tc>
@@ -1030,7 +1030,7 @@
                 <w:sz w:val="20"/>
                 <w:szCs w:val="20"/>
               </w:rPr>
-              <w:t xml:space="preserve">18</w:t>
+              <w:t xml:space="preserve">19</w:t>
             </w:r>
           </w:p>
         </w:tc>
@@ -1139,7 +1139,7 @@
                 <w:sz w:val="20"/>
                 <w:szCs w:val="20"/>
               </w:rPr>
-              <w:t xml:space="preserve">19</w:t>
+              <w:t xml:space="preserve">20</w:t>
             </w:r>
           </w:p>
         </w:tc>
@@ -1220,7 +1220,7 @@
                 <w:sz w:val="20"/>
                 <w:szCs w:val="20"/>
               </w:rPr>
-              <w:t xml:space="preserve">Módulo C · Línea USD ajustable en pesos</w:t>
+              <w:t xml:space="preserve">Módulo C · Avales de líneas garantizadas</w:t>
             </w:r>
           </w:p>
         </w:tc>
@@ -1246,7 +1246,7 @@
                 <w:sz w:val="20"/>
                 <w:szCs w:val="20"/>
               </w:rPr>
-              <w:t xml:space="preserve">20</w:t>
+              <w:t xml:space="preserve">21</w:t>
             </w:r>
           </w:p>
         </w:tc>
@@ -1355,7 +1355,7 @@
                 <w:sz w:val="20"/>
                 <w:szCs w:val="20"/>
               </w:rPr>
-              <w:t xml:space="preserve">21</w:t>
+              <w:t xml:space="preserve">22</w:t>
             </w:r>
           </w:p>
         </w:tc>
@@ -1462,7 +1462,7 @@
                 <w:sz w:val="20"/>
                 <w:szCs w:val="20"/>
               </w:rPr>
-              <w:t xml:space="preserve">22</w:t>
+              <w:t xml:space="preserve">23</w:t>
             </w:r>
           </w:p>
         </w:tc>
@@ -1489,6 +1489,116 @@
                 <w:szCs w:val="20"/>
               </w:rPr>
               <w:t xml:space="preserve">Próximos pasos</w:t>
+            </w:r>
+          </w:p>
+        </w:tc>
+      </w:tr>
+      <w:tr>
+        <w:tc>
+          <w:tcPr>
+            <w:tcW w:type="dxa" w:w="900"/>
+            <w:shd w:fill="EAF2F5" w:color="auto" w:val="clear"/>
+            <w:tcMar>
+              <w:top w:type="dxa" w:w="80"/>
+              <w:left w:type="dxa" w:w="120"/>
+              <w:bottom w:type="dxa" w:w="80"/>
+              <w:right w:type="dxa" w:w="120"/>
+            </w:tcMar>
+          </w:tcPr>
+          <w:p>
+            <w:pPr>
+              <w:spacing w:after="40"/>
+            </w:pPr>
+            <w:r>
+              <w:rPr>
+                <w:rFonts w:ascii="Calibri" w:cs="Calibri" w:eastAsia="Calibri" w:hAnsi="Calibri"/>
+                <w:b/>
+                <w:bCs/>
+                <w:sz w:val="20"/>
+                <w:szCs w:val="20"/>
+              </w:rPr>
+              <w:t xml:space="preserve">12</w:t>
+            </w:r>
+          </w:p>
+        </w:tc>
+        <w:tc>
+          <w:tcPr>
+            <w:tcW w:type="dxa" w:w="6300"/>
+            <w:shd w:fill="EAF2F5" w:color="auto" w:val="clear"/>
+            <w:tcMar>
+              <w:top w:type="dxa" w:w="80"/>
+              <w:left w:type="dxa" w:w="120"/>
+              <w:bottom w:type="dxa" w:w="80"/>
+              <w:right w:type="dxa" w:w="120"/>
+            </w:tcMar>
+          </w:tcPr>
+          <w:p>
+            <w:pPr>
+              <w:spacing w:after="40"/>
+            </w:pPr>
+            <w:r>
+              <w:rPr>
+                <w:rFonts w:ascii="Calibri" w:cs="Calibri" w:eastAsia="Calibri" w:hAnsi="Calibri"/>
+                <w:b w:val="false"/>
+                <w:bCs w:val="false"/>
+                <w:sz w:val="20"/>
+                <w:szCs w:val="20"/>
+              </w:rPr>
+              <w:t xml:space="preserve">Módulo F · Operaciones de descubierto</w:t>
+            </w:r>
+          </w:p>
+        </w:tc>
+        <w:tc>
+          <w:tcPr>
+            <w:tcW w:type="dxa" w:w="900"/>
+            <w:shd w:fill="EAF2F5" w:color="auto" w:val="clear"/>
+            <w:tcMar>
+              <w:top w:type="dxa" w:w="80"/>
+              <w:left w:type="dxa" w:w="120"/>
+              <w:bottom w:type="dxa" w:w="80"/>
+              <w:right w:type="dxa" w:w="120"/>
+            </w:tcMar>
+          </w:tcPr>
+          <w:p>
+            <w:pPr>
+              <w:spacing w:after="40"/>
+            </w:pPr>
+            <w:r>
+              <w:rPr>
+                <w:rFonts w:ascii="Calibri" w:cs="Calibri" w:eastAsia="Calibri" w:hAnsi="Calibri"/>
+                <w:b w:val="false"/>
+                <w:bCs w:val="false"/>
+                <w:sz w:val="20"/>
+                <w:szCs w:val="20"/>
+              </w:rPr>
+              <w:t xml:space="preserve"/>
+            </w:r>
+          </w:p>
+        </w:tc>
+        <w:tc>
+          <w:tcPr>
+            <w:tcW w:type="dxa" w:w="6300"/>
+            <w:shd w:fill="EAF2F5" w:color="auto" w:val="clear"/>
+            <w:tcMar>
+              <w:top w:type="dxa" w:w="80"/>
+              <w:left w:type="dxa" w:w="120"/>
+              <w:bottom w:type="dxa" w:w="80"/>
+              <w:right w:type="dxa" w:w="120"/>
+            </w:tcMar>
+          </w:tcPr>
+          <w:p>
+            <w:pPr>
+              <w:spacing w:after="40"/>
+            </w:pPr>
+            <w:r>
+              <w:rPr>
+                <w:rFonts w:ascii="Calibri" w:cs="Calibri" w:eastAsia="Calibri" w:hAnsi="Calibri"/>
+                <w:b w:val="false"/>
+                <w:bCs w:val="false"/>
+                <w:sz w:val="20"/>
+                <w:szCs w:val="20"/>
+              </w:rPr>
+              <w:t xml:space="preserve"/>
             </w:r>
           </w:p>
         </w:tc>
@@ -1569,7 +1679,7 @@
           <w:sz w:val="22"/>
           <w:szCs w:val="22"/>
         </w:rPr>
-        <w:t xml:space="preserve">La aprobación y la carga de las líneas de crédito dependen hoy de tareas manuales. La minuta que se presenta en comité se arma a mano y, una vez aprobada, Riesgo de Crédito vuelve a cargar la línea en COBIS Trámites. Esa carga recorre después cuatro instancias más de control y aprobación (verificación de la carga, gerente comercial, gerente de Riesgos y CEO), que confirman una decisión que el comité ya tomó.</w:t>
+        <w:t xml:space="preserve">La aprobación y la carga de las líneas de crédito dependen hoy de tareas manuales. La minuta que se presenta en comité se arma a mano y, una vez aprobada, Middle Office vuelve a cargar la línea en COBIS Trámites. Esa carga recorre después cuatro instancias más de control y aprobación (verificación de la carga, gerente comercial, gerente de Riesgos y CEO), que confirman una decisión que el comité ya tomó.</w:t>
       </w:r>
     </w:p>
     <w:p>
@@ -2696,7 +2806,7 @@
                 <w:sz w:val="20"/>
                 <w:szCs w:val="20"/>
               </w:rPr>
-              <w:t xml:space="preserve">Presidente del banco, directores (Mariela Riusetch, Norberto Matis), gerente de Riesgos, CEO (Cristian Navarro) y gerente comercial que aplique (Raúl Lynch o Rudecindo Roca)</w:t>
+              <w:t xml:space="preserve">Presidente del banco, directores (Mariela Riusetch, Norberto Mathys), gerente de Riesgos, CEO (Cristian Navarro) y gerente comercial que aplique (Raúl Lynch o Rudecindo Roca)</w:t>
             </w:r>
           </w:p>
         </w:tc>
@@ -2881,6 +2991,34 @@
           <w:szCs w:val="22"/>
         </w:rPr>
         <w:t xml:space="preserve">del cliente o grupo.</w:t>
+      </w:r>
+    </w:p>
+    <w:p>
+      <w:pPr>
+        <w:pStyle w:val="ListParagraph"/>
+        <w:numPr>
+          <w:ilvl w:val="0"/>
+          <w:numId w:val="2"/>
+        </w:numPr>
+        <w:spacing w:after="60"/>
+      </w:pPr>
+      <w:r>
+        <w:rPr>
+          <w:rFonts w:ascii="Calibri" w:cs="Calibri" w:eastAsia="Calibri" w:hAnsi="Calibri"/>
+          <w:b/>
+          <w:bCs/>
+          <w:sz w:val="22"/>
+          <w:szCs w:val="22"/>
+        </w:rPr>
+        <w:t xml:space="preserve">Situación según el BCRA </w:t>
+      </w:r>
+      <w:r>
+        <w:rPr>
+          <w:rFonts w:ascii="Calibri" w:cs="Calibri" w:eastAsia="Calibri" w:hAnsi="Calibri"/>
+          <w:sz w:val="22"/>
+          <w:szCs w:val="22"/>
+        </w:rPr>
+        <w:t xml:space="preserve">del cliente.</w:t>
       </w:r>
     </w:p>
     <w:p>
@@ -3352,7 +3490,7 @@
                 <w:sz w:val="18"/>
                 <w:szCs w:val="18"/>
               </w:rPr>
-              <w:t xml:space="preserve">La minuta aprobada queda en Riesgo de Crédito para su carga</w:t>
+              <w:t xml:space="preserve">Riesgo de Crédito envía la minuta por mail a Middle Office</w:t>
             </w:r>
           </w:p>
         </w:tc>
@@ -3428,7 +3566,7 @@
                 <w:sz w:val="20"/>
                 <w:szCs w:val="20"/>
               </w:rPr>
-              <w:t xml:space="preserve">1 · Riesgo de Crédito</w:t>
+              <w:t xml:space="preserve">1 · Middle Office</w:t>
             </w:r>
           </w:p>
           <w:p>
@@ -3515,7 +3653,7 @@
                 <w:sz w:val="18"/>
                 <w:szCs w:val="18"/>
               </w:rPr>
-              <w:t xml:space="preserve">Riesgo de Crédito verifica que la carga coincida con la línea aprobada</w:t>
+              <w:t xml:space="preserve">El analista de Riesgo de Crédito verifica que la carga coincida con la línea aprobada</w:t>
             </w:r>
           </w:p>
         </w:tc>
@@ -3740,22 +3878,6 @@
         </w:tc>
       </w:tr>
     </w:tbl>
-    <w:p>
-      <w:pPr>
-        <w:spacing w:after="100" w:before="80"/>
-      </w:pPr>
-      <w:r>
-        <w:rPr>
-          <w:rFonts w:ascii="Calibri" w:cs="Calibri" w:eastAsia="Calibri" w:hAnsi="Calibri"/>
-          <w:i/>
-          <w:iCs/>
-          <w:color w:val="5F6B76"/>
-          <w:sz w:val="19"/>
-          <w:szCs w:val="19"/>
-        </w:rPr>
-        <w:t xml:space="preserve">Del lado de Riesgos, el ruteo de las líneas lo realiza Agustín Sotz.</w:t>
-      </w:r>
-    </w:p>
     <w:p>
       <w:pPr>
         <w:spacing w:after="80" w:before="180"/>
@@ -4523,7 +4645,7 @@
                 <w:sz w:val="20"/>
                 <w:szCs w:val="20"/>
               </w:rPr>
-              <w:t xml:space="preserve">Líneas en USD sin ajuste por tipo de cambio</w:t>
+              <w:t xml:space="preserve">Avales gestionados por fuera del sistema</w:t>
             </w:r>
           </w:p>
         </w:tc>
@@ -4549,7 +4671,7 @@
                 <w:sz w:val="20"/>
                 <w:szCs w:val="20"/>
               </w:rPr>
-              <w:t xml:space="preserve">El valor en pesos de la línea queda desactualizado</w:t>
+              <w:t xml:space="preserve">Avalistas y vencimientos sin control; avales que no siempre se registran en las garantías de COBIS</w:t>
             </w:r>
           </w:p>
         </w:tc>
@@ -4575,7 +4697,7 @@
                 <w:sz w:val="20"/>
                 <w:szCs w:val="20"/>
               </w:rPr>
-              <w:t xml:space="preserve">Módulo C: actualización automática según el tipo de cambio</w:t>
+              <w:t xml:space="preserve">Módulo C: circuito de avales con registro automático en COBIS</w:t>
             </w:r>
           </w:p>
         </w:tc>
@@ -4677,7 +4799,7 @@
           <w:sz w:val="19"/>
           <w:szCs w:val="19"/>
         </w:rPr>
-        <w:t xml:space="preserve">Los problemas propios de la operatoria (costeo, descubiertos, préstamos, cheques y vencimientos) se tratan en los módulos E a J.</w:t>
+        <w:t xml:space="preserve">Los problemas propios de la operatoria (costeo, descubiertos, préstamos, cheques y vencimientos) se tratan en los módulos E a K.</w:t>
       </w:r>
     </w:p>
     <w:p>
@@ -5321,7 +5443,7 @@
                 <w:sz w:val="20"/>
                 <w:szCs w:val="20"/>
               </w:rPr>
-              <w:t xml:space="preserve">Registro de la minuta, versiones durante el comité, aprobación en el sistema y disparo automático de acciones</w:t>
+              <w:t xml:space="preserve">Registro, versiones y aprobación de la minuta; disparo automático de acciones</w:t>
             </w:r>
           </w:p>
         </w:tc>
@@ -5511,7 +5633,7 @@
                 <w:sz w:val="20"/>
                 <w:szCs w:val="20"/>
               </w:rPr>
-              <w:t xml:space="preserve">Línea en USD ajustable en pesos</w:t>
+              <w:t xml:space="preserve">Avales de líneas garantizadas</w:t>
             </w:r>
           </w:p>
         </w:tc>
@@ -5537,7 +5659,7 @@
                 <w:sz w:val="20"/>
                 <w:szCs w:val="20"/>
               </w:rPr>
-              <w:t xml:space="preserve">Actualización de la línea general según el tipo de cambio</w:t>
+              <w:t xml:space="preserve">Avales con avalista en MIS y vencimiento; autorización de Activas y registro en COBIS</w:t>
             </w:r>
           </w:p>
         </w:tc>
@@ -5563,7 +5685,7 @@
                 <w:sz w:val="20"/>
                 <w:szCs w:val="20"/>
               </w:rPr>
-              <w:t xml:space="preserve">Relevamiento 07/10</w:t>
+              <w:t xml:space="preserve">Nuevo requerimiento</w:t>
             </w:r>
           </w:p>
         </w:tc>
@@ -5904,7 +6026,7 @@
                 <w:sz w:val="20"/>
                 <w:szCs w:val="20"/>
               </w:rPr>
-              <w:t xml:space="preserve">Mesa carga el costo de fondeo por plazo y las tasas mínimas; cada carga o renovación queda asociada a su costo de fondeo</w:t>
+              <w:t xml:space="preserve">Costo de fondeo por plazo y tasas mínimas de Mesa, asociados a cada operación</w:t>
             </w:r>
           </w:p>
         </w:tc>
@@ -6150,7 +6272,7 @@
                 <w:sz w:val="20"/>
                 <w:szCs w:val="20"/>
               </w:rPr>
-              <w:t xml:space="preserve">Cheques endosados, selección con scoring, control de línea, simulación, excepciones por Riesgos, acuerdo marco y desembolso</w:t>
+              <w:t xml:space="preserve">Scoring, control de línea, simulación, excepciones, acuerdo marco y desembolso</w:t>
             </w:r>
           </w:p>
         </w:tc>
@@ -6230,7 +6352,7 @@
                 <w:sz w:val="20"/>
                 <w:szCs w:val="20"/>
               </w:rPr>
-              <w:t xml:space="preserve">Vencimientos de las operaciones (por defecto, próximas dos semanas) y renovación de descubiertos</w:t>
+              <w:t xml:space="preserve">Vencimientos (por defecto, dos semanas), renovación de descubiertos y recibos</w:t>
             </w:r>
           </w:p>
         </w:tc>
@@ -6314,6 +6436,86 @@
                 <w:szCs w:val="20"/>
               </w:rPr>
               <w:t xml:space="preserve">Acuerdos ruteados por día y estado, filtros, exportación y reportes</w:t>
+            </w:r>
+          </w:p>
+        </w:tc>
+      </w:tr>
+      <w:tr>
+        <w:tc>
+          <w:tcPr>
+            <w:tcW w:type="dxa" w:w="600"/>
+            <w:tcMar>
+              <w:top w:type="dxa" w:w="80"/>
+              <w:left w:type="dxa" w:w="120"/>
+              <w:bottom w:type="dxa" w:w="80"/>
+              <w:right w:type="dxa" w:w="120"/>
+            </w:tcMar>
+          </w:tcPr>
+          <w:p>
+            <w:pPr>
+              <w:spacing w:after="40"/>
+            </w:pPr>
+            <w:r>
+              <w:rPr>
+                <w:rFonts w:ascii="Calibri" w:cs="Calibri" w:eastAsia="Calibri" w:hAnsi="Calibri"/>
+                <w:b/>
+                <w:bCs/>
+                <w:sz w:val="20"/>
+                <w:szCs w:val="20"/>
+              </w:rPr>
+              <w:t xml:space="preserve">K</w:t>
+            </w:r>
+          </w:p>
+        </w:tc>
+        <w:tc>
+          <w:tcPr>
+            <w:tcW w:type="dxa" w:w="3500"/>
+            <w:tcMar>
+              <w:top w:type="dxa" w:w="80"/>
+              <w:left w:type="dxa" w:w="120"/>
+              <w:bottom w:type="dxa" w:w="80"/>
+              <w:right w:type="dxa" w:w="120"/>
+            </w:tcMar>
+          </w:tcPr>
+          <w:p>
+            <w:pPr>
+              <w:spacing w:after="40"/>
+            </w:pPr>
+            <w:r>
+              <w:rPr>
+                <w:rFonts w:ascii="Calibri" w:cs="Calibri" w:eastAsia="Calibri" w:hAnsi="Calibri"/>
+                <w:b w:val="false"/>
+                <w:bCs w:val="false"/>
+                <w:sz w:val="20"/>
+                <w:szCs w:val="20"/>
+              </w:rPr>
+              <w:t xml:space="preserve">Modificación de tablas de amortización</w:t>
+            </w:r>
+          </w:p>
+        </w:tc>
+        <w:tc>
+          <w:tcPr>
+            <w:tcW w:type="dxa" w:w="10300"/>
+            <w:tcMar>
+              <w:top w:type="dxa" w:w="80"/>
+              <w:left w:type="dxa" w:w="120"/>
+              <w:bottom w:type="dxa" w:w="80"/>
+              <w:right w:type="dxa" w:w="120"/>
+            </w:tcMar>
+          </w:tcPr>
+          <w:p>
+            <w:pPr>
+              <w:spacing w:after="40"/>
+            </w:pPr>
+            <w:r>
+              <w:rPr>
+                <w:rFonts w:ascii="Calibri" w:cs="Calibri" w:eastAsia="Calibri" w:hAnsi="Calibri"/>
+                <w:b w:val="false"/>
+                <w:bCs w:val="false"/>
+                <w:sz w:val="20"/>
+                <w:szCs w:val="20"/>
+              </w:rPr>
+              <w:t xml:space="preserve">Préstamos activos, cuotas no cobradas, con documentos y aprobación de Activas</w:t>
             </w:r>
           </w:p>
         </w:tc>
@@ -6888,7 +7090,7 @@
                 <w:sz w:val="20"/>
                 <w:szCs w:val="20"/>
               </w:rPr>
-              <w:t xml:space="preserve">Monto, moneda, subproductos y si es USD ajustable en pesos</w:t>
+              <w:t xml:space="preserve">Monto, moneda y subproductos</w:t>
             </w:r>
           </w:p>
         </w:tc>
@@ -6943,7 +7145,7 @@
                 <w:sz w:val="20"/>
                 <w:szCs w:val="20"/>
               </w:rPr>
-              <w:t xml:space="preserve">Rating crediticio y fecha de revisión</w:t>
+              <w:t xml:space="preserve">Rating crediticio, situación BCRA y fecha de revisión</w:t>
             </w:r>
           </w:p>
         </w:tc>
@@ -6970,7 +7172,7 @@
                 <w:sz w:val="20"/>
                 <w:szCs w:val="20"/>
               </w:rPr>
-              <w:t xml:space="preserve">Datos actuales de la minuta</w:t>
+              <w:t xml:space="preserve">El sistema consulta Nosis y verifica que la situación del cliente sea 1</w:t>
             </w:r>
           </w:p>
         </w:tc>
@@ -6997,7 +7199,7 @@
                 <w:sz w:val="20"/>
                 <w:szCs w:val="20"/>
               </w:rPr>
-              <w:t xml:space="preserve">Carga</w:t>
+              <w:t xml:space="preserve">Carga + Nosis</w:t>
             </w:r>
           </w:p>
         </w:tc>
@@ -7025,7 +7227,7 @@
                 <w:sz w:val="20"/>
                 <w:szCs w:val="20"/>
               </w:rPr>
-              <w:t xml:space="preserve">Garantías</w:t>
+              <w:t xml:space="preserve">Garantías y avales</w:t>
             </w:r>
           </w:p>
         </w:tc>
@@ -7051,7 +7253,7 @@
                 <w:sz w:val="20"/>
                 <w:szCs w:val="20"/>
               </w:rPr>
-              <w:t xml:space="preserve">Si la línea requiere garantía y de qué tipo</w:t>
+              <w:t xml:space="preserve">Si la línea requiere garantía, de qué tipo y si se garantiza con avales</w:t>
             </w:r>
           </w:p>
         </w:tc>
@@ -8445,7 +8647,7 @@
                 <w:sz w:val="20"/>
                 <w:szCs w:val="20"/>
               </w:rPr>
-              <w:t xml:space="preserve">Configuración de línea USD ajustable</w:t>
+              <w:t xml:space="preserve">Detalle de avales</w:t>
             </w:r>
           </w:p>
         </w:tc>
@@ -8471,7 +8673,7 @@
                 <w:sz w:val="20"/>
                 <w:szCs w:val="20"/>
               </w:rPr>
-              <w:t xml:space="preserve">La línea se aprobó en dólares ajustable en pesos</w:t>
+              <w:t xml:space="preserve">La línea se garantiza con avales</w:t>
             </w:r>
           </w:p>
         </w:tc>
@@ -8497,7 +8699,7 @@
                 <w:sz w:val="20"/>
                 <w:szCs w:val="20"/>
               </w:rPr>
-              <w:t xml:space="preserve">Se activa la actualización por tipo de cambio (Módulo C)</w:t>
+              <w:t xml:space="preserve">Middle Office recibe la tarea de detallar los avales (Módulo C)</w:t>
             </w:r>
           </w:p>
         </w:tc>
@@ -9837,7 +10039,7 @@
                 <w:sz w:val="20"/>
                 <w:szCs w:val="20"/>
               </w:rPr>
-              <w:t xml:space="preserve">Riesgo de Crédito tipea la línea a partir de la minuta</w:t>
+              <w:t xml:space="preserve">Middle Office tipea la línea a partir de la minuta</w:t>
             </w:r>
           </w:p>
         </w:tc>
@@ -10062,7 +10264,7 @@
           <w:sz w:val="34"/>
           <w:szCs w:val="34"/>
         </w:rPr>
-        <w:t xml:space="preserve">Módulo C · Línea en USD ajustable en pesos</w:t>
+        <w:t xml:space="preserve">Módulo C · Avales de líneas garantizadas</w:t>
       </w:r>
     </w:p>
     <w:p>
@@ -10081,22 +10283,375 @@
           <w:sz w:val="22"/>
           <w:szCs w:val="22"/>
         </w:rPr>
-        <w:t xml:space="preserve">La línea general se actualiza en función del tipo de cambio</w:t>
+        <w:t xml:space="preserve">De la definición del aval en la línea a su registro en las garantías de COBIS</w:t>
       </w:r>
     </w:p>
-    <w:p>
-      <w:pPr>
-        <w:spacing w:after="100" w:before="0"/>
-      </w:pPr>
-      <w:r>
-        <w:rPr>
-          <w:rFonts w:ascii="Calibri" w:cs="Calibri" w:eastAsia="Calibri" w:hAnsi="Calibri"/>
-          <w:sz w:val="22"/>
-          <w:szCs w:val="22"/>
-        </w:rPr>
-        <w:t xml:space="preserve">Hay líneas aprobadas en dólares que se consumen en pesos. La línea general tiene que ir actualizándose según el tipo de cambio, para que el consumo y los controles reflejen el valor vigente.</w:t>
-      </w:r>
-    </w:p>
+    <w:tbl>
+      <w:tblPr>
+        <w:tblW w:type="dxa" w:w="14400"/>
+        <w:tblBorders>
+          <w:top w:val="single" w:color="auto" w:sz="4"/>
+          <w:left w:val="single" w:color="auto" w:sz="4"/>
+          <w:bottom w:val="single" w:color="auto" w:sz="4"/>
+          <w:right w:val="single" w:color="auto" w:sz="4"/>
+          <w:insideH w:val="single" w:color="auto" w:sz="4"/>
+          <w:insideV w:val="single" w:color="auto" w:sz="4"/>
+        </w:tblBorders>
+      </w:tblPr>
+      <w:tblGrid>
+        <w:gridCol w:w="2592"/>
+        <w:gridCol w:w="360"/>
+        <w:gridCol w:w="2592"/>
+        <w:gridCol w:w="360"/>
+        <w:gridCol w:w="2592"/>
+        <w:gridCol w:w="360"/>
+        <w:gridCol w:w="2592"/>
+        <w:gridCol w:w="360"/>
+        <w:gridCol w:w="2592"/>
+      </w:tblGrid>
+      <w:tr>
+        <w:tc>
+          <w:tcPr>
+            <w:tcW w:type="dxa" w:w="2592"/>
+            <w:tcBorders>
+              <w:top w:val="single" w:color="2E7D8C" w:sz="6"/>
+              <w:left w:val="single" w:color="2E7D8C" w:sz="6"/>
+              <w:bottom w:val="single" w:color="2E7D8C" w:sz="6"/>
+              <w:right w:val="single" w:color="2E7D8C" w:sz="6"/>
+            </w:tcBorders>
+            <w:shd w:fill="1F3A5F" w:color="auto" w:val="clear"/>
+            <w:tcMar>
+              <w:top w:type="dxa" w:w="100"/>
+              <w:left w:type="dxa" w:w="110"/>
+              <w:bottom w:type="dxa" w:w="100"/>
+              <w:right w:type="dxa" w:w="110"/>
+            </w:tcMar>
+          </w:tcPr>
+          <w:p>
+            <w:pPr>
+              <w:spacing w:after="60"/>
+            </w:pPr>
+            <w:r>
+              <w:rPr>
+                <w:rFonts w:ascii="Calibri" w:cs="Calibri" w:eastAsia="Calibri" w:hAnsi="Calibri"/>
+                <w:b/>
+                <w:bCs/>
+                <w:color w:val="FFFFFF"/>
+                <w:sz w:val="20"/>
+                <w:szCs w:val="20"/>
+              </w:rPr>
+              <w:t xml:space="preserve">1 · Línea</w:t>
+            </w:r>
+          </w:p>
+          <w:p>
+            <w:pPr>
+              <w:spacing w:after="0"/>
+            </w:pPr>
+            <w:r>
+              <w:rPr>
+                <w:rFonts w:ascii="Calibri" w:cs="Calibri" w:eastAsia="Calibri" w:hAnsi="Calibri"/>
+                <w:color w:val="FFFFFF"/>
+                <w:sz w:val="18"/>
+                <w:szCs w:val="18"/>
+              </w:rPr>
+              <w:t xml:space="preserve">Se indica que la línea garantizada cuenta con avales</w:t>
+            </w:r>
+          </w:p>
+        </w:tc>
+        <w:tc>
+          <w:tcPr>
+            <w:tcW w:type="dxa" w:w="360"/>
+            <w:tcBorders>
+              <w:top w:val="none" w:color="FFFFFF" w:sz="0"/>
+              <w:left w:val="none" w:color="FFFFFF" w:sz="0"/>
+              <w:bottom w:val="none" w:color="FFFFFF" w:sz="0"/>
+              <w:right w:val="none" w:color="FFFFFF" w:sz="0"/>
+            </w:tcBorders>
+            <w:vAlign w:val="center"/>
+          </w:tcPr>
+          <w:p>
+            <w:pPr>
+              <w:jc w:val="center"/>
+            </w:pPr>
+            <w:r>
+              <w:rPr>
+                <w:rFonts w:ascii="Calibri" w:cs="Calibri" w:eastAsia="Calibri" w:hAnsi="Calibri"/>
+                <w:color w:val="2E7D8C"/>
+                <w:sz w:val="22"/>
+                <w:szCs w:val="22"/>
+              </w:rPr>
+              <w:t xml:space="preserve">►</w:t>
+            </w:r>
+          </w:p>
+        </w:tc>
+        <w:tc>
+          <w:tcPr>
+            <w:tcW w:type="dxa" w:w="2592"/>
+            <w:tcBorders>
+              <w:top w:val="single" w:color="2E7D8C" w:sz="6"/>
+              <w:left w:val="single" w:color="2E7D8C" w:sz="6"/>
+              <w:bottom w:val="single" w:color="2E7D8C" w:sz="6"/>
+              <w:right w:val="single" w:color="2E7D8C" w:sz="6"/>
+            </w:tcBorders>
+            <w:shd w:fill="EAF2F5" w:color="auto" w:val="clear"/>
+            <w:tcMar>
+              <w:top w:type="dxa" w:w="100"/>
+              <w:left w:type="dxa" w:w="110"/>
+              <w:bottom w:type="dxa" w:w="100"/>
+              <w:right w:type="dxa" w:w="110"/>
+            </w:tcMar>
+          </w:tcPr>
+          <w:p>
+            <w:pPr>
+              <w:spacing w:after="60"/>
+            </w:pPr>
+            <w:r>
+              <w:rPr>
+                <w:rFonts w:ascii="Calibri" w:cs="Calibri" w:eastAsia="Calibri" w:hAnsi="Calibri"/>
+                <w:b/>
+                <w:bCs/>
+                <w:color w:val="1F3A5F"/>
+                <w:sz w:val="20"/>
+                <w:szCs w:val="20"/>
+              </w:rPr>
+              <w:t xml:space="preserve">2 · Middle Office</w:t>
+            </w:r>
+          </w:p>
+          <w:p>
+            <w:pPr>
+              <w:spacing w:after="0"/>
+            </w:pPr>
+            <w:r>
+              <w:rPr>
+                <w:rFonts w:ascii="Calibri" w:cs="Calibri" w:eastAsia="Calibri" w:hAnsi="Calibri"/>
+                <w:sz w:val="18"/>
+                <w:szCs w:val="18"/>
+              </w:rPr>
+              <w:t xml:space="preserve">Detalla qué avales ingresan y con qué vencimientos</w:t>
+            </w:r>
+          </w:p>
+        </w:tc>
+        <w:tc>
+          <w:tcPr>
+            <w:tcW w:type="dxa" w:w="360"/>
+            <w:tcBorders>
+              <w:top w:val="none" w:color="FFFFFF" w:sz="0"/>
+              <w:left w:val="none" w:color="FFFFFF" w:sz="0"/>
+              <w:bottom w:val="none" w:color="FFFFFF" w:sz="0"/>
+              <w:right w:val="none" w:color="FFFFFF" w:sz="0"/>
+            </w:tcBorders>
+            <w:vAlign w:val="center"/>
+          </w:tcPr>
+          <w:p>
+            <w:pPr>
+              <w:jc w:val="center"/>
+            </w:pPr>
+            <w:r>
+              <w:rPr>
+                <w:rFonts w:ascii="Calibri" w:cs="Calibri" w:eastAsia="Calibri" w:hAnsi="Calibri"/>
+                <w:color w:val="2E7D8C"/>
+                <w:sz w:val="22"/>
+                <w:szCs w:val="22"/>
+              </w:rPr>
+              <w:t xml:space="preserve">►</w:t>
+            </w:r>
+          </w:p>
+        </w:tc>
+        <w:tc>
+          <w:tcPr>
+            <w:tcW w:type="dxa" w:w="2592"/>
+            <w:tcBorders>
+              <w:top w:val="single" w:color="2E7D8C" w:sz="6"/>
+              <w:left w:val="single" w:color="2E7D8C" w:sz="6"/>
+              <w:bottom w:val="single" w:color="2E7D8C" w:sz="6"/>
+              <w:right w:val="single" w:color="2E7D8C" w:sz="6"/>
+            </w:tcBorders>
+            <w:shd w:fill="EAF2F5" w:color="auto" w:val="clear"/>
+            <w:tcMar>
+              <w:top w:type="dxa" w:w="100"/>
+              <w:left w:type="dxa" w:w="110"/>
+              <w:bottom w:type="dxa" w:w="100"/>
+              <w:right w:type="dxa" w:w="110"/>
+            </w:tcMar>
+          </w:tcPr>
+          <w:p>
+            <w:pPr>
+              <w:spacing w:after="60"/>
+            </w:pPr>
+            <w:r>
+              <w:rPr>
+                <w:rFonts w:ascii="Calibri" w:cs="Calibri" w:eastAsia="Calibri" w:hAnsi="Calibri"/>
+                <w:b/>
+                <w:bCs/>
+                <w:color w:val="1F3A5F"/>
+                <w:sz w:val="20"/>
+                <w:szCs w:val="20"/>
+              </w:rPr>
+              <w:t xml:space="preserve">3 · Avalista</w:t>
+            </w:r>
+          </w:p>
+          <w:p>
+            <w:pPr>
+              <w:spacing w:after="0"/>
+            </w:pPr>
+            <w:r>
+              <w:rPr>
+                <w:rFonts w:ascii="Calibri" w:cs="Calibri" w:eastAsia="Calibri" w:hAnsi="Calibri"/>
+                <w:sz w:val="18"/>
+                <w:szCs w:val="18"/>
+              </w:rPr>
+              <w:t xml:space="preserve">Cada aval tiene un avalista que debe estar en COBIS MIS</w:t>
+            </w:r>
+          </w:p>
+        </w:tc>
+        <w:tc>
+          <w:tcPr>
+            <w:tcW w:type="dxa" w:w="360"/>
+            <w:tcBorders>
+              <w:top w:val="none" w:color="FFFFFF" w:sz="0"/>
+              <w:left w:val="none" w:color="FFFFFF" w:sz="0"/>
+              <w:bottom w:val="none" w:color="FFFFFF" w:sz="0"/>
+              <w:right w:val="none" w:color="FFFFFF" w:sz="0"/>
+            </w:tcBorders>
+            <w:vAlign w:val="center"/>
+          </w:tcPr>
+          <w:p>
+            <w:pPr>
+              <w:jc w:val="center"/>
+            </w:pPr>
+            <w:r>
+              <w:rPr>
+                <w:rFonts w:ascii="Calibri" w:cs="Calibri" w:eastAsia="Calibri" w:hAnsi="Calibri"/>
+                <w:color w:val="2E7D8C"/>
+                <w:sz w:val="22"/>
+                <w:szCs w:val="22"/>
+              </w:rPr>
+              <w:t xml:space="preserve">►</w:t>
+            </w:r>
+          </w:p>
+        </w:tc>
+        <w:tc>
+          <w:tcPr>
+            <w:tcW w:type="dxa" w:w="2592"/>
+            <w:tcBorders>
+              <w:top w:val="single" w:color="2E7D8C" w:sz="6"/>
+              <w:left w:val="single" w:color="2E7D8C" w:sz="6"/>
+              <w:bottom w:val="single" w:color="2E7D8C" w:sz="6"/>
+              <w:right w:val="single" w:color="2E7D8C" w:sz="6"/>
+            </w:tcBorders>
+            <w:shd w:fill="EAF2F5" w:color="auto" w:val="clear"/>
+            <w:tcMar>
+              <w:top w:type="dxa" w:w="100"/>
+              <w:left w:type="dxa" w:w="110"/>
+              <w:bottom w:type="dxa" w:w="100"/>
+              <w:right w:type="dxa" w:w="110"/>
+            </w:tcMar>
+          </w:tcPr>
+          <w:p>
+            <w:pPr>
+              <w:spacing w:after="60"/>
+            </w:pPr>
+            <w:r>
+              <w:rPr>
+                <w:rFonts w:ascii="Calibri" w:cs="Calibri" w:eastAsia="Calibri" w:hAnsi="Calibri"/>
+                <w:b/>
+                <w:bCs/>
+                <w:color w:val="1F3A5F"/>
+                <w:sz w:val="20"/>
+                <w:szCs w:val="20"/>
+              </w:rPr>
+              <w:t xml:space="preserve">4 · Documentos</w:t>
+            </w:r>
+          </w:p>
+          <w:p>
+            <w:pPr>
+              <w:spacing w:after="0"/>
+            </w:pPr>
+            <w:r>
+              <w:rPr>
+                <w:rFonts w:ascii="Calibri" w:cs="Calibri" w:eastAsia="Calibri" w:hAnsi="Calibri"/>
+                <w:sz w:val="18"/>
+                <w:szCs w:val="18"/>
+              </w:rPr>
+              <w:t xml:space="preserve">Se adjuntan los documentos del aval, solo a modo informativo</w:t>
+            </w:r>
+          </w:p>
+        </w:tc>
+        <w:tc>
+          <w:tcPr>
+            <w:tcW w:type="dxa" w:w="360"/>
+            <w:tcBorders>
+              <w:top w:val="none" w:color="FFFFFF" w:sz="0"/>
+              <w:left w:val="none" w:color="FFFFFF" w:sz="0"/>
+              <w:bottom w:val="none" w:color="FFFFFF" w:sz="0"/>
+              <w:right w:val="none" w:color="FFFFFF" w:sz="0"/>
+            </w:tcBorders>
+            <w:vAlign w:val="center"/>
+          </w:tcPr>
+          <w:p>
+            <w:pPr>
+              <w:jc w:val="center"/>
+            </w:pPr>
+            <w:r>
+              <w:rPr>
+                <w:rFonts w:ascii="Calibri" w:cs="Calibri" w:eastAsia="Calibri" w:hAnsi="Calibri"/>
+                <w:color w:val="2E7D8C"/>
+                <w:sz w:val="22"/>
+                <w:szCs w:val="22"/>
+              </w:rPr>
+              <w:t xml:space="preserve">►</w:t>
+            </w:r>
+          </w:p>
+        </w:tc>
+        <w:tc>
+          <w:tcPr>
+            <w:tcW w:type="dxa" w:w="2592"/>
+            <w:tcBorders>
+              <w:top w:val="single" w:color="2E7D8C" w:sz="6"/>
+              <w:left w:val="single" w:color="2E7D8C" w:sz="6"/>
+              <w:bottom w:val="single" w:color="2E7D8C" w:sz="6"/>
+              <w:right w:val="single" w:color="2E7D8C" w:sz="6"/>
+            </w:tcBorders>
+            <w:shd w:fill="EAF2F5" w:color="auto" w:val="clear"/>
+            <w:tcMar>
+              <w:top w:type="dxa" w:w="100"/>
+              <w:left w:type="dxa" w:w="110"/>
+              <w:bottom w:type="dxa" w:w="100"/>
+              <w:right w:type="dxa" w:w="110"/>
+            </w:tcMar>
+          </w:tcPr>
+          <w:p>
+            <w:pPr>
+              <w:spacing w:after="60"/>
+            </w:pPr>
+            <w:r>
+              <w:rPr>
+                <w:rFonts w:ascii="Calibri" w:cs="Calibri" w:eastAsia="Calibri" w:hAnsi="Calibri"/>
+                <w:b/>
+                <w:bCs/>
+                <w:color w:val="1F3A5F"/>
+                <w:sz w:val="20"/>
+                <w:szCs w:val="20"/>
+              </w:rPr>
+              <w:t xml:space="preserve">5 · Activas</w:t>
+            </w:r>
+          </w:p>
+          <w:p>
+            <w:pPr>
+              <w:spacing w:after="0"/>
+            </w:pPr>
+            <w:r>
+              <w:rPr>
+                <w:rFonts w:ascii="Calibri" w:cs="Calibri" w:eastAsia="Calibri" w:hAnsi="Calibri"/>
+                <w:sz w:val="18"/>
+                <w:szCs w:val="18"/>
+              </w:rPr>
+              <w:t xml:space="preserve">Autoriza: deja la línea en vigencia y registra el aval en garantías de COBIS</w:t>
+            </w:r>
+          </w:p>
+        </w:tc>
+      </w:tr>
+    </w:tbl>
     <w:p>
       <w:pPr>
         <w:spacing w:after="80" w:before="180"/>
@@ -10110,7 +10665,7 @@
           <w:sz w:val="24"/>
           <w:szCs w:val="24"/>
         </w:rPr>
-        <w:t xml:space="preserve">Comportamiento esperado</w:t>
+        <w:t xml:space="preserve">Reglas</w:t>
       </w:r>
     </w:p>
     <w:p>
@@ -10128,7 +10683,7 @@
           <w:sz w:val="22"/>
           <w:szCs w:val="22"/>
         </w:rPr>
-        <w:t xml:space="preserve">La minuta indica que la línea es en USD ajustable en pesos.</w:t>
+        <w:t xml:space="preserve">Una línea puede tener más de un aval, y cada aval tiene su propia fecha de vencimiento.</w:t>
       </w:r>
     </w:p>
     <w:p>
@@ -10146,7 +10701,7 @@
           <w:sz w:val="22"/>
           <w:szCs w:val="22"/>
         </w:rPr>
-        <w:t xml:space="preserve">El sistema recalcula el equivalente en pesos de la línea con el tipo de cambio de referencia.</w:t>
+        <w:t xml:space="preserve">El avalista debe estar cargado en COBIS MIS; si no lo está, no se puede cargar el aval.</w:t>
       </w:r>
     </w:p>
     <w:p>
@@ -10164,7 +10719,7 @@
           <w:sz w:val="22"/>
           <w:szCs w:val="22"/>
         </w:rPr>
-        <w:t xml:space="preserve">El consumo y el control de exceso de línea usan el valor actualizado.</w:t>
+        <w:t xml:space="preserve">Los documentos de los avales se adjuntan solo a modo informativo, para su consulta.</w:t>
       </w:r>
     </w:p>
     <w:p>
@@ -10182,23 +10737,7 @@
           <w:sz w:val="22"/>
           <w:szCs w:val="22"/>
         </w:rPr>
-        <w:t xml:space="preserve">La pantalla de líneas muestra el monto en USD, el tipo de cambio aplicado y el equivalente en pesos.</w:t>
-      </w:r>
-    </w:p>
-    <w:p>
-      <w:pPr>
-        <w:spacing w:after="80" w:before="180"/>
-      </w:pPr>
-      <w:r>
-        <w:rPr>
-          <w:rFonts w:ascii="Calibri" w:cs="Calibri" w:eastAsia="Calibri" w:hAnsi="Calibri"/>
-          <w:b/>
-          <w:bCs/>
-          <w:color w:val="1F3A5F"/>
-          <w:sz w:val="24"/>
-          <w:szCs w:val="24"/>
-        </w:rPr>
-        <w:t xml:space="preserve">Preguntas para Accusys</w:t>
+        <w:t xml:space="preserve">La conformidad de Activas cumple dos funciones: deja en vigencia la línea (o los subproductos garantizados) y registra cada aval en las garantías de COBIS, con su avalista y su vencimiento.</w:t>
       </w:r>
     </w:p>
     <w:p>
@@ -10216,69 +10755,15 @@
           <w:sz w:val="22"/>
           <w:szCs w:val="22"/>
         </w:rPr>
-        <w:t xml:space="preserve">¿COBIS ya soporta líneas en una moneda con consumo en otra?</w:t>
-      </w:r>
-    </w:p>
-    <w:p>
-      <w:pPr>
-        <w:pStyle w:val="ListParagraph"/>
-        <w:numPr>
-          <w:ilvl w:val="0"/>
-          <w:numId w:val="2"/>
-        </w:numPr>
-        <w:spacing w:after="60"/>
-      </w:pPr>
-      <w:r>
-        <w:rPr>
-          <w:rFonts w:ascii="Calibri" w:cs="Calibri" w:eastAsia="Calibri" w:hAnsi="Calibri"/>
-          <w:sz w:val="22"/>
-          <w:szCs w:val="22"/>
-        </w:rPr>
-        <w:t xml:space="preserve">¿Qué tipo de cambio se usa (BNA, A3500, Mesa) y con qué frecuencia se actualiza?</w:t>
-      </w:r>
-    </w:p>
-    <w:p>
-      <w:pPr>
-        <w:pStyle w:val="ListParagraph"/>
-        <w:numPr>
-          <w:ilvl w:val="0"/>
-          <w:numId w:val="2"/>
-        </w:numPr>
-        <w:spacing w:after="60"/>
-      </w:pPr>
-      <w:r>
-        <w:rPr>
-          <w:rFonts w:ascii="Calibri" w:cs="Calibri" w:eastAsia="Calibri" w:hAnsi="Calibri"/>
-          <w:sz w:val="22"/>
-          <w:szCs w:val="22"/>
-        </w:rPr>
-        <w:t xml:space="preserve">¿Qué pasa si una suba del tipo de cambio deja la línea excedida: bloquea nuevas operaciones o solo alerta?</w:t>
-      </w:r>
-    </w:p>
-    <w:p>
-      <w:pPr>
-        <w:pStyle w:val="ListParagraph"/>
-        <w:numPr>
-          <w:ilvl w:val="0"/>
-          <w:numId w:val="2"/>
-        </w:numPr>
-        <w:spacing w:after="60"/>
-      </w:pPr>
-      <w:r>
-        <w:rPr>
-          <w:rFonts w:ascii="Calibri" w:cs="Calibri" w:eastAsia="Calibri" w:hAnsi="Calibri"/>
-          <w:sz w:val="22"/>
-          <w:szCs w:val="22"/>
-        </w:rPr>
-        <w:t xml:space="preserve">¿Cómo impacta en el control del 15% de la RPC?</w:t>
+        <w:t xml:space="preserve">Los avales y sus vencimientos quedan visibles en la pantalla de líneas (Módulo D).</w:t>
       </w:r>
     </w:p>
     <w:p>
       <w:pPr>
         <w:pBdr>
-          <w:left w:val="single" w:color="C98A00" w:sz="24" w:space="8"/>
+          <w:left w:val="single" w:color="2E7D8C" w:sz="24" w:space="8"/>
         </w:pBdr>
-        <w:shd w:fill="FFF4DC" w:color="auto" w:val="clear"/>
+        <w:shd w:fill="EAF2F5" w:color="auto" w:val="clear"/>
         <w:spacing w:after="120" w:before="160"/>
         <w:ind w:left="120"/>
       </w:pPr>
@@ -10290,7 +10775,7 @@
           <w:sz w:val="20"/>
           <w:szCs w:val="20"/>
         </w:rPr>
-        <w:t xml:space="preserve">Dependencia: </w:t>
+        <w:t xml:space="preserve">Reemplaza: </w:t>
       </w:r>
       <w:r>
         <w:rPr>
@@ -10298,7 +10783,7 @@
           <w:sz w:val="20"/>
           <w:szCs w:val="20"/>
         </w:rPr>
-        <w:t xml:space="preserve">requiere definición técnica de Accusys antes de estimar.</w:t>
+        <w:t xml:space="preserve">el módulo de actualización automática de líneas en dólares sale del alcance; la ampliación por tipo de cambio pasa a ser una solicitud desde la pantalla de líneas (Módulo D).</w:t>
       </w:r>
     </w:p>
     <w:p>
@@ -10627,7 +11112,7 @@
                 <w:sz w:val="20"/>
                 <w:szCs w:val="20"/>
               </w:rPr>
-              <w:t xml:space="preserve">Producto y subproductos, moneda (incluida USD ajustable en pesos), minuta que la aprobó y fecha de revisión</w:t>
+              <w:t xml:space="preserve">Producto y subproductos, moneda, minuta que la aprobó y fecha de revisión</w:t>
             </w:r>
           </w:p>
         </w:tc>
@@ -10655,7 +11140,7 @@
                 <w:sz w:val="20"/>
                 <w:szCs w:val="20"/>
               </w:rPr>
-              <w:t xml:space="preserve">Aprobado / consumido / disponible</w:t>
+              <w:t xml:space="preserve">Avales</w:t>
             </w:r>
           </w:p>
         </w:tc>
@@ -10681,7 +11166,7 @@
                 <w:sz w:val="20"/>
                 <w:szCs w:val="20"/>
               </w:rPr>
-              <w:t xml:space="preserve">Monto de la línea, lo usado por las operaciones vigentes y lo que queda disponible</w:t>
+              <w:t xml:space="preserve">Avales de la línea, con su avalista y su vencimiento</w:t>
             </w:r>
           </w:p>
         </w:tc>
@@ -10710,7 +11195,7 @@
                 <w:sz w:val="20"/>
                 <w:szCs w:val="20"/>
               </w:rPr>
-              <w:t xml:space="preserve">Fraccionamiento</w:t>
+              <w:t xml:space="preserve">Aprobado / consumido / disponible</w:t>
             </w:r>
           </w:p>
         </w:tc>
@@ -10737,7 +11222,7 @@
                 <w:sz w:val="20"/>
                 <w:szCs w:val="20"/>
               </w:rPr>
-              <w:t xml:space="preserve">Uso del grupo económico respecto del 15% de la RPC del banco, con alerta al acercarse al límite</w:t>
+              <w:t xml:space="preserve">Monto de la línea, lo usado por las operaciones vigentes y lo que queda disponible</w:t>
             </w:r>
           </w:p>
         </w:tc>
@@ -10765,7 +11250,7 @@
                 <w:sz w:val="20"/>
                 <w:szCs w:val="20"/>
               </w:rPr>
-              <w:t xml:space="preserve">Vencimientos</w:t>
+              <w:t xml:space="preserve">Fraccionamiento</w:t>
             </w:r>
           </w:p>
         </w:tc>
@@ -10791,7 +11276,7 @@
                 <w:sz w:val="20"/>
                 <w:szCs w:val="20"/>
               </w:rPr>
-              <w:t xml:space="preserve">Vencimiento de la línea y de las operaciones asociadas</w:t>
+              <w:t xml:space="preserve">Uso del grupo económico respecto del 15% de la RPC del banco, con alerta al acercarse al límite</w:t>
             </w:r>
           </w:p>
         </w:tc>
@@ -10820,7 +11305,7 @@
                 <w:sz w:val="20"/>
                 <w:szCs w:val="20"/>
               </w:rPr>
-              <w:t xml:space="preserve">Estado</w:t>
+              <w:t xml:space="preserve">Vencimientos</w:t>
             </w:r>
           </w:p>
         </w:tc>
@@ -10847,7 +11332,7 @@
                 <w:sz w:val="20"/>
                 <w:szCs w:val="20"/>
               </w:rPr>
-              <w:t xml:space="preserve">Por subproducto: activo, pendiente de garantía, forzado pendiente de regularizar, vencido o por revisar</w:t>
+              <w:t xml:space="preserve">Vencimiento de la línea y de las operaciones asociadas</w:t>
             </w:r>
           </w:p>
         </w:tc>
@@ -10875,6 +11360,61 @@
                 <w:sz w:val="20"/>
                 <w:szCs w:val="20"/>
               </w:rPr>
+              <w:t xml:space="preserve">Estado</w:t>
+            </w:r>
+          </w:p>
+        </w:tc>
+        <w:tc>
+          <w:tcPr>
+            <w:tcW w:type="dxa" w:w="10200"/>
+            <w:tcMar>
+              <w:top w:type="dxa" w:w="80"/>
+              <w:left w:type="dxa" w:w="120"/>
+              <w:bottom w:type="dxa" w:w="80"/>
+              <w:right w:type="dxa" w:w="120"/>
+            </w:tcMar>
+          </w:tcPr>
+          <w:p>
+            <w:pPr>
+              <w:spacing w:after="40"/>
+            </w:pPr>
+            <w:r>
+              <w:rPr>
+                <w:rFonts w:ascii="Calibri" w:cs="Calibri" w:eastAsia="Calibri" w:hAnsi="Calibri"/>
+                <w:b w:val="false"/>
+                <w:bCs w:val="false"/>
+                <w:sz w:val="20"/>
+                <w:szCs w:val="20"/>
+              </w:rPr>
+              <w:t xml:space="preserve">Por subproducto: activo, pendiente de garantía, forzado pendiente de regularizar, vencido o por revisar</w:t>
+            </w:r>
+          </w:p>
+        </w:tc>
+      </w:tr>
+      <w:tr>
+        <w:tc>
+          <w:tcPr>
+            <w:tcW w:type="dxa" w:w="4200"/>
+            <w:shd w:fill="EAF2F5" w:color="auto" w:val="clear"/>
+            <w:tcMar>
+              <w:top w:type="dxa" w:w="80"/>
+              <w:left w:type="dxa" w:w="120"/>
+              <w:bottom w:type="dxa" w:w="80"/>
+              <w:right w:type="dxa" w:w="120"/>
+            </w:tcMar>
+          </w:tcPr>
+          <w:p>
+            <w:pPr>
+              <w:spacing w:after="40"/>
+            </w:pPr>
+            <w:r>
+              <w:rPr>
+                <w:rFonts w:ascii="Calibri" w:cs="Calibri" w:eastAsia="Calibri" w:hAnsi="Calibri"/>
+                <w:b w:val="false"/>
+                <w:bCs w:val="false"/>
+                <w:sz w:val="20"/>
+                <w:szCs w:val="20"/>
+              </w:rPr>
               <w:t xml:space="preserve">Operaciones vigentes</w:t>
             </w:r>
           </w:p>
@@ -10882,6 +11422,7 @@
         <w:tc>
           <w:tcPr>
             <w:tcW w:type="dxa" w:w="10200"/>
+            <w:shd w:fill="EAF2F5" w:color="auto" w:val="clear"/>
             <w:tcMar>
               <w:top w:type="dxa" w:w="80"/>
               <w:left w:type="dxa" w:w="120"/>
@@ -11347,7 +11888,7 @@
                 <w:sz w:val="20"/>
                 <w:szCs w:val="20"/>
               </w:rPr>
-              <w:t xml:space="preserve">Ver la minuta y el historial</w:t>
+              <w:t xml:space="preserve">Solicitar ampliación de línea en dólares</w:t>
             </w:r>
           </w:p>
         </w:tc>
@@ -11374,7 +11915,7 @@
                 <w:sz w:val="20"/>
                 <w:szCs w:val="20"/>
               </w:rPr>
-              <w:t xml:space="preserve">Acceso a la minuta aprobada, sus versiones y las acciones ejecutadas</w:t>
+              <w:t xml:space="preserve">Solo líneas en dólares y por actualización del tipo de cambio: Middle Office pide el incremento y el gerente de Riesgos lo autoriza</w:t>
             </w:r>
           </w:p>
         </w:tc>
@@ -11402,6 +11943,61 @@
                 <w:sz w:val="20"/>
                 <w:szCs w:val="20"/>
               </w:rPr>
+              <w:t xml:space="preserve">Ver la minuta y el historial</w:t>
+            </w:r>
+          </w:p>
+        </w:tc>
+        <w:tc>
+          <w:tcPr>
+            <w:tcW w:type="dxa" w:w="10200"/>
+            <w:tcMar>
+              <w:top w:type="dxa" w:w="80"/>
+              <w:left w:type="dxa" w:w="120"/>
+              <w:bottom w:type="dxa" w:w="80"/>
+              <w:right w:type="dxa" w:w="120"/>
+            </w:tcMar>
+          </w:tcPr>
+          <w:p>
+            <w:pPr>
+              <w:spacing w:after="40"/>
+            </w:pPr>
+            <w:r>
+              <w:rPr>
+                <w:rFonts w:ascii="Calibri" w:cs="Calibri" w:eastAsia="Calibri" w:hAnsi="Calibri"/>
+                <w:b w:val="false"/>
+                <w:bCs w:val="false"/>
+                <w:sz w:val="20"/>
+                <w:szCs w:val="20"/>
+              </w:rPr>
+              <w:t xml:space="preserve">Acceso a la minuta aprobada, sus versiones y las acciones ejecutadas</w:t>
+            </w:r>
+          </w:p>
+        </w:tc>
+      </w:tr>
+      <w:tr>
+        <w:tc>
+          <w:tcPr>
+            <w:tcW w:type="dxa" w:w="4200"/>
+            <w:shd w:fill="EAF2F5" w:color="auto" w:val="clear"/>
+            <w:tcMar>
+              <w:top w:type="dxa" w:w="80"/>
+              <w:left w:type="dxa" w:w="120"/>
+              <w:bottom w:type="dxa" w:w="80"/>
+              <w:right w:type="dxa" w:w="120"/>
+            </w:tcMar>
+          </w:tcPr>
+          <w:p>
+            <w:pPr>
+              <w:spacing w:after="40"/>
+            </w:pPr>
+            <w:r>
+              <w:rPr>
+                <w:rFonts w:ascii="Calibri" w:cs="Calibri" w:eastAsia="Calibri" w:hAnsi="Calibri"/>
+                <w:b w:val="false"/>
+                <w:bCs w:val="false"/>
+                <w:sz w:val="20"/>
+                <w:szCs w:val="20"/>
+              </w:rPr>
               <w:t xml:space="preserve">Filtrar y exportar</w:t>
             </w:r>
           </w:p>
@@ -11409,6 +12005,7 @@
         <w:tc>
           <w:tcPr>
             <w:tcW w:type="dxa" w:w="10200"/>
+            <w:shd w:fill="EAF2F5" w:color="auto" w:val="clear"/>
             <w:tcMar>
               <w:top w:type="dxa" w:w="80"/>
               <w:left w:type="dxa" w:w="120"/>
@@ -19349,6 +19946,527 @@
           <w:sz w:val="34"/>
           <w:szCs w:val="34"/>
         </w:rPr>
+        <w:t xml:space="preserve">Módulo K · Modificación de tablas de amortización</w:t>
+      </w:r>
+    </w:p>
+    <w:p>
+      <w:pPr>
+        <w:pBdr>
+          <w:bottom w:val="single" w:color="2E7D8C" w:sz="18" w:space="1"/>
+        </w:pBdr>
+        <w:spacing w:after="220"/>
+      </w:pPr>
+      <w:r>
+        <w:rPr>
+          <w:rFonts w:ascii="Calibri" w:cs="Calibri" w:eastAsia="Calibri" w:hAnsi="Calibri"/>
+          <w:i/>
+          <w:iCs/>
+          <w:color w:val="5F6B76"/>
+          <w:sz w:val="22"/>
+          <w:szCs w:val="22"/>
+        </w:rPr>
+        <w:t xml:space="preserve">Cambio de estructura de un préstamo activo, con documentación y aprobación de Activas</w:t>
+      </w:r>
+    </w:p>
+    <w:tbl>
+      <w:tblPr>
+        <w:tblW w:type="dxa" w:w="14400"/>
+        <w:tblBorders>
+          <w:top w:val="single" w:color="auto" w:sz="4"/>
+          <w:left w:val="single" w:color="auto" w:sz="4"/>
+          <w:bottom w:val="single" w:color="auto" w:sz="4"/>
+          <w:right w:val="single" w:color="auto" w:sz="4"/>
+          <w:insideH w:val="single" w:color="auto" w:sz="4"/>
+          <w:insideV w:val="single" w:color="auto" w:sz="4"/>
+        </w:tblBorders>
+      </w:tblPr>
+      <w:tblGrid>
+        <w:gridCol w:w="2592"/>
+        <w:gridCol w:w="360"/>
+        <w:gridCol w:w="2592"/>
+        <w:gridCol w:w="360"/>
+        <w:gridCol w:w="2592"/>
+        <w:gridCol w:w="360"/>
+        <w:gridCol w:w="2592"/>
+        <w:gridCol w:w="360"/>
+        <w:gridCol w:w="2592"/>
+      </w:tblGrid>
+      <w:tr>
+        <w:tc>
+          <w:tcPr>
+            <w:tcW w:type="dxa" w:w="2592"/>
+            <w:tcBorders>
+              <w:top w:val="single" w:color="2E7D8C" w:sz="6"/>
+              <w:left w:val="single" w:color="2E7D8C" w:sz="6"/>
+              <w:bottom w:val="single" w:color="2E7D8C" w:sz="6"/>
+              <w:right w:val="single" w:color="2E7D8C" w:sz="6"/>
+            </w:tcBorders>
+            <w:shd w:fill="1F3A5F" w:color="auto" w:val="clear"/>
+            <w:tcMar>
+              <w:top w:type="dxa" w:w="100"/>
+              <w:left w:type="dxa" w:w="110"/>
+              <w:bottom w:type="dxa" w:w="100"/>
+              <w:right w:type="dxa" w:w="110"/>
+            </w:tcMar>
+          </w:tcPr>
+          <w:p>
+            <w:pPr>
+              <w:spacing w:after="60"/>
+            </w:pPr>
+            <w:r>
+              <w:rPr>
+                <w:rFonts w:ascii="Calibri" w:cs="Calibri" w:eastAsia="Calibri" w:hAnsi="Calibri"/>
+                <w:b/>
+                <w:bCs/>
+                <w:color w:val="FFFFFF"/>
+                <w:sz w:val="20"/>
+                <w:szCs w:val="20"/>
+              </w:rPr>
+              <w:t xml:space="preserve">1 · Préstamo</w:t>
+            </w:r>
+          </w:p>
+          <w:p>
+            <w:pPr>
+              <w:spacing w:after="0"/>
+            </w:pPr>
+            <w:r>
+              <w:rPr>
+                <w:rFonts w:ascii="Calibri" w:cs="Calibri" w:eastAsia="Calibri" w:hAnsi="Calibri"/>
+                <w:color w:val="FFFFFF"/>
+                <w:sz w:val="18"/>
+                <w:szCs w:val="18"/>
+              </w:rPr>
+              <w:t xml:space="preserve">Se elige un préstamo liquidado y activo</w:t>
+            </w:r>
+          </w:p>
+        </w:tc>
+        <w:tc>
+          <w:tcPr>
+            <w:tcW w:type="dxa" w:w="360"/>
+            <w:tcBorders>
+              <w:top w:val="none" w:color="FFFFFF" w:sz="0"/>
+              <w:left w:val="none" w:color="FFFFFF" w:sz="0"/>
+              <w:bottom w:val="none" w:color="FFFFFF" w:sz="0"/>
+              <w:right w:val="none" w:color="FFFFFF" w:sz="0"/>
+            </w:tcBorders>
+            <w:vAlign w:val="center"/>
+          </w:tcPr>
+          <w:p>
+            <w:pPr>
+              <w:jc w:val="center"/>
+            </w:pPr>
+            <w:r>
+              <w:rPr>
+                <w:rFonts w:ascii="Calibri" w:cs="Calibri" w:eastAsia="Calibri" w:hAnsi="Calibri"/>
+                <w:color w:val="2E7D8C"/>
+                <w:sz w:val="22"/>
+                <w:szCs w:val="22"/>
+              </w:rPr>
+              <w:t xml:space="preserve">►</w:t>
+            </w:r>
+          </w:p>
+        </w:tc>
+        <w:tc>
+          <w:tcPr>
+            <w:tcW w:type="dxa" w:w="2592"/>
+            <w:tcBorders>
+              <w:top w:val="single" w:color="2E7D8C" w:sz="6"/>
+              <w:left w:val="single" w:color="2E7D8C" w:sz="6"/>
+              <w:bottom w:val="single" w:color="2E7D8C" w:sz="6"/>
+              <w:right w:val="single" w:color="2E7D8C" w:sz="6"/>
+            </w:tcBorders>
+            <w:shd w:fill="EAF2F5" w:color="auto" w:val="clear"/>
+            <w:tcMar>
+              <w:top w:type="dxa" w:w="100"/>
+              <w:left w:type="dxa" w:w="110"/>
+              <w:bottom w:type="dxa" w:w="100"/>
+              <w:right w:type="dxa" w:w="110"/>
+            </w:tcMar>
+          </w:tcPr>
+          <w:p>
+            <w:pPr>
+              <w:spacing w:after="60"/>
+            </w:pPr>
+            <w:r>
+              <w:rPr>
+                <w:rFonts w:ascii="Calibri" w:cs="Calibri" w:eastAsia="Calibri" w:hAnsi="Calibri"/>
+                <w:b/>
+                <w:bCs/>
+                <w:color w:val="1F3A5F"/>
+                <w:sz w:val="20"/>
+                <w:szCs w:val="20"/>
+              </w:rPr>
+              <w:t xml:space="preserve">2 · Validación</w:t>
+            </w:r>
+          </w:p>
+          <w:p>
+            <w:pPr>
+              <w:spacing w:after="0"/>
+            </w:pPr>
+            <w:r>
+              <w:rPr>
+                <w:rFonts w:ascii="Calibri" w:cs="Calibri" w:eastAsia="Calibri" w:hAnsi="Calibri"/>
+                <w:sz w:val="18"/>
+                <w:szCs w:val="18"/>
+              </w:rPr>
+              <w:t xml:space="preserve">El sistema verifica que el préstamo cumpla las condiciones</w:t>
+            </w:r>
+          </w:p>
+        </w:tc>
+        <w:tc>
+          <w:tcPr>
+            <w:tcW w:type="dxa" w:w="360"/>
+            <w:tcBorders>
+              <w:top w:val="none" w:color="FFFFFF" w:sz="0"/>
+              <w:left w:val="none" w:color="FFFFFF" w:sz="0"/>
+              <w:bottom w:val="none" w:color="FFFFFF" w:sz="0"/>
+              <w:right w:val="none" w:color="FFFFFF" w:sz="0"/>
+            </w:tcBorders>
+            <w:vAlign w:val="center"/>
+          </w:tcPr>
+          <w:p>
+            <w:pPr>
+              <w:jc w:val="center"/>
+            </w:pPr>
+            <w:r>
+              <w:rPr>
+                <w:rFonts w:ascii="Calibri" w:cs="Calibri" w:eastAsia="Calibri" w:hAnsi="Calibri"/>
+                <w:color w:val="2E7D8C"/>
+                <w:sz w:val="22"/>
+                <w:szCs w:val="22"/>
+              </w:rPr>
+              <w:t xml:space="preserve">►</w:t>
+            </w:r>
+          </w:p>
+        </w:tc>
+        <w:tc>
+          <w:tcPr>
+            <w:tcW w:type="dxa" w:w="2592"/>
+            <w:tcBorders>
+              <w:top w:val="single" w:color="2E7D8C" w:sz="6"/>
+              <w:left w:val="single" w:color="2E7D8C" w:sz="6"/>
+              <w:bottom w:val="single" w:color="2E7D8C" w:sz="6"/>
+              <w:right w:val="single" w:color="2E7D8C" w:sz="6"/>
+            </w:tcBorders>
+            <w:shd w:fill="EAF2F5" w:color="auto" w:val="clear"/>
+            <w:tcMar>
+              <w:top w:type="dxa" w:w="100"/>
+              <w:left w:type="dxa" w:w="110"/>
+              <w:bottom w:type="dxa" w:w="100"/>
+              <w:right w:type="dxa" w:w="110"/>
+            </w:tcMar>
+          </w:tcPr>
+          <w:p>
+            <w:pPr>
+              <w:spacing w:after="60"/>
+            </w:pPr>
+            <w:r>
+              <w:rPr>
+                <w:rFonts w:ascii="Calibri" w:cs="Calibri" w:eastAsia="Calibri" w:hAnsi="Calibri"/>
+                <w:b/>
+                <w:bCs/>
+                <w:color w:val="1F3A5F"/>
+                <w:sz w:val="20"/>
+                <w:szCs w:val="20"/>
+              </w:rPr>
+              <w:t xml:space="preserve">3 · Nueva tabla</w:t>
+            </w:r>
+          </w:p>
+          <w:p>
+            <w:pPr>
+              <w:spacing w:after="0"/>
+            </w:pPr>
+            <w:r>
+              <w:rPr>
+                <w:rFonts w:ascii="Calibri" w:cs="Calibri" w:eastAsia="Calibri" w:hAnsi="Calibri"/>
+                <w:sz w:val="18"/>
+                <w:szCs w:val="18"/>
+              </w:rPr>
+              <w:t xml:space="preserve">Se modifican solo las cuotas no cobradas</w:t>
+            </w:r>
+          </w:p>
+        </w:tc>
+        <w:tc>
+          <w:tcPr>
+            <w:tcW w:type="dxa" w:w="360"/>
+            <w:tcBorders>
+              <w:top w:val="none" w:color="FFFFFF" w:sz="0"/>
+              <w:left w:val="none" w:color="FFFFFF" w:sz="0"/>
+              <w:bottom w:val="none" w:color="FFFFFF" w:sz="0"/>
+              <w:right w:val="none" w:color="FFFFFF" w:sz="0"/>
+            </w:tcBorders>
+            <w:vAlign w:val="center"/>
+          </w:tcPr>
+          <w:p>
+            <w:pPr>
+              <w:jc w:val="center"/>
+            </w:pPr>
+            <w:r>
+              <w:rPr>
+                <w:rFonts w:ascii="Calibri" w:cs="Calibri" w:eastAsia="Calibri" w:hAnsi="Calibri"/>
+                <w:color w:val="2E7D8C"/>
+                <w:sz w:val="22"/>
+                <w:szCs w:val="22"/>
+              </w:rPr>
+              <w:t xml:space="preserve">►</w:t>
+            </w:r>
+          </w:p>
+        </w:tc>
+        <w:tc>
+          <w:tcPr>
+            <w:tcW w:type="dxa" w:w="2592"/>
+            <w:tcBorders>
+              <w:top w:val="single" w:color="2E7D8C" w:sz="6"/>
+              <w:left w:val="single" w:color="2E7D8C" w:sz="6"/>
+              <w:bottom w:val="single" w:color="2E7D8C" w:sz="6"/>
+              <w:right w:val="single" w:color="2E7D8C" w:sz="6"/>
+            </w:tcBorders>
+            <w:shd w:fill="EAF2F5" w:color="auto" w:val="clear"/>
+            <w:tcMar>
+              <w:top w:type="dxa" w:w="100"/>
+              <w:left w:type="dxa" w:w="110"/>
+              <w:bottom w:type="dxa" w:w="100"/>
+              <w:right w:type="dxa" w:w="110"/>
+            </w:tcMar>
+          </w:tcPr>
+          <w:p>
+            <w:pPr>
+              <w:spacing w:after="60"/>
+            </w:pPr>
+            <w:r>
+              <w:rPr>
+                <w:rFonts w:ascii="Calibri" w:cs="Calibri" w:eastAsia="Calibri" w:hAnsi="Calibri"/>
+                <w:b/>
+                <w:bCs/>
+                <w:color w:val="1F3A5F"/>
+                <w:sz w:val="20"/>
+                <w:szCs w:val="20"/>
+              </w:rPr>
+              <w:t xml:space="preserve">4 · Documentos</w:t>
+            </w:r>
+          </w:p>
+          <w:p>
+            <w:pPr>
+              <w:spacing w:after="0"/>
+            </w:pPr>
+            <w:r>
+              <w:rPr>
+                <w:rFonts w:ascii="Calibri" w:cs="Calibri" w:eastAsia="Calibri" w:hAnsi="Calibri"/>
+                <w:sz w:val="18"/>
+                <w:szCs w:val="18"/>
+              </w:rPr>
+              <w:t xml:space="preserve">Se adjuntan los documentos que respaldan el cambio (obligatorio)</w:t>
+            </w:r>
+          </w:p>
+        </w:tc>
+        <w:tc>
+          <w:tcPr>
+            <w:tcW w:type="dxa" w:w="360"/>
+            <w:tcBorders>
+              <w:top w:val="none" w:color="FFFFFF" w:sz="0"/>
+              <w:left w:val="none" w:color="FFFFFF" w:sz="0"/>
+              <w:bottom w:val="none" w:color="FFFFFF" w:sz="0"/>
+              <w:right w:val="none" w:color="FFFFFF" w:sz="0"/>
+            </w:tcBorders>
+            <w:vAlign w:val="center"/>
+          </w:tcPr>
+          <w:p>
+            <w:pPr>
+              <w:jc w:val="center"/>
+            </w:pPr>
+            <w:r>
+              <w:rPr>
+                <w:rFonts w:ascii="Calibri" w:cs="Calibri" w:eastAsia="Calibri" w:hAnsi="Calibri"/>
+                <w:color w:val="2E7D8C"/>
+                <w:sz w:val="22"/>
+                <w:szCs w:val="22"/>
+              </w:rPr>
+              <w:t xml:space="preserve">►</w:t>
+            </w:r>
+          </w:p>
+        </w:tc>
+        <w:tc>
+          <w:tcPr>
+            <w:tcW w:type="dxa" w:w="2592"/>
+            <w:tcBorders>
+              <w:top w:val="single" w:color="2E7D8C" w:sz="6"/>
+              <w:left w:val="single" w:color="2E7D8C" w:sz="6"/>
+              <w:bottom w:val="single" w:color="2E7D8C" w:sz="6"/>
+              <w:right w:val="single" w:color="2E7D8C" w:sz="6"/>
+            </w:tcBorders>
+            <w:shd w:fill="EAF2F5" w:color="auto" w:val="clear"/>
+            <w:tcMar>
+              <w:top w:type="dxa" w:w="100"/>
+              <w:left w:type="dxa" w:w="110"/>
+              <w:bottom w:type="dxa" w:w="100"/>
+              <w:right w:type="dxa" w:w="110"/>
+            </w:tcMar>
+          </w:tcPr>
+          <w:p>
+            <w:pPr>
+              <w:spacing w:after="60"/>
+            </w:pPr>
+            <w:r>
+              <w:rPr>
+                <w:rFonts w:ascii="Calibri" w:cs="Calibri" w:eastAsia="Calibri" w:hAnsi="Calibri"/>
+                <w:b/>
+                <w:bCs/>
+                <w:color w:val="1F3A5F"/>
+                <w:sz w:val="20"/>
+                <w:szCs w:val="20"/>
+              </w:rPr>
+              <w:t xml:space="preserve">5 · Activas</w:t>
+            </w:r>
+          </w:p>
+          <w:p>
+            <w:pPr>
+              <w:spacing w:after="0"/>
+            </w:pPr>
+            <w:r>
+              <w:rPr>
+                <w:rFonts w:ascii="Calibri" w:cs="Calibri" w:eastAsia="Calibri" w:hAnsi="Calibri"/>
+                <w:sz w:val="18"/>
+                <w:szCs w:val="18"/>
+              </w:rPr>
+              <w:t xml:space="preserve">Aprueba; recién ahí se hace efectivo el cambio de estructura</w:t>
+            </w:r>
+          </w:p>
+        </w:tc>
+      </w:tr>
+    </w:tbl>
+    <w:p>
+      <w:pPr>
+        <w:spacing w:after="80" w:before="180"/>
+      </w:pPr>
+      <w:r>
+        <w:rPr>
+          <w:rFonts w:ascii="Calibri" w:cs="Calibri" w:eastAsia="Calibri" w:hAnsi="Calibri"/>
+          <w:b/>
+          <w:bCs/>
+          <w:color w:val="1F3A5F"/>
+          <w:sz w:val="24"/>
+          <w:szCs w:val="24"/>
+        </w:rPr>
+        <w:t xml:space="preserve">Validaciones</w:t>
+      </w:r>
+    </w:p>
+    <w:p>
+      <w:pPr>
+        <w:pStyle w:val="ListParagraph"/>
+        <w:numPr>
+          <w:ilvl w:val="0"/>
+          <w:numId w:val="2"/>
+        </w:numPr>
+        <w:spacing w:after="60"/>
+      </w:pPr>
+      <w:r>
+        <w:rPr>
+          <w:rFonts w:ascii="Calibri" w:cs="Calibri" w:eastAsia="Calibri" w:hAnsi="Calibri"/>
+          <w:sz w:val="22"/>
+          <w:szCs w:val="22"/>
+        </w:rPr>
+        <w:t xml:space="preserve">Solo se pueden modificar préstamos ya liquidados y que estén activos.</w:t>
+      </w:r>
+    </w:p>
+    <w:p>
+      <w:pPr>
+        <w:pStyle w:val="ListParagraph"/>
+        <w:numPr>
+          <w:ilvl w:val="0"/>
+          <w:numId w:val="2"/>
+        </w:numPr>
+        <w:spacing w:after="60"/>
+      </w:pPr>
+      <w:r>
+        <w:rPr>
+          <w:rFonts w:ascii="Calibri" w:cs="Calibri" w:eastAsia="Calibri" w:hAnsi="Calibri"/>
+          <w:sz w:val="22"/>
+          <w:szCs w:val="22"/>
+        </w:rPr>
+        <w:t xml:space="preserve">La modificación solo puede recaer sobre las cuotas no cobradas; las cuotas cobradas no se alteran.</w:t>
+      </w:r>
+    </w:p>
+    <w:p>
+      <w:pPr>
+        <w:pStyle w:val="ListParagraph"/>
+        <w:numPr>
+          <w:ilvl w:val="0"/>
+          <w:numId w:val="2"/>
+        </w:numPr>
+        <w:spacing w:after="60"/>
+      </w:pPr>
+      <w:r>
+        <w:rPr>
+          <w:rFonts w:ascii="Calibri" w:cs="Calibri" w:eastAsia="Calibri" w:hAnsi="Calibri"/>
+          <w:sz w:val="22"/>
+          <w:szCs w:val="22"/>
+        </w:rPr>
+        <w:t xml:space="preserve">Sin documentación adjunta, la solicitud no se puede enviar a Activas.</w:t>
+      </w:r>
+    </w:p>
+    <w:p>
+      <w:pPr>
+        <w:pStyle w:val="ListParagraph"/>
+        <w:numPr>
+          <w:ilvl w:val="0"/>
+          <w:numId w:val="2"/>
+        </w:numPr>
+        <w:spacing w:after="60"/>
+      </w:pPr>
+      <w:r>
+        <w:rPr>
+          <w:rFonts w:ascii="Calibri" w:cs="Calibri" w:eastAsia="Calibri" w:hAnsi="Calibri"/>
+          <w:sz w:val="22"/>
+          <w:szCs w:val="22"/>
+        </w:rPr>
+        <w:t xml:space="preserve">El cambio de estructura se hace efectivo solo con la aprobación de Activas; las nuevas cuotas se reflejan en la pantalla de vencimientos (Módulo I).</w:t>
+      </w:r>
+    </w:p>
+    <w:p>
+      <w:pPr>
+        <w:pStyle w:val="ListParagraph"/>
+        <w:numPr>
+          <w:ilvl w:val="0"/>
+          <w:numId w:val="2"/>
+        </w:numPr>
+        <w:spacing w:after="60"/>
+      </w:pPr>
+      <w:r>
+        <w:rPr>
+          <w:rFonts w:ascii="Calibri" w:cs="Calibri" w:eastAsia="Calibri" w:hAnsi="Calibri"/>
+          <w:sz w:val="22"/>
+          <w:szCs w:val="22"/>
+        </w:rPr>
+        <w:t xml:space="preserve">Cada modificación queda registrada con la tabla anterior, la nueva, los documentos y quién la solicitó y aprobó.</w:t>
+      </w:r>
+    </w:p>
+    <w:p>
+      <w:pPr>
+        <w:pStyle w:val="Heading1"/>
+        <w:pageBreakBefore/>
+        <w:shd w:fill="1F3A5F" w:color="auto" w:val="clear"/>
+        <w:spacing w:after="0"/>
+      </w:pPr>
+      <w:r>
+        <w:rPr>
+          <w:rFonts w:ascii="Calibri" w:cs="Calibri" w:eastAsia="Calibri" w:hAnsi="Calibri"/>
+          <w:b/>
+          <w:bCs/>
+          <w:color w:val="9FD3DE"/>
+          <w:sz w:val="30"/>
+          <w:szCs w:val="30"/>
+        </w:rPr>
+        <w:t xml:space="preserve">  18  </w:t>
+      </w:r>
+      <w:r>
+        <w:rPr>
+          <w:rFonts w:ascii="Calibri" w:cs="Calibri" w:eastAsia="Calibri" w:hAnsi="Calibri"/>
+          <w:b/>
+          <w:bCs/>
+          <w:color w:val="FFFFFF"/>
+          <w:sz w:val="34"/>
+          <w:szCs w:val="34"/>
+        </w:rPr>
         <w:t xml:space="preserve">Reglas de negocio y controles</w:t>
       </w:r>
     </w:p>
@@ -20799,6 +21917,568 @@
           <w:szCs w:val="30"/>
         </w:rPr>
         <w:t xml:space="preserve">  18  </w:t>
+      </w:r>
+      <w:r>
+        <w:rPr>
+          <w:rFonts w:ascii="Calibri" w:cs="Calibri" w:eastAsia="Calibri" w:hAnsi="Calibri"/>
+          <w:b/>
+          <w:bCs/>
+          <w:color w:val="FFFFFF"/>
+          <w:sz w:val="34"/>
+          <w:szCs w:val="34"/>
+        </w:rPr>
+        <w:t xml:space="preserve">Reglas de negocio y controles (continuación)</w:t>
+      </w:r>
+    </w:p>
+    <w:p>
+      <w:pPr>
+        <w:pBdr>
+          <w:bottom w:val="single" w:color="2E7D8C" w:sz="18" w:space="1"/>
+        </w:pBdr>
+        <w:spacing w:after="220"/>
+      </w:pPr>
+      <w:r>
+        <w:rPr>
+          <w:rFonts w:ascii="Calibri" w:cs="Calibri" w:eastAsia="Calibri" w:hAnsi="Calibri"/>
+          <w:i/>
+          <w:iCs/>
+          <w:color w:val="5F6B76"/>
+          <w:sz w:val="22"/>
+          <w:szCs w:val="22"/>
+        </w:rPr>
+        <w:t xml:space="preserve">Avales, ampliaciones y modificación de préstamos</w:t>
+      </w:r>
+    </w:p>
+    <w:tbl>
+      <w:tblPr>
+        <w:tblW w:type="dxa" w:w="14400"/>
+        <w:tblBorders>
+          <w:top w:val="single" w:color="auto" w:sz="4"/>
+          <w:left w:val="single" w:color="auto" w:sz="4"/>
+          <w:bottom w:val="single" w:color="auto" w:sz="4"/>
+          <w:right w:val="single" w:color="auto" w:sz="4"/>
+          <w:insideH w:val="single" w:color="auto" w:sz="4"/>
+          <w:insideV w:val="single" w:color="auto" w:sz="4"/>
+        </w:tblBorders>
+      </w:tblPr>
+      <w:tblGrid>
+        <w:gridCol w:w="3600"/>
+        <w:gridCol w:w="3000"/>
+        <w:gridCol w:w="7800"/>
+      </w:tblGrid>
+      <w:tr>
+        <w:trPr>
+          <w:tblHeader/>
+        </w:trPr>
+        <w:tc>
+          <w:tcPr>
+            <w:tcW w:type="dxa" w:w="3600"/>
+            <w:shd w:fill="2E7D8C" w:color="auto" w:val="clear"/>
+            <w:tcMar>
+              <w:top w:type="dxa" w:w="80"/>
+              <w:left w:type="dxa" w:w="120"/>
+              <w:bottom w:type="dxa" w:w="80"/>
+              <w:right w:type="dxa" w:w="120"/>
+            </w:tcMar>
+          </w:tcPr>
+          <w:p>
+            <w:pPr>
+              <w:spacing w:after="40"/>
+            </w:pPr>
+            <w:r>
+              <w:rPr>
+                <w:rFonts w:ascii="Calibri" w:cs="Calibri" w:eastAsia="Calibri" w:hAnsi="Calibri"/>
+                <w:b/>
+                <w:bCs/>
+                <w:color w:val="FFFFFF"/>
+                <w:sz w:val="20"/>
+                <w:szCs w:val="20"/>
+              </w:rPr>
+              <w:t xml:space="preserve">Regla</w:t>
+            </w:r>
+          </w:p>
+        </w:tc>
+        <w:tc>
+          <w:tcPr>
+            <w:tcW w:type="dxa" w:w="3000"/>
+            <w:shd w:fill="2E7D8C" w:color="auto" w:val="clear"/>
+            <w:tcMar>
+              <w:top w:type="dxa" w:w="80"/>
+              <w:left w:type="dxa" w:w="120"/>
+              <w:bottom w:type="dxa" w:w="80"/>
+              <w:right w:type="dxa" w:w="120"/>
+            </w:tcMar>
+          </w:tcPr>
+          <w:p>
+            <w:pPr>
+              <w:spacing w:after="40"/>
+            </w:pPr>
+            <w:r>
+              <w:rPr>
+                <w:rFonts w:ascii="Calibri" w:cs="Calibri" w:eastAsia="Calibri" w:hAnsi="Calibri"/>
+                <w:b/>
+                <w:bCs/>
+                <w:color w:val="FFFFFF"/>
+                <w:sz w:val="20"/>
+                <w:szCs w:val="20"/>
+              </w:rPr>
+              <w:t xml:space="preserve">Dónde aplica</w:t>
+            </w:r>
+          </w:p>
+        </w:tc>
+        <w:tc>
+          <w:tcPr>
+            <w:tcW w:type="dxa" w:w="7800"/>
+            <w:shd w:fill="2E7D8C" w:color="auto" w:val="clear"/>
+            <w:tcMar>
+              <w:top w:type="dxa" w:w="80"/>
+              <w:left w:type="dxa" w:w="120"/>
+              <w:bottom w:type="dxa" w:w="80"/>
+              <w:right w:type="dxa" w:w="120"/>
+            </w:tcMar>
+          </w:tcPr>
+          <w:p>
+            <w:pPr>
+              <w:spacing w:after="40"/>
+            </w:pPr>
+            <w:r>
+              <w:rPr>
+                <w:rFonts w:ascii="Calibri" w:cs="Calibri" w:eastAsia="Calibri" w:hAnsi="Calibri"/>
+                <w:b/>
+                <w:bCs/>
+                <w:color w:val="FFFFFF"/>
+                <w:sz w:val="20"/>
+                <w:szCs w:val="20"/>
+              </w:rPr>
+              <w:t xml:space="preserve">Comportamiento esperado</w:t>
+            </w:r>
+          </w:p>
+        </w:tc>
+      </w:tr>
+      <w:tr>
+        <w:tc>
+          <w:tcPr>
+            <w:tcW w:type="dxa" w:w="3600"/>
+            <w:tcMar>
+              <w:top w:type="dxa" w:w="80"/>
+              <w:left w:type="dxa" w:w="120"/>
+              <w:bottom w:type="dxa" w:w="80"/>
+              <w:right w:type="dxa" w:w="120"/>
+            </w:tcMar>
+          </w:tcPr>
+          <w:p>
+            <w:pPr>
+              <w:spacing w:after="40"/>
+            </w:pPr>
+            <w:r>
+              <w:rPr>
+                <w:rFonts w:ascii="Calibri" w:cs="Calibri" w:eastAsia="Calibri" w:hAnsi="Calibri"/>
+                <w:b/>
+                <w:bCs/>
+                <w:sz w:val="20"/>
+                <w:szCs w:val="20"/>
+              </w:rPr>
+              <w:t xml:space="preserve">Situación del cliente</w:t>
+            </w:r>
+          </w:p>
+        </w:tc>
+        <w:tc>
+          <w:tcPr>
+            <w:tcW w:type="dxa" w:w="3000"/>
+            <w:tcMar>
+              <w:top w:type="dxa" w:w="80"/>
+              <w:left w:type="dxa" w:w="120"/>
+              <w:bottom w:type="dxa" w:w="80"/>
+              <w:right w:type="dxa" w:w="120"/>
+            </w:tcMar>
+          </w:tcPr>
+          <w:p>
+            <w:pPr>
+              <w:spacing w:after="40"/>
+            </w:pPr>
+            <w:r>
+              <w:rPr>
+                <w:rFonts w:ascii="Calibri" w:cs="Calibri" w:eastAsia="Calibri" w:hAnsi="Calibri"/>
+                <w:b w:val="false"/>
+                <w:bCs w:val="false"/>
+                <w:sz w:val="20"/>
+                <w:szCs w:val="20"/>
+              </w:rPr>
+              <w:t xml:space="preserve">Minuta</w:t>
+            </w:r>
+          </w:p>
+        </w:tc>
+        <w:tc>
+          <w:tcPr>
+            <w:tcW w:type="dxa" w:w="7800"/>
+            <w:tcMar>
+              <w:top w:type="dxa" w:w="80"/>
+              <w:left w:type="dxa" w:w="120"/>
+              <w:bottom w:type="dxa" w:w="80"/>
+              <w:right w:type="dxa" w:w="120"/>
+            </w:tcMar>
+          </w:tcPr>
+          <w:p>
+            <w:pPr>
+              <w:spacing w:after="40"/>
+            </w:pPr>
+            <w:r>
+              <w:rPr>
+                <w:rFonts w:ascii="Calibri" w:cs="Calibri" w:eastAsia="Calibri" w:hAnsi="Calibri"/>
+                <w:b w:val="false"/>
+                <w:bCs w:val="false"/>
+                <w:sz w:val="20"/>
+                <w:szCs w:val="20"/>
+              </w:rPr>
+              <w:t xml:space="preserve">El sistema consulta Nosis y verifica que la situación del cliente sea 1</w:t>
+            </w:r>
+          </w:p>
+        </w:tc>
+      </w:tr>
+      <w:tr>
+        <w:tc>
+          <w:tcPr>
+            <w:tcW w:type="dxa" w:w="3600"/>
+            <w:shd w:fill="EAF2F5" w:color="auto" w:val="clear"/>
+            <w:tcMar>
+              <w:top w:type="dxa" w:w="80"/>
+              <w:left w:type="dxa" w:w="120"/>
+              <w:bottom w:type="dxa" w:w="80"/>
+              <w:right w:type="dxa" w:w="120"/>
+            </w:tcMar>
+          </w:tcPr>
+          <w:p>
+            <w:pPr>
+              <w:spacing w:after="40"/>
+            </w:pPr>
+            <w:r>
+              <w:rPr>
+                <w:rFonts w:ascii="Calibri" w:cs="Calibri" w:eastAsia="Calibri" w:hAnsi="Calibri"/>
+                <w:b/>
+                <w:bCs/>
+                <w:sz w:val="20"/>
+                <w:szCs w:val="20"/>
+              </w:rPr>
+              <w:t xml:space="preserve">Avales</w:t>
+            </w:r>
+          </w:p>
+        </w:tc>
+        <w:tc>
+          <w:tcPr>
+            <w:tcW w:type="dxa" w:w="3000"/>
+            <w:shd w:fill="EAF2F5" w:color="auto" w:val="clear"/>
+            <w:tcMar>
+              <w:top w:type="dxa" w:w="80"/>
+              <w:left w:type="dxa" w:w="120"/>
+              <w:bottom w:type="dxa" w:w="80"/>
+              <w:right w:type="dxa" w:w="120"/>
+            </w:tcMar>
+          </w:tcPr>
+          <w:p>
+            <w:pPr>
+              <w:spacing w:after="40"/>
+            </w:pPr>
+            <w:r>
+              <w:rPr>
+                <w:rFonts w:ascii="Calibri" w:cs="Calibri" w:eastAsia="Calibri" w:hAnsi="Calibri"/>
+                <w:b w:val="false"/>
+                <w:bCs w:val="false"/>
+                <w:sz w:val="20"/>
+                <w:szCs w:val="20"/>
+              </w:rPr>
+              <w:t xml:space="preserve">Línea garantizada</w:t>
+            </w:r>
+          </w:p>
+        </w:tc>
+        <w:tc>
+          <w:tcPr>
+            <w:tcW w:type="dxa" w:w="7800"/>
+            <w:shd w:fill="EAF2F5" w:color="auto" w:val="clear"/>
+            <w:tcMar>
+              <w:top w:type="dxa" w:w="80"/>
+              <w:left w:type="dxa" w:w="120"/>
+              <w:bottom w:type="dxa" w:w="80"/>
+              <w:right w:type="dxa" w:w="120"/>
+            </w:tcMar>
+          </w:tcPr>
+          <w:p>
+            <w:pPr>
+              <w:spacing w:after="40"/>
+            </w:pPr>
+            <w:r>
+              <w:rPr>
+                <w:rFonts w:ascii="Calibri" w:cs="Calibri" w:eastAsia="Calibri" w:hAnsi="Calibri"/>
+                <w:b w:val="false"/>
+                <w:bCs w:val="false"/>
+                <w:sz w:val="20"/>
+                <w:szCs w:val="20"/>
+              </w:rPr>
+              <w:t xml:space="preserve">Uno o más avales, cada uno con su vencimiento y con un avalista cargado en COBIS MIS; documentos solo a modo informativo</w:t>
+            </w:r>
+          </w:p>
+        </w:tc>
+      </w:tr>
+      <w:tr>
+        <w:tc>
+          <w:tcPr>
+            <w:tcW w:type="dxa" w:w="3600"/>
+            <w:tcMar>
+              <w:top w:type="dxa" w:w="80"/>
+              <w:left w:type="dxa" w:w="120"/>
+              <w:bottom w:type="dxa" w:w="80"/>
+              <w:right w:type="dxa" w:w="120"/>
+            </w:tcMar>
+          </w:tcPr>
+          <w:p>
+            <w:pPr>
+              <w:spacing w:after="40"/>
+            </w:pPr>
+            <w:r>
+              <w:rPr>
+                <w:rFonts w:ascii="Calibri" w:cs="Calibri" w:eastAsia="Calibri" w:hAnsi="Calibri"/>
+                <w:b/>
+                <w:bCs/>
+                <w:sz w:val="20"/>
+                <w:szCs w:val="20"/>
+              </w:rPr>
+              <w:t xml:space="preserve">Autorización de avales</w:t>
+            </w:r>
+          </w:p>
+        </w:tc>
+        <w:tc>
+          <w:tcPr>
+            <w:tcW w:type="dxa" w:w="3000"/>
+            <w:tcMar>
+              <w:top w:type="dxa" w:w="80"/>
+              <w:left w:type="dxa" w:w="120"/>
+              <w:bottom w:type="dxa" w:w="80"/>
+              <w:right w:type="dxa" w:w="120"/>
+            </w:tcMar>
+          </w:tcPr>
+          <w:p>
+            <w:pPr>
+              <w:spacing w:after="40"/>
+            </w:pPr>
+            <w:r>
+              <w:rPr>
+                <w:rFonts w:ascii="Calibri" w:cs="Calibri" w:eastAsia="Calibri" w:hAnsi="Calibri"/>
+                <w:b w:val="false"/>
+                <w:bCs w:val="false"/>
+                <w:sz w:val="20"/>
+                <w:szCs w:val="20"/>
+              </w:rPr>
+              <w:t xml:space="preserve">Activas</w:t>
+            </w:r>
+          </w:p>
+        </w:tc>
+        <w:tc>
+          <w:tcPr>
+            <w:tcW w:type="dxa" w:w="7800"/>
+            <w:tcMar>
+              <w:top w:type="dxa" w:w="80"/>
+              <w:left w:type="dxa" w:w="120"/>
+              <w:bottom w:type="dxa" w:w="80"/>
+              <w:right w:type="dxa" w:w="120"/>
+            </w:tcMar>
+          </w:tcPr>
+          <w:p>
+            <w:pPr>
+              <w:spacing w:after="40"/>
+            </w:pPr>
+            <w:r>
+              <w:rPr>
+                <w:rFonts w:ascii="Calibri" w:cs="Calibri" w:eastAsia="Calibri" w:hAnsi="Calibri"/>
+                <w:b w:val="false"/>
+                <w:bCs w:val="false"/>
+                <w:sz w:val="20"/>
+                <w:szCs w:val="20"/>
+              </w:rPr>
+              <w:t xml:space="preserve">La conformidad deja la línea en vigencia y registra el aval en las garantías de COBIS</w:t>
+            </w:r>
+          </w:p>
+        </w:tc>
+      </w:tr>
+      <w:tr>
+        <w:tc>
+          <w:tcPr>
+            <w:tcW w:type="dxa" w:w="3600"/>
+            <w:shd w:fill="EAF2F5" w:color="auto" w:val="clear"/>
+            <w:tcMar>
+              <w:top w:type="dxa" w:w="80"/>
+              <w:left w:type="dxa" w:w="120"/>
+              <w:bottom w:type="dxa" w:w="80"/>
+              <w:right w:type="dxa" w:w="120"/>
+            </w:tcMar>
+          </w:tcPr>
+          <w:p>
+            <w:pPr>
+              <w:spacing w:after="40"/>
+            </w:pPr>
+            <w:r>
+              <w:rPr>
+                <w:rFonts w:ascii="Calibri" w:cs="Calibri" w:eastAsia="Calibri" w:hAnsi="Calibri"/>
+                <w:b/>
+                <w:bCs/>
+                <w:sz w:val="20"/>
+                <w:szCs w:val="20"/>
+              </w:rPr>
+              <w:t xml:space="preserve">Ampliación por tipo de cambio</w:t>
+            </w:r>
+          </w:p>
+        </w:tc>
+        <w:tc>
+          <w:tcPr>
+            <w:tcW w:type="dxa" w:w="3000"/>
+            <w:shd w:fill="EAF2F5" w:color="auto" w:val="clear"/>
+            <w:tcMar>
+              <w:top w:type="dxa" w:w="80"/>
+              <w:left w:type="dxa" w:w="120"/>
+              <w:bottom w:type="dxa" w:w="80"/>
+              <w:right w:type="dxa" w:w="120"/>
+            </w:tcMar>
+          </w:tcPr>
+          <w:p>
+            <w:pPr>
+              <w:spacing w:after="40"/>
+            </w:pPr>
+            <w:r>
+              <w:rPr>
+                <w:rFonts w:ascii="Calibri" w:cs="Calibri" w:eastAsia="Calibri" w:hAnsi="Calibri"/>
+                <w:b w:val="false"/>
+                <w:bCs w:val="false"/>
+                <w:sz w:val="20"/>
+                <w:szCs w:val="20"/>
+              </w:rPr>
+              <w:t xml:space="preserve">Líneas en dólares</w:t>
+            </w:r>
+          </w:p>
+        </w:tc>
+        <w:tc>
+          <w:tcPr>
+            <w:tcW w:type="dxa" w:w="7800"/>
+            <w:shd w:fill="EAF2F5" w:color="auto" w:val="clear"/>
+            <w:tcMar>
+              <w:top w:type="dxa" w:w="80"/>
+              <w:left w:type="dxa" w:w="120"/>
+              <w:bottom w:type="dxa" w:w="80"/>
+              <w:right w:type="dxa" w:w="120"/>
+            </w:tcMar>
+          </w:tcPr>
+          <w:p>
+            <w:pPr>
+              <w:spacing w:after="40"/>
+            </w:pPr>
+            <w:r>
+              <w:rPr>
+                <w:rFonts w:ascii="Calibri" w:cs="Calibri" w:eastAsia="Calibri" w:hAnsi="Calibri"/>
+                <w:b w:val="false"/>
+                <w:bCs w:val="false"/>
+                <w:sz w:val="20"/>
+                <w:szCs w:val="20"/>
+              </w:rPr>
+              <w:t xml:space="preserve">Solo por actualización del tipo de cambio: la pide Middle Office y la autoriza el gerente de Riesgos</w:t>
+            </w:r>
+          </w:p>
+        </w:tc>
+      </w:tr>
+      <w:tr>
+        <w:tc>
+          <w:tcPr>
+            <w:tcW w:type="dxa" w:w="3600"/>
+            <w:tcMar>
+              <w:top w:type="dxa" w:w="80"/>
+              <w:left w:type="dxa" w:w="120"/>
+              <w:bottom w:type="dxa" w:w="80"/>
+              <w:right w:type="dxa" w:w="120"/>
+            </w:tcMar>
+          </w:tcPr>
+          <w:p>
+            <w:pPr>
+              <w:spacing w:after="40"/>
+            </w:pPr>
+            <w:r>
+              <w:rPr>
+                <w:rFonts w:ascii="Calibri" w:cs="Calibri" w:eastAsia="Calibri" w:hAnsi="Calibri"/>
+                <w:b/>
+                <w:bCs/>
+                <w:sz w:val="20"/>
+                <w:szCs w:val="20"/>
+              </w:rPr>
+              <w:t xml:space="preserve">Modificación de amortización</w:t>
+            </w:r>
+          </w:p>
+        </w:tc>
+        <w:tc>
+          <w:tcPr>
+            <w:tcW w:type="dxa" w:w="3000"/>
+            <w:tcMar>
+              <w:top w:type="dxa" w:w="80"/>
+              <w:left w:type="dxa" w:w="120"/>
+              <w:bottom w:type="dxa" w:w="80"/>
+              <w:right w:type="dxa" w:w="120"/>
+            </w:tcMar>
+          </w:tcPr>
+          <w:p>
+            <w:pPr>
+              <w:spacing w:after="40"/>
+            </w:pPr>
+            <w:r>
+              <w:rPr>
+                <w:rFonts w:ascii="Calibri" w:cs="Calibri" w:eastAsia="Calibri" w:hAnsi="Calibri"/>
+                <w:b w:val="false"/>
+                <w:bCs w:val="false"/>
+                <w:sz w:val="20"/>
+                <w:szCs w:val="20"/>
+              </w:rPr>
+              <w:t xml:space="preserve">Préstamos</w:t>
+            </w:r>
+          </w:p>
+        </w:tc>
+        <w:tc>
+          <w:tcPr>
+            <w:tcW w:type="dxa" w:w="7800"/>
+            <w:tcMar>
+              <w:top w:type="dxa" w:w="80"/>
+              <w:left w:type="dxa" w:w="120"/>
+              <w:bottom w:type="dxa" w:w="80"/>
+              <w:right w:type="dxa" w:w="120"/>
+            </w:tcMar>
+          </w:tcPr>
+          <w:p>
+            <w:pPr>
+              <w:spacing w:after="40"/>
+            </w:pPr>
+            <w:r>
+              <w:rPr>
+                <w:rFonts w:ascii="Calibri" w:cs="Calibri" w:eastAsia="Calibri" w:hAnsi="Calibri"/>
+                <w:b w:val="false"/>
+                <w:bCs w:val="false"/>
+                <w:sz w:val="20"/>
+                <w:szCs w:val="20"/>
+              </w:rPr>
+              <w:t xml:space="preserve">Solo préstamos liquidados y activos, sobre cuotas no cobradas, con documentos adjuntos y aprobación de Activas</w:t>
+            </w:r>
+          </w:p>
+        </w:tc>
+      </w:tr>
+    </w:tbl>
+    <w:p>
+      <w:pPr>
+        <w:pStyle w:val="Heading1"/>
+        <w:pageBreakBefore/>
+        <w:shd w:fill="1F3A5F" w:color="auto" w:val="clear"/>
+        <w:spacing w:after="0"/>
+      </w:pPr>
+      <w:r>
+        <w:rPr>
+          <w:rFonts w:ascii="Calibri" w:cs="Calibri" w:eastAsia="Calibri" w:hAnsi="Calibri"/>
+          <w:b/>
+          <w:bCs/>
+          <w:color w:val="9FD3DE"/>
+          <w:sz w:val="30"/>
+          <w:szCs w:val="30"/>
+        </w:rPr>
+        <w:t xml:space="preserve">  19  </w:t>
       </w:r>
       <w:r>
         <w:rPr>
@@ -21961,7 +23641,7 @@
                 <w:sz w:val="20"/>
                 <w:szCs w:val="20"/>
               </w:rPr>
-              <w:t xml:space="preserve">OK de garantía</w:t>
+              <w:t xml:space="preserve">OK de garantía y autorización de avales</w:t>
             </w:r>
           </w:p>
         </w:tc>
@@ -22172,7 +23852,7 @@
                 <w:sz w:val="20"/>
                 <w:szCs w:val="20"/>
               </w:rPr>
-              <w:t xml:space="preserve">Cargar operación de préstamo</w:t>
+              <w:t xml:space="preserve">Detallar avales y adjuntar documentos</w:t>
             </w:r>
           </w:p>
         </w:tc>
@@ -22389,7 +24069,7 @@
                 <w:sz w:val="20"/>
                 <w:szCs w:val="20"/>
               </w:rPr>
-              <w:t xml:space="preserve">Cargar prefinanciación de expo / impo</w:t>
+              <w:t xml:space="preserve">Ampliación de línea USD (solicita / autoriza)</w:t>
             </w:r>
           </w:p>
         </w:tc>
@@ -22467,7 +24147,7 @@
                 <w:sz w:val="20"/>
                 <w:szCs w:val="20"/>
               </w:rPr>
-              <w:t xml:space="preserve"/>
+              <w:t xml:space="preserve">●</w:t>
             </w:r>
           </w:p>
         </w:tc>
@@ -22600,7 +24280,7 @@
                 <w:sz w:val="20"/>
                 <w:szCs w:val="20"/>
               </w:rPr>
-              <w:t xml:space="preserve">Cargar operación de descubierto</w:t>
+              <w:t xml:space="preserve">Cargar préstamos, prefinanciaciones y descubiertos; renovar</w:t>
             </w:r>
           </w:p>
         </w:tc>
@@ -23673,7 +25353,7 @@
                 <w:sz w:val="20"/>
                 <w:szCs w:val="20"/>
               </w:rPr>
-              <w:t xml:space="preserve">Cargar costo de fondeo y tasas mínimas</w:t>
+              <w:t xml:space="preserve">Modificación de amortización (solicita / aprueba)</w:t>
             </w:r>
           </w:p>
         </w:tc>
@@ -23699,13 +25379,39 @@
                 <w:sz w:val="20"/>
                 <w:szCs w:val="20"/>
               </w:rPr>
+              <w:t xml:space="preserve">●</w:t>
+            </w:r>
+          </w:p>
+        </w:tc>
+        <w:tc>
+          <w:tcPr>
+            <w:tcW w:type="dxa" w:w="1600"/>
+            <w:tcMar>
+              <w:top w:type="dxa" w:w="80"/>
+              <w:left w:type="dxa" w:w="120"/>
+              <w:bottom w:type="dxa" w:w="80"/>
+              <w:right w:type="dxa" w:w="120"/>
+            </w:tcMar>
+          </w:tcPr>
+          <w:p>
+            <w:pPr>
+              <w:spacing w:after="40"/>
+            </w:pPr>
+            <w:r>
+              <w:rPr>
+                <w:rFonts w:ascii="Calibri" w:cs="Calibri" w:eastAsia="Calibri" w:hAnsi="Calibri"/>
+                <w:b w:val="false"/>
+                <w:bCs w:val="false"/>
+                <w:sz w:val="20"/>
+                <w:szCs w:val="20"/>
+              </w:rPr>
               <w:t xml:space="preserve"/>
             </w:r>
           </w:p>
         </w:tc>
         <w:tc>
           <w:tcPr>
-            <w:tcW w:type="dxa" w:w="1600"/>
+            <w:tcW w:type="dxa" w:w="1400"/>
             <w:tcMar>
               <w:top w:type="dxa" w:w="80"/>
               <w:left w:type="dxa" w:w="120"/>
@@ -23731,6 +25437,58 @@
         </w:tc>
         <w:tc>
           <w:tcPr>
+            <w:tcW w:type="dxa" w:w="1100"/>
+            <w:tcMar>
+              <w:top w:type="dxa" w:w="80"/>
+              <w:left w:type="dxa" w:w="120"/>
+              <w:bottom w:type="dxa" w:w="80"/>
+              <w:right w:type="dxa" w:w="120"/>
+            </w:tcMar>
+          </w:tcPr>
+          <w:p>
+            <w:pPr>
+              <w:spacing w:after="40"/>
+            </w:pPr>
+            <w:r>
+              <w:rPr>
+                <w:rFonts w:ascii="Calibri" w:cs="Calibri" w:eastAsia="Calibri" w:hAnsi="Calibri"/>
+                <w:b w:val="false"/>
+                <w:bCs w:val="false"/>
+                <w:sz w:val="20"/>
+                <w:szCs w:val="20"/>
+              </w:rPr>
+              <w:t xml:space="preserve"/>
+            </w:r>
+          </w:p>
+        </w:tc>
+        <w:tc>
+          <w:tcPr>
+            <w:tcW w:type="dxa" w:w="2000"/>
+            <w:tcMar>
+              <w:top w:type="dxa" w:w="80"/>
+              <w:left w:type="dxa" w:w="120"/>
+              <w:bottom w:type="dxa" w:w="80"/>
+              <w:right w:type="dxa" w:w="120"/>
+            </w:tcMar>
+          </w:tcPr>
+          <w:p>
+            <w:pPr>
+              <w:spacing w:after="40"/>
+            </w:pPr>
+            <w:r>
+              <w:rPr>
+                <w:rFonts w:ascii="Calibri" w:cs="Calibri" w:eastAsia="Calibri" w:hAnsi="Calibri"/>
+                <w:b w:val="false"/>
+                <w:bCs w:val="false"/>
+                <w:sz w:val="20"/>
+                <w:szCs w:val="20"/>
+              </w:rPr>
+              <w:t xml:space="preserve"/>
+            </w:r>
+          </w:p>
+        </w:tc>
+        <w:tc>
+          <w:tcPr>
             <w:tcW w:type="dxa" w:w="1400"/>
             <w:tcMar>
               <w:top w:type="dxa" w:w="80"/>
@@ -23751,111 +25509,33 @@
                 <w:sz w:val="20"/>
                 <w:szCs w:val="20"/>
               </w:rPr>
+              <w:t xml:space="preserve">●</w:t>
+            </w:r>
+          </w:p>
+        </w:tc>
+        <w:tc>
+          <w:tcPr>
+            <w:tcW w:type="dxa" w:w="1400"/>
+            <w:tcMar>
+              <w:top w:type="dxa" w:w="80"/>
+              <w:left w:type="dxa" w:w="120"/>
+              <w:bottom w:type="dxa" w:w="80"/>
+              <w:right w:type="dxa" w:w="120"/>
+            </w:tcMar>
+          </w:tcPr>
+          <w:p>
+            <w:pPr>
+              <w:spacing w:after="40"/>
+            </w:pPr>
+            <w:r>
+              <w:rPr>
+                <w:rFonts w:ascii="Calibri" w:cs="Calibri" w:eastAsia="Calibri" w:hAnsi="Calibri"/>
+                <w:b w:val="false"/>
+                <w:bCs w:val="false"/>
+                <w:sz w:val="20"/>
+                <w:szCs w:val="20"/>
+              </w:rPr>
               <w:t xml:space="preserve"/>
-            </w:r>
-          </w:p>
-        </w:tc>
-        <w:tc>
-          <w:tcPr>
-            <w:tcW w:type="dxa" w:w="1100"/>
-            <w:tcMar>
-              <w:top w:type="dxa" w:w="80"/>
-              <w:left w:type="dxa" w:w="120"/>
-              <w:bottom w:type="dxa" w:w="80"/>
-              <w:right w:type="dxa" w:w="120"/>
-            </w:tcMar>
-          </w:tcPr>
-          <w:p>
-            <w:pPr>
-              <w:spacing w:after="40"/>
-            </w:pPr>
-            <w:r>
-              <w:rPr>
-                <w:rFonts w:ascii="Calibri" w:cs="Calibri" w:eastAsia="Calibri" w:hAnsi="Calibri"/>
-                <w:b w:val="false"/>
-                <w:bCs w:val="false"/>
-                <w:sz w:val="20"/>
-                <w:szCs w:val="20"/>
-              </w:rPr>
-              <w:t xml:space="preserve"/>
-            </w:r>
-          </w:p>
-        </w:tc>
-        <w:tc>
-          <w:tcPr>
-            <w:tcW w:type="dxa" w:w="2000"/>
-            <w:tcMar>
-              <w:top w:type="dxa" w:w="80"/>
-              <w:left w:type="dxa" w:w="120"/>
-              <w:bottom w:type="dxa" w:w="80"/>
-              <w:right w:type="dxa" w:w="120"/>
-            </w:tcMar>
-          </w:tcPr>
-          <w:p>
-            <w:pPr>
-              <w:spacing w:after="40"/>
-            </w:pPr>
-            <w:r>
-              <w:rPr>
-                <w:rFonts w:ascii="Calibri" w:cs="Calibri" w:eastAsia="Calibri" w:hAnsi="Calibri"/>
-                <w:b w:val="false"/>
-                <w:bCs w:val="false"/>
-                <w:sz w:val="20"/>
-                <w:szCs w:val="20"/>
-              </w:rPr>
-              <w:t xml:space="preserve"/>
-            </w:r>
-          </w:p>
-        </w:tc>
-        <w:tc>
-          <w:tcPr>
-            <w:tcW w:type="dxa" w:w="1400"/>
-            <w:tcMar>
-              <w:top w:type="dxa" w:w="80"/>
-              <w:left w:type="dxa" w:w="120"/>
-              <w:bottom w:type="dxa" w:w="80"/>
-              <w:right w:type="dxa" w:w="120"/>
-            </w:tcMar>
-          </w:tcPr>
-          <w:p>
-            <w:pPr>
-              <w:spacing w:after="40"/>
-            </w:pPr>
-            <w:r>
-              <w:rPr>
-                <w:rFonts w:ascii="Calibri" w:cs="Calibri" w:eastAsia="Calibri" w:hAnsi="Calibri"/>
-                <w:b w:val="false"/>
-                <w:bCs w:val="false"/>
-                <w:sz w:val="20"/>
-                <w:szCs w:val="20"/>
-              </w:rPr>
-              <w:t xml:space="preserve"/>
-            </w:r>
-          </w:p>
-        </w:tc>
-        <w:tc>
-          <w:tcPr>
-            <w:tcW w:type="dxa" w:w="1400"/>
-            <w:tcMar>
-              <w:top w:type="dxa" w:w="80"/>
-              <w:left w:type="dxa" w:w="120"/>
-              <w:bottom w:type="dxa" w:w="80"/>
-              <w:right w:type="dxa" w:w="120"/>
-            </w:tcMar>
-          </w:tcPr>
-          <w:p>
-            <w:pPr>
-              <w:spacing w:after="40"/>
-            </w:pPr>
-            <w:r>
-              <w:rPr>
-                <w:rFonts w:ascii="Calibri" w:cs="Calibri" w:eastAsia="Calibri" w:hAnsi="Calibri"/>
-                <w:b w:val="false"/>
-                <w:bCs w:val="false"/>
-                <w:sz w:val="20"/>
-                <w:szCs w:val="20"/>
-              </w:rPr>
-              <w:t xml:space="preserve">●</w:t>
             </w:r>
           </w:p>
         </w:tc>
@@ -23884,7 +25564,7 @@
                 <w:sz w:val="20"/>
                 <w:szCs w:val="20"/>
               </w:rPr>
-              <w:t xml:space="preserve">Renovar descubiertos</w:t>
+              <w:t xml:space="preserve">Cargar costo de fondeo y tasas mínimas</w:t>
             </w:r>
           </w:p>
         </w:tc>
@@ -23911,169 +25591,169 @@
                 <w:sz w:val="20"/>
                 <w:szCs w:val="20"/>
               </w:rPr>
+              <w:t xml:space="preserve"/>
+            </w:r>
+          </w:p>
+        </w:tc>
+        <w:tc>
+          <w:tcPr>
+            <w:tcW w:type="dxa" w:w="1600"/>
+            <w:shd w:fill="EAF2F5" w:color="auto" w:val="clear"/>
+            <w:tcMar>
+              <w:top w:type="dxa" w:w="80"/>
+              <w:left w:type="dxa" w:w="120"/>
+              <w:bottom w:type="dxa" w:w="80"/>
+              <w:right w:type="dxa" w:w="120"/>
+            </w:tcMar>
+          </w:tcPr>
+          <w:p>
+            <w:pPr>
+              <w:spacing w:after="40"/>
+            </w:pPr>
+            <w:r>
+              <w:rPr>
+                <w:rFonts w:ascii="Calibri" w:cs="Calibri" w:eastAsia="Calibri" w:hAnsi="Calibri"/>
+                <w:b w:val="false"/>
+                <w:bCs w:val="false"/>
+                <w:sz w:val="20"/>
+                <w:szCs w:val="20"/>
+              </w:rPr>
+              <w:t xml:space="preserve"/>
+            </w:r>
+          </w:p>
+        </w:tc>
+        <w:tc>
+          <w:tcPr>
+            <w:tcW w:type="dxa" w:w="1400"/>
+            <w:shd w:fill="EAF2F5" w:color="auto" w:val="clear"/>
+            <w:tcMar>
+              <w:top w:type="dxa" w:w="80"/>
+              <w:left w:type="dxa" w:w="120"/>
+              <w:bottom w:type="dxa" w:w="80"/>
+              <w:right w:type="dxa" w:w="120"/>
+            </w:tcMar>
+          </w:tcPr>
+          <w:p>
+            <w:pPr>
+              <w:spacing w:after="40"/>
+            </w:pPr>
+            <w:r>
+              <w:rPr>
+                <w:rFonts w:ascii="Calibri" w:cs="Calibri" w:eastAsia="Calibri" w:hAnsi="Calibri"/>
+                <w:b w:val="false"/>
+                <w:bCs w:val="false"/>
+                <w:sz w:val="20"/>
+                <w:szCs w:val="20"/>
+              </w:rPr>
+              <w:t xml:space="preserve"/>
+            </w:r>
+          </w:p>
+        </w:tc>
+        <w:tc>
+          <w:tcPr>
+            <w:tcW w:type="dxa" w:w="1100"/>
+            <w:shd w:fill="EAF2F5" w:color="auto" w:val="clear"/>
+            <w:tcMar>
+              <w:top w:type="dxa" w:w="80"/>
+              <w:left w:type="dxa" w:w="120"/>
+              <w:bottom w:type="dxa" w:w="80"/>
+              <w:right w:type="dxa" w:w="120"/>
+            </w:tcMar>
+          </w:tcPr>
+          <w:p>
+            <w:pPr>
+              <w:spacing w:after="40"/>
+            </w:pPr>
+            <w:r>
+              <w:rPr>
+                <w:rFonts w:ascii="Calibri" w:cs="Calibri" w:eastAsia="Calibri" w:hAnsi="Calibri"/>
+                <w:b w:val="false"/>
+                <w:bCs w:val="false"/>
+                <w:sz w:val="20"/>
+                <w:szCs w:val="20"/>
+              </w:rPr>
+              <w:t xml:space="preserve"/>
+            </w:r>
+          </w:p>
+        </w:tc>
+        <w:tc>
+          <w:tcPr>
+            <w:tcW w:type="dxa" w:w="2000"/>
+            <w:shd w:fill="EAF2F5" w:color="auto" w:val="clear"/>
+            <w:tcMar>
+              <w:top w:type="dxa" w:w="80"/>
+              <w:left w:type="dxa" w:w="120"/>
+              <w:bottom w:type="dxa" w:w="80"/>
+              <w:right w:type="dxa" w:w="120"/>
+            </w:tcMar>
+          </w:tcPr>
+          <w:p>
+            <w:pPr>
+              <w:spacing w:after="40"/>
+            </w:pPr>
+            <w:r>
+              <w:rPr>
+                <w:rFonts w:ascii="Calibri" w:cs="Calibri" w:eastAsia="Calibri" w:hAnsi="Calibri"/>
+                <w:b w:val="false"/>
+                <w:bCs w:val="false"/>
+                <w:sz w:val="20"/>
+                <w:szCs w:val="20"/>
+              </w:rPr>
+              <w:t xml:space="preserve"/>
+            </w:r>
+          </w:p>
+        </w:tc>
+        <w:tc>
+          <w:tcPr>
+            <w:tcW w:type="dxa" w:w="1400"/>
+            <w:shd w:fill="EAF2F5" w:color="auto" w:val="clear"/>
+            <w:tcMar>
+              <w:top w:type="dxa" w:w="80"/>
+              <w:left w:type="dxa" w:w="120"/>
+              <w:bottom w:type="dxa" w:w="80"/>
+              <w:right w:type="dxa" w:w="120"/>
+            </w:tcMar>
+          </w:tcPr>
+          <w:p>
+            <w:pPr>
+              <w:spacing w:after="40"/>
+            </w:pPr>
+            <w:r>
+              <w:rPr>
+                <w:rFonts w:ascii="Calibri" w:cs="Calibri" w:eastAsia="Calibri" w:hAnsi="Calibri"/>
+                <w:b w:val="false"/>
+                <w:bCs w:val="false"/>
+                <w:sz w:val="20"/>
+                <w:szCs w:val="20"/>
+              </w:rPr>
+              <w:t xml:space="preserve"/>
+            </w:r>
+          </w:p>
+        </w:tc>
+        <w:tc>
+          <w:tcPr>
+            <w:tcW w:type="dxa" w:w="1400"/>
+            <w:shd w:fill="EAF2F5" w:color="auto" w:val="clear"/>
+            <w:tcMar>
+              <w:top w:type="dxa" w:w="80"/>
+              <w:left w:type="dxa" w:w="120"/>
+              <w:bottom w:type="dxa" w:w="80"/>
+              <w:right w:type="dxa" w:w="120"/>
+            </w:tcMar>
+          </w:tcPr>
+          <w:p>
+            <w:pPr>
+              <w:spacing w:after="40"/>
+            </w:pPr>
+            <w:r>
+              <w:rPr>
+                <w:rFonts w:ascii="Calibri" w:cs="Calibri" w:eastAsia="Calibri" w:hAnsi="Calibri"/>
+                <w:b w:val="false"/>
+                <w:bCs w:val="false"/>
+                <w:sz w:val="20"/>
+                <w:szCs w:val="20"/>
+              </w:rPr>
               <w:t xml:space="preserve">●</w:t>
-            </w:r>
-          </w:p>
-        </w:tc>
-        <w:tc>
-          <w:tcPr>
-            <w:tcW w:type="dxa" w:w="1600"/>
-            <w:shd w:fill="EAF2F5" w:color="auto" w:val="clear"/>
-            <w:tcMar>
-              <w:top w:type="dxa" w:w="80"/>
-              <w:left w:type="dxa" w:w="120"/>
-              <w:bottom w:type="dxa" w:w="80"/>
-              <w:right w:type="dxa" w:w="120"/>
-            </w:tcMar>
-          </w:tcPr>
-          <w:p>
-            <w:pPr>
-              <w:spacing w:after="40"/>
-            </w:pPr>
-            <w:r>
-              <w:rPr>
-                <w:rFonts w:ascii="Calibri" w:cs="Calibri" w:eastAsia="Calibri" w:hAnsi="Calibri"/>
-                <w:b w:val="false"/>
-                <w:bCs w:val="false"/>
-                <w:sz w:val="20"/>
-                <w:szCs w:val="20"/>
-              </w:rPr>
-              <w:t xml:space="preserve"/>
-            </w:r>
-          </w:p>
-        </w:tc>
-        <w:tc>
-          <w:tcPr>
-            <w:tcW w:type="dxa" w:w="1400"/>
-            <w:shd w:fill="EAF2F5" w:color="auto" w:val="clear"/>
-            <w:tcMar>
-              <w:top w:type="dxa" w:w="80"/>
-              <w:left w:type="dxa" w:w="120"/>
-              <w:bottom w:type="dxa" w:w="80"/>
-              <w:right w:type="dxa" w:w="120"/>
-            </w:tcMar>
-          </w:tcPr>
-          <w:p>
-            <w:pPr>
-              <w:spacing w:after="40"/>
-            </w:pPr>
-            <w:r>
-              <w:rPr>
-                <w:rFonts w:ascii="Calibri" w:cs="Calibri" w:eastAsia="Calibri" w:hAnsi="Calibri"/>
-                <w:b w:val="false"/>
-                <w:bCs w:val="false"/>
-                <w:sz w:val="20"/>
-                <w:szCs w:val="20"/>
-              </w:rPr>
-              <w:t xml:space="preserve"/>
-            </w:r>
-          </w:p>
-        </w:tc>
-        <w:tc>
-          <w:tcPr>
-            <w:tcW w:type="dxa" w:w="1100"/>
-            <w:shd w:fill="EAF2F5" w:color="auto" w:val="clear"/>
-            <w:tcMar>
-              <w:top w:type="dxa" w:w="80"/>
-              <w:left w:type="dxa" w:w="120"/>
-              <w:bottom w:type="dxa" w:w="80"/>
-              <w:right w:type="dxa" w:w="120"/>
-            </w:tcMar>
-          </w:tcPr>
-          <w:p>
-            <w:pPr>
-              <w:spacing w:after="40"/>
-            </w:pPr>
-            <w:r>
-              <w:rPr>
-                <w:rFonts w:ascii="Calibri" w:cs="Calibri" w:eastAsia="Calibri" w:hAnsi="Calibri"/>
-                <w:b w:val="false"/>
-                <w:bCs w:val="false"/>
-                <w:sz w:val="20"/>
-                <w:szCs w:val="20"/>
-              </w:rPr>
-              <w:t xml:space="preserve"/>
-            </w:r>
-          </w:p>
-        </w:tc>
-        <w:tc>
-          <w:tcPr>
-            <w:tcW w:type="dxa" w:w="2000"/>
-            <w:shd w:fill="EAF2F5" w:color="auto" w:val="clear"/>
-            <w:tcMar>
-              <w:top w:type="dxa" w:w="80"/>
-              <w:left w:type="dxa" w:w="120"/>
-              <w:bottom w:type="dxa" w:w="80"/>
-              <w:right w:type="dxa" w:w="120"/>
-            </w:tcMar>
-          </w:tcPr>
-          <w:p>
-            <w:pPr>
-              <w:spacing w:after="40"/>
-            </w:pPr>
-            <w:r>
-              <w:rPr>
-                <w:rFonts w:ascii="Calibri" w:cs="Calibri" w:eastAsia="Calibri" w:hAnsi="Calibri"/>
-                <w:b w:val="false"/>
-                <w:bCs w:val="false"/>
-                <w:sz w:val="20"/>
-                <w:szCs w:val="20"/>
-              </w:rPr>
-              <w:t xml:space="preserve"/>
-            </w:r>
-          </w:p>
-        </w:tc>
-        <w:tc>
-          <w:tcPr>
-            <w:tcW w:type="dxa" w:w="1400"/>
-            <w:shd w:fill="EAF2F5" w:color="auto" w:val="clear"/>
-            <w:tcMar>
-              <w:top w:type="dxa" w:w="80"/>
-              <w:left w:type="dxa" w:w="120"/>
-              <w:bottom w:type="dxa" w:w="80"/>
-              <w:right w:type="dxa" w:w="120"/>
-            </w:tcMar>
-          </w:tcPr>
-          <w:p>
-            <w:pPr>
-              <w:spacing w:after="40"/>
-            </w:pPr>
-            <w:r>
-              <w:rPr>
-                <w:rFonts w:ascii="Calibri" w:cs="Calibri" w:eastAsia="Calibri" w:hAnsi="Calibri"/>
-                <w:b w:val="false"/>
-                <w:bCs w:val="false"/>
-                <w:sz w:val="20"/>
-                <w:szCs w:val="20"/>
-              </w:rPr>
-              <w:t xml:space="preserve"/>
-            </w:r>
-          </w:p>
-        </w:tc>
-        <w:tc>
-          <w:tcPr>
-            <w:tcW w:type="dxa" w:w="1400"/>
-            <w:shd w:fill="EAF2F5" w:color="auto" w:val="clear"/>
-            <w:tcMar>
-              <w:top w:type="dxa" w:w="80"/>
-              <w:left w:type="dxa" w:w="120"/>
-              <w:bottom w:type="dxa" w:w="80"/>
-              <w:right w:type="dxa" w:w="120"/>
-            </w:tcMar>
-          </w:tcPr>
-          <w:p>
-            <w:pPr>
-              <w:spacing w:after="40"/>
-            </w:pPr>
-            <w:r>
-              <w:rPr>
-                <w:rFonts w:ascii="Calibri" w:cs="Calibri" w:eastAsia="Calibri" w:hAnsi="Calibri"/>
-                <w:b w:val="false"/>
-                <w:bCs w:val="false"/>
-                <w:sz w:val="20"/>
-                <w:szCs w:val="20"/>
-              </w:rPr>
-              <w:t xml:space="preserve"/>
             </w:r>
           </w:p>
         </w:tc>
@@ -24325,7 +26005,7 @@
           <w:sz w:val="20"/>
           <w:szCs w:val="20"/>
         </w:rPr>
-        <w:t xml:space="preserve">Red BI (desarrollo en COBIS Web) · Accusys (línea en USD ajustable en pesos) · Sistemas / Operaciones, Daniel Semino y Jonathan Domínguez (relevamiento, coordinación y seguimiento).</w:t>
+        <w:t xml:space="preserve">Red BI (desarrollo en COBIS Web) · Sistemas / Operaciones, Daniel Semino y Jonathan Domínguez (relevamiento, coordinación y seguimiento).</w:t>
       </w:r>
     </w:p>
     <w:p>
@@ -24344,7 +26024,7 @@
           <w:sz w:val="30"/>
           <w:szCs w:val="30"/>
         </w:rPr>
-        <w:t xml:space="preserve">  19  </w:t>
+        <w:t xml:space="preserve">  20  </w:t>
       </w:r>
       <w:r>
         <w:rPr>
@@ -24989,7 +26669,7 @@
           <w:sz w:val="30"/>
           <w:szCs w:val="30"/>
         </w:rPr>
-        <w:t xml:space="preserve">  20  </w:t>
+        <w:t xml:space="preserve">  21  </w:t>
       </w:r>
       <w:r>
         <w:rPr>
@@ -25206,7 +26886,7 @@
                 <w:sz w:val="20"/>
                 <w:szCs w:val="20"/>
               </w:rPr>
-              <w:t xml:space="preserve">A (minutas) · B (alta de líneas) · E (costeo)</w:t>
+              <w:t xml:space="preserve">A (minutas) · B (alta de líneas) · C (avales) · E (costeo)</w:t>
             </w:r>
           </w:p>
         </w:tc>
@@ -25232,7 +26912,7 @@
                 <w:sz w:val="20"/>
                 <w:szCs w:val="20"/>
               </w:rPr>
-              <w:t xml:space="preserve">Pantalla de minutas, aprobación con acciones automáticas, alta de líneas con garantías y forzado, costo de fondeo y tasas mínimas</w:t>
+              <w:t xml:space="preserve">Pantalla de minutas, aprobación con acciones automáticas, alta de líneas con garantías y avales, costo de fondeo y tasas mínimas</w:t>
             </w:r>
           </w:p>
         </w:tc>
@@ -25341,7 +27021,7 @@
                 <w:sz w:val="20"/>
                 <w:szCs w:val="20"/>
               </w:rPr>
-              <w:t xml:space="preserve">Pantalla de líneas como punto de entrada, carga guiada de descubiertos, vencimientos con renovación, seguimiento y reportes</w:t>
+              <w:t xml:space="preserve">Pantalla de líneas como punto de entrada y ampliación de líneas USD, carga guiada de descubiertos, vencimientos con renovación, seguimiento y reportes</w:t>
             </w:r>
           </w:p>
         </w:tc>
@@ -25422,7 +27102,7 @@
                 <w:sz w:val="20"/>
                 <w:szCs w:val="20"/>
               </w:rPr>
-              <w:t xml:space="preserve">G (préstamos) · H (cheques) · C (USD ajustable)</w:t>
+              <w:t xml:space="preserve">G (préstamos) · H (cheques) · K (modificación de amortización)</w:t>
             </w:r>
           </w:p>
         </w:tc>
@@ -25448,7 +27128,7 @@
                 <w:sz w:val="20"/>
                 <w:szCs w:val="20"/>
               </w:rPr>
-              <w:t xml:space="preserve">Carga de préstamos con tablas de amortización, descuento de cheques con scoring, línea USD ajustable</w:t>
+              <w:t xml:space="preserve">Carga de préstamos con tablas de amortización, descuento de cheques con scoring, modificación de tablas de préstamos activos</w:t>
             </w:r>
           </w:p>
         </w:tc>
@@ -25474,7 +27154,7 @@
                 <w:sz w:val="20"/>
                 <w:szCs w:val="20"/>
               </w:rPr>
-              <w:t xml:space="preserve">Requieren relevamiento adicional o definiciones externas (Accusys, desarrollo de modernización)</w:t>
+              <w:t xml:space="preserve">Requieren relevamiento adicional o definiciones externas (desarrollo de modernización)</w:t>
             </w:r>
           </w:p>
         </w:tc>
@@ -25524,7 +27204,7 @@
           <w:sz w:val="30"/>
           <w:szCs w:val="30"/>
         </w:rPr>
-        <w:t xml:space="preserve">  21  </w:t>
+        <w:t xml:space="preserve">  22  </w:t>
       </w:r>
       <w:r>
         <w:rPr>
@@ -25767,7 +27447,7 @@
                 <w:sz w:val="20"/>
                 <w:szCs w:val="20"/>
               </w:rPr>
-              <w:t xml:space="preserve">Definición de Accusys sobre la línea USD</w:t>
+              <w:t xml:space="preserve">Registro automático de avales en garantías de COBIS</w:t>
             </w:r>
           </w:p>
         </w:tc>
@@ -25794,7 +27474,7 @@
                 <w:sz w:val="20"/>
                 <w:szCs w:val="20"/>
               </w:rPr>
-              <w:t xml:space="preserve">Bloquea el Módulo C</w:t>
+              <w:t xml:space="preserve">Base del Módulo C</w:t>
             </w:r>
           </w:p>
         </w:tc>
@@ -25821,7 +27501,7 @@
                 <w:sz w:val="20"/>
                 <w:szCs w:val="20"/>
               </w:rPr>
-              <w:t xml:space="preserve">Consultar ya; dejarlo para la fase 3</w:t>
+              <w:t xml:space="preserve">Confirmar con Red BI la integración antes de estimar</w:t>
             </w:r>
           </w:p>
         </w:tc>
@@ -26292,6 +27972,24 @@
           <w:sz w:val="22"/>
           <w:szCs w:val="22"/>
         </w:rPr>
+        <w:t xml:space="preserve">Documentos requeridos para avales y para modificar tablas de amortización.</w:t>
+      </w:r>
+    </w:p>
+    <w:p>
+      <w:pPr>
+        <w:pStyle w:val="ListParagraph"/>
+        <w:numPr>
+          <w:ilvl w:val="0"/>
+          <w:numId w:val="2"/>
+        </w:numPr>
+        <w:spacing w:after="60"/>
+      </w:pPr>
+      <w:r>
+        <w:rPr>
+          <w:rFonts w:ascii="Calibri" w:cs="Calibri" w:eastAsia="Calibri" w:hAnsi="Calibri"/>
+          <w:sz w:val="22"/>
+          <w:szCs w:val="22"/>
+        </w:rPr>
         <w:t xml:space="preserve">Rango definitivo de acuerdos con y sin full numerales (C1–C5 / C6–C9 es un ejemplo).</w:t>
       </w:r>
     </w:p>
@@ -26393,7 +28091,7 @@
           <w:sz w:val="30"/>
           <w:szCs w:val="30"/>
         </w:rPr>
-        <w:t xml:space="preserve">  22  </w:t>
+        <w:t xml:space="preserve">  23  </w:t>
       </w:r>
       <w:r>
         <w:rPr>
@@ -26744,7 +28442,7 @@
                 <w:sz w:val="20"/>
                 <w:szCs w:val="20"/>
               </w:rPr>
-              <w:t xml:space="preserve">Cerrar los puntos abiertos de la sección 21</w:t>
+              <w:t xml:space="preserve">Cerrar los puntos abiertos de la sección 22</w:t>
             </w:r>
           </w:p>
         </w:tc>
@@ -26907,7 +28605,7 @@
                 <w:sz w:val="20"/>
                 <w:szCs w:val="20"/>
               </w:rPr>
-              <w:t xml:space="preserve">Consultar a Accusys por la línea en USD ajustable en pesos</w:t>
+              <w:t xml:space="preserve">Confirmar con Red BI la integración de avales con las garantías de COBIS</w:t>
             </w:r>
           </w:p>
         </w:tc>

--- a/Presentacion_Nueva_Aplicacion_Gestion_Middle_Office.docx
+++ b/Presentacion_Nueva_Aplicacion_Gestion_Middle_Office.docx
@@ -120,7 +120,7 @@
           <w:sz w:val="20"/>
           <w:szCs w:val="20"/>
         </w:rPr>
-        <w:t xml:space="preserve">Versión 4 · borrador para discusión · Octubre 2026</w:t>
+        <w:t xml:space="preserve">Versión 5 · borrador para discusión · Octubre 2026</w:t>
       </w:r>
     </w:p>
     <w:p>
@@ -6189,7 +6189,7 @@
                 <w:sz w:val="20"/>
                 <w:szCs w:val="20"/>
               </w:rPr>
-              <w:t xml:space="preserve">Selección de la operación por nombre y carga automática de tablas de amortización</w:t>
+              <w:t xml:space="preserve">Selección de la operación por nombre y cálculo de la tabla de amortización según el sistema elegido</w:t>
             </w:r>
           </w:p>
         </w:tc>
@@ -6515,7 +6515,7 @@
                 <w:sz w:val="20"/>
                 <w:szCs w:val="20"/>
               </w:rPr>
-              <w:t xml:space="preserve">Préstamos activos, cuotas no cobradas, con documentos y aprobación de Activas</w:t>
+              <w:t xml:space="preserve">Préstamos activos, cuotas no cobradas, con adenda y aprobación de Activas</w:t>
             </w:r>
           </w:p>
         </w:tc>
@@ -7090,7 +7090,7 @@
                 <w:sz w:val="20"/>
                 <w:szCs w:val="20"/>
               </w:rPr>
-              <w:t xml:space="preserve">Monto, moneda y subproductos</w:t>
+              <w:t xml:space="preserve">Monto, moneda, subproductos y plazo</w:t>
             </w:r>
           </w:p>
         </w:tc>
@@ -8051,7 +8051,7 @@
                 <w:sz w:val="20"/>
                 <w:szCs w:val="20"/>
               </w:rPr>
-              <w:t xml:space="preserve">Línea creada con el monto, moneda, subproductos y fecha de revisión aprobados; sin carga manual</w:t>
+              <w:t xml:space="preserve">Línea creada con el monto, moneda, subproductos, plazo, fecha de vencimiento y fecha de revisión aprobados; sin carga manual</w:t>
             </w:r>
           </w:p>
         </w:tc>
@@ -10560,7 +10560,7 @@
                 <w:sz w:val="20"/>
                 <w:szCs w:val="20"/>
               </w:rPr>
-              <w:t xml:space="preserve">4 · Documentos</w:t>
+              <w:t xml:space="preserve">4 · Fianza general</w:t>
             </w:r>
           </w:p>
           <w:p>
@@ -10573,7 +10573,7 @@
                 <w:sz w:val="18"/>
                 <w:szCs w:val="18"/>
               </w:rPr>
-              <w:t xml:space="preserve">Se adjuntan los documentos del aval, solo a modo informativo</w:t>
+              <w:t xml:space="preserve">Se adjunta la fianza general del aval, solo a modo informativo</w:t>
             </w:r>
           </w:p>
         </w:tc>
@@ -10666,6 +10666,24 @@
           <w:szCs w:val="24"/>
         </w:rPr>
         <w:t xml:space="preserve">Reglas</w:t>
+      </w:r>
+    </w:p>
+    <w:p>
+      <w:pPr>
+        <w:pStyle w:val="ListParagraph"/>
+        <w:numPr>
+          <w:ilvl w:val="0"/>
+          <w:numId w:val="2"/>
+        </w:numPr>
+        <w:spacing w:after="60"/>
+      </w:pPr>
+      <w:r>
+        <w:rPr>
+          <w:rFonts w:ascii="Calibri" w:cs="Calibri" w:eastAsia="Calibri" w:hAnsi="Calibri"/>
+          <w:sz w:val="22"/>
+          <w:szCs w:val="22"/>
+        </w:rPr>
+        <w:t xml:space="preserve">Los avales son fianzas generales que se otorgan para respaldar la línea.</w:t>
       </w:r>
     </w:p>
     <w:p>
@@ -10719,7 +10737,7 @@
           <w:sz w:val="22"/>
           <w:szCs w:val="22"/>
         </w:rPr>
-        <w:t xml:space="preserve">Los documentos de los avales se adjuntan solo a modo informativo, para su consulta.</w:t>
+        <w:t xml:space="preserve">La fianza general de cada aval se adjunta solo a modo informativo, para su consulta.</w:t>
       </w:r>
     </w:p>
     <w:p>
@@ -11112,7 +11130,7 @@
                 <w:sz w:val="20"/>
                 <w:szCs w:val="20"/>
               </w:rPr>
-              <w:t xml:space="preserve">Producto y subproductos, moneda, minuta que la aprobó y fecha de revisión</w:t>
+              <w:t xml:space="preserve">Producto, subproductos y plazo, moneda, minuta que la aprobó y fecha de revisión</w:t>
             </w:r>
           </w:p>
         </w:tc>
@@ -14516,7 +14534,7 @@
                 <w:sz w:val="18"/>
                 <w:szCs w:val="18"/>
               </w:rPr>
-              <w:t xml:space="preserve">La tabla de amortización se carga automáticamente</w:t>
+              <w:t xml:space="preserve">El sistema calcula la tabla según el sistema elegido</w:t>
             </w:r>
           </w:p>
         </w:tc>
@@ -14839,7 +14857,7 @@
                 <w:sz w:val="20"/>
                 <w:szCs w:val="20"/>
               </w:rPr>
-              <w:t xml:space="preserve">Carga automática de tablas de amortización</w:t>
+              <w:t xml:space="preserve">Cálculo de la tabla de amortización</w:t>
             </w:r>
           </w:p>
         </w:tc>
@@ -14866,7 +14884,7 @@
                 <w:sz w:val="20"/>
                 <w:szCs w:val="20"/>
               </w:rPr>
-              <w:t xml:space="preserve">La tabla de cuotas (capital, intereses y vencimientos) se genera o se importa automáticamente, sin cargarla cuota por cuota</w:t>
+              <w:t xml:space="preserve">El usuario elige el sistema de amortización y el sistema calcula las cuotas (capital, intereses y vencimientos); no se importa desde archivos. Si el préstamo es particular, las cuotas se cargan a mano una por una</w:t>
             </w:r>
           </w:p>
         </w:tc>
@@ -15117,7 +15135,7 @@
           <w:sz w:val="20"/>
           <w:szCs w:val="20"/>
         </w:rPr>
-        <w:t xml:space="preserve">el circuito actual de carga de préstamos con Middle Office, y si las tablas de amortización se generan a partir de las condiciones o se importan desde un archivo.</w:t>
+        <w:t xml:space="preserve">el circuito actual de carga de préstamos con Middle Office.</w:t>
       </w:r>
     </w:p>
     <w:p>
@@ -19965,7 +19983,7 @@
           <w:sz w:val="22"/>
           <w:szCs w:val="22"/>
         </w:rPr>
-        <w:t xml:space="preserve">Cambio de estructura de un préstamo activo, con documentación y aprobación de Activas</w:t>
+        <w:t xml:space="preserve">Cambio de estructura de un préstamo activo, con adenda y aprobación de Activas</w:t>
       </w:r>
     </w:p>
     <w:tbl>
@@ -20242,7 +20260,7 @@
                 <w:sz w:val="20"/>
                 <w:szCs w:val="20"/>
               </w:rPr>
-              <w:t xml:space="preserve">4 · Documentos</w:t>
+              <w:t xml:space="preserve">4 · Adenda</w:t>
             </w:r>
           </w:p>
           <w:p>
@@ -20255,7 +20273,7 @@
                 <w:sz w:val="18"/>
                 <w:szCs w:val="18"/>
               </w:rPr>
-              <w:t xml:space="preserve">Se adjuntan los documentos que respaldan el cambio (obligatorio)</w:t>
+              <w:t xml:space="preserve">Se adjunta la adenda que respalda el cambio (obligatorio)</w:t>
             </w:r>
           </w:p>
         </w:tc>
@@ -20401,7 +20419,7 @@
           <w:sz w:val="22"/>
           <w:szCs w:val="22"/>
         </w:rPr>
-        <w:t xml:space="preserve">Sin documentación adjunta, la solicitud no se puede enviar a Activas.</w:t>
+        <w:t xml:space="preserve">Sin la adenda adjunta, la solicitud no se puede enviar a Activas.</w:t>
       </w:r>
     </w:p>
     <w:p>
@@ -20437,7 +20455,7 @@
           <w:sz w:val="22"/>
           <w:szCs w:val="22"/>
         </w:rPr>
-        <w:t xml:space="preserve">Cada modificación queda registrada con la tabla anterior, la nueva, los documentos y quién la solicitó y aprobó.</w:t>
+        <w:t xml:space="preserve">Cada modificación queda registrada con la tabla anterior, la nueva, la adenda y quién la solicitó y aprobó.</w:t>
       </w:r>
     </w:p>
     <w:p>
@@ -20996,7 +21014,7 @@
                 <w:sz w:val="20"/>
                 <w:szCs w:val="20"/>
               </w:rPr>
-              <w:t xml:space="preserve">La suma de operaciones del grupo no supera la línea aprobada y ningún grupo supera el 15% de la RPC del banco</w:t>
+              <w:t xml:space="preserve">La suma de operaciones del grupo no supera la línea aprobada y ningún grupo supera el 15% de la RPC (normativa BCRA de grandes exposiciones, punto 2.1)</w:t>
             </w:r>
           </w:p>
         </w:tc>
@@ -22213,7 +22231,7 @@
                 <w:sz w:val="20"/>
                 <w:szCs w:val="20"/>
               </w:rPr>
-              <w:t xml:space="preserve">Uno o más avales, cada uno con su vencimiento y con un avalista cargado en COBIS MIS; documentos solo a modo informativo</w:t>
+              <w:t xml:space="preserve">Fianzas generales: uno o más avales, cada uno con su vencimiento y con un avalista cargado en COBIS MIS; la fianza se adjunta solo a modo informativo</w:t>
             </w:r>
           </w:p>
         </w:tc>
@@ -22456,7 +22474,7 @@
                 <w:sz w:val="20"/>
                 <w:szCs w:val="20"/>
               </w:rPr>
-              <w:t xml:space="preserve">Solo préstamos liquidados y activos, sobre cuotas no cobradas, con documentos adjuntos y aprobación de Activas</w:t>
+              <w:t xml:space="preserve">Solo préstamos liquidados y activos, sobre cuotas no cobradas, con adenda adjunta y aprobación de Activas</w:t>
             </w:r>
           </w:p>
         </w:tc>
@@ -23852,7 +23870,7 @@
                 <w:sz w:val="20"/>
                 <w:szCs w:val="20"/>
               </w:rPr>
-              <w:t xml:space="preserve">Detallar avales y adjuntar documentos</w:t>
+              <w:t xml:space="preserve">Detallar avales y adjuntar fianzas generales</w:t>
             </w:r>
           </w:p>
         </w:tc>
@@ -27936,43 +27954,7 @@
           <w:sz w:val="22"/>
           <w:szCs w:val="22"/>
         </w:rPr>
-        <w:t xml:space="preserve">Si las tablas de amortización se generan desde las condiciones o se importan desde archivo.</w:t>
-      </w:r>
-    </w:p>
-    <w:p>
-      <w:pPr>
-        <w:pStyle w:val="ListParagraph"/>
-        <w:numPr>
-          <w:ilvl w:val="0"/>
-          <w:numId w:val="2"/>
-        </w:numPr>
-        <w:spacing w:after="60"/>
-      </w:pPr>
-      <w:r>
-        <w:rPr>
-          <w:rFonts w:ascii="Calibri" w:cs="Calibri" w:eastAsia="Calibri" w:hAnsi="Calibri"/>
-          <w:sz w:val="22"/>
-          <w:szCs w:val="22"/>
-        </w:rPr>
         <w:t xml:space="preserve">Quién carga y mantiene la tasa de descuento precargada de cheques (¿Mesa, en el Módulo E?).</w:t>
-      </w:r>
-    </w:p>
-    <w:p>
-      <w:pPr>
-        <w:pStyle w:val="ListParagraph"/>
-        <w:numPr>
-          <w:ilvl w:val="0"/>
-          <w:numId w:val="2"/>
-        </w:numPr>
-        <w:spacing w:after="60"/>
-      </w:pPr>
-      <w:r>
-        <w:rPr>
-          <w:rFonts w:ascii="Calibri" w:cs="Calibri" w:eastAsia="Calibri" w:hAnsi="Calibri"/>
-          <w:sz w:val="22"/>
-          <w:szCs w:val="22"/>
-        </w:rPr>
-        <w:t xml:space="preserve">Documentos requeridos para avales y para modificar tablas de amortización.</w:t>
       </w:r>
     </w:p>
     <w:p>
@@ -28009,24 +27991,6 @@
           <w:szCs w:val="22"/>
         </w:rPr>
         <w:t xml:space="preserve">Criterios y auditoría del forzado de alta por gerente de Riesgos o CEO.</w:t>
-      </w:r>
-    </w:p>
-    <w:p>
-      <w:pPr>
-        <w:pStyle w:val="ListParagraph"/>
-        <w:numPr>
-          <w:ilvl w:val="0"/>
-          <w:numId w:val="2"/>
-        </w:numPr>
-        <w:spacing w:after="60"/>
-      </w:pPr>
-      <w:r>
-        <w:rPr>
-          <w:rFonts w:ascii="Calibri" w:cs="Calibri" w:eastAsia="Calibri" w:hAnsi="Calibri"/>
-          <w:sz w:val="22"/>
-          <w:szCs w:val="22"/>
-        </w:rPr>
-        <w:t xml:space="preserve">Cálculo de la RPC usada en el control del 15% y su frecuencia de actualización.</w:t>
       </w:r>
     </w:p>
     <w:p>

--- a/Presentacion_Nueva_Aplicacion_Gestion_Middle_Office.docx
+++ b/Presentacion_Nueva_Aplicacion_Gestion_Middle_Office.docx
@@ -120,7 +120,7 @@
           <w:sz w:val="20"/>
           <w:szCs w:val="20"/>
         </w:rPr>
-        <w:t xml:space="preserve">Versión 5 · borrador para discusión · Octubre 2026</w:t>
+        <w:t xml:space="preserve">Versión 6 · borrador para discusión · Octubre 2026</w:t>
       </w:r>
     </w:p>
     <w:p>
@@ -950,7 +950,7 @@
                 <w:sz w:val="20"/>
                 <w:szCs w:val="20"/>
               </w:rPr>
-              <w:t xml:space="preserve">Reglas de negocio y controles</w:t>
+              <w:t xml:space="preserve">Módulo L · Cheques por cliente (COELSA)</w:t>
             </w:r>
           </w:p>
         </w:tc>
@@ -1056,7 +1056,7 @@
                 <w:sz w:val="20"/>
                 <w:szCs w:val="20"/>
               </w:rPr>
-              <w:t xml:space="preserve">Roles y permisos</w:t>
+              <w:t xml:space="preserve">Reglas de negocio y controles</w:t>
             </w:r>
           </w:p>
         </w:tc>
@@ -1166,7 +1166,7 @@
                 <w:sz w:val="20"/>
                 <w:szCs w:val="20"/>
               </w:rPr>
-              <w:t xml:space="preserve">Beneficios e indicadores</w:t>
+              <w:t xml:space="preserve">Roles y permisos</w:t>
             </w:r>
           </w:p>
         </w:tc>
@@ -1272,7 +1272,7 @@
                 <w:sz w:val="20"/>
                 <w:szCs w:val="20"/>
               </w:rPr>
-              <w:t xml:space="preserve">Plan por fases</w:t>
+              <w:t xml:space="preserve">Beneficios e indicadores</w:t>
             </w:r>
           </w:p>
         </w:tc>
@@ -1382,7 +1382,7 @@
                 <w:sz w:val="20"/>
                 <w:szCs w:val="20"/>
               </w:rPr>
-              <w:t xml:space="preserve">Dependencias, riesgos y puntos abiertos</w:t>
+              <w:t xml:space="preserve">Plan por fases</w:t>
             </w:r>
           </w:p>
         </w:tc>
@@ -1488,7 +1488,7 @@
                 <w:sz w:val="20"/>
                 <w:szCs w:val="20"/>
               </w:rPr>
-              <w:t xml:space="preserve">Próximos pasos</w:t>
+              <w:t xml:space="preserve">Dependencias, riesgos y puntos abiertos</w:t>
             </w:r>
           </w:p>
         </w:tc>
@@ -1571,7 +1571,7 @@
                 <w:sz w:val="20"/>
                 <w:szCs w:val="20"/>
               </w:rPr>
-              <w:t xml:space="preserve"/>
+              <w:t xml:space="preserve">24</w:t>
             </w:r>
           </w:p>
         </w:tc>
@@ -1598,7 +1598,7 @@
                 <w:sz w:val="20"/>
                 <w:szCs w:val="20"/>
               </w:rPr>
-              <w:t xml:space="preserve"/>
+              <w:t xml:space="preserve">Próximos pasos</w:t>
             </w:r>
           </w:p>
         </w:tc>
@@ -5768,7 +5768,7 @@
                 <w:sz w:val="20"/>
                 <w:szCs w:val="20"/>
               </w:rPr>
-              <w:t xml:space="preserve">Vista de todas las líneas con aprobado, consumido, disponible, estado y vencimientos</w:t>
+              <w:t xml:space="preserve">Todas las líneas, días disponibles y operaciones; inicio de la operatoria</w:t>
             </w:r>
           </w:p>
         </w:tc>
@@ -5801,34 +5801,6 @@
         </w:tc>
       </w:tr>
     </w:tbl>
-    <w:p>
-      <w:pPr>
-        <w:pBdr>
-          <w:left w:val="single" w:color="2E7D8C" w:sz="24" w:space="8"/>
-        </w:pBdr>
-        <w:shd w:fill="EAF2F5" w:color="auto" w:val="clear"/>
-        <w:spacing w:after="120" w:before="160"/>
-        <w:ind w:left="120"/>
-      </w:pPr>
-      <w:r>
-        <w:rPr>
-          <w:rFonts w:ascii="Calibri" w:cs="Calibri" w:eastAsia="Calibri" w:hAnsi="Calibri"/>
-          <w:b/>
-          <w:bCs/>
-          <w:sz w:val="20"/>
-          <w:szCs w:val="20"/>
-        </w:rPr>
-        <w:t xml:space="preserve">Dependencia: </w:t>
-      </w:r>
-      <w:r>
-        <w:rPr>
-          <w:rFonts w:ascii="Calibri" w:cs="Calibri" w:eastAsia="Calibri" w:hAnsi="Calibri"/>
-          <w:sz w:val="20"/>
-          <w:szCs w:val="20"/>
-        </w:rPr>
-        <w:t xml:space="preserve">una línea cargada y activa es la condición para operar. Recién con la línea dada de alta se pueden cargar operaciones desde la pantalla de líneas, y esas operaciones se validan contra ella.</w:t>
-      </w:r>
-    </w:p>
     <w:p>
       <w:pPr>
         <w:spacing w:after="80" w:before="180"/>
@@ -5842,7 +5814,7 @@
           <w:sz w:val="24"/>
           <w:szCs w:val="24"/>
         </w:rPr>
-        <w:t xml:space="preserve">Módulos que se apoyan en la línea activa</w:t>
+        <w:t xml:space="preserve">Módulos que se apoyan en la línea activa: solo con la línea activa se pueden cargar operaciones</w:t>
       </w:r>
     </w:p>
     <w:tbl>
@@ -6516,6 +6488,89 @@
                 <w:szCs w:val="20"/>
               </w:rPr>
               <w:t xml:space="preserve">Préstamos activos, cuotas no cobradas, con adenda y aprobación de Activas</w:t>
+            </w:r>
+          </w:p>
+        </w:tc>
+      </w:tr>
+      <w:tr>
+        <w:tc>
+          <w:tcPr>
+            <w:tcW w:type="dxa" w:w="600"/>
+            <w:shd w:fill="EAF2F5" w:color="auto" w:val="clear"/>
+            <w:tcMar>
+              <w:top w:type="dxa" w:w="80"/>
+              <w:left w:type="dxa" w:w="120"/>
+              <w:bottom w:type="dxa" w:w="80"/>
+              <w:right w:type="dxa" w:w="120"/>
+            </w:tcMar>
+          </w:tcPr>
+          <w:p>
+            <w:pPr>
+              <w:spacing w:after="40"/>
+            </w:pPr>
+            <w:r>
+              <w:rPr>
+                <w:rFonts w:ascii="Calibri" w:cs="Calibri" w:eastAsia="Calibri" w:hAnsi="Calibri"/>
+                <w:b/>
+                <w:bCs/>
+                <w:sz w:val="20"/>
+                <w:szCs w:val="20"/>
+              </w:rPr>
+              <w:t xml:space="preserve">L</w:t>
+            </w:r>
+          </w:p>
+        </w:tc>
+        <w:tc>
+          <w:tcPr>
+            <w:tcW w:type="dxa" w:w="3500"/>
+            <w:shd w:fill="EAF2F5" w:color="auto" w:val="clear"/>
+            <w:tcMar>
+              <w:top w:type="dxa" w:w="80"/>
+              <w:left w:type="dxa" w:w="120"/>
+              <w:bottom w:type="dxa" w:w="80"/>
+              <w:right w:type="dxa" w:w="120"/>
+            </w:tcMar>
+          </w:tcPr>
+          <w:p>
+            <w:pPr>
+              <w:spacing w:after="40"/>
+            </w:pPr>
+            <w:r>
+              <w:rPr>
+                <w:rFonts w:ascii="Calibri" w:cs="Calibri" w:eastAsia="Calibri" w:hAnsi="Calibri"/>
+                <w:b w:val="false"/>
+                <w:bCs w:val="false"/>
+                <w:sz w:val="20"/>
+                <w:szCs w:val="20"/>
+              </w:rPr>
+              <w:t xml:space="preserve">Cheques por cliente (COELSA)</w:t>
+            </w:r>
+          </w:p>
+        </w:tc>
+        <w:tc>
+          <w:tcPr>
+            <w:tcW w:type="dxa" w:w="10300"/>
+            <w:shd w:fill="EAF2F5" w:color="auto" w:val="clear"/>
+            <w:tcMar>
+              <w:top w:type="dxa" w:w="80"/>
+              <w:left w:type="dxa" w:w="120"/>
+              <w:bottom w:type="dxa" w:w="80"/>
+              <w:right w:type="dxa" w:w="120"/>
+            </w:tcMar>
+          </w:tcPr>
+          <w:p>
+            <w:pPr>
+              <w:spacing w:after="40"/>
+            </w:pPr>
+            <w:r>
+              <w:rPr>
+                <w:rFonts w:ascii="Calibri" w:cs="Calibri" w:eastAsia="Calibri" w:hAnsi="Calibri"/>
+                <w:b w:val="false"/>
+                <w:bCs w:val="false"/>
+                <w:sz w:val="20"/>
+                <w:szCs w:val="20"/>
+              </w:rPr>
+              <w:t xml:space="preserve">Consulta de los cheques de cada cliente contra COELSA</w:t>
             </w:r>
           </w:p>
         </w:tc>
@@ -11378,7 +11433,7 @@
                 <w:sz w:val="20"/>
                 <w:szCs w:val="20"/>
               </w:rPr>
-              <w:t xml:space="preserve">Estado</w:t>
+              <w:t xml:space="preserve">Días disponibles</w:t>
             </w:r>
           </w:p>
         </w:tc>
@@ -11404,7 +11459,7 @@
                 <w:sz w:val="20"/>
                 <w:szCs w:val="20"/>
               </w:rPr>
-              <w:t xml:space="preserve">Por subproducto: activo, pendiente de garantía, forzado pendiente de regularizar, vencido o por revisar</w:t>
+              <w:t xml:space="preserve">Cantidad de días que le quedan a la línea hasta su vencimiento</w:t>
             </w:r>
           </w:p>
         </w:tc>
@@ -11433,6 +11488,61 @@
                 <w:sz w:val="20"/>
                 <w:szCs w:val="20"/>
               </w:rPr>
+              <w:t xml:space="preserve">Estado</w:t>
+            </w:r>
+          </w:p>
+        </w:tc>
+        <w:tc>
+          <w:tcPr>
+            <w:tcW w:type="dxa" w:w="10200"/>
+            <w:shd w:fill="EAF2F5" w:color="auto" w:val="clear"/>
+            <w:tcMar>
+              <w:top w:type="dxa" w:w="80"/>
+              <w:left w:type="dxa" w:w="120"/>
+              <w:bottom w:type="dxa" w:w="80"/>
+              <w:right w:type="dxa" w:w="120"/>
+            </w:tcMar>
+          </w:tcPr>
+          <w:p>
+            <w:pPr>
+              <w:spacing w:after="40"/>
+            </w:pPr>
+            <w:r>
+              <w:rPr>
+                <w:rFonts w:ascii="Calibri" w:cs="Calibri" w:eastAsia="Calibri" w:hAnsi="Calibri"/>
+                <w:b w:val="false"/>
+                <w:bCs w:val="false"/>
+                <w:sz w:val="20"/>
+                <w:szCs w:val="20"/>
+              </w:rPr>
+              <w:t xml:space="preserve">Por subproducto: activo, pendiente de garantía, forzado pendiente de regularizar, vencido o por revisar</w:t>
+            </w:r>
+          </w:p>
+        </w:tc>
+      </w:tr>
+      <w:tr>
+        <w:tc>
+          <w:tcPr>
+            <w:tcW w:type="dxa" w:w="4200"/>
+            <w:tcMar>
+              <w:top w:type="dxa" w:w="80"/>
+              <w:left w:type="dxa" w:w="120"/>
+              <w:bottom w:type="dxa" w:w="80"/>
+              <w:right w:type="dxa" w:w="120"/>
+            </w:tcMar>
+          </w:tcPr>
+          <w:p>
+            <w:pPr>
+              <w:spacing w:after="40"/>
+            </w:pPr>
+            <w:r>
+              <w:rPr>
+                <w:rFonts w:ascii="Calibri" w:cs="Calibri" w:eastAsia="Calibri" w:hAnsi="Calibri"/>
+                <w:b w:val="false"/>
+                <w:bCs w:val="false"/>
+                <w:sz w:val="20"/>
+                <w:szCs w:val="20"/>
+              </w:rPr>
               <w:t xml:space="preserve">Operaciones vigentes</w:t>
             </w:r>
           </w:p>
@@ -11440,7 +11550,6 @@
         <w:tc>
           <w:tcPr>
             <w:tcW w:type="dxa" w:w="10200"/>
-            <w:shd w:fill="EAF2F5" w:color="auto" w:val="clear"/>
             <w:tcMar>
               <w:top w:type="dxa" w:w="80"/>
               <w:left w:type="dxa" w:w="120"/>
@@ -12063,6 +12172,582 @@
           <w:szCs w:val="19"/>
         </w:rPr>
         <w:t xml:space="preserve">Reemplaza la pantalla de consumido de línea actual: deja de ser solo de consulta y pasa a ser el punto de entrada de toda la operatoria. El circuito de préstamos y de prefinanciaciones queda por relevar.</w:t>
+      </w:r>
+    </w:p>
+    <w:p>
+      <w:pPr>
+        <w:pStyle w:val="Heading1"/>
+        <w:pageBreakBefore/>
+        <w:shd w:fill="1F3A5F" w:color="auto" w:val="clear"/>
+        <w:spacing w:after="0"/>
+      </w:pPr>
+      <w:r>
+        <w:rPr>
+          <w:rFonts w:ascii="Calibri" w:cs="Calibri" w:eastAsia="Calibri" w:hAnsi="Calibri"/>
+          <w:b/>
+          <w:bCs/>
+          <w:color w:val="9FD3DE"/>
+          <w:sz w:val="30"/>
+          <w:szCs w:val="30"/>
+        </w:rPr>
+        <w:t xml:space="preserve">  10  </w:t>
+      </w:r>
+      <w:r>
+        <w:rPr>
+          <w:rFonts w:ascii="Calibri" w:cs="Calibri" w:eastAsia="Calibri" w:hAnsi="Calibri"/>
+          <w:b/>
+          <w:bCs/>
+          <w:color w:val="FFFFFF"/>
+          <w:sz w:val="34"/>
+          <w:szCs w:val="34"/>
+        </w:rPr>
+        <w:t xml:space="preserve">Módulo D · Operaciones de la línea</w:t>
+      </w:r>
+    </w:p>
+    <w:p>
+      <w:pPr>
+        <w:pBdr>
+          <w:bottom w:val="single" w:color="2E7D8C" w:sz="18" w:space="1"/>
+        </w:pBdr>
+        <w:spacing w:after="220"/>
+      </w:pPr>
+      <w:r>
+        <w:rPr>
+          <w:rFonts w:ascii="Calibri" w:cs="Calibri" w:eastAsia="Calibri" w:hAnsi="Calibri"/>
+          <w:i/>
+          <w:iCs/>
+          <w:color w:val="5F6B76"/>
+          <w:sz w:val="22"/>
+          <w:szCs w:val="22"/>
+        </w:rPr>
+        <w:t xml:space="preserve">Desde el disponible de la línea se accede al detalle de todas sus operaciones</w:t>
+      </w:r>
+    </w:p>
+    <w:p>
+      <w:pPr>
+        <w:spacing w:after="100" w:before="0"/>
+      </w:pPr>
+      <w:r>
+        <w:rPr>
+          <w:rFonts w:ascii="Calibri" w:cs="Calibri" w:eastAsia="Calibri" w:hAnsi="Calibri"/>
+          <w:sz w:val="22"/>
+          <w:szCs w:val="22"/>
+        </w:rPr>
+        <w:t xml:space="preserve">Desde el monto disponible de cada línea, el usuario accede a la lista de las operaciones que la consumen. La lista se ordena por vencimiento: </w:t>
+      </w:r>
+      <w:r>
+        <w:rPr>
+          <w:rFonts w:ascii="Calibri" w:cs="Calibri" w:eastAsia="Calibri" w:hAnsi="Calibri"/>
+          <w:b/>
+          <w:bCs/>
+          <w:sz w:val="22"/>
+          <w:szCs w:val="22"/>
+        </w:rPr>
+        <w:t xml:space="preserve">desde la operación con el primer vencimiento hasta la más futura</w:t>
+      </w:r>
+      <w:r>
+        <w:rPr>
+          <w:rFonts w:ascii="Calibri" w:cs="Calibri" w:eastAsia="Calibri" w:hAnsi="Calibri"/>
+          <w:sz w:val="22"/>
+          <w:szCs w:val="22"/>
+        </w:rPr>
+        <w:t xml:space="preserve">.</w:t>
+      </w:r>
+    </w:p>
+    <w:p>
+      <w:pPr>
+        <w:spacing w:after="80" w:before="180"/>
+      </w:pPr>
+      <w:r>
+        <w:rPr>
+          <w:rFonts w:ascii="Calibri" w:cs="Calibri" w:eastAsia="Calibri" w:hAnsi="Calibri"/>
+          <w:b/>
+          <w:bCs/>
+          <w:color w:val="1F3A5F"/>
+          <w:sz w:val="24"/>
+          <w:szCs w:val="24"/>
+        </w:rPr>
+        <w:t xml:space="preserve">Qué se muestra de cada operación</w:t>
+      </w:r>
+    </w:p>
+    <w:tbl>
+      <w:tblPr>
+        <w:tblW w:type="dxa" w:w="14400"/>
+        <w:tblBorders>
+          <w:top w:val="single" w:color="auto" w:sz="4"/>
+          <w:left w:val="single" w:color="auto" w:sz="4"/>
+          <w:bottom w:val="single" w:color="auto" w:sz="4"/>
+          <w:right w:val="single" w:color="auto" w:sz="4"/>
+          <w:insideH w:val="single" w:color="auto" w:sz="4"/>
+          <w:insideV w:val="single" w:color="auto" w:sz="4"/>
+        </w:tblBorders>
+      </w:tblPr>
+      <w:tblGrid>
+        <w:gridCol w:w="4200"/>
+        <w:gridCol w:w="10200"/>
+      </w:tblGrid>
+      <w:tr>
+        <w:trPr>
+          <w:tblHeader/>
+        </w:trPr>
+        <w:tc>
+          <w:tcPr>
+            <w:tcW w:type="dxa" w:w="4200"/>
+            <w:shd w:fill="2E7D8C" w:color="auto" w:val="clear"/>
+            <w:tcMar>
+              <w:top w:type="dxa" w:w="80"/>
+              <w:left w:type="dxa" w:w="120"/>
+              <w:bottom w:type="dxa" w:w="80"/>
+              <w:right w:type="dxa" w:w="120"/>
+            </w:tcMar>
+          </w:tcPr>
+          <w:p>
+            <w:pPr>
+              <w:spacing w:after="40"/>
+            </w:pPr>
+            <w:r>
+              <w:rPr>
+                <w:rFonts w:ascii="Calibri" w:cs="Calibri" w:eastAsia="Calibri" w:hAnsi="Calibri"/>
+                <w:b/>
+                <w:bCs/>
+                <w:color w:val="FFFFFF"/>
+                <w:sz w:val="20"/>
+                <w:szCs w:val="20"/>
+              </w:rPr>
+              <w:t xml:space="preserve">Dato</w:t>
+            </w:r>
+          </w:p>
+        </w:tc>
+        <w:tc>
+          <w:tcPr>
+            <w:tcW w:type="dxa" w:w="10200"/>
+            <w:shd w:fill="2E7D8C" w:color="auto" w:val="clear"/>
+            <w:tcMar>
+              <w:top w:type="dxa" w:w="80"/>
+              <w:left w:type="dxa" w:w="120"/>
+              <w:bottom w:type="dxa" w:w="80"/>
+              <w:right w:type="dxa" w:w="120"/>
+            </w:tcMar>
+          </w:tcPr>
+          <w:p>
+            <w:pPr>
+              <w:spacing w:after="40"/>
+            </w:pPr>
+            <w:r>
+              <w:rPr>
+                <w:rFonts w:ascii="Calibri" w:cs="Calibri" w:eastAsia="Calibri" w:hAnsi="Calibri"/>
+                <w:b/>
+                <w:bCs/>
+                <w:color w:val="FFFFFF"/>
+                <w:sz w:val="20"/>
+                <w:szCs w:val="20"/>
+              </w:rPr>
+              <w:t xml:space="preserve">Detalle</w:t>
+            </w:r>
+          </w:p>
+        </w:tc>
+      </w:tr>
+      <w:tr>
+        <w:tc>
+          <w:tcPr>
+            <w:tcW w:type="dxa" w:w="4200"/>
+            <w:tcMar>
+              <w:top w:type="dxa" w:w="80"/>
+              <w:left w:type="dxa" w:w="120"/>
+              <w:bottom w:type="dxa" w:w="80"/>
+              <w:right w:type="dxa" w:w="120"/>
+            </w:tcMar>
+          </w:tcPr>
+          <w:p>
+            <w:pPr>
+              <w:spacing w:after="40"/>
+            </w:pPr>
+            <w:r>
+              <w:rPr>
+                <w:rFonts w:ascii="Calibri" w:cs="Calibri" w:eastAsia="Calibri" w:hAnsi="Calibri"/>
+                <w:b w:val="false"/>
+                <w:bCs w:val="false"/>
+                <w:sz w:val="20"/>
+                <w:szCs w:val="20"/>
+              </w:rPr>
+              <w:t xml:space="preserve">Tipo de operación</w:t>
+            </w:r>
+          </w:p>
+        </w:tc>
+        <w:tc>
+          <w:tcPr>
+            <w:tcW w:type="dxa" w:w="10200"/>
+            <w:tcMar>
+              <w:top w:type="dxa" w:w="80"/>
+              <w:left w:type="dxa" w:w="120"/>
+              <w:bottom w:type="dxa" w:w="80"/>
+              <w:right w:type="dxa" w:w="120"/>
+            </w:tcMar>
+          </w:tcPr>
+          <w:p>
+            <w:pPr>
+              <w:spacing w:after="40"/>
+            </w:pPr>
+            <w:r>
+              <w:rPr>
+                <w:rFonts w:ascii="Calibri" w:cs="Calibri" w:eastAsia="Calibri" w:hAnsi="Calibri"/>
+                <w:b w:val="false"/>
+                <w:bCs w:val="false"/>
+                <w:sz w:val="20"/>
+                <w:szCs w:val="20"/>
+              </w:rPr>
+              <w:t xml:space="preserve">Préstamo, descubierto, prefinanciación o cheque</w:t>
+            </w:r>
+          </w:p>
+        </w:tc>
+      </w:tr>
+      <w:tr>
+        <w:tc>
+          <w:tcPr>
+            <w:tcW w:type="dxa" w:w="4200"/>
+            <w:shd w:fill="EAF2F5" w:color="auto" w:val="clear"/>
+            <w:tcMar>
+              <w:top w:type="dxa" w:w="80"/>
+              <w:left w:type="dxa" w:w="120"/>
+              <w:bottom w:type="dxa" w:w="80"/>
+              <w:right w:type="dxa" w:w="120"/>
+            </w:tcMar>
+          </w:tcPr>
+          <w:p>
+            <w:pPr>
+              <w:spacing w:after="40"/>
+            </w:pPr>
+            <w:r>
+              <w:rPr>
+                <w:rFonts w:ascii="Calibri" w:cs="Calibri" w:eastAsia="Calibri" w:hAnsi="Calibri"/>
+                <w:b w:val="false"/>
+                <w:bCs w:val="false"/>
+                <w:sz w:val="20"/>
+                <w:szCs w:val="20"/>
+              </w:rPr>
+              <w:t xml:space="preserve">Monto</w:t>
+            </w:r>
+          </w:p>
+        </w:tc>
+        <w:tc>
+          <w:tcPr>
+            <w:tcW w:type="dxa" w:w="10200"/>
+            <w:shd w:fill="EAF2F5" w:color="auto" w:val="clear"/>
+            <w:tcMar>
+              <w:top w:type="dxa" w:w="80"/>
+              <w:left w:type="dxa" w:w="120"/>
+              <w:bottom w:type="dxa" w:w="80"/>
+              <w:right w:type="dxa" w:w="120"/>
+            </w:tcMar>
+          </w:tcPr>
+          <w:p>
+            <w:pPr>
+              <w:spacing w:after="40"/>
+            </w:pPr>
+            <w:r>
+              <w:rPr>
+                <w:rFonts w:ascii="Calibri" w:cs="Calibri" w:eastAsia="Calibri" w:hAnsi="Calibri"/>
+                <w:b w:val="false"/>
+                <w:bCs w:val="false"/>
+                <w:sz w:val="20"/>
+                <w:szCs w:val="20"/>
+              </w:rPr>
+              <w:t xml:space="preserve">Importe de la operación y su consumo sobre la línea</w:t>
+            </w:r>
+          </w:p>
+        </w:tc>
+      </w:tr>
+      <w:tr>
+        <w:tc>
+          <w:tcPr>
+            <w:tcW w:type="dxa" w:w="4200"/>
+            <w:tcMar>
+              <w:top w:type="dxa" w:w="80"/>
+              <w:left w:type="dxa" w:w="120"/>
+              <w:bottom w:type="dxa" w:w="80"/>
+              <w:right w:type="dxa" w:w="120"/>
+            </w:tcMar>
+          </w:tcPr>
+          <w:p>
+            <w:pPr>
+              <w:spacing w:after="40"/>
+            </w:pPr>
+            <w:r>
+              <w:rPr>
+                <w:rFonts w:ascii="Calibri" w:cs="Calibri" w:eastAsia="Calibri" w:hAnsi="Calibri"/>
+                <w:b w:val="false"/>
+                <w:bCs w:val="false"/>
+                <w:sz w:val="20"/>
+                <w:szCs w:val="20"/>
+              </w:rPr>
+              <w:t xml:space="preserve">Tasa de la operación</w:t>
+            </w:r>
+          </w:p>
+        </w:tc>
+        <w:tc>
+          <w:tcPr>
+            <w:tcW w:type="dxa" w:w="10200"/>
+            <w:tcMar>
+              <w:top w:type="dxa" w:w="80"/>
+              <w:left w:type="dxa" w:w="120"/>
+              <w:bottom w:type="dxa" w:w="80"/>
+              <w:right w:type="dxa" w:w="120"/>
+            </w:tcMar>
+          </w:tcPr>
+          <w:p>
+            <w:pPr>
+              <w:spacing w:after="40"/>
+            </w:pPr>
+            <w:r>
+              <w:rPr>
+                <w:rFonts w:ascii="Calibri" w:cs="Calibri" w:eastAsia="Calibri" w:hAnsi="Calibri"/>
+                <w:b w:val="false"/>
+                <w:bCs w:val="false"/>
+                <w:sz w:val="20"/>
+                <w:szCs w:val="20"/>
+              </w:rPr>
+              <w:t xml:space="preserve">Tasa pactada con el cliente</w:t>
+            </w:r>
+          </w:p>
+        </w:tc>
+      </w:tr>
+      <w:tr>
+        <w:tc>
+          <w:tcPr>
+            <w:tcW w:type="dxa" w:w="4200"/>
+            <w:shd w:fill="EAF2F5" w:color="auto" w:val="clear"/>
+            <w:tcMar>
+              <w:top w:type="dxa" w:w="80"/>
+              <w:left w:type="dxa" w:w="120"/>
+              <w:bottom w:type="dxa" w:w="80"/>
+              <w:right w:type="dxa" w:w="120"/>
+            </w:tcMar>
+          </w:tcPr>
+          <w:p>
+            <w:pPr>
+              <w:spacing w:after="40"/>
+            </w:pPr>
+            <w:r>
+              <w:rPr>
+                <w:rFonts w:ascii="Calibri" w:cs="Calibri" w:eastAsia="Calibri" w:hAnsi="Calibri"/>
+                <w:b w:val="false"/>
+                <w:bCs w:val="false"/>
+                <w:sz w:val="20"/>
+                <w:szCs w:val="20"/>
+              </w:rPr>
+              <w:t xml:space="preserve">Tasa de fondeo</w:t>
+            </w:r>
+          </w:p>
+        </w:tc>
+        <w:tc>
+          <w:tcPr>
+            <w:tcW w:type="dxa" w:w="10200"/>
+            <w:shd w:fill="EAF2F5" w:color="auto" w:val="clear"/>
+            <w:tcMar>
+              <w:top w:type="dxa" w:w="80"/>
+              <w:left w:type="dxa" w:w="120"/>
+              <w:bottom w:type="dxa" w:w="80"/>
+              <w:right w:type="dxa" w:w="120"/>
+            </w:tcMar>
+          </w:tcPr>
+          <w:p>
+            <w:pPr>
+              <w:spacing w:after="40"/>
+            </w:pPr>
+            <w:r>
+              <w:rPr>
+                <w:rFonts w:ascii="Calibri" w:cs="Calibri" w:eastAsia="Calibri" w:hAnsi="Calibri"/>
+                <w:b w:val="false"/>
+                <w:bCs w:val="false"/>
+                <w:sz w:val="20"/>
+                <w:szCs w:val="20"/>
+              </w:rPr>
+              <w:t xml:space="preserve">Costo de fondeo asociado a la operación según su plazo máximo (Módulo E)</w:t>
+            </w:r>
+          </w:p>
+        </w:tc>
+      </w:tr>
+      <w:tr>
+        <w:tc>
+          <w:tcPr>
+            <w:tcW w:type="dxa" w:w="4200"/>
+            <w:tcMar>
+              <w:top w:type="dxa" w:w="80"/>
+              <w:left w:type="dxa" w:w="120"/>
+              <w:bottom w:type="dxa" w:w="80"/>
+              <w:right w:type="dxa" w:w="120"/>
+            </w:tcMar>
+          </w:tcPr>
+          <w:p>
+            <w:pPr>
+              <w:spacing w:after="40"/>
+            </w:pPr>
+            <w:r>
+              <w:rPr>
+                <w:rFonts w:ascii="Calibri" w:cs="Calibri" w:eastAsia="Calibri" w:hAnsi="Calibri"/>
+                <w:b w:val="false"/>
+                <w:bCs w:val="false"/>
+                <w:sz w:val="20"/>
+                <w:szCs w:val="20"/>
+              </w:rPr>
+              <w:t xml:space="preserve">Fecha de vencimiento final</w:t>
+            </w:r>
+          </w:p>
+        </w:tc>
+        <w:tc>
+          <w:tcPr>
+            <w:tcW w:type="dxa" w:w="10200"/>
+            <w:tcMar>
+              <w:top w:type="dxa" w:w="80"/>
+              <w:left w:type="dxa" w:w="120"/>
+              <w:bottom w:type="dxa" w:w="80"/>
+              <w:right w:type="dxa" w:w="120"/>
+            </w:tcMar>
+          </w:tcPr>
+          <w:p>
+            <w:pPr>
+              <w:spacing w:after="40"/>
+            </w:pPr>
+            <w:r>
+              <w:rPr>
+                <w:rFonts w:ascii="Calibri" w:cs="Calibri" w:eastAsia="Calibri" w:hAnsi="Calibri"/>
+                <w:b w:val="false"/>
+                <w:bCs w:val="false"/>
+                <w:sz w:val="20"/>
+                <w:szCs w:val="20"/>
+              </w:rPr>
+              <w:t xml:space="preserve">Último vencimiento de la operación</w:t>
+            </w:r>
+          </w:p>
+        </w:tc>
+      </w:tr>
+      <w:tr>
+        <w:tc>
+          <w:tcPr>
+            <w:tcW w:type="dxa" w:w="4200"/>
+            <w:shd w:fill="EAF2F5" w:color="auto" w:val="clear"/>
+            <w:tcMar>
+              <w:top w:type="dxa" w:w="80"/>
+              <w:left w:type="dxa" w:w="120"/>
+              <w:bottom w:type="dxa" w:w="80"/>
+              <w:right w:type="dxa" w:w="120"/>
+            </w:tcMar>
+          </w:tcPr>
+          <w:p>
+            <w:pPr>
+              <w:spacing w:after="40"/>
+            </w:pPr>
+            <w:r>
+              <w:rPr>
+                <w:rFonts w:ascii="Calibri" w:cs="Calibri" w:eastAsia="Calibri" w:hAnsi="Calibri"/>
+                <w:b w:val="false"/>
+                <w:bCs w:val="false"/>
+                <w:sz w:val="20"/>
+                <w:szCs w:val="20"/>
+              </w:rPr>
+              <w:t xml:space="preserve">Plazo de la operación</w:t>
+            </w:r>
+          </w:p>
+        </w:tc>
+        <w:tc>
+          <w:tcPr>
+            <w:tcW w:type="dxa" w:w="10200"/>
+            <w:shd w:fill="EAF2F5" w:color="auto" w:val="clear"/>
+            <w:tcMar>
+              <w:top w:type="dxa" w:w="80"/>
+              <w:left w:type="dxa" w:w="120"/>
+              <w:bottom w:type="dxa" w:w="80"/>
+              <w:right w:type="dxa" w:w="120"/>
+            </w:tcMar>
+          </w:tcPr>
+          <w:p>
+            <w:pPr>
+              <w:spacing w:after="40"/>
+            </w:pPr>
+            <w:r>
+              <w:rPr>
+                <w:rFonts w:ascii="Calibri" w:cs="Calibri" w:eastAsia="Calibri" w:hAnsi="Calibri"/>
+                <w:b w:val="false"/>
+                <w:bCs w:val="false"/>
+                <w:sz w:val="20"/>
+                <w:szCs w:val="20"/>
+              </w:rPr>
+              <w:t xml:space="preserve">Plazo total otorgado</w:t>
+            </w:r>
+          </w:p>
+        </w:tc>
+      </w:tr>
+    </w:tbl>
+    <w:p>
+      <w:pPr>
+        <w:spacing w:after="80" w:before="180"/>
+      </w:pPr>
+      <w:r>
+        <w:rPr>
+          <w:rFonts w:ascii="Calibri" w:cs="Calibri" w:eastAsia="Calibri" w:hAnsi="Calibri"/>
+          <w:b/>
+          <w:bCs/>
+          <w:color w:val="1F3A5F"/>
+          <w:sz w:val="24"/>
+          <w:szCs w:val="24"/>
+        </w:rPr>
+        <w:t xml:space="preserve">Datos de la línea en el mismo lugar</w:t>
+      </w:r>
+    </w:p>
+    <w:p>
+      <w:pPr>
+        <w:pStyle w:val="ListParagraph"/>
+        <w:numPr>
+          <w:ilvl w:val="0"/>
+          <w:numId w:val="2"/>
+        </w:numPr>
+        <w:spacing w:after="60"/>
+      </w:pPr>
+      <w:r>
+        <w:rPr>
+          <w:rFonts w:ascii="Calibri" w:cs="Calibri" w:eastAsia="Calibri" w:hAnsi="Calibri"/>
+          <w:b/>
+          <w:bCs/>
+          <w:sz w:val="22"/>
+          <w:szCs w:val="22"/>
+        </w:rPr>
+        <w:t xml:space="preserve">Días disponibles: </w:t>
+      </w:r>
+      <w:r>
+        <w:rPr>
+          <w:rFonts w:ascii="Calibri" w:cs="Calibri" w:eastAsia="Calibri" w:hAnsi="Calibri"/>
+          <w:sz w:val="22"/>
+          <w:szCs w:val="22"/>
+        </w:rPr>
+        <w:t xml:space="preserve">cantidad de días que le quedan a la línea hasta su vencimiento.</w:t>
+      </w:r>
+    </w:p>
+    <w:p>
+      <w:pPr>
+        <w:pStyle w:val="ListParagraph"/>
+        <w:numPr>
+          <w:ilvl w:val="0"/>
+          <w:numId w:val="2"/>
+        </w:numPr>
+        <w:spacing w:after="60"/>
+      </w:pPr>
+      <w:r>
+        <w:rPr>
+          <w:rFonts w:ascii="Calibri" w:cs="Calibri" w:eastAsia="Calibri" w:hAnsi="Calibri"/>
+          <w:b/>
+          <w:bCs/>
+          <w:sz w:val="22"/>
+          <w:szCs w:val="22"/>
+        </w:rPr>
+        <w:t xml:space="preserve">Disponible: </w:t>
+      </w:r>
+      <w:r>
+        <w:rPr>
+          <w:rFonts w:ascii="Calibri" w:cs="Calibri" w:eastAsia="Calibri" w:hAnsi="Calibri"/>
+          <w:sz w:val="22"/>
+          <w:szCs w:val="22"/>
+        </w:rPr>
+        <w:t xml:space="preserve">monto que queda para nuevas operaciones, con acceso directo al detalle de las operaciones que lo consumen.</w:t>
       </w:r>
     </w:p>
     <w:p>
@@ -20485,6 +21170,176 @@
           <w:sz w:val="34"/>
           <w:szCs w:val="34"/>
         </w:rPr>
+        <w:t xml:space="preserve">Módulo L · Cheques por cliente (COELSA)</w:t>
+      </w:r>
+    </w:p>
+    <w:p>
+      <w:pPr>
+        <w:pBdr>
+          <w:bottom w:val="single" w:color="2E7D8C" w:sz="18" w:space="1"/>
+        </w:pBdr>
+        <w:spacing w:after="220"/>
+      </w:pPr>
+      <w:r>
+        <w:rPr>
+          <w:rFonts w:ascii="Calibri" w:cs="Calibri" w:eastAsia="Calibri" w:hAnsi="Calibri"/>
+          <w:i/>
+          <w:iCs/>
+          <w:color w:val="5F6B76"/>
+          <w:sz w:val="22"/>
+          <w:szCs w:val="22"/>
+        </w:rPr>
+        <w:t xml:space="preserve">Consulta de los cheques de cada cliente contra COELSA</w:t>
+      </w:r>
+    </w:p>
+    <w:p>
+      <w:pPr>
+        <w:spacing w:after="100" w:before="0"/>
+      </w:pPr>
+      <w:r>
+        <w:rPr>
+          <w:rFonts w:ascii="Calibri" w:cs="Calibri" w:eastAsia="Calibri" w:hAnsi="Calibri"/>
+          <w:b/>
+          <w:bCs/>
+          <w:sz w:val="22"/>
+          <w:szCs w:val="22"/>
+        </w:rPr>
+        <w:t xml:space="preserve">Objetivo. </w:t>
+      </w:r>
+      <w:r>
+        <w:rPr>
+          <w:rFonts w:ascii="Calibri" w:cs="Calibri" w:eastAsia="Calibri" w:hAnsi="Calibri"/>
+          <w:sz w:val="22"/>
+          <w:szCs w:val="22"/>
+        </w:rPr>
+        <w:t xml:space="preserve">Un apartado nuevo para consultar, cliente por cliente, la información de sus cheques registrada en COELSA, sin salir de la aplicación.</w:t>
+      </w:r>
+    </w:p>
+    <w:p>
+      <w:pPr>
+        <w:spacing w:after="80" w:before="180"/>
+      </w:pPr>
+      <w:r>
+        <w:rPr>
+          <w:rFonts w:ascii="Calibri" w:cs="Calibri" w:eastAsia="Calibri" w:hAnsi="Calibri"/>
+          <w:b/>
+          <w:bCs/>
+          <w:color w:val="1F3A5F"/>
+          <w:sz w:val="24"/>
+          <w:szCs w:val="24"/>
+        </w:rPr>
+        <w:t xml:space="preserve">Alcance inicial</w:t>
+      </w:r>
+    </w:p>
+    <w:p>
+      <w:pPr>
+        <w:pStyle w:val="ListParagraph"/>
+        <w:numPr>
+          <w:ilvl w:val="0"/>
+          <w:numId w:val="2"/>
+        </w:numPr>
+        <w:spacing w:after="60"/>
+      </w:pPr>
+      <w:r>
+        <w:rPr>
+          <w:rFonts w:ascii="Calibri" w:cs="Calibri" w:eastAsia="Calibri" w:hAnsi="Calibri"/>
+          <w:sz w:val="22"/>
+          <w:szCs w:val="22"/>
+        </w:rPr>
+        <w:t xml:space="preserve">Búsqueda por cliente (CUIT o razón social), también accesible desde la pantalla de líneas.</w:t>
+      </w:r>
+    </w:p>
+    <w:p>
+      <w:pPr>
+        <w:pStyle w:val="ListParagraph"/>
+        <w:numPr>
+          <w:ilvl w:val="0"/>
+          <w:numId w:val="2"/>
+        </w:numPr>
+        <w:spacing w:after="60"/>
+      </w:pPr>
+      <w:r>
+        <w:rPr>
+          <w:rFonts w:ascii="Calibri" w:cs="Calibri" w:eastAsia="Calibri" w:hAnsi="Calibri"/>
+          <w:sz w:val="22"/>
+          <w:szCs w:val="22"/>
+        </w:rPr>
+        <w:t xml:space="preserve">Consulta contra COELSA de los cheques del cliente.</w:t>
+      </w:r>
+    </w:p>
+    <w:p>
+      <w:pPr>
+        <w:pStyle w:val="ListParagraph"/>
+        <w:numPr>
+          <w:ilvl w:val="0"/>
+          <w:numId w:val="2"/>
+        </w:numPr>
+        <w:spacing w:after="60"/>
+      </w:pPr>
+      <w:r>
+        <w:rPr>
+          <w:rFonts w:ascii="Calibri" w:cs="Calibri" w:eastAsia="Calibri" w:hAnsi="Calibri"/>
+          <w:sz w:val="22"/>
+          <w:szCs w:val="22"/>
+        </w:rPr>
+        <w:t xml:space="preserve">Visualización del resultado en una pantalla propia, separada del circuito de descuento (Módulo H).</w:t>
+      </w:r>
+    </w:p>
+    <w:p>
+      <w:pPr>
+        <w:pBdr>
+          <w:left w:val="single" w:color="C98A00" w:sz="24" w:space="8"/>
+        </w:pBdr>
+        <w:shd w:fill="FFF4DC" w:color="auto" w:val="clear"/>
+        <w:spacing w:after="120" w:before="160"/>
+        <w:ind w:left="120"/>
+      </w:pPr>
+      <w:r>
+        <w:rPr>
+          <w:rFonts w:ascii="Calibri" w:cs="Calibri" w:eastAsia="Calibri" w:hAnsi="Calibri"/>
+          <w:b/>
+          <w:bCs/>
+          <w:sz w:val="20"/>
+          <w:szCs w:val="20"/>
+        </w:rPr>
+        <w:t xml:space="preserve">Pendiente: </w:t>
+      </w:r>
+      <w:r>
+        <w:rPr>
+          <w:rFonts w:ascii="Calibri" w:cs="Calibri" w:eastAsia="Calibri" w:hAnsi="Calibri"/>
+          <w:sz w:val="20"/>
+          <w:szCs w:val="20"/>
+        </w:rPr>
+        <w:t xml:space="preserve">completar el detalle funcional con lo pedido en la sesión "VALO | Discovery - Sesión Funcional" del 16/10. La transcripción no se pudo leer porque el banco tiene bloqueado el acceso automático a transcripciones de Teams.</w:t>
+      </w:r>
+    </w:p>
+    <w:p>
+      <w:pPr>
+        <w:pStyle w:val="Heading1"/>
+        <w:pageBreakBefore/>
+        <w:shd w:fill="1F3A5F" w:color="auto" w:val="clear"/>
+        <w:spacing w:after="0"/>
+      </w:pPr>
+      <w:r>
+        <w:rPr>
+          <w:rFonts w:ascii="Calibri" w:cs="Calibri" w:eastAsia="Calibri" w:hAnsi="Calibri"/>
+          <w:b/>
+          <w:bCs/>
+          <w:color w:val="9FD3DE"/>
+          <w:sz w:val="30"/>
+          <w:szCs w:val="30"/>
+        </w:rPr>
+        <w:t xml:space="preserve">  19  </w:t>
+      </w:r>
+      <w:r>
+        <w:rPr>
+          <w:rFonts w:ascii="Calibri" w:cs="Calibri" w:eastAsia="Calibri" w:hAnsi="Calibri"/>
+          <w:b/>
+          <w:bCs/>
+          <w:color w:val="FFFFFF"/>
+          <w:sz w:val="34"/>
+          <w:szCs w:val="34"/>
+        </w:rPr>
         <w:t xml:space="preserve">Reglas de negocio y controles</w:t>
       </w:r>
     </w:p>
@@ -21934,7 +22789,7 @@
           <w:sz w:val="30"/>
           <w:szCs w:val="30"/>
         </w:rPr>
-        <w:t xml:space="preserve">  18  </w:t>
+        <w:t xml:space="preserve">  19  </w:t>
       </w:r>
       <w:r>
         <w:rPr>
@@ -22422,6 +23277,87 @@
                 <w:sz w:val="20"/>
                 <w:szCs w:val="20"/>
               </w:rPr>
+              <w:t xml:space="preserve">Operaciones de la línea</w:t>
+            </w:r>
+          </w:p>
+        </w:tc>
+        <w:tc>
+          <w:tcPr>
+            <w:tcW w:type="dxa" w:w="3000"/>
+            <w:tcMar>
+              <w:top w:type="dxa" w:w="80"/>
+              <w:left w:type="dxa" w:w="120"/>
+              <w:bottom w:type="dxa" w:w="80"/>
+              <w:right w:type="dxa" w:w="120"/>
+            </w:tcMar>
+          </w:tcPr>
+          <w:p>
+            <w:pPr>
+              <w:spacing w:after="40"/>
+            </w:pPr>
+            <w:r>
+              <w:rPr>
+                <w:rFonts w:ascii="Calibri" w:cs="Calibri" w:eastAsia="Calibri" w:hAnsi="Calibri"/>
+                <w:b w:val="false"/>
+                <w:bCs w:val="false"/>
+                <w:sz w:val="20"/>
+                <w:szCs w:val="20"/>
+              </w:rPr>
+              <w:t xml:space="preserve">Pantalla de líneas</w:t>
+            </w:r>
+          </w:p>
+        </w:tc>
+        <w:tc>
+          <w:tcPr>
+            <w:tcW w:type="dxa" w:w="7800"/>
+            <w:tcMar>
+              <w:top w:type="dxa" w:w="80"/>
+              <w:left w:type="dxa" w:w="120"/>
+              <w:bottom w:type="dxa" w:w="80"/>
+              <w:right w:type="dxa" w:w="120"/>
+            </w:tcMar>
+          </w:tcPr>
+          <w:p>
+            <w:pPr>
+              <w:spacing w:after="40"/>
+            </w:pPr>
+            <w:r>
+              <w:rPr>
+                <w:rFonts w:ascii="Calibri" w:cs="Calibri" w:eastAsia="Calibri" w:hAnsi="Calibri"/>
+                <w:b w:val="false"/>
+                <w:bCs w:val="false"/>
+                <w:sz w:val="20"/>
+                <w:szCs w:val="20"/>
+              </w:rPr>
+              <w:t xml:space="preserve">Se ordenan desde el primer vencimiento hasta el más futuro; muestran tasa de operación, tasa de fondeo, vencimiento final y plazo</w:t>
+            </w:r>
+          </w:p>
+        </w:tc>
+      </w:tr>
+      <w:tr>
+        <w:tc>
+          <w:tcPr>
+            <w:tcW w:type="dxa" w:w="3600"/>
+            <w:shd w:fill="EAF2F5" w:color="auto" w:val="clear"/>
+            <w:tcMar>
+              <w:top w:type="dxa" w:w="80"/>
+              <w:left w:type="dxa" w:w="120"/>
+              <w:bottom w:type="dxa" w:w="80"/>
+              <w:right w:type="dxa" w:w="120"/>
+            </w:tcMar>
+          </w:tcPr>
+          <w:p>
+            <w:pPr>
+              <w:spacing w:after="40"/>
+            </w:pPr>
+            <w:r>
+              <w:rPr>
+                <w:rFonts w:ascii="Calibri" w:cs="Calibri" w:eastAsia="Calibri" w:hAnsi="Calibri"/>
+                <w:b/>
+                <w:bCs/>
+                <w:sz w:val="20"/>
+                <w:szCs w:val="20"/>
+              </w:rPr>
               <w:t xml:space="preserve">Modificación de amortización</w:t>
             </w:r>
           </w:p>
@@ -22429,6 +23365,7 @@
         <w:tc>
           <w:tcPr>
             <w:tcW w:type="dxa" w:w="3000"/>
+            <w:shd w:fill="EAF2F5" w:color="auto" w:val="clear"/>
             <w:tcMar>
               <w:top w:type="dxa" w:w="80"/>
               <w:left w:type="dxa" w:w="120"/>
@@ -22455,6 +23392,7 @@
         <w:tc>
           <w:tcPr>
             <w:tcW w:type="dxa" w:w="7800"/>
+            <w:shd w:fill="EAF2F5" w:color="auto" w:val="clear"/>
             <w:tcMar>
               <w:top w:type="dxa" w:w="80"/>
               <w:left w:type="dxa" w:w="120"/>
@@ -22496,7 +23434,7 @@
           <w:sz w:val="30"/>
           <w:szCs w:val="30"/>
         </w:rPr>
-        <w:t xml:space="preserve">  19  </w:t>
+        <w:t xml:space="preserve">  20  </w:t>
       </w:r>
       <w:r>
         <w:rPr>
@@ -26042,7 +26980,7 @@
           <w:sz w:val="30"/>
           <w:szCs w:val="30"/>
         </w:rPr>
-        <w:t xml:space="preserve">  20  </w:t>
+        <w:t xml:space="preserve">  21  </w:t>
       </w:r>
       <w:r>
         <w:rPr>
@@ -26687,7 +27625,7 @@
           <w:sz w:val="30"/>
           <w:szCs w:val="30"/>
         </w:rPr>
-        <w:t xml:space="preserve">  21  </w:t>
+        <w:t xml:space="preserve">  22  </w:t>
       </w:r>
       <w:r>
         <w:rPr>
@@ -27120,7 +28058,7 @@
                 <w:sz w:val="20"/>
                 <w:szCs w:val="20"/>
               </w:rPr>
-              <w:t xml:space="preserve">G (préstamos) · H (cheques) · K (modificación de amortización)</w:t>
+              <w:t xml:space="preserve">G (préstamos) · H (cheques) · K (modificación de amortización) · L (cheques COELSA)</w:t>
             </w:r>
           </w:p>
         </w:tc>
@@ -27222,7 +28160,7 @@
           <w:sz w:val="30"/>
           <w:szCs w:val="30"/>
         </w:rPr>
-        <w:t xml:space="preserve">  22  </w:t>
+        <w:t xml:space="preserve">  23  </w:t>
       </w:r>
       <w:r>
         <w:rPr>
@@ -28036,7 +28974,7 @@
           <w:sz w:val="20"/>
           <w:szCs w:val="20"/>
         </w:rPr>
-        <w:t xml:space="preserve">contrastar con la transcripción de la reunión del 07/10, que hay que descargar desde Teams.</w:t>
+        <w:t xml:space="preserve">incorporar lo pedido en las sesiones del 07/10 y del 16/10 (Discovery). Las transcripciones hay que descargarlas desde Teams.</w:t>
       </w:r>
     </w:p>
     <w:p>
@@ -28055,7 +28993,7 @@
           <w:sz w:val="30"/>
           <w:szCs w:val="30"/>
         </w:rPr>
-        <w:t xml:space="preserve">  23  </w:t>
+        <w:t xml:space="preserve">  24  </w:t>
       </w:r>
       <w:r>
         <w:rPr>
@@ -28406,7 +29344,7 @@
                 <w:sz w:val="20"/>
                 <w:szCs w:val="20"/>
               </w:rPr>
-              <w:t xml:space="preserve">Cerrar los puntos abiertos de la sección 22</w:t>
+              <w:t xml:space="preserve">Cerrar los puntos abiertos de la sección 23</w:t>
             </w:r>
           </w:p>
         </w:tc>

--- a/Presentacion_Nueva_Aplicacion_Gestion_Middle_Office.docx
+++ b/Presentacion_Nueva_Aplicacion_Gestion_Middle_Office.docx
@@ -120,7 +120,7 @@
           <w:sz w:val="20"/>
           <w:szCs w:val="20"/>
         </w:rPr>
-        <w:t xml:space="preserve">Versión 6 · borrador para discusión · Octubre 2026</w:t>
+        <w:t xml:space="preserve">Versión 7 · borrador para discusión · Octubre 2026</w:t>
       </w:r>
     </w:p>
     <w:p>
@@ -382,7 +382,7 @@
                 <w:sz w:val="20"/>
                 <w:szCs w:val="20"/>
               </w:rPr>
-              <w:t xml:space="preserve">13</w:t>
+              <w:t xml:space="preserve">16</w:t>
             </w:r>
           </w:p>
         </w:tc>
@@ -408,7 +408,7 @@
                 <w:sz w:val="20"/>
                 <w:szCs w:val="20"/>
               </w:rPr>
-              <w:t xml:space="preserve">Módulo G · Carga de préstamos</w:t>
+              <w:t xml:space="preserve">Módulo J · Seguimiento y reportes</w:t>
             </w:r>
           </w:p>
         </w:tc>
@@ -491,7 +491,7 @@
                 <w:sz w:val="20"/>
                 <w:szCs w:val="20"/>
               </w:rPr>
-              <w:t xml:space="preserve">14</w:t>
+              <w:t xml:space="preserve">17</w:t>
             </w:r>
           </w:p>
         </w:tc>
@@ -518,7 +518,7 @@
                 <w:sz w:val="20"/>
                 <w:szCs w:val="20"/>
               </w:rPr>
-              <w:t xml:space="preserve">Módulo H · Descuento de cheques</w:t>
+              <w:t xml:space="preserve">Módulo K · Modificación de tablas de amortización</w:t>
             </w:r>
           </w:p>
         </w:tc>
@@ -598,7 +598,7 @@
                 <w:sz w:val="20"/>
                 <w:szCs w:val="20"/>
               </w:rPr>
-              <w:t xml:space="preserve">15</w:t>
+              <w:t xml:space="preserve">18</w:t>
             </w:r>
           </w:p>
         </w:tc>
@@ -624,7 +624,7 @@
                 <w:sz w:val="20"/>
                 <w:szCs w:val="20"/>
               </w:rPr>
-              <w:t xml:space="preserve">Módulo I · Vencimientos y renovación de descubiertos</w:t>
+              <w:t xml:space="preserve">Módulo L · Cheques por cliente (COELSA)</w:t>
             </w:r>
           </w:p>
         </w:tc>
@@ -707,7 +707,7 @@
                 <w:sz w:val="20"/>
                 <w:szCs w:val="20"/>
               </w:rPr>
-              <w:t xml:space="preserve">16</w:t>
+              <w:t xml:space="preserve">19</w:t>
             </w:r>
           </w:p>
         </w:tc>
@@ -734,7 +734,7 @@
                 <w:sz w:val="20"/>
                 <w:szCs w:val="20"/>
               </w:rPr>
-              <w:t xml:space="preserve">Módulo J · Seguimiento y reportes</w:t>
+              <w:t xml:space="preserve">Módulo M · Visión consolidada del cliente</w:t>
             </w:r>
           </w:p>
         </w:tc>
@@ -814,7 +814,7 @@
                 <w:sz w:val="20"/>
                 <w:szCs w:val="20"/>
               </w:rPr>
-              <w:t xml:space="preserve">17</w:t>
+              <w:t xml:space="preserve">20</w:t>
             </w:r>
           </w:p>
         </w:tc>
@@ -840,7 +840,7 @@
                 <w:sz w:val="20"/>
                 <w:szCs w:val="20"/>
               </w:rPr>
-              <w:t xml:space="preserve">Módulo K · Modificación de tablas de amortización</w:t>
+              <w:t xml:space="preserve">Módulo N · Fondos entrantes y transferencias</w:t>
             </w:r>
           </w:p>
         </w:tc>
@@ -923,7 +923,7 @@
                 <w:sz w:val="20"/>
                 <w:szCs w:val="20"/>
               </w:rPr>
-              <w:t xml:space="preserve">18</w:t>
+              <w:t xml:space="preserve">21</w:t>
             </w:r>
           </w:p>
         </w:tc>
@@ -950,7 +950,7 @@
                 <w:sz w:val="20"/>
                 <w:szCs w:val="20"/>
               </w:rPr>
-              <w:t xml:space="preserve">Módulo L · Cheques por cliente (COELSA)</w:t>
+              <w:t xml:space="preserve">Módulo O · Descubiertos: detalle diario y fecha valor</w:t>
             </w:r>
           </w:p>
         </w:tc>
@@ -1030,7 +1030,7 @@
                 <w:sz w:val="20"/>
                 <w:szCs w:val="20"/>
               </w:rPr>
-              <w:t xml:space="preserve">19</w:t>
+              <w:t xml:space="preserve">22</w:t>
             </w:r>
           </w:p>
         </w:tc>
@@ -1056,7 +1056,7 @@
                 <w:sz w:val="20"/>
                 <w:szCs w:val="20"/>
               </w:rPr>
-              <w:t xml:space="preserve">Reglas de negocio y controles</w:t>
+              <w:t xml:space="preserve">Módulo P · Eventos, alertas y oportunidades</w:t>
             </w:r>
           </w:p>
         </w:tc>
@@ -1139,7 +1139,7 @@
                 <w:sz w:val="20"/>
                 <w:szCs w:val="20"/>
               </w:rPr>
-              <w:t xml:space="preserve">20</w:t>
+              <w:t xml:space="preserve">23</w:t>
             </w:r>
           </w:p>
         </w:tc>
@@ -1166,7 +1166,7 @@
                 <w:sz w:val="20"/>
                 <w:szCs w:val="20"/>
               </w:rPr>
-              <w:t xml:space="preserve">Roles y permisos</w:t>
+              <w:t xml:space="preserve">Criterios transversales del tablero</w:t>
             </w:r>
           </w:p>
         </w:tc>
@@ -1246,7 +1246,7 @@
                 <w:sz w:val="20"/>
                 <w:szCs w:val="20"/>
               </w:rPr>
-              <w:t xml:space="preserve">21</w:t>
+              <w:t xml:space="preserve">24</w:t>
             </w:r>
           </w:p>
         </w:tc>
@@ -1272,7 +1272,7 @@
                 <w:sz w:val="20"/>
                 <w:szCs w:val="20"/>
               </w:rPr>
-              <w:t xml:space="preserve">Beneficios e indicadores</w:t>
+              <w:t xml:space="preserve">Reglas de negocio y controles</w:t>
             </w:r>
           </w:p>
         </w:tc>
@@ -1355,7 +1355,7 @@
                 <w:sz w:val="20"/>
                 <w:szCs w:val="20"/>
               </w:rPr>
-              <w:t xml:space="preserve">22</w:t>
+              <w:t xml:space="preserve">25</w:t>
             </w:r>
           </w:p>
         </w:tc>
@@ -1382,7 +1382,7 @@
                 <w:sz w:val="20"/>
                 <w:szCs w:val="20"/>
               </w:rPr>
-              <w:t xml:space="preserve">Plan por fases</w:t>
+              <w:t xml:space="preserve">Roles y permisos</w:t>
             </w:r>
           </w:p>
         </w:tc>
@@ -1462,7 +1462,7 @@
                 <w:sz w:val="20"/>
                 <w:szCs w:val="20"/>
               </w:rPr>
-              <w:t xml:space="preserve">23</w:t>
+              <w:t xml:space="preserve">26</w:t>
             </w:r>
           </w:p>
         </w:tc>
@@ -1488,7 +1488,7 @@
                 <w:sz w:val="20"/>
                 <w:szCs w:val="20"/>
               </w:rPr>
-              <w:t xml:space="preserve">Dependencias, riesgos y puntos abiertos</w:t>
+              <w:t xml:space="preserve">Beneficios e indicadores</w:t>
             </w:r>
           </w:p>
         </w:tc>
@@ -1571,7 +1571,7 @@
                 <w:sz w:val="20"/>
                 <w:szCs w:val="20"/>
               </w:rPr>
-              <w:t xml:space="preserve">24</w:t>
+              <w:t xml:space="preserve">27</w:t>
             </w:r>
           </w:p>
         </w:tc>
@@ -1598,7 +1598,329 @@
                 <w:sz w:val="20"/>
                 <w:szCs w:val="20"/>
               </w:rPr>
+              <w:t xml:space="preserve">Plan por fases</w:t>
+            </w:r>
+          </w:p>
+        </w:tc>
+      </w:tr>
+      <w:tr>
+        <w:tc>
+          <w:tcPr>
+            <w:tcW w:type="dxa" w:w="900"/>
+            <w:tcMar>
+              <w:top w:type="dxa" w:w="80"/>
+              <w:left w:type="dxa" w:w="120"/>
+              <w:bottom w:type="dxa" w:w="80"/>
+              <w:right w:type="dxa" w:w="120"/>
+            </w:tcMar>
+          </w:tcPr>
+          <w:p>
+            <w:pPr>
+              <w:spacing w:after="40"/>
+            </w:pPr>
+            <w:r>
+              <w:rPr>
+                <w:rFonts w:ascii="Calibri" w:cs="Calibri" w:eastAsia="Calibri" w:hAnsi="Calibri"/>
+                <w:b/>
+                <w:bCs/>
+                <w:sz w:val="20"/>
+                <w:szCs w:val="20"/>
+              </w:rPr>
+              <w:t xml:space="preserve">13</w:t>
+            </w:r>
+          </w:p>
+        </w:tc>
+        <w:tc>
+          <w:tcPr>
+            <w:tcW w:type="dxa" w:w="6300"/>
+            <w:tcMar>
+              <w:top w:type="dxa" w:w="80"/>
+              <w:left w:type="dxa" w:w="120"/>
+              <w:bottom w:type="dxa" w:w="80"/>
+              <w:right w:type="dxa" w:w="120"/>
+            </w:tcMar>
+          </w:tcPr>
+          <w:p>
+            <w:pPr>
+              <w:spacing w:after="40"/>
+            </w:pPr>
+            <w:r>
+              <w:rPr>
+                <w:rFonts w:ascii="Calibri" w:cs="Calibri" w:eastAsia="Calibri" w:hAnsi="Calibri"/>
+                <w:b w:val="false"/>
+                <w:bCs w:val="false"/>
+                <w:sz w:val="20"/>
+                <w:szCs w:val="20"/>
+              </w:rPr>
+              <w:t xml:space="preserve">Módulo G · Carga de préstamos</w:t>
+            </w:r>
+          </w:p>
+        </w:tc>
+        <w:tc>
+          <w:tcPr>
+            <w:tcW w:type="dxa" w:w="900"/>
+            <w:tcMar>
+              <w:top w:type="dxa" w:w="80"/>
+              <w:left w:type="dxa" w:w="120"/>
+              <w:bottom w:type="dxa" w:w="80"/>
+              <w:right w:type="dxa" w:w="120"/>
+            </w:tcMar>
+          </w:tcPr>
+          <w:p>
+            <w:pPr>
+              <w:spacing w:after="40"/>
+            </w:pPr>
+            <w:r>
+              <w:rPr>
+                <w:rFonts w:ascii="Calibri" w:cs="Calibri" w:eastAsia="Calibri" w:hAnsi="Calibri"/>
+                <w:b w:val="false"/>
+                <w:bCs w:val="false"/>
+                <w:sz w:val="20"/>
+                <w:szCs w:val="20"/>
+              </w:rPr>
+              <w:t xml:space="preserve">28</w:t>
+            </w:r>
+          </w:p>
+        </w:tc>
+        <w:tc>
+          <w:tcPr>
+            <w:tcW w:type="dxa" w:w="6300"/>
+            <w:tcMar>
+              <w:top w:type="dxa" w:w="80"/>
+              <w:left w:type="dxa" w:w="120"/>
+              <w:bottom w:type="dxa" w:w="80"/>
+              <w:right w:type="dxa" w:w="120"/>
+            </w:tcMar>
+          </w:tcPr>
+          <w:p>
+            <w:pPr>
+              <w:spacing w:after="40"/>
+            </w:pPr>
+            <w:r>
+              <w:rPr>
+                <w:rFonts w:ascii="Calibri" w:cs="Calibri" w:eastAsia="Calibri" w:hAnsi="Calibri"/>
+                <w:b w:val="false"/>
+                <w:bCs w:val="false"/>
+                <w:sz w:val="20"/>
+                <w:szCs w:val="20"/>
+              </w:rPr>
+              <w:t xml:space="preserve">Dependencias, riesgos y puntos abiertos</w:t>
+            </w:r>
+          </w:p>
+        </w:tc>
+      </w:tr>
+      <w:tr>
+        <w:tc>
+          <w:tcPr>
+            <w:tcW w:type="dxa" w:w="900"/>
+            <w:shd w:fill="EAF2F5" w:color="auto" w:val="clear"/>
+            <w:tcMar>
+              <w:top w:type="dxa" w:w="80"/>
+              <w:left w:type="dxa" w:w="120"/>
+              <w:bottom w:type="dxa" w:w="80"/>
+              <w:right w:type="dxa" w:w="120"/>
+            </w:tcMar>
+          </w:tcPr>
+          <w:p>
+            <w:pPr>
+              <w:spacing w:after="40"/>
+            </w:pPr>
+            <w:r>
+              <w:rPr>
+                <w:rFonts w:ascii="Calibri" w:cs="Calibri" w:eastAsia="Calibri" w:hAnsi="Calibri"/>
+                <w:b/>
+                <w:bCs/>
+                <w:sz w:val="20"/>
+                <w:szCs w:val="20"/>
+              </w:rPr>
+              <w:t xml:space="preserve">14</w:t>
+            </w:r>
+          </w:p>
+        </w:tc>
+        <w:tc>
+          <w:tcPr>
+            <w:tcW w:type="dxa" w:w="6300"/>
+            <w:shd w:fill="EAF2F5" w:color="auto" w:val="clear"/>
+            <w:tcMar>
+              <w:top w:type="dxa" w:w="80"/>
+              <w:left w:type="dxa" w:w="120"/>
+              <w:bottom w:type="dxa" w:w="80"/>
+              <w:right w:type="dxa" w:w="120"/>
+            </w:tcMar>
+          </w:tcPr>
+          <w:p>
+            <w:pPr>
+              <w:spacing w:after="40"/>
+            </w:pPr>
+            <w:r>
+              <w:rPr>
+                <w:rFonts w:ascii="Calibri" w:cs="Calibri" w:eastAsia="Calibri" w:hAnsi="Calibri"/>
+                <w:b w:val="false"/>
+                <w:bCs w:val="false"/>
+                <w:sz w:val="20"/>
+                <w:szCs w:val="20"/>
+              </w:rPr>
+              <w:t xml:space="preserve">Módulo H · Descuento de cheques</w:t>
+            </w:r>
+          </w:p>
+        </w:tc>
+        <w:tc>
+          <w:tcPr>
+            <w:tcW w:type="dxa" w:w="900"/>
+            <w:shd w:fill="EAF2F5" w:color="auto" w:val="clear"/>
+            <w:tcMar>
+              <w:top w:type="dxa" w:w="80"/>
+              <w:left w:type="dxa" w:w="120"/>
+              <w:bottom w:type="dxa" w:w="80"/>
+              <w:right w:type="dxa" w:w="120"/>
+            </w:tcMar>
+          </w:tcPr>
+          <w:p>
+            <w:pPr>
+              <w:spacing w:after="40"/>
+            </w:pPr>
+            <w:r>
+              <w:rPr>
+                <w:rFonts w:ascii="Calibri" w:cs="Calibri" w:eastAsia="Calibri" w:hAnsi="Calibri"/>
+                <w:b w:val="false"/>
+                <w:bCs w:val="false"/>
+                <w:sz w:val="20"/>
+                <w:szCs w:val="20"/>
+              </w:rPr>
+              <w:t xml:space="preserve">29</w:t>
+            </w:r>
+          </w:p>
+        </w:tc>
+        <w:tc>
+          <w:tcPr>
+            <w:tcW w:type="dxa" w:w="6300"/>
+            <w:shd w:fill="EAF2F5" w:color="auto" w:val="clear"/>
+            <w:tcMar>
+              <w:top w:type="dxa" w:w="80"/>
+              <w:left w:type="dxa" w:w="120"/>
+              <w:bottom w:type="dxa" w:w="80"/>
+              <w:right w:type="dxa" w:w="120"/>
+            </w:tcMar>
+          </w:tcPr>
+          <w:p>
+            <w:pPr>
+              <w:spacing w:after="40"/>
+            </w:pPr>
+            <w:r>
+              <w:rPr>
+                <w:rFonts w:ascii="Calibri" w:cs="Calibri" w:eastAsia="Calibri" w:hAnsi="Calibri"/>
+                <w:b w:val="false"/>
+                <w:bCs w:val="false"/>
+                <w:sz w:val="20"/>
+                <w:szCs w:val="20"/>
+              </w:rPr>
               <w:t xml:space="preserve">Próximos pasos</w:t>
+            </w:r>
+          </w:p>
+        </w:tc>
+      </w:tr>
+      <w:tr>
+        <w:tc>
+          <w:tcPr>
+            <w:tcW w:type="dxa" w:w="900"/>
+            <w:tcMar>
+              <w:top w:type="dxa" w:w="80"/>
+              <w:left w:type="dxa" w:w="120"/>
+              <w:bottom w:type="dxa" w:w="80"/>
+              <w:right w:type="dxa" w:w="120"/>
+            </w:tcMar>
+          </w:tcPr>
+          <w:p>
+            <w:pPr>
+              <w:spacing w:after="40"/>
+            </w:pPr>
+            <w:r>
+              <w:rPr>
+                <w:rFonts w:ascii="Calibri" w:cs="Calibri" w:eastAsia="Calibri" w:hAnsi="Calibri"/>
+                <w:b/>
+                <w:bCs/>
+                <w:sz w:val="20"/>
+                <w:szCs w:val="20"/>
+              </w:rPr>
+              <w:t xml:space="preserve">15</w:t>
+            </w:r>
+          </w:p>
+        </w:tc>
+        <w:tc>
+          <w:tcPr>
+            <w:tcW w:type="dxa" w:w="6300"/>
+            <w:tcMar>
+              <w:top w:type="dxa" w:w="80"/>
+              <w:left w:type="dxa" w:w="120"/>
+              <w:bottom w:type="dxa" w:w="80"/>
+              <w:right w:type="dxa" w:w="120"/>
+            </w:tcMar>
+          </w:tcPr>
+          <w:p>
+            <w:pPr>
+              <w:spacing w:after="40"/>
+            </w:pPr>
+            <w:r>
+              <w:rPr>
+                <w:rFonts w:ascii="Calibri" w:cs="Calibri" w:eastAsia="Calibri" w:hAnsi="Calibri"/>
+                <w:b w:val="false"/>
+                <w:bCs w:val="false"/>
+                <w:sz w:val="20"/>
+                <w:szCs w:val="20"/>
+              </w:rPr>
+              <w:t xml:space="preserve">Módulo I · Vencimientos y renovación de descubiertos</w:t>
+            </w:r>
+          </w:p>
+        </w:tc>
+        <w:tc>
+          <w:tcPr>
+            <w:tcW w:type="dxa" w:w="900"/>
+            <w:tcMar>
+              <w:top w:type="dxa" w:w="80"/>
+              <w:left w:type="dxa" w:w="120"/>
+              <w:bottom w:type="dxa" w:w="80"/>
+              <w:right w:type="dxa" w:w="120"/>
+            </w:tcMar>
+          </w:tcPr>
+          <w:p>
+            <w:pPr>
+              <w:spacing w:after="40"/>
+            </w:pPr>
+            <w:r>
+              <w:rPr>
+                <w:rFonts w:ascii="Calibri" w:cs="Calibri" w:eastAsia="Calibri" w:hAnsi="Calibri"/>
+                <w:b w:val="false"/>
+                <w:bCs w:val="false"/>
+                <w:sz w:val="20"/>
+                <w:szCs w:val="20"/>
+              </w:rPr>
+              <w:t xml:space="preserve"/>
+            </w:r>
+          </w:p>
+        </w:tc>
+        <w:tc>
+          <w:tcPr>
+            <w:tcW w:type="dxa" w:w="6300"/>
+            <w:tcMar>
+              <w:top w:type="dxa" w:w="80"/>
+              <w:left w:type="dxa" w:w="120"/>
+              <w:bottom w:type="dxa" w:w="80"/>
+              <w:right w:type="dxa" w:w="120"/>
+            </w:tcMar>
+          </w:tcPr>
+          <w:p>
+            <w:pPr>
+              <w:spacing w:after="40"/>
+            </w:pPr>
+            <w:r>
+              <w:rPr>
+                <w:rFonts w:ascii="Calibri" w:cs="Calibri" w:eastAsia="Calibri" w:hAnsi="Calibri"/>
+                <w:b w:val="false"/>
+                <w:bCs w:val="false"/>
+                <w:sz w:val="20"/>
+                <w:szCs w:val="20"/>
+              </w:rPr>
+              <w:t xml:space="preserve"/>
             </w:r>
           </w:p>
         </w:tc>
@@ -6516,7 +6838,7 @@
                 <w:sz w:val="20"/>
                 <w:szCs w:val="20"/>
               </w:rPr>
-              <w:t xml:space="preserve">L</w:t>
+              <w:t xml:space="preserve">L–P</w:t>
             </w:r>
           </w:p>
         </w:tc>
@@ -6543,7 +6865,7 @@
                 <w:sz w:val="20"/>
                 <w:szCs w:val="20"/>
               </w:rPr>
-              <w:t xml:space="preserve">Cheques por cliente (COELSA)</w:t>
+              <w:t xml:space="preserve">Tablero de oficiales (Discovery 16/10)</w:t>
             </w:r>
           </w:p>
         </w:tc>
@@ -6570,12 +6892,615 @@
                 <w:sz w:val="20"/>
                 <w:szCs w:val="20"/>
               </w:rPr>
-              <w:t xml:space="preserve">Consulta de los cheques de cada cliente contra COELSA</w:t>
+              <w:t xml:space="preserve">Cheques COELSA, visión del cliente, fondos entrantes, descubiertos y alertas (ver página siguiente)</w:t>
             </w:r>
           </w:p>
         </w:tc>
       </w:tr>
     </w:tbl>
+    <w:p>
+      <w:pPr>
+        <w:pStyle w:val="Heading1"/>
+        <w:pageBreakBefore/>
+        <w:shd w:fill="1F3A5F" w:color="auto" w:val="clear"/>
+        <w:spacing w:after="0"/>
+      </w:pPr>
+      <w:r>
+        <w:rPr>
+          <w:rFonts w:ascii="Calibri" w:cs="Calibri" w:eastAsia="Calibri" w:hAnsi="Calibri"/>
+          <w:b/>
+          <w:bCs/>
+          <w:color w:val="9FD3DE"/>
+          <w:sz w:val="30"/>
+          <w:szCs w:val="30"/>
+        </w:rPr>
+        <w:t xml:space="preserve">  05  </w:t>
+      </w:r>
+      <w:r>
+        <w:rPr>
+          <w:rFonts w:ascii="Calibri" w:cs="Calibri" w:eastAsia="Calibri" w:hAnsi="Calibri"/>
+          <w:b/>
+          <w:bCs/>
+          <w:color w:val="FFFFFF"/>
+          <w:sz w:val="34"/>
+          <w:szCs w:val="34"/>
+        </w:rPr>
+        <w:t xml:space="preserve">Visión y alcance (continuación)</w:t>
+      </w:r>
+    </w:p>
+    <w:p>
+      <w:pPr>
+        <w:pBdr>
+          <w:bottom w:val="single" w:color="2E7D8C" w:sz="18" w:space="1"/>
+        </w:pBdr>
+        <w:spacing w:after="220"/>
+      </w:pPr>
+      <w:r>
+        <w:rPr>
+          <w:rFonts w:ascii="Calibri" w:cs="Calibri" w:eastAsia="Calibri" w:hAnsi="Calibri"/>
+          <w:i/>
+          <w:iCs/>
+          <w:color w:val="5F6B76"/>
+          <w:sz w:val="22"/>
+          <w:szCs w:val="22"/>
+        </w:rPr>
+        <w:t xml:space="preserve">Pantallas surgidas del Discovery con los oficiales (16/10)</w:t>
+      </w:r>
+    </w:p>
+    <w:p>
+      <w:pPr>
+        <w:spacing w:after="100" w:before="0"/>
+      </w:pPr>
+      <w:r>
+        <w:rPr>
+          <w:rFonts w:ascii="Calibri" w:cs="Calibri" w:eastAsia="Calibri" w:hAnsi="Calibri"/>
+          <w:sz w:val="22"/>
+          <w:szCs w:val="22"/>
+        </w:rPr>
+        <w:t xml:space="preserve">En la sesión "VALO | Discovery - Sesión Funcional" del 16/10, Red Bee relevó con los oficiales la necesidad de centralizar la información actualizada de clientes, para que oficiales y Middle Office consulten carteras, productos, saldos y eventos sin depender de COBIS ni de consultas manuales. Esas necesidades se ordenan en pantallas separadas:</w:t>
+      </w:r>
+    </w:p>
+    <w:tbl>
+      <w:tblPr>
+        <w:tblW w:type="dxa" w:w="14400"/>
+        <w:tblBorders>
+          <w:top w:val="single" w:color="auto" w:sz="4"/>
+          <w:left w:val="single" w:color="auto" w:sz="4"/>
+          <w:bottom w:val="single" w:color="auto" w:sz="4"/>
+          <w:right w:val="single" w:color="auto" w:sz="4"/>
+          <w:insideH w:val="single" w:color="auto" w:sz="4"/>
+          <w:insideV w:val="single" w:color="auto" w:sz="4"/>
+        </w:tblBorders>
+      </w:tblPr>
+      <w:tblGrid>
+        <w:gridCol w:w="600"/>
+        <w:gridCol w:w="4200"/>
+        <w:gridCol w:w="9600"/>
+      </w:tblGrid>
+      <w:tr>
+        <w:trPr>
+          <w:tblHeader/>
+        </w:trPr>
+        <w:tc>
+          <w:tcPr>
+            <w:tcW w:type="dxa" w:w="600"/>
+            <w:shd w:fill="2E7D8C" w:color="auto" w:val="clear"/>
+            <w:tcMar>
+              <w:top w:type="dxa" w:w="80"/>
+              <w:left w:type="dxa" w:w="120"/>
+              <w:bottom w:type="dxa" w:w="80"/>
+              <w:right w:type="dxa" w:w="120"/>
+            </w:tcMar>
+          </w:tcPr>
+          <w:p>
+            <w:pPr>
+              <w:spacing w:after="40"/>
+            </w:pPr>
+            <w:r>
+              <w:rPr>
+                <w:rFonts w:ascii="Calibri" w:cs="Calibri" w:eastAsia="Calibri" w:hAnsi="Calibri"/>
+                <w:b/>
+                <w:bCs/>
+                <w:color w:val="FFFFFF"/>
+                <w:sz w:val="20"/>
+                <w:szCs w:val="20"/>
+              </w:rPr>
+              <w:t xml:space="preserve">#</w:t>
+            </w:r>
+          </w:p>
+        </w:tc>
+        <w:tc>
+          <w:tcPr>
+            <w:tcW w:type="dxa" w:w="4200"/>
+            <w:shd w:fill="2E7D8C" w:color="auto" w:val="clear"/>
+            <w:tcMar>
+              <w:top w:type="dxa" w:w="80"/>
+              <w:left w:type="dxa" w:w="120"/>
+              <w:bottom w:type="dxa" w:w="80"/>
+              <w:right w:type="dxa" w:w="120"/>
+            </w:tcMar>
+          </w:tcPr>
+          <w:p>
+            <w:pPr>
+              <w:spacing w:after="40"/>
+            </w:pPr>
+            <w:r>
+              <w:rPr>
+                <w:rFonts w:ascii="Calibri" w:cs="Calibri" w:eastAsia="Calibri" w:hAnsi="Calibri"/>
+                <w:b/>
+                <w:bCs/>
+                <w:color w:val="FFFFFF"/>
+                <w:sz w:val="20"/>
+                <w:szCs w:val="20"/>
+              </w:rPr>
+              <w:t xml:space="preserve">Pantalla</w:t>
+            </w:r>
+          </w:p>
+        </w:tc>
+        <w:tc>
+          <w:tcPr>
+            <w:tcW w:type="dxa" w:w="9600"/>
+            <w:shd w:fill="2E7D8C" w:color="auto" w:val="clear"/>
+            <w:tcMar>
+              <w:top w:type="dxa" w:w="80"/>
+              <w:left w:type="dxa" w:w="120"/>
+              <w:bottom w:type="dxa" w:w="80"/>
+              <w:right w:type="dxa" w:w="120"/>
+            </w:tcMar>
+          </w:tcPr>
+          <w:p>
+            <w:pPr>
+              <w:spacing w:after="40"/>
+            </w:pPr>
+            <w:r>
+              <w:rPr>
+                <w:rFonts w:ascii="Calibri" w:cs="Calibri" w:eastAsia="Calibri" w:hAnsi="Calibri"/>
+                <w:b/>
+                <w:bCs/>
+                <w:color w:val="FFFFFF"/>
+                <w:sz w:val="20"/>
+                <w:szCs w:val="20"/>
+              </w:rPr>
+              <w:t xml:space="preserve">Qué incluye</w:t>
+            </w:r>
+          </w:p>
+        </w:tc>
+      </w:tr>
+      <w:tr>
+        <w:tc>
+          <w:tcPr>
+            <w:tcW w:type="dxa" w:w="600"/>
+            <w:tcMar>
+              <w:top w:type="dxa" w:w="80"/>
+              <w:left w:type="dxa" w:w="120"/>
+              <w:bottom w:type="dxa" w:w="80"/>
+              <w:right w:type="dxa" w:w="120"/>
+            </w:tcMar>
+          </w:tcPr>
+          <w:p>
+            <w:pPr>
+              <w:spacing w:after="40"/>
+            </w:pPr>
+            <w:r>
+              <w:rPr>
+                <w:rFonts w:ascii="Calibri" w:cs="Calibri" w:eastAsia="Calibri" w:hAnsi="Calibri"/>
+                <w:b/>
+                <w:bCs/>
+                <w:sz w:val="20"/>
+                <w:szCs w:val="20"/>
+              </w:rPr>
+              <w:t xml:space="preserve">L</w:t>
+            </w:r>
+          </w:p>
+        </w:tc>
+        <w:tc>
+          <w:tcPr>
+            <w:tcW w:type="dxa" w:w="4200"/>
+            <w:tcMar>
+              <w:top w:type="dxa" w:w="80"/>
+              <w:left w:type="dxa" w:w="120"/>
+              <w:bottom w:type="dxa" w:w="80"/>
+              <w:right w:type="dxa" w:w="120"/>
+            </w:tcMar>
+          </w:tcPr>
+          <w:p>
+            <w:pPr>
+              <w:spacing w:after="40"/>
+            </w:pPr>
+            <w:r>
+              <w:rPr>
+                <w:rFonts w:ascii="Calibri" w:cs="Calibri" w:eastAsia="Calibri" w:hAnsi="Calibri"/>
+                <w:b w:val="false"/>
+                <w:bCs w:val="false"/>
+                <w:sz w:val="20"/>
+                <w:szCs w:val="20"/>
+              </w:rPr>
+              <w:t xml:space="preserve">Cheques por cliente (COELSA)</w:t>
+            </w:r>
+          </w:p>
+        </w:tc>
+        <w:tc>
+          <w:tcPr>
+            <w:tcW w:type="dxa" w:w="9600"/>
+            <w:tcMar>
+              <w:top w:type="dxa" w:w="80"/>
+              <w:left w:type="dxa" w:w="120"/>
+              <w:bottom w:type="dxa" w:w="80"/>
+              <w:right w:type="dxa" w:w="120"/>
+            </w:tcMar>
+          </w:tcPr>
+          <w:p>
+            <w:pPr>
+              <w:spacing w:after="40"/>
+            </w:pPr>
+            <w:r>
+              <w:rPr>
+                <w:rFonts w:ascii="Calibri" w:cs="Calibri" w:eastAsia="Calibri" w:hAnsi="Calibri"/>
+                <w:b w:val="false"/>
+                <w:bCs w:val="false"/>
+                <w:sz w:val="20"/>
+                <w:szCs w:val="20"/>
+              </w:rPr>
+              <w:t xml:space="preserve">Cheques pendientes de cobro, en cámara y emitidos o aceptados en COELSA, por cliente y para toda la cartera</w:t>
+            </w:r>
+          </w:p>
+        </w:tc>
+      </w:tr>
+      <w:tr>
+        <w:tc>
+          <w:tcPr>
+            <w:tcW w:type="dxa" w:w="600"/>
+            <w:shd w:fill="EAF2F5" w:color="auto" w:val="clear"/>
+            <w:tcMar>
+              <w:top w:type="dxa" w:w="80"/>
+              <w:left w:type="dxa" w:w="120"/>
+              <w:bottom w:type="dxa" w:w="80"/>
+              <w:right w:type="dxa" w:w="120"/>
+            </w:tcMar>
+          </w:tcPr>
+          <w:p>
+            <w:pPr>
+              <w:spacing w:after="40"/>
+            </w:pPr>
+            <w:r>
+              <w:rPr>
+                <w:rFonts w:ascii="Calibri" w:cs="Calibri" w:eastAsia="Calibri" w:hAnsi="Calibri"/>
+                <w:b/>
+                <w:bCs/>
+                <w:sz w:val="20"/>
+                <w:szCs w:val="20"/>
+              </w:rPr>
+              <w:t xml:space="preserve">M</w:t>
+            </w:r>
+          </w:p>
+        </w:tc>
+        <w:tc>
+          <w:tcPr>
+            <w:tcW w:type="dxa" w:w="4200"/>
+            <w:shd w:fill="EAF2F5" w:color="auto" w:val="clear"/>
+            <w:tcMar>
+              <w:top w:type="dxa" w:w="80"/>
+              <w:left w:type="dxa" w:w="120"/>
+              <w:bottom w:type="dxa" w:w="80"/>
+              <w:right w:type="dxa" w:w="120"/>
+            </w:tcMar>
+          </w:tcPr>
+          <w:p>
+            <w:pPr>
+              <w:spacing w:after="40"/>
+            </w:pPr>
+            <w:r>
+              <w:rPr>
+                <w:rFonts w:ascii="Calibri" w:cs="Calibri" w:eastAsia="Calibri" w:hAnsi="Calibri"/>
+                <w:b w:val="false"/>
+                <w:bCs w:val="false"/>
+                <w:sz w:val="20"/>
+                <w:szCs w:val="20"/>
+              </w:rPr>
+              <w:t xml:space="preserve">Visión consolidada del cliente</w:t>
+            </w:r>
+          </w:p>
+        </w:tc>
+        <w:tc>
+          <w:tcPr>
+            <w:tcW w:type="dxa" w:w="9600"/>
+            <w:shd w:fill="EAF2F5" w:color="auto" w:val="clear"/>
+            <w:tcMar>
+              <w:top w:type="dxa" w:w="80"/>
+              <w:left w:type="dxa" w:w="120"/>
+              <w:bottom w:type="dxa" w:w="80"/>
+              <w:right w:type="dxa" w:w="120"/>
+            </w:tcMar>
+          </w:tcPr>
+          <w:p>
+            <w:pPr>
+              <w:spacing w:after="40"/>
+            </w:pPr>
+            <w:r>
+              <w:rPr>
+                <w:rFonts w:ascii="Calibri" w:cs="Calibri" w:eastAsia="Calibri" w:hAnsi="Calibri"/>
+                <w:b w:val="false"/>
+                <w:bCs w:val="false"/>
+                <w:sz w:val="20"/>
+                <w:szCs w:val="20"/>
+              </w:rPr>
+              <w:t xml:space="preserve">Líneas, sublímites, operaciones, cuentas, firmantes, saldos y movimientos (históricos e intradía)</w:t>
+            </w:r>
+          </w:p>
+        </w:tc>
+      </w:tr>
+      <w:tr>
+        <w:tc>
+          <w:tcPr>
+            <w:tcW w:type="dxa" w:w="600"/>
+            <w:tcMar>
+              <w:top w:type="dxa" w:w="80"/>
+              <w:left w:type="dxa" w:w="120"/>
+              <w:bottom w:type="dxa" w:w="80"/>
+              <w:right w:type="dxa" w:w="120"/>
+            </w:tcMar>
+          </w:tcPr>
+          <w:p>
+            <w:pPr>
+              <w:spacing w:after="40"/>
+            </w:pPr>
+            <w:r>
+              <w:rPr>
+                <w:rFonts w:ascii="Calibri" w:cs="Calibri" w:eastAsia="Calibri" w:hAnsi="Calibri"/>
+                <w:b/>
+                <w:bCs/>
+                <w:sz w:val="20"/>
+                <w:szCs w:val="20"/>
+              </w:rPr>
+              <w:t xml:space="preserve">N</w:t>
+            </w:r>
+          </w:p>
+        </w:tc>
+        <w:tc>
+          <w:tcPr>
+            <w:tcW w:type="dxa" w:w="4200"/>
+            <w:tcMar>
+              <w:top w:type="dxa" w:w="80"/>
+              <w:left w:type="dxa" w:w="120"/>
+              <w:bottom w:type="dxa" w:w="80"/>
+              <w:right w:type="dxa" w:w="120"/>
+            </w:tcMar>
+          </w:tcPr>
+          <w:p>
+            <w:pPr>
+              <w:spacing w:after="40"/>
+            </w:pPr>
+            <w:r>
+              <w:rPr>
+                <w:rFonts w:ascii="Calibri" w:cs="Calibri" w:eastAsia="Calibri" w:hAnsi="Calibri"/>
+                <w:b w:val="false"/>
+                <w:bCs w:val="false"/>
+                <w:sz w:val="20"/>
+                <w:szCs w:val="20"/>
+              </w:rPr>
+              <w:t xml:space="preserve">Fondos entrantes y transferencias</w:t>
+            </w:r>
+          </w:p>
+        </w:tc>
+        <w:tc>
+          <w:tcPr>
+            <w:tcW w:type="dxa" w:w="9600"/>
+            <w:tcMar>
+              <w:top w:type="dxa" w:w="80"/>
+              <w:left w:type="dxa" w:w="120"/>
+              <w:bottom w:type="dxa" w:w="80"/>
+              <w:right w:type="dxa" w:w="120"/>
+            </w:tcMar>
+          </w:tcPr>
+          <w:p>
+            <w:pPr>
+              <w:spacing w:after="40"/>
+            </w:pPr>
+            <w:r>
+              <w:rPr>
+                <w:rFonts w:ascii="Calibri" w:cs="Calibri" w:eastAsia="Calibri" w:hAnsi="Calibri"/>
+                <w:b w:val="false"/>
+                <w:bCs w:val="false"/>
+                <w:sz w:val="20"/>
+                <w:szCs w:val="20"/>
+              </w:rPr>
+              <w:t xml:space="preserve">Transferencias de los dos home banking, rescates pendientes, liquidaciones de Comercio Exterior y cambios</w:t>
+            </w:r>
+          </w:p>
+        </w:tc>
+      </w:tr>
+      <w:tr>
+        <w:tc>
+          <w:tcPr>
+            <w:tcW w:type="dxa" w:w="600"/>
+            <w:shd w:fill="EAF2F5" w:color="auto" w:val="clear"/>
+            <w:tcMar>
+              <w:top w:type="dxa" w:w="80"/>
+              <w:left w:type="dxa" w:w="120"/>
+              <w:bottom w:type="dxa" w:w="80"/>
+              <w:right w:type="dxa" w:w="120"/>
+            </w:tcMar>
+          </w:tcPr>
+          <w:p>
+            <w:pPr>
+              <w:spacing w:after="40"/>
+            </w:pPr>
+            <w:r>
+              <w:rPr>
+                <w:rFonts w:ascii="Calibri" w:cs="Calibri" w:eastAsia="Calibri" w:hAnsi="Calibri"/>
+                <w:b/>
+                <w:bCs/>
+                <w:sz w:val="20"/>
+                <w:szCs w:val="20"/>
+              </w:rPr>
+              <w:t xml:space="preserve">O</w:t>
+            </w:r>
+          </w:p>
+        </w:tc>
+        <w:tc>
+          <w:tcPr>
+            <w:tcW w:type="dxa" w:w="4200"/>
+            <w:shd w:fill="EAF2F5" w:color="auto" w:val="clear"/>
+            <w:tcMar>
+              <w:top w:type="dxa" w:w="80"/>
+              <w:left w:type="dxa" w:w="120"/>
+              <w:bottom w:type="dxa" w:w="80"/>
+              <w:right w:type="dxa" w:w="120"/>
+            </w:tcMar>
+          </w:tcPr>
+          <w:p>
+            <w:pPr>
+              <w:spacing w:after="40"/>
+            </w:pPr>
+            <w:r>
+              <w:rPr>
+                <w:rFonts w:ascii="Calibri" w:cs="Calibri" w:eastAsia="Calibri" w:hAnsi="Calibri"/>
+                <w:b w:val="false"/>
+                <w:bCs w:val="false"/>
+                <w:sz w:val="20"/>
+                <w:szCs w:val="20"/>
+              </w:rPr>
+              <w:t xml:space="preserve">Descubiertos: detalle diario y fecha valor</w:t>
+            </w:r>
+          </w:p>
+        </w:tc>
+        <w:tc>
+          <w:tcPr>
+            <w:tcW w:type="dxa" w:w="9600"/>
+            <w:shd w:fill="EAF2F5" w:color="auto" w:val="clear"/>
+            <w:tcMar>
+              <w:top w:type="dxa" w:w="80"/>
+              <w:left w:type="dxa" w:w="120"/>
+              <w:bottom w:type="dxa" w:w="80"/>
+              <w:right w:type="dxa" w:w="120"/>
+            </w:tcMar>
+          </w:tcPr>
+          <w:p>
+            <w:pPr>
+              <w:spacing w:after="40"/>
+            </w:pPr>
+            <w:r>
+              <w:rPr>
+                <w:rFonts w:ascii="Calibri" w:cs="Calibri" w:eastAsia="Calibri" w:hAnsi="Calibri"/>
+                <w:b w:val="false"/>
+                <w:bCs w:val="false"/>
+                <w:sz w:val="20"/>
+                <w:szCs w:val="20"/>
+              </w:rPr>
+              <w:t xml:space="preserve">Detalle diario, tasas, intereses cobrados, acuerdos con fecha valor e histórico de tasas de transferencia</w:t>
+            </w:r>
+          </w:p>
+        </w:tc>
+      </w:tr>
+      <w:tr>
+        <w:tc>
+          <w:tcPr>
+            <w:tcW w:type="dxa" w:w="600"/>
+            <w:tcMar>
+              <w:top w:type="dxa" w:w="80"/>
+              <w:left w:type="dxa" w:w="120"/>
+              <w:bottom w:type="dxa" w:w="80"/>
+              <w:right w:type="dxa" w:w="120"/>
+            </w:tcMar>
+          </w:tcPr>
+          <w:p>
+            <w:pPr>
+              <w:spacing w:after="40"/>
+            </w:pPr>
+            <w:r>
+              <w:rPr>
+                <w:rFonts w:ascii="Calibri" w:cs="Calibri" w:eastAsia="Calibri" w:hAnsi="Calibri"/>
+                <w:b/>
+                <w:bCs/>
+                <w:sz w:val="20"/>
+                <w:szCs w:val="20"/>
+              </w:rPr>
+              <w:t xml:space="preserve">P</w:t>
+            </w:r>
+          </w:p>
+        </w:tc>
+        <w:tc>
+          <w:tcPr>
+            <w:tcW w:type="dxa" w:w="4200"/>
+            <w:tcMar>
+              <w:top w:type="dxa" w:w="80"/>
+              <w:left w:type="dxa" w:w="120"/>
+              <w:bottom w:type="dxa" w:w="80"/>
+              <w:right w:type="dxa" w:w="120"/>
+            </w:tcMar>
+          </w:tcPr>
+          <w:p>
+            <w:pPr>
+              <w:spacing w:after="40"/>
+            </w:pPr>
+            <w:r>
+              <w:rPr>
+                <w:rFonts w:ascii="Calibri" w:cs="Calibri" w:eastAsia="Calibri" w:hAnsi="Calibri"/>
+                <w:b w:val="false"/>
+                <w:bCs w:val="false"/>
+                <w:sz w:val="20"/>
+                <w:szCs w:val="20"/>
+              </w:rPr>
+              <w:t xml:space="preserve">Eventos, alertas y oportunidades</w:t>
+            </w:r>
+          </w:p>
+        </w:tc>
+        <w:tc>
+          <w:tcPr>
+            <w:tcW w:type="dxa" w:w="9600"/>
+            <w:tcMar>
+              <w:top w:type="dxa" w:w="80"/>
+              <w:left w:type="dxa" w:w="120"/>
+              <w:bottom w:type="dxa" w:w="80"/>
+              <w:right w:type="dxa" w:w="120"/>
+            </w:tcMar>
+          </w:tcPr>
+          <w:p>
+            <w:pPr>
+              <w:spacing w:after="40"/>
+            </w:pPr>
+            <w:r>
+              <w:rPr>
+                <w:rFonts w:ascii="Calibri" w:cs="Calibri" w:eastAsia="Calibri" w:hAnsi="Calibri"/>
+                <w:b w:val="false"/>
+                <w:bCs w:val="false"/>
+                <w:sz w:val="20"/>
+                <w:szCs w:val="20"/>
+              </w:rPr>
+              <w:t xml:space="preserve">Embargos y bloqueos, títulos y plazos fijos por vencer, alerta de líneas a 60 días y oportunidades de cartera</w:t>
+            </w:r>
+          </w:p>
+        </w:tc>
+      </w:tr>
+    </w:tbl>
+    <w:p>
+      <w:pPr>
+        <w:pBdr>
+          <w:left w:val="single" w:color="2E7D8C" w:sz="24" w:space="8"/>
+        </w:pBdr>
+        <w:shd w:fill="EAF2F5" w:color="auto" w:val="clear"/>
+        <w:spacing w:after="120" w:before="160"/>
+        <w:ind w:left="120"/>
+      </w:pPr>
+      <w:r>
+        <w:rPr>
+          <w:rFonts w:ascii="Calibri" w:cs="Calibri" w:eastAsia="Calibri" w:hAnsi="Calibri"/>
+          <w:b/>
+          <w:bCs/>
+          <w:sz w:val="20"/>
+          <w:szCs w:val="20"/>
+        </w:rPr>
+        <w:t xml:space="preserve">Criterio común: </w:t>
+      </w:r>
+      <w:r>
+        <w:rPr>
+          <w:rFonts w:ascii="Calibri" w:cs="Calibri" w:eastAsia="Calibri" w:hAnsi="Calibri"/>
+          <w:sz w:val="20"/>
+          <w:szCs w:val="20"/>
+        </w:rPr>
+        <w:t xml:space="preserve">cada pantalla ofrece una vista por cliente y una vista por funcionalidad para toda la cartera (por ejemplo, todos los cheques por acreditar o todos los préstamos próximos a vencer).</w:t>
+      </w:r>
+    </w:p>
     <w:p>
       <w:pPr>
         <w:pStyle w:val="Heading1"/>
@@ -11488,7 +12413,7 @@
                 <w:sz w:val="20"/>
                 <w:szCs w:val="20"/>
               </w:rPr>
-              <w:t xml:space="preserve">Estado</w:t>
+              <w:t xml:space="preserve">Sublímites</w:t>
             </w:r>
           </w:p>
         </w:tc>
@@ -11515,7 +12440,7 @@
                 <w:sz w:val="20"/>
                 <w:szCs w:val="20"/>
               </w:rPr>
-              <w:t xml:space="preserve">Por subproducto: activo, pendiente de garantía, forzado pendiente de regularizar, vencido o por revisar</w:t>
+              <w:t xml:space="preserve">Plazo permitido de cada sublímite, que puede ser distinto al de la línea; alerta 60 días antes del vencimiento</w:t>
             </w:r>
           </w:p>
         </w:tc>
@@ -11543,6 +12468,61 @@
                 <w:sz w:val="20"/>
                 <w:szCs w:val="20"/>
               </w:rPr>
+              <w:t xml:space="preserve">Estado</w:t>
+            </w:r>
+          </w:p>
+        </w:tc>
+        <w:tc>
+          <w:tcPr>
+            <w:tcW w:type="dxa" w:w="10200"/>
+            <w:tcMar>
+              <w:top w:type="dxa" w:w="80"/>
+              <w:left w:type="dxa" w:w="120"/>
+              <w:bottom w:type="dxa" w:w="80"/>
+              <w:right w:type="dxa" w:w="120"/>
+            </w:tcMar>
+          </w:tcPr>
+          <w:p>
+            <w:pPr>
+              <w:spacing w:after="40"/>
+            </w:pPr>
+            <w:r>
+              <w:rPr>
+                <w:rFonts w:ascii="Calibri" w:cs="Calibri" w:eastAsia="Calibri" w:hAnsi="Calibri"/>
+                <w:b w:val="false"/>
+                <w:bCs w:val="false"/>
+                <w:sz w:val="20"/>
+                <w:szCs w:val="20"/>
+              </w:rPr>
+              <w:t xml:space="preserve">Por subproducto: activo, pendiente de garantía, forzado pendiente de regularizar, vencido o por revisar</w:t>
+            </w:r>
+          </w:p>
+        </w:tc>
+      </w:tr>
+      <w:tr>
+        <w:tc>
+          <w:tcPr>
+            <w:tcW w:type="dxa" w:w="4200"/>
+            <w:shd w:fill="EAF2F5" w:color="auto" w:val="clear"/>
+            <w:tcMar>
+              <w:top w:type="dxa" w:w="80"/>
+              <w:left w:type="dxa" w:w="120"/>
+              <w:bottom w:type="dxa" w:w="80"/>
+              <w:right w:type="dxa" w:w="120"/>
+            </w:tcMar>
+          </w:tcPr>
+          <w:p>
+            <w:pPr>
+              <w:spacing w:after="40"/>
+            </w:pPr>
+            <w:r>
+              <w:rPr>
+                <w:rFonts w:ascii="Calibri" w:cs="Calibri" w:eastAsia="Calibri" w:hAnsi="Calibri"/>
+                <w:b w:val="false"/>
+                <w:bCs w:val="false"/>
+                <w:sz w:val="20"/>
+                <w:szCs w:val="20"/>
+              </w:rPr>
               <w:t xml:space="preserve">Operaciones vigentes</w:t>
             </w:r>
           </w:p>
@@ -11550,6 +12530,7 @@
         <w:tc>
           <w:tcPr>
             <w:tcW w:type="dxa" w:w="10200"/>
+            <w:shd w:fill="EAF2F5" w:color="auto" w:val="clear"/>
             <w:tcMar>
               <w:top w:type="dxa" w:w="80"/>
               <w:left w:type="dxa" w:w="120"/>
@@ -21189,7 +22170,7 @@
           <w:sz w:val="22"/>
           <w:szCs w:val="22"/>
         </w:rPr>
-        <w:t xml:space="preserve">Consulta de los cheques de cada cliente contra COELSA</w:t>
+        <w:t xml:space="preserve">Pantalla propia de cheques, por cliente y para toda la cartera</w:t>
       </w:r>
     </w:p>
     <w:p>
@@ -21212,7 +22193,7 @@
           <w:sz w:val="22"/>
           <w:szCs w:val="22"/>
         </w:rPr>
-        <w:t xml:space="preserve">Un apartado nuevo para consultar, cliente por cliente, la información de sus cheques registrada en COELSA, sin salir de la aplicación.</w:t>
+        <w:t xml:space="preserve">Que el oficial y Middle Office vean en una sola pantalla la situación de los cheques de cada cliente, consultada contra COELSA, sin pedir información por otros canales.</w:t>
       </w:r>
     </w:p>
     <w:p>
@@ -21228,7 +22209,321 @@
           <w:sz w:val="24"/>
           <w:szCs w:val="24"/>
         </w:rPr>
-        <w:t xml:space="preserve">Alcance inicial</w:t>
+        <w:t xml:space="preserve">Qué muestra</w:t>
+      </w:r>
+    </w:p>
+    <w:tbl>
+      <w:tblPr>
+        <w:tblW w:type="dxa" w:w="14400"/>
+        <w:tblBorders>
+          <w:top w:val="single" w:color="auto" w:sz="4"/>
+          <w:left w:val="single" w:color="auto" w:sz="4"/>
+          <w:bottom w:val="single" w:color="auto" w:sz="4"/>
+          <w:right w:val="single" w:color="auto" w:sz="4"/>
+          <w:insideH w:val="single" w:color="auto" w:sz="4"/>
+          <w:insideV w:val="single" w:color="auto" w:sz="4"/>
+        </w:tblBorders>
+      </w:tblPr>
+      <w:tblGrid>
+        <w:gridCol w:w="4600"/>
+        <w:gridCol w:w="9800"/>
+      </w:tblGrid>
+      <w:tr>
+        <w:trPr>
+          <w:tblHeader/>
+        </w:trPr>
+        <w:tc>
+          <w:tcPr>
+            <w:tcW w:type="dxa" w:w="4600"/>
+            <w:shd w:fill="2E7D8C" w:color="auto" w:val="clear"/>
+            <w:tcMar>
+              <w:top w:type="dxa" w:w="80"/>
+              <w:left w:type="dxa" w:w="120"/>
+              <w:bottom w:type="dxa" w:w="80"/>
+              <w:right w:type="dxa" w:w="120"/>
+            </w:tcMar>
+          </w:tcPr>
+          <w:p>
+            <w:pPr>
+              <w:spacing w:after="40"/>
+            </w:pPr>
+            <w:r>
+              <w:rPr>
+                <w:rFonts w:ascii="Calibri" w:cs="Calibri" w:eastAsia="Calibri" w:hAnsi="Calibri"/>
+                <w:b/>
+                <w:bCs/>
+                <w:color w:val="FFFFFF"/>
+                <w:sz w:val="20"/>
+                <w:szCs w:val="20"/>
+              </w:rPr>
+              <w:t xml:space="preserve">Información</w:t>
+            </w:r>
+          </w:p>
+        </w:tc>
+        <w:tc>
+          <w:tcPr>
+            <w:tcW w:type="dxa" w:w="9800"/>
+            <w:shd w:fill="2E7D8C" w:color="auto" w:val="clear"/>
+            <w:tcMar>
+              <w:top w:type="dxa" w:w="80"/>
+              <w:left w:type="dxa" w:w="120"/>
+              <w:bottom w:type="dxa" w:w="80"/>
+              <w:right w:type="dxa" w:w="120"/>
+            </w:tcMar>
+          </w:tcPr>
+          <w:p>
+            <w:pPr>
+              <w:spacing w:after="40"/>
+            </w:pPr>
+            <w:r>
+              <w:rPr>
+                <w:rFonts w:ascii="Calibri" w:cs="Calibri" w:eastAsia="Calibri" w:hAnsi="Calibri"/>
+                <w:b/>
+                <w:bCs/>
+                <w:color w:val="FFFFFF"/>
+                <w:sz w:val="20"/>
+                <w:szCs w:val="20"/>
+              </w:rPr>
+              <w:t xml:space="preserve">Detalle</w:t>
+            </w:r>
+          </w:p>
+        </w:tc>
+      </w:tr>
+      <w:tr>
+        <w:tc>
+          <w:tcPr>
+            <w:tcW w:type="dxa" w:w="4600"/>
+            <w:tcMar>
+              <w:top w:type="dxa" w:w="80"/>
+              <w:left w:type="dxa" w:w="120"/>
+              <w:bottom w:type="dxa" w:w="80"/>
+              <w:right w:type="dxa" w:w="120"/>
+            </w:tcMar>
+          </w:tcPr>
+          <w:p>
+            <w:pPr>
+              <w:spacing w:after="40"/>
+            </w:pPr>
+            <w:r>
+              <w:rPr>
+                <w:rFonts w:ascii="Calibri" w:cs="Calibri" w:eastAsia="Calibri" w:hAnsi="Calibri"/>
+                <w:b w:val="false"/>
+                <w:bCs w:val="false"/>
+                <w:sz w:val="20"/>
+                <w:szCs w:val="20"/>
+              </w:rPr>
+              <w:t xml:space="preserve">Cheques pendientes de cobro</w:t>
+            </w:r>
+          </w:p>
+        </w:tc>
+        <w:tc>
+          <w:tcPr>
+            <w:tcW w:type="dxa" w:w="9800"/>
+            <w:tcMar>
+              <w:top w:type="dxa" w:w="80"/>
+              <w:left w:type="dxa" w:w="120"/>
+              <w:bottom w:type="dxa" w:w="80"/>
+              <w:right w:type="dxa" w:w="120"/>
+            </w:tcMar>
+          </w:tcPr>
+          <w:p>
+            <w:pPr>
+              <w:spacing w:after="40"/>
+            </w:pPr>
+            <w:r>
+              <w:rPr>
+                <w:rFonts w:ascii="Calibri" w:cs="Calibri" w:eastAsia="Calibri" w:hAnsi="Calibri"/>
+                <w:b w:val="false"/>
+                <w:bCs w:val="false"/>
+                <w:sz w:val="20"/>
+                <w:szCs w:val="20"/>
+              </w:rPr>
+              <w:t xml:space="preserve">Cheques depositados por el cliente que todavía no se acreditaron</w:t>
+            </w:r>
+          </w:p>
+        </w:tc>
+      </w:tr>
+      <w:tr>
+        <w:tc>
+          <w:tcPr>
+            <w:tcW w:type="dxa" w:w="4600"/>
+            <w:shd w:fill="EAF2F5" w:color="auto" w:val="clear"/>
+            <w:tcMar>
+              <w:top w:type="dxa" w:w="80"/>
+              <w:left w:type="dxa" w:w="120"/>
+              <w:bottom w:type="dxa" w:w="80"/>
+              <w:right w:type="dxa" w:w="120"/>
+            </w:tcMar>
+          </w:tcPr>
+          <w:p>
+            <w:pPr>
+              <w:spacing w:after="40"/>
+            </w:pPr>
+            <w:r>
+              <w:rPr>
+                <w:rFonts w:ascii="Calibri" w:cs="Calibri" w:eastAsia="Calibri" w:hAnsi="Calibri"/>
+                <w:b w:val="false"/>
+                <w:bCs w:val="false"/>
+                <w:sz w:val="20"/>
+                <w:szCs w:val="20"/>
+              </w:rPr>
+              <w:t xml:space="preserve">Cheques en cámara</w:t>
+            </w:r>
+          </w:p>
+        </w:tc>
+        <w:tc>
+          <w:tcPr>
+            <w:tcW w:type="dxa" w:w="9800"/>
+            <w:shd w:fill="EAF2F5" w:color="auto" w:val="clear"/>
+            <w:tcMar>
+              <w:top w:type="dxa" w:w="80"/>
+              <w:left w:type="dxa" w:w="120"/>
+              <w:bottom w:type="dxa" w:w="80"/>
+              <w:right w:type="dxa" w:w="120"/>
+            </w:tcMar>
+          </w:tcPr>
+          <w:p>
+            <w:pPr>
+              <w:spacing w:after="40"/>
+            </w:pPr>
+            <w:r>
+              <w:rPr>
+                <w:rFonts w:ascii="Calibri" w:cs="Calibri" w:eastAsia="Calibri" w:hAnsi="Calibri"/>
+                <w:b w:val="false"/>
+                <w:bCs w:val="false"/>
+                <w:sz w:val="20"/>
+                <w:szCs w:val="20"/>
+              </w:rPr>
+              <w:t xml:space="preserve">Cheques que están en proceso de compensación</w:t>
+            </w:r>
+          </w:p>
+        </w:tc>
+      </w:tr>
+      <w:tr>
+        <w:tc>
+          <w:tcPr>
+            <w:tcW w:type="dxa" w:w="4600"/>
+            <w:tcMar>
+              <w:top w:type="dxa" w:w="80"/>
+              <w:left w:type="dxa" w:w="120"/>
+              <w:bottom w:type="dxa" w:w="80"/>
+              <w:right w:type="dxa" w:w="120"/>
+            </w:tcMar>
+          </w:tcPr>
+          <w:p>
+            <w:pPr>
+              <w:spacing w:after="40"/>
+            </w:pPr>
+            <w:r>
+              <w:rPr>
+                <w:rFonts w:ascii="Calibri" w:cs="Calibri" w:eastAsia="Calibri" w:hAnsi="Calibri"/>
+                <w:b w:val="false"/>
+                <w:bCs w:val="false"/>
+                <w:sz w:val="20"/>
+                <w:szCs w:val="20"/>
+              </w:rPr>
+              <w:t xml:space="preserve">Cheques emitidos o aceptados en COELSA</w:t>
+            </w:r>
+          </w:p>
+        </w:tc>
+        <w:tc>
+          <w:tcPr>
+            <w:tcW w:type="dxa" w:w="9800"/>
+            <w:tcMar>
+              <w:top w:type="dxa" w:w="80"/>
+              <w:left w:type="dxa" w:w="120"/>
+              <w:bottom w:type="dxa" w:w="80"/>
+              <w:right w:type="dxa" w:w="120"/>
+            </w:tcMar>
+          </w:tcPr>
+          <w:p>
+            <w:pPr>
+              <w:spacing w:after="40"/>
+            </w:pPr>
+            <w:r>
+              <w:rPr>
+                <w:rFonts w:ascii="Calibri" w:cs="Calibri" w:eastAsia="Calibri" w:hAnsi="Calibri"/>
+                <w:b w:val="false"/>
+                <w:bCs w:val="false"/>
+                <w:sz w:val="20"/>
+                <w:szCs w:val="20"/>
+              </w:rPr>
+              <w:t xml:space="preserve">eCheqs emitidos por el cliente o aceptados a su favor, según COELSA</w:t>
+            </w:r>
+          </w:p>
+        </w:tc>
+      </w:tr>
+      <w:tr>
+        <w:tc>
+          <w:tcPr>
+            <w:tcW w:type="dxa" w:w="4600"/>
+            <w:shd w:fill="EAF2F5" w:color="auto" w:val="clear"/>
+            <w:tcMar>
+              <w:top w:type="dxa" w:w="80"/>
+              <w:left w:type="dxa" w:w="120"/>
+              <w:bottom w:type="dxa" w:w="80"/>
+              <w:right w:type="dxa" w:w="120"/>
+            </w:tcMar>
+          </w:tcPr>
+          <w:p>
+            <w:pPr>
+              <w:spacing w:after="40"/>
+            </w:pPr>
+            <w:r>
+              <w:rPr>
+                <w:rFonts w:ascii="Calibri" w:cs="Calibri" w:eastAsia="Calibri" w:hAnsi="Calibri"/>
+                <w:b w:val="false"/>
+                <w:bCs w:val="false"/>
+                <w:sz w:val="20"/>
+                <w:szCs w:val="20"/>
+              </w:rPr>
+              <w:t xml:space="preserve">Cheques para comprar o descontar</w:t>
+            </w:r>
+          </w:p>
+        </w:tc>
+        <w:tc>
+          <w:tcPr>
+            <w:tcW w:type="dxa" w:w="9800"/>
+            <w:shd w:fill="EAF2F5" w:color="auto" w:val="clear"/>
+            <w:tcMar>
+              <w:top w:type="dxa" w:w="80"/>
+              <w:left w:type="dxa" w:w="120"/>
+              <w:bottom w:type="dxa" w:w="80"/>
+              <w:right w:type="dxa" w:w="120"/>
+            </w:tcMar>
+          </w:tcPr>
+          <w:p>
+            <w:pPr>
+              <w:spacing w:after="40"/>
+            </w:pPr>
+            <w:r>
+              <w:rPr>
+                <w:rFonts w:ascii="Calibri" w:cs="Calibri" w:eastAsia="Calibri" w:hAnsi="Calibri"/>
+                <w:b w:val="false"/>
+                <w:bCs w:val="false"/>
+                <w:sz w:val="20"/>
+                <w:szCs w:val="20"/>
+              </w:rPr>
+              <w:t xml:space="preserve">Oportunidad comercial: cheques del cliente que podrían ingresar al descuento (Módulo H)</w:t>
+            </w:r>
+          </w:p>
+        </w:tc>
+      </w:tr>
+    </w:tbl>
+    <w:p>
+      <w:pPr>
+        <w:spacing w:after="80" w:before="180"/>
+      </w:pPr>
+      <w:r>
+        <w:rPr>
+          <w:rFonts w:ascii="Calibri" w:cs="Calibri" w:eastAsia="Calibri" w:hAnsi="Calibri"/>
+          <w:b/>
+          <w:bCs/>
+          <w:color w:val="1F3A5F"/>
+          <w:sz w:val="24"/>
+          <w:szCs w:val="24"/>
+        </w:rPr>
+        <w:t xml:space="preserve">Vistas</w:t>
       </w:r>
     </w:p>
     <w:p>
@@ -21243,10 +22538,20 @@
       <w:r>
         <w:rPr>
           <w:rFonts w:ascii="Calibri" w:cs="Calibri" w:eastAsia="Calibri" w:hAnsi="Calibri"/>
+          <w:b/>
+          <w:bCs/>
           <w:sz w:val="22"/>
           <w:szCs w:val="22"/>
         </w:rPr>
-        <w:t xml:space="preserve">Búsqueda por cliente (CUIT o razón social), también accesible desde la pantalla de líneas.</w:t>
+        <w:t xml:space="preserve">Por cliente: </w:t>
+      </w:r>
+      <w:r>
+        <w:rPr>
+          <w:rFonts w:ascii="Calibri" w:cs="Calibri" w:eastAsia="Calibri" w:hAnsi="Calibri"/>
+          <w:sz w:val="22"/>
+          <w:szCs w:val="22"/>
+        </w:rPr>
+        <w:t xml:space="preserve">todos los cheques de un cliente, accesible también desde la pantalla de líneas y la visión consolidada (Módulo M).</w:t>
       </w:r>
     </w:p>
     <w:p>
@@ -21261,56 +22566,36 @@
       <w:r>
         <w:rPr>
           <w:rFonts w:ascii="Calibri" w:cs="Calibri" w:eastAsia="Calibri" w:hAnsi="Calibri"/>
+          <w:b/>
+          <w:bCs/>
           <w:sz w:val="22"/>
           <w:szCs w:val="22"/>
         </w:rPr>
-        <w:t xml:space="preserve">Consulta contra COELSA de los cheques del cliente.</w:t>
+        <w:t xml:space="preserve">Para toda la cartera: </w:t>
       </w:r>
-    </w:p>
-    <w:p>
-      <w:pPr>
-        <w:pStyle w:val="ListParagraph"/>
-        <w:numPr>
-          <w:ilvl w:val="0"/>
-          <w:numId w:val="2"/>
-        </w:numPr>
-        <w:spacing w:after="60"/>
-      </w:pPr>
       <w:r>
         <w:rPr>
           <w:rFonts w:ascii="Calibri" w:cs="Calibri" w:eastAsia="Calibri" w:hAnsi="Calibri"/>
           <w:sz w:val="22"/>
           <w:szCs w:val="22"/>
         </w:rPr>
-        <w:t xml:space="preserve">Visualización del resultado en una pantalla propia, separada del circuito de descuento (Módulo H).</w:t>
+        <w:t xml:space="preserve">por ejemplo, todos los cheques por acreditar de los clientes de un oficial.</w:t>
       </w:r>
     </w:p>
     <w:p>
       <w:pPr>
-        <w:pBdr>
-          <w:left w:val="single" w:color="C98A00" w:sz="24" w:space="8"/>
-        </w:pBdr>
-        <w:shd w:fill="FFF4DC" w:color="auto" w:val="clear"/>
-        <w:spacing w:after="120" w:before="160"/>
-        <w:ind w:left="120"/>
+        <w:spacing w:after="100" w:before="80"/>
       </w:pPr>
       <w:r>
         <w:rPr>
           <w:rFonts w:ascii="Calibri" w:cs="Calibri" w:eastAsia="Calibri" w:hAnsi="Calibri"/>
-          <w:b/>
-          <w:bCs/>
-          <w:sz w:val="20"/>
-          <w:szCs w:val="20"/>
+          <w:i/>
+          <w:iCs/>
+          <w:color w:val="5F6B76"/>
+          <w:sz w:val="19"/>
+          <w:szCs w:val="19"/>
         </w:rPr>
-        <w:t xml:space="preserve">Pendiente: </w:t>
-      </w:r>
-      <w:r>
-        <w:rPr>
-          <w:rFonts w:ascii="Calibri" w:cs="Calibri" w:eastAsia="Calibri" w:hAnsi="Calibri"/>
-          <w:sz w:val="20"/>
-          <w:szCs w:val="20"/>
-        </w:rPr>
-        <w:t xml:space="preserve">completar el detalle funcional con lo pedido en la sesión "VALO | Discovery - Sesión Funcional" del 16/10. La transcripción no se pudo leer porque el banco tiene bloqueado el acceso automático a transcripciones de Teams.</w:t>
+        <w:t xml:space="preserve">Uso: informa la decisión de liberar pagos. Un cheque no acreditado no se considera cobrado ni libera fondos automáticamente.</w:t>
       </w:r>
     </w:p>
     <w:p>
@@ -21330,6 +22615,2176 @@
           <w:szCs w:val="30"/>
         </w:rPr>
         <w:t xml:space="preserve">  19  </w:t>
+      </w:r>
+      <w:r>
+        <w:rPr>
+          <w:rFonts w:ascii="Calibri" w:cs="Calibri" w:eastAsia="Calibri" w:hAnsi="Calibri"/>
+          <w:b/>
+          <w:bCs/>
+          <w:color w:val="FFFFFF"/>
+          <w:sz w:val="34"/>
+          <w:szCs w:val="34"/>
+        </w:rPr>
+        <w:t xml:space="preserve">Módulo M · Visión consolidada del cliente</w:t>
+      </w:r>
+    </w:p>
+    <w:p>
+      <w:pPr>
+        <w:pBdr>
+          <w:bottom w:val="single" w:color="2E7D8C" w:sz="18" w:space="1"/>
+        </w:pBdr>
+        <w:spacing w:after="220"/>
+      </w:pPr>
+      <w:r>
+        <w:rPr>
+          <w:rFonts w:ascii="Calibri" w:cs="Calibri" w:eastAsia="Calibri" w:hAnsi="Calibri"/>
+          <w:i/>
+          <w:iCs/>
+          <w:color w:val="5F6B76"/>
+          <w:sz w:val="22"/>
+          <w:szCs w:val="22"/>
+        </w:rPr>
+        <w:t xml:space="preserve">Toda la información del cliente en un solo lugar, con datos del día</w:t>
+      </w:r>
+    </w:p>
+    <w:p>
+      <w:pPr>
+        <w:spacing w:after="100" w:before="0"/>
+      </w:pPr>
+      <w:r>
+        <w:rPr>
+          <w:rFonts w:ascii="Calibri" w:cs="Calibri" w:eastAsia="Calibri" w:hAnsi="Calibri"/>
+          <w:b/>
+          <w:bCs/>
+          <w:sz w:val="22"/>
+          <w:szCs w:val="22"/>
+        </w:rPr>
+        <w:t xml:space="preserve">Objetivo. </w:t>
+      </w:r>
+      <w:r>
+        <w:rPr>
+          <w:rFonts w:ascii="Calibri" w:cs="Calibri" w:eastAsia="Calibri" w:hAnsi="Calibri"/>
+          <w:sz w:val="22"/>
+          <w:szCs w:val="22"/>
+        </w:rPr>
+        <w:t xml:space="preserve">Hoy la información existe en distintos lugares y los tableros se alimentan con datos del día anterior; para ver saldos y movimientos del día hay que entrar a COBIS. Esta pantalla reúne todo en una capa de visualización con datos actuales.</w:t>
+      </w:r>
+    </w:p>
+    <w:tbl>
+      <w:tblPr>
+        <w:tblW w:type="dxa" w:w="14400"/>
+        <w:tblBorders>
+          <w:top w:val="single" w:color="auto" w:sz="4"/>
+          <w:left w:val="single" w:color="auto" w:sz="4"/>
+          <w:bottom w:val="single" w:color="auto" w:sz="4"/>
+          <w:right w:val="single" w:color="auto" w:sz="4"/>
+          <w:insideH w:val="single" w:color="auto" w:sz="4"/>
+          <w:insideV w:val="single" w:color="auto" w:sz="4"/>
+        </w:tblBorders>
+      </w:tblPr>
+      <w:tblGrid>
+        <w:gridCol w:w="4200"/>
+        <w:gridCol w:w="10200"/>
+      </w:tblGrid>
+      <w:tr>
+        <w:trPr>
+          <w:tblHeader/>
+        </w:trPr>
+        <w:tc>
+          <w:tcPr>
+            <w:tcW w:type="dxa" w:w="4200"/>
+            <w:shd w:fill="2E7D8C" w:color="auto" w:val="clear"/>
+            <w:tcMar>
+              <w:top w:type="dxa" w:w="80"/>
+              <w:left w:type="dxa" w:w="120"/>
+              <w:bottom w:type="dxa" w:w="80"/>
+              <w:right w:type="dxa" w:w="120"/>
+            </w:tcMar>
+          </w:tcPr>
+          <w:p>
+            <w:pPr>
+              <w:spacing w:after="40"/>
+            </w:pPr>
+            <w:r>
+              <w:rPr>
+                <w:rFonts w:ascii="Calibri" w:cs="Calibri" w:eastAsia="Calibri" w:hAnsi="Calibri"/>
+                <w:b/>
+                <w:bCs/>
+                <w:color w:val="FFFFFF"/>
+                <w:sz w:val="20"/>
+                <w:szCs w:val="20"/>
+              </w:rPr>
+              <w:t xml:space="preserve">Información</w:t>
+            </w:r>
+          </w:p>
+        </w:tc>
+        <w:tc>
+          <w:tcPr>
+            <w:tcW w:type="dxa" w:w="10200"/>
+            <w:shd w:fill="2E7D8C" w:color="auto" w:val="clear"/>
+            <w:tcMar>
+              <w:top w:type="dxa" w:w="80"/>
+              <w:left w:type="dxa" w:w="120"/>
+              <w:bottom w:type="dxa" w:w="80"/>
+              <w:right w:type="dxa" w:w="120"/>
+            </w:tcMar>
+          </w:tcPr>
+          <w:p>
+            <w:pPr>
+              <w:spacing w:after="40"/>
+            </w:pPr>
+            <w:r>
+              <w:rPr>
+                <w:rFonts w:ascii="Calibri" w:cs="Calibri" w:eastAsia="Calibri" w:hAnsi="Calibri"/>
+                <w:b/>
+                <w:bCs/>
+                <w:color w:val="FFFFFF"/>
+                <w:sz w:val="20"/>
+                <w:szCs w:val="20"/>
+              </w:rPr>
+              <w:t xml:space="preserve">Detalle</w:t>
+            </w:r>
+          </w:p>
+        </w:tc>
+      </w:tr>
+      <w:tr>
+        <w:tc>
+          <w:tcPr>
+            <w:tcW w:type="dxa" w:w="4200"/>
+            <w:tcMar>
+              <w:top w:type="dxa" w:w="80"/>
+              <w:left w:type="dxa" w:w="120"/>
+              <w:bottom w:type="dxa" w:w="80"/>
+              <w:right w:type="dxa" w:w="120"/>
+            </w:tcMar>
+          </w:tcPr>
+          <w:p>
+            <w:pPr>
+              <w:spacing w:after="40"/>
+            </w:pPr>
+            <w:r>
+              <w:rPr>
+                <w:rFonts w:ascii="Calibri" w:cs="Calibri" w:eastAsia="Calibri" w:hAnsi="Calibri"/>
+                <w:b w:val="false"/>
+                <w:bCs w:val="false"/>
+                <w:sz w:val="20"/>
+                <w:szCs w:val="20"/>
+              </w:rPr>
+              <w:t xml:space="preserve">Líneas y sublímites</w:t>
+            </w:r>
+          </w:p>
+        </w:tc>
+        <w:tc>
+          <w:tcPr>
+            <w:tcW w:type="dxa" w:w="10200"/>
+            <w:tcMar>
+              <w:top w:type="dxa" w:w="80"/>
+              <w:left w:type="dxa" w:w="120"/>
+              <w:bottom w:type="dxa" w:w="80"/>
+              <w:right w:type="dxa" w:w="120"/>
+            </w:tcMar>
+          </w:tcPr>
+          <w:p>
+            <w:pPr>
+              <w:spacing w:after="40"/>
+            </w:pPr>
+            <w:r>
+              <w:rPr>
+                <w:rFonts w:ascii="Calibri" w:cs="Calibri" w:eastAsia="Calibri" w:hAnsi="Calibri"/>
+                <w:b w:val="false"/>
+                <w:bCs w:val="false"/>
+                <w:sz w:val="20"/>
+                <w:szCs w:val="20"/>
+              </w:rPr>
+              <w:t xml:space="preserve">Líneas aprobadas, sublímites y el plazo permitido de cada uno</w:t>
+            </w:r>
+          </w:p>
+        </w:tc>
+      </w:tr>
+      <w:tr>
+        <w:tc>
+          <w:tcPr>
+            <w:tcW w:type="dxa" w:w="4200"/>
+            <w:shd w:fill="EAF2F5" w:color="auto" w:val="clear"/>
+            <w:tcMar>
+              <w:top w:type="dxa" w:w="80"/>
+              <w:left w:type="dxa" w:w="120"/>
+              <w:bottom w:type="dxa" w:w="80"/>
+              <w:right w:type="dxa" w:w="120"/>
+            </w:tcMar>
+          </w:tcPr>
+          <w:p>
+            <w:pPr>
+              <w:spacing w:after="40"/>
+            </w:pPr>
+            <w:r>
+              <w:rPr>
+                <w:rFonts w:ascii="Calibri" w:cs="Calibri" w:eastAsia="Calibri" w:hAnsi="Calibri"/>
+                <w:b w:val="false"/>
+                <w:bCs w:val="false"/>
+                <w:sz w:val="20"/>
+                <w:szCs w:val="20"/>
+              </w:rPr>
+              <w:t xml:space="preserve">Operaciones vigentes</w:t>
+            </w:r>
+          </w:p>
+        </w:tc>
+        <w:tc>
+          <w:tcPr>
+            <w:tcW w:type="dxa" w:w="10200"/>
+            <w:shd w:fill="EAF2F5" w:color="auto" w:val="clear"/>
+            <w:tcMar>
+              <w:top w:type="dxa" w:w="80"/>
+              <w:left w:type="dxa" w:w="120"/>
+              <w:bottom w:type="dxa" w:w="80"/>
+              <w:right w:type="dxa" w:w="120"/>
+            </w:tcMar>
+          </w:tcPr>
+          <w:p>
+            <w:pPr>
+              <w:spacing w:after="40"/>
+            </w:pPr>
+            <w:r>
+              <w:rPr>
+                <w:rFonts w:ascii="Calibri" w:cs="Calibri" w:eastAsia="Calibri" w:hAnsi="Calibri"/>
+                <w:b w:val="false"/>
+                <w:bCs w:val="false"/>
+                <w:sz w:val="20"/>
+                <w:szCs w:val="20"/>
+              </w:rPr>
+              <w:t xml:space="preserve">Tipo de operación, tasa, monto y vencimiento</w:t>
+            </w:r>
+          </w:p>
+        </w:tc>
+      </w:tr>
+      <w:tr>
+        <w:tc>
+          <w:tcPr>
+            <w:tcW w:type="dxa" w:w="4200"/>
+            <w:tcMar>
+              <w:top w:type="dxa" w:w="80"/>
+              <w:left w:type="dxa" w:w="120"/>
+              <w:bottom w:type="dxa" w:w="80"/>
+              <w:right w:type="dxa" w:w="120"/>
+            </w:tcMar>
+          </w:tcPr>
+          <w:p>
+            <w:pPr>
+              <w:spacing w:after="40"/>
+            </w:pPr>
+            <w:r>
+              <w:rPr>
+                <w:rFonts w:ascii="Calibri" w:cs="Calibri" w:eastAsia="Calibri" w:hAnsi="Calibri"/>
+                <w:b w:val="false"/>
+                <w:bCs w:val="false"/>
+                <w:sz w:val="20"/>
+                <w:szCs w:val="20"/>
+              </w:rPr>
+              <w:t xml:space="preserve">Cuentas y firmantes</w:t>
+            </w:r>
+          </w:p>
+        </w:tc>
+        <w:tc>
+          <w:tcPr>
+            <w:tcW w:type="dxa" w:w="10200"/>
+            <w:tcMar>
+              <w:top w:type="dxa" w:w="80"/>
+              <w:left w:type="dxa" w:w="120"/>
+              <w:bottom w:type="dxa" w:w="80"/>
+              <w:right w:type="dxa" w:w="120"/>
+            </w:tcMar>
+          </w:tcPr>
+          <w:p>
+            <w:pPr>
+              <w:spacing w:after="40"/>
+            </w:pPr>
+            <w:r>
+              <w:rPr>
+                <w:rFonts w:ascii="Calibri" w:cs="Calibri" w:eastAsia="Calibri" w:hAnsi="Calibri"/>
+                <w:b w:val="false"/>
+                <w:bCs w:val="false"/>
+                <w:sz w:val="20"/>
+                <w:szCs w:val="20"/>
+              </w:rPr>
+              <w:t xml:space="preserve">Cuentas abiertas y sus firmantes</w:t>
+            </w:r>
+          </w:p>
+        </w:tc>
+      </w:tr>
+      <w:tr>
+        <w:tc>
+          <w:tcPr>
+            <w:tcW w:type="dxa" w:w="4200"/>
+            <w:shd w:fill="EAF2F5" w:color="auto" w:val="clear"/>
+            <w:tcMar>
+              <w:top w:type="dxa" w:w="80"/>
+              <w:left w:type="dxa" w:w="120"/>
+              <w:bottom w:type="dxa" w:w="80"/>
+              <w:right w:type="dxa" w:w="120"/>
+            </w:tcMar>
+          </w:tcPr>
+          <w:p>
+            <w:pPr>
+              <w:spacing w:after="40"/>
+            </w:pPr>
+            <w:r>
+              <w:rPr>
+                <w:rFonts w:ascii="Calibri" w:cs="Calibri" w:eastAsia="Calibri" w:hAnsi="Calibri"/>
+                <w:b w:val="false"/>
+                <w:bCs w:val="false"/>
+                <w:sz w:val="20"/>
+                <w:szCs w:val="20"/>
+              </w:rPr>
+              <w:t xml:space="preserve">Saldos y movimientos</w:t>
+            </w:r>
+          </w:p>
+        </w:tc>
+        <w:tc>
+          <w:tcPr>
+            <w:tcW w:type="dxa" w:w="10200"/>
+            <w:shd w:fill="EAF2F5" w:color="auto" w:val="clear"/>
+            <w:tcMar>
+              <w:top w:type="dxa" w:w="80"/>
+              <w:left w:type="dxa" w:w="120"/>
+              <w:bottom w:type="dxa" w:w="80"/>
+              <w:right w:type="dxa" w:w="120"/>
+            </w:tcMar>
+          </w:tcPr>
+          <w:p>
+            <w:pPr>
+              <w:spacing w:after="40"/>
+            </w:pPr>
+            <w:r>
+              <w:rPr>
+                <w:rFonts w:ascii="Calibri" w:cs="Calibri" w:eastAsia="Calibri" w:hAnsi="Calibri"/>
+                <w:b w:val="false"/>
+                <w:bCs w:val="false"/>
+                <w:sz w:val="20"/>
+                <w:szCs w:val="20"/>
+              </w:rPr>
+              <w:t xml:space="preserve">Saldos históricos e intradía (tiempo real) y movimientos del día</w:t>
+            </w:r>
+          </w:p>
+        </w:tc>
+      </w:tr>
+      <w:tr>
+        <w:tc>
+          <w:tcPr>
+            <w:tcW w:type="dxa" w:w="4200"/>
+            <w:tcMar>
+              <w:top w:type="dxa" w:w="80"/>
+              <w:left w:type="dxa" w:w="120"/>
+              <w:bottom w:type="dxa" w:w="80"/>
+              <w:right w:type="dxa" w:w="120"/>
+            </w:tcMar>
+          </w:tcPr>
+          <w:p>
+            <w:pPr>
+              <w:spacing w:after="40"/>
+            </w:pPr>
+            <w:r>
+              <w:rPr>
+                <w:rFonts w:ascii="Calibri" w:cs="Calibri" w:eastAsia="Calibri" w:hAnsi="Calibri"/>
+                <w:b w:val="false"/>
+                <w:bCs w:val="false"/>
+                <w:sz w:val="20"/>
+                <w:szCs w:val="20"/>
+              </w:rPr>
+              <w:t xml:space="preserve">Desembolsos y acreditaciones</w:t>
+            </w:r>
+          </w:p>
+        </w:tc>
+        <w:tc>
+          <w:tcPr>
+            <w:tcW w:type="dxa" w:w="10200"/>
+            <w:tcMar>
+              <w:top w:type="dxa" w:w="80"/>
+              <w:left w:type="dxa" w:w="120"/>
+              <w:bottom w:type="dxa" w:w="80"/>
+              <w:right w:type="dxa" w:w="120"/>
+            </w:tcMar>
+          </w:tcPr>
+          <w:p>
+            <w:pPr>
+              <w:spacing w:after="40"/>
+            </w:pPr>
+            <w:r>
+              <w:rPr>
+                <w:rFonts w:ascii="Calibri" w:cs="Calibri" w:eastAsia="Calibri" w:hAnsi="Calibri"/>
+                <w:b w:val="false"/>
+                <w:bCs w:val="false"/>
+                <w:sz w:val="20"/>
+                <w:szCs w:val="20"/>
+              </w:rPr>
+              <w:t xml:space="preserve">Aviso cuando un préstamo se desembolsa y los fondos se acreditan, con comprobante o resumen de la operación</w:t>
+            </w:r>
+          </w:p>
+        </w:tc>
+      </w:tr>
+      <w:tr>
+        <w:tc>
+          <w:tcPr>
+            <w:tcW w:type="dxa" w:w="4200"/>
+            <w:shd w:fill="EAF2F5" w:color="auto" w:val="clear"/>
+            <w:tcMar>
+              <w:top w:type="dxa" w:w="80"/>
+              <w:left w:type="dxa" w:w="120"/>
+              <w:bottom w:type="dxa" w:w="80"/>
+              <w:right w:type="dxa" w:w="120"/>
+            </w:tcMar>
+          </w:tcPr>
+          <w:p>
+            <w:pPr>
+              <w:spacing w:after="40"/>
+            </w:pPr>
+            <w:r>
+              <w:rPr>
+                <w:rFonts w:ascii="Calibri" w:cs="Calibri" w:eastAsia="Calibri" w:hAnsi="Calibri"/>
+                <w:b w:val="false"/>
+                <w:bCs w:val="false"/>
+                <w:sz w:val="20"/>
+                <w:szCs w:val="20"/>
+              </w:rPr>
+              <w:t xml:space="preserve">Estado de cuentas</w:t>
+            </w:r>
+          </w:p>
+        </w:tc>
+        <w:tc>
+          <w:tcPr>
+            <w:tcW w:type="dxa" w:w="10200"/>
+            <w:shd w:fill="EAF2F5" w:color="auto" w:val="clear"/>
+            <w:tcMar>
+              <w:top w:type="dxa" w:w="80"/>
+              <w:left w:type="dxa" w:w="120"/>
+              <w:bottom w:type="dxa" w:w="80"/>
+              <w:right w:type="dxa" w:w="120"/>
+            </w:tcMar>
+          </w:tcPr>
+          <w:p>
+            <w:pPr>
+              <w:spacing w:after="40"/>
+            </w:pPr>
+            <w:r>
+              <w:rPr>
+                <w:rFonts w:ascii="Calibri" w:cs="Calibri" w:eastAsia="Calibri" w:hAnsi="Calibri"/>
+                <w:b w:val="false"/>
+                <w:bCs w:val="false"/>
+                <w:sz w:val="20"/>
+                <w:szCs w:val="20"/>
+              </w:rPr>
+              <w:t xml:space="preserve">Cuentas embargadas o bloqueadas (Módulo P)</w:t>
+            </w:r>
+          </w:p>
+        </w:tc>
+      </w:tr>
+    </w:tbl>
+    <w:p>
+      <w:pPr>
+        <w:spacing w:after="80" w:before="180"/>
+      </w:pPr>
+      <w:r>
+        <w:rPr>
+          <w:rFonts w:ascii="Calibri" w:cs="Calibri" w:eastAsia="Calibri" w:hAnsi="Calibri"/>
+          <w:b/>
+          <w:bCs/>
+          <w:color w:val="1F3A5F"/>
+          <w:sz w:val="24"/>
+          <w:szCs w:val="24"/>
+        </w:rPr>
+        <w:t xml:space="preserve">Búsqueda</w:t>
+      </w:r>
+    </w:p>
+    <w:p>
+      <w:pPr>
+        <w:spacing w:after="100" w:before="0"/>
+      </w:pPr>
+      <w:r>
+        <w:rPr>
+          <w:rFonts w:ascii="Calibri" w:cs="Calibri" w:eastAsia="Calibri" w:hAnsi="Calibri"/>
+          <w:sz w:val="22"/>
+          <w:szCs w:val="22"/>
+        </w:rPr>
+        <w:t xml:space="preserve">Por nombre (búsqueda preferida), y también por CUIT, razón social o número de cuenta.</w:t>
+      </w:r>
+    </w:p>
+    <w:p>
+      <w:pPr>
+        <w:pStyle w:val="Heading1"/>
+        <w:pageBreakBefore/>
+        <w:shd w:fill="1F3A5F" w:color="auto" w:val="clear"/>
+        <w:spacing w:after="0"/>
+      </w:pPr>
+      <w:r>
+        <w:rPr>
+          <w:rFonts w:ascii="Calibri" w:cs="Calibri" w:eastAsia="Calibri" w:hAnsi="Calibri"/>
+          <w:b/>
+          <w:bCs/>
+          <w:color w:val="9FD3DE"/>
+          <w:sz w:val="30"/>
+          <w:szCs w:val="30"/>
+        </w:rPr>
+        <w:t xml:space="preserve">  20  </w:t>
+      </w:r>
+      <w:r>
+        <w:rPr>
+          <w:rFonts w:ascii="Calibri" w:cs="Calibri" w:eastAsia="Calibri" w:hAnsi="Calibri"/>
+          <w:b/>
+          <w:bCs/>
+          <w:color w:val="FFFFFF"/>
+          <w:sz w:val="34"/>
+          <w:szCs w:val="34"/>
+        </w:rPr>
+        <w:t xml:space="preserve">Módulo N · Fondos entrantes y transferencias</w:t>
+      </w:r>
+    </w:p>
+    <w:p>
+      <w:pPr>
+        <w:pBdr>
+          <w:bottom w:val="single" w:color="2E7D8C" w:sz="18" w:space="1"/>
+        </w:pBdr>
+        <w:spacing w:after="220"/>
+      </w:pPr>
+      <w:r>
+        <w:rPr>
+          <w:rFonts w:ascii="Calibri" w:cs="Calibri" w:eastAsia="Calibri" w:hAnsi="Calibri"/>
+          <w:i/>
+          <w:iCs/>
+          <w:color w:val="5F6B76"/>
+          <w:sz w:val="22"/>
+          <w:szCs w:val="22"/>
+        </w:rPr>
+        <w:t xml:space="preserve">Lo que está por entrar y por salir, para decidir con información</w:t>
+      </w:r>
+    </w:p>
+    <w:p>
+      <w:pPr>
+        <w:spacing w:after="100" w:before="0"/>
+      </w:pPr>
+      <w:r>
+        <w:rPr>
+          <w:rFonts w:ascii="Calibri" w:cs="Calibri" w:eastAsia="Calibri" w:hAnsi="Calibri"/>
+          <w:b/>
+          <w:bCs/>
+          <w:sz w:val="22"/>
+          <w:szCs w:val="22"/>
+        </w:rPr>
+        <w:t xml:space="preserve">Objetivo. </w:t>
+      </w:r>
+      <w:r>
+        <w:rPr>
+          <w:rFonts w:ascii="Calibri" w:cs="Calibri" w:eastAsia="Calibri" w:hAnsi="Calibri"/>
+          <w:sz w:val="22"/>
+          <w:szCs w:val="22"/>
+        </w:rPr>
+        <w:t xml:space="preserve">Para operar un banco más transaccional, al decidir si se libera un pago hay que ver no solo lo prestado y lo disponible, sino también los fondos que están por ingresar. Lo pendiente se muestra para informar la decisión; no se considera cobrado ni libera fondos automáticamente.</w:t>
+      </w:r>
+    </w:p>
+    <w:tbl>
+      <w:tblPr>
+        <w:tblW w:type="dxa" w:w="14400"/>
+        <w:tblBorders>
+          <w:top w:val="single" w:color="auto" w:sz="4"/>
+          <w:left w:val="single" w:color="auto" w:sz="4"/>
+          <w:bottom w:val="single" w:color="auto" w:sz="4"/>
+          <w:right w:val="single" w:color="auto" w:sz="4"/>
+          <w:insideH w:val="single" w:color="auto" w:sz="4"/>
+          <w:insideV w:val="single" w:color="auto" w:sz="4"/>
+        </w:tblBorders>
+      </w:tblPr>
+      <w:tblGrid>
+        <w:gridCol w:w="3400"/>
+        <w:gridCol w:w="11000"/>
+      </w:tblGrid>
+      <w:tr>
+        <w:trPr>
+          <w:tblHeader/>
+        </w:trPr>
+        <w:tc>
+          <w:tcPr>
+            <w:tcW w:type="dxa" w:w="3400"/>
+            <w:shd w:fill="2E7D8C" w:color="auto" w:val="clear"/>
+            <w:tcMar>
+              <w:top w:type="dxa" w:w="80"/>
+              <w:left w:type="dxa" w:w="120"/>
+              <w:bottom w:type="dxa" w:w="80"/>
+              <w:right w:type="dxa" w:w="120"/>
+            </w:tcMar>
+          </w:tcPr>
+          <w:p>
+            <w:pPr>
+              <w:spacing w:after="40"/>
+            </w:pPr>
+            <w:r>
+              <w:rPr>
+                <w:rFonts w:ascii="Calibri" w:cs="Calibri" w:eastAsia="Calibri" w:hAnsi="Calibri"/>
+                <w:b/>
+                <w:bCs/>
+                <w:color w:val="FFFFFF"/>
+                <w:sz w:val="20"/>
+                <w:szCs w:val="20"/>
+              </w:rPr>
+              <w:t xml:space="preserve">Información</w:t>
+            </w:r>
+          </w:p>
+        </w:tc>
+        <w:tc>
+          <w:tcPr>
+            <w:tcW w:type="dxa" w:w="11000"/>
+            <w:shd w:fill="2E7D8C" w:color="auto" w:val="clear"/>
+            <w:tcMar>
+              <w:top w:type="dxa" w:w="80"/>
+              <w:left w:type="dxa" w:w="120"/>
+              <w:bottom w:type="dxa" w:w="80"/>
+              <w:right w:type="dxa" w:w="120"/>
+            </w:tcMar>
+          </w:tcPr>
+          <w:p>
+            <w:pPr>
+              <w:spacing w:after="40"/>
+            </w:pPr>
+            <w:r>
+              <w:rPr>
+                <w:rFonts w:ascii="Calibri" w:cs="Calibri" w:eastAsia="Calibri" w:hAnsi="Calibri"/>
+                <w:b/>
+                <w:bCs/>
+                <w:color w:val="FFFFFF"/>
+                <w:sz w:val="20"/>
+                <w:szCs w:val="20"/>
+              </w:rPr>
+              <w:t xml:space="preserve">Detalle</w:t>
+            </w:r>
+          </w:p>
+        </w:tc>
+      </w:tr>
+      <w:tr>
+        <w:tc>
+          <w:tcPr>
+            <w:tcW w:type="dxa" w:w="3400"/>
+            <w:tcMar>
+              <w:top w:type="dxa" w:w="80"/>
+              <w:left w:type="dxa" w:w="120"/>
+              <w:bottom w:type="dxa" w:w="80"/>
+              <w:right w:type="dxa" w:w="120"/>
+            </w:tcMar>
+          </w:tcPr>
+          <w:p>
+            <w:pPr>
+              <w:spacing w:after="40"/>
+            </w:pPr>
+            <w:r>
+              <w:rPr>
+                <w:rFonts w:ascii="Calibri" w:cs="Calibri" w:eastAsia="Calibri" w:hAnsi="Calibri"/>
+                <w:b w:val="false"/>
+                <w:bCs w:val="false"/>
+                <w:sz w:val="20"/>
+                <w:szCs w:val="20"/>
+              </w:rPr>
+              <w:t xml:space="preserve">Transferencias</w:t>
+            </w:r>
+          </w:p>
+        </w:tc>
+        <w:tc>
+          <w:tcPr>
+            <w:tcW w:type="dxa" w:w="11000"/>
+            <w:tcMar>
+              <w:top w:type="dxa" w:w="80"/>
+              <w:left w:type="dxa" w:w="120"/>
+              <w:bottom w:type="dxa" w:w="80"/>
+              <w:right w:type="dxa" w:w="120"/>
+            </w:tcMar>
+          </w:tcPr>
+          <w:p>
+            <w:pPr>
+              <w:spacing w:after="40"/>
+            </w:pPr>
+            <w:r>
+              <w:rPr>
+                <w:rFonts w:ascii="Calibri" w:cs="Calibri" w:eastAsia="Calibri" w:hAnsi="Calibri"/>
+                <w:b w:val="false"/>
+                <w:bCs w:val="false"/>
+                <w:sz w:val="20"/>
+                <w:szCs w:val="20"/>
+              </w:rPr>
+              <w:t xml:space="preserve">Cargadas o pendientes de autorización en los dos home banking: cantidad, destino y monto; en el detalle, CBU y concepto. Estados: encolada, cancelada y rechazada con su motivo</w:t>
+            </w:r>
+          </w:p>
+        </w:tc>
+      </w:tr>
+      <w:tr>
+        <w:tc>
+          <w:tcPr>
+            <w:tcW w:type="dxa" w:w="3400"/>
+            <w:shd w:fill="EAF2F5" w:color="auto" w:val="clear"/>
+            <w:tcMar>
+              <w:top w:type="dxa" w:w="80"/>
+              <w:left w:type="dxa" w:w="120"/>
+              <w:bottom w:type="dxa" w:w="80"/>
+              <w:right w:type="dxa" w:w="120"/>
+            </w:tcMar>
+          </w:tcPr>
+          <w:p>
+            <w:pPr>
+              <w:spacing w:after="40"/>
+            </w:pPr>
+            <w:r>
+              <w:rPr>
+                <w:rFonts w:ascii="Calibri" w:cs="Calibri" w:eastAsia="Calibri" w:hAnsi="Calibri"/>
+                <w:b w:val="false"/>
+                <w:bCs w:val="false"/>
+                <w:sz w:val="20"/>
+                <w:szCs w:val="20"/>
+              </w:rPr>
+              <w:t xml:space="preserve">Rescates de fondos</w:t>
+            </w:r>
+          </w:p>
+        </w:tc>
+        <w:tc>
+          <w:tcPr>
+            <w:tcW w:type="dxa" w:w="11000"/>
+            <w:shd w:fill="EAF2F5" w:color="auto" w:val="clear"/>
+            <w:tcMar>
+              <w:top w:type="dxa" w:w="80"/>
+              <w:left w:type="dxa" w:w="120"/>
+              <w:bottom w:type="dxa" w:w="80"/>
+              <w:right w:type="dxa" w:w="120"/>
+            </w:tcMar>
+          </w:tcPr>
+          <w:p>
+            <w:pPr>
+              <w:spacing w:after="40"/>
+            </w:pPr>
+            <w:r>
+              <w:rPr>
+                <w:rFonts w:ascii="Calibri" w:cs="Calibri" w:eastAsia="Calibri" w:hAnsi="Calibri"/>
+                <w:b w:val="false"/>
+                <w:bCs w:val="false"/>
+                <w:sz w:val="20"/>
+                <w:szCs w:val="20"/>
+              </w:rPr>
+              <w:t xml:space="preserve">Rescates pendientes (liquidación T+1) y fecha en que ingresan los fondos, cargados por Hirus o por Virtual Broker</w:t>
+            </w:r>
+          </w:p>
+        </w:tc>
+      </w:tr>
+      <w:tr>
+        <w:tc>
+          <w:tcPr>
+            <w:tcW w:type="dxa" w:w="3400"/>
+            <w:tcMar>
+              <w:top w:type="dxa" w:w="80"/>
+              <w:left w:type="dxa" w:w="120"/>
+              <w:bottom w:type="dxa" w:w="80"/>
+              <w:right w:type="dxa" w:w="120"/>
+            </w:tcMar>
+          </w:tcPr>
+          <w:p>
+            <w:pPr>
+              <w:spacing w:after="40"/>
+            </w:pPr>
+            <w:r>
+              <w:rPr>
+                <w:rFonts w:ascii="Calibri" w:cs="Calibri" w:eastAsia="Calibri" w:hAnsi="Calibri"/>
+                <w:b w:val="false"/>
+                <w:bCs w:val="false"/>
+                <w:sz w:val="20"/>
+                <w:szCs w:val="20"/>
+              </w:rPr>
+              <w:t xml:space="preserve">Comercio Exterior</w:t>
+            </w:r>
+          </w:p>
+        </w:tc>
+        <w:tc>
+          <w:tcPr>
+            <w:tcW w:type="dxa" w:w="11000"/>
+            <w:tcMar>
+              <w:top w:type="dxa" w:w="80"/>
+              <w:left w:type="dxa" w:w="120"/>
+              <w:bottom w:type="dxa" w:w="80"/>
+              <w:right w:type="dxa" w:w="120"/>
+            </w:tcMar>
+          </w:tcPr>
+          <w:p>
+            <w:pPr>
+              <w:spacing w:after="40"/>
+            </w:pPr>
+            <w:r>
+              <w:rPr>
+                <w:rFonts w:ascii="Calibri" w:cs="Calibri" w:eastAsia="Calibri" w:hAnsi="Calibri"/>
+                <w:b w:val="false"/>
+                <w:bCs w:val="false"/>
+                <w:sz w:val="20"/>
+                <w:szCs w:val="20"/>
+              </w:rPr>
+              <w:t xml:space="preserve">Liquidaciones de Comercio Exterior pendientes y cobradas</w:t>
+            </w:r>
+          </w:p>
+        </w:tc>
+      </w:tr>
+      <w:tr>
+        <w:tc>
+          <w:tcPr>
+            <w:tcW w:type="dxa" w:w="3400"/>
+            <w:shd w:fill="EAF2F5" w:color="auto" w:val="clear"/>
+            <w:tcMar>
+              <w:top w:type="dxa" w:w="80"/>
+              <w:left w:type="dxa" w:w="120"/>
+              <w:bottom w:type="dxa" w:w="80"/>
+              <w:right w:type="dxa" w:w="120"/>
+            </w:tcMar>
+          </w:tcPr>
+          <w:p>
+            <w:pPr>
+              <w:spacing w:after="40"/>
+            </w:pPr>
+            <w:r>
+              <w:rPr>
+                <w:rFonts w:ascii="Calibri" w:cs="Calibri" w:eastAsia="Calibri" w:hAnsi="Calibri"/>
+                <w:b w:val="false"/>
+                <w:bCs w:val="false"/>
+                <w:sz w:val="20"/>
+                <w:szCs w:val="20"/>
+              </w:rPr>
+              <w:t xml:space="preserve">Cambios</w:t>
+            </w:r>
+          </w:p>
+        </w:tc>
+        <w:tc>
+          <w:tcPr>
+            <w:tcW w:type="dxa" w:w="11000"/>
+            <w:shd w:fill="EAF2F5" w:color="auto" w:val="clear"/>
+            <w:tcMar>
+              <w:top w:type="dxa" w:w="80"/>
+              <w:left w:type="dxa" w:w="120"/>
+              <w:bottom w:type="dxa" w:w="80"/>
+              <w:right w:type="dxa" w:w="120"/>
+            </w:tcMar>
+          </w:tcPr>
+          <w:p>
+            <w:pPr>
+              <w:spacing w:after="40"/>
+            </w:pPr>
+            <w:r>
+              <w:rPr>
+                <w:rFonts w:ascii="Calibri" w:cs="Calibri" w:eastAsia="Calibri" w:hAnsi="Calibri"/>
+                <w:b w:val="false"/>
+                <w:bCs w:val="false"/>
+                <w:sz w:val="20"/>
+                <w:szCs w:val="20"/>
+              </w:rPr>
+              <w:t xml:space="preserve">Operaciones concertadas por la Mesa pendientes de liquidación</w:t>
+            </w:r>
+          </w:p>
+        </w:tc>
+      </w:tr>
+      <w:tr>
+        <w:tc>
+          <w:tcPr>
+            <w:tcW w:type="dxa" w:w="3400"/>
+            <w:tcMar>
+              <w:top w:type="dxa" w:w="80"/>
+              <w:left w:type="dxa" w:w="120"/>
+              <w:bottom w:type="dxa" w:w="80"/>
+              <w:right w:type="dxa" w:w="120"/>
+            </w:tcMar>
+          </w:tcPr>
+          <w:p>
+            <w:pPr>
+              <w:spacing w:after="40"/>
+            </w:pPr>
+            <w:r>
+              <w:rPr>
+                <w:rFonts w:ascii="Calibri" w:cs="Calibri" w:eastAsia="Calibri" w:hAnsi="Calibri"/>
+                <w:b w:val="false"/>
+                <w:bCs w:val="false"/>
+                <w:sz w:val="20"/>
+                <w:szCs w:val="20"/>
+              </w:rPr>
+              <w:t xml:space="preserve">Cheques</w:t>
+            </w:r>
+          </w:p>
+        </w:tc>
+        <w:tc>
+          <w:tcPr>
+            <w:tcW w:type="dxa" w:w="11000"/>
+            <w:tcMar>
+              <w:top w:type="dxa" w:w="80"/>
+              <w:left w:type="dxa" w:w="120"/>
+              <w:bottom w:type="dxa" w:w="80"/>
+              <w:right w:type="dxa" w:w="120"/>
+            </w:tcMar>
+          </w:tcPr>
+          <w:p>
+            <w:pPr>
+              <w:spacing w:after="40"/>
+            </w:pPr>
+            <w:r>
+              <w:rPr>
+                <w:rFonts w:ascii="Calibri" w:cs="Calibri" w:eastAsia="Calibri" w:hAnsi="Calibri"/>
+                <w:b w:val="false"/>
+                <w:bCs w:val="false"/>
+                <w:sz w:val="20"/>
+                <w:szCs w:val="20"/>
+              </w:rPr>
+              <w:t xml:space="preserve">Cheques depositados pendientes de acreditación (Módulo L)</w:t>
+            </w:r>
+          </w:p>
+        </w:tc>
+      </w:tr>
+    </w:tbl>
+    <w:p>
+      <w:pPr>
+        <w:spacing w:after="100" w:before="80"/>
+      </w:pPr>
+      <w:r>
+        <w:rPr>
+          <w:rFonts w:ascii="Calibri" w:cs="Calibri" w:eastAsia="Calibri" w:hAnsi="Calibri"/>
+          <w:i/>
+          <w:iCs/>
+          <w:color w:val="5F6B76"/>
+          <w:sz w:val="19"/>
+          <w:szCs w:val="19"/>
+        </w:rPr>
+        <w:t xml:space="preserve">Permite relacionar los ingresos con los pagos próximos, evitar llamadas al cliente y priorizar pedidos según caja y urgencia. Los adelantos siguen sujetos a límites y autorizaciones.</w:t>
+      </w:r>
+    </w:p>
+    <w:p>
+      <w:pPr>
+        <w:pStyle w:val="Heading1"/>
+        <w:pageBreakBefore/>
+        <w:shd w:fill="1F3A5F" w:color="auto" w:val="clear"/>
+        <w:spacing w:after="0"/>
+      </w:pPr>
+      <w:r>
+        <w:rPr>
+          <w:rFonts w:ascii="Calibri" w:cs="Calibri" w:eastAsia="Calibri" w:hAnsi="Calibri"/>
+          <w:b/>
+          <w:bCs/>
+          <w:color w:val="9FD3DE"/>
+          <w:sz w:val="30"/>
+          <w:szCs w:val="30"/>
+        </w:rPr>
+        <w:t xml:space="preserve">  21  </w:t>
+      </w:r>
+      <w:r>
+        <w:rPr>
+          <w:rFonts w:ascii="Calibri" w:cs="Calibri" w:eastAsia="Calibri" w:hAnsi="Calibri"/>
+          <w:b/>
+          <w:bCs/>
+          <w:color w:val="FFFFFF"/>
+          <w:sz w:val="34"/>
+          <w:szCs w:val="34"/>
+        </w:rPr>
+        <w:t xml:space="preserve">Módulo O · Descubiertos: detalle diario y fecha valor</w:t>
+      </w:r>
+    </w:p>
+    <w:p>
+      <w:pPr>
+        <w:pBdr>
+          <w:bottom w:val="single" w:color="2E7D8C" w:sz="18" w:space="1"/>
+        </w:pBdr>
+        <w:spacing w:after="220"/>
+      </w:pPr>
+      <w:r>
+        <w:rPr>
+          <w:rFonts w:ascii="Calibri" w:cs="Calibri" w:eastAsia="Calibri" w:hAnsi="Calibri"/>
+          <w:i/>
+          <w:iCs/>
+          <w:color w:val="5F6B76"/>
+          <w:sz w:val="22"/>
+          <w:szCs w:val="22"/>
+        </w:rPr>
+        <w:t xml:space="preserve">Información que hoy llega en PDF o por chat</w:t>
+      </w:r>
+    </w:p>
+    <w:tbl>
+      <w:tblPr>
+        <w:tblW w:type="dxa" w:w="14400"/>
+        <w:tblBorders>
+          <w:top w:val="single" w:color="auto" w:sz="4"/>
+          <w:left w:val="single" w:color="auto" w:sz="4"/>
+          <w:bottom w:val="single" w:color="auto" w:sz="4"/>
+          <w:right w:val="single" w:color="auto" w:sz="4"/>
+          <w:insideH w:val="single" w:color="auto" w:sz="4"/>
+          <w:insideV w:val="single" w:color="auto" w:sz="4"/>
+        </w:tblBorders>
+      </w:tblPr>
+      <w:tblGrid>
+        <w:gridCol w:w="4000"/>
+        <w:gridCol w:w="10400"/>
+      </w:tblGrid>
+      <w:tr>
+        <w:trPr>
+          <w:tblHeader/>
+        </w:trPr>
+        <w:tc>
+          <w:tcPr>
+            <w:tcW w:type="dxa" w:w="4000"/>
+            <w:shd w:fill="2E7D8C" w:color="auto" w:val="clear"/>
+            <w:tcMar>
+              <w:top w:type="dxa" w:w="80"/>
+              <w:left w:type="dxa" w:w="120"/>
+              <w:bottom w:type="dxa" w:w="80"/>
+              <w:right w:type="dxa" w:w="120"/>
+            </w:tcMar>
+          </w:tcPr>
+          <w:p>
+            <w:pPr>
+              <w:spacing w:after="40"/>
+            </w:pPr>
+            <w:r>
+              <w:rPr>
+                <w:rFonts w:ascii="Calibri" w:cs="Calibri" w:eastAsia="Calibri" w:hAnsi="Calibri"/>
+                <w:b/>
+                <w:bCs/>
+                <w:color w:val="FFFFFF"/>
+                <w:sz w:val="20"/>
+                <w:szCs w:val="20"/>
+              </w:rPr>
+              <w:t xml:space="preserve">Funcionalidad</w:t>
+            </w:r>
+          </w:p>
+        </w:tc>
+        <w:tc>
+          <w:tcPr>
+            <w:tcW w:type="dxa" w:w="10400"/>
+            <w:shd w:fill="2E7D8C" w:color="auto" w:val="clear"/>
+            <w:tcMar>
+              <w:top w:type="dxa" w:w="80"/>
+              <w:left w:type="dxa" w:w="120"/>
+              <w:bottom w:type="dxa" w:w="80"/>
+              <w:right w:type="dxa" w:w="120"/>
+            </w:tcMar>
+          </w:tcPr>
+          <w:p>
+            <w:pPr>
+              <w:spacing w:after="40"/>
+            </w:pPr>
+            <w:r>
+              <w:rPr>
+                <w:rFonts w:ascii="Calibri" w:cs="Calibri" w:eastAsia="Calibri" w:hAnsi="Calibri"/>
+                <w:b/>
+                <w:bCs/>
+                <w:color w:val="FFFFFF"/>
+                <w:sz w:val="20"/>
+                <w:szCs w:val="20"/>
+              </w:rPr>
+              <w:t xml:space="preserve">Detalle</w:t>
+            </w:r>
+          </w:p>
+        </w:tc>
+      </w:tr>
+      <w:tr>
+        <w:tc>
+          <w:tcPr>
+            <w:tcW w:type="dxa" w:w="4000"/>
+            <w:tcMar>
+              <w:top w:type="dxa" w:w="80"/>
+              <w:left w:type="dxa" w:w="120"/>
+              <w:bottom w:type="dxa" w:w="80"/>
+              <w:right w:type="dxa" w:w="120"/>
+            </w:tcMar>
+          </w:tcPr>
+          <w:p>
+            <w:pPr>
+              <w:spacing w:after="40"/>
+            </w:pPr>
+            <w:r>
+              <w:rPr>
+                <w:rFonts w:ascii="Calibri" w:cs="Calibri" w:eastAsia="Calibri" w:hAnsi="Calibri"/>
+                <w:b w:val="false"/>
+                <w:bCs w:val="false"/>
+                <w:sz w:val="20"/>
+                <w:szCs w:val="20"/>
+              </w:rPr>
+              <w:t xml:space="preserve">Detalle diario de descubiertos</w:t>
+            </w:r>
+          </w:p>
+        </w:tc>
+        <w:tc>
+          <w:tcPr>
+            <w:tcW w:type="dxa" w:w="10400"/>
+            <w:tcMar>
+              <w:top w:type="dxa" w:w="80"/>
+              <w:left w:type="dxa" w:w="120"/>
+              <w:bottom w:type="dxa" w:w="80"/>
+              <w:right w:type="dxa" w:w="120"/>
+            </w:tcMar>
+          </w:tcPr>
+          <w:p>
+            <w:pPr>
+              <w:spacing w:after="40"/>
+            </w:pPr>
+            <w:r>
+              <w:rPr>
+                <w:rFonts w:ascii="Calibri" w:cs="Calibri" w:eastAsia="Calibri" w:hAnsi="Calibri"/>
+                <w:b w:val="false"/>
+                <w:bCs w:val="false"/>
+                <w:sz w:val="20"/>
+                <w:szCs w:val="20"/>
+              </w:rPr>
+              <w:t xml:space="preserve">Saldo diario, tasas aplicadas, vencimientos e intereses cobrados, sin depender de reportes en PDF</w:t>
+            </w:r>
+          </w:p>
+        </w:tc>
+      </w:tr>
+      <w:tr>
+        <w:tc>
+          <w:tcPr>
+            <w:tcW w:type="dxa" w:w="4000"/>
+            <w:shd w:fill="EAF2F5" w:color="auto" w:val="clear"/>
+            <w:tcMar>
+              <w:top w:type="dxa" w:w="80"/>
+              <w:left w:type="dxa" w:w="120"/>
+              <w:bottom w:type="dxa" w:w="80"/>
+              <w:right w:type="dxa" w:w="120"/>
+            </w:tcMar>
+          </w:tcPr>
+          <w:p>
+            <w:pPr>
+              <w:spacing w:after="40"/>
+            </w:pPr>
+            <w:r>
+              <w:rPr>
+                <w:rFonts w:ascii="Calibri" w:cs="Calibri" w:eastAsia="Calibri" w:hAnsi="Calibri"/>
+                <w:b w:val="false"/>
+                <w:bCs w:val="false"/>
+                <w:sz w:val="20"/>
+                <w:szCs w:val="20"/>
+              </w:rPr>
+              <w:t xml:space="preserve">Acuerdos con fecha valor</w:t>
+            </w:r>
+          </w:p>
+        </w:tc>
+        <w:tc>
+          <w:tcPr>
+            <w:tcW w:type="dxa" w:w="10400"/>
+            <w:shd w:fill="EAF2F5" w:color="auto" w:val="clear"/>
+            <w:tcMar>
+              <w:top w:type="dxa" w:w="80"/>
+              <w:left w:type="dxa" w:w="120"/>
+              <w:bottom w:type="dxa" w:w="80"/>
+              <w:right w:type="dxa" w:w="120"/>
+            </w:tcMar>
+          </w:tcPr>
+          <w:p>
+            <w:pPr>
+              <w:spacing w:after="40"/>
+            </w:pPr>
+            <w:r>
+              <w:rPr>
+                <w:rFonts w:ascii="Calibri" w:cs="Calibri" w:eastAsia="Calibri" w:hAnsi="Calibri"/>
+                <w:b w:val="false"/>
+                <w:bCs w:val="false"/>
+                <w:sz w:val="20"/>
+                <w:szCs w:val="20"/>
+              </w:rPr>
+              <w:t xml:space="preserve">Corregir un descubierto originado en un error operativo sin ajustes manuales posteriores. Límites por monto y nivel de aprobación; política de hasta 3 días a nivel movimiento y 5 a nivel contable (a validar)</w:t>
+            </w:r>
+          </w:p>
+        </w:tc>
+      </w:tr>
+      <w:tr>
+        <w:tc>
+          <w:tcPr>
+            <w:tcW w:type="dxa" w:w="4000"/>
+            <w:tcMar>
+              <w:top w:type="dxa" w:w="80"/>
+              <w:left w:type="dxa" w:w="120"/>
+              <w:bottom w:type="dxa" w:w="80"/>
+              <w:right w:type="dxa" w:w="120"/>
+            </w:tcMar>
+          </w:tcPr>
+          <w:p>
+            <w:pPr>
+              <w:spacing w:after="40"/>
+            </w:pPr>
+            <w:r>
+              <w:rPr>
+                <w:rFonts w:ascii="Calibri" w:cs="Calibri" w:eastAsia="Calibri" w:hAnsi="Calibri"/>
+                <w:b w:val="false"/>
+                <w:bCs w:val="false"/>
+                <w:sz w:val="20"/>
+                <w:szCs w:val="20"/>
+              </w:rPr>
+              <w:t xml:space="preserve">Histórico de tasas de transferencia</w:t>
+            </w:r>
+          </w:p>
+        </w:tc>
+        <w:tc>
+          <w:tcPr>
+            <w:tcW w:type="dxa" w:w="10400"/>
+            <w:tcMar>
+              <w:top w:type="dxa" w:w="80"/>
+              <w:left w:type="dxa" w:w="120"/>
+              <w:bottom w:type="dxa" w:w="80"/>
+              <w:right w:type="dxa" w:w="120"/>
+            </w:tcMar>
+          </w:tcPr>
+          <w:p>
+            <w:pPr>
+              <w:spacing w:after="40"/>
+            </w:pPr>
+            <w:r>
+              <w:rPr>
+                <w:rFonts w:ascii="Calibri" w:cs="Calibri" w:eastAsia="Calibri" w:hAnsi="Calibri"/>
+                <w:b w:val="false"/>
+                <w:bCs w:val="false"/>
+                <w:sz w:val="20"/>
+                <w:szCs w:val="20"/>
+              </w:rPr>
+              <w:t xml:space="preserve">Registro diario de la tasa de transferencia (distinta de la tasa de fondeo), que hoy llega por chat, para consultar la tasa vigente en una fecha anterior y calcular el margen</w:t>
+            </w:r>
+          </w:p>
+        </w:tc>
+      </w:tr>
+    </w:tbl>
+    <w:p>
+      <w:pPr>
+        <w:pBdr>
+          <w:left w:val="single" w:color="2E7D8C" w:sz="24" w:space="8"/>
+        </w:pBdr>
+        <w:shd w:fill="EAF2F5" w:color="auto" w:val="clear"/>
+        <w:spacing w:after="120" w:before="160"/>
+        <w:ind w:left="120"/>
+      </w:pPr>
+      <w:r>
+        <w:rPr>
+          <w:rFonts w:ascii="Calibri" w:cs="Calibri" w:eastAsia="Calibri" w:hAnsi="Calibri"/>
+          <w:b/>
+          <w:bCs/>
+          <w:sz w:val="20"/>
+          <w:szCs w:val="20"/>
+        </w:rPr>
+        <w:t xml:space="preserve">A definir: </w:t>
+      </w:r>
+      <w:r>
+        <w:rPr>
+          <w:rFonts w:ascii="Calibri" w:cs="Calibri" w:eastAsia="Calibri" w:hAnsi="Calibri"/>
+          <w:sz w:val="20"/>
+          <w:szCs w:val="20"/>
+        </w:rPr>
+        <w:t xml:space="preserve">la viabilidad de los acuerdos con fecha valor (controles, límites, aprobaciones y cálculo del cobro) la revisan Adrián Porto y Daniel Semino con Cristian; dónde registrar las tasas de transferencia, con la Mesa.</w:t>
+      </w:r>
+    </w:p>
+    <w:p>
+      <w:pPr>
+        <w:pStyle w:val="Heading1"/>
+        <w:pageBreakBefore/>
+        <w:shd w:fill="1F3A5F" w:color="auto" w:val="clear"/>
+        <w:spacing w:after="0"/>
+      </w:pPr>
+      <w:r>
+        <w:rPr>
+          <w:rFonts w:ascii="Calibri" w:cs="Calibri" w:eastAsia="Calibri" w:hAnsi="Calibri"/>
+          <w:b/>
+          <w:bCs/>
+          <w:color w:val="9FD3DE"/>
+          <w:sz w:val="30"/>
+          <w:szCs w:val="30"/>
+        </w:rPr>
+        <w:t xml:space="preserve">  22  </w:t>
+      </w:r>
+      <w:r>
+        <w:rPr>
+          <w:rFonts w:ascii="Calibri" w:cs="Calibri" w:eastAsia="Calibri" w:hAnsi="Calibri"/>
+          <w:b/>
+          <w:bCs/>
+          <w:color w:val="FFFFFF"/>
+          <w:sz w:val="34"/>
+          <w:szCs w:val="34"/>
+        </w:rPr>
+        <w:t xml:space="preserve">Módulo P · Eventos, alertas y oportunidades</w:t>
+      </w:r>
+    </w:p>
+    <w:p>
+      <w:pPr>
+        <w:pBdr>
+          <w:bottom w:val="single" w:color="2E7D8C" w:sz="18" w:space="1"/>
+        </w:pBdr>
+        <w:spacing w:after="220"/>
+      </w:pPr>
+      <w:r>
+        <w:rPr>
+          <w:rFonts w:ascii="Calibri" w:cs="Calibri" w:eastAsia="Calibri" w:hAnsi="Calibri"/>
+          <w:i/>
+          <w:iCs/>
+          <w:color w:val="5F6B76"/>
+          <w:sz w:val="22"/>
+          <w:szCs w:val="22"/>
+        </w:rPr>
+        <w:t xml:space="preserve">Que el oficial se anticipe sin armar listados manuales</w:t>
+      </w:r>
+    </w:p>
+    <w:tbl>
+      <w:tblPr>
+        <w:tblW w:type="dxa" w:w="14400"/>
+        <w:tblBorders>
+          <w:top w:val="single" w:color="auto" w:sz="4"/>
+          <w:left w:val="single" w:color="auto" w:sz="4"/>
+          <w:bottom w:val="single" w:color="auto" w:sz="4"/>
+          <w:right w:val="single" w:color="auto" w:sz="4"/>
+          <w:insideH w:val="single" w:color="auto" w:sz="4"/>
+          <w:insideV w:val="single" w:color="auto" w:sz="4"/>
+        </w:tblBorders>
+      </w:tblPr>
+      <w:tblGrid>
+        <w:gridCol w:w="4000"/>
+        <w:gridCol w:w="10400"/>
+      </w:tblGrid>
+      <w:tr>
+        <w:trPr>
+          <w:tblHeader/>
+        </w:trPr>
+        <w:tc>
+          <w:tcPr>
+            <w:tcW w:type="dxa" w:w="4000"/>
+            <w:shd w:fill="2E7D8C" w:color="auto" w:val="clear"/>
+            <w:tcMar>
+              <w:top w:type="dxa" w:w="80"/>
+              <w:left w:type="dxa" w:w="120"/>
+              <w:bottom w:type="dxa" w:w="80"/>
+              <w:right w:type="dxa" w:w="120"/>
+            </w:tcMar>
+          </w:tcPr>
+          <w:p>
+            <w:pPr>
+              <w:spacing w:after="40"/>
+            </w:pPr>
+            <w:r>
+              <w:rPr>
+                <w:rFonts w:ascii="Calibri" w:cs="Calibri" w:eastAsia="Calibri" w:hAnsi="Calibri"/>
+                <w:b/>
+                <w:bCs/>
+                <w:color w:val="FFFFFF"/>
+                <w:sz w:val="20"/>
+                <w:szCs w:val="20"/>
+              </w:rPr>
+              <w:t xml:space="preserve">Evento</w:t>
+            </w:r>
+          </w:p>
+        </w:tc>
+        <w:tc>
+          <w:tcPr>
+            <w:tcW w:type="dxa" w:w="10400"/>
+            <w:shd w:fill="2E7D8C" w:color="auto" w:val="clear"/>
+            <w:tcMar>
+              <w:top w:type="dxa" w:w="80"/>
+              <w:left w:type="dxa" w:w="120"/>
+              <w:bottom w:type="dxa" w:w="80"/>
+              <w:right w:type="dxa" w:w="120"/>
+            </w:tcMar>
+          </w:tcPr>
+          <w:p>
+            <w:pPr>
+              <w:spacing w:after="40"/>
+            </w:pPr>
+            <w:r>
+              <w:rPr>
+                <w:rFonts w:ascii="Calibri" w:cs="Calibri" w:eastAsia="Calibri" w:hAnsi="Calibri"/>
+                <w:b/>
+                <w:bCs/>
+                <w:color w:val="FFFFFF"/>
+                <w:sz w:val="20"/>
+                <w:szCs w:val="20"/>
+              </w:rPr>
+              <w:t xml:space="preserve">Qué muestra</w:t>
+            </w:r>
+          </w:p>
+        </w:tc>
+      </w:tr>
+      <w:tr>
+        <w:tc>
+          <w:tcPr>
+            <w:tcW w:type="dxa" w:w="4000"/>
+            <w:tcMar>
+              <w:top w:type="dxa" w:w="80"/>
+              <w:left w:type="dxa" w:w="120"/>
+              <w:bottom w:type="dxa" w:w="80"/>
+              <w:right w:type="dxa" w:w="120"/>
+            </w:tcMar>
+          </w:tcPr>
+          <w:p>
+            <w:pPr>
+              <w:spacing w:after="40"/>
+            </w:pPr>
+            <w:r>
+              <w:rPr>
+                <w:rFonts w:ascii="Calibri" w:cs="Calibri" w:eastAsia="Calibri" w:hAnsi="Calibri"/>
+                <w:b w:val="false"/>
+                <w:bCs w:val="false"/>
+                <w:sz w:val="20"/>
+                <w:szCs w:val="20"/>
+              </w:rPr>
+              <w:t xml:space="preserve">Embargos y bloqueos</w:t>
+            </w:r>
+          </w:p>
+        </w:tc>
+        <w:tc>
+          <w:tcPr>
+            <w:tcW w:type="dxa" w:w="10400"/>
+            <w:tcMar>
+              <w:top w:type="dxa" w:w="80"/>
+              <w:left w:type="dxa" w:w="120"/>
+              <w:bottom w:type="dxa" w:w="80"/>
+              <w:right w:type="dxa" w:w="120"/>
+            </w:tcMar>
+          </w:tcPr>
+          <w:p>
+            <w:pPr>
+              <w:spacing w:after="40"/>
+            </w:pPr>
+            <w:r>
+              <w:rPr>
+                <w:rFonts w:ascii="Calibri" w:cs="Calibri" w:eastAsia="Calibri" w:hAnsi="Calibri"/>
+                <w:b w:val="false"/>
+                <w:bCs w:val="false"/>
+                <w:sz w:val="20"/>
+                <w:szCs w:val="20"/>
+              </w:rPr>
+              <w:t xml:space="preserve">Clientes de la cartera con cuentas embargadas o bloqueadas, que hoy se avisan por mail y pueden pasar inadvertidas</w:t>
+            </w:r>
+          </w:p>
+        </w:tc>
+      </w:tr>
+      <w:tr>
+        <w:tc>
+          <w:tcPr>
+            <w:tcW w:type="dxa" w:w="4000"/>
+            <w:shd w:fill="EAF2F5" w:color="auto" w:val="clear"/>
+            <w:tcMar>
+              <w:top w:type="dxa" w:w="80"/>
+              <w:left w:type="dxa" w:w="120"/>
+              <w:bottom w:type="dxa" w:w="80"/>
+              <w:right w:type="dxa" w:w="120"/>
+            </w:tcMar>
+          </w:tcPr>
+          <w:p>
+            <w:pPr>
+              <w:spacing w:after="40"/>
+            </w:pPr>
+            <w:r>
+              <w:rPr>
+                <w:rFonts w:ascii="Calibri" w:cs="Calibri" w:eastAsia="Calibri" w:hAnsi="Calibri"/>
+                <w:b w:val="false"/>
+                <w:bCs w:val="false"/>
+                <w:sz w:val="20"/>
+                <w:szCs w:val="20"/>
+              </w:rPr>
+              <w:t xml:space="preserve">Vencimientos de títulos</w:t>
+            </w:r>
+          </w:p>
+        </w:tc>
+        <w:tc>
+          <w:tcPr>
+            <w:tcW w:type="dxa" w:w="10400"/>
+            <w:shd w:fill="EAF2F5" w:color="auto" w:val="clear"/>
+            <w:tcMar>
+              <w:top w:type="dxa" w:w="80"/>
+              <w:left w:type="dxa" w:w="120"/>
+              <w:bottom w:type="dxa" w:w="80"/>
+              <w:right w:type="dxa" w:w="120"/>
+            </w:tcMar>
+          </w:tcPr>
+          <w:p>
+            <w:pPr>
+              <w:spacing w:after="40"/>
+            </w:pPr>
+            <w:r>
+              <w:rPr>
+                <w:rFonts w:ascii="Calibri" w:cs="Calibri" w:eastAsia="Calibri" w:hAnsi="Calibri"/>
+                <w:b w:val="false"/>
+                <w:bCs w:val="false"/>
+                <w:sz w:val="20"/>
+                <w:szCs w:val="20"/>
+              </w:rPr>
+              <w:t xml:space="preserve">Especies próximas a vencer cruzadas con los comitentes de cada oficial, para proponer renovación o reinversión</w:t>
+            </w:r>
+          </w:p>
+        </w:tc>
+      </w:tr>
+      <w:tr>
+        <w:tc>
+          <w:tcPr>
+            <w:tcW w:type="dxa" w:w="4000"/>
+            <w:tcMar>
+              <w:top w:type="dxa" w:w="80"/>
+              <w:left w:type="dxa" w:w="120"/>
+              <w:bottom w:type="dxa" w:w="80"/>
+              <w:right w:type="dxa" w:w="120"/>
+            </w:tcMar>
+          </w:tcPr>
+          <w:p>
+            <w:pPr>
+              <w:spacing w:after="40"/>
+            </w:pPr>
+            <w:r>
+              <w:rPr>
+                <w:rFonts w:ascii="Calibri" w:cs="Calibri" w:eastAsia="Calibri" w:hAnsi="Calibri"/>
+                <w:b w:val="false"/>
+                <w:bCs w:val="false"/>
+                <w:sz w:val="20"/>
+                <w:szCs w:val="20"/>
+              </w:rPr>
+              <w:t xml:space="preserve">Plazos fijos</w:t>
+            </w:r>
+          </w:p>
+        </w:tc>
+        <w:tc>
+          <w:tcPr>
+            <w:tcW w:type="dxa" w:w="10400"/>
+            <w:tcMar>
+              <w:top w:type="dxa" w:w="80"/>
+              <w:left w:type="dxa" w:w="120"/>
+              <w:bottom w:type="dxa" w:w="80"/>
+              <w:right w:type="dxa" w:w="120"/>
+            </w:tcMar>
+          </w:tcPr>
+          <w:p>
+            <w:pPr>
+              <w:spacing w:after="40"/>
+            </w:pPr>
+            <w:r>
+              <w:rPr>
+                <w:rFonts w:ascii="Calibri" w:cs="Calibri" w:eastAsia="Calibri" w:hAnsi="Calibri"/>
+                <w:b w:val="false"/>
+                <w:bCs w:val="false"/>
+                <w:sz w:val="20"/>
+                <w:szCs w:val="20"/>
+              </w:rPr>
+              <w:t xml:space="preserve">Clientes, montos y vencimientos de los próximos 30 días (hoy se piden al SAC en forma manual)</w:t>
+            </w:r>
+          </w:p>
+        </w:tc>
+      </w:tr>
+      <w:tr>
+        <w:tc>
+          <w:tcPr>
+            <w:tcW w:type="dxa" w:w="4000"/>
+            <w:shd w:fill="EAF2F5" w:color="auto" w:val="clear"/>
+            <w:tcMar>
+              <w:top w:type="dxa" w:w="80"/>
+              <w:left w:type="dxa" w:w="120"/>
+              <w:bottom w:type="dxa" w:w="80"/>
+              <w:right w:type="dxa" w:w="120"/>
+            </w:tcMar>
+          </w:tcPr>
+          <w:p>
+            <w:pPr>
+              <w:spacing w:after="40"/>
+            </w:pPr>
+            <w:r>
+              <w:rPr>
+                <w:rFonts w:ascii="Calibri" w:cs="Calibri" w:eastAsia="Calibri" w:hAnsi="Calibri"/>
+                <w:b w:val="false"/>
+                <w:bCs w:val="false"/>
+                <w:sz w:val="20"/>
+                <w:szCs w:val="20"/>
+              </w:rPr>
+              <w:t xml:space="preserve">Vencimiento de líneas</w:t>
+            </w:r>
+          </w:p>
+        </w:tc>
+        <w:tc>
+          <w:tcPr>
+            <w:tcW w:type="dxa" w:w="10400"/>
+            <w:shd w:fill="EAF2F5" w:color="auto" w:val="clear"/>
+            <w:tcMar>
+              <w:top w:type="dxa" w:w="80"/>
+              <w:left w:type="dxa" w:w="120"/>
+              <w:bottom w:type="dxa" w:w="80"/>
+              <w:right w:type="dxa" w:w="120"/>
+            </w:tcMar>
+          </w:tcPr>
+          <w:p>
+            <w:pPr>
+              <w:spacing w:after="40"/>
+            </w:pPr>
+            <w:r>
+              <w:rPr>
+                <w:rFonts w:ascii="Calibri" w:cs="Calibri" w:eastAsia="Calibri" w:hAnsi="Calibri"/>
+                <w:b w:val="false"/>
+                <w:bCs w:val="false"/>
+                <w:sz w:val="20"/>
+                <w:szCs w:val="20"/>
+              </w:rPr>
+              <w:t xml:space="preserve">Aviso cuando faltan unos 60 días para el vencimiento de una línea o sublínea, para iniciar la renovación</w:t>
+            </w:r>
+          </w:p>
+        </w:tc>
+      </w:tr>
+      <w:tr>
+        <w:tc>
+          <w:tcPr>
+            <w:tcW w:type="dxa" w:w="4000"/>
+            <w:tcMar>
+              <w:top w:type="dxa" w:w="80"/>
+              <w:left w:type="dxa" w:w="120"/>
+              <w:bottom w:type="dxa" w:w="80"/>
+              <w:right w:type="dxa" w:w="120"/>
+            </w:tcMar>
+          </w:tcPr>
+          <w:p>
+            <w:pPr>
+              <w:spacing w:after="40"/>
+            </w:pPr>
+            <w:r>
+              <w:rPr>
+                <w:rFonts w:ascii="Calibri" w:cs="Calibri" w:eastAsia="Calibri" w:hAnsi="Calibri"/>
+                <w:b w:val="false"/>
+                <w:bCs w:val="false"/>
+                <w:sz w:val="20"/>
+                <w:szCs w:val="20"/>
+              </w:rPr>
+              <w:t xml:space="preserve">Oportunidades de cartera</w:t>
+            </w:r>
+          </w:p>
+        </w:tc>
+        <w:tc>
+          <w:tcPr>
+            <w:tcW w:type="dxa" w:w="10400"/>
+            <w:tcMar>
+              <w:top w:type="dxa" w:w="80"/>
+              <w:left w:type="dxa" w:w="120"/>
+              <w:bottom w:type="dxa" w:w="80"/>
+              <w:right w:type="dxa" w:w="120"/>
+            </w:tcMar>
+          </w:tcPr>
+          <w:p>
+            <w:pPr>
+              <w:spacing w:after="40"/>
+            </w:pPr>
+            <w:r>
+              <w:rPr>
+                <w:rFonts w:ascii="Calibri" w:cs="Calibri" w:eastAsia="Calibri" w:hAnsi="Calibri"/>
+                <w:b w:val="false"/>
+                <w:bCs w:val="false"/>
+                <w:sz w:val="20"/>
+                <w:szCs w:val="20"/>
+              </w:rPr>
+              <w:t xml:space="preserve">Clientes con línea disponible, cheques para comprar o descontar, títulos por vencer y liquidaciones pendientes</w:t>
+            </w:r>
+          </w:p>
+        </w:tc>
+      </w:tr>
+    </w:tbl>
+    <w:p>
+      <w:pPr>
+        <w:spacing w:after="100" w:before="80"/>
+      </w:pPr>
+      <w:r>
+        <w:rPr>
+          <w:rFonts w:ascii="Calibri" w:cs="Calibri" w:eastAsia="Calibri" w:hAnsi="Calibri"/>
+          <w:i/>
+          <w:iCs/>
+          <w:color w:val="5F6B76"/>
+          <w:sz w:val="19"/>
+          <w:szCs w:val="19"/>
+        </w:rPr>
+        <w:t xml:space="preserve">Las alertas deben ser útiles y puntuales: una alerta permanente pierde efectividad.</w:t>
+      </w:r>
+    </w:p>
+    <w:p>
+      <w:pPr>
+        <w:pStyle w:val="Heading1"/>
+        <w:pageBreakBefore/>
+        <w:shd w:fill="1F3A5F" w:color="auto" w:val="clear"/>
+        <w:spacing w:after="0"/>
+      </w:pPr>
+      <w:r>
+        <w:rPr>
+          <w:rFonts w:ascii="Calibri" w:cs="Calibri" w:eastAsia="Calibri" w:hAnsi="Calibri"/>
+          <w:b/>
+          <w:bCs/>
+          <w:color w:val="9FD3DE"/>
+          <w:sz w:val="30"/>
+          <w:szCs w:val="30"/>
+        </w:rPr>
+        <w:t xml:space="preserve">  23  </w:t>
+      </w:r>
+      <w:r>
+        <w:rPr>
+          <w:rFonts w:ascii="Calibri" w:cs="Calibri" w:eastAsia="Calibri" w:hAnsi="Calibri"/>
+          <w:b/>
+          <w:bCs/>
+          <w:color w:val="FFFFFF"/>
+          <w:sz w:val="34"/>
+          <w:szCs w:val="34"/>
+        </w:rPr>
+        <w:t xml:space="preserve">Criterios transversales del tablero</w:t>
+      </w:r>
+    </w:p>
+    <w:p>
+      <w:pPr>
+        <w:pBdr>
+          <w:bottom w:val="single" w:color="2E7D8C" w:sz="18" w:space="1"/>
+        </w:pBdr>
+        <w:spacing w:after="220"/>
+      </w:pPr>
+      <w:r>
+        <w:rPr>
+          <w:rFonts w:ascii="Calibri" w:cs="Calibri" w:eastAsia="Calibri" w:hAnsi="Calibri"/>
+          <w:i/>
+          <w:iCs/>
+          <w:color w:val="5F6B76"/>
+          <w:sz w:val="22"/>
+          <w:szCs w:val="22"/>
+        </w:rPr>
+        <w:t xml:space="preserve">Vistas, segmentación, permisos y búsqueda</w:t>
+      </w:r>
+    </w:p>
+    <w:tbl>
+      <w:tblPr>
+        <w:tblW w:type="dxa" w:w="14400"/>
+        <w:tblBorders>
+          <w:top w:val="single" w:color="auto" w:sz="4"/>
+          <w:left w:val="single" w:color="auto" w:sz="4"/>
+          <w:bottom w:val="single" w:color="auto" w:sz="4"/>
+          <w:right w:val="single" w:color="auto" w:sz="4"/>
+          <w:insideH w:val="single" w:color="auto" w:sz="4"/>
+          <w:insideV w:val="single" w:color="auto" w:sz="4"/>
+        </w:tblBorders>
+      </w:tblPr>
+      <w:tblGrid>
+        <w:gridCol w:w="4000"/>
+        <w:gridCol w:w="10400"/>
+      </w:tblGrid>
+      <w:tr>
+        <w:trPr>
+          <w:tblHeader/>
+        </w:trPr>
+        <w:tc>
+          <w:tcPr>
+            <w:tcW w:type="dxa" w:w="4000"/>
+            <w:shd w:fill="2E7D8C" w:color="auto" w:val="clear"/>
+            <w:tcMar>
+              <w:top w:type="dxa" w:w="80"/>
+              <w:left w:type="dxa" w:w="120"/>
+              <w:bottom w:type="dxa" w:w="80"/>
+              <w:right w:type="dxa" w:w="120"/>
+            </w:tcMar>
+          </w:tcPr>
+          <w:p>
+            <w:pPr>
+              <w:spacing w:after="40"/>
+            </w:pPr>
+            <w:r>
+              <w:rPr>
+                <w:rFonts w:ascii="Calibri" w:cs="Calibri" w:eastAsia="Calibri" w:hAnsi="Calibri"/>
+                <w:b/>
+                <w:bCs/>
+                <w:color w:val="FFFFFF"/>
+                <w:sz w:val="20"/>
+                <w:szCs w:val="20"/>
+              </w:rPr>
+              <w:t xml:space="preserve">Criterio</w:t>
+            </w:r>
+          </w:p>
+        </w:tc>
+        <w:tc>
+          <w:tcPr>
+            <w:tcW w:type="dxa" w:w="10400"/>
+            <w:shd w:fill="2E7D8C" w:color="auto" w:val="clear"/>
+            <w:tcMar>
+              <w:top w:type="dxa" w:w="80"/>
+              <w:left w:type="dxa" w:w="120"/>
+              <w:bottom w:type="dxa" w:w="80"/>
+              <w:right w:type="dxa" w:w="120"/>
+            </w:tcMar>
+          </w:tcPr>
+          <w:p>
+            <w:pPr>
+              <w:spacing w:after="40"/>
+            </w:pPr>
+            <w:r>
+              <w:rPr>
+                <w:rFonts w:ascii="Calibri" w:cs="Calibri" w:eastAsia="Calibri" w:hAnsi="Calibri"/>
+                <w:b/>
+                <w:bCs/>
+                <w:color w:val="FFFFFF"/>
+                <w:sz w:val="20"/>
+                <w:szCs w:val="20"/>
+              </w:rPr>
+              <w:t xml:space="preserve">Definición</w:t>
+            </w:r>
+          </w:p>
+        </w:tc>
+      </w:tr>
+      <w:tr>
+        <w:tc>
+          <w:tcPr>
+            <w:tcW w:type="dxa" w:w="4000"/>
+            <w:tcMar>
+              <w:top w:type="dxa" w:w="80"/>
+              <w:left w:type="dxa" w:w="120"/>
+              <w:bottom w:type="dxa" w:w="80"/>
+              <w:right w:type="dxa" w:w="120"/>
+            </w:tcMar>
+          </w:tcPr>
+          <w:p>
+            <w:pPr>
+              <w:spacing w:after="40"/>
+            </w:pPr>
+            <w:r>
+              <w:rPr>
+                <w:rFonts w:ascii="Calibri" w:cs="Calibri" w:eastAsia="Calibri" w:hAnsi="Calibri"/>
+                <w:b w:val="false"/>
+                <w:bCs w:val="false"/>
+                <w:sz w:val="20"/>
+                <w:szCs w:val="20"/>
+              </w:rPr>
+              <w:t xml:space="preserve">Vistas</w:t>
+            </w:r>
+          </w:p>
+        </w:tc>
+        <w:tc>
+          <w:tcPr>
+            <w:tcW w:type="dxa" w:w="10400"/>
+            <w:tcMar>
+              <w:top w:type="dxa" w:w="80"/>
+              <w:left w:type="dxa" w:w="120"/>
+              <w:bottom w:type="dxa" w:w="80"/>
+              <w:right w:type="dxa" w:w="120"/>
+            </w:tcMar>
+          </w:tcPr>
+          <w:p>
+            <w:pPr>
+              <w:spacing w:after="40"/>
+            </w:pPr>
+            <w:r>
+              <w:rPr>
+                <w:rFonts w:ascii="Calibri" w:cs="Calibri" w:eastAsia="Calibri" w:hAnsi="Calibri"/>
+                <w:b w:val="false"/>
+                <w:bCs w:val="false"/>
+                <w:sz w:val="20"/>
+                <w:szCs w:val="20"/>
+              </w:rPr>
+              <w:t xml:space="preserve">Cada pantalla tiene una vista por cliente y una vista por funcionalidad para toda la cartera</w:t>
+            </w:r>
+          </w:p>
+        </w:tc>
+      </w:tr>
+      <w:tr>
+        <w:tc>
+          <w:tcPr>
+            <w:tcW w:type="dxa" w:w="4000"/>
+            <w:shd w:fill="EAF2F5" w:color="auto" w:val="clear"/>
+            <w:tcMar>
+              <w:top w:type="dxa" w:w="80"/>
+              <w:left w:type="dxa" w:w="120"/>
+              <w:bottom w:type="dxa" w:w="80"/>
+              <w:right w:type="dxa" w:w="120"/>
+            </w:tcMar>
+          </w:tcPr>
+          <w:p>
+            <w:pPr>
+              <w:spacing w:after="40"/>
+            </w:pPr>
+            <w:r>
+              <w:rPr>
+                <w:rFonts w:ascii="Calibri" w:cs="Calibri" w:eastAsia="Calibri" w:hAnsi="Calibri"/>
+                <w:b w:val="false"/>
+                <w:bCs w:val="false"/>
+                <w:sz w:val="20"/>
+                <w:szCs w:val="20"/>
+              </w:rPr>
+              <w:t xml:space="preserve">Segmentación</w:t>
+            </w:r>
+          </w:p>
+        </w:tc>
+        <w:tc>
+          <w:tcPr>
+            <w:tcW w:type="dxa" w:w="10400"/>
+            <w:shd w:fill="EAF2F5" w:color="auto" w:val="clear"/>
+            <w:tcMar>
+              <w:top w:type="dxa" w:w="80"/>
+              <w:left w:type="dxa" w:w="120"/>
+              <w:bottom w:type="dxa" w:w="80"/>
+              <w:right w:type="dxa" w:w="120"/>
+            </w:tcMar>
+          </w:tcPr>
+          <w:p>
+            <w:pPr>
+              <w:spacing w:after="40"/>
+            </w:pPr>
+            <w:r>
+              <w:rPr>
+                <w:rFonts w:ascii="Calibri" w:cs="Calibri" w:eastAsia="Calibri" w:hAnsi="Calibri"/>
+                <w:b w:val="false"/>
+                <w:bCs w:val="false"/>
+                <w:sz w:val="20"/>
+                <w:szCs w:val="20"/>
+              </w:rPr>
+              <w:t xml:space="preserve">ALyC, fondos, fideicomisos, corporativos y personas físicas vinculadas o empleados (segmentación existente en COBIS)</w:t>
+            </w:r>
+          </w:p>
+        </w:tc>
+      </w:tr>
+      <w:tr>
+        <w:tc>
+          <w:tcPr>
+            <w:tcW w:type="dxa" w:w="4000"/>
+            <w:tcMar>
+              <w:top w:type="dxa" w:w="80"/>
+              <w:left w:type="dxa" w:w="120"/>
+              <w:bottom w:type="dxa" w:w="80"/>
+              <w:right w:type="dxa" w:w="120"/>
+            </w:tcMar>
+          </w:tcPr>
+          <w:p>
+            <w:pPr>
+              <w:spacing w:after="40"/>
+            </w:pPr>
+            <w:r>
+              <w:rPr>
+                <w:rFonts w:ascii="Calibri" w:cs="Calibri" w:eastAsia="Calibri" w:hAnsi="Calibri"/>
+                <w:b w:val="false"/>
+                <w:bCs w:val="false"/>
+                <w:sz w:val="20"/>
+                <w:szCs w:val="20"/>
+              </w:rPr>
+              <w:t xml:space="preserve">Acceso de oficiales</w:t>
+            </w:r>
+          </w:p>
+        </w:tc>
+        <w:tc>
+          <w:tcPr>
+            <w:tcW w:type="dxa" w:w="10400"/>
+            <w:tcMar>
+              <w:top w:type="dxa" w:w="80"/>
+              <w:left w:type="dxa" w:w="120"/>
+              <w:bottom w:type="dxa" w:w="80"/>
+              <w:right w:type="dxa" w:w="120"/>
+            </w:tcMar>
+          </w:tcPr>
+          <w:p>
+            <w:pPr>
+              <w:spacing w:after="40"/>
+            </w:pPr>
+            <w:r>
+              <w:rPr>
+                <w:rFonts w:ascii="Calibri" w:cs="Calibri" w:eastAsia="Calibri" w:hAnsi="Calibri"/>
+                <w:b w:val="false"/>
+                <w:bCs w:val="false"/>
+                <w:sz w:val="20"/>
+                <w:szCs w:val="20"/>
+              </w:rPr>
+              <w:t xml:space="preserve">Vista principalmente de consulta; acceso a toda la información, incluso de la cartera de otro oficial ausente (a definir)</w:t>
+            </w:r>
+          </w:p>
+        </w:tc>
+      </w:tr>
+      <w:tr>
+        <w:tc>
+          <w:tcPr>
+            <w:tcW w:type="dxa" w:w="4000"/>
+            <w:shd w:fill="EAF2F5" w:color="auto" w:val="clear"/>
+            <w:tcMar>
+              <w:top w:type="dxa" w:w="80"/>
+              <w:left w:type="dxa" w:w="120"/>
+              <w:bottom w:type="dxa" w:w="80"/>
+              <w:right w:type="dxa" w:w="120"/>
+            </w:tcMar>
+          </w:tcPr>
+          <w:p>
+            <w:pPr>
+              <w:spacing w:after="40"/>
+            </w:pPr>
+            <w:r>
+              <w:rPr>
+                <w:rFonts w:ascii="Calibri" w:cs="Calibri" w:eastAsia="Calibri" w:hAnsi="Calibri"/>
+                <w:b w:val="false"/>
+                <w:bCs w:val="false"/>
+                <w:sz w:val="20"/>
+                <w:szCs w:val="20"/>
+              </w:rPr>
+              <w:t xml:space="preserve">Acceso de Middle Office</w:t>
+            </w:r>
+          </w:p>
+        </w:tc>
+        <w:tc>
+          <w:tcPr>
+            <w:tcW w:type="dxa" w:w="10400"/>
+            <w:shd w:fill="EAF2F5" w:color="auto" w:val="clear"/>
+            <w:tcMar>
+              <w:top w:type="dxa" w:w="80"/>
+              <w:left w:type="dxa" w:w="120"/>
+              <w:bottom w:type="dxa" w:w="80"/>
+              <w:right w:type="dxa" w:w="120"/>
+            </w:tcMar>
+          </w:tcPr>
+          <w:p>
+            <w:pPr>
+              <w:spacing w:after="40"/>
+            </w:pPr>
+            <w:r>
+              <w:rPr>
+                <w:rFonts w:ascii="Calibri" w:cs="Calibri" w:eastAsia="Calibri" w:hAnsi="Calibri"/>
+                <w:b w:val="false"/>
+                <w:bCs w:val="false"/>
+                <w:sz w:val="20"/>
+                <w:szCs w:val="20"/>
+              </w:rPr>
+              <w:t xml:space="preserve">Vista agregada de todos los oficiales y, a futuro, capacidad de editar o ejecutar acciones</w:t>
+            </w:r>
+          </w:p>
+        </w:tc>
+      </w:tr>
+      <w:tr>
+        <w:tc>
+          <w:tcPr>
+            <w:tcW w:type="dxa" w:w="4000"/>
+            <w:tcMar>
+              <w:top w:type="dxa" w:w="80"/>
+              <w:left w:type="dxa" w:w="120"/>
+              <w:bottom w:type="dxa" w:w="80"/>
+              <w:right w:type="dxa" w:w="120"/>
+            </w:tcMar>
+          </w:tcPr>
+          <w:p>
+            <w:pPr>
+              <w:spacing w:after="40"/>
+            </w:pPr>
+            <w:r>
+              <w:rPr>
+                <w:rFonts w:ascii="Calibri" w:cs="Calibri" w:eastAsia="Calibri" w:hAnsi="Calibri"/>
+                <w:b w:val="false"/>
+                <w:bCs w:val="false"/>
+                <w:sz w:val="20"/>
+                <w:szCs w:val="20"/>
+              </w:rPr>
+              <w:t xml:space="preserve">Búsqueda</w:t>
+            </w:r>
+          </w:p>
+        </w:tc>
+        <w:tc>
+          <w:tcPr>
+            <w:tcW w:type="dxa" w:w="10400"/>
+            <w:tcMar>
+              <w:top w:type="dxa" w:w="80"/>
+              <w:left w:type="dxa" w:w="120"/>
+              <w:bottom w:type="dxa" w:w="80"/>
+              <w:right w:type="dxa" w:w="120"/>
+            </w:tcMar>
+          </w:tcPr>
+          <w:p>
+            <w:pPr>
+              <w:spacing w:after="40"/>
+            </w:pPr>
+            <w:r>
+              <w:rPr>
+                <w:rFonts w:ascii="Calibri" w:cs="Calibri" w:eastAsia="Calibri" w:hAnsi="Calibri"/>
+                <w:b w:val="false"/>
+                <w:bCs w:val="false"/>
+                <w:sz w:val="20"/>
+                <w:szCs w:val="20"/>
+              </w:rPr>
+              <w:t xml:space="preserve">Por nombre como opción principal; también por CUIT, razón social o número de cuenta</w:t>
+            </w:r>
+          </w:p>
+        </w:tc>
+      </w:tr>
+      <w:tr>
+        <w:tc>
+          <w:tcPr>
+            <w:tcW w:type="dxa" w:w="4000"/>
+            <w:shd w:fill="EAF2F5" w:color="auto" w:val="clear"/>
+            <w:tcMar>
+              <w:top w:type="dxa" w:w="80"/>
+              <w:left w:type="dxa" w:w="120"/>
+              <w:bottom w:type="dxa" w:w="80"/>
+              <w:right w:type="dxa" w:w="120"/>
+            </w:tcMar>
+          </w:tcPr>
+          <w:p>
+            <w:pPr>
+              <w:spacing w:after="40"/>
+            </w:pPr>
+            <w:r>
+              <w:rPr>
+                <w:rFonts w:ascii="Calibri" w:cs="Calibri" w:eastAsia="Calibri" w:hAnsi="Calibri"/>
+                <w:b w:val="false"/>
+                <w:bCs w:val="false"/>
+                <w:sz w:val="20"/>
+                <w:szCs w:val="20"/>
+              </w:rPr>
+              <w:t xml:space="preserve">Datos</w:t>
+            </w:r>
+          </w:p>
+        </w:tc>
+        <w:tc>
+          <w:tcPr>
+            <w:tcW w:type="dxa" w:w="10400"/>
+            <w:shd w:fill="EAF2F5" w:color="auto" w:val="clear"/>
+            <w:tcMar>
+              <w:top w:type="dxa" w:w="80"/>
+              <w:left w:type="dxa" w:w="120"/>
+              <w:bottom w:type="dxa" w:w="80"/>
+              <w:right w:type="dxa" w:w="120"/>
+            </w:tcMar>
+          </w:tcPr>
+          <w:p>
+            <w:pPr>
+              <w:spacing w:after="40"/>
+            </w:pPr>
+            <w:r>
+              <w:rPr>
+                <w:rFonts w:ascii="Calibri" w:cs="Calibri" w:eastAsia="Calibri" w:hAnsi="Calibri"/>
+                <w:b w:val="false"/>
+                <w:bCs w:val="false"/>
+                <w:sz w:val="20"/>
+                <w:szCs w:val="20"/>
+              </w:rPr>
+              <w:t xml:space="preserve">Información actual; el relevamiento técnico define en qué sistema está cada dato (COBIS, home banking, Hirus, Virtual Broker, plazos fijos)</w:t>
+            </w:r>
+          </w:p>
+        </w:tc>
+      </w:tr>
+    </w:tbl>
+    <w:p>
+      <w:pPr>
+        <w:pBdr>
+          <w:left w:val="single" w:color="2E7D8C" w:sz="24" w:space="8"/>
+        </w:pBdr>
+        <w:shd w:fill="EAF2F5" w:color="auto" w:val="clear"/>
+        <w:spacing w:after="120" w:before="160"/>
+        <w:ind w:left="120"/>
+      </w:pPr>
+      <w:r>
+        <w:rPr>
+          <w:rFonts w:ascii="Calibri" w:cs="Calibri" w:eastAsia="Calibri" w:hAnsi="Calibri"/>
+          <w:b/>
+          <w:bCs/>
+          <w:sz w:val="20"/>
+          <w:szCs w:val="20"/>
+        </w:rPr>
+        <w:t xml:space="preserve">Fuera de alcance: </w:t>
+      </w:r>
+      <w:r>
+        <w:rPr>
+          <w:rFonts w:ascii="Calibri" w:cs="Calibri" w:eastAsia="Calibri" w:hAnsi="Calibri"/>
+          <w:sz w:val="20"/>
+          <w:szCs w:val="20"/>
+        </w:rPr>
+        <w:t xml:space="preserve">la suscripción y el rescate de fondos desde el home banking se llevan al backlog del home banking con Red Bee (la primera etapa es el acceso por single sign-on a Comercio Exterior y Virtual Broker).</w:t>
+      </w:r>
+    </w:p>
+    <w:p>
+      <w:pPr>
+        <w:pStyle w:val="Heading1"/>
+        <w:pageBreakBefore/>
+        <w:shd w:fill="1F3A5F" w:color="auto" w:val="clear"/>
+        <w:spacing w:after="0"/>
+      </w:pPr>
+      <w:r>
+        <w:rPr>
+          <w:rFonts w:ascii="Calibri" w:cs="Calibri" w:eastAsia="Calibri" w:hAnsi="Calibri"/>
+          <w:b/>
+          <w:bCs/>
+          <w:color w:val="9FD3DE"/>
+          <w:sz w:val="30"/>
+          <w:szCs w:val="30"/>
+        </w:rPr>
+        <w:t xml:space="preserve">  24  </w:t>
       </w:r>
       <w:r>
         <w:rPr>
@@ -22789,7 +26244,7 @@
           <w:sz w:val="30"/>
           <w:szCs w:val="30"/>
         </w:rPr>
-        <w:t xml:space="preserve">  19  </w:t>
+        <w:t xml:space="preserve">  24  </w:t>
       </w:r>
       <w:r>
         <w:rPr>
@@ -23277,7 +26732,7 @@
                 <w:sz w:val="20"/>
                 <w:szCs w:val="20"/>
               </w:rPr>
-              <w:t xml:space="preserve">Operaciones de la línea</w:t>
+              <w:t xml:space="preserve">Fondos pendientes</w:t>
             </w:r>
           </w:p>
         </w:tc>
@@ -23303,7 +26758,7 @@
                 <w:sz w:val="20"/>
                 <w:szCs w:val="20"/>
               </w:rPr>
-              <w:t xml:space="preserve">Pantalla de líneas</w:t>
+              <w:t xml:space="preserve">Tablero (L, N)</w:t>
             </w:r>
           </w:p>
         </w:tc>
@@ -23329,7 +26784,7 @@
                 <w:sz w:val="20"/>
                 <w:szCs w:val="20"/>
               </w:rPr>
-              <w:t xml:space="preserve">Se ordenan desde el primer vencimiento hasta el más futuro; muestran tasa de operación, tasa de fondeo, vencimiento final y plazo</w:t>
+              <w:t xml:space="preserve">Cheques, rescates, transferencias y liquidaciones pendientes se muestran para decidir, pero no liberan fondos</w:t>
             </w:r>
           </w:p>
         </w:tc>
@@ -23358,6 +26813,88 @@
                 <w:sz w:val="20"/>
                 <w:szCs w:val="20"/>
               </w:rPr>
+              <w:t xml:space="preserve">Operaciones de la línea</w:t>
+            </w:r>
+          </w:p>
+        </w:tc>
+        <w:tc>
+          <w:tcPr>
+            <w:tcW w:type="dxa" w:w="3000"/>
+            <w:shd w:fill="EAF2F5" w:color="auto" w:val="clear"/>
+            <w:tcMar>
+              <w:top w:type="dxa" w:w="80"/>
+              <w:left w:type="dxa" w:w="120"/>
+              <w:bottom w:type="dxa" w:w="80"/>
+              <w:right w:type="dxa" w:w="120"/>
+            </w:tcMar>
+          </w:tcPr>
+          <w:p>
+            <w:pPr>
+              <w:spacing w:after="40"/>
+            </w:pPr>
+            <w:r>
+              <w:rPr>
+                <w:rFonts w:ascii="Calibri" w:cs="Calibri" w:eastAsia="Calibri" w:hAnsi="Calibri"/>
+                <w:b w:val="false"/>
+                <w:bCs w:val="false"/>
+                <w:sz w:val="20"/>
+                <w:szCs w:val="20"/>
+              </w:rPr>
+              <w:t xml:space="preserve">Pantalla de líneas</w:t>
+            </w:r>
+          </w:p>
+        </w:tc>
+        <w:tc>
+          <w:tcPr>
+            <w:tcW w:type="dxa" w:w="7800"/>
+            <w:shd w:fill="EAF2F5" w:color="auto" w:val="clear"/>
+            <w:tcMar>
+              <w:top w:type="dxa" w:w="80"/>
+              <w:left w:type="dxa" w:w="120"/>
+              <w:bottom w:type="dxa" w:w="80"/>
+              <w:right w:type="dxa" w:w="120"/>
+            </w:tcMar>
+          </w:tcPr>
+          <w:p>
+            <w:pPr>
+              <w:spacing w:after="40"/>
+            </w:pPr>
+            <w:r>
+              <w:rPr>
+                <w:rFonts w:ascii="Calibri" w:cs="Calibri" w:eastAsia="Calibri" w:hAnsi="Calibri"/>
+                <w:b w:val="false"/>
+                <w:bCs w:val="false"/>
+                <w:sz w:val="20"/>
+                <w:szCs w:val="20"/>
+              </w:rPr>
+              <w:t xml:space="preserve">Se ordenan desde el primer vencimiento hasta el más futuro; muestran tasa de operación, tasa de fondeo, vencimiento final y plazo</w:t>
+            </w:r>
+          </w:p>
+        </w:tc>
+      </w:tr>
+      <w:tr>
+        <w:tc>
+          <w:tcPr>
+            <w:tcW w:type="dxa" w:w="3600"/>
+            <w:tcMar>
+              <w:top w:type="dxa" w:w="80"/>
+              <w:left w:type="dxa" w:w="120"/>
+              <w:bottom w:type="dxa" w:w="80"/>
+              <w:right w:type="dxa" w:w="120"/>
+            </w:tcMar>
+          </w:tcPr>
+          <w:p>
+            <w:pPr>
+              <w:spacing w:after="40"/>
+            </w:pPr>
+            <w:r>
+              <w:rPr>
+                <w:rFonts w:ascii="Calibri" w:cs="Calibri" w:eastAsia="Calibri" w:hAnsi="Calibri"/>
+                <w:b/>
+                <w:bCs/>
+                <w:sz w:val="20"/>
+                <w:szCs w:val="20"/>
+              </w:rPr>
               <w:t xml:space="preserve">Modificación de amortización</w:t>
             </w:r>
           </w:p>
@@ -23365,7 +26902,6 @@
         <w:tc>
           <w:tcPr>
             <w:tcW w:type="dxa" w:w="3000"/>
-            <w:shd w:fill="EAF2F5" w:color="auto" w:val="clear"/>
             <w:tcMar>
               <w:top w:type="dxa" w:w="80"/>
               <w:left w:type="dxa" w:w="120"/>
@@ -23392,7 +26928,6 @@
         <w:tc>
           <w:tcPr>
             <w:tcW w:type="dxa" w:w="7800"/>
-            <w:shd w:fill="EAF2F5" w:color="auto" w:val="clear"/>
             <w:tcMar>
               <w:top w:type="dxa" w:w="80"/>
               <w:left w:type="dxa" w:w="120"/>
@@ -23434,7 +26969,7 @@
           <w:sz w:val="30"/>
           <w:szCs w:val="30"/>
         </w:rPr>
-        <w:t xml:space="preserve">  20  </w:t>
+        <w:t xml:space="preserve">  25  </w:t>
       </w:r>
       <w:r>
         <w:rPr>
@@ -26980,7 +30515,7 @@
           <w:sz w:val="30"/>
           <w:szCs w:val="30"/>
         </w:rPr>
-        <w:t xml:space="preserve">  21  </w:t>
+        <w:t xml:space="preserve">  26  </w:t>
       </w:r>
       <w:r>
         <w:rPr>
@@ -27625,7 +31160,7 @@
           <w:sz w:val="30"/>
           <w:szCs w:val="30"/>
         </w:rPr>
-        <w:t xml:space="preserve">  22  </w:t>
+        <w:t xml:space="preserve">  27  </w:t>
       </w:r>
       <w:r>
         <w:rPr>
@@ -28058,7 +31593,7 @@
                 <w:sz w:val="20"/>
                 <w:szCs w:val="20"/>
               </w:rPr>
-              <w:t xml:space="preserve">G (préstamos) · H (cheques) · K (modificación de amortización) · L (cheques COELSA)</w:t>
+              <w:t xml:space="preserve">G (préstamos) · H (cheques) · K (modificación de amortización)</w:t>
             </w:r>
           </w:p>
         </w:tc>
@@ -28111,6 +31646,116 @@
                 <w:szCs w:val="20"/>
               </w:rPr>
               <w:t xml:space="preserve">Requieren relevamiento adicional o definiciones externas (desarrollo de modernización)</w:t>
+            </w:r>
+          </w:p>
+        </w:tc>
+      </w:tr>
+      <w:tr>
+        <w:tc>
+          <w:tcPr>
+            <w:tcW w:type="dxa" w:w="2600"/>
+            <w:shd w:fill="EAF2F5" w:color="auto" w:val="clear"/>
+            <w:tcMar>
+              <w:top w:type="dxa" w:w="80"/>
+              <w:left w:type="dxa" w:w="120"/>
+              <w:bottom w:type="dxa" w:w="80"/>
+              <w:right w:type="dxa" w:w="120"/>
+            </w:tcMar>
+          </w:tcPr>
+          <w:p>
+            <w:pPr>
+              <w:spacing w:after="40"/>
+            </w:pPr>
+            <w:r>
+              <w:rPr>
+                <w:rFonts w:ascii="Calibri" w:cs="Calibri" w:eastAsia="Calibri" w:hAnsi="Calibri"/>
+                <w:b/>
+                <w:bCs/>
+                <w:sz w:val="20"/>
+                <w:szCs w:val="20"/>
+              </w:rPr>
+              <w:t xml:space="preserve">Fase 4 · Tablero de oficiales</w:t>
+            </w:r>
+          </w:p>
+        </w:tc>
+        <w:tc>
+          <w:tcPr>
+            <w:tcW w:type="dxa" w:w="3400"/>
+            <w:shd w:fill="EAF2F5" w:color="auto" w:val="clear"/>
+            <w:tcMar>
+              <w:top w:type="dxa" w:w="80"/>
+              <w:left w:type="dxa" w:w="120"/>
+              <w:bottom w:type="dxa" w:w="80"/>
+              <w:right w:type="dxa" w:w="120"/>
+            </w:tcMar>
+          </w:tcPr>
+          <w:p>
+            <w:pPr>
+              <w:spacing w:after="40"/>
+            </w:pPr>
+            <w:r>
+              <w:rPr>
+                <w:rFonts w:ascii="Calibri" w:cs="Calibri" w:eastAsia="Calibri" w:hAnsi="Calibri"/>
+                <w:b w:val="false"/>
+                <w:bCs w:val="false"/>
+                <w:sz w:val="20"/>
+                <w:szCs w:val="20"/>
+              </w:rPr>
+              <w:t xml:space="preserve">L · M · N · O · P</w:t>
+            </w:r>
+          </w:p>
+        </w:tc>
+        <w:tc>
+          <w:tcPr>
+            <w:tcW w:type="dxa" w:w="4600"/>
+            <w:shd w:fill="EAF2F5" w:color="auto" w:val="clear"/>
+            <w:tcMar>
+              <w:top w:type="dxa" w:w="80"/>
+              <w:left w:type="dxa" w:w="120"/>
+              <w:bottom w:type="dxa" w:w="80"/>
+              <w:right w:type="dxa" w:w="120"/>
+            </w:tcMar>
+          </w:tcPr>
+          <w:p>
+            <w:pPr>
+              <w:spacing w:after="40"/>
+            </w:pPr>
+            <w:r>
+              <w:rPr>
+                <w:rFonts w:ascii="Calibri" w:cs="Calibri" w:eastAsia="Calibri" w:hAnsi="Calibri"/>
+                <w:b w:val="false"/>
+                <w:bCs w:val="false"/>
+                <w:sz w:val="20"/>
+                <w:szCs w:val="20"/>
+              </w:rPr>
+              <w:t xml:space="preserve">Cheques COELSA, visión consolidada del cliente, fondos entrantes, detalle de descubiertos y alertas</w:t>
+            </w:r>
+          </w:p>
+        </w:tc>
+        <w:tc>
+          <w:tcPr>
+            <w:tcW w:type="dxa" w:w="3800"/>
+            <w:shd w:fill="EAF2F5" w:color="auto" w:val="clear"/>
+            <w:tcMar>
+              <w:top w:type="dxa" w:w="80"/>
+              <w:left w:type="dxa" w:w="120"/>
+              <w:bottom w:type="dxa" w:w="80"/>
+              <w:right w:type="dxa" w:w="120"/>
+            </w:tcMar>
+          </w:tcPr>
+          <w:p>
+            <w:pPr>
+              <w:spacing w:after="40"/>
+            </w:pPr>
+            <w:r>
+              <w:rPr>
+                <w:rFonts w:ascii="Calibri" w:cs="Calibri" w:eastAsia="Calibri" w:hAnsi="Calibri"/>
+                <w:b w:val="false"/>
+                <w:bCs w:val="false"/>
+                <w:sz w:val="20"/>
+                <w:szCs w:val="20"/>
+              </w:rPr>
+              <w:t xml:space="preserve">Depende del relevamiento técnico de datos y del wireframe de validación (Red Bee)</w:t>
             </w:r>
           </w:p>
         </w:tc>
@@ -28160,7 +31805,7 @@
           <w:sz w:val="30"/>
           <w:szCs w:val="30"/>
         </w:rPr>
-        <w:t xml:space="preserve">  23  </w:t>
+        <w:t xml:space="preserve">  28  </w:t>
       </w:r>
       <w:r>
         <w:rPr>
@@ -28729,6 +32374,88 @@
                 <w:sz w:val="20"/>
                 <w:szCs w:val="20"/>
               </w:rPr>
+              <w:t xml:space="preserve">Datos en sistemas distintos y del día anterior</w:t>
+            </w:r>
+          </w:p>
+        </w:tc>
+        <w:tc>
+          <w:tcPr>
+            <w:tcW w:type="dxa" w:w="4400"/>
+            <w:shd w:fill="EAF2F5" w:color="auto" w:val="clear"/>
+            <w:tcMar>
+              <w:top w:type="dxa" w:w="80"/>
+              <w:left w:type="dxa" w:w="120"/>
+              <w:bottom w:type="dxa" w:w="80"/>
+              <w:right w:type="dxa" w:w="120"/>
+            </w:tcMar>
+          </w:tcPr>
+          <w:p>
+            <w:pPr>
+              <w:spacing w:after="40"/>
+            </w:pPr>
+            <w:r>
+              <w:rPr>
+                <w:rFonts w:ascii="Calibri" w:cs="Calibri" w:eastAsia="Calibri" w:hAnsi="Calibri"/>
+                <w:b w:val="false"/>
+                <w:bCs w:val="false"/>
+                <w:sz w:val="20"/>
+                <w:szCs w:val="20"/>
+              </w:rPr>
+              <w:t xml:space="preserve">El tablero no muestra información actual</w:t>
+            </w:r>
+          </w:p>
+        </w:tc>
+        <w:tc>
+          <w:tcPr>
+            <w:tcW w:type="dxa" w:w="5600"/>
+            <w:shd w:fill="EAF2F5" w:color="auto" w:val="clear"/>
+            <w:tcMar>
+              <w:top w:type="dxa" w:w="80"/>
+              <w:left w:type="dxa" w:w="120"/>
+              <w:bottom w:type="dxa" w:w="80"/>
+              <w:right w:type="dxa" w:w="120"/>
+            </w:tcMar>
+          </w:tcPr>
+          <w:p>
+            <w:pPr>
+              <w:spacing w:after="40"/>
+            </w:pPr>
+            <w:r>
+              <w:rPr>
+                <w:rFonts w:ascii="Calibri" w:cs="Calibri" w:eastAsia="Calibri" w:hAnsi="Calibri"/>
+                <w:b w:val="false"/>
+                <w:bCs w:val="false"/>
+                <w:sz w:val="20"/>
+                <w:szCs w:val="20"/>
+              </w:rPr>
+              <w:t xml:space="preserve">Relevamiento técnico con COBIS y Sistemas (Red Bee)</w:t>
+            </w:r>
+          </w:p>
+        </w:tc>
+      </w:tr>
+      <w:tr>
+        <w:tc>
+          <w:tcPr>
+            <w:tcW w:type="dxa" w:w="4400"/>
+            <w:tcMar>
+              <w:top w:type="dxa" w:w="80"/>
+              <w:left w:type="dxa" w:w="120"/>
+              <w:bottom w:type="dxa" w:w="80"/>
+              <w:right w:type="dxa" w:w="120"/>
+            </w:tcMar>
+          </w:tcPr>
+          <w:p>
+            <w:pPr>
+              <w:spacing w:after="40"/>
+            </w:pPr>
+            <w:r>
+              <w:rPr>
+                <w:rFonts w:ascii="Calibri" w:cs="Calibri" w:eastAsia="Calibri" w:hAnsi="Calibri"/>
+                <w:b/>
+                <w:bCs/>
+                <w:sz w:val="20"/>
+                <w:szCs w:val="20"/>
+              </w:rPr>
               <w:t xml:space="preserve">Cambio de hábito en comités</w:t>
             </w:r>
           </w:p>
@@ -28736,7 +32463,6 @@
         <w:tc>
           <w:tcPr>
             <w:tcW w:type="dxa" w:w="4400"/>
-            <w:shd w:fill="EAF2F5" w:color="auto" w:val="clear"/>
             <w:tcMar>
               <w:top w:type="dxa" w:w="80"/>
               <w:left w:type="dxa" w:w="120"/>
@@ -28763,7 +32489,6 @@
         <w:tc>
           <w:tcPr>
             <w:tcW w:type="dxa" w:w="5600"/>
-            <w:shd w:fill="EAF2F5" w:color="auto" w:val="clear"/>
             <w:tcMar>
               <w:top w:type="dxa" w:w="80"/>
               <w:left w:type="dxa" w:w="120"/>
@@ -28951,30 +32676,38 @@
     </w:p>
     <w:p>
       <w:pPr>
-        <w:pBdr>
-          <w:left w:val="single" w:color="C98A00" w:sz="24" w:space="8"/>
-        </w:pBdr>
-        <w:shd w:fill="FFF4DC" w:color="auto" w:val="clear"/>
-        <w:spacing w:after="120" w:before="160"/>
-        <w:ind w:left="120"/>
+        <w:pStyle w:val="ListParagraph"/>
+        <w:numPr>
+          <w:ilvl w:val="0"/>
+          <w:numId w:val="2"/>
+        </w:numPr>
+        <w:spacing w:after="60"/>
       </w:pPr>
       <w:r>
         <w:rPr>
           <w:rFonts w:ascii="Calibri" w:cs="Calibri" w:eastAsia="Calibri" w:hAnsi="Calibri"/>
-          <w:b/>
-          <w:bCs/>
-          <w:sz w:val="20"/>
-          <w:szCs w:val="20"/>
+          <w:sz w:val="22"/>
+          <w:szCs w:val="22"/>
         </w:rPr>
-        <w:t xml:space="preserve">Pendiente: </w:t>
+        <w:t xml:space="preserve">Uso del límite disponible sin acuerdo adicional por pago: revisar restricciones de riesgo, previsiones, capital y normativa.</w:t>
       </w:r>
+    </w:p>
+    <w:p>
+      <w:pPr>
+        <w:pStyle w:val="ListParagraph"/>
+        <w:numPr>
+          <w:ilvl w:val="0"/>
+          <w:numId w:val="2"/>
+        </w:numPr>
+        <w:spacing w:after="60"/>
+      </w:pPr>
       <w:r>
         <w:rPr>
           <w:rFonts w:ascii="Calibri" w:cs="Calibri" w:eastAsia="Calibri" w:hAnsi="Calibri"/>
-          <w:sz w:val="20"/>
-          <w:szCs w:val="20"/>
+          <w:sz w:val="22"/>
+          <w:szCs w:val="22"/>
         </w:rPr>
-        <w:t xml:space="preserve">incorporar lo pedido en las sesiones del 07/10 y del 16/10 (Discovery). Las transcripciones hay que descargarlas desde Teams.</w:t>
+        <w:t xml:space="preserve">Permisos de los oficiales sobre carteras ajenas.</w:t>
       </w:r>
     </w:p>
     <w:p>
@@ -28993,7 +32726,7 @@
           <w:sz w:val="30"/>
           <w:szCs w:val="30"/>
         </w:rPr>
-        <w:t xml:space="preserve">  24  </w:t>
+        <w:t xml:space="preserve">  29  </w:t>
       </w:r>
       <w:r>
         <w:rPr>
@@ -29181,7 +32914,7 @@
                 <w:sz w:val="20"/>
                 <w:szCs w:val="20"/>
               </w:rPr>
-              <w:t xml:space="preserve">Validar esta presentación con Middle Office y Riesgos (incluida la transcripción del 07/10)</w:t>
+              <w:t xml:space="preserve">Validar esta presentación con Middle Office y Riesgos</w:t>
             </w:r>
           </w:p>
         </w:tc>
@@ -29344,7 +33077,7 @@
                 <w:sz w:val="20"/>
                 <w:szCs w:val="20"/>
               </w:rPr>
-              <w:t xml:space="preserve">Cerrar los puntos abiertos de la sección 23</w:t>
+              <w:t xml:space="preserve">Cerrar los puntos abiertos de la sección 28</w:t>
             </w:r>
           </w:p>
         </w:tc>
@@ -29563,6 +33296,332 @@
                 <w:szCs w:val="20"/>
               </w:rPr>
               <w:t xml:space="preserve">6</w:t>
+            </w:r>
+          </w:p>
+        </w:tc>
+        <w:tc>
+          <w:tcPr>
+            <w:tcW w:type="dxa" w:w="8700"/>
+            <w:shd w:fill="EAF2F5" w:color="auto" w:val="clear"/>
+            <w:tcMar>
+              <w:top w:type="dxa" w:w="80"/>
+              <w:left w:type="dxa" w:w="120"/>
+              <w:bottom w:type="dxa" w:w="80"/>
+              <w:right w:type="dxa" w:w="120"/>
+            </w:tcMar>
+          </w:tcPr>
+          <w:p>
+            <w:pPr>
+              <w:spacing w:after="40"/>
+            </w:pPr>
+            <w:r>
+              <w:rPr>
+                <w:rFonts w:ascii="Calibri" w:cs="Calibri" w:eastAsia="Calibri" w:hAnsi="Calibri"/>
+                <w:b w:val="false"/>
+                <w:bCs w:val="false"/>
+                <w:sz w:val="20"/>
+                <w:szCs w:val="20"/>
+              </w:rPr>
+              <w:t xml:space="preserve">Consolidar los requerimientos del Discovery y preparar el wireframe de validación</w:t>
+            </w:r>
+          </w:p>
+        </w:tc>
+        <w:tc>
+          <w:tcPr>
+            <w:tcW w:type="dxa" w:w="5000"/>
+            <w:shd w:fill="EAF2F5" w:color="auto" w:val="clear"/>
+            <w:tcMar>
+              <w:top w:type="dxa" w:w="80"/>
+              <w:left w:type="dxa" w:w="120"/>
+              <w:bottom w:type="dxa" w:w="80"/>
+              <w:right w:type="dxa" w:w="120"/>
+            </w:tcMar>
+          </w:tcPr>
+          <w:p>
+            <w:pPr>
+              <w:spacing w:after="40"/>
+            </w:pPr>
+            <w:r>
+              <w:rPr>
+                <w:rFonts w:ascii="Calibri" w:cs="Calibri" w:eastAsia="Calibri" w:hAnsi="Calibri"/>
+                <w:b w:val="false"/>
+                <w:bCs w:val="false"/>
+                <w:sz w:val="20"/>
+                <w:szCs w:val="20"/>
+              </w:rPr>
+              <w:t xml:space="preserve">Barbi Aceto (Red Bee)</w:t>
+            </w:r>
+          </w:p>
+        </w:tc>
+      </w:tr>
+      <w:tr>
+        <w:tc>
+          <w:tcPr>
+            <w:tcW w:type="dxa" w:w="700"/>
+            <w:tcMar>
+              <w:top w:type="dxa" w:w="80"/>
+              <w:left w:type="dxa" w:w="120"/>
+              <w:bottom w:type="dxa" w:w="80"/>
+              <w:right w:type="dxa" w:w="120"/>
+            </w:tcMar>
+          </w:tcPr>
+          <w:p>
+            <w:pPr>
+              <w:spacing w:after="40"/>
+            </w:pPr>
+            <w:r>
+              <w:rPr>
+                <w:rFonts w:ascii="Calibri" w:cs="Calibri" w:eastAsia="Calibri" w:hAnsi="Calibri"/>
+                <w:b/>
+                <w:bCs/>
+                <w:sz w:val="20"/>
+                <w:szCs w:val="20"/>
+              </w:rPr>
+              <w:t xml:space="preserve">7</w:t>
+            </w:r>
+          </w:p>
+        </w:tc>
+        <w:tc>
+          <w:tcPr>
+            <w:tcW w:type="dxa" w:w="8700"/>
+            <w:tcMar>
+              <w:top w:type="dxa" w:w="80"/>
+              <w:left w:type="dxa" w:w="120"/>
+              <w:bottom w:type="dxa" w:w="80"/>
+              <w:right w:type="dxa" w:w="120"/>
+            </w:tcMar>
+          </w:tcPr>
+          <w:p>
+            <w:pPr>
+              <w:spacing w:after="40"/>
+            </w:pPr>
+            <w:r>
+              <w:rPr>
+                <w:rFonts w:ascii="Calibri" w:cs="Calibri" w:eastAsia="Calibri" w:hAnsi="Calibri"/>
+                <w:b w:val="false"/>
+                <w:bCs w:val="false"/>
+                <w:sz w:val="20"/>
+                <w:szCs w:val="20"/>
+              </w:rPr>
+              <w:t xml:space="preserve">Relevamiento técnico de datos con Julio, Pepe y el equipo de COBIS</w:t>
+            </w:r>
+          </w:p>
+        </w:tc>
+        <w:tc>
+          <w:tcPr>
+            <w:tcW w:type="dxa" w:w="5000"/>
+            <w:tcMar>
+              <w:top w:type="dxa" w:w="80"/>
+              <w:left w:type="dxa" w:w="120"/>
+              <w:bottom w:type="dxa" w:w="80"/>
+              <w:right w:type="dxa" w:w="120"/>
+            </w:tcMar>
+          </w:tcPr>
+          <w:p>
+            <w:pPr>
+              <w:spacing w:after="40"/>
+            </w:pPr>
+            <w:r>
+              <w:rPr>
+                <w:rFonts w:ascii="Calibri" w:cs="Calibri" w:eastAsia="Calibri" w:hAnsi="Calibri"/>
+                <w:b w:val="false"/>
+                <w:bCs w:val="false"/>
+                <w:sz w:val="20"/>
+                <w:szCs w:val="20"/>
+              </w:rPr>
+              <w:t xml:space="preserve">Barbi Aceto, Adrián Porto, José Luis Cárdenas</w:t>
+            </w:r>
+          </w:p>
+        </w:tc>
+      </w:tr>
+      <w:tr>
+        <w:tc>
+          <w:tcPr>
+            <w:tcW w:type="dxa" w:w="700"/>
+            <w:shd w:fill="EAF2F5" w:color="auto" w:val="clear"/>
+            <w:tcMar>
+              <w:top w:type="dxa" w:w="80"/>
+              <w:left w:type="dxa" w:w="120"/>
+              <w:bottom w:type="dxa" w:w="80"/>
+              <w:right w:type="dxa" w:w="120"/>
+            </w:tcMar>
+          </w:tcPr>
+          <w:p>
+            <w:pPr>
+              <w:spacing w:after="40"/>
+            </w:pPr>
+            <w:r>
+              <w:rPr>
+                <w:rFonts w:ascii="Calibri" w:cs="Calibri" w:eastAsia="Calibri" w:hAnsi="Calibri"/>
+                <w:b/>
+                <w:bCs/>
+                <w:sz w:val="20"/>
+                <w:szCs w:val="20"/>
+              </w:rPr>
+              <w:t xml:space="preserve">8</w:t>
+            </w:r>
+          </w:p>
+        </w:tc>
+        <w:tc>
+          <w:tcPr>
+            <w:tcW w:type="dxa" w:w="8700"/>
+            <w:shd w:fill="EAF2F5" w:color="auto" w:val="clear"/>
+            <w:tcMar>
+              <w:top w:type="dxa" w:w="80"/>
+              <w:left w:type="dxa" w:w="120"/>
+              <w:bottom w:type="dxa" w:w="80"/>
+              <w:right w:type="dxa" w:w="120"/>
+            </w:tcMar>
+          </w:tcPr>
+          <w:p>
+            <w:pPr>
+              <w:spacing w:after="40"/>
+            </w:pPr>
+            <w:r>
+              <w:rPr>
+                <w:rFonts w:ascii="Calibri" w:cs="Calibri" w:eastAsia="Calibri" w:hAnsi="Calibri"/>
+                <w:b w:val="false"/>
+                <w:bCs w:val="false"/>
+                <w:sz w:val="20"/>
+                <w:szCs w:val="20"/>
+              </w:rPr>
+              <w:t xml:space="preserve">Enviar capturas de COBIS y ejemplos de reportes actuales</w:t>
+            </w:r>
+          </w:p>
+        </w:tc>
+        <w:tc>
+          <w:tcPr>
+            <w:tcW w:type="dxa" w:w="5000"/>
+            <w:shd w:fill="EAF2F5" w:color="auto" w:val="clear"/>
+            <w:tcMar>
+              <w:top w:type="dxa" w:w="80"/>
+              <w:left w:type="dxa" w:w="120"/>
+              <w:bottom w:type="dxa" w:w="80"/>
+              <w:right w:type="dxa" w:w="120"/>
+            </w:tcMar>
+          </w:tcPr>
+          <w:p>
+            <w:pPr>
+              <w:spacing w:after="40"/>
+            </w:pPr>
+            <w:r>
+              <w:rPr>
+                <w:rFonts w:ascii="Calibri" w:cs="Calibri" w:eastAsia="Calibri" w:hAnsi="Calibri"/>
+                <w:b w:val="false"/>
+                <w:bCs w:val="false"/>
+                <w:sz w:val="20"/>
+                <w:szCs w:val="20"/>
+              </w:rPr>
+              <w:t xml:space="preserve">Eugenio Ayerza, Ariel Scodellaro, Valeria Grollino</w:t>
+            </w:r>
+          </w:p>
+        </w:tc>
+      </w:tr>
+      <w:tr>
+        <w:tc>
+          <w:tcPr>
+            <w:tcW w:type="dxa" w:w="700"/>
+            <w:tcMar>
+              <w:top w:type="dxa" w:w="80"/>
+              <w:left w:type="dxa" w:w="120"/>
+              <w:bottom w:type="dxa" w:w="80"/>
+              <w:right w:type="dxa" w:w="120"/>
+            </w:tcMar>
+          </w:tcPr>
+          <w:p>
+            <w:pPr>
+              <w:spacing w:after="40"/>
+            </w:pPr>
+            <w:r>
+              <w:rPr>
+                <w:rFonts w:ascii="Calibri" w:cs="Calibri" w:eastAsia="Calibri" w:hAnsi="Calibri"/>
+                <w:b/>
+                <w:bCs/>
+                <w:sz w:val="20"/>
+                <w:szCs w:val="20"/>
+              </w:rPr>
+              <w:t xml:space="preserve">9</w:t>
+            </w:r>
+          </w:p>
+        </w:tc>
+        <w:tc>
+          <w:tcPr>
+            <w:tcW w:type="dxa" w:w="8700"/>
+            <w:tcMar>
+              <w:top w:type="dxa" w:w="80"/>
+              <w:left w:type="dxa" w:w="120"/>
+              <w:bottom w:type="dxa" w:w="80"/>
+              <w:right w:type="dxa" w:w="120"/>
+            </w:tcMar>
+          </w:tcPr>
+          <w:p>
+            <w:pPr>
+              <w:spacing w:after="40"/>
+            </w:pPr>
+            <w:r>
+              <w:rPr>
+                <w:rFonts w:ascii="Calibri" w:cs="Calibri" w:eastAsia="Calibri" w:hAnsi="Calibri"/>
+                <w:b w:val="false"/>
+                <w:bCs w:val="false"/>
+                <w:sz w:val="20"/>
+                <w:szCs w:val="20"/>
+              </w:rPr>
+              <w:t xml:space="preserve">Revisar la viabilidad de acuerdos fecha valor y el registro de tasas de transferencia</w:t>
+            </w:r>
+          </w:p>
+        </w:tc>
+        <w:tc>
+          <w:tcPr>
+            <w:tcW w:type="dxa" w:w="5000"/>
+            <w:tcMar>
+              <w:top w:type="dxa" w:w="80"/>
+              <w:left w:type="dxa" w:w="120"/>
+              <w:bottom w:type="dxa" w:w="80"/>
+              <w:right w:type="dxa" w:w="120"/>
+            </w:tcMar>
+          </w:tcPr>
+          <w:p>
+            <w:pPr>
+              <w:spacing w:after="40"/>
+            </w:pPr>
+            <w:r>
+              <w:rPr>
+                <w:rFonts w:ascii="Calibri" w:cs="Calibri" w:eastAsia="Calibri" w:hAnsi="Calibri"/>
+                <w:b w:val="false"/>
+                <w:bCs w:val="false"/>
+                <w:sz w:val="20"/>
+                <w:szCs w:val="20"/>
+              </w:rPr>
+              <w:t xml:space="preserve">Adrián Porto, Daniel Semino (con Cristian y la Mesa)</w:t>
+            </w:r>
+          </w:p>
+        </w:tc>
+      </w:tr>
+      <w:tr>
+        <w:tc>
+          <w:tcPr>
+            <w:tcW w:type="dxa" w:w="700"/>
+            <w:shd w:fill="EAF2F5" w:color="auto" w:val="clear"/>
+            <w:tcMar>
+              <w:top w:type="dxa" w:w="80"/>
+              <w:left w:type="dxa" w:w="120"/>
+              <w:bottom w:type="dxa" w:w="80"/>
+              <w:right w:type="dxa" w:w="120"/>
+            </w:tcMar>
+          </w:tcPr>
+          <w:p>
+            <w:pPr>
+              <w:spacing w:after="40"/>
+            </w:pPr>
+            <w:r>
+              <w:rPr>
+                <w:rFonts w:ascii="Calibri" w:cs="Calibri" w:eastAsia="Calibri" w:hAnsi="Calibri"/>
+                <w:b/>
+                <w:bCs/>
+                <w:sz w:val="20"/>
+                <w:szCs w:val="20"/>
+              </w:rPr>
+              <w:t xml:space="preserve">10</w:t>
             </w:r>
           </w:p>
         </w:tc>

--- a/Presentacion_Nueva_Aplicacion_Gestion_Middle_Office.docx
+++ b/Presentacion_Nueva_Aplicacion_Gestion_Middle_Office.docx
@@ -13201,12 +13201,378 @@
           <w:sz w:val="22"/>
           <w:szCs w:val="22"/>
         </w:rPr>
-        <w:t xml:space="preserve">Desde el disponible de la línea se accede al detalle de todas sus operaciones</w:t>
+        <w:t xml:space="preserve">Desde el consumido de cada subproducto se llega a las operaciones concertadas</w:t>
       </w:r>
     </w:p>
+    <w:tbl>
+      <w:tblPr>
+        <w:tblW w:type="dxa" w:w="14400"/>
+        <w:tblBorders>
+          <w:top w:val="single" w:color="auto" w:sz="4"/>
+          <w:left w:val="single" w:color="auto" w:sz="4"/>
+          <w:bottom w:val="single" w:color="auto" w:sz="4"/>
+          <w:right w:val="single" w:color="auto" w:sz="4"/>
+          <w:insideH w:val="single" w:color="auto" w:sz="4"/>
+          <w:insideV w:val="single" w:color="auto" w:sz="4"/>
+        </w:tblBorders>
+      </w:tblPr>
+      <w:tblGrid>
+        <w:gridCol w:w="2592"/>
+        <w:gridCol w:w="360"/>
+        <w:gridCol w:w="2592"/>
+        <w:gridCol w:w="360"/>
+        <w:gridCol w:w="2592"/>
+        <w:gridCol w:w="360"/>
+        <w:gridCol w:w="2592"/>
+        <w:gridCol w:w="360"/>
+        <w:gridCol w:w="2592"/>
+      </w:tblGrid>
+      <w:tr>
+        <w:tc>
+          <w:tcPr>
+            <w:tcW w:type="dxa" w:w="2592"/>
+            <w:tcBorders>
+              <w:top w:val="single" w:color="2E7D8C" w:sz="6"/>
+              <w:left w:val="single" w:color="2E7D8C" w:sz="6"/>
+              <w:bottom w:val="single" w:color="2E7D8C" w:sz="6"/>
+              <w:right w:val="single" w:color="2E7D8C" w:sz="6"/>
+            </w:tcBorders>
+            <w:shd w:fill="1F3A5F" w:color="auto" w:val="clear"/>
+            <w:tcMar>
+              <w:top w:type="dxa" w:w="100"/>
+              <w:left w:type="dxa" w:w="110"/>
+              <w:bottom w:type="dxa" w:w="100"/>
+              <w:right w:type="dxa" w:w="110"/>
+            </w:tcMar>
+          </w:tcPr>
+          <w:p>
+            <w:pPr>
+              <w:spacing w:after="60"/>
+            </w:pPr>
+            <w:r>
+              <w:rPr>
+                <w:rFonts w:ascii="Calibri" w:cs="Calibri" w:eastAsia="Calibri" w:hAnsi="Calibri"/>
+                <w:b/>
+                <w:bCs/>
+                <w:color w:val="FFFFFF"/>
+                <w:sz w:val="20"/>
+                <w:szCs w:val="20"/>
+              </w:rPr>
+              <w:t xml:space="preserve">1 · Resumen de la línea</w:t>
+            </w:r>
+          </w:p>
+          <w:p>
+            <w:pPr>
+              <w:spacing w:after="0"/>
+            </w:pPr>
+            <w:r>
+              <w:rPr>
+                <w:rFonts w:ascii="Calibri" w:cs="Calibri" w:eastAsia="Calibri" w:hAnsi="Calibri"/>
+                <w:color w:val="FFFFFF"/>
+                <w:sz w:val="18"/>
+                <w:szCs w:val="18"/>
+              </w:rPr>
+              <w:t xml:space="preserve">Aprobado, consumido y disponible por subproducto</w:t>
+            </w:r>
+          </w:p>
+        </w:tc>
+        <w:tc>
+          <w:tcPr>
+            <w:tcW w:type="dxa" w:w="360"/>
+            <w:tcBorders>
+              <w:top w:val="none" w:color="FFFFFF" w:sz="0"/>
+              <w:left w:val="none" w:color="FFFFFF" w:sz="0"/>
+              <w:bottom w:val="none" w:color="FFFFFF" w:sz="0"/>
+              <w:right w:val="none" w:color="FFFFFF" w:sz="0"/>
+            </w:tcBorders>
+            <w:vAlign w:val="center"/>
+          </w:tcPr>
+          <w:p>
+            <w:pPr>
+              <w:jc w:val="center"/>
+            </w:pPr>
+            <w:r>
+              <w:rPr>
+                <w:rFonts w:ascii="Calibri" w:cs="Calibri" w:eastAsia="Calibri" w:hAnsi="Calibri"/>
+                <w:color w:val="2E7D8C"/>
+                <w:sz w:val="22"/>
+                <w:szCs w:val="22"/>
+              </w:rPr>
+              <w:t xml:space="preserve">►</w:t>
+            </w:r>
+          </w:p>
+        </w:tc>
+        <w:tc>
+          <w:tcPr>
+            <w:tcW w:type="dxa" w:w="2592"/>
+            <w:tcBorders>
+              <w:top w:val="single" w:color="2E7D8C" w:sz="6"/>
+              <w:left w:val="single" w:color="2E7D8C" w:sz="6"/>
+              <w:bottom w:val="single" w:color="2E7D8C" w:sz="6"/>
+              <w:right w:val="single" w:color="2E7D8C" w:sz="6"/>
+            </w:tcBorders>
+            <w:shd w:fill="EAF2F5" w:color="auto" w:val="clear"/>
+            <w:tcMar>
+              <w:top w:type="dxa" w:w="100"/>
+              <w:left w:type="dxa" w:w="110"/>
+              <w:bottom w:type="dxa" w:w="100"/>
+              <w:right w:type="dxa" w:w="110"/>
+            </w:tcMar>
+          </w:tcPr>
+          <w:p>
+            <w:pPr>
+              <w:spacing w:after="60"/>
+            </w:pPr>
+            <w:r>
+              <w:rPr>
+                <w:rFonts w:ascii="Calibri" w:cs="Calibri" w:eastAsia="Calibri" w:hAnsi="Calibri"/>
+                <w:b/>
+                <w:bCs/>
+                <w:color w:val="1F3A5F"/>
+                <w:sz w:val="20"/>
+                <w:szCs w:val="20"/>
+              </w:rPr>
+              <w:t xml:space="preserve">2 · Consumido</w:t>
+            </w:r>
+          </w:p>
+          <w:p>
+            <w:pPr>
+              <w:spacing w:after="0"/>
+            </w:pPr>
+            <w:r>
+              <w:rPr>
+                <w:rFonts w:ascii="Calibri" w:cs="Calibri" w:eastAsia="Calibri" w:hAnsi="Calibri"/>
+                <w:sz w:val="18"/>
+                <w:szCs w:val="18"/>
+              </w:rPr>
+              <w:t xml:space="preserve">El usuario elige el subproducto y hace clic en su consumido</w:t>
+            </w:r>
+          </w:p>
+        </w:tc>
+        <w:tc>
+          <w:tcPr>
+            <w:tcW w:type="dxa" w:w="360"/>
+            <w:tcBorders>
+              <w:top w:val="none" w:color="FFFFFF" w:sz="0"/>
+              <w:left w:val="none" w:color="FFFFFF" w:sz="0"/>
+              <w:bottom w:val="none" w:color="FFFFFF" w:sz="0"/>
+              <w:right w:val="none" w:color="FFFFFF" w:sz="0"/>
+            </w:tcBorders>
+            <w:vAlign w:val="center"/>
+          </w:tcPr>
+          <w:p>
+            <w:pPr>
+              <w:jc w:val="center"/>
+            </w:pPr>
+            <w:r>
+              <w:rPr>
+                <w:rFonts w:ascii="Calibri" w:cs="Calibri" w:eastAsia="Calibri" w:hAnsi="Calibri"/>
+                <w:color w:val="2E7D8C"/>
+                <w:sz w:val="22"/>
+                <w:szCs w:val="22"/>
+              </w:rPr>
+              <w:t xml:space="preserve">►</w:t>
+            </w:r>
+          </w:p>
+        </w:tc>
+        <w:tc>
+          <w:tcPr>
+            <w:tcW w:type="dxa" w:w="2592"/>
+            <w:tcBorders>
+              <w:top w:val="single" w:color="2E7D8C" w:sz="6"/>
+              <w:left w:val="single" w:color="2E7D8C" w:sz="6"/>
+              <w:bottom w:val="single" w:color="2E7D8C" w:sz="6"/>
+              <w:right w:val="single" w:color="2E7D8C" w:sz="6"/>
+            </w:tcBorders>
+            <w:shd w:fill="EAF2F5" w:color="auto" w:val="clear"/>
+            <w:tcMar>
+              <w:top w:type="dxa" w:w="100"/>
+              <w:left w:type="dxa" w:w="110"/>
+              <w:bottom w:type="dxa" w:w="100"/>
+              <w:right w:type="dxa" w:w="110"/>
+            </w:tcMar>
+          </w:tcPr>
+          <w:p>
+            <w:pPr>
+              <w:spacing w:after="60"/>
+            </w:pPr>
+            <w:r>
+              <w:rPr>
+                <w:rFonts w:ascii="Calibri" w:cs="Calibri" w:eastAsia="Calibri" w:hAnsi="Calibri"/>
+                <w:b/>
+                <w:bCs/>
+                <w:color w:val="1F3A5F"/>
+                <w:sz w:val="20"/>
+                <w:szCs w:val="20"/>
+              </w:rPr>
+              <w:t xml:space="preserve">3 · Módulo M</w:t>
+            </w:r>
+          </w:p>
+          <w:p>
+            <w:pPr>
+              <w:spacing w:after="0"/>
+            </w:pPr>
+            <w:r>
+              <w:rPr>
+                <w:rFonts w:ascii="Calibri" w:cs="Calibri" w:eastAsia="Calibri" w:hAnsi="Calibri"/>
+                <w:sz w:val="18"/>
+                <w:szCs w:val="18"/>
+              </w:rPr>
+              <w:t xml:space="preserve">Abre la visión del cliente filtrada por ese subproducto</w:t>
+            </w:r>
+          </w:p>
+        </w:tc>
+        <w:tc>
+          <w:tcPr>
+            <w:tcW w:type="dxa" w:w="360"/>
+            <w:tcBorders>
+              <w:top w:val="none" w:color="FFFFFF" w:sz="0"/>
+              <w:left w:val="none" w:color="FFFFFF" w:sz="0"/>
+              <w:bottom w:val="none" w:color="FFFFFF" w:sz="0"/>
+              <w:right w:val="none" w:color="FFFFFF" w:sz="0"/>
+            </w:tcBorders>
+            <w:vAlign w:val="center"/>
+          </w:tcPr>
+          <w:p>
+            <w:pPr>
+              <w:jc w:val="center"/>
+            </w:pPr>
+            <w:r>
+              <w:rPr>
+                <w:rFonts w:ascii="Calibri" w:cs="Calibri" w:eastAsia="Calibri" w:hAnsi="Calibri"/>
+                <w:color w:val="2E7D8C"/>
+                <w:sz w:val="22"/>
+                <w:szCs w:val="22"/>
+              </w:rPr>
+              <w:t xml:space="preserve">►</w:t>
+            </w:r>
+          </w:p>
+        </w:tc>
+        <w:tc>
+          <w:tcPr>
+            <w:tcW w:type="dxa" w:w="2592"/>
+            <w:tcBorders>
+              <w:top w:val="single" w:color="2E7D8C" w:sz="6"/>
+              <w:left w:val="single" w:color="2E7D8C" w:sz="6"/>
+              <w:bottom w:val="single" w:color="2E7D8C" w:sz="6"/>
+              <w:right w:val="single" w:color="2E7D8C" w:sz="6"/>
+            </w:tcBorders>
+            <w:shd w:fill="EAF2F5" w:color="auto" w:val="clear"/>
+            <w:tcMar>
+              <w:top w:type="dxa" w:w="100"/>
+              <w:left w:type="dxa" w:w="110"/>
+              <w:bottom w:type="dxa" w:w="100"/>
+              <w:right w:type="dxa" w:w="110"/>
+            </w:tcMar>
+          </w:tcPr>
+          <w:p>
+            <w:pPr>
+              <w:spacing w:after="60"/>
+            </w:pPr>
+            <w:r>
+              <w:rPr>
+                <w:rFonts w:ascii="Calibri" w:cs="Calibri" w:eastAsia="Calibri" w:hAnsi="Calibri"/>
+                <w:b/>
+                <w:bCs/>
+                <w:color w:val="1F3A5F"/>
+                <w:sz w:val="20"/>
+                <w:szCs w:val="20"/>
+              </w:rPr>
+              <w:t xml:space="preserve">4 · Operaciones</w:t>
+            </w:r>
+          </w:p>
+          <w:p>
+            <w:pPr>
+              <w:spacing w:after="0"/>
+            </w:pPr>
+            <w:r>
+              <w:rPr>
+                <w:rFonts w:ascii="Calibri" w:cs="Calibri" w:eastAsia="Calibri" w:hAnsi="Calibri"/>
+                <w:sz w:val="18"/>
+                <w:szCs w:val="18"/>
+              </w:rPr>
+              <w:t xml:space="preserve">Lista de operaciones concertadas, de la que vence primero a la última</w:t>
+            </w:r>
+          </w:p>
+        </w:tc>
+        <w:tc>
+          <w:tcPr>
+            <w:tcW w:type="dxa" w:w="360"/>
+            <w:tcBorders>
+              <w:top w:val="none" w:color="FFFFFF" w:sz="0"/>
+              <w:left w:val="none" w:color="FFFFFF" w:sz="0"/>
+              <w:bottom w:val="none" w:color="FFFFFF" w:sz="0"/>
+              <w:right w:val="none" w:color="FFFFFF" w:sz="0"/>
+            </w:tcBorders>
+            <w:vAlign w:val="center"/>
+          </w:tcPr>
+          <w:p>
+            <w:pPr>
+              <w:jc w:val="center"/>
+            </w:pPr>
+            <w:r>
+              <w:rPr>
+                <w:rFonts w:ascii="Calibri" w:cs="Calibri" w:eastAsia="Calibri" w:hAnsi="Calibri"/>
+                <w:color w:val="2E7D8C"/>
+                <w:sz w:val="22"/>
+                <w:szCs w:val="22"/>
+              </w:rPr>
+              <w:t xml:space="preserve">►</w:t>
+            </w:r>
+          </w:p>
+        </w:tc>
+        <w:tc>
+          <w:tcPr>
+            <w:tcW w:type="dxa" w:w="2592"/>
+            <w:tcBorders>
+              <w:top w:val="single" w:color="2E7D8C" w:sz="6"/>
+              <w:left w:val="single" w:color="2E7D8C" w:sz="6"/>
+              <w:bottom w:val="single" w:color="2E7D8C" w:sz="6"/>
+              <w:right w:val="single" w:color="2E7D8C" w:sz="6"/>
+            </w:tcBorders>
+            <w:shd w:fill="EAF2F5" w:color="auto" w:val="clear"/>
+            <w:tcMar>
+              <w:top w:type="dxa" w:w="100"/>
+              <w:left w:type="dxa" w:w="110"/>
+              <w:bottom w:type="dxa" w:w="100"/>
+              <w:right w:type="dxa" w:w="110"/>
+            </w:tcMar>
+          </w:tcPr>
+          <w:p>
+            <w:pPr>
+              <w:spacing w:after="60"/>
+            </w:pPr>
+            <w:r>
+              <w:rPr>
+                <w:rFonts w:ascii="Calibri" w:cs="Calibri" w:eastAsia="Calibri" w:hAnsi="Calibri"/>
+                <w:b/>
+                <w:bCs/>
+                <w:color w:val="1F3A5F"/>
+                <w:sz w:val="20"/>
+                <w:szCs w:val="20"/>
+              </w:rPr>
+              <w:t xml:space="preserve">5 · Detalle</w:t>
+            </w:r>
+          </w:p>
+          <w:p>
+            <w:pPr>
+              <w:spacing w:after="0"/>
+            </w:pPr>
+            <w:r>
+              <w:rPr>
+                <w:rFonts w:ascii="Calibri" w:cs="Calibri" w:eastAsia="Calibri" w:hAnsi="Calibri"/>
+                <w:sz w:val="18"/>
+                <w:szCs w:val="18"/>
+              </w:rPr>
+              <w:t xml:space="preserve">Acceso a cada operación concertada</w:t>
+            </w:r>
+          </w:p>
+        </w:tc>
+      </w:tr>
+    </w:tbl>
     <w:p>
       <w:pPr>
-        <w:spacing w:after="100" w:before="0"/>
+        <w:spacing w:after="100" w:before="160"/>
       </w:pPr>
       <w:r>
         <w:rPr>
@@ -13214,7 +13580,7 @@
           <w:sz w:val="22"/>
           <w:szCs w:val="22"/>
         </w:rPr>
-        <w:t xml:space="preserve">Desde el monto disponible de cada línea, el usuario accede a la lista de las operaciones que la consumen. La lista se ordena por vencimiento: </w:t>
+        <w:t xml:space="preserve">Desde el resumen de disponibilidad de la línea, el usuario consulta las operaciones a partir del </w:t>
       </w:r>
       <w:r>
         <w:rPr>
@@ -13224,7 +13590,25 @@
           <w:sz w:val="22"/>
           <w:szCs w:val="22"/>
         </w:rPr>
-        <w:t xml:space="preserve">desde la operación con el primer vencimiento hasta la más futura</w:t>
+        <w:t xml:space="preserve">consumido</w:t>
+      </w:r>
+      <w:r>
+        <w:rPr>
+          <w:rFonts w:ascii="Calibri" w:cs="Calibri" w:eastAsia="Calibri" w:hAnsi="Calibri"/>
+          <w:sz w:val="22"/>
+          <w:szCs w:val="22"/>
+        </w:rPr>
+        <w:t xml:space="preserve"> del subproducto que selecciona. La consulta se vincula con la visión consolidada del cliente (Módulo M), filtrada por ese subproducto, y desde ahí se accede a las operaciones concertadas, ordenadas </w:t>
+      </w:r>
+      <w:r>
+        <w:rPr>
+          <w:rFonts w:ascii="Calibri" w:cs="Calibri" w:eastAsia="Calibri" w:hAnsi="Calibri"/>
+          <w:b/>
+          <w:bCs/>
+          <w:sz w:val="22"/>
+          <w:szCs w:val="22"/>
+        </w:rPr>
+        <w:t xml:space="preserve">desde la que vence primero hasta la última</w:t>
       </w:r>
       <w:r>
         <w:rPr>
@@ -13661,74 +14045,18 @@
     </w:tbl>
     <w:p>
       <w:pPr>
-        <w:spacing w:after="80" w:before="180"/>
+        <w:spacing w:after="100" w:before="80"/>
       </w:pPr>
       <w:r>
         <w:rPr>
           <w:rFonts w:ascii="Calibri" w:cs="Calibri" w:eastAsia="Calibri" w:hAnsi="Calibri"/>
-          <w:b/>
-          <w:bCs/>
-          <w:color w:val="1F3A5F"/>
-          <w:sz w:val="24"/>
-          <w:szCs w:val="24"/>
+          <w:i/>
+          <w:iCs/>
+          <w:color w:val="5F6B76"/>
+          <w:sz w:val="19"/>
+          <w:szCs w:val="19"/>
         </w:rPr>
-        <w:t xml:space="preserve">Datos de la línea en el mismo lugar</w:t>
-      </w:r>
-    </w:p>
-    <w:p>
-      <w:pPr>
-        <w:pStyle w:val="ListParagraph"/>
-        <w:numPr>
-          <w:ilvl w:val="0"/>
-          <w:numId w:val="2"/>
-        </w:numPr>
-        <w:spacing w:after="60"/>
-      </w:pPr>
-      <w:r>
-        <w:rPr>
-          <w:rFonts w:ascii="Calibri" w:cs="Calibri" w:eastAsia="Calibri" w:hAnsi="Calibri"/>
-          <w:b/>
-          <w:bCs/>
-          <w:sz w:val="22"/>
-          <w:szCs w:val="22"/>
-        </w:rPr>
-        <w:t xml:space="preserve">Días disponibles: </w:t>
-      </w:r>
-      <w:r>
-        <w:rPr>
-          <w:rFonts w:ascii="Calibri" w:cs="Calibri" w:eastAsia="Calibri" w:hAnsi="Calibri"/>
-          <w:sz w:val="22"/>
-          <w:szCs w:val="22"/>
-        </w:rPr>
-        <w:t xml:space="preserve">cantidad de días que le quedan a la línea hasta su vencimiento.</w:t>
-      </w:r>
-    </w:p>
-    <w:p>
-      <w:pPr>
-        <w:pStyle w:val="ListParagraph"/>
-        <w:numPr>
-          <w:ilvl w:val="0"/>
-          <w:numId w:val="2"/>
-        </w:numPr>
-        <w:spacing w:after="60"/>
-      </w:pPr>
-      <w:r>
-        <w:rPr>
-          <w:rFonts w:ascii="Calibri" w:cs="Calibri" w:eastAsia="Calibri" w:hAnsi="Calibri"/>
-          <w:b/>
-          <w:bCs/>
-          <w:sz w:val="22"/>
-          <w:szCs w:val="22"/>
-        </w:rPr>
-        <w:t xml:space="preserve">Disponible: </w:t>
-      </w:r>
-      <w:r>
-        <w:rPr>
-          <w:rFonts w:ascii="Calibri" w:cs="Calibri" w:eastAsia="Calibri" w:hAnsi="Calibri"/>
-          <w:sz w:val="22"/>
-          <w:szCs w:val="22"/>
-        </w:rPr>
-        <w:t xml:space="preserve">monto que queda para nuevas operaciones, con acceso directo al detalle de las operaciones que lo consumen.</w:t>
+        <w:t xml:space="preserve">En el mismo resumen se ven los días disponibles de la línea y el monto disponible para nuevas operaciones.</w:t>
       </w:r>
     </w:p>
     <w:p>
@@ -22852,7 +23180,7 @@
                 <w:sz w:val="20"/>
                 <w:szCs w:val="20"/>
               </w:rPr>
-              <w:t xml:space="preserve">Tipo de operación, tasa, monto y vencimiento</w:t>
+              <w:t xml:space="preserve">Tipo de operación, tasa, monto y vencimiento; filtrables por subproducto y ordenadas de la que vence primero a la última. Se llega desde el consumido de la pantalla de líneas</w:t>
             </w:r>
           </w:p>
         </w:tc>
@@ -26840,7 +27168,7 @@
                 <w:sz w:val="20"/>
                 <w:szCs w:val="20"/>
               </w:rPr>
-              <w:t xml:space="preserve">Pantalla de líneas</w:t>
+              <w:t xml:space="preserve">Pantalla de líneas → Módulo M</w:t>
             </w:r>
           </w:p>
         </w:tc>
@@ -26867,7 +27195,7 @@
                 <w:sz w:val="20"/>
                 <w:szCs w:val="20"/>
               </w:rPr>
-              <w:t xml:space="preserve">Se ordenan desde el primer vencimiento hasta el más futuro; muestran tasa de operación, tasa de fondeo, vencimiento final y plazo</w:t>
+              <w:t xml:space="preserve">Desde el consumido del subproducto, abren el Módulo M filtrado; ordenadas de la que vence primero a la última</w:t>
             </w:r>
           </w:p>
         </w:tc>

--- a/Presentacion_Nueva_Aplicacion_Gestion_Middle_Office.docx
+++ b/Presentacion_Nueva_Aplicacion_Gestion_Middle_Office.docx
@@ -13201,378 +13201,12 @@
           <w:sz w:val="22"/>
           <w:szCs w:val="22"/>
         </w:rPr>
-        <w:t xml:space="preserve">Desde el consumido de cada subproducto se llega a las operaciones concertadas</w:t>
+        <w:t xml:space="preserve">Desde el disponible de la línea se accede al detalle de todas sus operaciones</w:t>
       </w:r>
     </w:p>
-    <w:tbl>
-      <w:tblPr>
-        <w:tblW w:type="dxa" w:w="14400"/>
-        <w:tblBorders>
-          <w:top w:val="single" w:color="auto" w:sz="4"/>
-          <w:left w:val="single" w:color="auto" w:sz="4"/>
-          <w:bottom w:val="single" w:color="auto" w:sz="4"/>
-          <w:right w:val="single" w:color="auto" w:sz="4"/>
-          <w:insideH w:val="single" w:color="auto" w:sz="4"/>
-          <w:insideV w:val="single" w:color="auto" w:sz="4"/>
-        </w:tblBorders>
-      </w:tblPr>
-      <w:tblGrid>
-        <w:gridCol w:w="2592"/>
-        <w:gridCol w:w="360"/>
-        <w:gridCol w:w="2592"/>
-        <w:gridCol w:w="360"/>
-        <w:gridCol w:w="2592"/>
-        <w:gridCol w:w="360"/>
-        <w:gridCol w:w="2592"/>
-        <w:gridCol w:w="360"/>
-        <w:gridCol w:w="2592"/>
-      </w:tblGrid>
-      <w:tr>
-        <w:tc>
-          <w:tcPr>
-            <w:tcW w:type="dxa" w:w="2592"/>
-            <w:tcBorders>
-              <w:top w:val="single" w:color="2E7D8C" w:sz="6"/>
-              <w:left w:val="single" w:color="2E7D8C" w:sz="6"/>
-              <w:bottom w:val="single" w:color="2E7D8C" w:sz="6"/>
-              <w:right w:val="single" w:color="2E7D8C" w:sz="6"/>
-            </w:tcBorders>
-            <w:shd w:fill="1F3A5F" w:color="auto" w:val="clear"/>
-            <w:tcMar>
-              <w:top w:type="dxa" w:w="100"/>
-              <w:left w:type="dxa" w:w="110"/>
-              <w:bottom w:type="dxa" w:w="100"/>
-              <w:right w:type="dxa" w:w="110"/>
-            </w:tcMar>
-          </w:tcPr>
-          <w:p>
-            <w:pPr>
-              <w:spacing w:after="60"/>
-            </w:pPr>
-            <w:r>
-              <w:rPr>
-                <w:rFonts w:ascii="Calibri" w:cs="Calibri" w:eastAsia="Calibri" w:hAnsi="Calibri"/>
-                <w:b/>
-                <w:bCs/>
-                <w:color w:val="FFFFFF"/>
-                <w:sz w:val="20"/>
-                <w:szCs w:val="20"/>
-              </w:rPr>
-              <w:t xml:space="preserve">1 · Resumen de la línea</w:t>
-            </w:r>
-          </w:p>
-          <w:p>
-            <w:pPr>
-              <w:spacing w:after="0"/>
-            </w:pPr>
-            <w:r>
-              <w:rPr>
-                <w:rFonts w:ascii="Calibri" w:cs="Calibri" w:eastAsia="Calibri" w:hAnsi="Calibri"/>
-                <w:color w:val="FFFFFF"/>
-                <w:sz w:val="18"/>
-                <w:szCs w:val="18"/>
-              </w:rPr>
-              <w:t xml:space="preserve">Aprobado, consumido y disponible por subproducto</w:t>
-            </w:r>
-          </w:p>
-        </w:tc>
-        <w:tc>
-          <w:tcPr>
-            <w:tcW w:type="dxa" w:w="360"/>
-            <w:tcBorders>
-              <w:top w:val="none" w:color="FFFFFF" w:sz="0"/>
-              <w:left w:val="none" w:color="FFFFFF" w:sz="0"/>
-              <w:bottom w:val="none" w:color="FFFFFF" w:sz="0"/>
-              <w:right w:val="none" w:color="FFFFFF" w:sz="0"/>
-            </w:tcBorders>
-            <w:vAlign w:val="center"/>
-          </w:tcPr>
-          <w:p>
-            <w:pPr>
-              <w:jc w:val="center"/>
-            </w:pPr>
-            <w:r>
-              <w:rPr>
-                <w:rFonts w:ascii="Calibri" w:cs="Calibri" w:eastAsia="Calibri" w:hAnsi="Calibri"/>
-                <w:color w:val="2E7D8C"/>
-                <w:sz w:val="22"/>
-                <w:szCs w:val="22"/>
-              </w:rPr>
-              <w:t xml:space="preserve">►</w:t>
-            </w:r>
-          </w:p>
-        </w:tc>
-        <w:tc>
-          <w:tcPr>
-            <w:tcW w:type="dxa" w:w="2592"/>
-            <w:tcBorders>
-              <w:top w:val="single" w:color="2E7D8C" w:sz="6"/>
-              <w:left w:val="single" w:color="2E7D8C" w:sz="6"/>
-              <w:bottom w:val="single" w:color="2E7D8C" w:sz="6"/>
-              <w:right w:val="single" w:color="2E7D8C" w:sz="6"/>
-            </w:tcBorders>
-            <w:shd w:fill="EAF2F5" w:color="auto" w:val="clear"/>
-            <w:tcMar>
-              <w:top w:type="dxa" w:w="100"/>
-              <w:left w:type="dxa" w:w="110"/>
-              <w:bottom w:type="dxa" w:w="100"/>
-              <w:right w:type="dxa" w:w="110"/>
-            </w:tcMar>
-          </w:tcPr>
-          <w:p>
-            <w:pPr>
-              <w:spacing w:after="60"/>
-            </w:pPr>
-            <w:r>
-              <w:rPr>
-                <w:rFonts w:ascii="Calibri" w:cs="Calibri" w:eastAsia="Calibri" w:hAnsi="Calibri"/>
-                <w:b/>
-                <w:bCs/>
-                <w:color w:val="1F3A5F"/>
-                <w:sz w:val="20"/>
-                <w:szCs w:val="20"/>
-              </w:rPr>
-              <w:t xml:space="preserve">2 · Consumido</w:t>
-            </w:r>
-          </w:p>
-          <w:p>
-            <w:pPr>
-              <w:spacing w:after="0"/>
-            </w:pPr>
-            <w:r>
-              <w:rPr>
-                <w:rFonts w:ascii="Calibri" w:cs="Calibri" w:eastAsia="Calibri" w:hAnsi="Calibri"/>
-                <w:sz w:val="18"/>
-                <w:szCs w:val="18"/>
-              </w:rPr>
-              <w:t xml:space="preserve">El usuario elige el subproducto y hace clic en su consumido</w:t>
-            </w:r>
-          </w:p>
-        </w:tc>
-        <w:tc>
-          <w:tcPr>
-            <w:tcW w:type="dxa" w:w="360"/>
-            <w:tcBorders>
-              <w:top w:val="none" w:color="FFFFFF" w:sz="0"/>
-              <w:left w:val="none" w:color="FFFFFF" w:sz="0"/>
-              <w:bottom w:val="none" w:color="FFFFFF" w:sz="0"/>
-              <w:right w:val="none" w:color="FFFFFF" w:sz="0"/>
-            </w:tcBorders>
-            <w:vAlign w:val="center"/>
-          </w:tcPr>
-          <w:p>
-            <w:pPr>
-              <w:jc w:val="center"/>
-            </w:pPr>
-            <w:r>
-              <w:rPr>
-                <w:rFonts w:ascii="Calibri" w:cs="Calibri" w:eastAsia="Calibri" w:hAnsi="Calibri"/>
-                <w:color w:val="2E7D8C"/>
-                <w:sz w:val="22"/>
-                <w:szCs w:val="22"/>
-              </w:rPr>
-              <w:t xml:space="preserve">►</w:t>
-            </w:r>
-          </w:p>
-        </w:tc>
-        <w:tc>
-          <w:tcPr>
-            <w:tcW w:type="dxa" w:w="2592"/>
-            <w:tcBorders>
-              <w:top w:val="single" w:color="2E7D8C" w:sz="6"/>
-              <w:left w:val="single" w:color="2E7D8C" w:sz="6"/>
-              <w:bottom w:val="single" w:color="2E7D8C" w:sz="6"/>
-              <w:right w:val="single" w:color="2E7D8C" w:sz="6"/>
-            </w:tcBorders>
-            <w:shd w:fill="EAF2F5" w:color="auto" w:val="clear"/>
-            <w:tcMar>
-              <w:top w:type="dxa" w:w="100"/>
-              <w:left w:type="dxa" w:w="110"/>
-              <w:bottom w:type="dxa" w:w="100"/>
-              <w:right w:type="dxa" w:w="110"/>
-            </w:tcMar>
-          </w:tcPr>
-          <w:p>
-            <w:pPr>
-              <w:spacing w:after="60"/>
-            </w:pPr>
-            <w:r>
-              <w:rPr>
-                <w:rFonts w:ascii="Calibri" w:cs="Calibri" w:eastAsia="Calibri" w:hAnsi="Calibri"/>
-                <w:b/>
-                <w:bCs/>
-                <w:color w:val="1F3A5F"/>
-                <w:sz w:val="20"/>
-                <w:szCs w:val="20"/>
-              </w:rPr>
-              <w:t xml:space="preserve">3 · Módulo M</w:t>
-            </w:r>
-          </w:p>
-          <w:p>
-            <w:pPr>
-              <w:spacing w:after="0"/>
-            </w:pPr>
-            <w:r>
-              <w:rPr>
-                <w:rFonts w:ascii="Calibri" w:cs="Calibri" w:eastAsia="Calibri" w:hAnsi="Calibri"/>
-                <w:sz w:val="18"/>
-                <w:szCs w:val="18"/>
-              </w:rPr>
-              <w:t xml:space="preserve">Abre la visión del cliente filtrada por ese subproducto</w:t>
-            </w:r>
-          </w:p>
-        </w:tc>
-        <w:tc>
-          <w:tcPr>
-            <w:tcW w:type="dxa" w:w="360"/>
-            <w:tcBorders>
-              <w:top w:val="none" w:color="FFFFFF" w:sz="0"/>
-              <w:left w:val="none" w:color="FFFFFF" w:sz="0"/>
-              <w:bottom w:val="none" w:color="FFFFFF" w:sz="0"/>
-              <w:right w:val="none" w:color="FFFFFF" w:sz="0"/>
-            </w:tcBorders>
-            <w:vAlign w:val="center"/>
-          </w:tcPr>
-          <w:p>
-            <w:pPr>
-              <w:jc w:val="center"/>
-            </w:pPr>
-            <w:r>
-              <w:rPr>
-                <w:rFonts w:ascii="Calibri" w:cs="Calibri" w:eastAsia="Calibri" w:hAnsi="Calibri"/>
-                <w:color w:val="2E7D8C"/>
-                <w:sz w:val="22"/>
-                <w:szCs w:val="22"/>
-              </w:rPr>
-              <w:t xml:space="preserve">►</w:t>
-            </w:r>
-          </w:p>
-        </w:tc>
-        <w:tc>
-          <w:tcPr>
-            <w:tcW w:type="dxa" w:w="2592"/>
-            <w:tcBorders>
-              <w:top w:val="single" w:color="2E7D8C" w:sz="6"/>
-              <w:left w:val="single" w:color="2E7D8C" w:sz="6"/>
-              <w:bottom w:val="single" w:color="2E7D8C" w:sz="6"/>
-              <w:right w:val="single" w:color="2E7D8C" w:sz="6"/>
-            </w:tcBorders>
-            <w:shd w:fill="EAF2F5" w:color="auto" w:val="clear"/>
-            <w:tcMar>
-              <w:top w:type="dxa" w:w="100"/>
-              <w:left w:type="dxa" w:w="110"/>
-              <w:bottom w:type="dxa" w:w="100"/>
-              <w:right w:type="dxa" w:w="110"/>
-            </w:tcMar>
-          </w:tcPr>
-          <w:p>
-            <w:pPr>
-              <w:spacing w:after="60"/>
-            </w:pPr>
-            <w:r>
-              <w:rPr>
-                <w:rFonts w:ascii="Calibri" w:cs="Calibri" w:eastAsia="Calibri" w:hAnsi="Calibri"/>
-                <w:b/>
-                <w:bCs/>
-                <w:color w:val="1F3A5F"/>
-                <w:sz w:val="20"/>
-                <w:szCs w:val="20"/>
-              </w:rPr>
-              <w:t xml:space="preserve">4 · Operaciones</w:t>
-            </w:r>
-          </w:p>
-          <w:p>
-            <w:pPr>
-              <w:spacing w:after="0"/>
-            </w:pPr>
-            <w:r>
-              <w:rPr>
-                <w:rFonts w:ascii="Calibri" w:cs="Calibri" w:eastAsia="Calibri" w:hAnsi="Calibri"/>
-                <w:sz w:val="18"/>
-                <w:szCs w:val="18"/>
-              </w:rPr>
-              <w:t xml:space="preserve">Lista de operaciones concertadas, de la que vence primero a la última</w:t>
-            </w:r>
-          </w:p>
-        </w:tc>
-        <w:tc>
-          <w:tcPr>
-            <w:tcW w:type="dxa" w:w="360"/>
-            <w:tcBorders>
-              <w:top w:val="none" w:color="FFFFFF" w:sz="0"/>
-              <w:left w:val="none" w:color="FFFFFF" w:sz="0"/>
-              <w:bottom w:val="none" w:color="FFFFFF" w:sz="0"/>
-              <w:right w:val="none" w:color="FFFFFF" w:sz="0"/>
-            </w:tcBorders>
-            <w:vAlign w:val="center"/>
-          </w:tcPr>
-          <w:p>
-            <w:pPr>
-              <w:jc w:val="center"/>
-            </w:pPr>
-            <w:r>
-              <w:rPr>
-                <w:rFonts w:ascii="Calibri" w:cs="Calibri" w:eastAsia="Calibri" w:hAnsi="Calibri"/>
-                <w:color w:val="2E7D8C"/>
-                <w:sz w:val="22"/>
-                <w:szCs w:val="22"/>
-              </w:rPr>
-              <w:t xml:space="preserve">►</w:t>
-            </w:r>
-          </w:p>
-        </w:tc>
-        <w:tc>
-          <w:tcPr>
-            <w:tcW w:type="dxa" w:w="2592"/>
-            <w:tcBorders>
-              <w:top w:val="single" w:color="2E7D8C" w:sz="6"/>
-              <w:left w:val="single" w:color="2E7D8C" w:sz="6"/>
-              <w:bottom w:val="single" w:color="2E7D8C" w:sz="6"/>
-              <w:right w:val="single" w:color="2E7D8C" w:sz="6"/>
-            </w:tcBorders>
-            <w:shd w:fill="EAF2F5" w:color="auto" w:val="clear"/>
-            <w:tcMar>
-              <w:top w:type="dxa" w:w="100"/>
-              <w:left w:type="dxa" w:w="110"/>
-              <w:bottom w:type="dxa" w:w="100"/>
-              <w:right w:type="dxa" w:w="110"/>
-            </w:tcMar>
-          </w:tcPr>
-          <w:p>
-            <w:pPr>
-              <w:spacing w:after="60"/>
-            </w:pPr>
-            <w:r>
-              <w:rPr>
-                <w:rFonts w:ascii="Calibri" w:cs="Calibri" w:eastAsia="Calibri" w:hAnsi="Calibri"/>
-                <w:b/>
-                <w:bCs/>
-                <w:color w:val="1F3A5F"/>
-                <w:sz w:val="20"/>
-                <w:szCs w:val="20"/>
-              </w:rPr>
-              <w:t xml:space="preserve">5 · Detalle</w:t>
-            </w:r>
-          </w:p>
-          <w:p>
-            <w:pPr>
-              <w:spacing w:after="0"/>
-            </w:pPr>
-            <w:r>
-              <w:rPr>
-                <w:rFonts w:ascii="Calibri" w:cs="Calibri" w:eastAsia="Calibri" w:hAnsi="Calibri"/>
-                <w:sz w:val="18"/>
-                <w:szCs w:val="18"/>
-              </w:rPr>
-              <w:t xml:space="preserve">Acceso a cada operación concertada</w:t>
-            </w:r>
-          </w:p>
-        </w:tc>
-      </w:tr>
-    </w:tbl>
     <w:p>
       <w:pPr>
-        <w:spacing w:after="100" w:before="160"/>
+        <w:spacing w:after="100" w:before="0"/>
       </w:pPr>
       <w:r>
         <w:rPr>
@@ -13580,7 +13214,7 @@
           <w:sz w:val="22"/>
           <w:szCs w:val="22"/>
         </w:rPr>
-        <w:t xml:space="preserve">Desde el resumen de disponibilidad de la línea, el usuario consulta las operaciones a partir del </w:t>
+        <w:t xml:space="preserve">Desde el monto disponible de cada línea, el usuario accede a la lista de las operaciones que la consumen. La lista se ordena por vencimiento: </w:t>
       </w:r>
       <w:r>
         <w:rPr>
@@ -13590,25 +13224,7 @@
           <w:sz w:val="22"/>
           <w:szCs w:val="22"/>
         </w:rPr>
-        <w:t xml:space="preserve">consumido</w:t>
-      </w:r>
-      <w:r>
-        <w:rPr>
-          <w:rFonts w:ascii="Calibri" w:cs="Calibri" w:eastAsia="Calibri" w:hAnsi="Calibri"/>
-          <w:sz w:val="22"/>
-          <w:szCs w:val="22"/>
-        </w:rPr>
-        <w:t xml:space="preserve"> del subproducto que selecciona. La consulta se vincula con la visión consolidada del cliente (Módulo M), filtrada por ese subproducto, y desde ahí se accede a las operaciones concertadas, ordenadas </w:t>
-      </w:r>
-      <w:r>
-        <w:rPr>
-          <w:rFonts w:ascii="Calibri" w:cs="Calibri" w:eastAsia="Calibri" w:hAnsi="Calibri"/>
-          <w:b/>
-          <w:bCs/>
-          <w:sz w:val="22"/>
-          <w:szCs w:val="22"/>
-        </w:rPr>
-        <w:t xml:space="preserve">desde la que vence primero hasta la última</w:t>
+        <w:t xml:space="preserve">desde la operación con el primer vencimiento hasta la más futura</w:t>
       </w:r>
       <w:r>
         <w:rPr>
@@ -14045,18 +13661,74 @@
     </w:tbl>
     <w:p>
       <w:pPr>
-        <w:spacing w:after="100" w:before="80"/>
+        <w:spacing w:after="80" w:before="180"/>
       </w:pPr>
       <w:r>
         <w:rPr>
           <w:rFonts w:ascii="Calibri" w:cs="Calibri" w:eastAsia="Calibri" w:hAnsi="Calibri"/>
-          <w:i/>
-          <w:iCs/>
-          <w:color w:val="5F6B76"/>
-          <w:sz w:val="19"/>
-          <w:szCs w:val="19"/>
+          <w:b/>
+          <w:bCs/>
+          <w:color w:val="1F3A5F"/>
+          <w:sz w:val="24"/>
+          <w:szCs w:val="24"/>
         </w:rPr>
-        <w:t xml:space="preserve">En el mismo resumen se ven los días disponibles de la línea y el monto disponible para nuevas operaciones.</w:t>
+        <w:t xml:space="preserve">Datos de la línea en el mismo lugar</w:t>
+      </w:r>
+    </w:p>
+    <w:p>
+      <w:pPr>
+        <w:pStyle w:val="ListParagraph"/>
+        <w:numPr>
+          <w:ilvl w:val="0"/>
+          <w:numId w:val="2"/>
+        </w:numPr>
+        <w:spacing w:after="60"/>
+      </w:pPr>
+      <w:r>
+        <w:rPr>
+          <w:rFonts w:ascii="Calibri" w:cs="Calibri" w:eastAsia="Calibri" w:hAnsi="Calibri"/>
+          <w:b/>
+          <w:bCs/>
+          <w:sz w:val="22"/>
+          <w:szCs w:val="22"/>
+        </w:rPr>
+        <w:t xml:space="preserve">Días disponibles: </w:t>
+      </w:r>
+      <w:r>
+        <w:rPr>
+          <w:rFonts w:ascii="Calibri" w:cs="Calibri" w:eastAsia="Calibri" w:hAnsi="Calibri"/>
+          <w:sz w:val="22"/>
+          <w:szCs w:val="22"/>
+        </w:rPr>
+        <w:t xml:space="preserve">cantidad de días que le quedan a la línea hasta su vencimiento.</w:t>
+      </w:r>
+    </w:p>
+    <w:p>
+      <w:pPr>
+        <w:pStyle w:val="ListParagraph"/>
+        <w:numPr>
+          <w:ilvl w:val="0"/>
+          <w:numId w:val="2"/>
+        </w:numPr>
+        <w:spacing w:after="60"/>
+      </w:pPr>
+      <w:r>
+        <w:rPr>
+          <w:rFonts w:ascii="Calibri" w:cs="Calibri" w:eastAsia="Calibri" w:hAnsi="Calibri"/>
+          <w:b/>
+          <w:bCs/>
+          <w:sz w:val="22"/>
+          <w:szCs w:val="22"/>
+        </w:rPr>
+        <w:t xml:space="preserve">Disponible: </w:t>
+      </w:r>
+      <w:r>
+        <w:rPr>
+          <w:rFonts w:ascii="Calibri" w:cs="Calibri" w:eastAsia="Calibri" w:hAnsi="Calibri"/>
+          <w:sz w:val="22"/>
+          <w:szCs w:val="22"/>
+        </w:rPr>
+        <w:t xml:space="preserve">monto que queda para nuevas operaciones, con acceso directo al detalle de las operaciones que lo consumen.</w:t>
       </w:r>
     </w:p>
     <w:p>
@@ -23180,7 +22852,7 @@
                 <w:sz w:val="20"/>
                 <w:szCs w:val="20"/>
               </w:rPr>
-              <w:t xml:space="preserve">Tipo de operación, tasa, monto y vencimiento; filtrables por subproducto y ordenadas de la que vence primero a la última. Se llega desde el consumido de la pantalla de líneas</w:t>
+              <w:t xml:space="preserve">Tipo de operación, tasa, monto y vencimiento</w:t>
             </w:r>
           </w:p>
         </w:tc>
@@ -27168,7 +26840,7 @@
                 <w:sz w:val="20"/>
                 <w:szCs w:val="20"/>
               </w:rPr>
-              <w:t xml:space="preserve">Pantalla de líneas → Módulo M</w:t>
+              <w:t xml:space="preserve">Pantalla de líneas</w:t>
             </w:r>
           </w:p>
         </w:tc>
@@ -27195,7 +26867,7 @@
                 <w:sz w:val="20"/>
                 <w:szCs w:val="20"/>
               </w:rPr>
-              <w:t xml:space="preserve">Desde el consumido del subproducto, abren el Módulo M filtrado; ordenadas de la que vence primero a la última</w:t>
+              <w:t xml:space="preserve">Se ordenan desde el primer vencimiento hasta el más futuro; muestran tasa de operación, tasa de fondeo, vencimiento final y plazo</w:t>
             </w:r>
           </w:p>
         </w:tc>

--- a/Presentacion_Nueva_Aplicacion_Gestion_Middle_Office.docx
+++ b/Presentacion_Nueva_Aplicacion_Gestion_Middle_Office.docx
@@ -8070,7 +8070,7 @@
                 <w:sz w:val="20"/>
                 <w:szCs w:val="20"/>
               </w:rPr>
-              <w:t xml:space="preserve">Monto, moneda, subproductos y plazo</w:t>
+              <w:t xml:space="preserve">Monto, moneda, subproductos y plazo máximo de cada operación</w:t>
             </w:r>
           </w:p>
         </w:tc>
@@ -10037,6 +10037,249 @@
           <w:szCs w:val="20"/>
         </w:rPr>
         <w:t xml:space="preserve">la lista de acciones es una propuesta inicial armada a partir del relevamiento; hay que confirmarla con Riesgos, Middle Office y Red BI.</w:t>
+      </w:r>
+    </w:p>
+    <w:p>
+      <w:pPr>
+        <w:pStyle w:val="Heading1"/>
+        <w:pageBreakBefore/>
+        <w:shd w:fill="1F3A5F" w:color="auto" w:val="clear"/>
+        <w:spacing w:after="0"/>
+      </w:pPr>
+      <w:r>
+        <w:rPr>
+          <w:rFonts w:ascii="Calibri" w:cs="Calibri" w:eastAsia="Calibri" w:hAnsi="Calibri"/>
+          <w:b/>
+          <w:bCs/>
+          <w:color w:val="9FD3DE"/>
+          <w:sz w:val="30"/>
+          <w:szCs w:val="30"/>
+        </w:rPr>
+        <w:t xml:space="preserve">  07  </w:t>
+      </w:r>
+      <w:r>
+        <w:rPr>
+          <w:rFonts w:ascii="Calibri" w:cs="Calibri" w:eastAsia="Calibri" w:hAnsi="Calibri"/>
+          <w:b/>
+          <w:bCs/>
+          <w:color w:val="FFFFFF"/>
+          <w:sz w:val="34"/>
+          <w:szCs w:val="34"/>
+        </w:rPr>
+        <w:t xml:space="preserve">Módulo A · Parámetros de aprobación y reemplazos</w:t>
+      </w:r>
+    </w:p>
+    <w:p>
+      <w:pPr>
+        <w:pBdr>
+          <w:bottom w:val="single" w:color="2E7D8C" w:sz="18" w:space="1"/>
+        </w:pBdr>
+        <w:spacing w:after="220"/>
+      </w:pPr>
+      <w:r>
+        <w:rPr>
+          <w:rFonts w:ascii="Calibri" w:cs="Calibri" w:eastAsia="Calibri" w:hAnsi="Calibri"/>
+          <w:i/>
+          <w:iCs/>
+          <w:color w:val="5F6B76"/>
+          <w:sz w:val="22"/>
+          <w:szCs w:val="22"/>
+        </w:rPr>
+        <w:t xml:space="preserve">Montos de comité y subcomité, y aprobadores suplentes</w:t>
+      </w:r>
+    </w:p>
+    <w:p>
+      <w:pPr>
+        <w:spacing w:after="80" w:before="0"/>
+      </w:pPr>
+      <w:r>
+        <w:rPr>
+          <w:rFonts w:ascii="Calibri" w:cs="Calibri" w:eastAsia="Calibri" w:hAnsi="Calibri"/>
+          <w:b/>
+          <w:bCs/>
+          <w:color w:val="1F3A5F"/>
+          <w:sz w:val="24"/>
+          <w:szCs w:val="24"/>
+        </w:rPr>
+        <w:t xml:space="preserve">Montos de comité y subcomité</w:t>
+      </w:r>
+    </w:p>
+    <w:p>
+      <w:pPr>
+        <w:spacing w:after="100" w:before="0"/>
+      </w:pPr>
+      <w:r>
+        <w:rPr>
+          <w:rFonts w:ascii="Calibri" w:cs="Calibri" w:eastAsia="Calibri" w:hAnsi="Calibri"/>
+          <w:sz w:val="22"/>
+          <w:szCs w:val="22"/>
+        </w:rPr>
+        <w:t xml:space="preserve">Los montos que definen si una línea va al comité o al subcomité (hoy, hasta USD 1.000.000 o líneas corporativas hasta $1.000 millones, más las líneas de ALyC) no quedan fijos en el sistema. Una pantalla de parámetros permite cambiarlos el día que se modifiquen:</w:t>
+      </w:r>
+    </w:p>
+    <w:p>
+      <w:pPr>
+        <w:pStyle w:val="ListParagraph"/>
+        <w:numPr>
+          <w:ilvl w:val="0"/>
+          <w:numId w:val="2"/>
+        </w:numPr>
+        <w:spacing w:after="60"/>
+      </w:pPr>
+      <w:r>
+        <w:rPr>
+          <w:rFonts w:ascii="Calibri" w:cs="Calibri" w:eastAsia="Calibri" w:hAnsi="Calibri"/>
+          <w:sz w:val="22"/>
+          <w:szCs w:val="22"/>
+        </w:rPr>
+        <w:t xml:space="preserve">Se cargan los nuevos montos con su fecha de vigencia desde.</w:t>
+      </w:r>
+    </w:p>
+    <w:p>
+      <w:pPr>
+        <w:pStyle w:val="ListParagraph"/>
+        <w:numPr>
+          <w:ilvl w:val="0"/>
+          <w:numId w:val="2"/>
+        </w:numPr>
+        <w:spacing w:after="60"/>
+      </w:pPr>
+      <w:r>
+        <w:rPr>
+          <w:rFonts w:ascii="Calibri" w:cs="Calibri" w:eastAsia="Calibri" w:hAnsi="Calibri"/>
+          <w:sz w:val="22"/>
+          <w:szCs w:val="22"/>
+        </w:rPr>
+        <w:t xml:space="preserve">Las minutas toman los montos vigentes a la fecha de la minuta para sugerir la instancia.</w:t>
+      </w:r>
+    </w:p>
+    <w:p>
+      <w:pPr>
+        <w:pStyle w:val="ListParagraph"/>
+        <w:numPr>
+          <w:ilvl w:val="0"/>
+          <w:numId w:val="2"/>
+        </w:numPr>
+        <w:spacing w:after="60"/>
+      </w:pPr>
+      <w:r>
+        <w:rPr>
+          <w:rFonts w:ascii="Calibri" w:cs="Calibri" w:eastAsia="Calibri" w:hAnsi="Calibri"/>
+          <w:sz w:val="22"/>
+          <w:szCs w:val="22"/>
+        </w:rPr>
+        <w:t xml:space="preserve">Se guarda el historial: quién cambió los montos, cuándo y desde qué fecha rigen.</w:t>
+      </w:r>
+    </w:p>
+    <w:p>
+      <w:pPr>
+        <w:spacing w:after="80" w:before="180"/>
+      </w:pPr>
+      <w:r>
+        <w:rPr>
+          <w:rFonts w:ascii="Calibri" w:cs="Calibri" w:eastAsia="Calibri" w:hAnsi="Calibri"/>
+          <w:b/>
+          <w:bCs/>
+          <w:color w:val="1F3A5F"/>
+          <w:sz w:val="24"/>
+          <w:szCs w:val="24"/>
+        </w:rPr>
+        <w:t xml:space="preserve">Reemplazo de aprobadores</w:t>
+      </w:r>
+    </w:p>
+    <w:p>
+      <w:pPr>
+        <w:spacing w:after="100" w:before="0"/>
+      </w:pPr>
+      <w:r>
+        <w:rPr>
+          <w:rFonts w:ascii="Calibri" w:cs="Calibri" w:eastAsia="Calibri" w:hAnsi="Calibri"/>
+          <w:sz w:val="22"/>
+          <w:szCs w:val="22"/>
+        </w:rPr>
+        <w:t xml:space="preserve">Cuando un aprobador no está (gerente comercial, gerente de Riesgos o CEO), el sistema permite asignar un reemplazo para que la minuta no quede frenada:</w:t>
+      </w:r>
+    </w:p>
+    <w:p>
+      <w:pPr>
+        <w:pStyle w:val="ListParagraph"/>
+        <w:numPr>
+          <w:ilvl w:val="0"/>
+          <w:numId w:val="2"/>
+        </w:numPr>
+        <w:spacing w:after="60"/>
+      </w:pPr>
+      <w:r>
+        <w:rPr>
+          <w:rFonts w:ascii="Calibri" w:cs="Calibri" w:eastAsia="Calibri" w:hAnsi="Calibri"/>
+          <w:sz w:val="22"/>
+          <w:szCs w:val="22"/>
+        </w:rPr>
+        <w:t xml:space="preserve">Se designa el suplente para cada aprobador, con su período de vigencia (desde / hasta).</w:t>
+      </w:r>
+    </w:p>
+    <w:p>
+      <w:pPr>
+        <w:pStyle w:val="ListParagraph"/>
+        <w:numPr>
+          <w:ilvl w:val="0"/>
+          <w:numId w:val="2"/>
+        </w:numPr>
+        <w:spacing w:after="60"/>
+      </w:pPr>
+      <w:r>
+        <w:rPr>
+          <w:rFonts w:ascii="Calibri" w:cs="Calibri" w:eastAsia="Calibri" w:hAnsi="Calibri"/>
+          <w:sz w:val="22"/>
+          <w:szCs w:val="22"/>
+        </w:rPr>
+        <w:t xml:space="preserve">Durante ese período, las aprobaciones se rutean al suplente.</w:t>
+      </w:r>
+    </w:p>
+    <w:p>
+      <w:pPr>
+        <w:pStyle w:val="ListParagraph"/>
+        <w:numPr>
+          <w:ilvl w:val="0"/>
+          <w:numId w:val="2"/>
+        </w:numPr>
+        <w:spacing w:after="60"/>
+      </w:pPr>
+      <w:r>
+        <w:rPr>
+          <w:rFonts w:ascii="Calibri" w:cs="Calibri" w:eastAsia="Calibri" w:hAnsi="Calibri"/>
+          <w:sz w:val="22"/>
+          <w:szCs w:val="22"/>
+        </w:rPr>
+        <w:t xml:space="preserve">La aprobación queda registrada a nombre del suplente, indicando a quién reemplaza.</w:t>
+      </w:r>
+    </w:p>
+    <w:p>
+      <w:pPr>
+        <w:pBdr>
+          <w:left w:val="single" w:color="2E7D8C" w:sz="24" w:space="8"/>
+        </w:pBdr>
+        <w:shd w:fill="EAF2F5" w:color="auto" w:val="clear"/>
+        <w:spacing w:after="120" w:before="160"/>
+        <w:ind w:left="120"/>
+      </w:pPr>
+      <w:r>
+        <w:rPr>
+          <w:rFonts w:ascii="Calibri" w:cs="Calibri" w:eastAsia="Calibri" w:hAnsi="Calibri"/>
+          <w:b/>
+          <w:bCs/>
+          <w:sz w:val="20"/>
+          <w:szCs w:val="20"/>
+        </w:rPr>
+        <w:t xml:space="preserve">A definir: </w:t>
+      </w:r>
+      <w:r>
+        <w:rPr>
+          <w:rFonts w:ascii="Calibri" w:cs="Calibri" w:eastAsia="Calibri" w:hAnsi="Calibri"/>
+          <w:sz w:val="20"/>
+          <w:szCs w:val="20"/>
+        </w:rPr>
+        <w:t xml:space="preserve">quién puede modificar los montos de comité y subcomité, y quién designa los reemplazos de los aprobadores.</w:t>
       </w:r>
     </w:p>
     <w:p>
@@ -15320,7 +15563,7 @@
                 <w:sz w:val="18"/>
                 <w:szCs w:val="18"/>
               </w:rPr>
-              <w:t xml:space="preserve">Línea y 15% de la RPC; garantía con OK de Activas</w:t>
+              <w:t xml:space="preserve">Plazo de la minuta, línea y 15% de la RPC; garantía con OK de Activas</w:t>
             </w:r>
           </w:p>
         </w:tc>
@@ -15707,7 +15950,7 @@
                 <w:sz w:val="20"/>
                 <w:szCs w:val="20"/>
               </w:rPr>
-              <w:t xml:space="preserve">Costo de fondeo</w:t>
+              <w:t xml:space="preserve">Plazo</w:t>
             </w:r>
           </w:p>
         </w:tc>
@@ -15733,7 +15976,7 @@
                 <w:sz w:val="20"/>
                 <w:szCs w:val="20"/>
               </w:rPr>
-              <w:t xml:space="preserve">No queda asociado</w:t>
+              <w:t xml:space="preserve">Sin control contra la minuta</w:t>
             </w:r>
           </w:p>
         </w:tc>
@@ -15759,7 +16002,7 @@
                 <w:sz w:val="20"/>
                 <w:szCs w:val="20"/>
               </w:rPr>
-              <w:t xml:space="preserve">Se asocia automáticamente según el plazo máximo del acuerdo (Módulo E)</w:t>
+              <w:t xml:space="preserve">No permite un plazo mayor al aprobado en la minuta para ese subproducto y cliente</w:t>
             </w:r>
           </w:p>
         </w:tc>
@@ -15788,7 +16031,7 @@
                 <w:sz w:val="20"/>
                 <w:szCs w:val="20"/>
               </w:rPr>
-              <w:t xml:space="preserve">Tasa</w:t>
+              <w:t xml:space="preserve">Costo de fondeo</w:t>
             </w:r>
           </w:p>
         </w:tc>
@@ -15815,7 +16058,7 @@
                 <w:sz w:val="20"/>
                 <w:szCs w:val="20"/>
               </w:rPr>
-              <w:t xml:space="preserve">Sin validación</w:t>
+              <w:t xml:space="preserve">No queda asociado</w:t>
             </w:r>
           </w:p>
         </w:tc>
@@ -15842,7 +16085,7 @@
                 <w:sz w:val="20"/>
                 <w:szCs w:val="20"/>
               </w:rPr>
-              <w:t xml:space="preserve">Valida que la tasa sea superior a la tasa mínima cargada por Mesa (Módulo E)</w:t>
+              <w:t xml:space="preserve">Se asocia automáticamente según el plazo máximo del acuerdo (Módulo E)</w:t>
             </w:r>
           </w:p>
         </w:tc>
@@ -15870,7 +16113,7 @@
                 <w:sz w:val="20"/>
                 <w:szCs w:val="20"/>
               </w:rPr>
-              <w:t xml:space="preserve">Fraccionamiento</w:t>
+              <w:t xml:space="preserve">Tasa</w:t>
             </w:r>
           </w:p>
         </w:tc>
@@ -15896,7 +16139,7 @@
                 <w:sz w:val="20"/>
                 <w:szCs w:val="20"/>
               </w:rPr>
-              <w:t xml:space="preserve">Lo controla un analista de Riesgos</w:t>
+              <w:t xml:space="preserve">Sin validación</w:t>
             </w:r>
           </w:p>
         </w:tc>
@@ -15922,7 +16165,7 @@
                 <w:sz w:val="20"/>
                 <w:szCs w:val="20"/>
               </w:rPr>
-              <w:t xml:space="preserve">Control automático: la suma de operaciones no supera la línea del grupo y el grupo no supera el 15% de la RPC del banco</w:t>
+              <w:t xml:space="preserve">Valida que la tasa sea superior a la tasa mínima cargada por Mesa (Módulo E)</w:t>
             </w:r>
           </w:p>
         </w:tc>
@@ -15951,7 +16194,7 @@
                 <w:sz w:val="20"/>
                 <w:szCs w:val="20"/>
               </w:rPr>
-              <w:t xml:space="preserve">Full numerales</w:t>
+              <w:t xml:space="preserve">Fraccionamiento</w:t>
             </w:r>
           </w:p>
         </w:tc>
@@ -15978,7 +16221,7 @@
                 <w:sz w:val="20"/>
                 <w:szCs w:val="20"/>
               </w:rPr>
-              <w:t xml:space="preserve">Sin distinción</w:t>
+              <w:t xml:space="preserve">Lo controla un analista de Riesgos</w:t>
             </w:r>
           </w:p>
         </w:tc>
@@ -16005,7 +16248,7 @@
                 <w:sz w:val="20"/>
                 <w:szCs w:val="20"/>
               </w:rPr>
-              <w:t xml:space="preserve">Se elige si es full numerales; se consumen primero esos acuerdos (p. ej. C1 a C5) y después los sin full numerales (C6 a C9)</w:t>
+              <w:t xml:space="preserve">Control automático: la suma de operaciones no supera la línea del grupo y el grupo no supera el 15% de la RPC del banco</w:t>
             </w:r>
           </w:p>
         </w:tc>
@@ -16033,7 +16276,7 @@
                 <w:sz w:val="20"/>
                 <w:szCs w:val="20"/>
               </w:rPr>
-              <w:t xml:space="preserve">Garantías</w:t>
+              <w:t xml:space="preserve">Full numerales</w:t>
             </w:r>
           </w:p>
         </w:tc>
@@ -16059,7 +16302,7 @@
                 <w:sz w:val="20"/>
                 <w:szCs w:val="20"/>
               </w:rPr>
-              <w:t xml:space="preserve">Fuera del circuito</w:t>
+              <w:t xml:space="preserve">Sin distinción</w:t>
             </w:r>
           </w:p>
         </w:tc>
@@ -16085,7 +16328,7 @@
                 <w:sz w:val="20"/>
                 <w:szCs w:val="20"/>
               </w:rPr>
-              <w:t xml:space="preserve">Se carga la garantía, va al OK de Activas y, aprobada, se rutea dando de alta la garantía y el acuerdo</w:t>
+              <w:t xml:space="preserve">Se elige si es full numerales; se consumen primero esos acuerdos (p. ej. C1 a C5) y después los sin full numerales (C6 a C9)</w:t>
             </w:r>
           </w:p>
         </w:tc>
@@ -16114,6 +16357,88 @@
                 <w:sz w:val="20"/>
                 <w:szCs w:val="20"/>
               </w:rPr>
+              <w:t xml:space="preserve">Garantías</w:t>
+            </w:r>
+          </w:p>
+        </w:tc>
+        <w:tc>
+          <w:tcPr>
+            <w:tcW w:type="dxa" w:w="4400"/>
+            <w:shd w:fill="EAF2F5" w:color="auto" w:val="clear"/>
+            <w:tcMar>
+              <w:top w:type="dxa" w:w="80"/>
+              <w:left w:type="dxa" w:w="120"/>
+              <w:bottom w:type="dxa" w:w="80"/>
+              <w:right w:type="dxa" w:w="120"/>
+            </w:tcMar>
+          </w:tcPr>
+          <w:p>
+            <w:pPr>
+              <w:spacing w:after="40"/>
+            </w:pPr>
+            <w:r>
+              <w:rPr>
+                <w:rFonts w:ascii="Calibri" w:cs="Calibri" w:eastAsia="Calibri" w:hAnsi="Calibri"/>
+                <w:b w:val="false"/>
+                <w:bCs w:val="false"/>
+                <w:sz w:val="20"/>
+                <w:szCs w:val="20"/>
+              </w:rPr>
+              <w:t xml:space="preserve">Fuera del circuito</w:t>
+            </w:r>
+          </w:p>
+        </w:tc>
+        <w:tc>
+          <w:tcPr>
+            <w:tcW w:type="dxa" w:w="7400"/>
+            <w:shd w:fill="EAF2F5" w:color="auto" w:val="clear"/>
+            <w:tcMar>
+              <w:top w:type="dxa" w:w="80"/>
+              <w:left w:type="dxa" w:w="120"/>
+              <w:bottom w:type="dxa" w:w="80"/>
+              <w:right w:type="dxa" w:w="120"/>
+            </w:tcMar>
+          </w:tcPr>
+          <w:p>
+            <w:pPr>
+              <w:spacing w:after="40"/>
+            </w:pPr>
+            <w:r>
+              <w:rPr>
+                <w:rFonts w:ascii="Calibri" w:cs="Calibri" w:eastAsia="Calibri" w:hAnsi="Calibri"/>
+                <w:b w:val="false"/>
+                <w:bCs w:val="false"/>
+                <w:sz w:val="20"/>
+                <w:szCs w:val="20"/>
+              </w:rPr>
+              <w:t xml:space="preserve">Se carga la garantía, va al OK de Activas y, aprobada, se rutea dando de alta la garantía y el acuerdo</w:t>
+            </w:r>
+          </w:p>
+        </w:tc>
+      </w:tr>
+      <w:tr>
+        <w:tc>
+          <w:tcPr>
+            <w:tcW w:type="dxa" w:w="2600"/>
+            <w:tcMar>
+              <w:top w:type="dxa" w:w="80"/>
+              <w:left w:type="dxa" w:w="120"/>
+              <w:bottom w:type="dxa" w:w="80"/>
+              <w:right w:type="dxa" w:w="120"/>
+            </w:tcMar>
+          </w:tcPr>
+          <w:p>
+            <w:pPr>
+              <w:spacing w:after="40"/>
+            </w:pPr>
+            <w:r>
+              <w:rPr>
+                <w:rFonts w:ascii="Calibri" w:cs="Calibri" w:eastAsia="Calibri" w:hAnsi="Calibri"/>
+                <w:b/>
+                <w:bCs/>
+                <w:sz w:val="20"/>
+                <w:szCs w:val="20"/>
+              </w:rPr>
               <w:t xml:space="preserve">Ruteo a Riesgos</w:t>
             </w:r>
           </w:p>
@@ -16121,7 +16446,6 @@
         <w:tc>
           <w:tcPr>
             <w:tcW w:type="dxa" w:w="4400"/>
-            <w:shd w:fill="EAF2F5" w:color="auto" w:val="clear"/>
             <w:tcMar>
               <w:top w:type="dxa" w:w="80"/>
               <w:left w:type="dxa" w:w="120"/>
@@ -16148,7 +16472,6 @@
         <w:tc>
           <w:tcPr>
             <w:tcW w:type="dxa" w:w="7400"/>
-            <w:shd w:fill="EAF2F5" w:color="auto" w:val="clear"/>
             <w:tcMar>
               <w:top w:type="dxa" w:w="80"/>
               <w:left w:type="dxa" w:w="120"/>
@@ -16601,7 +16924,7 @@
                 <w:sz w:val="18"/>
                 <w:szCs w:val="18"/>
               </w:rPr>
-              <w:t xml:space="preserve">Costo de fondeo, tasa mínima, línea y 15% de la RPC</w:t>
+              <w:t xml:space="preserve">Costo de fondeo, tasa mínima, plazo de la minuta, línea y 15% de la RPC</w:t>
             </w:r>
           </w:p>
         </w:tc>
@@ -17042,7 +17365,7 @@
                 <w:sz w:val="20"/>
                 <w:szCs w:val="20"/>
               </w:rPr>
-              <w:t xml:space="preserve">Tasa superior a la mínima de Mesa, línea disponible y límite del 15% de la RPC del grupo económico</w:t>
+              <w:t xml:space="preserve">Plazo no mayor al aprobado en la minuta para ese subproducto, tasa superior a la mínima de Mesa, línea disponible y límite del 15% de la RPC del grupo económico</w:t>
             </w:r>
           </w:p>
         </w:tc>
@@ -25572,7 +25895,7 @@
                 <w:sz w:val="20"/>
                 <w:szCs w:val="20"/>
               </w:rPr>
-              <w:t xml:space="preserve">Subcomité: hasta USD 1.000.000, corporativas hasta $1.000 millones o líneas de ALyC; el resto, comité</w:t>
+              <w:t xml:space="preserve">Según los montos parametrizados vigentes (hoy: subcomité hasta USD 1.000.000, corporativas hasta $1.000 millones o ALyC; el resto, comité)</w:t>
             </w:r>
           </w:p>
         </w:tc>
@@ -27033,6 +27356,169 @@
                 <w:szCs w:val="20"/>
               </w:rPr>
               <w:t xml:space="preserve">Solo por actualización del tipo de cambio: la pide Middle Office y la autoriza el gerente de Riesgos</w:t>
+            </w:r>
+          </w:p>
+        </w:tc>
+      </w:tr>
+      <w:tr>
+        <w:tc>
+          <w:tcPr>
+            <w:tcW w:type="dxa" w:w="3600"/>
+            <w:tcMar>
+              <w:top w:type="dxa" w:w="80"/>
+              <w:left w:type="dxa" w:w="120"/>
+              <w:bottom w:type="dxa" w:w="80"/>
+              <w:right w:type="dxa" w:w="120"/>
+            </w:tcMar>
+          </w:tcPr>
+          <w:p>
+            <w:pPr>
+              <w:spacing w:after="40"/>
+            </w:pPr>
+            <w:r>
+              <w:rPr>
+                <w:rFonts w:ascii="Calibri" w:cs="Calibri" w:eastAsia="Calibri" w:hAnsi="Calibri"/>
+                <w:b/>
+                <w:bCs/>
+                <w:sz w:val="20"/>
+                <w:szCs w:val="20"/>
+              </w:rPr>
+              <w:t xml:space="preserve">Plazo por operación</w:t>
+            </w:r>
+          </w:p>
+        </w:tc>
+        <w:tc>
+          <w:tcPr>
+            <w:tcW w:type="dxa" w:w="3000"/>
+            <w:tcMar>
+              <w:top w:type="dxa" w:w="80"/>
+              <w:left w:type="dxa" w:w="120"/>
+              <w:bottom w:type="dxa" w:w="80"/>
+              <w:right w:type="dxa" w:w="120"/>
+            </w:tcMar>
+          </w:tcPr>
+          <w:p>
+            <w:pPr>
+              <w:spacing w:after="40"/>
+            </w:pPr>
+            <w:r>
+              <w:rPr>
+                <w:rFonts w:ascii="Calibri" w:cs="Calibri" w:eastAsia="Calibri" w:hAnsi="Calibri"/>
+                <w:b w:val="false"/>
+                <w:bCs w:val="false"/>
+                <w:sz w:val="20"/>
+                <w:szCs w:val="20"/>
+              </w:rPr>
+              <w:t xml:space="preserve">Todas las operaciones</w:t>
+            </w:r>
+          </w:p>
+        </w:tc>
+        <w:tc>
+          <w:tcPr>
+            <w:tcW w:type="dxa" w:w="7800"/>
+            <w:tcMar>
+              <w:top w:type="dxa" w:w="80"/>
+              <w:left w:type="dxa" w:w="120"/>
+              <w:bottom w:type="dxa" w:w="80"/>
+              <w:right w:type="dxa" w:w="120"/>
+            </w:tcMar>
+          </w:tcPr>
+          <w:p>
+            <w:pPr>
+              <w:spacing w:after="40"/>
+            </w:pPr>
+            <w:r>
+              <w:rPr>
+                <w:rFonts w:ascii="Calibri" w:cs="Calibri" w:eastAsia="Calibri" w:hAnsi="Calibri"/>
+                <w:b w:val="false"/>
+                <w:bCs w:val="false"/>
+                <w:sz w:val="20"/>
+                <w:szCs w:val="20"/>
+              </w:rPr>
+              <w:t xml:space="preserve">El plazo no puede superar el aprobado en la minuta para ese subproducto y cliente</w:t>
+            </w:r>
+          </w:p>
+        </w:tc>
+      </w:tr>
+      <w:tr>
+        <w:tc>
+          <w:tcPr>
+            <w:tcW w:type="dxa" w:w="3600"/>
+            <w:shd w:fill="EAF2F5" w:color="auto" w:val="clear"/>
+            <w:tcMar>
+              <w:top w:type="dxa" w:w="80"/>
+              <w:left w:type="dxa" w:w="120"/>
+              <w:bottom w:type="dxa" w:w="80"/>
+              <w:right w:type="dxa" w:w="120"/>
+            </w:tcMar>
+          </w:tcPr>
+          <w:p>
+            <w:pPr>
+              <w:spacing w:after="40"/>
+            </w:pPr>
+            <w:r>
+              <w:rPr>
+                <w:rFonts w:ascii="Calibri" w:cs="Calibri" w:eastAsia="Calibri" w:hAnsi="Calibri"/>
+                <w:b/>
+                <w:bCs/>
+                <w:sz w:val="20"/>
+                <w:szCs w:val="20"/>
+              </w:rPr>
+              <w:t xml:space="preserve">Reemplazo de aprobadores</w:t>
+            </w:r>
+          </w:p>
+        </w:tc>
+        <w:tc>
+          <w:tcPr>
+            <w:tcW w:type="dxa" w:w="3000"/>
+            <w:shd w:fill="EAF2F5" w:color="auto" w:val="clear"/>
+            <w:tcMar>
+              <w:top w:type="dxa" w:w="80"/>
+              <w:left w:type="dxa" w:w="120"/>
+              <w:bottom w:type="dxa" w:w="80"/>
+              <w:right w:type="dxa" w:w="120"/>
+            </w:tcMar>
+          </w:tcPr>
+          <w:p>
+            <w:pPr>
+              <w:spacing w:after="40"/>
+            </w:pPr>
+            <w:r>
+              <w:rPr>
+                <w:rFonts w:ascii="Calibri" w:cs="Calibri" w:eastAsia="Calibri" w:hAnsi="Calibri"/>
+                <w:b w:val="false"/>
+                <w:bCs w:val="false"/>
+                <w:sz w:val="20"/>
+                <w:szCs w:val="20"/>
+              </w:rPr>
+              <w:t xml:space="preserve">Minuta</w:t>
+            </w:r>
+          </w:p>
+        </w:tc>
+        <w:tc>
+          <w:tcPr>
+            <w:tcW w:type="dxa" w:w="7800"/>
+            <w:shd w:fill="EAF2F5" w:color="auto" w:val="clear"/>
+            <w:tcMar>
+              <w:top w:type="dxa" w:w="80"/>
+              <w:left w:type="dxa" w:w="120"/>
+              <w:bottom w:type="dxa" w:w="80"/>
+              <w:right w:type="dxa" w:w="120"/>
+            </w:tcMar>
+          </w:tcPr>
+          <w:p>
+            <w:pPr>
+              <w:spacing w:after="40"/>
+            </w:pPr>
+            <w:r>
+              <w:rPr>
+                <w:rFonts w:ascii="Calibri" w:cs="Calibri" w:eastAsia="Calibri" w:hAnsi="Calibri"/>
+                <w:b w:val="false"/>
+                <w:bCs w:val="false"/>
+                <w:sz w:val="20"/>
+                <w:szCs w:val="20"/>
+              </w:rPr>
+              <w:t xml:space="preserve">Con un suplente vigente, la aprobación se rutea a él y queda registrada a su nombre</w:t>
             </w:r>
           </w:p>
         </w:tc>
@@ -33036,6 +33522,24 @@
           <w:szCs w:val="22"/>
         </w:rPr>
         <w:t xml:space="preserve">Permisos de los oficiales sobre carteras ajenas.</w:t>
+      </w:r>
+    </w:p>
+    <w:p>
+      <w:pPr>
+        <w:pStyle w:val="ListParagraph"/>
+        <w:numPr>
+          <w:ilvl w:val="0"/>
+          <w:numId w:val="2"/>
+        </w:numPr>
+        <w:spacing w:after="60"/>
+      </w:pPr>
+      <w:r>
+        <w:rPr>
+          <w:rFonts w:ascii="Calibri" w:cs="Calibri" w:eastAsia="Calibri" w:hAnsi="Calibri"/>
+          <w:sz w:val="22"/>
+          <w:szCs w:val="22"/>
+        </w:rPr>
+        <w:t xml:space="preserve">Quién modifica los montos de comité y subcomité, y quién designa los reemplazos de los aprobadores.</w:t>
       </w:r>
     </w:p>
     <w:p>
